--- a/docs/SDS/Karta_Charakterystyki_8034055535448_SDS_ORCHIDEA_E_VANIGLIA_V2_PL.docx
+++ b/docs/SDS/Karta_Charakterystyki_8034055535448_SDS_ORCHIDEA_E_VANIGLIA_V2_PL.docx
@@ -39,7 +39,7 @@
           <w:sz w:val="16"/>
           <w:szCs w:val="16"/>
         </w:rPr>
-        <w:t xml:space="preserve">Data wystawienia: 14.09.2026</w:t>
+        <w:t xml:space="preserve">Data wystawienia: 15.09.2026</w:t>
       </w:r>
       <w:r>
         <w:rPr>
@@ -47,7 +47,7 @@
           <w:szCs w:val="16"/>
         </w:rPr>
         <w:t xml:space="preserve">
-Wersja: undefined</w:t>
+Wersja: 1.0 PL</w:t>
       </w:r>
     </w:p>
     <w:p>
@@ -163,7 +163,7 @@
           <w:sz w:val="20"/>
           <w:szCs w:val="20"/>
         </w:rPr>
-        <w:t xml:space="preserve"> Odświeżacz powietrza (dyfuzor zapachowy do wnętrz).</w:t>
+        <w:t xml:space="preserve"> Zastosowanie konsumenckie: odświeżacz powietrza (dyfuzor zapachowy do wnętrz).</w:t>
       </w:r>
     </w:p>
     <w:p>
@@ -186,7 +186,7 @@
           <w:sz w:val="20"/>
           <w:szCs w:val="20"/>
         </w:rPr>
-        <w:t xml:space="preserve"> Wszelkie inne zastosowania nieprzewidziane przez producenta.</w:t>
+        <w:t xml:space="preserve"> Wszelkie inne zastosowania nieprzewidziane przez producenta (nie stosować do celów przemysłowych ani profesjonalnych).</w:t>
       </w:r>
     </w:p>
     <w:p>
@@ -519,130 +519,77 @@
     </w:p>
     <w:p>
       <w:pPr>
-        <w:spacing w:after="80" w:before="150"/>
-      </w:pPr>
-      <w:r>
-        <w:rPr>
-          <w:rFonts w:ascii="Arial" w:cs="Arial" w:eastAsia="Arial" w:hAnsi="Arial"/>
-          <w:b/>
-          <w:bCs/>
-          <w:sz w:val="20"/>
-          <w:szCs w:val="20"/>
-        </w:rPr>
-        <w:t xml:space="preserve">Piktogramy określające rodzaj zagrożenia i hasło ostrzegawcze</w:t>
-      </w:r>
-    </w:p>
-    <w:p>
-      <w:pPr>
-        <w:spacing w:after="100" w:before="60"/>
-      </w:pPr>
-      <w:r>
-        <w:drawing>
-          <wp:inline distT="0" distB="0" distL="0" distR="0">
-            <wp:extent cx="714375" cy="714375"/>
-            <wp:effectExtent t="0" r="0" b="0" l="0"/>
-            <wp:docPr id="1" name="" descr="" title=""/>
-            <wp:cNvGraphicFramePr>
-              <a:graphicFrameLocks xmlns:a="http://schemas.openxmlformats.org/drawingml/2006/main" noChangeAspect="1"/>
-            </wp:cNvGraphicFramePr>
-            <a:graphic xmlns:a="http://schemas.openxmlformats.org/drawingml/2006/main">
-              <a:graphicData uri="http://schemas.openxmlformats.org/drawingml/2006/picture">
-                <pic:pic xmlns:pic="http://schemas.openxmlformats.org/drawingml/2006/picture">
-                  <pic:nvPicPr>
-                    <pic:cNvPr id="0" name="" descr=""/>
-                    <pic:cNvPicPr>
-                      <a:picLocks noChangeAspect="1" noChangeArrowheads="1"/>
-                    </pic:cNvPicPr>
-                  </pic:nvPicPr>
-                  <pic:blipFill>
-                    <a:blip r:embed="rId9" cstate="none"/>
-                    <a:srcRect/>
-                    <a:stretch>
-                      <a:fillRect/>
-                    </a:stretch>
-                  </pic:blipFill>
-                  <pic:spPr bwMode="auto">
-                    <a:xfrm>
-                      <a:off x="0" y="0"/>
-                      <a:ext cx="714375" cy="714375"/>
-                    </a:xfrm>
-                    <a:prstGeom prst="rect">
-                      <a:avLst/>
-                    </a:prstGeom>
-                  </pic:spPr>
-                </pic:pic>
-              </a:graphicData>
-            </a:graphic>
-          </wp:inline>
-        </w:drawing>
-      </w:r>
-      <w:r>
-        <w:drawing>
-          <wp:inline distT="0" distB="0" distL="0" distR="0">
-            <wp:extent cx="714375" cy="714375"/>
-            <wp:effectExtent t="0" r="0" b="0" l="0"/>
-            <wp:docPr id="1" name="" descr="" title=""/>
-            <wp:cNvGraphicFramePr>
-              <a:graphicFrameLocks xmlns:a="http://schemas.openxmlformats.org/drawingml/2006/main" noChangeAspect="1"/>
-            </wp:cNvGraphicFramePr>
-            <a:graphic xmlns:a="http://schemas.openxmlformats.org/drawingml/2006/main">
-              <a:graphicData uri="http://schemas.openxmlformats.org/drawingml/2006/picture">
-                <pic:pic xmlns:pic="http://schemas.openxmlformats.org/drawingml/2006/picture">
-                  <pic:nvPicPr>
-                    <pic:cNvPr id="0" name="" descr=""/>
-                    <pic:cNvPicPr>
-                      <a:picLocks noChangeAspect="1" noChangeArrowheads="1"/>
-                    </pic:cNvPicPr>
-                  </pic:nvPicPr>
-                  <pic:blipFill>
-                    <a:blip r:embed="rId10" cstate="none"/>
-                    <a:srcRect/>
-                    <a:stretch>
-                      <a:fillRect/>
-                    </a:stretch>
-                  </pic:blipFill>
-                  <pic:spPr bwMode="auto">
-                    <a:xfrm>
-                      <a:off x="0" y="0"/>
-                      <a:ext cx="714375" cy="714375"/>
-                    </a:xfrm>
-                    <a:prstGeom prst="rect">
-                      <a:avLst/>
-                    </a:prstGeom>
-                  </pic:spPr>
-                </pic:pic>
-              </a:graphicData>
-            </a:graphic>
-          </wp:inline>
-        </w:drawing>
-      </w:r>
-    </w:p>
-    <w:p>
-      <w:pPr>
-        <w:spacing w:after="80"/>
-      </w:pPr>
-      <w:r>
-        <w:rPr>
-          <w:rFonts w:ascii="Arial" w:cs="Arial" w:eastAsia="Arial" w:hAnsi="Arial"/>
-          <w:sz w:val="20"/>
-          <w:szCs w:val="20"/>
-        </w:rPr>
-        <w:t xml:space="preserve">Niebezpieczeństwo</w:t>
-      </w:r>
-    </w:p>
-    <w:p>
-      <w:pPr>
-        <w:spacing w:after="80" w:before="150"/>
-      </w:pPr>
-      <w:r>
-        <w:rPr>
-          <w:rFonts w:ascii="Arial" w:cs="Arial" w:eastAsia="Arial" w:hAnsi="Arial"/>
-          <w:b/>
-          <w:bCs/>
-          <w:sz w:val="20"/>
-          <w:szCs w:val="20"/>
-        </w:rPr>
-        <w:t xml:space="preserve">Nazwy niebezpiecznych substancji wymienione na etykiecie</w:t>
+        <w:spacing w:after="80"/>
+      </w:pPr>
+      <w:r>
+        <w:rPr>
+          <w:rFonts w:ascii="Arial" w:cs="Arial" w:eastAsia="Arial" w:hAnsi="Arial"/>
+          <w:sz w:val="20"/>
+          <w:szCs w:val="20"/>
+        </w:rPr>
+        <w:t xml:space="preserve">Piktogramy określające rodzaj zagrożenia:</w:t>
+      </w:r>
+    </w:p>
+    <w:p>
+      <w:pPr>
+        <w:spacing w:after="80"/>
+      </w:pPr>
+      <w:r>
+        <w:rPr>
+          <w:rFonts w:ascii="Arial" w:cs="Arial" w:eastAsia="Arial" w:hAnsi="Arial"/>
+          <w:sz w:val="20"/>
+          <w:szCs w:val="20"/>
+        </w:rPr>
+        <w:t xml:space="preserve">GH02: płomień</w:t>
+      </w:r>
+    </w:p>
+    <w:p>
+      <w:pPr>
+        <w:spacing w:after="80"/>
+      </w:pPr>
+      <w:r>
+        <w:rPr>
+          <w:rFonts w:ascii="Arial" w:cs="Arial" w:eastAsia="Arial" w:hAnsi="Arial"/>
+          <w:sz w:val="20"/>
+          <w:szCs w:val="20"/>
+        </w:rPr>
+        <w:t xml:space="preserve">GH07: wykrzyknik</w:t>
+      </w:r>
+    </w:p>
+    <w:p>
+      <w:pPr>
+        <w:spacing w:after="80" w:before="80"/>
+      </w:pPr>
+      <w:r>
+        <w:rPr>
+          <w:rFonts w:ascii="Arial" w:cs="Arial" w:eastAsia="Arial" w:hAnsi="Arial"/>
+          <w:b/>
+          <w:bCs/>
+          <w:sz w:val="20"/>
+          <w:szCs w:val="20"/>
+        </w:rPr>
+        <w:t xml:space="preserve">Hasło ostrzegawcze:</w:t>
+      </w:r>
+      <w:r>
+        <w:rPr>
+          <w:rFonts w:ascii="Arial" w:cs="Arial" w:eastAsia="Arial" w:hAnsi="Arial"/>
+          <w:sz w:val="20"/>
+          <w:szCs w:val="20"/>
+        </w:rPr>
+        <w:t xml:space="preserve"> Niebezpieczeństwo</w:t>
+      </w:r>
+    </w:p>
+    <w:p>
+      <w:pPr>
+        <w:spacing w:after="80"/>
+      </w:pPr>
+      <w:r>
+        <w:rPr>
+          <w:rFonts w:ascii="Arial" w:cs="Arial" w:eastAsia="Arial" w:hAnsi="Arial"/>
+          <w:sz w:val="20"/>
+          <w:szCs w:val="20"/>
+        </w:rPr>
+        <w:t xml:space="preserve">Nazwy niebezpiecznych substancji wymienione na etykiecie:</w:t>
       </w:r>
     </w:p>
     <w:p>
@@ -660,17 +607,15 @@
     </w:p>
     <w:p>
       <w:pPr>
-        <w:spacing w:after="80" w:before="150"/>
-      </w:pPr>
-      <w:r>
-        <w:rPr>
-          <w:rFonts w:ascii="Arial" w:cs="Arial" w:eastAsia="Arial" w:hAnsi="Arial"/>
-          <w:b/>
-          <w:bCs/>
-          <w:sz w:val="20"/>
-          <w:szCs w:val="20"/>
-        </w:rPr>
-        <w:t xml:space="preserve">Zwroty wskazujące rodzaj zagrożenia</w:t>
+        <w:spacing w:after="80"/>
+      </w:pPr>
+      <w:r>
+        <w:rPr>
+          <w:rFonts w:ascii="Arial" w:cs="Arial" w:eastAsia="Arial" w:hAnsi="Arial"/>
+          <w:sz w:val="20"/>
+          <w:szCs w:val="20"/>
+        </w:rPr>
+        <w:t xml:space="preserve">Zwroty wskazujące rodzaj zagrożenia:</w:t>
       </w:r>
     </w:p>
     <w:p>
@@ -701,17 +646,15 @@
     </w:p>
     <w:p>
       <w:pPr>
-        <w:spacing w:after="80" w:before="150"/>
-      </w:pPr>
-      <w:r>
-        <w:rPr>
-          <w:rFonts w:ascii="Arial" w:cs="Arial" w:eastAsia="Arial" w:hAnsi="Arial"/>
-          <w:b/>
-          <w:bCs/>
-          <w:sz w:val="20"/>
-          <w:szCs w:val="20"/>
-        </w:rPr>
-        <w:t xml:space="preserve">Zwroty wskazujące środki ostrożności</w:t>
+        <w:spacing w:after="80"/>
+      </w:pPr>
+      <w:r>
+        <w:rPr>
+          <w:rFonts w:ascii="Arial" w:cs="Arial" w:eastAsia="Arial" w:hAnsi="Arial"/>
+          <w:sz w:val="20"/>
+          <w:szCs w:val="20"/>
+        </w:rPr>
+        <w:t xml:space="preserve">Zwroty wskazujące środki ostrożności:</w:t>
       </w:r>
     </w:p>
     <w:p>
@@ -802,35 +745,20 @@
           <w:sz w:val="20"/>
           <w:szCs w:val="20"/>
         </w:rPr>
-        <w:t xml:space="preserve">P302+P352 W PRZYPADKU KONTAKTU ZE SKÓRĄ: Umyć dużą ilością wody z mydłem.</w:t>
-      </w:r>
-    </w:p>
-    <w:p>
-      <w:pPr>
-        <w:spacing w:after="80" w:before="150"/>
-      </w:pPr>
-      <w:r>
-        <w:rPr>
-          <w:rFonts w:ascii="Arial" w:cs="Arial" w:eastAsia="Arial" w:hAnsi="Arial"/>
-          <w:b/>
-          <w:bCs/>
-          <w:sz w:val="20"/>
-          <w:szCs w:val="20"/>
-        </w:rPr>
-        <w:t xml:space="preserve">Informacje uzupełniające</w:t>
-      </w:r>
-    </w:p>
-    <w:p>
-      <w:pPr>
-        <w:spacing w:after="80"/>
-      </w:pPr>
-      <w:r>
-        <w:rPr>
-          <w:rFonts w:ascii="Arial" w:cs="Arial" w:eastAsia="Arial" w:hAnsi="Arial"/>
-          <w:sz w:val="20"/>
-          <w:szCs w:val="20"/>
-        </w:rPr>
-        <w:t xml:space="preserve">EUH208 Zawiera: kumaryna (2H-chromen-2-on). Może powodować wystąpienie reakcji alergicznej.</w:t>
+        <w:t xml:space="preserve">Informacje uzupełniające:</w:t>
+      </w:r>
+    </w:p>
+    <w:p>
+      <w:pPr>
+        <w:spacing w:after="80"/>
+      </w:pPr>
+      <w:r>
+        <w:rPr>
+          <w:rFonts w:ascii="Arial" w:cs="Arial" w:eastAsia="Arial" w:hAnsi="Arial"/>
+          <w:sz w:val="20"/>
+          <w:szCs w:val="20"/>
+        </w:rPr>
+        <w:t xml:space="preserve">EUH208 Zawiera kumarynę (2H-chromen-2-on). Może powodować wystąpienie reakcji alergicznej.</w:t>
       </w:r>
     </w:p>
     <w:p>
@@ -858,20 +786,20 @@
           <w:sz w:val="20"/>
           <w:szCs w:val="20"/>
         </w:rPr>
-        <w:t xml:space="preserve">Produkt nie zawiera składników wpisanych do wykazu ustanowionego zgodnie z art. 59 ust. 1 jako posiadające właściwości zaburzające funkcjonowanie układu hormonalnego ani składników o właściwościach zaburzających funkcjonowanie układu hormonalnego zgodnie z kryteriami określonymi w rozporządzeniu 2017/2100/UE lub rozporządzeniu 2018/605/UE w stężeniu równym lub większym od 0,1 %.</w:t>
-      </w:r>
-    </w:p>
-    <w:p>
-      <w:pPr>
-        <w:spacing w:after="80"/>
-      </w:pPr>
-      <w:r>
-        <w:rPr>
-          <w:rFonts w:ascii="Arial" w:cs="Arial" w:eastAsia="Arial" w:hAnsi="Arial"/>
-          <w:sz w:val="20"/>
-          <w:szCs w:val="20"/>
-        </w:rPr>
-        <w:t xml:space="preserve">Komponenty mieszaniny nie spełniają kryteriów PBT lub vPvB zgodnie z załącznikiem XIII rozporządzenia REACH.</w:t>
+        <w:t xml:space="preserve">Produkt nie zawiera substancji spełniających kryteria PBT lub vPvB zgodnie z załącznikiem XIII do rozporządzenia (WE) nr 1907/2006 (REACH) w stężeniu ≥ 0,1% wag.</w:t>
+      </w:r>
+    </w:p>
+    <w:p>
+      <w:pPr>
+        <w:spacing w:after="80"/>
+      </w:pPr>
+      <w:r>
+        <w:rPr>
+          <w:rFonts w:ascii="Arial" w:cs="Arial" w:eastAsia="Arial" w:hAnsi="Arial"/>
+          <w:sz w:val="20"/>
+          <w:szCs w:val="20"/>
+        </w:rPr>
+        <w:t xml:space="preserve">Produkt nie zawiera substancji o właściwościach zaburzających funkcjonowanie układu hormonalnego zgodnie z kryteriami określonymi w rozporządzeniu delegowanym Komisji (UE) 2017/2100 lub rozporządzeniu Komisji (UE) 2018/605 w stężeniu ≥ 0,1% wag.</w:t>
       </w:r>
     </w:p>
     <w:p>
@@ -1749,7 +1677,7 @@
           <w:sz w:val="22"/>
           <w:szCs w:val="22"/>
         </w:rPr>
-        <w:t xml:space="preserve">SEKCJA 4</w:t>
+        <w:t xml:space="preserve">SEKCJA 4. ŚRODKI PIERWSZEJ POMOCY</w:t>
       </w:r>
     </w:p>
     <w:p>
@@ -1777,46 +1705,233 @@
           <w:sz w:val="20"/>
           <w:szCs w:val="20"/>
         </w:rPr>
-        <w:t xml:space="preserve">W przypadku wdychania: Wyprowadzić poszkodowanego na świeże powietrze. W razie złego samopoczucia zasięgnąć porady lekarza.</w:t>
-      </w:r>
-    </w:p>
-    <w:p>
-      <w:pPr>
-        <w:spacing w:after="80"/>
-      </w:pPr>
-      <w:r>
-        <w:rPr>
-          <w:rFonts w:ascii="Arial" w:cs="Arial" w:eastAsia="Arial" w:hAnsi="Arial"/>
-          <w:sz w:val="20"/>
-          <w:szCs w:val="20"/>
-        </w:rPr>
-        <w:t xml:space="preserve">W przypadku kontaktu ze skórą: Zdjąć zanieczyszczoną odzież. Umyć skórę dużą ilością wody z mydłem. W przypadku podrażnienia skonsultować się z lekarzem.</w:t>
-      </w:r>
-    </w:p>
-    <w:p>
-      <w:pPr>
-        <w:spacing w:after="80"/>
-      </w:pPr>
-      <w:r>
-        <w:rPr>
-          <w:rFonts w:ascii="Arial" w:cs="Arial" w:eastAsia="Arial" w:hAnsi="Arial"/>
-          <w:sz w:val="20"/>
-          <w:szCs w:val="20"/>
-        </w:rPr>
-        <w:t xml:space="preserve">W przypadku kontaktu z oczami: Płukać ostrożnie wodą przez kilka minut. Wyjąć soczewki kontaktowe, jeżeli są i można je łatwo usunąć. Kontynuować płukanie. W razie utrzymywania się podrażnienia zgłosić się do okulisty.</w:t>
-      </w:r>
-    </w:p>
-    <w:p>
-      <w:pPr>
-        <w:spacing w:after="80"/>
-      </w:pPr>
-      <w:r>
-        <w:rPr>
-          <w:rFonts w:ascii="Arial" w:cs="Arial" w:eastAsia="Arial" w:hAnsi="Arial"/>
-          <w:sz w:val="20"/>
-          <w:szCs w:val="20"/>
-        </w:rPr>
-        <w:t xml:space="preserve">W przypadku połknięcia: Dokładnie wypłukać usta wodą. Nie wywoływać wymiotów bez konsultacji lekarskiej. Pokazać kartę charakterystyki lub etykietę.</w:t>
+        <w:t xml:space="preserve">W razie wątpliwości lub w przypadku wystąpienia objawów należy skontaktować się z lekarzem i pokazać mu niniejszą kartę.</w:t>
+      </w:r>
+    </w:p>
+    <w:p>
+      <w:pPr>
+        <w:spacing w:after="80"/>
+      </w:pPr>
+      <w:r>
+        <w:rPr>
+          <w:rFonts w:ascii="Arial" w:cs="Arial" w:eastAsia="Arial" w:hAnsi="Arial"/>
+          <w:sz w:val="20"/>
+          <w:szCs w:val="20"/>
+        </w:rPr>
+        <w:t xml:space="preserve">W przypadku wystąpienia cięższych objawów należy wezwać natychmiastową pomoc medyczną.</w:t>
+      </w:r>
+    </w:p>
+    <w:p>
+      <w:pPr>
+        <w:spacing w:after="80" w:before="80"/>
+      </w:pPr>
+      <w:r>
+        <w:rPr>
+          <w:rFonts w:ascii="Arial" w:cs="Arial" w:eastAsia="Arial" w:hAnsi="Arial"/>
+          <w:b/>
+          <w:bCs/>
+          <w:sz w:val="20"/>
+          <w:szCs w:val="20"/>
+        </w:rPr>
+        <w:t xml:space="preserve">W KONTAKCIE Z OCZAMI:</w:t>
+      </w:r>
+      <w:r>
+        <w:rPr>
+          <w:rFonts w:ascii="Arial" w:cs="Arial" w:eastAsia="Arial" w:hAnsi="Arial"/>
+          <w:sz w:val="20"/>
+          <w:szCs w:val="20"/>
+        </w:rPr>
+        <w:t xml:space="preserve"> Wyjąć soczewki kontaktowe, jeżeli są i można je łatwo usunąć. Natychmiast przepłukiwać dużą ilością wody przez co najmniej 15 minut, całkowicie otwierając powieki. Zasięgnąć porady / zgłosić się pod opiekę lekarza.</w:t>
+      </w:r>
+    </w:p>
+    <w:p>
+      <w:pPr>
+        <w:spacing w:after="80" w:before="80"/>
+      </w:pPr>
+      <w:r>
+        <w:rPr>
+          <w:rFonts w:ascii="Arial" w:cs="Arial" w:eastAsia="Arial" w:hAnsi="Arial"/>
+          <w:b/>
+          <w:bCs/>
+          <w:sz w:val="20"/>
+          <w:szCs w:val="20"/>
+        </w:rPr>
+        <w:t xml:space="preserve">W KONTAKCIE ZE SKÓRĄ:</w:t>
+      </w:r>
+      <w:r>
+        <w:rPr>
+          <w:rFonts w:ascii="Arial" w:cs="Arial" w:eastAsia="Arial" w:hAnsi="Arial"/>
+          <w:sz w:val="20"/>
+          <w:szCs w:val="20"/>
+        </w:rPr>
+        <w:t xml:space="preserve"> Zdjąć zanieczyszczoną odzież. Natychmiast i dokładnie zmyć bieżącą wodą (oraz mydłem, jeśli to możliwe). Zasięgnąć porady lekarza. Unikać ponownego kontaktu ze skażoną odzieżą.</w:t>
+      </w:r>
+    </w:p>
+    <w:p>
+      <w:pPr>
+        <w:spacing w:after="80" w:before="80"/>
+      </w:pPr>
+      <w:r>
+        <w:rPr>
+          <w:rFonts w:ascii="Arial" w:cs="Arial" w:eastAsia="Arial" w:hAnsi="Arial"/>
+          <w:b/>
+          <w:bCs/>
+          <w:sz w:val="20"/>
+          <w:szCs w:val="20"/>
+        </w:rPr>
+        <w:t xml:space="preserve">W PRZYPADKU SPOŻYCIA:</w:t>
+      </w:r>
+      <w:r>
+        <w:rPr>
+          <w:rFonts w:ascii="Arial" w:cs="Arial" w:eastAsia="Arial" w:hAnsi="Arial"/>
+          <w:sz w:val="20"/>
+          <w:szCs w:val="20"/>
+        </w:rPr>
+        <w:t xml:space="preserve"> Nie wywoływać wymiotów, chyba że zostało to wyraźnie zalecone przez lekarza. Nigdy nie podawać niczego doustnie osobie nieprzytomnej. Zasięgnąć porady / zgłosić się pod opiekę lekarza.</w:t>
+      </w:r>
+    </w:p>
+    <w:p>
+      <w:pPr>
+        <w:spacing w:after="80" w:before="80"/>
+      </w:pPr>
+      <w:r>
+        <w:rPr>
+          <w:rFonts w:ascii="Arial" w:cs="Arial" w:eastAsia="Arial" w:hAnsi="Arial"/>
+          <w:b/>
+          <w:bCs/>
+          <w:sz w:val="20"/>
+          <w:szCs w:val="20"/>
+        </w:rPr>
+        <w:t xml:space="preserve">PO NARAŻENIU DROGĄ ODDECHOWĄ:</w:t>
+      </w:r>
+      <w:r>
+        <w:rPr>
+          <w:rFonts w:ascii="Arial" w:cs="Arial" w:eastAsia="Arial" w:hAnsi="Arial"/>
+          <w:sz w:val="20"/>
+          <w:szCs w:val="20"/>
+        </w:rPr>
+        <w:t xml:space="preserve"> Wyprowadzić lub wynieść poszkodowanego na świeże powietrze, z dala od miejsca wypadku. Zasięgnąć porady / zgłosić się pod opiekę lekarza.</w:t>
+      </w:r>
+    </w:p>
+    <w:p>
+      <w:pPr>
+        <w:spacing w:after="80"/>
+      </w:pPr>
+      <w:r>
+        <w:rPr>
+          <w:rFonts w:ascii="Arial" w:cs="Arial" w:eastAsia="Arial" w:hAnsi="Arial"/>
+          <w:sz w:val="20"/>
+          <w:szCs w:val="20"/>
+        </w:rPr>
+        <w:t xml:space="preserve">Ochrona osób udzielających pierwszej pomocy:</w:t>
+      </w:r>
+    </w:p>
+    <w:p>
+      <w:pPr>
+        <w:spacing w:after="80"/>
+      </w:pPr>
+      <w:r>
+        <w:rPr>
+          <w:rFonts w:ascii="Arial" w:cs="Arial" w:eastAsia="Arial" w:hAnsi="Arial"/>
+          <w:sz w:val="20"/>
+          <w:szCs w:val="20"/>
+        </w:rPr>
+        <w:t xml:space="preserve">Dobrą praktyką dla osób udzielających pomocy poszkodowanemu narażonemu na działanie substancji chemicznej lub mieszaniny jest stosowanie środków ochrony indywidualnej. Rodzaj takiej ochrony zależy od poziomu zagrożenia stwarzanego przez substancję lub mieszaninę, od rodzaju narażenia oraz od stopnia skażenia. W przypadku braku innych, bardziej szczegółowych wskazań, zaleca się stosowanie rękawic jednorazowych na wypadek potencjalnego kontaktu z płynami ustrojowymi. Informacje na temat środków ochrony indywidualnej odpowiednich do właściwości substancji lub mieszaniny podano w sekcji 8.</w:t>
+      </w:r>
+    </w:p>
+    <w:p>
+      <w:pPr>
+        <w:spacing w:after="100" w:before="200"/>
+      </w:pPr>
+      <w:r>
+        <w:rPr>
+          <w:rFonts w:ascii="Arial" w:cs="Arial" w:eastAsia="Arial" w:hAnsi="Arial"/>
+          <w:b/>
+          <w:bCs/>
+          <w:sz w:val="20"/>
+          <w:szCs w:val="20"/>
+        </w:rPr>
+        <w:t xml:space="preserve">4.2. Najważniejsze ostre i opóźnione objawy oraz skutki narażenia</w:t>
+      </w:r>
+    </w:p>
+    <w:p>
+      <w:pPr>
+        <w:spacing w:after="80"/>
+      </w:pPr>
+      <w:r>
+        <w:rPr>
+          <w:rFonts w:ascii="Arial" w:cs="Arial" w:eastAsia="Arial" w:hAnsi="Arial"/>
+          <w:sz w:val="20"/>
+          <w:szCs w:val="20"/>
+        </w:rPr>
+        <w:t xml:space="preserve">Szczegółowe informacje dotyczące objawów i skutków wywoływanych przez produkt nie są znane.</w:t>
+      </w:r>
+    </w:p>
+    <w:p>
+      <w:pPr>
+        <w:spacing w:after="80"/>
+      </w:pPr>
+      <w:r>
+        <w:rPr>
+          <w:rFonts w:ascii="Arial" w:cs="Arial" w:eastAsia="Arial" w:hAnsi="Arial"/>
+          <w:sz w:val="20"/>
+          <w:szCs w:val="20"/>
+        </w:rPr>
+        <w:t xml:space="preserve">SKUTKI OPÓŹNIONE: Na podstawie aktualnie dostępnych informacji nie są znane przypadki wystąpienia opóźnionych skutków w następstwie narażenia na ten produkt.</w:t>
+      </w:r>
+    </w:p>
+    <w:p>
+      <w:pPr>
+        <w:spacing w:after="100" w:before="200"/>
+      </w:pPr>
+      <w:r>
+        <w:rPr>
+          <w:rFonts w:ascii="Arial" w:cs="Arial" w:eastAsia="Arial" w:hAnsi="Arial"/>
+          <w:b/>
+          <w:bCs/>
+          <w:sz w:val="20"/>
+          <w:szCs w:val="20"/>
+        </w:rPr>
+        <w:t xml:space="preserve">4.3. Wskazania dotyczące wszelkiej natychmiastowej pomocy lekarskiej i szczególnego postępowania z poszkodowanym</w:t>
+      </w:r>
+    </w:p>
+    <w:p>
+      <w:pPr>
+        <w:spacing w:after="80"/>
+      </w:pPr>
+      <w:r>
+        <w:rPr>
+          <w:rFonts w:ascii="Arial" w:cs="Arial" w:eastAsia="Arial" w:hAnsi="Arial"/>
+          <w:sz w:val="20"/>
+          <w:szCs w:val="20"/>
+        </w:rPr>
+        <w:t xml:space="preserve">W przypadku wystąpienia objawów, zarówno ostrych, jak i opóźnionych, należy skonsultować się z lekarzem.</w:t>
+      </w:r>
+    </w:p>
+    <w:p>
+      <w:pPr>
+        <w:spacing w:after="80"/>
+      </w:pPr>
+      <w:r>
+        <w:rPr>
+          <w:rFonts w:ascii="Arial" w:cs="Arial" w:eastAsia="Arial" w:hAnsi="Arial"/>
+          <w:sz w:val="20"/>
+          <w:szCs w:val="20"/>
+        </w:rPr>
+        <w:t xml:space="preserve">Środki, które powinny być dostępne w miejscu pracy w celu podjęcia natychmiastowego i specjalistycznego leczenia:</w:t>
+      </w:r>
+    </w:p>
+    <w:p>
+      <w:pPr>
+        <w:spacing w:after="80"/>
+      </w:pPr>
+      <w:r>
+        <w:rPr>
+          <w:rFonts w:ascii="Arial" w:cs="Arial" w:eastAsia="Arial" w:hAnsi="Arial"/>
+          <w:sz w:val="20"/>
+          <w:szCs w:val="20"/>
+        </w:rPr>
+        <w:t xml:space="preserve">Bieżąca woda do przemywania skóry i oczu.</w:t>
       </w:r>
     </w:p>
     <w:p>
@@ -1833,7 +1948,7 @@
           <w:sz w:val="22"/>
           <w:szCs w:val="22"/>
         </w:rPr>
-        <w:t xml:space="preserve">SEKCJA 5</w:t>
+        <w:t xml:space="preserve">SEKCJA 5. POSTĘPOWANIE W PRZYPADKU POŻARU</w:t>
       </w:r>
     </w:p>
     <w:p>
@@ -1853,48 +1968,54 @@
     </w:p>
     <w:p>
       <w:pPr>
-        <w:spacing w:after="80" w:before="80"/>
-      </w:pPr>
-      <w:r>
-        <w:rPr>
-          <w:rFonts w:ascii="Arial" w:cs="Arial" w:eastAsia="Arial" w:hAnsi="Arial"/>
-          <w:b/>
-          <w:bCs/>
-          <w:sz w:val="20"/>
-          <w:szCs w:val="20"/>
-        </w:rPr>
-        <w:t xml:space="preserve">Odpowiednie środki gaśnicze:</w:t>
-      </w:r>
-      <w:r>
-        <w:rPr>
-          <w:rFonts w:ascii="Arial" w:cs="Arial" w:eastAsia="Arial" w:hAnsi="Arial"/>
-          <w:sz w:val="20"/>
-          <w:szCs w:val="20"/>
-        </w:rPr>
-        <w:t xml:space="preserve"> Dwutlenek węgla (CO2), proszek gaśniczy, piana gaśnicza, rozproszony strumień wody.</w:t>
-      </w:r>
-    </w:p>
-    <w:p>
-      <w:pPr>
-        <w:spacing w:after="80" w:before="80"/>
-      </w:pPr>
-      <w:r>
-        <w:rPr>
-          <w:rFonts w:ascii="Arial" w:cs="Arial" w:eastAsia="Arial" w:hAnsi="Arial"/>
-          <w:b/>
-          <w:bCs/>
-          <w:sz w:val="20"/>
-          <w:szCs w:val="20"/>
-        </w:rPr>
-        <w:t xml:space="preserve">Niewłaściwe środki gaśnicze:</w:t>
-      </w:r>
-      <w:r>
-        <w:rPr>
-          <w:rFonts w:ascii="Arial" w:cs="Arial" w:eastAsia="Arial" w:hAnsi="Arial"/>
-          <w:sz w:val="20"/>
-          <w:szCs w:val="20"/>
-        </w:rPr>
-        <w:t xml:space="preserve"> Zwarty strumień wody.</w:t>
+        <w:spacing w:after="80"/>
+      </w:pPr>
+      <w:r>
+        <w:rPr>
+          <w:rFonts w:ascii="Arial" w:cs="Arial" w:eastAsia="Arial" w:hAnsi="Arial"/>
+          <w:sz w:val="20"/>
+          <w:szCs w:val="20"/>
+        </w:rPr>
+        <w:t xml:space="preserve">ODPOWIEDNIE ŚRODKI GAŚNICZE</w:t>
+      </w:r>
+    </w:p>
+    <w:p>
+      <w:pPr>
+        <w:spacing w:after="80"/>
+      </w:pPr>
+      <w:r>
+        <w:rPr>
+          <w:rFonts w:ascii="Arial" w:cs="Arial" w:eastAsia="Arial" w:hAnsi="Arial"/>
+          <w:sz w:val="20"/>
+          <w:szCs w:val="20"/>
+        </w:rPr>
+        <w:t xml:space="preserve">Odpowiednimi środkami gaśniczymi są: ditlenek węgla, piana, proszek gaśniczy. W przypadku wycieku lub rozlania produktu, który nie uległ zapłonowi, można zastosować rozpyloną wodę w celu rozproszenia łatwopalnych par i ochrony osób podejmujących próbę zatamowania wycieku.</w:t>
+      </w:r>
+    </w:p>
+    <w:p>
+      <w:pPr>
+        <w:spacing w:after="80"/>
+      </w:pPr>
+      <w:r>
+        <w:rPr>
+          <w:rFonts w:ascii="Arial" w:cs="Arial" w:eastAsia="Arial" w:hAnsi="Arial"/>
+          <w:sz w:val="20"/>
+          <w:szCs w:val="20"/>
+        </w:rPr>
+        <w:t xml:space="preserve">NIEODPOWIEDNIE ŚRODKI GAŚNICZE</w:t>
+      </w:r>
+    </w:p>
+    <w:p>
+      <w:pPr>
+        <w:spacing w:after="80"/>
+      </w:pPr>
+      <w:r>
+        <w:rPr>
+          <w:rFonts w:ascii="Arial" w:cs="Arial" w:eastAsia="Arial" w:hAnsi="Arial"/>
+          <w:sz w:val="20"/>
+          <w:szCs w:val="20"/>
+        </w:rPr>
+        <w:t xml:space="preserve">Nie stosować zwartych strumieni wody. Woda nie jest skuteczna w gaszeniu ognia, lecz może być stosowana do chłodzenia zbiorników narażonych na działanie płomieni w celu zapobieżenia wybuchom.</w:t>
       </w:r>
     </w:p>
     <w:p>
@@ -1909,7 +2030,33 @@
           <w:sz w:val="20"/>
           <w:szCs w:val="20"/>
         </w:rPr>
-        <w:t xml:space="preserve">5.2. Szczególne zagrożenia związane z substancją lub mieszaniną: Podczas spalania mogą wydzielać się tlenki węgla i inne toksyczne gazy pirolityczne.</w:t>
+        <w:t xml:space="preserve">5.2. Szczególne zagrożenia związane z substancją lub mieszaniną</w:t>
+      </w:r>
+    </w:p>
+    <w:p>
+      <w:pPr>
+        <w:spacing w:after="80"/>
+      </w:pPr>
+      <w:r>
+        <w:rPr>
+          <w:rFonts w:ascii="Arial" w:cs="Arial" w:eastAsia="Arial" w:hAnsi="Arial"/>
+          <w:sz w:val="20"/>
+          <w:szCs w:val="20"/>
+        </w:rPr>
+        <w:t xml:space="preserve">ZAGROŻENIA WYNIKAJĄCE Z NARAŻENIA W PRZYPADKU POŻARU</w:t>
+      </w:r>
+    </w:p>
+    <w:p>
+      <w:pPr>
+        <w:spacing w:after="80"/>
+      </w:pPr>
+      <w:r>
+        <w:rPr>
+          <w:rFonts w:ascii="Arial" w:cs="Arial" w:eastAsia="Arial" w:hAnsi="Arial"/>
+          <w:sz w:val="20"/>
+          <w:szCs w:val="20"/>
+        </w:rPr>
+        <w:t xml:space="preserve">W zbiornikach narażonych na działanie ognia może powstać nadciśnienie grożące wybuchem. Nie wdychać produktów spalania.</w:t>
       </w:r>
     </w:p>
     <w:p>
@@ -1924,7 +2071,59 @@
           <w:sz w:val="20"/>
           <w:szCs w:val="20"/>
         </w:rPr>
-        <w:t xml:space="preserve">5.3. Informacje dla straży pożarnej: Stosować aparaty ochrony dróg oddechowych z niezależnym obiegiem powietrza oraz pełne ubranie ochronne.</w:t>
+        <w:t xml:space="preserve">5.3. Informacje dla straży pożarnej</w:t>
+      </w:r>
+    </w:p>
+    <w:p>
+      <w:pPr>
+        <w:spacing w:after="80"/>
+      </w:pPr>
+      <w:r>
+        <w:rPr>
+          <w:rFonts w:ascii="Arial" w:cs="Arial" w:eastAsia="Arial" w:hAnsi="Arial"/>
+          <w:sz w:val="20"/>
+          <w:szCs w:val="20"/>
+        </w:rPr>
+        <w:t xml:space="preserve">INFORMACJE OGÓLNE</w:t>
+      </w:r>
+    </w:p>
+    <w:p>
+      <w:pPr>
+        <w:spacing w:after="80"/>
+      </w:pPr>
+      <w:r>
+        <w:rPr>
+          <w:rFonts w:ascii="Arial" w:cs="Arial" w:eastAsia="Arial" w:hAnsi="Arial"/>
+          <w:sz w:val="20"/>
+          <w:szCs w:val="20"/>
+        </w:rPr>
+        <w:t xml:space="preserve">Stosować strumienie wody do chłodzenia pojemników, aby zapobiec rozkładowi produktu i powstawaniu substancji potencjalnie niebezpiecznych dla zdrowia. Należy zawsze nosić kompletny sprzęt ochrony przeciwpożarowej. Zbierać wodę użytą do gaszenia pożaru, aby zapobiec jej przedostaniu się do kanalizacji. Zanieczyszczoną wodę gaśniczą oraz pozostałości po pożarze usuwać zgodnie z obowiązującymi przepisami.</w:t>
+      </w:r>
+    </w:p>
+    <w:p>
+      <w:pPr>
+        <w:spacing w:after="80"/>
+      </w:pPr>
+      <w:r>
+        <w:rPr>
+          <w:rFonts w:ascii="Arial" w:cs="Arial" w:eastAsia="Arial" w:hAnsi="Arial"/>
+          <w:sz w:val="20"/>
+          <w:szCs w:val="20"/>
+        </w:rPr>
+        <w:t xml:space="preserve">SPECJALNY SPRZĘT OCHRONNY DLA STRAŻAKÓW</w:t>
+      </w:r>
+    </w:p>
+    <w:p>
+      <w:pPr>
+        <w:spacing w:after="80"/>
+      </w:pPr>
+      <w:r>
+        <w:rPr>
+          <w:rFonts w:ascii="Arial" w:cs="Arial" w:eastAsia="Arial" w:hAnsi="Arial"/>
+          <w:sz w:val="20"/>
+          <w:szCs w:val="20"/>
+        </w:rPr>
+        <w:t xml:space="preserve">Standardowa odzież strażacka, tj. ubranie specjalne (zgodne z normą PN-EN 469), rękawice (zgodne z normą PN-EN 659) i buty strażackie (zgodne ze specyfikacją HO A29 i A30), w połączeniu z autonomicznym aparatem oddechowym na sprężone powietrze o obiegu otwartym i nadciśnieniu (zgodnym z normą PN-EN 137).</w:t>
       </w:r>
     </w:p>
     <w:p>
@@ -1941,7 +2140,7 @@
           <w:sz w:val="22"/>
           <w:szCs w:val="22"/>
         </w:rPr>
-        <w:t xml:space="preserve">SEKCJA 6</w:t>
+        <w:t xml:space="preserve">SEKCJA 6. POSTĘPOWANIE W PRZYPADKU NIEZAMIERZONEGO UWOLNIENIA DO ŚRODOWISKA</w:t>
       </w:r>
     </w:p>
     <w:p>
@@ -1956,7 +2155,46 @@
           <w:sz w:val="20"/>
           <w:szCs w:val="20"/>
         </w:rPr>
-        <w:t xml:space="preserve">6.1. Indywidualne środki ostrożności, wyposażenie ochronne i procedury w sytuacjach awaryjnych: Usunąć wszelkie źródła zapłonu. Zapewnić odpowiednią wentylację. Nie wdychać par.</w:t>
+        <w:t xml:space="preserve">6.1. Indywidualne środki ostrożności, wyposażenie ochronne i procedury w sytuacjach awaryjnych</w:t>
+      </w:r>
+    </w:p>
+    <w:p>
+      <w:pPr>
+        <w:spacing w:after="80"/>
+      </w:pPr>
+      <w:r>
+        <w:rPr>
+          <w:rFonts w:ascii="Arial" w:cs="Arial" w:eastAsia="Arial" w:hAnsi="Arial"/>
+          <w:sz w:val="20"/>
+          <w:szCs w:val="20"/>
+        </w:rPr>
+        <w:t xml:space="preserve">Zatamować wyciek, o ile nie wiąże się to z zagrożeniem.</w:t>
+      </w:r>
+    </w:p>
+    <w:p>
+      <w:pPr>
+        <w:spacing w:after="80"/>
+      </w:pPr>
+      <w:r>
+        <w:rPr>
+          <w:rFonts w:ascii="Arial" w:cs="Arial" w:eastAsia="Arial" w:hAnsi="Arial"/>
+          <w:sz w:val="20"/>
+          <w:szCs w:val="20"/>
+        </w:rPr>
+        <w:t xml:space="preserve">Stosować odpowiednie wyposażenie ochronne (w tym środki ochrony indywidualnej wymienione w sekcji 8 karty charakterystyki), aby zapobiec skażeniu skóry, oczu i odzieży osobistej. Wskazania te dotyczą zarówno pracowników produkcyjnych, jak i personelu biorącego udział w akcji ratowniczej.</w:t>
+      </w:r>
+    </w:p>
+    <w:p>
+      <w:pPr>
+        <w:spacing w:after="80"/>
+      </w:pPr>
+      <w:r>
+        <w:rPr>
+          <w:rFonts w:ascii="Arial" w:cs="Arial" w:eastAsia="Arial" w:hAnsi="Arial"/>
+          <w:sz w:val="20"/>
+          <w:szCs w:val="20"/>
+        </w:rPr>
+        <w:t xml:space="preserve">Oddalić osoby niewyposażone w odpowiedni sprzęt ochronny. Używać sprzętu w wykonaniu przeciwwybuchowym. Wyeliminować wszelkie źródła zapłonu (papierosy, płomienie, iskry itp.) z miejsca uwolnienia.</w:t>
       </w:r>
     </w:p>
     <w:p>
@@ -1971,7 +2209,20 @@
           <w:sz w:val="20"/>
           <w:szCs w:val="20"/>
         </w:rPr>
-        <w:t xml:space="preserve">6.2. Środki ostrożności w zakresie ochrony środowiska: Nie dopuścić do przedostania się do wód powierzchniowych, kanalizacji i gleby.</w:t>
+        <w:t xml:space="preserve">6.2. Środki ostrożności w zakresie ochrony środowiska</w:t>
+      </w:r>
+    </w:p>
+    <w:p>
+      <w:pPr>
+        <w:spacing w:after="80"/>
+      </w:pPr>
+      <w:r>
+        <w:rPr>
+          <w:rFonts w:ascii="Arial" w:cs="Arial" w:eastAsia="Arial" w:hAnsi="Arial"/>
+          <w:sz w:val="20"/>
+          <w:szCs w:val="20"/>
+        </w:rPr>
+        <w:t xml:space="preserve">Nie dopuścić do przedostania się produktu do kanalizacji, wód powierzchniowych ani wód gruntowych.</w:t>
       </w:r>
     </w:p>
     <w:p>
@@ -1986,7 +2237,61 @@
           <w:sz w:val="20"/>
           <w:szCs w:val="20"/>
         </w:rPr>
-        <w:t xml:space="preserve">6.3. Metody i materiały zapobiegające rozprzestrzenianiu się skażenia i służące do usuwania skażenia: Zebrać za pomocą niepalnego materiału pochłaniającego (piasek, ziemia okrzemkowa, sorbent uniwersalny). Przekazać do utylizacji zgodnie z przepisami.</w:t>
+        <w:t xml:space="preserve">6.3. Metody i materiały zapobiegające rozprzestrzenianiu się skażenia i służące do usuwania skażenia</w:t>
+      </w:r>
+    </w:p>
+    <w:p>
+      <w:pPr>
+        <w:spacing w:after="80"/>
+      </w:pPr>
+      <w:r>
+        <w:rPr>
+          <w:rFonts w:ascii="Arial" w:cs="Arial" w:eastAsia="Arial" w:hAnsi="Arial"/>
+          <w:sz w:val="20"/>
+          <w:szCs w:val="20"/>
+        </w:rPr>
+        <w:t xml:space="preserve">Zebrać wyciekły produkt do odpowiedniego pojemnika. Ocenę kompatybilności zastosowanego pojemnika należy przeprowadzić na podstawie informacji w sekcji 10. Pozostałość zebrać za pomocą obojętnego materiału sorpcyjnego.</w:t>
+      </w:r>
+    </w:p>
+    <w:p>
+      <w:pPr>
+        <w:spacing w:after="80"/>
+      </w:pPr>
+      <w:r>
+        <w:rPr>
+          <w:rFonts w:ascii="Arial" w:cs="Arial" w:eastAsia="Arial" w:hAnsi="Arial"/>
+          <w:sz w:val="20"/>
+          <w:szCs w:val="20"/>
+        </w:rPr>
+        <w:t xml:space="preserve">Zapewnić odpowiednią wentylację w miejscu wycieku. Usuwanie zanieczyszczonego materiału powinno odbywać się zgodnie z przepisami określonymi w punkcie 13.</w:t>
+      </w:r>
+    </w:p>
+    <w:p>
+      <w:pPr>
+        <w:spacing w:after="100" w:before="200"/>
+      </w:pPr>
+      <w:r>
+        <w:rPr>
+          <w:rFonts w:ascii="Arial" w:cs="Arial" w:eastAsia="Arial" w:hAnsi="Arial"/>
+          <w:b/>
+          <w:bCs/>
+          <w:sz w:val="20"/>
+          <w:szCs w:val="20"/>
+        </w:rPr>
+        <w:t xml:space="preserve">6.4. Odniesienia do innych sekcji</w:t>
+      </w:r>
+    </w:p>
+    <w:p>
+      <w:pPr>
+        <w:spacing w:after="80"/>
+      </w:pPr>
+      <w:r>
+        <w:rPr>
+          <w:rFonts w:ascii="Arial" w:cs="Arial" w:eastAsia="Arial" w:hAnsi="Arial"/>
+          <w:sz w:val="20"/>
+          <w:szCs w:val="20"/>
+        </w:rPr>
+        <w:t xml:space="preserve">Wszelkie informacje dotyczące ochrony indywidualnej oraz unieszkodliwiania odpadów podano w sekcjach 8 i 13.</w:t>
       </w:r>
     </w:p>
     <w:p>
@@ -2003,7 +2308,7 @@
           <w:sz w:val="22"/>
           <w:szCs w:val="22"/>
         </w:rPr>
-        <w:t xml:space="preserve">SEKCJA 7</w:t>
+        <w:t xml:space="preserve">SEKCJA 7. POSTĘPOWANIE Z SUBSTANCJAMI I MIESZANINAMI ORAZ ICH MAGAZYNOWANIE</w:t>
       </w:r>
     </w:p>
     <w:p>
@@ -2018,7 +2323,20 @@
           <w:sz w:val="20"/>
           <w:szCs w:val="20"/>
         </w:rPr>
-        <w:t xml:space="preserve">7.1. Środki ostrożności dotyczące bezpiecznego postępowania: Przechowywać z dala od źródeł ciepła, iskrzenia, otwartego ognia. Nie palić. Unikać kontaktu z oczami i skórą.</w:t>
+        <w:t xml:space="preserve">7.1. Środki ostrożności dotyczące bezpiecznego postępowania</w:t>
+      </w:r>
+    </w:p>
+    <w:p>
+      <w:pPr>
+        <w:spacing w:after="80"/>
+      </w:pPr>
+      <w:r>
+        <w:rPr>
+          <w:rFonts w:ascii="Arial" w:cs="Arial" w:eastAsia="Arial" w:hAnsi="Arial"/>
+          <w:sz w:val="20"/>
+          <w:szCs w:val="20"/>
+        </w:rPr>
+        <w:t xml:space="preserve">Przechowywać z dala od źródeł ciepła, iskrzenia i otwartego ognia; nie palić tytoniu, nie używać zapałek ani zapalniczek. Bez odpowiedniej wentylacji pary mogą gromadzić się przy podłożu i w przypadku zapłonu ulec spalaniu nawet na odległość, z ryzykiem cofnięcia się płomienia. Unikać gromadzenia się ładunków elektrostatycznych. Podczas wykonywania operacji przepompowywania z udziałem dużych pojemników połączyć instalację z systemem uziemiającym i stosować obuwie antystatyczne. Gwałtowne mieszanie i przepływ przez przewody rurowe oraz urządzenia mogą prowadzić do powstawania i gromadzenia się ładunków elektrostatycznych. W celu uniknięcia ryzyka pożaru i wybuchu nigdy nie stosować sprężonego powietrza podczas przeładunku. Ostrożnie otwierać pojemniki, ponieważ mogą znajdować się pod ciśnieniem. Nie jeść, nie pić i nie palić podczas stosowania. Unikać uwolnienia produktu do środowiska.</w:t>
       </w:r>
     </w:p>
     <w:p>
@@ -2033,7 +2351,74 @@
           <w:sz w:val="20"/>
           <w:szCs w:val="20"/>
         </w:rPr>
-        <w:t xml:space="preserve">7.2. Warunki bezpiecznego magazynowania: Przechowywać w szczelnie zamkniętych, oryginalnych opakowaniach w chłodnym, suchym i dobrze wentylowanym miejscu.</w:t>
+        <w:t xml:space="preserve">7.2. Warunki bezpiecznego magazynowania, w tym informacje dotyczące wszelkich wzajemnych niezgodności</w:t>
+      </w:r>
+    </w:p>
+    <w:p>
+      <w:pPr>
+        <w:spacing w:after="80"/>
+      </w:pPr>
+      <w:r>
+        <w:rPr>
+          <w:rFonts w:ascii="Arial" w:cs="Arial" w:eastAsia="Arial" w:hAnsi="Arial"/>
+          <w:sz w:val="20"/>
+          <w:szCs w:val="20"/>
+        </w:rPr>
+        <w:t xml:space="preserve">Przechowywać wyłącznie w oryginalnym pojemniku. Przechowywać pojemniki szczelnie zamknięte, w dobrze wentylowanym miejscu, z dala od bezpośredniego działania promieni słonecznych. Przechowywać w chłodnym i dobrze wentylowanym miejscu, z dala od źródeł ciepła, otwartego ognia, iskier i innych źródeł zapłonu. Przechowywać pojemniki z dala od wszelkich materiałów niezgodnych, szczegółowe informacje podano w sekcji 10.</w:t>
+      </w:r>
+    </w:p>
+    <w:p>
+      <w:pPr>
+        <w:spacing w:after="80"/>
+      </w:pPr>
+      <w:r>
+        <w:rPr>
+          <w:rFonts w:ascii="Arial" w:cs="Arial" w:eastAsia="Arial" w:hAnsi="Arial"/>
+          <w:sz w:val="20"/>
+          <w:szCs w:val="20"/>
+        </w:rPr>
+        <w:t xml:space="preserve">Klasa magazynowania TRGS 510 (Niemcy):</w:t>
+      </w:r>
+    </w:p>
+    <w:p>
+      <w:pPr>
+        <w:spacing w:after="80"/>
+      </w:pPr>
+      <w:r>
+        <w:rPr>
+          <w:rFonts w:ascii="Arial" w:cs="Arial" w:eastAsia="Arial" w:hAnsi="Arial"/>
+          <w:sz w:val="20"/>
+          <w:szCs w:val="20"/>
+        </w:rPr>
+        <w:t xml:space="preserve">3</w:t>
+      </w:r>
+    </w:p>
+    <w:p>
+      <w:pPr>
+        <w:spacing w:after="100" w:before="200"/>
+      </w:pPr>
+      <w:r>
+        <w:rPr>
+          <w:rFonts w:ascii="Arial" w:cs="Arial" w:eastAsia="Arial" w:hAnsi="Arial"/>
+          <w:b/>
+          <w:bCs/>
+          <w:sz w:val="20"/>
+          <w:szCs w:val="20"/>
+        </w:rPr>
+        <w:t xml:space="preserve">7.3. Szczególne zastosowania końcowe</w:t>
+      </w:r>
+    </w:p>
+    <w:p>
+      <w:pPr>
+        <w:spacing w:after="80"/>
+      </w:pPr>
+      <w:r>
+        <w:rPr>
+          <w:rFonts w:ascii="Arial" w:cs="Arial" w:eastAsia="Arial" w:hAnsi="Arial"/>
+          <w:sz w:val="20"/>
+          <w:szCs w:val="20"/>
+        </w:rPr>
+        <w:t xml:space="preserve">Brak dostępnych danych</w:t>
       </w:r>
     </w:p>
     <w:p>
@@ -2182,7 +2567,7 @@
           <w:sz w:val="20"/>
           <w:szCs w:val="20"/>
         </w:rPr>
-        <w:t xml:space="preserve">- Uwagi: oznakowanie substancji notacją „skóra”</w:t>
+        <w:t xml:space="preserve">- Uwagi: oznakowanie substancji notacją „skóra” (wchłanianie przez skórę)</w:t>
       </w:r>
     </w:p>
     <w:p>
@@ -2277,46 +2662,85 @@
           <w:sz w:val="20"/>
           <w:szCs w:val="20"/>
         </w:rPr>
-        <w:t xml:space="preserve">Oral87 mg/kg</w:t>
-      </w:r>
-    </w:p>
-    <w:p>
-      <w:pPr>
-        <w:spacing w:after="80"/>
-      </w:pPr>
-      <w:r>
-        <w:rPr>
-          <w:rFonts w:ascii="Arial" w:cs="Arial" w:eastAsia="Arial" w:hAnsi="Arial"/>
-          <w:sz w:val="20"/>
-          <w:szCs w:val="20"/>
-        </w:rPr>
-        <w:t xml:space="preserve">Inhalation114 mg/m3950 mg/m3</w:t>
-      </w:r>
-    </w:p>
-    <w:p>
-      <w:pPr>
-        <w:spacing w:after="80"/>
-      </w:pPr>
-      <w:r>
-        <w:rPr>
-          <w:rFonts w:ascii="Arial" w:cs="Arial" w:eastAsia="Arial" w:hAnsi="Arial"/>
-          <w:sz w:val="20"/>
-          <w:szCs w:val="20"/>
-        </w:rPr>
-        <w:t xml:space="preserve">Skin206 mg/kg</w:t>
-      </w:r>
-    </w:p>
-    <w:p>
-      <w:pPr>
-        <w:spacing w:after="80"/>
-      </w:pPr>
-      <w:r>
-        <w:rPr>
-          <w:rFonts w:ascii="Arial" w:cs="Arial" w:eastAsia="Arial" w:hAnsi="Arial"/>
-          <w:sz w:val="20"/>
-          <w:szCs w:val="20"/>
-        </w:rPr>
-        <w:t xml:space="preserve">343 mg/kg</w:t>
+        <w:t xml:space="preserve">- Pracownicy:</w:t>
+      </w:r>
+    </w:p>
+    <w:p>
+      <w:pPr>
+        <w:spacing w:after="80"/>
+      </w:pPr>
+      <w:r>
+        <w:rPr>
+          <w:rFonts w:ascii="Arial" w:cs="Arial" w:eastAsia="Arial" w:hAnsi="Arial"/>
+          <w:sz w:val="20"/>
+          <w:szCs w:val="20"/>
+        </w:rPr>
+        <w:t xml:space="preserve">* Inhalacyjnie, skutki przewlekłe, układowe: 950 mg/m³</w:t>
+      </w:r>
+    </w:p>
+    <w:p>
+      <w:pPr>
+        <w:spacing w:after="80"/>
+      </w:pPr>
+      <w:r>
+        <w:rPr>
+          <w:rFonts w:ascii="Arial" w:cs="Arial" w:eastAsia="Arial" w:hAnsi="Arial"/>
+          <w:sz w:val="20"/>
+          <w:szCs w:val="20"/>
+        </w:rPr>
+        <w:t xml:space="preserve">* Przez skórę, skutki przewlekłe, układowe: 343 mg/kg mc./dzień</w:t>
+      </w:r>
+    </w:p>
+    <w:p>
+      <w:pPr>
+        <w:spacing w:after="80"/>
+      </w:pPr>
+      <w:r>
+        <w:rPr>
+          <w:rFonts w:ascii="Arial" w:cs="Arial" w:eastAsia="Arial" w:hAnsi="Arial"/>
+          <w:sz w:val="20"/>
+          <w:szCs w:val="20"/>
+        </w:rPr>
+        <w:t xml:space="preserve">- Konsumenci:</w:t>
+      </w:r>
+    </w:p>
+    <w:p>
+      <w:pPr>
+        <w:spacing w:after="80"/>
+      </w:pPr>
+      <w:r>
+        <w:rPr>
+          <w:rFonts w:ascii="Arial" w:cs="Arial" w:eastAsia="Arial" w:hAnsi="Arial"/>
+          <w:sz w:val="20"/>
+          <w:szCs w:val="20"/>
+        </w:rPr>
+        <w:t xml:space="preserve">* Inhalacyjnie, skutki przewlekłe, układowe: 114 mg/m³</w:t>
+      </w:r>
+    </w:p>
+    <w:p>
+      <w:pPr>
+        <w:spacing w:after="80"/>
+      </w:pPr>
+      <w:r>
+        <w:rPr>
+          <w:rFonts w:ascii="Arial" w:cs="Arial" w:eastAsia="Arial" w:hAnsi="Arial"/>
+          <w:sz w:val="20"/>
+          <w:szCs w:val="20"/>
+        </w:rPr>
+        <w:t xml:space="preserve">* Przez skórę, skutki przewlekłe, układowe: 206 mg/kg mc./dzień</w:t>
+      </w:r>
+    </w:p>
+    <w:p>
+      <w:pPr>
+        <w:spacing w:after="80"/>
+      </w:pPr>
+      <w:r>
+        <w:rPr>
+          <w:rFonts w:ascii="Arial" w:cs="Arial" w:eastAsia="Arial" w:hAnsi="Arial"/>
+          <w:sz w:val="20"/>
+          <w:szCs w:val="20"/>
+        </w:rPr>
+        <w:t xml:space="preserve">* Droga pokarmowa, skutki przewlekłe, układowe: 87 mg/kg mc./dzień</w:t>
       </w:r>
     </w:p>
     <w:p>
@@ -2342,98 +2766,98 @@
           <w:sz w:val="20"/>
           <w:szCs w:val="20"/>
         </w:rPr>
-        <w:t xml:space="preserve">- woda słodka:0,96mg/l</w:t>
-      </w:r>
-    </w:p>
-    <w:p>
-      <w:pPr>
-        <w:spacing w:after="80"/>
-      </w:pPr>
-      <w:r>
-        <w:rPr>
-          <w:rFonts w:ascii="Arial" w:cs="Arial" w:eastAsia="Arial" w:hAnsi="Arial"/>
-          <w:sz w:val="20"/>
-          <w:szCs w:val="20"/>
-        </w:rPr>
-        <w:t xml:space="preserve">- woda morska:0,79mg/l</w:t>
-      </w:r>
-    </w:p>
-    <w:p>
-      <w:pPr>
-        <w:spacing w:after="80"/>
-      </w:pPr>
-      <w:r>
-        <w:rPr>
-          <w:rFonts w:ascii="Arial" w:cs="Arial" w:eastAsia="Arial" w:hAnsi="Arial"/>
-          <w:sz w:val="20"/>
-          <w:szCs w:val="20"/>
-        </w:rPr>
-        <w:t xml:space="preserve">- osady słodkowodne:3,6mg/kg</w:t>
-      </w:r>
-    </w:p>
-    <w:p>
-      <w:pPr>
-        <w:spacing w:after="80"/>
-      </w:pPr>
-      <w:r>
-        <w:rPr>
-          <w:rFonts w:ascii="Arial" w:cs="Arial" w:eastAsia="Arial" w:hAnsi="Arial"/>
-          <w:sz w:val="20"/>
-          <w:szCs w:val="20"/>
-        </w:rPr>
-        <w:t xml:space="preserve">- osady morskie:2,9mg/kg</w:t>
-      </w:r>
-    </w:p>
-    <w:p>
-      <w:pPr>
-        <w:spacing w:after="80"/>
-      </w:pPr>
-      <w:r>
-        <w:rPr>
-          <w:rFonts w:ascii="Arial" w:cs="Arial" w:eastAsia="Arial" w:hAnsi="Arial"/>
-          <w:sz w:val="20"/>
-          <w:szCs w:val="20"/>
-        </w:rPr>
-        <w:t xml:space="preserve">- woda (uwalnianie okresowe):2,75mg/l</w:t>
-      </w:r>
-    </w:p>
-    <w:p>
-      <w:pPr>
-        <w:spacing w:after="80"/>
-      </w:pPr>
-      <w:r>
-        <w:rPr>
-          <w:rFonts w:ascii="Arial" w:cs="Arial" w:eastAsia="Arial" w:hAnsi="Arial"/>
-          <w:sz w:val="20"/>
-          <w:szCs w:val="20"/>
-        </w:rPr>
-        <w:t xml:space="preserve">- mikroorganizmy w oczyszczalni ścieków (STP):580mg/l</w:t>
-      </w:r>
-    </w:p>
-    <w:p>
-      <w:pPr>
-        <w:spacing w:after="80"/>
-      </w:pPr>
-      <w:r>
-        <w:rPr>
-          <w:rFonts w:ascii="Arial" w:cs="Arial" w:eastAsia="Arial" w:hAnsi="Arial"/>
-          <w:sz w:val="20"/>
-          <w:szCs w:val="20"/>
-        </w:rPr>
-        <w:t xml:space="preserve">- łańcuch pokarmowy (zatrucie wtórne):0,38mg/kg</w:t>
-      </w:r>
-    </w:p>
-    <w:p>
-      <w:pPr>
-        <w:spacing w:after="80"/>
-      </w:pPr>
-      <w:r>
-        <w:rPr>
-          <w:rFonts w:ascii="Arial" w:cs="Arial" w:eastAsia="Arial" w:hAnsi="Arial"/>
-          <w:sz w:val="20"/>
-          <w:szCs w:val="20"/>
-        </w:rPr>
-        <w:t xml:space="preserve">- środowisko glebowe (gleba):0,63mg/kg</w:t>
+        <w:t xml:space="preserve">- Woda słodka: 0,96 mg/l</w:t>
+      </w:r>
+    </w:p>
+    <w:p>
+      <w:pPr>
+        <w:spacing w:after="80"/>
+      </w:pPr>
+      <w:r>
+        <w:rPr>
+          <w:rFonts w:ascii="Arial" w:cs="Arial" w:eastAsia="Arial" w:hAnsi="Arial"/>
+          <w:sz w:val="20"/>
+          <w:szCs w:val="20"/>
+        </w:rPr>
+        <w:t xml:space="preserve">- Woda morska: 0,79 mg/l</w:t>
+      </w:r>
+    </w:p>
+    <w:p>
+      <w:pPr>
+        <w:spacing w:after="80"/>
+      </w:pPr>
+      <w:r>
+        <w:rPr>
+          <w:rFonts w:ascii="Arial" w:cs="Arial" w:eastAsia="Arial" w:hAnsi="Arial"/>
+          <w:sz w:val="20"/>
+          <w:szCs w:val="20"/>
+        </w:rPr>
+        <w:t xml:space="preserve">- Osady słodkowodne: 3,6 mg/kg suchej masy osadu</w:t>
+      </w:r>
+    </w:p>
+    <w:p>
+      <w:pPr>
+        <w:spacing w:after="80"/>
+      </w:pPr>
+      <w:r>
+        <w:rPr>
+          <w:rFonts w:ascii="Arial" w:cs="Arial" w:eastAsia="Arial" w:hAnsi="Arial"/>
+          <w:sz w:val="20"/>
+          <w:szCs w:val="20"/>
+        </w:rPr>
+        <w:t xml:space="preserve">- Osady morskie: 2,9 mg/kg suchej masy osadu</w:t>
+      </w:r>
+    </w:p>
+    <w:p>
+      <w:pPr>
+        <w:spacing w:after="80"/>
+      </w:pPr>
+      <w:r>
+        <w:rPr>
+          <w:rFonts w:ascii="Arial" w:cs="Arial" w:eastAsia="Arial" w:hAnsi="Arial"/>
+          <w:sz w:val="20"/>
+          <w:szCs w:val="20"/>
+        </w:rPr>
+        <w:t xml:space="preserve">- Woda (uwalnianie okresowe): 2,75 mg/l</w:t>
+      </w:r>
+    </w:p>
+    <w:p>
+      <w:pPr>
+        <w:spacing w:after="80"/>
+      </w:pPr>
+      <w:r>
+        <w:rPr>
+          <w:rFonts w:ascii="Arial" w:cs="Arial" w:eastAsia="Arial" w:hAnsi="Arial"/>
+          <w:sz w:val="20"/>
+          <w:szCs w:val="20"/>
+        </w:rPr>
+        <w:t xml:space="preserve">- Oczyszczalnia ścieków (STP): 580 mg/l</w:t>
+      </w:r>
+    </w:p>
+    <w:p>
+      <w:pPr>
+        <w:spacing w:after="80"/>
+      </w:pPr>
+      <w:r>
+        <w:rPr>
+          <w:rFonts w:ascii="Arial" w:cs="Arial" w:eastAsia="Arial" w:hAnsi="Arial"/>
+          <w:sz w:val="20"/>
+          <w:szCs w:val="20"/>
+        </w:rPr>
+        <w:t xml:space="preserve">- Łańcuch pokarmowy (zatrucie wtórne): 0,38 mg/kg pożywienia</w:t>
+      </w:r>
+    </w:p>
+    <w:p>
+      <w:pPr>
+        <w:spacing w:after="80"/>
+      </w:pPr>
+      <w:r>
+        <w:rPr>
+          <w:rFonts w:ascii="Arial" w:cs="Arial" w:eastAsia="Arial" w:hAnsi="Arial"/>
+          <w:sz w:val="20"/>
+          <w:szCs w:val="20"/>
+        </w:rPr>
+        <w:t xml:space="preserve">- Gleba: 0,63 mg/kg suchej masy gleby</w:t>
       </w:r>
     </w:p>
     <w:p>
@@ -2472,46 +2896,85 @@
           <w:sz w:val="20"/>
           <w:szCs w:val="20"/>
         </w:rPr>
-        <w:t xml:space="preserve">Oral2,5 mg/kg</w:t>
-      </w:r>
-    </w:p>
-    <w:p>
-      <w:pPr>
-        <w:spacing w:after="80"/>
-      </w:pPr>
-      <w:r>
-        <w:rPr>
-          <w:rFonts w:ascii="Arial" w:cs="Arial" w:eastAsia="Arial" w:hAnsi="Arial"/>
-          <w:sz w:val="20"/>
-          <w:szCs w:val="20"/>
-        </w:rPr>
-        <w:t xml:space="preserve">Inhalation4,35 mg/m314,7  mg/m3</w:t>
-      </w:r>
-    </w:p>
-    <w:p>
-      <w:pPr>
-        <w:spacing w:after="80"/>
-      </w:pPr>
-      <w:r>
-        <w:rPr>
-          <w:rFonts w:ascii="Arial" w:cs="Arial" w:eastAsia="Arial" w:hAnsi="Arial"/>
-          <w:sz w:val="20"/>
-          <w:szCs w:val="20"/>
-        </w:rPr>
-        <w:t xml:space="preserve">Skin4,2 mg/kg</w:t>
-      </w:r>
-    </w:p>
-    <w:p>
-      <w:pPr>
-        <w:spacing w:after="80"/>
-      </w:pPr>
-      <w:r>
-        <w:rPr>
-          <w:rFonts w:ascii="Arial" w:cs="Arial" w:eastAsia="Arial" w:hAnsi="Arial"/>
-          <w:sz w:val="20"/>
-          <w:szCs w:val="20"/>
-        </w:rPr>
-        <w:t xml:space="preserve">6,9 mg/kg</w:t>
+        <w:t xml:space="preserve">- Pracownicy:</w:t>
+      </w:r>
+    </w:p>
+    <w:p>
+      <w:pPr>
+        <w:spacing w:after="80"/>
+      </w:pPr>
+      <w:r>
+        <w:rPr>
+          <w:rFonts w:ascii="Arial" w:cs="Arial" w:eastAsia="Arial" w:hAnsi="Arial"/>
+          <w:sz w:val="20"/>
+          <w:szCs w:val="20"/>
+        </w:rPr>
+        <w:t xml:space="preserve">* Inhalacyjnie, skutki przewlekłe, układowe: 14,7 mg/m³</w:t>
+      </w:r>
+    </w:p>
+    <w:p>
+      <w:pPr>
+        <w:spacing w:after="80"/>
+      </w:pPr>
+      <w:r>
+        <w:rPr>
+          <w:rFonts w:ascii="Arial" w:cs="Arial" w:eastAsia="Arial" w:hAnsi="Arial"/>
+          <w:sz w:val="20"/>
+          <w:szCs w:val="20"/>
+        </w:rPr>
+        <w:t xml:space="preserve">* Przez skórę, skutki przewlekłe, układowe: 6,9 mg/kg mc./dzień</w:t>
+      </w:r>
+    </w:p>
+    <w:p>
+      <w:pPr>
+        <w:spacing w:after="80"/>
+      </w:pPr>
+      <w:r>
+        <w:rPr>
+          <w:rFonts w:ascii="Arial" w:cs="Arial" w:eastAsia="Arial" w:hAnsi="Arial"/>
+          <w:sz w:val="20"/>
+          <w:szCs w:val="20"/>
+        </w:rPr>
+        <w:t xml:space="preserve">- Konsumenci:</w:t>
+      </w:r>
+    </w:p>
+    <w:p>
+      <w:pPr>
+        <w:spacing w:after="80"/>
+      </w:pPr>
+      <w:r>
+        <w:rPr>
+          <w:rFonts w:ascii="Arial" w:cs="Arial" w:eastAsia="Arial" w:hAnsi="Arial"/>
+          <w:sz w:val="20"/>
+          <w:szCs w:val="20"/>
+        </w:rPr>
+        <w:t xml:space="preserve">* Inhalacyjnie, skutki przewlekłe, układowe: 4,35 mg/m³</w:t>
+      </w:r>
+    </w:p>
+    <w:p>
+      <w:pPr>
+        <w:spacing w:after="80"/>
+      </w:pPr>
+      <w:r>
+        <w:rPr>
+          <w:rFonts w:ascii="Arial" w:cs="Arial" w:eastAsia="Arial" w:hAnsi="Arial"/>
+          <w:sz w:val="20"/>
+          <w:szCs w:val="20"/>
+        </w:rPr>
+        <w:t xml:space="preserve">* Przez skórę, skutki przewlekłe, układowe: 4,2 mg/kg mc./dzień</w:t>
+      </w:r>
+    </w:p>
+    <w:p>
+      <w:pPr>
+        <w:spacing w:after="80"/>
+      </w:pPr>
+      <w:r>
+        <w:rPr>
+          <w:rFonts w:ascii="Arial" w:cs="Arial" w:eastAsia="Arial" w:hAnsi="Arial"/>
+          <w:sz w:val="20"/>
+          <w:szCs w:val="20"/>
+        </w:rPr>
+        <w:t xml:space="preserve">* Droga pokarmowa, skutki przewlekłe, układowe: 2,5 mg/kg mc./dzień</w:t>
       </w:r>
     </w:p>
     <w:p>
@@ -2537,85 +3000,85 @@
           <w:sz w:val="20"/>
           <w:szCs w:val="20"/>
         </w:rPr>
-        <w:t xml:space="preserve">- woda słodka:0,081mg/l</w:t>
-      </w:r>
-    </w:p>
-    <w:p>
-      <w:pPr>
-        <w:spacing w:after="80"/>
-      </w:pPr>
-      <w:r>
-        <w:rPr>
-          <w:rFonts w:ascii="Arial" w:cs="Arial" w:eastAsia="Arial" w:hAnsi="Arial"/>
-          <w:sz w:val="20"/>
-          <w:szCs w:val="20"/>
-        </w:rPr>
-        <w:t xml:space="preserve">- woda morska:0,008111mg/l</w:t>
-      </w:r>
-    </w:p>
-    <w:p>
-      <w:pPr>
-        <w:spacing w:after="80"/>
-      </w:pPr>
-      <w:r>
-        <w:rPr>
-          <w:rFonts w:ascii="Arial" w:cs="Arial" w:eastAsia="Arial" w:hAnsi="Arial"/>
-          <w:sz w:val="20"/>
-          <w:szCs w:val="20"/>
-        </w:rPr>
-        <w:t xml:space="preserve">- osady słodkowodne:0,409mg/kg</w:t>
-      </w:r>
-    </w:p>
-    <w:p>
-      <w:pPr>
-        <w:spacing w:after="80"/>
-      </w:pPr>
-      <w:r>
-        <w:rPr>
-          <w:rFonts w:ascii="Arial" w:cs="Arial" w:eastAsia="Arial" w:hAnsi="Arial"/>
-          <w:sz w:val="20"/>
-          <w:szCs w:val="20"/>
-        </w:rPr>
-        <w:t xml:space="preserve">- osady morskie:0,0409mg/kg</w:t>
-      </w:r>
-    </w:p>
-    <w:p>
-      <w:pPr>
-        <w:spacing w:after="80"/>
-      </w:pPr>
-      <w:r>
-        <w:rPr>
-          <w:rFonts w:ascii="Arial" w:cs="Arial" w:eastAsia="Arial" w:hAnsi="Arial"/>
-          <w:sz w:val="20"/>
-          <w:szCs w:val="20"/>
-        </w:rPr>
-        <w:t xml:space="preserve">- woda (uwalnianie okresowe):0,8111mg/l</w:t>
-      </w:r>
-    </w:p>
-    <w:p>
-      <w:pPr>
-        <w:spacing w:after="80"/>
-      </w:pPr>
-      <w:r>
-        <w:rPr>
-          <w:rFonts w:ascii="Arial" w:cs="Arial" w:eastAsia="Arial" w:hAnsi="Arial"/>
-          <w:sz w:val="20"/>
-          <w:szCs w:val="20"/>
-        </w:rPr>
-        <w:t xml:space="preserve">- mikroorganizmy w oczyszczalni ścieków (STP):4,5mg/l</w:t>
-      </w:r>
-    </w:p>
-    <w:p>
-      <w:pPr>
-        <w:spacing w:after="80"/>
-      </w:pPr>
-      <w:r>
-        <w:rPr>
-          <w:rFonts w:ascii="Arial" w:cs="Arial" w:eastAsia="Arial" w:hAnsi="Arial"/>
-          <w:sz w:val="20"/>
-          <w:szCs w:val="20"/>
-        </w:rPr>
-        <w:t xml:space="preserve">- środowisko glebowe (gleba):0,0967mg/kg</w:t>
+        <w:t xml:space="preserve">- Woda słodka: 0,081 mg/l</w:t>
+      </w:r>
+    </w:p>
+    <w:p>
+      <w:pPr>
+        <w:spacing w:after="80"/>
+      </w:pPr>
+      <w:r>
+        <w:rPr>
+          <w:rFonts w:ascii="Arial" w:cs="Arial" w:eastAsia="Arial" w:hAnsi="Arial"/>
+          <w:sz w:val="20"/>
+          <w:szCs w:val="20"/>
+        </w:rPr>
+        <w:t xml:space="preserve">- Woda morska: 0,00811 mg/l</w:t>
+      </w:r>
+    </w:p>
+    <w:p>
+      <w:pPr>
+        <w:spacing w:after="80"/>
+      </w:pPr>
+      <w:r>
+        <w:rPr>
+          <w:rFonts w:ascii="Arial" w:cs="Arial" w:eastAsia="Arial" w:hAnsi="Arial"/>
+          <w:sz w:val="20"/>
+          <w:szCs w:val="20"/>
+        </w:rPr>
+        <w:t xml:space="preserve">- Osady słodkowodne: 0,409 mg/kg suchej masy osadu</w:t>
+      </w:r>
+    </w:p>
+    <w:p>
+      <w:pPr>
+        <w:spacing w:after="80"/>
+      </w:pPr>
+      <w:r>
+        <w:rPr>
+          <w:rFonts w:ascii="Arial" w:cs="Arial" w:eastAsia="Arial" w:hAnsi="Arial"/>
+          <w:sz w:val="20"/>
+          <w:szCs w:val="20"/>
+        </w:rPr>
+        <w:t xml:space="preserve">- Osady morskie: 0,0409 mg/kg suchej masy osadu</w:t>
+      </w:r>
+    </w:p>
+    <w:p>
+      <w:pPr>
+        <w:spacing w:after="80"/>
+      </w:pPr>
+      <w:r>
+        <w:rPr>
+          <w:rFonts w:ascii="Arial" w:cs="Arial" w:eastAsia="Arial" w:hAnsi="Arial"/>
+          <w:sz w:val="20"/>
+          <w:szCs w:val="20"/>
+        </w:rPr>
+        <w:t xml:space="preserve">- Woda (uwalnianie okresowe): 0,811 mg/l</w:t>
+      </w:r>
+    </w:p>
+    <w:p>
+      <w:pPr>
+        <w:spacing w:after="80"/>
+      </w:pPr>
+      <w:r>
+        <w:rPr>
+          <w:rFonts w:ascii="Arial" w:cs="Arial" w:eastAsia="Arial" w:hAnsi="Arial"/>
+          <w:sz w:val="20"/>
+          <w:szCs w:val="20"/>
+        </w:rPr>
+        <w:t xml:space="preserve">- Oczyszczalnia ścieków (STP): 4,5 mg/l</w:t>
+      </w:r>
+    </w:p>
+    <w:p>
+      <w:pPr>
+        <w:spacing w:after="80"/>
+      </w:pPr>
+      <w:r>
+        <w:rPr>
+          <w:rFonts w:ascii="Arial" w:cs="Arial" w:eastAsia="Arial" w:hAnsi="Arial"/>
+          <w:sz w:val="20"/>
+          <w:szCs w:val="20"/>
+        </w:rPr>
+        <w:t xml:space="preserve">- Gleba: 0,0967 mg/kg suchej masy gleby</w:t>
       </w:r>
     </w:p>
     <w:p>
@@ -2654,46 +3117,85 @@
           <w:sz w:val="20"/>
           <w:szCs w:val="20"/>
         </w:rPr>
-        <w:t xml:space="preserve">Oral0,39 mg/kg</w:t>
-      </w:r>
-    </w:p>
-    <w:p>
-      <w:pPr>
-        <w:spacing w:after="80"/>
-      </w:pPr>
-      <w:r>
-        <w:rPr>
-          <w:rFonts w:ascii="Arial" w:cs="Arial" w:eastAsia="Arial" w:hAnsi="Arial"/>
-          <w:sz w:val="20"/>
-          <w:szCs w:val="20"/>
-        </w:rPr>
-        <w:t xml:space="preserve">Inhalation1,69 mg/m36,78 mg/m3</w:t>
-      </w:r>
-    </w:p>
-    <w:p>
-      <w:pPr>
-        <w:spacing w:after="80"/>
-      </w:pPr>
-      <w:r>
-        <w:rPr>
-          <w:rFonts w:ascii="Arial" w:cs="Arial" w:eastAsia="Arial" w:hAnsi="Arial"/>
-          <w:sz w:val="20"/>
-          <w:szCs w:val="20"/>
-        </w:rPr>
-        <w:t xml:space="preserve">Skin0,39 mg/kg</w:t>
-      </w:r>
-    </w:p>
-    <w:p>
-      <w:pPr>
-        <w:spacing w:after="80"/>
-      </w:pPr>
-      <w:r>
-        <w:rPr>
-          <w:rFonts w:ascii="Arial" w:cs="Arial" w:eastAsia="Arial" w:hAnsi="Arial"/>
-          <w:sz w:val="20"/>
-          <w:szCs w:val="20"/>
-        </w:rPr>
-        <w:t xml:space="preserve">0,79 mg/kg</w:t>
+        <w:t xml:space="preserve">- Pracownicy:</w:t>
+      </w:r>
+    </w:p>
+    <w:p>
+      <w:pPr>
+        <w:spacing w:after="80"/>
+      </w:pPr>
+      <w:r>
+        <w:rPr>
+          <w:rFonts w:ascii="Arial" w:cs="Arial" w:eastAsia="Arial" w:hAnsi="Arial"/>
+          <w:sz w:val="20"/>
+          <w:szCs w:val="20"/>
+        </w:rPr>
+        <w:t xml:space="preserve">* Inhalacyjnie, skutki przewlekłe, układowe: 6,78 mg/m³</w:t>
+      </w:r>
+    </w:p>
+    <w:p>
+      <w:pPr>
+        <w:spacing w:after="80"/>
+      </w:pPr>
+      <w:r>
+        <w:rPr>
+          <w:rFonts w:ascii="Arial" w:cs="Arial" w:eastAsia="Arial" w:hAnsi="Arial"/>
+          <w:sz w:val="20"/>
+          <w:szCs w:val="20"/>
+        </w:rPr>
+        <w:t xml:space="preserve">* Przez skórę, skutki przewlekłe, układowe: 0,79 mg/kg mc./dzień</w:t>
+      </w:r>
+    </w:p>
+    <w:p>
+      <w:pPr>
+        <w:spacing w:after="80"/>
+      </w:pPr>
+      <w:r>
+        <w:rPr>
+          <w:rFonts w:ascii="Arial" w:cs="Arial" w:eastAsia="Arial" w:hAnsi="Arial"/>
+          <w:sz w:val="20"/>
+          <w:szCs w:val="20"/>
+        </w:rPr>
+        <w:t xml:space="preserve">- Konsumenci:</w:t>
+      </w:r>
+    </w:p>
+    <w:p>
+      <w:pPr>
+        <w:spacing w:after="80"/>
+      </w:pPr>
+      <w:r>
+        <w:rPr>
+          <w:rFonts w:ascii="Arial" w:cs="Arial" w:eastAsia="Arial" w:hAnsi="Arial"/>
+          <w:sz w:val="20"/>
+          <w:szCs w:val="20"/>
+        </w:rPr>
+        <w:t xml:space="preserve">* Inhalacyjnie, skutki przewlekłe, układowe: 1,69 mg/m³</w:t>
+      </w:r>
+    </w:p>
+    <w:p>
+      <w:pPr>
+        <w:spacing w:after="80"/>
+      </w:pPr>
+      <w:r>
+        <w:rPr>
+          <w:rFonts w:ascii="Arial" w:cs="Arial" w:eastAsia="Arial" w:hAnsi="Arial"/>
+          <w:sz w:val="20"/>
+          <w:szCs w:val="20"/>
+        </w:rPr>
+        <w:t xml:space="preserve">* Przez skórę, skutki przewlekłe, układowe: 0,39 mg/kg mc./dzień</w:t>
+      </w:r>
+    </w:p>
+    <w:p>
+      <w:pPr>
+        <w:spacing w:after="80"/>
+      </w:pPr>
+      <w:r>
+        <w:rPr>
+          <w:rFonts w:ascii="Arial" w:cs="Arial" w:eastAsia="Arial" w:hAnsi="Arial"/>
+          <w:sz w:val="20"/>
+          <w:szCs w:val="20"/>
+        </w:rPr>
+        <w:t xml:space="preserve">* Droga pokarmowa, skutki przewlekłe, układowe: 0,39 mg/kg mc./dzień</w:t>
       </w:r>
     </w:p>
     <w:p>
@@ -2719,98 +3221,98 @@
           <w:sz w:val="20"/>
           <w:szCs w:val="20"/>
         </w:rPr>
-        <w:t xml:space="preserve">- woda słodka:0,019mg/l</w:t>
-      </w:r>
-    </w:p>
-    <w:p>
-      <w:pPr>
-        <w:spacing w:after="80"/>
-      </w:pPr>
-      <w:r>
-        <w:rPr>
-          <w:rFonts w:ascii="Arial" w:cs="Arial" w:eastAsia="Arial" w:hAnsi="Arial"/>
-          <w:sz w:val="20"/>
-          <w:szCs w:val="20"/>
-        </w:rPr>
-        <w:t xml:space="preserve">- woda morska:0,0019mg/l</w:t>
-      </w:r>
-    </w:p>
-    <w:p>
-      <w:pPr>
-        <w:spacing w:after="80"/>
-      </w:pPr>
-      <w:r>
-        <w:rPr>
-          <w:rFonts w:ascii="Arial" w:cs="Arial" w:eastAsia="Arial" w:hAnsi="Arial"/>
-          <w:sz w:val="20"/>
-          <w:szCs w:val="20"/>
-        </w:rPr>
-        <w:t xml:space="preserve">- osady słodkowodne:0,15mg/kg</w:t>
-      </w:r>
-    </w:p>
-    <w:p>
-      <w:pPr>
-        <w:spacing w:after="80"/>
-      </w:pPr>
-      <w:r>
-        <w:rPr>
-          <w:rFonts w:ascii="Arial" w:cs="Arial" w:eastAsia="Arial" w:hAnsi="Arial"/>
-          <w:sz w:val="20"/>
-          <w:szCs w:val="20"/>
-        </w:rPr>
-        <w:t xml:space="preserve">- osady morskie:0,015mg/kg</w:t>
-      </w:r>
-    </w:p>
-    <w:p>
-      <w:pPr>
-        <w:spacing w:after="80"/>
-      </w:pPr>
-      <w:r>
-        <w:rPr>
-          <w:rFonts w:ascii="Arial" w:cs="Arial" w:eastAsia="Arial" w:hAnsi="Arial"/>
-          <w:sz w:val="20"/>
-          <w:szCs w:val="20"/>
-        </w:rPr>
-        <w:t xml:space="preserve">- woda (uwalnianie okresowe):0,0142mg/l</w:t>
-      </w:r>
-    </w:p>
-    <w:p>
-      <w:pPr>
-        <w:spacing w:after="80"/>
-      </w:pPr>
-      <w:r>
-        <w:rPr>
-          <w:rFonts w:ascii="Arial" w:cs="Arial" w:eastAsia="Arial" w:hAnsi="Arial"/>
-          <w:sz w:val="20"/>
-          <w:szCs w:val="20"/>
-        </w:rPr>
-        <w:t xml:space="preserve">- mikroorganizmy w oczyszczalni ścieków (STP):6,4mg/l</w:t>
-      </w:r>
-    </w:p>
-    <w:p>
-      <w:pPr>
-        <w:spacing w:after="80"/>
-      </w:pPr>
-      <w:r>
-        <w:rPr>
-          <w:rFonts w:ascii="Arial" w:cs="Arial" w:eastAsia="Arial" w:hAnsi="Arial"/>
-          <w:sz w:val="20"/>
-          <w:szCs w:val="20"/>
-        </w:rPr>
-        <w:t xml:space="preserve">- łańcuch pokarmowy (zatrucie wtórne):30,7mg/kg</w:t>
-      </w:r>
-    </w:p>
-    <w:p>
-      <w:pPr>
-        <w:spacing w:after="80"/>
-      </w:pPr>
-      <w:r>
-        <w:rPr>
-          <w:rFonts w:ascii="Arial" w:cs="Arial" w:eastAsia="Arial" w:hAnsi="Arial"/>
-          <w:sz w:val="20"/>
-          <w:szCs w:val="20"/>
-        </w:rPr>
-        <w:t xml:space="preserve">- środowisko glebowe (gleba):0,018mg/kg</w:t>
+        <w:t xml:space="preserve">- Woda słodka: 0,019 mg/l</w:t>
+      </w:r>
+    </w:p>
+    <w:p>
+      <w:pPr>
+        <w:spacing w:after="80"/>
+      </w:pPr>
+      <w:r>
+        <w:rPr>
+          <w:rFonts w:ascii="Arial" w:cs="Arial" w:eastAsia="Arial" w:hAnsi="Arial"/>
+          <w:sz w:val="20"/>
+          <w:szCs w:val="20"/>
+        </w:rPr>
+        <w:t xml:space="preserve">- Woda morska: 0,0019 mg/l</w:t>
+      </w:r>
+    </w:p>
+    <w:p>
+      <w:pPr>
+        <w:spacing w:after="80"/>
+      </w:pPr>
+      <w:r>
+        <w:rPr>
+          <w:rFonts w:ascii="Arial" w:cs="Arial" w:eastAsia="Arial" w:hAnsi="Arial"/>
+          <w:sz w:val="20"/>
+          <w:szCs w:val="20"/>
+        </w:rPr>
+        <w:t xml:space="preserve">- Osady słodkowodne: 0,15 mg/kg suchej masy osadu</w:t>
+      </w:r>
+    </w:p>
+    <w:p>
+      <w:pPr>
+        <w:spacing w:after="80"/>
+      </w:pPr>
+      <w:r>
+        <w:rPr>
+          <w:rFonts w:ascii="Arial" w:cs="Arial" w:eastAsia="Arial" w:hAnsi="Arial"/>
+          <w:sz w:val="20"/>
+          <w:szCs w:val="20"/>
+        </w:rPr>
+        <w:t xml:space="preserve">- Osady morskie: 0,015 mg/kg suchej masy osadu</w:t>
+      </w:r>
+    </w:p>
+    <w:p>
+      <w:pPr>
+        <w:spacing w:after="80"/>
+      </w:pPr>
+      <w:r>
+        <w:rPr>
+          <w:rFonts w:ascii="Arial" w:cs="Arial" w:eastAsia="Arial" w:hAnsi="Arial"/>
+          <w:sz w:val="20"/>
+          <w:szCs w:val="20"/>
+        </w:rPr>
+        <w:t xml:space="preserve">- Woda (uwalnianie okresowe): 0,0142 mg/l</w:t>
+      </w:r>
+    </w:p>
+    <w:p>
+      <w:pPr>
+        <w:spacing w:after="80"/>
+      </w:pPr>
+      <w:r>
+        <w:rPr>
+          <w:rFonts w:ascii="Arial" w:cs="Arial" w:eastAsia="Arial" w:hAnsi="Arial"/>
+          <w:sz w:val="20"/>
+          <w:szCs w:val="20"/>
+        </w:rPr>
+        <w:t xml:space="preserve">- Oczyszczalnia ścieków (STP): 6,4 mg/l</w:t>
+      </w:r>
+    </w:p>
+    <w:p>
+      <w:pPr>
+        <w:spacing w:after="80"/>
+      </w:pPr>
+      <w:r>
+        <w:rPr>
+          <w:rFonts w:ascii="Arial" w:cs="Arial" w:eastAsia="Arial" w:hAnsi="Arial"/>
+          <w:sz w:val="20"/>
+          <w:szCs w:val="20"/>
+        </w:rPr>
+        <w:t xml:space="preserve">- Łańcuch pokarmowy (zatrucie wtórne): 30,7 mg/kg pożywienia</w:t>
+      </w:r>
+    </w:p>
+    <w:p>
+      <w:pPr>
+        <w:spacing w:after="80"/>
+      </w:pPr>
+      <w:r>
+        <w:rPr>
+          <w:rFonts w:ascii="Arial" w:cs="Arial" w:eastAsia="Arial" w:hAnsi="Arial"/>
+          <w:sz w:val="20"/>
+          <w:szCs w:val="20"/>
+        </w:rPr>
+        <w:t xml:space="preserve">- Gleba: 0,018 mg/kg suchej masy gleby</w:t>
       </w:r>
     </w:p>
     <w:p>
@@ -2849,46 +3351,85 @@
           <w:sz w:val="20"/>
           <w:szCs w:val="20"/>
         </w:rPr>
-        <w:t xml:space="preserve">Oral0,25 mg/kg</w:t>
-      </w:r>
-    </w:p>
-    <w:p>
-      <w:pPr>
-        <w:spacing w:after="80"/>
-      </w:pPr>
-      <w:r>
-        <w:rPr>
-          <w:rFonts w:ascii="Arial" w:cs="Arial" w:eastAsia="Arial" w:hAnsi="Arial"/>
-          <w:sz w:val="20"/>
-          <w:szCs w:val="20"/>
-        </w:rPr>
-        <w:t xml:space="preserve">Inhalation0,86 mg/m33,5 mg/m3</w:t>
-      </w:r>
-    </w:p>
-    <w:p>
-      <w:pPr>
-        <w:spacing w:after="80"/>
-      </w:pPr>
-      <w:r>
-        <w:rPr>
-          <w:rFonts w:ascii="Arial" w:cs="Arial" w:eastAsia="Arial" w:hAnsi="Arial"/>
-          <w:sz w:val="20"/>
-          <w:szCs w:val="20"/>
-        </w:rPr>
-        <w:t xml:space="preserve">Skin0,25 mg/kg</w:t>
-      </w:r>
-    </w:p>
-    <w:p>
-      <w:pPr>
-        <w:spacing w:after="80"/>
-      </w:pPr>
-      <w:r>
-        <w:rPr>
-          <w:rFonts w:ascii="Arial" w:cs="Arial" w:eastAsia="Arial" w:hAnsi="Arial"/>
-          <w:sz w:val="20"/>
-          <w:szCs w:val="20"/>
-        </w:rPr>
-        <w:t xml:space="preserve">0,5 mg/kg</w:t>
+        <w:t xml:space="preserve">- Pracownicy:</w:t>
+      </w:r>
+    </w:p>
+    <w:p>
+      <w:pPr>
+        <w:spacing w:after="80"/>
+      </w:pPr>
+      <w:r>
+        <w:rPr>
+          <w:rFonts w:ascii="Arial" w:cs="Arial" w:eastAsia="Arial" w:hAnsi="Arial"/>
+          <w:sz w:val="20"/>
+          <w:szCs w:val="20"/>
+        </w:rPr>
+        <w:t xml:space="preserve">* Inhalacyjnie, skutki przewlekłe, układowe: 3,5 mg/m³</w:t>
+      </w:r>
+    </w:p>
+    <w:p>
+      <w:pPr>
+        <w:spacing w:after="80"/>
+      </w:pPr>
+      <w:r>
+        <w:rPr>
+          <w:rFonts w:ascii="Arial" w:cs="Arial" w:eastAsia="Arial" w:hAnsi="Arial"/>
+          <w:sz w:val="20"/>
+          <w:szCs w:val="20"/>
+        </w:rPr>
+        <w:t xml:space="preserve">* Przez skórę, skutki przewlekłe, układowe: 0,5 mg/kg mc./dzień</w:t>
+      </w:r>
+    </w:p>
+    <w:p>
+      <w:pPr>
+        <w:spacing w:after="80"/>
+      </w:pPr>
+      <w:r>
+        <w:rPr>
+          <w:rFonts w:ascii="Arial" w:cs="Arial" w:eastAsia="Arial" w:hAnsi="Arial"/>
+          <w:sz w:val="20"/>
+          <w:szCs w:val="20"/>
+        </w:rPr>
+        <w:t xml:space="preserve">- Konsumenci:</w:t>
+      </w:r>
+    </w:p>
+    <w:p>
+      <w:pPr>
+        <w:spacing w:after="80"/>
+      </w:pPr>
+      <w:r>
+        <w:rPr>
+          <w:rFonts w:ascii="Arial" w:cs="Arial" w:eastAsia="Arial" w:hAnsi="Arial"/>
+          <w:sz w:val="20"/>
+          <w:szCs w:val="20"/>
+        </w:rPr>
+        <w:t xml:space="preserve">* Inhalacyjnie, skutki przewlekłe, układowe: 0,86 mg/m³</w:t>
+      </w:r>
+    </w:p>
+    <w:p>
+      <w:pPr>
+        <w:spacing w:after="80"/>
+      </w:pPr>
+      <w:r>
+        <w:rPr>
+          <w:rFonts w:ascii="Arial" w:cs="Arial" w:eastAsia="Arial" w:hAnsi="Arial"/>
+          <w:sz w:val="20"/>
+          <w:szCs w:val="20"/>
+        </w:rPr>
+        <w:t xml:space="preserve">* Przez skórę, skutki przewlekłe, układowe: 0,25 mg/kg mc./dzień</w:t>
+      </w:r>
+    </w:p>
+    <w:p>
+      <w:pPr>
+        <w:spacing w:after="80"/>
+      </w:pPr>
+      <w:r>
+        <w:rPr>
+          <w:rFonts w:ascii="Arial" w:cs="Arial" w:eastAsia="Arial" w:hAnsi="Arial"/>
+          <w:sz w:val="20"/>
+          <w:szCs w:val="20"/>
+        </w:rPr>
+        <w:t xml:space="preserve">* Droga pokarmowa, skutki przewlekłe, układowe: 0,25 mg/kg mc./dzień</w:t>
       </w:r>
     </w:p>
     <w:p>
@@ -2914,98 +3455,98 @@
           <w:sz w:val="20"/>
           <w:szCs w:val="20"/>
         </w:rPr>
-        <w:t xml:space="preserve">- woda słodka:0,000199mg/l</w:t>
-      </w:r>
-    </w:p>
-    <w:p>
-      <w:pPr>
-        <w:spacing w:after="80"/>
-      </w:pPr>
-      <w:r>
-        <w:rPr>
-          <w:rFonts w:ascii="Arial" w:cs="Arial" w:eastAsia="Arial" w:hAnsi="Arial"/>
-          <w:sz w:val="20"/>
-          <w:szCs w:val="20"/>
-        </w:rPr>
-        <w:t xml:space="preserve">- woda morska:0,02 μg/l</w:t>
-      </w:r>
-    </w:p>
-    <w:p>
-      <w:pPr>
-        <w:spacing w:after="80"/>
-      </w:pPr>
-      <w:r>
-        <w:rPr>
-          <w:rFonts w:ascii="Arial" w:cs="Arial" w:eastAsia="Arial" w:hAnsi="Arial"/>
-          <w:sz w:val="20"/>
-          <w:szCs w:val="20"/>
-        </w:rPr>
-        <w:t xml:space="preserve">- osady słodkowodne:0,0996mg/kg</w:t>
-      </w:r>
-    </w:p>
-    <w:p>
-      <w:pPr>
-        <w:spacing w:after="80"/>
-      </w:pPr>
-      <w:r>
-        <w:rPr>
-          <w:rFonts w:ascii="Arial" w:cs="Arial" w:eastAsia="Arial" w:hAnsi="Arial"/>
-          <w:sz w:val="20"/>
-          <w:szCs w:val="20"/>
-        </w:rPr>
-        <w:t xml:space="preserve">- osady morskie:0,00996mg/kg</w:t>
-      </w:r>
-    </w:p>
-    <w:p>
-      <w:pPr>
-        <w:spacing w:after="80"/>
-      </w:pPr>
-      <w:r>
-        <w:rPr>
-          <w:rFonts w:ascii="Arial" w:cs="Arial" w:eastAsia="Arial" w:hAnsi="Arial"/>
-          <w:sz w:val="20"/>
-          <w:szCs w:val="20"/>
-        </w:rPr>
-        <w:t xml:space="preserve">- woda (uwalnianie okresowe):0,00199mg/l</w:t>
-      </w:r>
-    </w:p>
-    <w:p>
-      <w:pPr>
-        <w:spacing w:after="80"/>
-      </w:pPr>
-      <w:r>
-        <w:rPr>
-          <w:rFonts w:ascii="Arial" w:cs="Arial" w:eastAsia="Arial" w:hAnsi="Arial"/>
-          <w:sz w:val="20"/>
-          <w:szCs w:val="20"/>
-        </w:rPr>
-        <w:t xml:space="preserve">- mikroorganizmy w oczyszczalni ścieków (STP):0,17mg/l</w:t>
-      </w:r>
-    </w:p>
-    <w:p>
-      <w:pPr>
-        <w:spacing w:after="80"/>
-      </w:pPr>
-      <w:r>
-        <w:rPr>
-          <w:rFonts w:ascii="Arial" w:cs="Arial" w:eastAsia="Arial" w:hAnsi="Arial"/>
-          <w:sz w:val="20"/>
-          <w:szCs w:val="20"/>
-        </w:rPr>
-        <w:t xml:space="preserve">- łańcuch pokarmowy (zatrucie wtórne):8,33mg/kg</w:t>
-      </w:r>
-    </w:p>
-    <w:p>
-      <w:pPr>
-        <w:spacing w:after="80"/>
-      </w:pPr>
-      <w:r>
-        <w:rPr>
-          <w:rFonts w:ascii="Arial" w:cs="Arial" w:eastAsia="Arial" w:hAnsi="Arial"/>
-          <w:sz w:val="20"/>
-          <w:szCs w:val="20"/>
-        </w:rPr>
-        <w:t xml:space="preserve">- środowisko glebowe (gleba):0,04769mg/kg</w:t>
+        <w:t xml:space="preserve">- Woda słodka: 0,000199 mg/l</w:t>
+      </w:r>
+    </w:p>
+    <w:p>
+      <w:pPr>
+        <w:spacing w:after="80"/>
+      </w:pPr>
+      <w:r>
+        <w:rPr>
+          <w:rFonts w:ascii="Arial" w:cs="Arial" w:eastAsia="Arial" w:hAnsi="Arial"/>
+          <w:sz w:val="20"/>
+          <w:szCs w:val="20"/>
+        </w:rPr>
+        <w:t xml:space="preserve">- Woda morska: 0,00002 mg/l</w:t>
+      </w:r>
+    </w:p>
+    <w:p>
+      <w:pPr>
+        <w:spacing w:after="80"/>
+      </w:pPr>
+      <w:r>
+        <w:rPr>
+          <w:rFonts w:ascii="Arial" w:cs="Arial" w:eastAsia="Arial" w:hAnsi="Arial"/>
+          <w:sz w:val="20"/>
+          <w:szCs w:val="20"/>
+        </w:rPr>
+        <w:t xml:space="preserve">- Osady słodkowodne: 0,0996 mg/kg suchej masy osadu</w:t>
+      </w:r>
+    </w:p>
+    <w:p>
+      <w:pPr>
+        <w:spacing w:after="80"/>
+      </w:pPr>
+      <w:r>
+        <w:rPr>
+          <w:rFonts w:ascii="Arial" w:cs="Arial" w:eastAsia="Arial" w:hAnsi="Arial"/>
+          <w:sz w:val="20"/>
+          <w:szCs w:val="20"/>
+        </w:rPr>
+        <w:t xml:space="preserve">- Osady morskie: 0,00996 mg/kg suchej masy osadu</w:t>
+      </w:r>
+    </w:p>
+    <w:p>
+      <w:pPr>
+        <w:spacing w:after="80"/>
+      </w:pPr>
+      <w:r>
+        <w:rPr>
+          <w:rFonts w:ascii="Arial" w:cs="Arial" w:eastAsia="Arial" w:hAnsi="Arial"/>
+          <w:sz w:val="20"/>
+          <w:szCs w:val="20"/>
+        </w:rPr>
+        <w:t xml:space="preserve">- Woda (uwalnianie okresowe): 0,00199 mg/l</w:t>
+      </w:r>
+    </w:p>
+    <w:p>
+      <w:pPr>
+        <w:spacing w:after="80"/>
+      </w:pPr>
+      <w:r>
+        <w:rPr>
+          <w:rFonts w:ascii="Arial" w:cs="Arial" w:eastAsia="Arial" w:hAnsi="Arial"/>
+          <w:sz w:val="20"/>
+          <w:szCs w:val="20"/>
+        </w:rPr>
+        <w:t xml:space="preserve">- Oczyszczalnia ścieków (STP): 0,17 mg/l</w:t>
+      </w:r>
+    </w:p>
+    <w:p>
+      <w:pPr>
+        <w:spacing w:after="80"/>
+      </w:pPr>
+      <w:r>
+        <w:rPr>
+          <w:rFonts w:ascii="Arial" w:cs="Arial" w:eastAsia="Arial" w:hAnsi="Arial"/>
+          <w:sz w:val="20"/>
+          <w:szCs w:val="20"/>
+        </w:rPr>
+        <w:t xml:space="preserve">- Łańcuch pokarmowy (zatrucie wtórne): 8,33 mg/kg pożywienia</w:t>
+      </w:r>
+    </w:p>
+    <w:p>
+      <w:pPr>
+        <w:spacing w:after="80"/>
+      </w:pPr>
+      <w:r>
+        <w:rPr>
+          <w:rFonts w:ascii="Arial" w:cs="Arial" w:eastAsia="Arial" w:hAnsi="Arial"/>
+          <w:sz w:val="20"/>
+          <w:szCs w:val="20"/>
+        </w:rPr>
+        <w:t xml:space="preserve">- Gleba: 0,04769 mg/kg suchej masy gleby</w:t>
       </w:r>
     </w:p>
     <w:p>
@@ -3044,46 +3585,163 @@
           <w:sz w:val="20"/>
           <w:szCs w:val="20"/>
         </w:rPr>
-        <w:t xml:space="preserve">Oral8,13 mg/kg</w:t>
-      </w:r>
-    </w:p>
-    <w:p>
-      <w:pPr>
-        <w:spacing w:after="80"/>
-      </w:pPr>
-      <w:r>
-        <w:rPr>
-          <w:rFonts w:ascii="Arial" w:cs="Arial" w:eastAsia="Arial" w:hAnsi="Arial"/>
-          <w:sz w:val="20"/>
-          <w:szCs w:val="20"/>
-        </w:rPr>
-        <w:t xml:space="preserve">Inhalation226 mg/m3226 mg/m356,5 mg/m356,5 mg/m3384 mg/m3384 mg/m3192 mg/m3192 mg/m3</w:t>
-      </w:r>
-    </w:p>
-    <w:p>
-      <w:pPr>
-        <w:spacing w:after="80"/>
-      </w:pPr>
-      <w:r>
-        <w:rPr>
-          <w:rFonts w:ascii="Arial" w:cs="Arial" w:eastAsia="Arial" w:hAnsi="Arial"/>
-          <w:sz w:val="20"/>
-          <w:szCs w:val="20"/>
-        </w:rPr>
-        <w:t xml:space="preserve">Skin226 mg/kg</w:t>
-      </w:r>
-    </w:p>
-    <w:p>
-      <w:pPr>
-        <w:spacing w:after="80"/>
-      </w:pPr>
-      <w:r>
-        <w:rPr>
-          <w:rFonts w:ascii="Arial" w:cs="Arial" w:eastAsia="Arial" w:hAnsi="Arial"/>
-          <w:sz w:val="20"/>
-          <w:szCs w:val="20"/>
-        </w:rPr>
-        <w:t xml:space="preserve">384 mg/kg</w:t>
+        <w:t xml:space="preserve">- Pracownicy:</w:t>
+      </w:r>
+    </w:p>
+    <w:p>
+      <w:pPr>
+        <w:spacing w:after="80"/>
+      </w:pPr>
+      <w:r>
+        <w:rPr>
+          <w:rFonts w:ascii="Arial" w:cs="Arial" w:eastAsia="Arial" w:hAnsi="Arial"/>
+          <w:sz w:val="20"/>
+          <w:szCs w:val="20"/>
+        </w:rPr>
+        <w:t xml:space="preserve">* Inhalacyjnie, ostre, miejscowe: 384 mg/m³</w:t>
+      </w:r>
+    </w:p>
+    <w:p>
+      <w:pPr>
+        <w:spacing w:after="80"/>
+      </w:pPr>
+      <w:r>
+        <w:rPr>
+          <w:rFonts w:ascii="Arial" w:cs="Arial" w:eastAsia="Arial" w:hAnsi="Arial"/>
+          <w:sz w:val="20"/>
+          <w:szCs w:val="20"/>
+        </w:rPr>
+        <w:t xml:space="preserve">* Inhalacyjnie, ostre, układowe: 384 mg/m³</w:t>
+      </w:r>
+    </w:p>
+    <w:p>
+      <w:pPr>
+        <w:spacing w:after="80"/>
+      </w:pPr>
+      <w:r>
+        <w:rPr>
+          <w:rFonts w:ascii="Arial" w:cs="Arial" w:eastAsia="Arial" w:hAnsi="Arial"/>
+          <w:sz w:val="20"/>
+          <w:szCs w:val="20"/>
+        </w:rPr>
+        <w:t xml:space="preserve">* Inhalacyjnie, przewlekłe, miejscowe: 192 mg/m³</w:t>
+      </w:r>
+    </w:p>
+    <w:p>
+      <w:pPr>
+        <w:spacing w:after="80"/>
+      </w:pPr>
+      <w:r>
+        <w:rPr>
+          <w:rFonts w:ascii="Arial" w:cs="Arial" w:eastAsia="Arial" w:hAnsi="Arial"/>
+          <w:sz w:val="20"/>
+          <w:szCs w:val="20"/>
+        </w:rPr>
+        <w:t xml:space="preserve">* Inhalacyjnie, przewlekłe, układowe: 192 mg/m³</w:t>
+      </w:r>
+    </w:p>
+    <w:p>
+      <w:pPr>
+        <w:spacing w:after="80"/>
+      </w:pPr>
+      <w:r>
+        <w:rPr>
+          <w:rFonts w:ascii="Arial" w:cs="Arial" w:eastAsia="Arial" w:hAnsi="Arial"/>
+          <w:sz w:val="20"/>
+          <w:szCs w:val="20"/>
+        </w:rPr>
+        <w:t xml:space="preserve">* Przez skórę, skutki przewlekłe, układowe: 384 mg/kg mc./dzień</w:t>
+      </w:r>
+    </w:p>
+    <w:p>
+      <w:pPr>
+        <w:spacing w:after="80"/>
+      </w:pPr>
+      <w:r>
+        <w:rPr>
+          <w:rFonts w:ascii="Arial" w:cs="Arial" w:eastAsia="Arial" w:hAnsi="Arial"/>
+          <w:sz w:val="20"/>
+          <w:szCs w:val="20"/>
+        </w:rPr>
+        <w:t xml:space="preserve">- Konsumenci:</w:t>
+      </w:r>
+    </w:p>
+    <w:p>
+      <w:pPr>
+        <w:spacing w:after="80"/>
+      </w:pPr>
+      <w:r>
+        <w:rPr>
+          <w:rFonts w:ascii="Arial" w:cs="Arial" w:eastAsia="Arial" w:hAnsi="Arial"/>
+          <w:sz w:val="20"/>
+          <w:szCs w:val="20"/>
+        </w:rPr>
+        <w:t xml:space="preserve">* Inhalacyjnie, ostre, miejscowe: 226 mg/m³</w:t>
+      </w:r>
+    </w:p>
+    <w:p>
+      <w:pPr>
+        <w:spacing w:after="80"/>
+      </w:pPr>
+      <w:r>
+        <w:rPr>
+          <w:rFonts w:ascii="Arial" w:cs="Arial" w:eastAsia="Arial" w:hAnsi="Arial"/>
+          <w:sz w:val="20"/>
+          <w:szCs w:val="20"/>
+        </w:rPr>
+        <w:t xml:space="preserve">* Inhalacyjnie, ostre, układowe: 226 mg/m³</w:t>
+      </w:r>
+    </w:p>
+    <w:p>
+      <w:pPr>
+        <w:spacing w:after="80"/>
+      </w:pPr>
+      <w:r>
+        <w:rPr>
+          <w:rFonts w:ascii="Arial" w:cs="Arial" w:eastAsia="Arial" w:hAnsi="Arial"/>
+          <w:sz w:val="20"/>
+          <w:szCs w:val="20"/>
+        </w:rPr>
+        <w:t xml:space="preserve">* Inhalacyjnie, przewlekłe, miejscowe: 56,5 mg/m³</w:t>
+      </w:r>
+    </w:p>
+    <w:p>
+      <w:pPr>
+        <w:spacing w:after="80"/>
+      </w:pPr>
+      <w:r>
+        <w:rPr>
+          <w:rFonts w:ascii="Arial" w:cs="Arial" w:eastAsia="Arial" w:hAnsi="Arial"/>
+          <w:sz w:val="20"/>
+          <w:szCs w:val="20"/>
+        </w:rPr>
+        <w:t xml:space="preserve">* Inhalacyjnie, przewlekłe, układowe: 56,5 mg/m³</w:t>
+      </w:r>
+    </w:p>
+    <w:p>
+      <w:pPr>
+        <w:spacing w:after="80"/>
+      </w:pPr>
+      <w:r>
+        <w:rPr>
+          <w:rFonts w:ascii="Arial" w:cs="Arial" w:eastAsia="Arial" w:hAnsi="Arial"/>
+          <w:sz w:val="20"/>
+          <w:szCs w:val="20"/>
+        </w:rPr>
+        <w:t xml:space="preserve">* Przez skórę, skutki przewlekłe, układowe: 226 mg/kg mc./dzień</w:t>
+      </w:r>
+    </w:p>
+    <w:p>
+      <w:pPr>
+        <w:spacing w:after="80"/>
+      </w:pPr>
+      <w:r>
+        <w:rPr>
+          <w:rFonts w:ascii="Arial" w:cs="Arial" w:eastAsia="Arial" w:hAnsi="Arial"/>
+          <w:sz w:val="20"/>
+          <w:szCs w:val="20"/>
+        </w:rPr>
+        <w:t xml:space="preserve">* Droga pokarmowa, skutki przewlekłe, układowe: 8,13 mg/kg mc./dzień</w:t>
       </w:r>
     </w:p>
     <w:p>
@@ -3109,85 +3767,85 @@
           <w:sz w:val="20"/>
           <w:szCs w:val="20"/>
         </w:rPr>
-        <w:t xml:space="preserve">- woda słodka:0,68mg/l</w:t>
-      </w:r>
-    </w:p>
-    <w:p>
-      <w:pPr>
-        <w:spacing w:after="80"/>
-      </w:pPr>
-      <w:r>
-        <w:rPr>
-          <w:rFonts w:ascii="Arial" w:cs="Arial" w:eastAsia="Arial" w:hAnsi="Arial"/>
-          <w:sz w:val="20"/>
-          <w:szCs w:val="20"/>
-        </w:rPr>
-        <w:t xml:space="preserve">- woda morska:0,68mg/l</w:t>
-      </w:r>
-    </w:p>
-    <w:p>
-      <w:pPr>
-        <w:spacing w:after="80"/>
-      </w:pPr>
-      <w:r>
-        <w:rPr>
-          <w:rFonts w:ascii="Arial" w:cs="Arial" w:eastAsia="Arial" w:hAnsi="Arial"/>
-          <w:sz w:val="20"/>
-          <w:szCs w:val="20"/>
-        </w:rPr>
-        <w:t xml:space="preserve">- osady słodkowodne:16,39mg/kg/d</w:t>
-      </w:r>
-    </w:p>
-    <w:p>
-      <w:pPr>
-        <w:spacing w:after="80"/>
-      </w:pPr>
-      <w:r>
-        <w:rPr>
-          <w:rFonts w:ascii="Arial" w:cs="Arial" w:eastAsia="Arial" w:hAnsi="Arial"/>
-          <w:sz w:val="20"/>
-          <w:szCs w:val="20"/>
-        </w:rPr>
-        <w:t xml:space="preserve">- osady morskie:16,39mg/kg/d</w:t>
-      </w:r>
-    </w:p>
-    <w:p>
-      <w:pPr>
-        <w:spacing w:after="80"/>
-      </w:pPr>
-      <w:r>
-        <w:rPr>
-          <w:rFonts w:ascii="Arial" w:cs="Arial" w:eastAsia="Arial" w:hAnsi="Arial"/>
-          <w:sz w:val="20"/>
-          <w:szCs w:val="20"/>
-        </w:rPr>
-        <w:t xml:space="preserve">- woda (uwalnianie okresowe):0,68mg/l</w:t>
-      </w:r>
-    </w:p>
-    <w:p>
-      <w:pPr>
-        <w:spacing w:after="80"/>
-      </w:pPr>
-      <w:r>
-        <w:rPr>
-          <w:rFonts w:ascii="Arial" w:cs="Arial" w:eastAsia="Arial" w:hAnsi="Arial"/>
-          <w:sz w:val="20"/>
-          <w:szCs w:val="20"/>
-        </w:rPr>
-        <w:t xml:space="preserve">- mikroorganizmy w oczyszczalni ścieków (STP):13,61mg/l</w:t>
-      </w:r>
-    </w:p>
-    <w:p>
-      <w:pPr>
-        <w:spacing w:after="80"/>
-      </w:pPr>
-      <w:r>
-        <w:rPr>
-          <w:rFonts w:ascii="Arial" w:cs="Arial" w:eastAsia="Arial" w:hAnsi="Arial"/>
-          <w:sz w:val="20"/>
-          <w:szCs w:val="20"/>
-        </w:rPr>
-        <w:t xml:space="preserve">- łańcuch pokarmowy (zatrucie wtórne):2,89mg/kg soil dw</w:t>
+        <w:t xml:space="preserve">- Woda słodka: 0,68 mg/l</w:t>
+      </w:r>
+    </w:p>
+    <w:p>
+      <w:pPr>
+        <w:spacing w:after="80"/>
+      </w:pPr>
+      <w:r>
+        <w:rPr>
+          <w:rFonts w:ascii="Arial" w:cs="Arial" w:eastAsia="Arial" w:hAnsi="Arial"/>
+          <w:sz w:val="20"/>
+          <w:szCs w:val="20"/>
+        </w:rPr>
+        <w:t xml:space="preserve">- Woda morska: 0,68 mg/l</w:t>
+      </w:r>
+    </w:p>
+    <w:p>
+      <w:pPr>
+        <w:spacing w:after="80"/>
+      </w:pPr>
+      <w:r>
+        <w:rPr>
+          <w:rFonts w:ascii="Arial" w:cs="Arial" w:eastAsia="Arial" w:hAnsi="Arial"/>
+          <w:sz w:val="20"/>
+          <w:szCs w:val="20"/>
+        </w:rPr>
+        <w:t xml:space="preserve">- Osady słodkowodne: 16,39 mg/kg suchej masy osadu</w:t>
+      </w:r>
+    </w:p>
+    <w:p>
+      <w:pPr>
+        <w:spacing w:after="80"/>
+      </w:pPr>
+      <w:r>
+        <w:rPr>
+          <w:rFonts w:ascii="Arial" w:cs="Arial" w:eastAsia="Arial" w:hAnsi="Arial"/>
+          <w:sz w:val="20"/>
+          <w:szCs w:val="20"/>
+        </w:rPr>
+        <w:t xml:space="preserve">- Osady morskie: 16,39 mg/kg suchej masy osadu</w:t>
+      </w:r>
+    </w:p>
+    <w:p>
+      <w:pPr>
+        <w:spacing w:after="80"/>
+      </w:pPr>
+      <w:r>
+        <w:rPr>
+          <w:rFonts w:ascii="Arial" w:cs="Arial" w:eastAsia="Arial" w:hAnsi="Arial"/>
+          <w:sz w:val="20"/>
+          <w:szCs w:val="20"/>
+        </w:rPr>
+        <w:t xml:space="preserve">- Woda (uwalnianie okresowe): 0,68 mg/l</w:t>
+      </w:r>
+    </w:p>
+    <w:p>
+      <w:pPr>
+        <w:spacing w:after="80"/>
+      </w:pPr>
+      <w:r>
+        <w:rPr>
+          <w:rFonts w:ascii="Arial" w:cs="Arial" w:eastAsia="Arial" w:hAnsi="Arial"/>
+          <w:sz w:val="20"/>
+          <w:szCs w:val="20"/>
+        </w:rPr>
+        <w:t xml:space="preserve">- Oczyszczalnia ścieków (STP): 13,61 mg/l</w:t>
+      </w:r>
+    </w:p>
+    <w:p>
+      <w:pPr>
+        <w:spacing w:after="80"/>
+      </w:pPr>
+      <w:r>
+        <w:rPr>
+          <w:rFonts w:ascii="Arial" w:cs="Arial" w:eastAsia="Arial" w:hAnsi="Arial"/>
+          <w:sz w:val="20"/>
+          <w:szCs w:val="20"/>
+        </w:rPr>
+        <w:t xml:space="preserve">- Łańcuch pokarmowy (zatrucie wtórne): 2,89 mg/kg suchej masy gleby</w:t>
       </w:r>
     </w:p>
     <w:p>
@@ -3210,7 +3868,7 @@
           <w:sz w:val="20"/>
           <w:szCs w:val="20"/>
         </w:rPr>
-        <w:t xml:space="preserve"> Należy stosować procedury monitorowania stężeń niebezpiecznych substancji w powietrzu na stanowiskach pracy oraz procedury kontroli wentylacji zgodnie z odpowiednimi Polskimi Normami.</w:t>
+        <w:t xml:space="preserve"> Należy stosować procedury monitorowania stężeń niebezpiecznych substancji w powietrzu na stanowiskach pracy oraz procedury kontroli wentylacji zgodnie z Polskimi Normami.</w:t>
       </w:r>
     </w:p>
     <w:p>
@@ -3230,71 +3888,67 @@
     </w:p>
     <w:p>
       <w:pPr>
-        <w:spacing w:after="80" w:before="80"/>
-      </w:pPr>
-      <w:r>
-        <w:rPr>
-          <w:rFonts w:ascii="Arial" w:cs="Arial" w:eastAsia="Arial" w:hAnsi="Arial"/>
-          <w:b/>
-          <w:bCs/>
-          <w:sz w:val="20"/>
-          <w:szCs w:val="20"/>
-        </w:rPr>
-        <w:t xml:space="preserve">Ochrona oczu:</w:t>
-      </w:r>
-      <w:r>
-        <w:rPr>
-          <w:rFonts w:ascii="Arial" w:cs="Arial" w:eastAsia="Arial" w:hAnsi="Arial"/>
-          <w:sz w:val="20"/>
-          <w:szCs w:val="20"/>
-        </w:rPr>
-        <w:t xml:space="preserve"> Nosić okulary ochronne w szczelnej obudowie lub gogle ochronne zgodne z normą PN-EN 166.</w:t>
-      </w:r>
-    </w:p>
-    <w:p>
-      <w:pPr>
-        <w:spacing w:after="80" w:before="80"/>
-      </w:pPr>
-      <w:r>
-        <w:rPr>
-          <w:rFonts w:ascii="Arial" w:cs="Arial" w:eastAsia="Arial" w:hAnsi="Arial"/>
-          <w:b/>
-          <w:bCs/>
-          <w:sz w:val="20"/>
-          <w:szCs w:val="20"/>
-        </w:rPr>
-        <w:t xml:space="preserve">Ochrona skóry:</w:t>
-      </w:r>
-      <w:r>
-        <w:rPr>
-          <w:rFonts w:ascii="Arial" w:cs="Arial" w:eastAsia="Arial" w:hAnsi="Arial"/>
-          <w:sz w:val="20"/>
-          <w:szCs w:val="20"/>
-        </w:rPr>
-        <w:t xml:space="preserve"> Stosować odpowiednią odzież roboczą chroniącą przed kontaktem z chemikaliami.</w:t>
-      </w:r>
-    </w:p>
-    <w:p>
-      <w:pPr>
-        <w:spacing w:after="80" w:before="80"/>
-      </w:pPr>
-      <w:r>
-        <w:rPr>
-          <w:rFonts w:ascii="Arial" w:cs="Arial" w:eastAsia="Arial" w:hAnsi="Arial"/>
-          <w:b/>
-          <w:bCs/>
-          <w:sz w:val="20"/>
-          <w:szCs w:val="20"/>
-        </w:rPr>
-        <w:t xml:space="preserve">Ochrona rąk:</w:t>
-      </w:r>
-      <w:r>
-        <w:rPr>
-          <w:rFonts w:ascii="Arial" w:cs="Arial" w:eastAsia="Arial" w:hAnsi="Arial"/>
-          <w:sz w:val="20"/>
-          <w:szCs w:val="20"/>
-        </w:rPr>
-        <w:t xml:space="preserve"> Stosować rękawice ochronne odporne na działanie chemikaliów (np. z kauczuku nitrylowego lub neoprenu) zgodne z normą PN-EN ISO 374-1. Czas przebicia i grubość materiału należy skonsultować z dostawcą rękawic.</w:t>
+        <w:spacing w:after="80"/>
+      </w:pPr>
+      <w:r>
+        <w:rPr>
+          <w:rFonts w:ascii="Arial" w:cs="Arial" w:eastAsia="Arial" w:hAnsi="Arial"/>
+          <w:sz w:val="20"/>
+          <w:szCs w:val="20"/>
+        </w:rPr>
+        <w:t xml:space="preserve">Stosowne techniczne środki kontroli:</w:t>
+      </w:r>
+    </w:p>
+    <w:p>
+      <w:pPr>
+        <w:spacing w:after="80"/>
+      </w:pPr>
+      <w:r>
+        <w:rPr>
+          <w:rFonts w:ascii="Arial" w:cs="Arial" w:eastAsia="Arial" w:hAnsi="Arial"/>
+          <w:sz w:val="20"/>
+          <w:szCs w:val="20"/>
+        </w:rPr>
+        <w:t xml:space="preserve">Zapewnić dobrą wentylację ogólną i/lub miejscowy odciąg na stanowiskach pracy, aby utrzymać stężenia w powietrzu poniżej wartości dopuszczalnych. Stosować wyposażenie przeciwwybuchowe.</w:t>
+      </w:r>
+    </w:p>
+    <w:p>
+      <w:pPr>
+        <w:spacing w:after="80"/>
+      </w:pPr>
+      <w:r>
+        <w:rPr>
+          <w:rFonts w:ascii="Arial" w:cs="Arial" w:eastAsia="Arial" w:hAnsi="Arial"/>
+          <w:sz w:val="20"/>
+          <w:szCs w:val="20"/>
+        </w:rPr>
+        <w:t xml:space="preserve">Indywidualne środki ochrony, takie jak indywidualny sprzęt ochronny:</w:t>
+      </w:r>
+    </w:p>
+    <w:p>
+      <w:pPr>
+        <w:spacing w:after="80"/>
+      </w:pPr>
+      <w:r>
+        <w:rPr>
+          <w:rFonts w:ascii="Arial" w:cs="Arial" w:eastAsia="Arial" w:hAnsi="Arial"/>
+          <w:sz w:val="20"/>
+          <w:szCs w:val="20"/>
+        </w:rPr>
+        <w:t xml:space="preserve">Ochrona oczu lub twarzy: Nosić okulary ochronne w szczelnej obudowie lub gogle ochronne zgodne z normą PN-EN 166.</w:t>
+      </w:r>
+    </w:p>
+    <w:p>
+      <w:pPr>
+        <w:spacing w:after="80"/>
+      </w:pPr>
+      <w:r>
+        <w:rPr>
+          <w:rFonts w:ascii="Arial" w:cs="Arial" w:eastAsia="Arial" w:hAnsi="Arial"/>
+          <w:sz w:val="20"/>
+          <w:szCs w:val="20"/>
+        </w:rPr>
+        <w:t xml:space="preserve">Ochrona skóry i rąk: Stosować rękawice ochronne odporne na działanie chemikaliów (np. kauczuk nitrylowy lub kauczuk butylowy) zgodne z normą PN-EN ISO 374-1. Nosić odpowiednią odzież roboczą chroniącą przed kontaktem z cieczą.</w:t>
       </w:r>
     </w:p>
     <w:p>
@@ -3317,7 +3971,7 @@
           <w:sz w:val="20"/>
           <w:szCs w:val="20"/>
         </w:rPr>
-        <w:t xml:space="preserve"> W normalnych warunkach stosowania przy właściwej wentylacji nie jest wymagana. W przypadku niedostatecznej wentylacji lub przekroczenia dopuszczalnych stężeń NDS stosować odpowiedni sprzęt ochrony dróg oddechowych z pochłaniaczem par typu A (norma PN-EN 14387).</w:t>
+        <w:t xml:space="preserve"> W normalnych warunkach stosowania przy właściwej wentylacji nie jest wymagana. W przypadku niedostatecznej wentylacji lub przekroczenia dopuszczalnych wartości stężeń stosować odpowiedni sprzęt ochrony dróg oddechowych z pochłaniaczem par organicznych typu A (norma PN-EN 14387).</w:t>
       </w:r>
     </w:p>
     <w:p>
@@ -3363,7 +4017,20 @@
           <w:sz w:val="20"/>
           <w:szCs w:val="20"/>
         </w:rPr>
-        <w:t xml:space="preserve"> Nie dopuścić do przedostania się dużych ilości produktu do kanalizacji, wód powierzchniowych ani gruntowych.</w:t>
+        <w:t xml:space="preserve"/>
+      </w:r>
+    </w:p>
+    <w:p>
+      <w:pPr>
+        <w:spacing w:after="80"/>
+      </w:pPr>
+      <w:r>
+        <w:rPr>
+          <w:rFonts w:ascii="Arial" w:cs="Arial" w:eastAsia="Arial" w:hAnsi="Arial"/>
+          <w:sz w:val="20"/>
+          <w:szCs w:val="20"/>
+        </w:rPr>
+        <w:t xml:space="preserve">Nie dopuścić do przedostania się dużych ilości produktu do kanalizacji, wód powierzchniowych, gruntowych ani gleby.</w:t>
       </w:r>
     </w:p>
     <w:p>
@@ -3386,7 +4053,20 @@
           <w:sz w:val="20"/>
           <w:szCs w:val="20"/>
         </w:rPr>
-        <w:t xml:space="preserve"> Zapewnić odpowiednią wentylację ogólną i miejscową na stanowiskach pracy. Myć ręce po zakończeniu pracy z produktem. Nie jeść i nie pić podczas stosowania.</w:t>
+        <w:t xml:space="preserve"/>
+      </w:r>
+    </w:p>
+    <w:p>
+      <w:pPr>
+        <w:spacing w:after="80"/>
+      </w:pPr>
+      <w:r>
+        <w:rPr>
+          <w:rFonts w:ascii="Arial" w:cs="Arial" w:eastAsia="Arial" w:hAnsi="Arial"/>
+          <w:sz w:val="20"/>
+          <w:szCs w:val="20"/>
+        </w:rPr>
+        <w:t xml:space="preserve">Myć ręce po zakończeniu pracy z produktem. Nie jeść, nie pić i nie palić podczas stosowania. Zdjąć zanieczyszczoną odzież i wyprać ją przed ponownym użyciem.</w:t>
       </w:r>
     </w:p>
     <w:p>
@@ -3441,7 +4121,7 @@
           <w:sz w:val="20"/>
           <w:szCs w:val="20"/>
         </w:rPr>
-        <w:t xml:space="preserve"> liquidTemperature: 20 °C</w:t>
+        <w:t xml:space="preserve"> ciecz (w 20 °C)</w:t>
       </w:r>
     </w:p>
     <w:p>
@@ -3464,7 +4144,7 @@
           <w:sz w:val="20"/>
           <w:szCs w:val="20"/>
         </w:rPr>
-        <w:t xml:space="preserve"> pinkTemperature: 20 °C</w:t>
+        <w:t xml:space="preserve"> różowy (w 20 °C)</w:t>
       </w:r>
     </w:p>
     <w:p>
@@ -3487,7 +4167,7 @@
           <w:sz w:val="20"/>
           <w:szCs w:val="20"/>
         </w:rPr>
-        <w:t xml:space="preserve"> characteristicMethod:wewnętrzna</w:t>
+        <w:t xml:space="preserve"> charakterystyczny</w:t>
       </w:r>
     </w:p>
     <w:p>
@@ -3510,7 +4190,7 @@
           <w:sz w:val="20"/>
           <w:szCs w:val="20"/>
         </w:rPr>
-        <w:t xml:space="preserve"> -114 °CMethod:not specified</w:t>
+        <w:t xml:space="preserve"> -114 °C</w:t>
       </w:r>
     </w:p>
     <w:p>
@@ -3533,7 +4213,7 @@
           <w:sz w:val="20"/>
           <w:szCs w:val="20"/>
         </w:rPr>
-        <w:t xml:space="preserve"> 78,5 °CMethod:not specified</w:t>
+        <w:t xml:space="preserve"> 78,5 °C</w:t>
       </w:r>
     </w:p>
     <w:p>
@@ -3556,7 +4236,7 @@
           <w:sz w:val="20"/>
           <w:szCs w:val="20"/>
         </w:rPr>
-        <w:t xml:space="preserve"> łatwopalny liquidMethod: ISO 3679:2015</w:t>
+        <w:t xml:space="preserve"> ciecz wysoce łatwopalna (metoda: ISO 3679:2015)</w:t>
       </w:r>
     </w:p>
     <w:p>
@@ -3579,7 +4259,7 @@
           <w:sz w:val="20"/>
           <w:szCs w:val="20"/>
         </w:rPr>
-        <w:t xml:space="preserve"> Dolna granica wybuchowości (DGW): 3,3 % (v/v); Górna granica wybuchowości (GGW): 19 % (v/v)</w:t>
+        <w:t xml:space="preserve"> dolna: 3,3 % obj.; górna: 19 % obj.</w:t>
       </w:r>
     </w:p>
     <w:p>
@@ -3602,7 +4282,7 @@
           <w:sz w:val="20"/>
           <w:szCs w:val="20"/>
         </w:rPr>
-        <w:t xml:space="preserve"> 18,7 °CMethod: ISO 3679:2015</w:t>
+        <w:t xml:space="preserve"> 18,7 °C (metoda: ISO 3679:2015, tygiel zamknięty)</w:t>
       </w:r>
     </w:p>
     <w:p>
@@ -3625,7 +4305,7 @@
           <w:sz w:val="20"/>
           <w:szCs w:val="20"/>
         </w:rPr>
-        <w:t xml:space="preserve"> 363 °CMethod:not specified</w:t>
+        <w:t xml:space="preserve"> 363 °C</w:t>
       </w:r>
     </w:p>
     <w:p>
@@ -3648,7 +4328,7 @@
           <w:sz w:val="20"/>
           <w:szCs w:val="20"/>
         </w:rPr>
-        <w:t xml:space="preserve"> not availablethey can decompose</w:t>
+        <w:t xml:space="preserve"> nie określono (brak danych)</w:t>
       </w:r>
     </w:p>
     <w:p>
@@ -3671,7 +4351,7 @@
           <w:sz w:val="20"/>
           <w:szCs w:val="20"/>
         </w:rPr>
-        <w:t xml:space="preserve"> 5 - 8Method:not specified</w:t>
+        <w:t xml:space="preserve"> 5 - 8</w:t>
       </w:r>
     </w:p>
     <w:p>
@@ -3694,7 +4374,7 @@
           <w:sz w:val="20"/>
           <w:szCs w:val="20"/>
         </w:rPr>
-        <w:t xml:space="preserve"> 1,5Method:Not specified</w:t>
+        <w:t xml:space="preserve"> 1,5 mm²/s (w 20 °C)</w:t>
       </w:r>
     </w:p>
     <w:p>
@@ -3717,7 +4397,7 @@
           <w:sz w:val="20"/>
           <w:szCs w:val="20"/>
         </w:rPr>
-        <w:t xml:space="preserve"> not specified</w:t>
+        <w:t xml:space="preserve"> rozpuszczalny w wodzie</w:t>
       </w:r>
     </w:p>
     <w:p>
@@ -3740,7 +4420,7 @@
           <w:sz w:val="20"/>
           <w:szCs w:val="20"/>
         </w:rPr>
-        <w:t xml:space="preserve"> Nie dotyczy</w:t>
+        <w:t xml:space="preserve"> brak dostępnych danych</w:t>
       </w:r>
     </w:p>
     <w:p>
@@ -3763,7 +4443,7 @@
           <w:sz w:val="20"/>
           <w:szCs w:val="20"/>
         </w:rPr>
-        <w:t xml:space="preserve"> -0,35Method:not specified</w:t>
+        <w:t xml:space="preserve"> -0,35 (dotyczy etanolu)</w:t>
       </w:r>
     </w:p>
     <w:p>
@@ -3786,7 +4466,7 @@
           <w:sz w:val="20"/>
           <w:szCs w:val="20"/>
         </w:rPr>
-        <w:t xml:space="preserve"> 5,9 kPaMethod:not specified</w:t>
+        <w:t xml:space="preserve"> 5,9 kPa (w 20 °C)</w:t>
       </w:r>
     </w:p>
     <w:p>
@@ -3809,7 +4489,7 @@
           <w:sz w:val="20"/>
           <w:szCs w:val="20"/>
         </w:rPr>
-        <w:t xml:space="preserve"> 0,855 g/cm³Method:wewnętrzna</w:t>
+        <w:t xml:space="preserve"> 0,855 g/cm³ (w 20 °C)</w:t>
       </w:r>
     </w:p>
     <w:p>
@@ -3832,7 +4512,7 @@
           <w:sz w:val="20"/>
           <w:szCs w:val="20"/>
         </w:rPr>
-        <w:t xml:space="preserve"> 1,6Method:HSDB, 2015; INRS, 2011</w:t>
+        <w:t xml:space="preserve"> 1,6 (powietrze = 1)</w:t>
       </w:r>
     </w:p>
     <w:p>
@@ -3855,7 +4535,7 @@
           <w:sz w:val="20"/>
           <w:szCs w:val="20"/>
         </w:rPr>
-        <w:t xml:space="preserve"> Nie dotyczy (produkt płynny)</w:t>
+        <w:t xml:space="preserve"> nie dotyczy (produkt w postaci cieczy)</w:t>
       </w:r>
     </w:p>
     <w:p>
@@ -3875,29 +4555,6 @@
     </w:p>
     <w:p>
       <w:pPr>
-        <w:spacing w:after="80" w:before="80"/>
-      </w:pPr>
-      <w:r>
-        <w:rPr>
-          <w:rFonts w:ascii="Arial" w:cs="Arial" w:eastAsia="Arial" w:hAnsi="Arial"/>
-          <w:b/>
-          <w:bCs/>
-          <w:sz w:val="20"/>
-          <w:szCs w:val="20"/>
-        </w:rPr>
-        <w:t xml:space="preserve">Lotne Związki Organiczne (LZO / VOC):</w:t>
-      </w:r>
-      <w:r>
-        <w:rPr>
-          <w:rFonts w:ascii="Arial" w:cs="Arial" w:eastAsia="Arial" w:hAnsi="Arial"/>
-          <w:sz w:val="20"/>
-          <w:szCs w:val="20"/>
-        </w:rPr>
-        <w:t xml:space="preserve"> ok. 76–78% (ok. 663 g/l)</w:t>
-      </w:r>
-    </w:p>
-    <w:p>
-      <w:pPr>
         <w:spacing w:after="100" w:before="200"/>
       </w:pPr>
       <w:r>
@@ -3908,7 +4565,20 @@
           <w:sz w:val="20"/>
           <w:szCs w:val="20"/>
         </w:rPr>
-        <w:t xml:space="preserve">9.2.1. Informacje dotyczące klas zagrożenia fizycznego: Brak dodatkowych danych badawczych.</w:t>
+        <w:t xml:space="preserve">9.2.1. Informacje dotyczące klas zagrożenia fizycznego:</w:t>
+      </w:r>
+    </w:p>
+    <w:p>
+      <w:pPr>
+        <w:spacing w:after="80"/>
+      </w:pPr>
+      <w:r>
+        <w:rPr>
+          <w:rFonts w:ascii="Arial" w:cs="Arial" w:eastAsia="Arial" w:hAnsi="Arial"/>
+          <w:sz w:val="20"/>
+          <w:szCs w:val="20"/>
+        </w:rPr>
+        <w:t xml:space="preserve">Brak dodatkowych danych badawczych poza klasyfikacją jako ciecz łatwopalna kategoria 2.</w:t>
       </w:r>
     </w:p>
     <w:p>
@@ -3923,7 +4593,20 @@
           <w:sz w:val="20"/>
           <w:szCs w:val="20"/>
         </w:rPr>
-        <w:t xml:space="preserve">9.2.2. Inne właściwości bezpieczeństwa: Zawartość LZO (VOC): ok. 76–78% (ok. 663 g/l).</w:t>
+        <w:t xml:space="preserve">9.2.2. Inne właściwości bezpieczeństwa:</w:t>
+      </w:r>
+    </w:p>
+    <w:p>
+      <w:pPr>
+        <w:spacing w:after="80"/>
+      </w:pPr>
+      <w:r>
+        <w:rPr>
+          <w:rFonts w:ascii="Arial" w:cs="Arial" w:eastAsia="Arial" w:hAnsi="Arial"/>
+          <w:sz w:val="20"/>
+          <w:szCs w:val="20"/>
+        </w:rPr>
+        <w:t xml:space="preserve">Zawartość lotnych związków organicznych (LZO / VOC): ok. 76–78% (ok. 663 g/l).</w:t>
       </w:r>
     </w:p>
     <w:p>
@@ -3940,7 +4623,7 @@
           <w:sz w:val="22"/>
           <w:szCs w:val="22"/>
         </w:rPr>
-        <w:t xml:space="preserve">SEKCJA 10</w:t>
+        <w:t xml:space="preserve">SEKCJA 10. STABILNOŚĆ I REAKTYWNOŚĆ</w:t>
       </w:r>
     </w:p>
     <w:p>
@@ -3955,7 +4638,46 @@
           <w:sz w:val="20"/>
           <w:szCs w:val="20"/>
         </w:rPr>
-        <w:t xml:space="preserve">10.1. Reaktywność: W normalnych warunkach stosowania i magazynowania produkt nie wykazuje niebezpiecznej reaktywności.</w:t>
+        <w:t xml:space="preserve">10.1. Reaktywność</w:t>
+      </w:r>
+    </w:p>
+    <w:p>
+      <w:pPr>
+        <w:spacing w:after="80"/>
+      </w:pPr>
+      <w:r>
+        <w:rPr>
+          <w:rFonts w:ascii="Arial" w:cs="Arial" w:eastAsia="Arial" w:hAnsi="Arial"/>
+          <w:sz w:val="20"/>
+          <w:szCs w:val="20"/>
+        </w:rPr>
+        <w:t xml:space="preserve">W normalnych warunkach stosowania nie występuje szczególne ryzyko reakcji z innymi substancjami.</w:t>
+      </w:r>
+    </w:p>
+    <w:p>
+      <w:pPr>
+        <w:spacing w:after="80"/>
+      </w:pPr>
+      <w:r>
+        <w:rPr>
+          <w:rFonts w:ascii="Arial" w:cs="Arial" w:eastAsia="Arial" w:hAnsi="Arial"/>
+          <w:sz w:val="20"/>
+          <w:szCs w:val="20"/>
+        </w:rPr>
+        <w:t xml:space="preserve">Toluen</w:t>
+      </w:r>
+    </w:p>
+    <w:p>
+      <w:pPr>
+        <w:spacing w:after="80"/>
+      </w:pPr>
+      <w:r>
+        <w:rPr>
+          <w:rFonts w:ascii="Arial" w:cs="Arial" w:eastAsia="Arial" w:hAnsi="Arial"/>
+          <w:sz w:val="20"/>
+          <w:szCs w:val="20"/>
+        </w:rPr>
+        <w:t xml:space="preserve">Unikać narażenia na: światło.</w:t>
       </w:r>
     </w:p>
     <w:p>
@@ -3970,7 +4692,20 @@
           <w:sz w:val="20"/>
           <w:szCs w:val="20"/>
         </w:rPr>
-        <w:t xml:space="preserve">10.2. Stabilność chemiczna: Produkt jest stabilny w zalecanych warunkach magazynowania i stosowania.</w:t>
+        <w:t xml:space="preserve">10.2. Stabilność chemiczna</w:t>
+      </w:r>
+    </w:p>
+    <w:p>
+      <w:pPr>
+        <w:spacing w:after="80"/>
+      </w:pPr>
+      <w:r>
+        <w:rPr>
+          <w:rFonts w:ascii="Arial" w:cs="Arial" w:eastAsia="Arial" w:hAnsi="Arial"/>
+          <w:sz w:val="20"/>
+          <w:szCs w:val="20"/>
+        </w:rPr>
+        <w:t xml:space="preserve">Produkt jest stabilny w normalnych warunkach stosowania i magazynowania.</w:t>
       </w:r>
     </w:p>
     <w:p>
@@ -3985,7 +4720,72 @@
           <w:sz w:val="20"/>
           <w:szCs w:val="20"/>
         </w:rPr>
-        <w:t xml:space="preserve">10.3. Możliwość występowania niebezpiecznych reakcji: Pary mogą tworzyć mieszaniny wybuchowe z powietrzem.</w:t>
+        <w:t xml:space="preserve">10.3. Możliwość występowania niebezpiecznych reakcji</w:t>
+      </w:r>
+    </w:p>
+    <w:p>
+      <w:pPr>
+        <w:spacing w:after="80"/>
+      </w:pPr>
+      <w:r>
+        <w:rPr>
+          <w:rFonts w:ascii="Arial" w:cs="Arial" w:eastAsia="Arial" w:hAnsi="Arial"/>
+          <w:sz w:val="20"/>
+          <w:szCs w:val="20"/>
+        </w:rPr>
+        <w:t xml:space="preserve">Pary mogą tworzyć z powietrzem mieszaniny wybuchowe.</w:t>
+      </w:r>
+    </w:p>
+    <w:p>
+      <w:pPr>
+        <w:spacing w:after="80"/>
+      </w:pPr>
+      <w:r>
+        <w:rPr>
+          <w:rFonts w:ascii="Arial" w:cs="Arial" w:eastAsia="Arial" w:hAnsi="Arial"/>
+          <w:sz w:val="20"/>
+          <w:szCs w:val="20"/>
+        </w:rPr>
+        <w:t xml:space="preserve">ETANOL</w:t>
+      </w:r>
+    </w:p>
+    <w:p>
+      <w:pPr>
+        <w:spacing w:after="80"/>
+      </w:pPr>
+      <w:r>
+        <w:rPr>
+          <w:rFonts w:ascii="Arial" w:cs="Arial" w:eastAsia="Arial" w:hAnsi="Arial"/>
+          <w:sz w:val="20"/>
+          <w:szCs w:val="20"/>
+        </w:rPr>
+        <w:t xml:space="preserve">Ryzyko wybuchu w kontakcie z: metale alkaliczne, tlenki metali alkalicznych, podchloryn wapnia, monofluorosiarczek, bezwodnik octowy, kwasy, stężony nadtlenek wodoru, nadchlorany, kwas nadchlorowy, chloronitryl, azotan rtęci(II), kwas azotowy, srebro, azotan srebra, amoniak, tlenek srebra, amoniak, silne utleniacze, ditlenek azotu. Może reagować niebezpiecznie z: bromoacetylen, chloroacetylen, trifluorek bromu, tritlenek chromu, chlorek chromylu, fluor, tert-butanolan potasu, wodorek litu, tritlenek fosforu, czerń platynowa, chlorek cyrkonu(IV), jodek cyrkonu(IV). Tworzy z powietrzem mieszaniny wybuchowe.</w:t>
+      </w:r>
+    </w:p>
+    <w:p>
+      <w:pPr>
+        <w:spacing w:after="80"/>
+      </w:pPr>
+      <w:r>
+        <w:rPr>
+          <w:rFonts w:ascii="Arial" w:cs="Arial" w:eastAsia="Arial" w:hAnsi="Arial"/>
+          <w:sz w:val="20"/>
+          <w:szCs w:val="20"/>
+        </w:rPr>
+        <w:t xml:space="preserve">Toluen</w:t>
+      </w:r>
+    </w:p>
+    <w:p>
+      <w:pPr>
+        <w:spacing w:after="80"/>
+      </w:pPr>
+      <w:r>
+        <w:rPr>
+          <w:rFonts w:ascii="Arial" w:cs="Arial" w:eastAsia="Arial" w:hAnsi="Arial"/>
+          <w:sz w:val="20"/>
+          <w:szCs w:val="20"/>
+        </w:rPr>
+        <w:t xml:space="preserve">Ryzyko wybuchu w kontakcie z: dymiący kwas siarkowy, kwas azotowy, nadchloran srebra, ditlenek azotu, halogenki niemetali, kwas octowy, organiczne związki nitrowe. Może tworzyć z powietrzem mieszaniny wybuchowe. Może reagować niebezpiecznie z: silne utleniacze, silne kwasy, siarka.</w:t>
       </w:r>
     </w:p>
     <w:p>
@@ -4000,7 +4800,46 @@
           <w:sz w:val="20"/>
           <w:szCs w:val="20"/>
         </w:rPr>
-        <w:t xml:space="preserve">10.4. Warunki, których należy unikać: Wysoka temperatura, otwarty ogień, iskry, bezpośrednie nasłonecznienie.</w:t>
+        <w:t xml:space="preserve">10.4. Warunki, których należy unikać</w:t>
+      </w:r>
+    </w:p>
+    <w:p>
+      <w:pPr>
+        <w:spacing w:after="80"/>
+      </w:pPr>
+      <w:r>
+        <w:rPr>
+          <w:rFonts w:ascii="Arial" w:cs="Arial" w:eastAsia="Arial" w:hAnsi="Arial"/>
+          <w:sz w:val="20"/>
+          <w:szCs w:val="20"/>
+        </w:rPr>
+        <w:t xml:space="preserve">Unikać przegrzania. Unikać gromadzenia się ładunków elektrostatycznych. Unikać wszelkich źródeł zapłonu.</w:t>
+      </w:r>
+    </w:p>
+    <w:p>
+      <w:pPr>
+        <w:spacing w:after="80"/>
+      </w:pPr>
+      <w:r>
+        <w:rPr>
+          <w:rFonts w:ascii="Arial" w:cs="Arial" w:eastAsia="Arial" w:hAnsi="Arial"/>
+          <w:sz w:val="20"/>
+          <w:szCs w:val="20"/>
+        </w:rPr>
+        <w:t xml:space="preserve">ETANOL</w:t>
+      </w:r>
+    </w:p>
+    <w:p>
+      <w:pPr>
+        <w:spacing w:after="80"/>
+      </w:pPr>
+      <w:r>
+        <w:rPr>
+          <w:rFonts w:ascii="Arial" w:cs="Arial" w:eastAsia="Arial" w:hAnsi="Arial"/>
+          <w:sz w:val="20"/>
+          <w:szCs w:val="20"/>
+        </w:rPr>
+        <w:t xml:space="preserve">Unikać narażenia na: źródła ciepła, otwarty ogień.</w:t>
       </w:r>
     </w:p>
     <w:p>
@@ -4015,7 +4854,20 @@
           <w:sz w:val="20"/>
           <w:szCs w:val="20"/>
         </w:rPr>
-        <w:t xml:space="preserve">10.5. Materiały niezgodne: Silne utleniacze, silne kwasy.</w:t>
+        <w:t xml:space="preserve">10.5. Materiały niezgodne</w:t>
+      </w:r>
+    </w:p>
+    <w:p>
+      <w:pPr>
+        <w:spacing w:after="80"/>
+      </w:pPr>
+      <w:r>
+        <w:rPr>
+          <w:rFonts w:ascii="Arial" w:cs="Arial" w:eastAsia="Arial" w:hAnsi="Arial"/>
+          <w:sz w:val="20"/>
+          <w:szCs w:val="20"/>
+        </w:rPr>
+        <w:t xml:space="preserve">Brak dostępnych danych</w:t>
       </w:r>
     </w:p>
     <w:p>
@@ -4030,7 +4882,20 @@
           <w:sz w:val="20"/>
           <w:szCs w:val="20"/>
         </w:rPr>
-        <w:t xml:space="preserve">10.6. Niebezpieczne produkty rozkładu: Nie występują przy prawidłowym magazynowaniu i stosowaniu.</w:t>
+        <w:t xml:space="preserve">10.6. Niebezpieczne produkty rozkładu</w:t>
+      </w:r>
+    </w:p>
+    <w:p>
+      <w:pPr>
+        <w:spacing w:after="80"/>
+      </w:pPr>
+      <w:r>
+        <w:rPr>
+          <w:rFonts w:ascii="Arial" w:cs="Arial" w:eastAsia="Arial" w:hAnsi="Arial"/>
+          <w:sz w:val="20"/>
+          <w:szCs w:val="20"/>
+        </w:rPr>
+        <w:t xml:space="preserve">W przypadku rozkładu termicznego lub pożaru mogą uwalniać się gazy i pary potencjalnie niebezpieczne dla zdrowia.</w:t>
       </w:r>
     </w:p>
     <w:p>
@@ -4047,72 +4912,7 @@
           <w:sz w:val="22"/>
           <w:szCs w:val="22"/>
         </w:rPr>
-        <w:t xml:space="preserve">SEKCJA 11</w:t>
-      </w:r>
-    </w:p>
-    <w:p>
-      <w:pPr>
-        <w:spacing w:after="80"/>
-      </w:pPr>
-      <w:r>
-        <w:rPr>
-          <w:rFonts w:ascii="Arial" w:cs="Arial" w:eastAsia="Arial" w:hAnsi="Arial"/>
-          <w:sz w:val="20"/>
-          <w:szCs w:val="20"/>
-        </w:rPr>
-        <w:t xml:space="preserve">SECTION 11. Toxicological information</w:t>
-      </w:r>
-    </w:p>
-    <w:p>
-      <w:pPr>
-        <w:spacing w:after="80"/>
-      </w:pPr>
-      <w:r>
-        <w:rPr>
-          <w:rFonts w:ascii="Arial" w:cs="Arial" w:eastAsia="Arial" w:hAnsi="Arial"/>
-          <w:sz w:val="20"/>
-          <w:szCs w:val="20"/>
-        </w:rPr>
-        <w:t xml:space="preserve">In the absence of experimental data for the product itself, health hazards are evaluated according to the properties of the substances it contains, using</w:t>
-      </w:r>
-    </w:p>
-    <w:p>
-      <w:pPr>
-        <w:spacing w:after="80"/>
-      </w:pPr>
-      <w:r>
-        <w:rPr>
-          <w:rFonts w:ascii="Arial" w:cs="Arial" w:eastAsia="Arial" w:hAnsi="Arial"/>
-          <w:sz w:val="20"/>
-          <w:szCs w:val="20"/>
-        </w:rPr>
-        <w:t xml:space="preserve">the criteria specified in the applicable regulation for classification.</w:t>
-      </w:r>
-    </w:p>
-    <w:p>
-      <w:pPr>
-        <w:spacing w:after="80"/>
-      </w:pPr>
-      <w:r>
-        <w:rPr>
-          <w:rFonts w:ascii="Arial" w:cs="Arial" w:eastAsia="Arial" w:hAnsi="Arial"/>
-          <w:sz w:val="20"/>
-          <w:szCs w:val="20"/>
-        </w:rPr>
-        <w:t xml:space="preserve">It is therefore necessary to take into account the concentration of the individual hazardous substances indicated in section 3, to evaluate the toxicological</w:t>
-      </w:r>
-    </w:p>
-    <w:p>
-      <w:pPr>
-        <w:spacing w:after="80"/>
-      </w:pPr>
-      <w:r>
-        <w:rPr>
-          <w:rFonts w:ascii="Arial" w:cs="Arial" w:eastAsia="Arial" w:hAnsi="Arial"/>
-          <w:sz w:val="20"/>
-          <w:szCs w:val="20"/>
-        </w:rPr>
-        <w:t xml:space="preserve">effects of exposure to the product.</w:t>
+        <w:t xml:space="preserve">SEKCJA 11: INFORMACJE TOKSYKOLOGICZNE</w:t>
       </w:r>
     </w:p>
     <w:p>
@@ -4127,865 +4927,563 @@
           <w:sz w:val="20"/>
           <w:szCs w:val="20"/>
         </w:rPr>
-        <w:t xml:space="preserve">11.1. Information on hazard classes as defined in Regulation (EC) No 1272/2008</w:t>
-      </w:r>
-    </w:p>
-    <w:p>
-      <w:pPr>
-        <w:spacing w:after="80"/>
-      </w:pPr>
-      <w:r>
-        <w:rPr>
-          <w:rFonts w:ascii="Arial" w:cs="Arial" w:eastAsia="Arial" w:hAnsi="Arial"/>
-          <w:sz w:val="20"/>
-          <w:szCs w:val="20"/>
-        </w:rPr>
-        <w:t xml:space="preserve">Metabolism, toxicokinetics, mechanism of action and other information</w:t>
-      </w:r>
-    </w:p>
-    <w:p>
-      <w:pPr>
-        <w:spacing w:after="80"/>
-      </w:pPr>
-      <w:r>
-        <w:rPr>
-          <w:rFonts w:ascii="Arial" w:cs="Arial" w:eastAsia="Arial" w:hAnsi="Arial"/>
-          <w:sz w:val="20"/>
-          <w:szCs w:val="20"/>
-        </w:rPr>
-        <w:t xml:space="preserve">Information not available</w:t>
-      </w:r>
-    </w:p>
-    <w:p>
-      <w:pPr>
-        <w:spacing w:after="80"/>
-      </w:pPr>
-      <w:r>
-        <w:rPr>
-          <w:rFonts w:ascii="Arial" w:cs="Arial" w:eastAsia="Arial" w:hAnsi="Arial"/>
-          <w:sz w:val="20"/>
-          <w:szCs w:val="20"/>
-        </w:rPr>
-        <w:t xml:space="preserve">Information on likely routes of exposure</w:t>
-      </w:r>
-    </w:p>
-    <w:p>
-      <w:pPr>
-        <w:spacing w:after="80"/>
-      </w:pPr>
-      <w:r>
-        <w:rPr>
-          <w:rFonts w:ascii="Arial" w:cs="Arial" w:eastAsia="Arial" w:hAnsi="Arial"/>
-          <w:sz w:val="20"/>
-          <w:szCs w:val="20"/>
-        </w:rPr>
-        <w:t xml:space="preserve">Toluen</w:t>
-      </w:r>
-    </w:p>
-    <w:p>
-      <w:pPr>
-        <w:spacing w:after="80"/>
-      </w:pPr>
-      <w:r>
-        <w:rPr>
-          <w:rFonts w:ascii="Arial" w:cs="Arial" w:eastAsia="Arial" w:hAnsi="Arial"/>
-          <w:sz w:val="20"/>
-          <w:szCs w:val="20"/>
-        </w:rPr>
-        <w:t xml:space="preserve">WORKERS: przez drogi oddechowe (inhalacyjnie); contact with the skin.</w:t>
-      </w:r>
-    </w:p>
-    <w:p>
-      <w:pPr>
-        <w:spacing w:after="80"/>
-      </w:pPr>
-      <w:r>
-        <w:rPr>
-          <w:rFonts w:ascii="Arial" w:cs="Arial" w:eastAsia="Arial" w:hAnsi="Arial"/>
-          <w:sz w:val="20"/>
-          <w:szCs w:val="20"/>
-        </w:rPr>
-        <w:t xml:space="preserve">POPULATION: ingestion of contaminated food or water; przez drogi oddechowe (inhalacyjnie) of ambient air; contact with the skin of products containing the substance.</w:t>
-      </w:r>
-    </w:p>
-    <w:p>
-      <w:pPr>
-        <w:spacing w:after="80"/>
-      </w:pPr>
-      <w:r>
-        <w:rPr>
-          <w:rFonts w:ascii="Arial" w:cs="Arial" w:eastAsia="Arial" w:hAnsi="Arial"/>
-          <w:sz w:val="20"/>
-          <w:szCs w:val="20"/>
-        </w:rPr>
-        <w:t xml:space="preserve">Delayed and immediate effects as well as chronic effects from short and long-term exposure</w:t>
-      </w:r>
-    </w:p>
-    <w:p>
-      <w:pPr>
-        <w:spacing w:after="80"/>
-      </w:pPr>
-      <w:r>
-        <w:rPr>
-          <w:rFonts w:ascii="Arial" w:cs="Arial" w:eastAsia="Arial" w:hAnsi="Arial"/>
-          <w:sz w:val="20"/>
-          <w:szCs w:val="20"/>
-        </w:rPr>
-        <w:t xml:space="preserve">Toluen</w:t>
-      </w:r>
-    </w:p>
-    <w:p>
-      <w:pPr>
-        <w:spacing w:after="80"/>
-      </w:pPr>
-      <w:r>
-        <w:rPr>
-          <w:rFonts w:ascii="Arial" w:cs="Arial" w:eastAsia="Arial" w:hAnsi="Arial"/>
-          <w:sz w:val="20"/>
-          <w:szCs w:val="20"/>
-        </w:rPr>
-        <w:t xml:space="preserve">Toxic effect on the central and peripheral nervous system with encephalopathy and polyneuritis; irritating for the skin, conjunctiva, cornea and respiratory</w:t>
-      </w:r>
-    </w:p>
-    <w:p>
-      <w:pPr>
-        <w:spacing w:after="80"/>
-      </w:pPr>
-      <w:r>
-        <w:rPr>
-          <w:rFonts w:ascii="Arial" w:cs="Arial" w:eastAsia="Arial" w:hAnsi="Arial"/>
-          <w:sz w:val="20"/>
-          <w:szCs w:val="20"/>
-        </w:rPr>
-        <w:t xml:space="preserve">apparatus.</w:t>
-      </w:r>
-    </w:p>
-    <w:p>
-      <w:pPr>
-        <w:spacing w:after="80"/>
-      </w:pPr>
-      <w:r>
-        <w:rPr>
-          <w:rFonts w:ascii="Arial" w:cs="Arial" w:eastAsia="Arial" w:hAnsi="Arial"/>
-          <w:sz w:val="20"/>
-          <w:szCs w:val="20"/>
-        </w:rPr>
-        <w:t xml:space="preserve">Interactive effects</w:t>
-      </w:r>
-    </w:p>
-    <w:p>
-      <w:pPr>
-        <w:spacing w:after="80"/>
-      </w:pPr>
-      <w:r>
-        <w:rPr>
-          <w:rFonts w:ascii="Arial" w:cs="Arial" w:eastAsia="Arial" w:hAnsi="Arial"/>
-          <w:sz w:val="20"/>
-          <w:szCs w:val="20"/>
-        </w:rPr>
-        <w:t xml:space="preserve">Toluen</w:t>
-      </w:r>
-    </w:p>
-    <w:p>
-      <w:pPr>
-        <w:spacing w:after="80"/>
-      </w:pPr>
-      <w:r>
-        <w:rPr>
-          <w:rFonts w:ascii="Arial" w:cs="Arial" w:eastAsia="Arial" w:hAnsi="Arial"/>
-          <w:sz w:val="20"/>
-          <w:szCs w:val="20"/>
-        </w:rPr>
-        <w:t xml:space="preserve">Certain drugs and other industrial products can interfere with the metabolism of the Toluen.</w:t>
-      </w:r>
-    </w:p>
-    <w:p>
-      <w:pPr>
-        <w:spacing w:after="80"/>
-      </w:pPr>
-      <w:r>
-        <w:rPr>
-          <w:rFonts w:ascii="Arial" w:cs="Arial" w:eastAsia="Arial" w:hAnsi="Arial"/>
-          <w:sz w:val="20"/>
-          <w:szCs w:val="20"/>
-        </w:rPr>
-        <w:t xml:space="preserve">ACUTE TOXICITY</w:t>
-      </w:r>
-    </w:p>
-    <w:p>
-      <w:pPr>
-        <w:spacing w:after="80"/>
-      </w:pPr>
-      <w:r>
-        <w:rPr>
-          <w:rFonts w:ascii="Arial" w:cs="Arial" w:eastAsia="Arial" w:hAnsi="Arial"/>
-          <w:sz w:val="20"/>
-          <w:szCs w:val="20"/>
-        </w:rPr>
-        <w:t xml:space="preserve">ATE (przez drogi oddechowe (inhalacyjnie)) of the mixture:Nie sklasyfikowano (no significant component)</w:t>
-      </w:r>
-    </w:p>
-    <w:p>
-      <w:pPr>
-        <w:spacing w:after="80"/>
-      </w:pPr>
-      <w:r>
-        <w:rPr>
-          <w:rFonts w:ascii="Arial" w:cs="Arial" w:eastAsia="Arial" w:hAnsi="Arial"/>
-          <w:sz w:val="20"/>
-          <w:szCs w:val="20"/>
-        </w:rPr>
-        <w:t xml:space="preserve">ATE (droga pokarmowa (doustnie)) of the mixture:Nie sklasyfikowano (no significant component)</w:t>
-      </w:r>
-    </w:p>
-    <w:p>
-      <w:pPr>
-        <w:spacing w:after="80"/>
-      </w:pPr>
-      <w:r>
-        <w:rPr>
-          <w:rFonts w:ascii="Arial" w:cs="Arial" w:eastAsia="Arial" w:hAnsi="Arial"/>
-          <w:sz w:val="20"/>
-          <w:szCs w:val="20"/>
-        </w:rPr>
-        <w:t xml:space="preserve">ATE (na skórę) of the mixture:Nie sklasyfikowano (no significant component)</w:t>
-      </w:r>
-    </w:p>
-    <w:p>
-      <w:pPr>
-        <w:spacing w:after="80"/>
-      </w:pPr>
-      <w:r>
-        <w:rPr>
-          <w:rFonts w:ascii="Arial" w:cs="Arial" w:eastAsia="Arial" w:hAnsi="Arial"/>
-          <w:sz w:val="20"/>
-          <w:szCs w:val="20"/>
-        </w:rPr>
-        <w:t xml:space="preserve">Etanol</w:t>
-      </w:r>
-    </w:p>
-    <w:p>
-      <w:pPr>
-        <w:spacing w:after="80"/>
-      </w:pPr>
-      <w:r>
-        <w:rPr>
-          <w:rFonts w:ascii="Arial" w:cs="Arial" w:eastAsia="Arial" w:hAnsi="Arial"/>
-          <w:sz w:val="20"/>
-          <w:szCs w:val="20"/>
-        </w:rPr>
-        <w:t xml:space="preserve">LD50 (droga pokarmowa (doustnie)):&gt; 5000 mg/kg szczur</w:t>
-      </w:r>
-    </w:p>
-    <w:p>
-      <w:pPr>
-        <w:spacing w:after="80"/>
-      </w:pPr>
-      <w:r>
-        <w:rPr>
-          <w:rFonts w:ascii="Arial" w:cs="Arial" w:eastAsia="Arial" w:hAnsi="Arial"/>
-          <w:sz w:val="20"/>
-          <w:szCs w:val="20"/>
-        </w:rPr>
-        <w:t xml:space="preserve">LC50 (przez drogi oddechowe (inhalacyjnie) pary):LC50 (przez drogi oddechowe - pary, szczur): &gt; 50 mg/l/4h</w:t>
-      </w:r>
-    </w:p>
-    <w:p>
-      <w:pPr>
-        <w:spacing w:after="80"/>
-      </w:pPr>
-      <w:r>
-        <w:rPr>
-          <w:rFonts w:ascii="Arial" w:cs="Arial" w:eastAsia="Arial" w:hAnsi="Arial"/>
-          <w:sz w:val="20"/>
-          <w:szCs w:val="20"/>
-        </w:rPr>
-        <w:t xml:space="preserve">Aldehyd anyżowy</w:t>
-      </w:r>
-    </w:p>
-    <w:p>
-      <w:pPr>
-        <w:spacing w:after="80"/>
-      </w:pPr>
-      <w:r>
-        <w:rPr>
-          <w:rFonts w:ascii="Arial" w:cs="Arial" w:eastAsia="Arial" w:hAnsi="Arial"/>
-          <w:sz w:val="20"/>
-          <w:szCs w:val="20"/>
-        </w:rPr>
-        <w:t xml:space="preserve">LD50 (na skórę):&gt; 5000 mg/kg królik</w:t>
-      </w:r>
-    </w:p>
-    <w:p>
-      <w:pPr>
-        <w:spacing w:after="80"/>
-      </w:pPr>
-      <w:r>
-        <w:rPr>
-          <w:rFonts w:ascii="Arial" w:cs="Arial" w:eastAsia="Arial" w:hAnsi="Arial"/>
-          <w:sz w:val="20"/>
-          <w:szCs w:val="20"/>
-        </w:rPr>
-        <w:t xml:space="preserve">LD50 (droga pokarmowa (doustnie)):3210 mg/kg szczur</w:t>
-      </w:r>
-    </w:p>
-    <w:p>
-      <w:pPr>
-        <w:spacing w:after="80"/>
-      </w:pPr>
-      <w:r>
-        <w:rPr>
-          <w:rFonts w:ascii="Arial" w:cs="Arial" w:eastAsia="Arial" w:hAnsi="Arial"/>
-          <w:sz w:val="20"/>
-          <w:szCs w:val="20"/>
-        </w:rPr>
-        <w:t xml:space="preserve">LC50 (przez drogi oddechowe (inhalacyjnie) pary):0,32 mg/l/7h 7h, szczur</w:t>
-      </w:r>
-    </w:p>
-    <w:p>
-      <w:pPr>
-        <w:spacing w:after="80"/>
-      </w:pPr>
-      <w:r>
-        <w:rPr>
-          <w:rFonts w:ascii="Arial" w:cs="Arial" w:eastAsia="Arial" w:hAnsi="Arial"/>
-          <w:sz w:val="20"/>
-          <w:szCs w:val="20"/>
-        </w:rPr>
-        <w:t xml:space="preserve">Kumaryna</w:t>
-      </w:r>
-    </w:p>
-    <w:p>
-      <w:pPr>
-        <w:spacing w:after="80"/>
-      </w:pPr>
-      <w:r>
-        <w:rPr>
-          <w:rFonts w:ascii="Arial" w:cs="Arial" w:eastAsia="Arial" w:hAnsi="Arial"/>
-          <w:sz w:val="20"/>
-          <w:szCs w:val="20"/>
-        </w:rPr>
-        <w:t xml:space="preserve">LD50 (na skórę):293 mg/kg bw szczur</w:t>
-      </w:r>
-    </w:p>
-    <w:p>
-      <w:pPr>
-        <w:spacing w:after="80"/>
-      </w:pPr>
-      <w:r>
-        <w:rPr>
-          <w:rFonts w:ascii="Arial" w:cs="Arial" w:eastAsia="Arial" w:hAnsi="Arial"/>
-          <w:sz w:val="20"/>
-          <w:szCs w:val="20"/>
-        </w:rPr>
-        <w:t xml:space="preserve">LD50 (droga pokarmowa (doustnie)):290 mg/kg bw szczur</w:t>
-      </w:r>
-    </w:p>
-    <w:p>
-      <w:pPr>
-        <w:spacing w:after="80"/>
-      </w:pPr>
-      <w:r>
-        <w:rPr>
-          <w:rFonts w:ascii="Arial" w:cs="Arial" w:eastAsia="Arial" w:hAnsi="Arial"/>
-          <w:sz w:val="20"/>
-          <w:szCs w:val="20"/>
-        </w:rPr>
-        <w:t xml:space="preserve">LC50 (przez drogi oddechowe (inhalacyjnie) mists/powders):293 mg/kg szczur</w:t>
-      </w:r>
-    </w:p>
-    <w:p>
-      <w:pPr>
-        <w:spacing w:after="80"/>
-      </w:pPr>
-      <w:r>
-        <w:rPr>
-          <w:rFonts w:ascii="Arial" w:cs="Arial" w:eastAsia="Arial" w:hAnsi="Arial"/>
-          <w:sz w:val="20"/>
-          <w:szCs w:val="20"/>
-        </w:rPr>
-        <w:t xml:space="preserve">2,6-di-tert-butylo-4-metylofenol (BHT)</w:t>
-      </w:r>
-    </w:p>
-    <w:p>
-      <w:pPr>
-        <w:spacing w:after="80"/>
-      </w:pPr>
-      <w:r>
-        <w:rPr>
-          <w:rFonts w:ascii="Arial" w:cs="Arial" w:eastAsia="Arial" w:hAnsi="Arial"/>
-          <w:sz w:val="20"/>
-          <w:szCs w:val="20"/>
-        </w:rPr>
-        <w:t xml:space="preserve">LD50 (na skórę):&gt; 2000 mg/kg szczur</w:t>
-      </w:r>
-    </w:p>
-    <w:p>
-      <w:pPr>
-        <w:spacing w:after="80"/>
-      </w:pPr>
-      <w:r>
-        <w:rPr>
-          <w:rFonts w:ascii="Arial" w:cs="Arial" w:eastAsia="Arial" w:hAnsi="Arial"/>
-          <w:sz w:val="20"/>
-          <w:szCs w:val="20"/>
-        </w:rPr>
-        <w:t xml:space="preserve">LD50 (droga pokarmowa (doustnie)):2930 mg/kg szczur</w:t>
-      </w:r>
-    </w:p>
-    <w:p>
-      <w:pPr>
-        <w:spacing w:after="80"/>
-      </w:pPr>
-      <w:r>
-        <w:rPr>
-          <w:rFonts w:ascii="Arial" w:cs="Arial" w:eastAsia="Arial" w:hAnsi="Arial"/>
-          <w:sz w:val="20"/>
-          <w:szCs w:val="20"/>
-        </w:rPr>
-        <w:t xml:space="preserve">Suarez Company</w:t>
-      </w:r>
-    </w:p>
-    <w:p>
-      <w:pPr>
-        <w:spacing w:after="80"/>
-      </w:pPr>
-      <w:r>
-        <w:rPr>
-          <w:rFonts w:ascii="Arial" w:cs="Arial" w:eastAsia="Arial" w:hAnsi="Arial"/>
-          <w:sz w:val="20"/>
-          <w:szCs w:val="20"/>
-        </w:rPr>
-        <w:t xml:space="preserve">Revision nr. 2</w:t>
-      </w:r>
-    </w:p>
-    <w:p>
-      <w:pPr>
-        <w:spacing w:after="80"/>
-      </w:pPr>
-      <w:r>
-        <w:rPr>
-          <w:rFonts w:ascii="Arial" w:cs="Arial" w:eastAsia="Arial" w:hAnsi="Arial"/>
-          <w:sz w:val="20"/>
-          <w:szCs w:val="20"/>
-        </w:rPr>
-        <w:t xml:space="preserve">Dated 14/02/2025</w:t>
-      </w:r>
-    </w:p>
-    <w:p>
-      <w:pPr>
-        <w:spacing w:after="80"/>
-      </w:pPr>
-      <w:r>
-        <w:rPr>
-          <w:rFonts w:ascii="Arial" w:cs="Arial" w:eastAsia="Arial" w:hAnsi="Arial"/>
-          <w:sz w:val="20"/>
-          <w:szCs w:val="20"/>
-        </w:rPr>
-        <w:t xml:space="preserve">BLK0033-2  - SWEET HOME - PROFUMATORE AMBIENTE ORCHIDEA</w:t>
-      </w:r>
-    </w:p>
-    <w:p>
-      <w:pPr>
-        <w:spacing w:after="80"/>
-      </w:pPr>
-      <w:r>
-        <w:rPr>
-          <w:rFonts w:ascii="Arial" w:cs="Arial" w:eastAsia="Arial" w:hAnsi="Arial"/>
-          <w:sz w:val="20"/>
-          <w:szCs w:val="20"/>
-        </w:rPr>
-        <w:t xml:space="preserve">E VANIGLIA V2</w:t>
-      </w:r>
-    </w:p>
-    <w:p>
-      <w:pPr>
-        <w:spacing w:after="80"/>
-      </w:pPr>
-      <w:r>
-        <w:rPr>
-          <w:rFonts w:ascii="Arial" w:cs="Arial" w:eastAsia="Arial" w:hAnsi="Arial"/>
-          <w:sz w:val="20"/>
-          <w:szCs w:val="20"/>
-        </w:rPr>
-        <w:t xml:space="preserve">Printed on 14/02/2025</w:t>
-      </w:r>
-    </w:p>
-    <w:p>
-      <w:pPr>
-        <w:spacing w:after="80"/>
-      </w:pPr>
-      <w:r>
-        <w:rPr>
-          <w:rFonts w:ascii="Arial" w:cs="Arial" w:eastAsia="Arial" w:hAnsi="Arial"/>
-          <w:sz w:val="20"/>
-          <w:szCs w:val="20"/>
-        </w:rPr>
-        <w:t xml:space="preserve">14/21</w:t>
-      </w:r>
-    </w:p>
-    <w:p>
-      <w:pPr>
-        <w:spacing w:after="80"/>
-      </w:pPr>
-      <w:r>
-        <w:rPr>
-          <w:rFonts w:ascii="Arial" w:cs="Arial" w:eastAsia="Arial" w:hAnsi="Arial"/>
-          <w:sz w:val="20"/>
-          <w:szCs w:val="20"/>
-        </w:rPr>
-        <w:t xml:space="preserve">Replaced revision:1 (Dated: 01/09/2023)</w:t>
-      </w:r>
-    </w:p>
-    <w:p>
-      <w:pPr>
-        <w:spacing w:after="80"/>
-      </w:pPr>
-      <w:r>
-        <w:rPr>
-          <w:rFonts w:ascii="Arial" w:cs="Arial" w:eastAsia="Arial" w:hAnsi="Arial"/>
-          <w:sz w:val="20"/>
-          <w:szCs w:val="20"/>
-        </w:rPr>
-        <w:t xml:space="preserve">Toluen</w:t>
-      </w:r>
-    </w:p>
-    <w:p>
-      <w:pPr>
-        <w:spacing w:after="80"/>
-      </w:pPr>
-      <w:r>
-        <w:rPr>
-          <w:rFonts w:ascii="Arial" w:cs="Arial" w:eastAsia="Arial" w:hAnsi="Arial"/>
-          <w:sz w:val="20"/>
-          <w:szCs w:val="20"/>
-        </w:rPr>
-        <w:t xml:space="preserve">LD50 (na skórę):&gt; 5000 mg/kg bw królik</w:t>
-      </w:r>
-    </w:p>
-    <w:p>
-      <w:pPr>
-        <w:spacing w:after="80"/>
-      </w:pPr>
-      <w:r>
-        <w:rPr>
-          <w:rFonts w:ascii="Arial" w:cs="Arial" w:eastAsia="Arial" w:hAnsi="Arial"/>
-          <w:sz w:val="20"/>
-          <w:szCs w:val="20"/>
-        </w:rPr>
-        <w:t xml:space="preserve">LD50 (droga pokarmowa (doustnie)):&gt; 5000 mg/kg bw szczur</w:t>
-      </w:r>
-    </w:p>
-    <w:p>
-      <w:pPr>
-        <w:spacing w:after="80"/>
-      </w:pPr>
-      <w:r>
-        <w:rPr>
-          <w:rFonts w:ascii="Arial" w:cs="Arial" w:eastAsia="Arial" w:hAnsi="Arial"/>
-          <w:sz w:val="20"/>
-          <w:szCs w:val="20"/>
-        </w:rPr>
-        <w:t xml:space="preserve">LC50 (przez drogi oddechowe (inhalacyjnie) pary):100 ppm człowiek</w:t>
-      </w:r>
-    </w:p>
-    <w:p>
-      <w:pPr>
-        <w:spacing w:after="80"/>
-      </w:pPr>
-      <w:r>
-        <w:rPr>
-          <w:rFonts w:ascii="Arial" w:cs="Arial" w:eastAsia="Arial" w:hAnsi="Arial"/>
-          <w:sz w:val="20"/>
-          <w:szCs w:val="20"/>
-        </w:rPr>
-        <w:t xml:space="preserve">SKIN CORROSION / IRRITATION</w:t>
-      </w:r>
-    </w:p>
-    <w:p>
-      <w:pPr>
-        <w:spacing w:after="80"/>
-      </w:pPr>
-      <w:r>
-        <w:rPr>
-          <w:rFonts w:ascii="Arial" w:cs="Arial" w:eastAsia="Arial" w:hAnsi="Arial"/>
-          <w:sz w:val="20"/>
-          <w:szCs w:val="20"/>
-        </w:rPr>
-        <w:t xml:space="preserve">Does not meet the classification criteria for this hazard class</w:t>
-      </w:r>
-    </w:p>
-    <w:p>
-      <w:pPr>
-        <w:spacing w:after="80"/>
-      </w:pPr>
-      <w:r>
-        <w:rPr>
-          <w:rFonts w:ascii="Arial" w:cs="Arial" w:eastAsia="Arial" w:hAnsi="Arial"/>
-          <w:sz w:val="20"/>
-          <w:szCs w:val="20"/>
-        </w:rPr>
-        <w:t xml:space="preserve">SERIOUS EYE DAMAGE / IRRITATION</w:t>
-      </w:r>
-    </w:p>
-    <w:p>
-      <w:pPr>
-        <w:spacing w:after="80"/>
-      </w:pPr>
-      <w:r>
-        <w:rPr>
-          <w:rFonts w:ascii="Arial" w:cs="Arial" w:eastAsia="Arial" w:hAnsi="Arial"/>
-          <w:sz w:val="20"/>
-          <w:szCs w:val="20"/>
-        </w:rPr>
-        <w:t xml:space="preserve">Causes serious działanie drażniące na oczy</w:t>
-      </w:r>
-    </w:p>
-    <w:p>
-      <w:pPr>
-        <w:spacing w:after="80"/>
-      </w:pPr>
-      <w:r>
-        <w:rPr>
-          <w:rFonts w:ascii="Arial" w:cs="Arial" w:eastAsia="Arial" w:hAnsi="Arial"/>
-          <w:sz w:val="20"/>
-          <w:szCs w:val="20"/>
-        </w:rPr>
-        <w:t xml:space="preserve">RESPIRATORY OR działanie uczulające na skórę</w:t>
-      </w:r>
-    </w:p>
-    <w:p>
-      <w:pPr>
-        <w:spacing w:after="80"/>
-      </w:pPr>
-      <w:r>
-        <w:rPr>
-          <w:rFonts w:ascii="Arial" w:cs="Arial" w:eastAsia="Arial" w:hAnsi="Arial"/>
-          <w:sz w:val="20"/>
-          <w:szCs w:val="20"/>
-        </w:rPr>
-        <w:t xml:space="preserve">May produce an allergic reaction.</w:t>
-      </w:r>
-    </w:p>
-    <w:p>
-      <w:pPr>
-        <w:spacing w:after="80"/>
-      </w:pPr>
-      <w:r>
-        <w:rPr>
-          <w:rFonts w:ascii="Arial" w:cs="Arial" w:eastAsia="Arial" w:hAnsi="Arial"/>
-          <w:sz w:val="20"/>
-          <w:szCs w:val="20"/>
-        </w:rPr>
-        <w:t xml:space="preserve">Contains:</w:t>
-      </w:r>
-    </w:p>
-    <w:p>
-      <w:pPr>
-        <w:spacing w:after="80"/>
-      </w:pPr>
-      <w:r>
-        <w:rPr>
-          <w:rFonts w:ascii="Arial" w:cs="Arial" w:eastAsia="Arial" w:hAnsi="Arial"/>
-          <w:sz w:val="20"/>
-          <w:szCs w:val="20"/>
-        </w:rPr>
-        <w:t xml:space="preserve">Kumaryna</w:t>
-      </w:r>
-    </w:p>
-    <w:p>
-      <w:pPr>
-        <w:spacing w:after="80"/>
-      </w:pPr>
-      <w:r>
-        <w:rPr>
-          <w:rFonts w:ascii="Arial" w:cs="Arial" w:eastAsia="Arial" w:hAnsi="Arial"/>
-          <w:sz w:val="20"/>
-          <w:szCs w:val="20"/>
-        </w:rPr>
-        <w:t xml:space="preserve">działanie mutagenne na komórki rozrodcze</w:t>
-      </w:r>
-    </w:p>
-    <w:p>
-      <w:pPr>
-        <w:spacing w:after="80"/>
-      </w:pPr>
-      <w:r>
-        <w:rPr>
-          <w:rFonts w:ascii="Arial" w:cs="Arial" w:eastAsia="Arial" w:hAnsi="Arial"/>
-          <w:sz w:val="20"/>
-          <w:szCs w:val="20"/>
-        </w:rPr>
-        <w:t xml:space="preserve">Does not meet the classification criteria for this hazard class</w:t>
-      </w:r>
-    </w:p>
-    <w:p>
-      <w:pPr>
-        <w:spacing w:after="80"/>
-      </w:pPr>
-      <w:r>
-        <w:rPr>
-          <w:rFonts w:ascii="Arial" w:cs="Arial" w:eastAsia="Arial" w:hAnsi="Arial"/>
-          <w:sz w:val="20"/>
-          <w:szCs w:val="20"/>
-        </w:rPr>
-        <w:t xml:space="preserve">rakotwórczość</w:t>
-      </w:r>
-    </w:p>
-    <w:p>
-      <w:pPr>
-        <w:spacing w:after="80"/>
-      </w:pPr>
-      <w:r>
-        <w:rPr>
-          <w:rFonts w:ascii="Arial" w:cs="Arial" w:eastAsia="Arial" w:hAnsi="Arial"/>
-          <w:sz w:val="20"/>
-          <w:szCs w:val="20"/>
-        </w:rPr>
-        <w:t xml:space="preserve">Does not meet the classification criteria for this hazard class</w:t>
-      </w:r>
-    </w:p>
-    <w:p>
-      <w:pPr>
-        <w:spacing w:after="80"/>
-      </w:pPr>
-      <w:r>
-        <w:rPr>
-          <w:rFonts w:ascii="Arial" w:cs="Arial" w:eastAsia="Arial" w:hAnsi="Arial"/>
-          <w:sz w:val="20"/>
-          <w:szCs w:val="20"/>
-        </w:rPr>
-        <w:t xml:space="preserve">Toluen</w:t>
-      </w:r>
-    </w:p>
-    <w:p>
-      <w:pPr>
-        <w:spacing w:after="80"/>
-      </w:pPr>
-      <w:r>
-        <w:rPr>
-          <w:rFonts w:ascii="Arial" w:cs="Arial" w:eastAsia="Arial" w:hAnsi="Arial"/>
-          <w:sz w:val="20"/>
-          <w:szCs w:val="20"/>
-        </w:rPr>
-        <w:t xml:space="preserve">Classified in Group 3 (not classifiable as a człowiek carcinogen) by the International Agency for Research on Cancer (IARC) - (IARC, 1999).</w:t>
-      </w:r>
-    </w:p>
-    <w:p>
-      <w:pPr>
-        <w:spacing w:after="80"/>
-      </w:pPr>
-      <w:r>
-        <w:rPr>
-          <w:rFonts w:ascii="Arial" w:cs="Arial" w:eastAsia="Arial" w:hAnsi="Arial"/>
-          <w:sz w:val="20"/>
-          <w:szCs w:val="20"/>
-        </w:rPr>
-        <w:t xml:space="preserve">The US Environmental Protection Agency (EPA) affirms that "the data is inadequate for an assessment of the carcinogenic potential".</w:t>
-      </w:r>
-    </w:p>
-    <w:p>
-      <w:pPr>
-        <w:spacing w:after="80"/>
-      </w:pPr>
-      <w:r>
-        <w:rPr>
-          <w:rFonts w:ascii="Arial" w:cs="Arial" w:eastAsia="Arial" w:hAnsi="Arial"/>
-          <w:sz w:val="20"/>
-          <w:szCs w:val="20"/>
-        </w:rPr>
-        <w:t xml:space="preserve">szkodliwe działanie na rozrodczość</w:t>
-      </w:r>
-    </w:p>
-    <w:p>
-      <w:pPr>
-        <w:spacing w:after="80"/>
-      </w:pPr>
-      <w:r>
-        <w:rPr>
-          <w:rFonts w:ascii="Arial" w:cs="Arial" w:eastAsia="Arial" w:hAnsi="Arial"/>
-          <w:sz w:val="20"/>
-          <w:szCs w:val="20"/>
-        </w:rPr>
-        <w:t xml:space="preserve">Does not meet the classification criteria for this hazard class</w:t>
-      </w:r>
-    </w:p>
-    <w:p>
-      <w:pPr>
-        <w:spacing w:after="80"/>
-      </w:pPr>
-      <w:r>
-        <w:rPr>
-          <w:rFonts w:ascii="Arial" w:cs="Arial" w:eastAsia="Arial" w:hAnsi="Arial"/>
-          <w:sz w:val="20"/>
-          <w:szCs w:val="20"/>
-        </w:rPr>
-        <w:t xml:space="preserve">STOT - SINGLE EXPOSURE</w:t>
-      </w:r>
-    </w:p>
-    <w:p>
-      <w:pPr>
-        <w:spacing w:after="80"/>
-      </w:pPr>
-      <w:r>
-        <w:rPr>
-          <w:rFonts w:ascii="Arial" w:cs="Arial" w:eastAsia="Arial" w:hAnsi="Arial"/>
-          <w:sz w:val="20"/>
-          <w:szCs w:val="20"/>
-        </w:rPr>
-        <w:t xml:space="preserve">Does not meet the classification criteria for this hazard class</w:t>
-      </w:r>
-    </w:p>
-    <w:p>
-      <w:pPr>
-        <w:spacing w:after="80"/>
-      </w:pPr>
-      <w:r>
-        <w:rPr>
-          <w:rFonts w:ascii="Arial" w:cs="Arial" w:eastAsia="Arial" w:hAnsi="Arial"/>
-          <w:sz w:val="20"/>
-          <w:szCs w:val="20"/>
-        </w:rPr>
-        <w:t xml:space="preserve">STOT - REPEATED EXPOSURE</w:t>
-      </w:r>
-    </w:p>
-    <w:p>
-      <w:pPr>
-        <w:spacing w:after="80"/>
-      </w:pPr>
-      <w:r>
-        <w:rPr>
-          <w:rFonts w:ascii="Arial" w:cs="Arial" w:eastAsia="Arial" w:hAnsi="Arial"/>
-          <w:sz w:val="20"/>
-          <w:szCs w:val="20"/>
-        </w:rPr>
-        <w:t xml:space="preserve">Does not meet the classification criteria for this hazard class</w:t>
-      </w:r>
-    </w:p>
-    <w:p>
-      <w:pPr>
-        <w:spacing w:after="80"/>
-      </w:pPr>
-      <w:r>
-        <w:rPr>
-          <w:rFonts w:ascii="Arial" w:cs="Arial" w:eastAsia="Arial" w:hAnsi="Arial"/>
-          <w:sz w:val="20"/>
-          <w:szCs w:val="20"/>
-        </w:rPr>
-        <w:t xml:space="preserve">zagrożenie spowodowane aspiracją</w:t>
-      </w:r>
-    </w:p>
-    <w:p>
-      <w:pPr>
-        <w:spacing w:after="80"/>
-      </w:pPr>
-      <w:r>
-        <w:rPr>
-          <w:rFonts w:ascii="Arial" w:cs="Arial" w:eastAsia="Arial" w:hAnsi="Arial"/>
-          <w:sz w:val="20"/>
-          <w:szCs w:val="20"/>
-        </w:rPr>
-        <w:t xml:space="preserve">Does not meet the classification criteria for this hazard class</w:t>
+        <w:t xml:space="preserve">11.1. Informacje na temat klas zagrożenia zdefiniowanych w rozporządzeniu (WE) nr 1272/2008</w:t>
+      </w:r>
+    </w:p>
+    <w:p>
+      <w:pPr>
+        <w:spacing w:after="80"/>
+      </w:pPr>
+      <w:r>
+        <w:rPr>
+          <w:rFonts w:ascii="Arial" w:cs="Arial" w:eastAsia="Arial" w:hAnsi="Arial"/>
+          <w:sz w:val="20"/>
+          <w:szCs w:val="20"/>
+        </w:rPr>
+        <w:t xml:space="preserve">Wobec braku danych doświadczalnych dla samej mieszaniny, klasyfikację przeprowadzono metodą obliczeniową na podstawie zawartości i właściwości poszczególnych składników zgodnie z rozporządzeniem CLP.</w:t>
+      </w:r>
+    </w:p>
+    <w:p>
+      <w:pPr>
+        <w:spacing w:after="80"/>
+      </w:pPr>
+      <w:r>
+        <w:rPr>
+          <w:rFonts w:ascii="Arial" w:cs="Arial" w:eastAsia="Arial" w:hAnsi="Arial"/>
+          <w:sz w:val="20"/>
+          <w:szCs w:val="20"/>
+        </w:rPr>
+        <w:t xml:space="preserve">Toksyczność ostra:</w:t>
+      </w:r>
+    </w:p>
+    <w:p>
+      <w:pPr>
+        <w:spacing w:after="80"/>
+      </w:pPr>
+      <w:r>
+        <w:rPr>
+          <w:rFonts w:ascii="Arial" w:cs="Arial" w:eastAsia="Arial" w:hAnsi="Arial"/>
+          <w:sz w:val="20"/>
+          <w:szCs w:val="20"/>
+        </w:rPr>
+        <w:t xml:space="preserve">- Droga pokarmowa (doustnie): W oparciu o dostępne dane, kryteria klasyfikacji nie są spełnione (ATE mieszaniny obliczona &gt; 2000 mg/kg mc.).</w:t>
+      </w:r>
+    </w:p>
+    <w:p>
+      <w:pPr>
+        <w:spacing w:after="80"/>
+      </w:pPr>
+      <w:r>
+        <w:rPr>
+          <w:rFonts w:ascii="Arial" w:cs="Arial" w:eastAsia="Arial" w:hAnsi="Arial"/>
+          <w:sz w:val="20"/>
+          <w:szCs w:val="20"/>
+        </w:rPr>
+        <w:t xml:space="preserve">- Po naniesieniu na skórę: W oparciu o dostępne dane, kryteria klasyfikacji nie są spełnione (ATE mieszaniny obliczona &gt; 2000 mg/kg mc.).</w:t>
+      </w:r>
+    </w:p>
+    <w:p>
+      <w:pPr>
+        <w:spacing w:after="80"/>
+      </w:pPr>
+      <w:r>
+        <w:rPr>
+          <w:rFonts w:ascii="Arial" w:cs="Arial" w:eastAsia="Arial" w:hAnsi="Arial"/>
+          <w:sz w:val="20"/>
+          <w:szCs w:val="20"/>
+        </w:rPr>
+        <w:t xml:space="preserve">- Przez drogi oddechowe (inhalacyjnie): W oparciu o dostępne dane, kryteria klasyfikacji nie są spełnione (ATE mieszaniny obliczona &gt; 20 mg/l dla par).</w:t>
+      </w:r>
+    </w:p>
+    <w:p>
+      <w:pPr>
+        <w:spacing w:after="80"/>
+      </w:pPr>
+      <w:r>
+        <w:rPr>
+          <w:rFonts w:ascii="Arial" w:cs="Arial" w:eastAsia="Arial" w:hAnsi="Arial"/>
+          <w:sz w:val="20"/>
+          <w:szCs w:val="20"/>
+        </w:rPr>
+        <w:t xml:space="preserve">Dane toksykologiczne dla składników:</w:t>
+      </w:r>
+    </w:p>
+    <w:p>
+      <w:pPr>
+        <w:spacing w:after="80" w:before="150"/>
+      </w:pPr>
+      <w:r>
+        <w:rPr>
+          <w:rFonts w:ascii="Arial" w:cs="Arial" w:eastAsia="Arial" w:hAnsi="Arial"/>
+          <w:b/>
+          <w:bCs/>
+          <w:sz w:val="20"/>
+          <w:szCs w:val="20"/>
+        </w:rPr>
+        <w:t xml:space="preserve">etanol (CAS: 64-17-5):</w:t>
+      </w:r>
+    </w:p>
+    <w:p>
+      <w:pPr>
+        <w:spacing w:after="80"/>
+      </w:pPr>
+      <w:r>
+        <w:rPr>
+          <w:rFonts w:ascii="Arial" w:cs="Arial" w:eastAsia="Arial" w:hAnsi="Arial"/>
+          <w:sz w:val="20"/>
+          <w:szCs w:val="20"/>
+        </w:rPr>
+        <w:t xml:space="preserve">* LD50 (doustnie, szczur): &gt; 5000 mg/kg mc.</w:t>
+      </w:r>
+    </w:p>
+    <w:p>
+      <w:pPr>
+        <w:spacing w:after="80"/>
+      </w:pPr>
+      <w:r>
+        <w:rPr>
+          <w:rFonts w:ascii="Arial" w:cs="Arial" w:eastAsia="Arial" w:hAnsi="Arial"/>
+          <w:sz w:val="20"/>
+          <w:szCs w:val="20"/>
+        </w:rPr>
+        <w:t xml:space="preserve">* LC50 (inhalacyjnie, pary, szczur): &gt; 50 mg/l/4 h</w:t>
+      </w:r>
+    </w:p>
+    <w:p>
+      <w:pPr>
+        <w:spacing w:after="80" w:before="150"/>
+      </w:pPr>
+      <w:r>
+        <w:rPr>
+          <w:rFonts w:ascii="Arial" w:cs="Arial" w:eastAsia="Arial" w:hAnsi="Arial"/>
+          <w:b/>
+          <w:bCs/>
+          <w:sz w:val="20"/>
+          <w:szCs w:val="20"/>
+        </w:rPr>
+        <w:t xml:space="preserve">aldehyd anyżowy (4-metoksybenzaldehyd) (CAS: 123-11-5):</w:t>
+      </w:r>
+    </w:p>
+    <w:p>
+      <w:pPr>
+        <w:spacing w:after="80"/>
+      </w:pPr>
+      <w:r>
+        <w:rPr>
+          <w:rFonts w:ascii="Arial" w:cs="Arial" w:eastAsia="Arial" w:hAnsi="Arial"/>
+          <w:sz w:val="20"/>
+          <w:szCs w:val="20"/>
+        </w:rPr>
+        <w:t xml:space="preserve">* LD50 (doustnie, szczur): 3210 mg/kg mc.</w:t>
+      </w:r>
+    </w:p>
+    <w:p>
+      <w:pPr>
+        <w:spacing w:after="80"/>
+      </w:pPr>
+      <w:r>
+        <w:rPr>
+          <w:rFonts w:ascii="Arial" w:cs="Arial" w:eastAsia="Arial" w:hAnsi="Arial"/>
+          <w:sz w:val="20"/>
+          <w:szCs w:val="20"/>
+        </w:rPr>
+        <w:t xml:space="preserve">* LD50 (skóra, królik): &gt; 5000 mg/kg mc.</w:t>
+      </w:r>
+    </w:p>
+    <w:p>
+      <w:pPr>
+        <w:spacing w:after="80"/>
+      </w:pPr>
+      <w:r>
+        <w:rPr>
+          <w:rFonts w:ascii="Arial" w:cs="Arial" w:eastAsia="Arial" w:hAnsi="Arial"/>
+          <w:sz w:val="20"/>
+          <w:szCs w:val="20"/>
+        </w:rPr>
+        <w:t xml:space="preserve">* LC50 (inhalacyjnie, pary, szczur): 0,32 mg/l/7 h</w:t>
+      </w:r>
+    </w:p>
+    <w:p>
+      <w:pPr>
+        <w:spacing w:after="80" w:before="150"/>
+      </w:pPr>
+      <w:r>
+        <w:rPr>
+          <w:rFonts w:ascii="Arial" w:cs="Arial" w:eastAsia="Arial" w:hAnsi="Arial"/>
+          <w:b/>
+          <w:bCs/>
+          <w:sz w:val="20"/>
+          <w:szCs w:val="20"/>
+        </w:rPr>
+        <w:t xml:space="preserve">kumaryna (2H-chromen-2-on) (CAS: 91-64-5):</w:t>
+      </w:r>
+    </w:p>
+    <w:p>
+      <w:pPr>
+        <w:spacing w:after="80"/>
+      </w:pPr>
+      <w:r>
+        <w:rPr>
+          <w:rFonts w:ascii="Arial" w:cs="Arial" w:eastAsia="Arial" w:hAnsi="Arial"/>
+          <w:sz w:val="20"/>
+          <w:szCs w:val="20"/>
+        </w:rPr>
+        <w:t xml:space="preserve">* LD50 (doustnie, szczur): 290 mg/kg mc. (ATE = 500 mg/kg mc.)</w:t>
+      </w:r>
+    </w:p>
+    <w:p>
+      <w:pPr>
+        <w:spacing w:after="80"/>
+      </w:pPr>
+      <w:r>
+        <w:rPr>
+          <w:rFonts w:ascii="Arial" w:cs="Arial" w:eastAsia="Arial" w:hAnsi="Arial"/>
+          <w:sz w:val="20"/>
+          <w:szCs w:val="20"/>
+        </w:rPr>
+        <w:t xml:space="preserve">* LD50 (skóra, szczur): 293 mg/kg mc.</w:t>
+      </w:r>
+    </w:p>
+    <w:p>
+      <w:pPr>
+        <w:spacing w:after="80"/>
+      </w:pPr>
+      <w:r>
+        <w:rPr>
+          <w:rFonts w:ascii="Arial" w:cs="Arial" w:eastAsia="Arial" w:hAnsi="Arial"/>
+          <w:sz w:val="20"/>
+          <w:szCs w:val="20"/>
+        </w:rPr>
+        <w:t xml:space="preserve">* LC50 (inhalacyjnie, pyły/mgły, szczur): 293 mg/kg</w:t>
+      </w:r>
+    </w:p>
+    <w:p>
+      <w:pPr>
+        <w:spacing w:after="80" w:before="150"/>
+      </w:pPr>
+      <w:r>
+        <w:rPr>
+          <w:rFonts w:ascii="Arial" w:cs="Arial" w:eastAsia="Arial" w:hAnsi="Arial"/>
+          <w:b/>
+          <w:bCs/>
+          <w:sz w:val="20"/>
+          <w:szCs w:val="20"/>
+        </w:rPr>
+        <w:t xml:space="preserve">2,6-di-tert-butylo-4-metylofenol (BHT) (CAS: 128-37-0):</w:t>
+      </w:r>
+    </w:p>
+    <w:p>
+      <w:pPr>
+        <w:spacing w:after="80"/>
+      </w:pPr>
+      <w:r>
+        <w:rPr>
+          <w:rFonts w:ascii="Arial" w:cs="Arial" w:eastAsia="Arial" w:hAnsi="Arial"/>
+          <w:sz w:val="20"/>
+          <w:szCs w:val="20"/>
+        </w:rPr>
+        <w:t xml:space="preserve">* LD50 (doustnie, szczur): 2930 mg/kg mc.</w:t>
+      </w:r>
+    </w:p>
+    <w:p>
+      <w:pPr>
+        <w:spacing w:after="80"/>
+      </w:pPr>
+      <w:r>
+        <w:rPr>
+          <w:rFonts w:ascii="Arial" w:cs="Arial" w:eastAsia="Arial" w:hAnsi="Arial"/>
+          <w:sz w:val="20"/>
+          <w:szCs w:val="20"/>
+        </w:rPr>
+        <w:t xml:space="preserve">* LD50 (skóra, szczur): &gt; 2000 mg/kg mc.</w:t>
+      </w:r>
+    </w:p>
+    <w:p>
+      <w:pPr>
+        <w:spacing w:after="80" w:before="150"/>
+      </w:pPr>
+      <w:r>
+        <w:rPr>
+          <w:rFonts w:ascii="Arial" w:cs="Arial" w:eastAsia="Arial" w:hAnsi="Arial"/>
+          <w:b/>
+          <w:bCs/>
+          <w:sz w:val="20"/>
+          <w:szCs w:val="20"/>
+        </w:rPr>
+        <w:t xml:space="preserve">toluen (CAS: 108-88-3):</w:t>
+      </w:r>
+    </w:p>
+    <w:p>
+      <w:pPr>
+        <w:spacing w:after="80"/>
+      </w:pPr>
+      <w:r>
+        <w:rPr>
+          <w:rFonts w:ascii="Arial" w:cs="Arial" w:eastAsia="Arial" w:hAnsi="Arial"/>
+          <w:sz w:val="20"/>
+          <w:szCs w:val="20"/>
+        </w:rPr>
+        <w:t xml:space="preserve">* LD50 (doustnie, szczur): &gt; 5000 mg/kg mc.</w:t>
+      </w:r>
+    </w:p>
+    <w:p>
+      <w:pPr>
+        <w:spacing w:after="80"/>
+      </w:pPr>
+      <w:r>
+        <w:rPr>
+          <w:rFonts w:ascii="Arial" w:cs="Arial" w:eastAsia="Arial" w:hAnsi="Arial"/>
+          <w:sz w:val="20"/>
+          <w:szCs w:val="20"/>
+        </w:rPr>
+        <w:t xml:space="preserve">* LD50 (skóra, królik): &gt; 5000 mg/kg mc.</w:t>
+      </w:r>
+    </w:p>
+    <w:p>
+      <w:pPr>
+        <w:spacing w:after="80"/>
+      </w:pPr>
+      <w:r>
+        <w:rPr>
+          <w:rFonts w:ascii="Arial" w:cs="Arial" w:eastAsia="Arial" w:hAnsi="Arial"/>
+          <w:sz w:val="20"/>
+          <w:szCs w:val="20"/>
+        </w:rPr>
+        <w:t xml:space="preserve">* LC50 (inhalacyjnie, pary, człowiek): 100 ppm</w:t>
+      </w:r>
+    </w:p>
+    <w:p>
+      <w:pPr>
+        <w:spacing w:after="80"/>
+      </w:pPr>
+      <w:r>
+        <w:rPr>
+          <w:rFonts w:ascii="Arial" w:cs="Arial" w:eastAsia="Arial" w:hAnsi="Arial"/>
+          <w:sz w:val="20"/>
+          <w:szCs w:val="20"/>
+        </w:rPr>
+        <w:t xml:space="preserve">Działanie żrące/drażniące na skórę:</w:t>
+      </w:r>
+    </w:p>
+    <w:p>
+      <w:pPr>
+        <w:spacing w:after="80"/>
+      </w:pPr>
+      <w:r>
+        <w:rPr>
+          <w:rFonts w:ascii="Arial" w:cs="Arial" w:eastAsia="Arial" w:hAnsi="Arial"/>
+          <w:sz w:val="20"/>
+          <w:szCs w:val="20"/>
+        </w:rPr>
+        <w:t xml:space="preserve">W oparciu o dostępne dane, kryteria klasyfikacji nie są spełnione.</w:t>
+      </w:r>
+    </w:p>
+    <w:p>
+      <w:pPr>
+        <w:spacing w:after="80"/>
+      </w:pPr>
+      <w:r>
+        <w:rPr>
+          <w:rFonts w:ascii="Arial" w:cs="Arial" w:eastAsia="Arial" w:hAnsi="Arial"/>
+          <w:sz w:val="20"/>
+          <w:szCs w:val="20"/>
+        </w:rPr>
+        <w:t xml:space="preserve">Poważne uszkodzenie oczu/działanie drażniące na oczy:</w:t>
+      </w:r>
+    </w:p>
+    <w:p>
+      <w:pPr>
+        <w:spacing w:after="80"/>
+      </w:pPr>
+      <w:r>
+        <w:rPr>
+          <w:rFonts w:ascii="Arial" w:cs="Arial" w:eastAsia="Arial" w:hAnsi="Arial"/>
+          <w:sz w:val="20"/>
+          <w:szCs w:val="20"/>
+        </w:rPr>
+        <w:t xml:space="preserve">Działa drażniąco na oczy (Kategoria 2) – mieszanina zawiera etanol w stężeniu przekraczającym specyficzne stężenie graniczne (≥ 50%).</w:t>
+      </w:r>
+    </w:p>
+    <w:p>
+      <w:pPr>
+        <w:spacing w:after="80"/>
+      </w:pPr>
+      <w:r>
+        <w:rPr>
+          <w:rFonts w:ascii="Arial" w:cs="Arial" w:eastAsia="Arial" w:hAnsi="Arial"/>
+          <w:sz w:val="20"/>
+          <w:szCs w:val="20"/>
+        </w:rPr>
+        <w:t xml:space="preserve">Działanie uczulające na drogi oddechowe lub skórę:</w:t>
+      </w:r>
+    </w:p>
+    <w:p>
+      <w:pPr>
+        <w:spacing w:after="80"/>
+      </w:pPr>
+      <w:r>
+        <w:rPr>
+          <w:rFonts w:ascii="Arial" w:cs="Arial" w:eastAsia="Arial" w:hAnsi="Arial"/>
+          <w:sz w:val="20"/>
+          <w:szCs w:val="20"/>
+        </w:rPr>
+        <w:t xml:space="preserve">W oparciu o dostępne dane, kryteria klasyfikacji mieszaniny jako uczulającej nie są spełnione. Jednakże mieszanina zawiera kumarynę (2H-chromen-2-on) w stężeniu ≥ 0,1%, co nakłada obowiązek podania informacji uzupełniającej na etykiecie: EUH208 Zawiera kumarynę (2H-chromen-2-on). Może powodować wystąpienie reakcji alergicznej.</w:t>
+      </w:r>
+    </w:p>
+    <w:p>
+      <w:pPr>
+        <w:spacing w:after="80"/>
+      </w:pPr>
+      <w:r>
+        <w:rPr>
+          <w:rFonts w:ascii="Arial" w:cs="Arial" w:eastAsia="Arial" w:hAnsi="Arial"/>
+          <w:sz w:val="20"/>
+          <w:szCs w:val="20"/>
+        </w:rPr>
+        <w:t xml:space="preserve">Działanie mutagenne na komórki rozrodcze:</w:t>
+      </w:r>
+    </w:p>
+    <w:p>
+      <w:pPr>
+        <w:spacing w:after="80"/>
+      </w:pPr>
+      <w:r>
+        <w:rPr>
+          <w:rFonts w:ascii="Arial" w:cs="Arial" w:eastAsia="Arial" w:hAnsi="Arial"/>
+          <w:sz w:val="20"/>
+          <w:szCs w:val="20"/>
+        </w:rPr>
+        <w:t xml:space="preserve">W oparciu o dostępne dane, kryteria klasyfikacji nie są spełnione.</w:t>
+      </w:r>
+    </w:p>
+    <w:p>
+      <w:pPr>
+        <w:spacing w:after="80"/>
+      </w:pPr>
+      <w:r>
+        <w:rPr>
+          <w:rFonts w:ascii="Arial" w:cs="Arial" w:eastAsia="Arial" w:hAnsi="Arial"/>
+          <w:sz w:val="20"/>
+          <w:szCs w:val="20"/>
+        </w:rPr>
+        <w:t xml:space="preserve">Rakotwórczość:</w:t>
+      </w:r>
+    </w:p>
+    <w:p>
+      <w:pPr>
+        <w:spacing w:after="80"/>
+      </w:pPr>
+      <w:r>
+        <w:rPr>
+          <w:rFonts w:ascii="Arial" w:cs="Arial" w:eastAsia="Arial" w:hAnsi="Arial"/>
+          <w:sz w:val="20"/>
+          <w:szCs w:val="20"/>
+        </w:rPr>
+        <w:t xml:space="preserve">W oparciu o dostępne dane, kryteria klasyfikacji nie są spełnione.</w:t>
+      </w:r>
+    </w:p>
+    <w:p>
+      <w:pPr>
+        <w:spacing w:after="80"/>
+      </w:pPr>
+      <w:r>
+        <w:rPr>
+          <w:rFonts w:ascii="Arial" w:cs="Arial" w:eastAsia="Arial" w:hAnsi="Arial"/>
+          <w:sz w:val="20"/>
+          <w:szCs w:val="20"/>
+        </w:rPr>
+        <w:t xml:space="preserve">Szkodliwe działanie na rozrodczość:</w:t>
+      </w:r>
+    </w:p>
+    <w:p>
+      <w:pPr>
+        <w:spacing w:after="80"/>
+      </w:pPr>
+      <w:r>
+        <w:rPr>
+          <w:rFonts w:ascii="Arial" w:cs="Arial" w:eastAsia="Arial" w:hAnsi="Arial"/>
+          <w:sz w:val="20"/>
+          <w:szCs w:val="20"/>
+        </w:rPr>
+        <w:t xml:space="preserve">W oparciu o dostępne dane, kryteria klasyfikacji nie są spełnione (aldehyd anyżowy i toluen występują poniżej wartości progowych klasyfikacji).</w:t>
+      </w:r>
+    </w:p>
+    <w:p>
+      <w:pPr>
+        <w:spacing w:after="80"/>
+      </w:pPr>
+      <w:r>
+        <w:rPr>
+          <w:rFonts w:ascii="Arial" w:cs="Arial" w:eastAsia="Arial" w:hAnsi="Arial"/>
+          <w:sz w:val="20"/>
+          <w:szCs w:val="20"/>
+        </w:rPr>
+        <w:t xml:space="preserve">Działanie toksyczne na narządy docelowe – narażenie jednorazowe:</w:t>
+      </w:r>
+    </w:p>
+    <w:p>
+      <w:pPr>
+        <w:spacing w:after="80"/>
+      </w:pPr>
+      <w:r>
+        <w:rPr>
+          <w:rFonts w:ascii="Arial" w:cs="Arial" w:eastAsia="Arial" w:hAnsi="Arial"/>
+          <w:sz w:val="20"/>
+          <w:szCs w:val="20"/>
+        </w:rPr>
+        <w:t xml:space="preserve">W oparciu o dostępne dane, kryteria klasyfikacji nie są spełnione.</w:t>
+      </w:r>
+    </w:p>
+    <w:p>
+      <w:pPr>
+        <w:spacing w:after="80"/>
+      </w:pPr>
+      <w:r>
+        <w:rPr>
+          <w:rFonts w:ascii="Arial" w:cs="Arial" w:eastAsia="Arial" w:hAnsi="Arial"/>
+          <w:sz w:val="20"/>
+          <w:szCs w:val="20"/>
+        </w:rPr>
+        <w:t xml:space="preserve">Działanie toksyczne na narządy docelowe – narażenie powtarzane:</w:t>
+      </w:r>
+    </w:p>
+    <w:p>
+      <w:pPr>
+        <w:spacing w:after="80"/>
+      </w:pPr>
+      <w:r>
+        <w:rPr>
+          <w:rFonts w:ascii="Arial" w:cs="Arial" w:eastAsia="Arial" w:hAnsi="Arial"/>
+          <w:sz w:val="20"/>
+          <w:szCs w:val="20"/>
+        </w:rPr>
+        <w:t xml:space="preserve">W oparciu o dostępne dane, kryteria klasyfikacji nie są spełnione.</w:t>
+      </w:r>
+    </w:p>
+    <w:p>
+      <w:pPr>
+        <w:spacing w:after="80"/>
+      </w:pPr>
+      <w:r>
+        <w:rPr>
+          <w:rFonts w:ascii="Arial" w:cs="Arial" w:eastAsia="Arial" w:hAnsi="Arial"/>
+          <w:sz w:val="20"/>
+          <w:szCs w:val="20"/>
+        </w:rPr>
+        <w:t xml:space="preserve">Zagrożenie spowodowane aspiracją:</w:t>
+      </w:r>
+    </w:p>
+    <w:p>
+      <w:pPr>
+        <w:spacing w:after="80"/>
+      </w:pPr>
+      <w:r>
+        <w:rPr>
+          <w:rFonts w:ascii="Arial" w:cs="Arial" w:eastAsia="Arial" w:hAnsi="Arial"/>
+          <w:sz w:val="20"/>
+          <w:szCs w:val="20"/>
+        </w:rPr>
+        <w:t xml:space="preserve">W oparciu o dostępne dane, kryteria klasyfikacji nie są spełnione (lepkość kinematyczna mieszaniny oraz śladowa zawartość substancji stwarzających zagrożenie aspiracją wykluczają klasyfikację).</w:t>
       </w:r>
     </w:p>
     <w:p>
@@ -5000,33 +5498,63 @@
           <w:sz w:val="20"/>
           <w:szCs w:val="20"/>
         </w:rPr>
-        <w:t xml:space="preserve">11.2. Information on other hazards</w:t>
-      </w:r>
-    </w:p>
-    <w:p>
-      <w:pPr>
-        <w:spacing w:after="80"/>
-      </w:pPr>
-      <w:r>
-        <w:rPr>
-          <w:rFonts w:ascii="Arial" w:cs="Arial" w:eastAsia="Arial" w:hAnsi="Arial"/>
-          <w:sz w:val="20"/>
-          <w:szCs w:val="20"/>
-        </w:rPr>
-        <w:t xml:space="preserve">Based on the available data, the product does not contain substances listed in the main European lists of potential or suspected endocrine disruptors with</w:t>
-      </w:r>
-    </w:p>
-    <w:p>
-      <w:pPr>
-        <w:spacing w:after="80"/>
-      </w:pPr>
-      <w:r>
-        <w:rPr>
-          <w:rFonts w:ascii="Arial" w:cs="Arial" w:eastAsia="Arial" w:hAnsi="Arial"/>
-          <w:sz w:val="20"/>
-          <w:szCs w:val="20"/>
-        </w:rPr>
-        <w:t xml:space="preserve">człowiek health effects under evaluation.</w:t>
+        <w:t xml:space="preserve">11.2. Informacje o innych zagrożeniach</w:t>
+      </w:r>
+    </w:p>
+    <w:p>
+      <w:pPr>
+        <w:spacing w:after="100" w:before="200"/>
+      </w:pPr>
+      <w:r>
+        <w:rPr>
+          <w:rFonts w:ascii="Arial" w:cs="Arial" w:eastAsia="Arial" w:hAnsi="Arial"/>
+          <w:b/>
+          <w:bCs/>
+          <w:sz w:val="20"/>
+          <w:szCs w:val="20"/>
+        </w:rPr>
+        <w:t xml:space="preserve">11.2.1. Właściwości zaburzające funkcjonowanie układu hormonalnego:</w:t>
+      </w:r>
+    </w:p>
+    <w:p>
+      <w:pPr>
+        <w:spacing w:after="80"/>
+      </w:pPr>
+      <w:r>
+        <w:rPr>
+          <w:rFonts w:ascii="Arial" w:cs="Arial" w:eastAsia="Arial" w:hAnsi="Arial"/>
+          <w:sz w:val="20"/>
+          <w:szCs w:val="20"/>
+        </w:rPr>
+        <w:t xml:space="preserve">Mieszanina nie zawiera substancji o właściwościach zaburzających funkcjonowanie układu hormonalnego w odniesieniu do zdrowia ludzi zgodnie z kryteriami określonymi w rozporządzeniach (UE) 2017/2100 lub (UE) 2018/605 w stężeniu ≥ 0,1% wag.</w:t>
+      </w:r>
+    </w:p>
+    <w:p>
+      <w:pPr>
+        <w:spacing w:after="100" w:before="200"/>
+      </w:pPr>
+      <w:r>
+        <w:rPr>
+          <w:rFonts w:ascii="Arial" w:cs="Arial" w:eastAsia="Arial" w:hAnsi="Arial"/>
+          <w:b/>
+          <w:bCs/>
+          <w:sz w:val="20"/>
+          <w:szCs w:val="20"/>
+        </w:rPr>
+        <w:t xml:space="preserve">11.2.2. Inne informacje:</w:t>
+      </w:r>
+    </w:p>
+    <w:p>
+      <w:pPr>
+        <w:spacing w:after="80"/>
+      </w:pPr>
+      <w:r>
+        <w:rPr>
+          <w:rFonts w:ascii="Arial" w:cs="Arial" w:eastAsia="Arial" w:hAnsi="Arial"/>
+          <w:sz w:val="20"/>
+          <w:szCs w:val="20"/>
+        </w:rPr>
+        <w:t xml:space="preserve">Brak innych znanych zagrożeń dla zdrowia.</w:t>
       </w:r>
     </w:p>
     <w:p>
@@ -5071,7 +5599,20 @@
           <w:sz w:val="20"/>
           <w:szCs w:val="20"/>
         </w:rPr>
-        <w:t xml:space="preserve">Stosować dobrą praktykę zawodową, unikając przedostawania się produktu do środowiska.</w:t>
+        <w:t xml:space="preserve">Mieszanina nie została zaklasyfikowana jako stwarzająca zagrożenie dla środowiska wodnego zgodnie z metodą obliczeniową rozporządzenia CLP. Należy jednak unikać przedostawania się produktu do wód, gleby i kanalizacji.</w:t>
+      </w:r>
+    </w:p>
+    <w:p>
+      <w:pPr>
+        <w:spacing w:after="80"/>
+      </w:pPr>
+      <w:r>
+        <w:rPr>
+          <w:rFonts w:ascii="Arial" w:cs="Arial" w:eastAsia="Arial" w:hAnsi="Arial"/>
+          <w:sz w:val="20"/>
+          <w:szCs w:val="20"/>
+        </w:rPr>
+        <w:t xml:space="preserve">Informacje ekotoksykologiczne dotyczące składników:</w:t>
       </w:r>
     </w:p>
     <w:p>
@@ -5086,33 +5627,85 @@
           <w:sz w:val="20"/>
           <w:szCs w:val="20"/>
         </w:rPr>
-        <w:t xml:space="preserve">Właściwości ekotoksykologiczne mieszaniny:</w:t>
-      </w:r>
-    </w:p>
-    <w:p>
-      <w:pPr>
-        <w:spacing w:after="80"/>
-      </w:pPr>
-      <w:r>
-        <w:rPr>
-          <w:rFonts w:ascii="Arial" w:cs="Arial" w:eastAsia="Arial" w:hAnsi="Arial"/>
-          <w:sz w:val="20"/>
-          <w:szCs w:val="20"/>
-        </w:rPr>
-        <w:t xml:space="preserve">Mieszanina nie została zaklasyfikowana jako stwarzająca zagrożenie dla środowiska.</w:t>
-      </w:r>
-    </w:p>
-    <w:p>
-      <w:pPr>
-        <w:spacing w:after="80"/>
-      </w:pPr>
-      <w:r>
-        <w:rPr>
-          <w:rFonts w:ascii="Arial" w:cs="Arial" w:eastAsia="Arial" w:hAnsi="Arial"/>
-          <w:sz w:val="20"/>
-          <w:szCs w:val="20"/>
-        </w:rPr>
-        <w:t xml:space="preserve">Brak danych doświadczalnych dla mieszaniny.</w:t>
+        <w:t xml:space="preserve">etanol (CAS: 64-17-5):</w:t>
+      </w:r>
+    </w:p>
+    <w:p>
+      <w:pPr>
+        <w:spacing w:after="80"/>
+      </w:pPr>
+      <w:r>
+        <w:rPr>
+          <w:rFonts w:ascii="Arial" w:cs="Arial" w:eastAsia="Arial" w:hAnsi="Arial"/>
+          <w:sz w:val="20"/>
+          <w:szCs w:val="20"/>
+        </w:rPr>
+        <w:t xml:space="preserve">- LC50 (ryby, 96 h): 14200 mg/l</w:t>
+      </w:r>
+    </w:p>
+    <w:p>
+      <w:pPr>
+        <w:spacing w:after="80"/>
+      </w:pPr>
+      <w:r>
+        <w:rPr>
+          <w:rFonts w:ascii="Arial" w:cs="Arial" w:eastAsia="Arial" w:hAnsi="Arial"/>
+          <w:sz w:val="20"/>
+          <w:szCs w:val="20"/>
+        </w:rPr>
+        <w:t xml:space="preserve">- EC50 (skorupiaki, Daphnia magna, 48 h): 454 mg/l</w:t>
+      </w:r>
+    </w:p>
+    <w:p>
+      <w:pPr>
+        <w:spacing w:after="80"/>
+      </w:pPr>
+      <w:r>
+        <w:rPr>
+          <w:rFonts w:ascii="Arial" w:cs="Arial" w:eastAsia="Arial" w:hAnsi="Arial"/>
+          <w:sz w:val="20"/>
+          <w:szCs w:val="20"/>
+        </w:rPr>
+        <w:t xml:space="preserve">- EC50 (glony, 72 h): 275 mg/l</w:t>
+      </w:r>
+    </w:p>
+    <w:p>
+      <w:pPr>
+        <w:spacing w:after="80"/>
+      </w:pPr>
+      <w:r>
+        <w:rPr>
+          <w:rFonts w:ascii="Arial" w:cs="Arial" w:eastAsia="Arial" w:hAnsi="Arial"/>
+          <w:sz w:val="20"/>
+          <w:szCs w:val="20"/>
+        </w:rPr>
+        <w:t xml:space="preserve">- NOEC (przewlekła, ryby): 250 mg/l</w:t>
+      </w:r>
+    </w:p>
+    <w:p>
+      <w:pPr>
+        <w:spacing w:after="80"/>
+      </w:pPr>
+      <w:r>
+        <w:rPr>
+          <w:rFonts w:ascii="Arial" w:cs="Arial" w:eastAsia="Arial" w:hAnsi="Arial"/>
+          <w:sz w:val="20"/>
+          <w:szCs w:val="20"/>
+        </w:rPr>
+        <w:t xml:space="preserve">- NOEC (przewlekła, skorupiaki): 96 mg/l</w:t>
+      </w:r>
+    </w:p>
+    <w:p>
+      <w:pPr>
+        <w:spacing w:after="80"/>
+      </w:pPr>
+      <w:r>
+        <w:rPr>
+          <w:rFonts w:ascii="Arial" w:cs="Arial" w:eastAsia="Arial" w:hAnsi="Arial"/>
+          <w:sz w:val="20"/>
+          <w:szCs w:val="20"/>
+        </w:rPr>
+        <w:t xml:space="preserve">- NOEC (przewlekła, glony): 11,5 mg/l</w:t>
       </w:r>
     </w:p>
     <w:p>
@@ -5127,7 +5720,59 @@
           <w:sz w:val="20"/>
           <w:szCs w:val="20"/>
         </w:rPr>
-        <w:t xml:space="preserve">Informacje ekotoksykologiczne o składnikach:</w:t>
+        <w:t xml:space="preserve">aldehyd anyżowy (4-metoksybenzaldehyd) (CAS: 123-11-5):</w:t>
+      </w:r>
+    </w:p>
+    <w:p>
+      <w:pPr>
+        <w:spacing w:after="80"/>
+      </w:pPr>
+      <w:r>
+        <w:rPr>
+          <w:rFonts w:ascii="Arial" w:cs="Arial" w:eastAsia="Arial" w:hAnsi="Arial"/>
+          <w:sz w:val="20"/>
+          <w:szCs w:val="20"/>
+        </w:rPr>
+        <w:t xml:space="preserve">- LC50 (ryby, Leuciscus idus, 96 h): 148,32 mg/l</w:t>
+      </w:r>
+    </w:p>
+    <w:p>
+      <w:pPr>
+        <w:spacing w:after="80"/>
+      </w:pPr>
+      <w:r>
+        <w:rPr>
+          <w:rFonts w:ascii="Arial" w:cs="Arial" w:eastAsia="Arial" w:hAnsi="Arial"/>
+          <w:sz w:val="20"/>
+          <w:szCs w:val="20"/>
+        </w:rPr>
+        <w:t xml:space="preserve">- EC50 (skorupiaki, Daphnia magna, 48 h): 82,8 mg/l</w:t>
+      </w:r>
+    </w:p>
+    <w:p>
+      <w:pPr>
+        <w:spacing w:after="80"/>
+      </w:pPr>
+      <w:r>
+        <w:rPr>
+          <w:rFonts w:ascii="Arial" w:cs="Arial" w:eastAsia="Arial" w:hAnsi="Arial"/>
+          <w:sz w:val="20"/>
+          <w:szCs w:val="20"/>
+        </w:rPr>
+        <w:t xml:space="preserve">- EC50 (glony, Desmodesmus subspicatus, 72 h): 81,11 mg/l</w:t>
+      </w:r>
+    </w:p>
+    <w:p>
+      <w:pPr>
+        <w:spacing w:after="80"/>
+      </w:pPr>
+      <w:r>
+        <w:rPr>
+          <w:rFonts w:ascii="Arial" w:cs="Arial" w:eastAsia="Arial" w:hAnsi="Arial"/>
+          <w:sz w:val="20"/>
+          <w:szCs w:val="20"/>
+        </w:rPr>
+        <w:t xml:space="preserve">- NOEC (przewlekła, ryby, 96 h): 100 mg/l</w:t>
       </w:r>
     </w:p>
     <w:p>
@@ -5142,85 +5787,85 @@
           <w:sz w:val="20"/>
           <w:szCs w:val="20"/>
         </w:rPr>
-        <w:t xml:space="preserve">etanol (CAS: 64-17-5):</w:t>
-      </w:r>
-    </w:p>
-    <w:p>
-      <w:pPr>
-        <w:spacing w:after="80"/>
-      </w:pPr>
-      <w:r>
-        <w:rPr>
-          <w:rFonts w:ascii="Arial" w:cs="Arial" w:eastAsia="Arial" w:hAnsi="Arial"/>
-          <w:sz w:val="20"/>
-          <w:szCs w:val="20"/>
-        </w:rPr>
-        <w:t xml:space="preserve">- LC50 (ryby):14200 mg/l/(96 h)</w:t>
-      </w:r>
-    </w:p>
-    <w:p>
-      <w:pPr>
-        <w:spacing w:after="80"/>
-      </w:pPr>
-      <w:r>
-        <w:rPr>
-          <w:rFonts w:ascii="Arial" w:cs="Arial" w:eastAsia="Arial" w:hAnsi="Arial"/>
-          <w:sz w:val="20"/>
-          <w:szCs w:val="20"/>
-        </w:rPr>
-        <w:t xml:space="preserve">- EC50 (skorupiaki):454 mg/l/(48 h)</w:t>
-      </w:r>
-    </w:p>
-    <w:p>
-      <w:pPr>
-        <w:spacing w:after="80"/>
-      </w:pPr>
-      <w:r>
-        <w:rPr>
-          <w:rFonts w:ascii="Arial" w:cs="Arial" w:eastAsia="Arial" w:hAnsi="Arial"/>
-          <w:sz w:val="20"/>
-          <w:szCs w:val="20"/>
-        </w:rPr>
-        <w:t xml:space="preserve">- EC50 (glony / rośliny wodne):275 mg/l/(72 h)</w:t>
-      </w:r>
-    </w:p>
-    <w:p>
-      <w:pPr>
-        <w:spacing w:after="80"/>
-      </w:pPr>
-      <w:r>
-        <w:rPr>
-          <w:rFonts w:ascii="Arial" w:cs="Arial" w:eastAsia="Arial" w:hAnsi="Arial"/>
-          <w:sz w:val="20"/>
-          <w:szCs w:val="20"/>
-        </w:rPr>
-        <w:t xml:space="preserve">- NOEC (przewlekła, ryby):250 mg/l</w:t>
-      </w:r>
-    </w:p>
-    <w:p>
-      <w:pPr>
-        <w:spacing w:after="80"/>
-      </w:pPr>
-      <w:r>
-        <w:rPr>
-          <w:rFonts w:ascii="Arial" w:cs="Arial" w:eastAsia="Arial" w:hAnsi="Arial"/>
-          <w:sz w:val="20"/>
-          <w:szCs w:val="20"/>
-        </w:rPr>
-        <w:t xml:space="preserve">- NOEC (przewlekła, skorupiaki):96 mg/l</w:t>
-      </w:r>
-    </w:p>
-    <w:p>
-      <w:pPr>
-        <w:spacing w:after="80"/>
-      </w:pPr>
-      <w:r>
-        <w:rPr>
-          <w:rFonts w:ascii="Arial" w:cs="Arial" w:eastAsia="Arial" w:hAnsi="Arial"/>
-          <w:sz w:val="20"/>
-          <w:szCs w:val="20"/>
-        </w:rPr>
-        <w:t xml:space="preserve">- NOEC (przewlekła, glony):11,5 mg/l</w:t>
+        <w:t xml:space="preserve">kumaryna (2H-chromen-2-on) (CAS: 91-64-5):</w:t>
+      </w:r>
+    </w:p>
+    <w:p>
+      <w:pPr>
+        <w:spacing w:after="80"/>
+      </w:pPr>
+      <w:r>
+        <w:rPr>
+          <w:rFonts w:ascii="Arial" w:cs="Arial" w:eastAsia="Arial" w:hAnsi="Arial"/>
+          <w:sz w:val="20"/>
+          <w:szCs w:val="20"/>
+        </w:rPr>
+        <w:t xml:space="preserve">- LC50 (ryby, 96 h): 1,324 mg/l</w:t>
+      </w:r>
+    </w:p>
+    <w:p>
+      <w:pPr>
+        <w:spacing w:after="80"/>
+      </w:pPr>
+      <w:r>
+        <w:rPr>
+          <w:rFonts w:ascii="Arial" w:cs="Arial" w:eastAsia="Arial" w:hAnsi="Arial"/>
+          <w:sz w:val="20"/>
+          <w:szCs w:val="20"/>
+        </w:rPr>
+        <w:t xml:space="preserve">- EC50 (skorupiaki, 48 h): 8,012 mg/l</w:t>
+      </w:r>
+    </w:p>
+    <w:p>
+      <w:pPr>
+        <w:spacing w:after="80"/>
+      </w:pPr>
+      <w:r>
+        <w:rPr>
+          <w:rFonts w:ascii="Arial" w:cs="Arial" w:eastAsia="Arial" w:hAnsi="Arial"/>
+          <w:sz w:val="20"/>
+          <w:szCs w:val="20"/>
+        </w:rPr>
+        <w:t xml:space="preserve">- EC50 (glony, 72 h): 1,452 mg/l</w:t>
+      </w:r>
+    </w:p>
+    <w:p>
+      <w:pPr>
+        <w:spacing w:after="80"/>
+      </w:pPr>
+      <w:r>
+        <w:rPr>
+          <w:rFonts w:ascii="Arial" w:cs="Arial" w:eastAsia="Arial" w:hAnsi="Arial"/>
+          <w:sz w:val="20"/>
+          <w:szCs w:val="20"/>
+        </w:rPr>
+        <w:t xml:space="preserve">- NOEC (przewlekła, ryby): 0,119 mg/l</w:t>
+      </w:r>
+    </w:p>
+    <w:p>
+      <w:pPr>
+        <w:spacing w:after="80"/>
+      </w:pPr>
+      <w:r>
+        <w:rPr>
+          <w:rFonts w:ascii="Arial" w:cs="Arial" w:eastAsia="Arial" w:hAnsi="Arial"/>
+          <w:sz w:val="20"/>
+          <w:szCs w:val="20"/>
+        </w:rPr>
+        <w:t xml:space="preserve">- NOEC (przewlekła, skorupiaki): 0,448 mg/l</w:t>
+      </w:r>
+    </w:p>
+    <w:p>
+      <w:pPr>
+        <w:spacing w:after="80"/>
+      </w:pPr>
+      <w:r>
+        <w:rPr>
+          <w:rFonts w:ascii="Arial" w:cs="Arial" w:eastAsia="Arial" w:hAnsi="Arial"/>
+          <w:sz w:val="20"/>
+          <w:szCs w:val="20"/>
+        </w:rPr>
+        <w:t xml:space="preserve">- NOEC (przewlekła, glony): 0,408 mg/l</w:t>
       </w:r>
     </w:p>
     <w:p>
@@ -5235,59 +5880,72 @@
           <w:sz w:val="20"/>
           <w:szCs w:val="20"/>
         </w:rPr>
-        <w:t xml:space="preserve">aldehyd anyżowy (4-metoksybenzaldehyd) (CAS: 123-11-5):</w:t>
-      </w:r>
-    </w:p>
-    <w:p>
-      <w:pPr>
-        <w:spacing w:after="80"/>
-      </w:pPr>
-      <w:r>
-        <w:rPr>
-          <w:rFonts w:ascii="Arial" w:cs="Arial" w:eastAsia="Arial" w:hAnsi="Arial"/>
-          <w:sz w:val="20"/>
-          <w:szCs w:val="20"/>
-        </w:rPr>
-        <w:t xml:space="preserve">- LC50 (ryby):148,32 mg/l/(96 h) Leuciscus idus</w:t>
-      </w:r>
-    </w:p>
-    <w:p>
-      <w:pPr>
-        <w:spacing w:after="80"/>
-      </w:pPr>
-      <w:r>
-        <w:rPr>
-          <w:rFonts w:ascii="Arial" w:cs="Arial" w:eastAsia="Arial" w:hAnsi="Arial"/>
-          <w:sz w:val="20"/>
-          <w:szCs w:val="20"/>
-        </w:rPr>
-        <w:t xml:space="preserve">- EC50 (skorupiaki):82,8 mg/l/(48 h) Daphnia magna</w:t>
-      </w:r>
-    </w:p>
-    <w:p>
-      <w:pPr>
-        <w:spacing w:after="80"/>
-      </w:pPr>
-      <w:r>
-        <w:rPr>
-          <w:rFonts w:ascii="Arial" w:cs="Arial" w:eastAsia="Arial" w:hAnsi="Arial"/>
-          <w:sz w:val="20"/>
-          <w:szCs w:val="20"/>
-        </w:rPr>
-        <w:t xml:space="preserve">- EC50 (glony / rośliny wodne):81,11 mg/l/(72 h) Desmodesmus subspicatus</w:t>
-      </w:r>
-    </w:p>
-    <w:p>
-      <w:pPr>
-        <w:spacing w:after="80"/>
-      </w:pPr>
-      <w:r>
-        <w:rPr>
-          <w:rFonts w:ascii="Arial" w:cs="Arial" w:eastAsia="Arial" w:hAnsi="Arial"/>
-          <w:sz w:val="20"/>
-          <w:szCs w:val="20"/>
-        </w:rPr>
-        <w:t xml:space="preserve">- NOEC (przewlekła, ryby):100 mg/l/(96 h) Leuciscus idus</w:t>
+        <w:t xml:space="preserve">2,6-di-tert-butylo-4-metylofenol (BHT) (CAS: 128-37-0):</w:t>
+      </w:r>
+    </w:p>
+    <w:p>
+      <w:pPr>
+        <w:spacing w:after="80"/>
+      </w:pPr>
+      <w:r>
+        <w:rPr>
+          <w:rFonts w:ascii="Arial" w:cs="Arial" w:eastAsia="Arial" w:hAnsi="Arial"/>
+          <w:sz w:val="20"/>
+          <w:szCs w:val="20"/>
+        </w:rPr>
+        <w:t xml:space="preserve">- LC50 (ryby, 96 h): 0,199 mg/l</w:t>
+      </w:r>
+    </w:p>
+    <w:p>
+      <w:pPr>
+        <w:spacing w:after="80"/>
+      </w:pPr>
+      <w:r>
+        <w:rPr>
+          <w:rFonts w:ascii="Arial" w:cs="Arial" w:eastAsia="Arial" w:hAnsi="Arial"/>
+          <w:sz w:val="20"/>
+          <w:szCs w:val="20"/>
+        </w:rPr>
+        <w:t xml:space="preserve">- EC50 (skorupiaki, Daphnia magna, 48 h): 0,48 mg/l</w:t>
+      </w:r>
+    </w:p>
+    <w:p>
+      <w:pPr>
+        <w:spacing w:after="80"/>
+      </w:pPr>
+      <w:r>
+        <w:rPr>
+          <w:rFonts w:ascii="Arial" w:cs="Arial" w:eastAsia="Arial" w:hAnsi="Arial"/>
+          <w:sz w:val="20"/>
+          <w:szCs w:val="20"/>
+        </w:rPr>
+        <w:t xml:space="preserve">- EC50 (glony, 72 h): &gt; 0,4 mg/l</w:t>
+      </w:r>
+    </w:p>
+    <w:p>
+      <w:pPr>
+        <w:spacing w:after="80"/>
+      </w:pPr>
+      <w:r>
+        <w:rPr>
+          <w:rFonts w:ascii="Arial" w:cs="Arial" w:eastAsia="Arial" w:hAnsi="Arial"/>
+          <w:sz w:val="20"/>
+          <w:szCs w:val="20"/>
+        </w:rPr>
+        <w:t xml:space="preserve">- NOEC (przewlekła, ryby): 0,053 mg/l</w:t>
+      </w:r>
+    </w:p>
+    <w:p>
+      <w:pPr>
+        <w:spacing w:after="80"/>
+      </w:pPr>
+      <w:r>
+        <w:rPr>
+          <w:rFonts w:ascii="Arial" w:cs="Arial" w:eastAsia="Arial" w:hAnsi="Arial"/>
+          <w:sz w:val="20"/>
+          <w:szCs w:val="20"/>
+        </w:rPr>
+        <w:t xml:space="preserve">- NOEC (przewlekła, skorupiaki): 0,15 mg/l</w:t>
       </w:r>
     </w:p>
     <w:p>
@@ -5302,72 +5960,74 @@
           <w:sz w:val="20"/>
           <w:szCs w:val="20"/>
         </w:rPr>
-        <w:t xml:space="preserve">2,6-di-tert-butylo-4-metylofenol (BHT) (CAS: 128-37-0):</w:t>
-      </w:r>
-    </w:p>
-    <w:p>
-      <w:pPr>
-        <w:spacing w:after="80"/>
-      </w:pPr>
-      <w:r>
-        <w:rPr>
-          <w:rFonts w:ascii="Arial" w:cs="Arial" w:eastAsia="Arial" w:hAnsi="Arial"/>
-          <w:sz w:val="20"/>
-          <w:szCs w:val="20"/>
-        </w:rPr>
-        <w:t xml:space="preserve">- LC50 (ryby):0,199 mg/l/(96 h)</w:t>
-      </w:r>
-    </w:p>
-    <w:p>
-      <w:pPr>
-        <w:spacing w:after="80"/>
-      </w:pPr>
-      <w:r>
-        <w:rPr>
-          <w:rFonts w:ascii="Arial" w:cs="Arial" w:eastAsia="Arial" w:hAnsi="Arial"/>
-          <w:sz w:val="20"/>
-          <w:szCs w:val="20"/>
-        </w:rPr>
-        <w:t xml:space="preserve">- EC50 (skorupiaki):0,48 mg/l/(48 h)</w:t>
-      </w:r>
-    </w:p>
-    <w:p>
-      <w:pPr>
-        <w:spacing w:after="80"/>
-      </w:pPr>
-      <w:r>
-        <w:rPr>
-          <w:rFonts w:ascii="Arial" w:cs="Arial" w:eastAsia="Arial" w:hAnsi="Arial"/>
-          <w:sz w:val="20"/>
-          <w:szCs w:val="20"/>
-        </w:rPr>
-        <w:t xml:space="preserve">- EC50 (glony / rośliny wodne):&gt; 0,4 mg/l/(72 h)</w:t>
-      </w:r>
-    </w:p>
-    <w:p>
-      <w:pPr>
-        <w:spacing w:after="80"/>
-      </w:pPr>
-      <w:r>
-        <w:rPr>
-          <w:rFonts w:ascii="Arial" w:cs="Arial" w:eastAsia="Arial" w:hAnsi="Arial"/>
-          <w:sz w:val="20"/>
-          <w:szCs w:val="20"/>
-        </w:rPr>
-        <w:t xml:space="preserve">- NOEC (przewlekła, ryby):0,053 mg/l</w:t>
-      </w:r>
-    </w:p>
-    <w:p>
-      <w:pPr>
-        <w:spacing w:after="80"/>
-      </w:pPr>
-      <w:r>
-        <w:rPr>
-          <w:rFonts w:ascii="Arial" w:cs="Arial" w:eastAsia="Arial" w:hAnsi="Arial"/>
-          <w:sz w:val="20"/>
-          <w:szCs w:val="20"/>
-        </w:rPr>
-        <w:t xml:space="preserve">- NOEC (przewlekła, skorupiaki):0,15 mg/l</w:t>
+        <w:t xml:space="preserve">toluen (CAS: 108-88-3):</w:t>
+      </w:r>
+    </w:p>
+    <w:p>
+      <w:pPr>
+        <w:spacing w:after="80"/>
+      </w:pPr>
+      <w:r>
+        <w:rPr>
+          <w:rFonts w:ascii="Arial" w:cs="Arial" w:eastAsia="Arial" w:hAnsi="Arial"/>
+          <w:sz w:val="20"/>
+          <w:szCs w:val="20"/>
+        </w:rPr>
+        <w:t xml:space="preserve">- LC50 (ryby, Oncorhynchus kisutch, 96 h): 5,5 mg/l</w:t>
+      </w:r>
+    </w:p>
+    <w:p>
+      <w:pPr>
+        <w:spacing w:after="80"/>
+      </w:pPr>
+      <w:r>
+        <w:rPr>
+          <w:rFonts w:ascii="Arial" w:cs="Arial" w:eastAsia="Arial" w:hAnsi="Arial"/>
+          <w:sz w:val="20"/>
+          <w:szCs w:val="20"/>
+        </w:rPr>
+        <w:t xml:space="preserve">- EC50 (skorupiaki, 48 h): 3,78 mg/l</w:t>
+      </w:r>
+    </w:p>
+    <w:p>
+      <w:pPr>
+        <w:spacing w:after="80"/>
+      </w:pPr>
+      <w:r>
+        <w:rPr>
+          <w:rFonts w:ascii="Arial" w:cs="Arial" w:eastAsia="Arial" w:hAnsi="Arial"/>
+          <w:sz w:val="20"/>
+          <w:szCs w:val="20"/>
+        </w:rPr>
+        <w:t xml:space="preserve">- EC50 (glony, 72 h): 134 mg/l</w:t>
+      </w:r>
+    </w:p>
+    <w:p>
+      <w:pPr>
+        <w:spacing w:after="80"/>
+      </w:pPr>
+      <w:r>
+        <w:rPr>
+          <w:rFonts w:ascii="Arial" w:cs="Arial" w:eastAsia="Arial" w:hAnsi="Arial"/>
+          <w:sz w:val="20"/>
+          <w:szCs w:val="20"/>
+        </w:rPr>
+        <w:t xml:space="preserve">- NOEC (przewlekła, glony, 72 h): 10 mg/l</w:t>
+      </w:r>
+    </w:p>
+    <w:p>
+      <w:pPr>
+        <w:spacing w:after="100" w:before="200"/>
+      </w:pPr>
+      <w:r>
+        <w:rPr>
+          <w:rFonts w:ascii="Arial" w:cs="Arial" w:eastAsia="Arial" w:hAnsi="Arial"/>
+          <w:b/>
+          <w:bCs/>
+          <w:sz w:val="20"/>
+          <w:szCs w:val="20"/>
+        </w:rPr>
+        <w:t xml:space="preserve">12.2. Trwałość i zdolność do rozkładu</w:t>
       </w:r>
     </w:p>
     <w:p>
@@ -5382,59 +6042,72 @@
           <w:sz w:val="20"/>
           <w:szCs w:val="20"/>
         </w:rPr>
-        <w:t xml:space="preserve">toluen (CAS: 108-88-3):</w:t>
-      </w:r>
-    </w:p>
-    <w:p>
-      <w:pPr>
-        <w:spacing w:after="80"/>
-      </w:pPr>
-      <w:r>
-        <w:rPr>
-          <w:rFonts w:ascii="Arial" w:cs="Arial" w:eastAsia="Arial" w:hAnsi="Arial"/>
-          <w:sz w:val="20"/>
-          <w:szCs w:val="20"/>
-        </w:rPr>
-        <w:t xml:space="preserve">- LC50 (ryby):5,5 mg/l/(96 h) Oncorhynchus kisutch</w:t>
-      </w:r>
-    </w:p>
-    <w:p>
-      <w:pPr>
-        <w:spacing w:after="80"/>
-      </w:pPr>
-      <w:r>
-        <w:rPr>
-          <w:rFonts w:ascii="Arial" w:cs="Arial" w:eastAsia="Arial" w:hAnsi="Arial"/>
-          <w:sz w:val="20"/>
-          <w:szCs w:val="20"/>
-        </w:rPr>
-        <w:t xml:space="preserve">- EC50 (skorupiaki):3,78 mg/l</w:t>
-      </w:r>
-    </w:p>
-    <w:p>
-      <w:pPr>
-        <w:spacing w:after="80"/>
-      </w:pPr>
-      <w:r>
-        <w:rPr>
-          <w:rFonts w:ascii="Arial" w:cs="Arial" w:eastAsia="Arial" w:hAnsi="Arial"/>
-          <w:sz w:val="20"/>
-          <w:szCs w:val="20"/>
-        </w:rPr>
-        <w:t xml:space="preserve">- EC50 (glony / rośliny wodne):134 mg/l/(3 h) Chlorella vulgaris and Chlamydomonas angulosa</w:t>
-      </w:r>
-    </w:p>
-    <w:p>
-      <w:pPr>
-        <w:spacing w:after="80"/>
-      </w:pPr>
-      <w:r>
-        <w:rPr>
-          <w:rFonts w:ascii="Arial" w:cs="Arial" w:eastAsia="Arial" w:hAnsi="Arial"/>
-          <w:sz w:val="20"/>
-          <w:szCs w:val="20"/>
-        </w:rPr>
-        <w:t xml:space="preserve">- NOEC (przewlekła, glony):10 mg/l/(72 h) Skeletonema costatum</w:t>
+        <w:t xml:space="preserve">Informacje dotyczące składników:</w:t>
+      </w:r>
+    </w:p>
+    <w:p>
+      <w:pPr>
+        <w:spacing w:after="80"/>
+      </w:pPr>
+      <w:r>
+        <w:rPr>
+          <w:rFonts w:ascii="Arial" w:cs="Arial" w:eastAsia="Arial" w:hAnsi="Arial"/>
+          <w:sz w:val="20"/>
+          <w:szCs w:val="20"/>
+        </w:rPr>
+        <w:t xml:space="preserve">- etanol (CAS: 64-17-5): łatwo ulega biodegradacji.</w:t>
+      </w:r>
+    </w:p>
+    <w:p>
+      <w:pPr>
+        <w:spacing w:after="80"/>
+      </w:pPr>
+      <w:r>
+        <w:rPr>
+          <w:rFonts w:ascii="Arial" w:cs="Arial" w:eastAsia="Arial" w:hAnsi="Arial"/>
+          <w:sz w:val="20"/>
+          <w:szCs w:val="20"/>
+        </w:rPr>
+        <w:t xml:space="preserve">- aldehyd anyżowy (4-metoksybenzaldehyd) (CAS: 123-11-5): łatwo ulega biodegradacji.</w:t>
+      </w:r>
+    </w:p>
+    <w:p>
+      <w:pPr>
+        <w:spacing w:after="80"/>
+      </w:pPr>
+      <w:r>
+        <w:rPr>
+          <w:rFonts w:ascii="Arial" w:cs="Arial" w:eastAsia="Arial" w:hAnsi="Arial"/>
+          <w:sz w:val="20"/>
+          <w:szCs w:val="20"/>
+        </w:rPr>
+        <w:t xml:space="preserve">- kumaryna (2H-chromen-2-on) (CAS: 91-64-5): łatwo ulega biodegradacji.</w:t>
+      </w:r>
+    </w:p>
+    <w:p>
+      <w:pPr>
+        <w:spacing w:after="80"/>
+      </w:pPr>
+      <w:r>
+        <w:rPr>
+          <w:rFonts w:ascii="Arial" w:cs="Arial" w:eastAsia="Arial" w:hAnsi="Arial"/>
+          <w:sz w:val="20"/>
+          <w:szCs w:val="20"/>
+        </w:rPr>
+        <w:t xml:space="preserve">- 2,6-di-tert-butylo-4-metylofenol (BHT) (CAS: 128-37-0): substancja nie jest łatwo biodegradowalna w środowisku wodnym.</w:t>
+      </w:r>
+    </w:p>
+    <w:p>
+      <w:pPr>
+        <w:spacing w:after="80"/>
+      </w:pPr>
+      <w:r>
+        <w:rPr>
+          <w:rFonts w:ascii="Arial" w:cs="Arial" w:eastAsia="Arial" w:hAnsi="Arial"/>
+          <w:sz w:val="20"/>
+          <w:szCs w:val="20"/>
+        </w:rPr>
+        <w:t xml:space="preserve">- toluen (CAS: 108-88-3): łatwo ulega biodegradacji.</w:t>
       </w:r>
     </w:p>
     <w:p>
@@ -5449,7 +6122,7 @@
           <w:sz w:val="20"/>
           <w:szCs w:val="20"/>
         </w:rPr>
-        <w:t xml:space="preserve">12.2. Trwałość i zdolność do rozkładu</w:t>
+        <w:t xml:space="preserve">12.3. Zdolność do bioakumulacji</w:t>
       </w:r>
     </w:p>
     <w:p>
@@ -5477,69 +6150,33 @@
           <w:sz w:val="20"/>
           <w:szCs w:val="20"/>
         </w:rPr>
-        <w:t xml:space="preserve">etanol (CAS: 64-17-5): Szybko ulega degradacji (substancja łatwo biodegradowalna). Rozpuszczalność w wodzie: 1000 - 10000 mg/l.</w:t>
-      </w:r>
-    </w:p>
-    <w:p>
-      <w:pPr>
-        <w:spacing w:after="80"/>
-      </w:pPr>
-      <w:r>
-        <w:rPr>
-          <w:rFonts w:ascii="Arial" w:cs="Arial" w:eastAsia="Arial" w:hAnsi="Arial"/>
-          <w:sz w:val="20"/>
-          <w:szCs w:val="20"/>
-        </w:rPr>
-        <w:t xml:space="preserve">aldehyd anyżowy (4-metoksybenzaldehyd) (CAS: 123-11-5): Szybko ulega degradacji (substancja łatwo biodegradowalna).</w:t>
-      </w:r>
-    </w:p>
-    <w:p>
-      <w:pPr>
-        <w:spacing w:after="80"/>
-      </w:pPr>
-      <w:r>
-        <w:rPr>
-          <w:rFonts w:ascii="Arial" w:cs="Arial" w:eastAsia="Arial" w:hAnsi="Arial"/>
-          <w:sz w:val="20"/>
-          <w:szCs w:val="20"/>
-        </w:rPr>
-        <w:t xml:space="preserve">2,6-di-tert-butylo-4-metylofenol (BHT) (CAS: 128-37-0): Szybko ulega degradacji (substancja łatwo biodegradowalna).</w:t>
-      </w:r>
-    </w:p>
-    <w:p>
-      <w:pPr>
-        <w:spacing w:after="80"/>
-      </w:pPr>
-      <w:r>
-        <w:rPr>
-          <w:rFonts w:ascii="Arial" w:cs="Arial" w:eastAsia="Arial" w:hAnsi="Arial"/>
-          <w:sz w:val="20"/>
-          <w:szCs w:val="20"/>
-        </w:rPr>
-        <w:t xml:space="preserve">toluen (CAS: 108-88-3): Szybko ulega degradacji (substancja łatwo biodegradowalna). Rozpuszczalność w wodzie: 100 - 1000 mg/l.</w:t>
-      </w:r>
-    </w:p>
-    <w:p>
-      <w:pPr>
-        <w:spacing w:after="80" w:before="80"/>
-      </w:pPr>
-      <w:r>
-        <w:rPr>
-          <w:rFonts w:ascii="Arial" w:cs="Arial" w:eastAsia="Arial" w:hAnsi="Arial"/>
-          <w:b/>
-          <w:bCs/>
-          <w:sz w:val="20"/>
-          <w:szCs w:val="20"/>
-        </w:rPr>
-        <w:t xml:space="preserve">Mieszanina:</w:t>
-      </w:r>
-      <w:r>
-        <w:rPr>
-          <w:rFonts w:ascii="Arial" w:cs="Arial" w:eastAsia="Arial" w:hAnsi="Arial"/>
-          <w:sz w:val="20"/>
-          <w:szCs w:val="20"/>
-        </w:rPr>
-        <w:t xml:space="preserve"> Brak dostępnych badań dotyczących trwałości i rozkładu mieszaniny.</w:t>
+        <w:t xml:space="preserve">- etanol (CAS: 64-17-5): współczynnik podziału n-oktanol/woda (log Kow): -0,35 (niski potencjał bioakumulacji).</w:t>
+      </w:r>
+    </w:p>
+    <w:p>
+      <w:pPr>
+        <w:spacing w:after="80"/>
+      </w:pPr>
+      <w:r>
+        <w:rPr>
+          <w:rFonts w:ascii="Arial" w:cs="Arial" w:eastAsia="Arial" w:hAnsi="Arial"/>
+          <w:sz w:val="20"/>
+          <w:szCs w:val="20"/>
+        </w:rPr>
+        <w:t xml:space="preserve">- 2,6-di-tert-butylo-4-metylofenol (BHT) (CAS: 128-37-0): log Kow = 5,1; BCF = 598,4 (potencjał do bioakumulacji).</w:t>
+      </w:r>
+    </w:p>
+    <w:p>
+      <w:pPr>
+        <w:spacing w:after="80"/>
+      </w:pPr>
+      <w:r>
+        <w:rPr>
+          <w:rFonts w:ascii="Arial" w:cs="Arial" w:eastAsia="Arial" w:hAnsi="Arial"/>
+          <w:sz w:val="20"/>
+          <w:szCs w:val="20"/>
+        </w:rPr>
+        <w:t xml:space="preserve">- toluen (CAS: 108-88-3): log Kow = 2,73; BCF = 90 (niski potencjał bioakumulacji).</w:t>
       </w:r>
     </w:p>
     <w:p>
@@ -5554,7 +6191,7 @@
           <w:sz w:val="20"/>
           <w:szCs w:val="20"/>
         </w:rPr>
-        <w:t xml:space="preserve">12.3. Zdolność do bioakumulacji</w:t>
+        <w:t xml:space="preserve">12.4. Mobilność w glebie</w:t>
       </w:r>
     </w:p>
     <w:p>
@@ -5582,56 +6219,33 @@
           <w:sz w:val="20"/>
           <w:szCs w:val="20"/>
         </w:rPr>
-        <w:t xml:space="preserve">etanol (CAS: 64-17-5): Nie wykazuje potencjału bioakumulacji (log Kow = -0,35)..</w:t>
-      </w:r>
-    </w:p>
-    <w:p>
-      <w:pPr>
-        <w:spacing w:after="80"/>
-      </w:pPr>
-      <w:r>
-        <w:rPr>
-          <w:rFonts w:ascii="Arial" w:cs="Arial" w:eastAsia="Arial" w:hAnsi="Arial"/>
-          <w:sz w:val="20"/>
-          <w:szCs w:val="20"/>
-        </w:rPr>
-        <w:t xml:space="preserve">2,6-di-tert-butylo-4-metylofenol (BHT) (CAS: 128-37-0): współczynnik podziału n-oktanol/woda (log Kow): 5,1, współczynnik biokoncentracji BCF = 598,4.</w:t>
-      </w:r>
-    </w:p>
-    <w:p>
-      <w:pPr>
-        <w:spacing w:after="80"/>
-      </w:pPr>
-      <w:r>
-        <w:rPr>
-          <w:rFonts w:ascii="Arial" w:cs="Arial" w:eastAsia="Arial" w:hAnsi="Arial"/>
-          <w:sz w:val="20"/>
-          <w:szCs w:val="20"/>
-        </w:rPr>
-        <w:t xml:space="preserve">toluen (CAS: 108-88-3): współczynnik podziału n-oktanol/woda (log Kow): 2,73, współczynnik biokoncentracji BCF = 90.</w:t>
-      </w:r>
-    </w:p>
-    <w:p>
-      <w:pPr>
-        <w:spacing w:after="80" w:before="80"/>
-      </w:pPr>
-      <w:r>
-        <w:rPr>
-          <w:rFonts w:ascii="Arial" w:cs="Arial" w:eastAsia="Arial" w:hAnsi="Arial"/>
-          <w:b/>
-          <w:bCs/>
-          <w:sz w:val="20"/>
-          <w:szCs w:val="20"/>
-        </w:rPr>
-        <w:t xml:space="preserve">Mieszanina:</w:t>
-      </w:r>
-      <w:r>
-        <w:rPr>
-          <w:rFonts w:ascii="Arial" w:cs="Arial" w:eastAsia="Arial" w:hAnsi="Arial"/>
-          <w:sz w:val="20"/>
-          <w:szCs w:val="20"/>
-        </w:rPr>
-        <w:t xml:space="preserve"> Brak dostępnych badań dotyczących bioakumulacji dla mieszaniny.</w:t>
+        <w:t xml:space="preserve">- aldehyd anyżowy (CAS: 123-11-5): współczynnik podziału gleba/woda Koc: 1 (wysoka mobilność).</w:t>
+      </w:r>
+    </w:p>
+    <w:p>
+      <w:pPr>
+        <w:spacing w:after="80"/>
+      </w:pPr>
+      <w:r>
+        <w:rPr>
+          <w:rFonts w:ascii="Arial" w:cs="Arial" w:eastAsia="Arial" w:hAnsi="Arial"/>
+          <w:sz w:val="20"/>
+          <w:szCs w:val="20"/>
+        </w:rPr>
+        <w:t xml:space="preserve">- 2,6-di-tert-butylo-4-metylofenol (BHT) (CAS: 128-37-0): współczynnik podziału gleba/woda Koc: 4,2 (silna adsorpcja).</w:t>
+      </w:r>
+    </w:p>
+    <w:p>
+      <w:pPr>
+        <w:spacing w:after="80"/>
+      </w:pPr>
+      <w:r>
+        <w:rPr>
+          <w:rFonts w:ascii="Arial" w:cs="Arial" w:eastAsia="Arial" w:hAnsi="Arial"/>
+          <w:sz w:val="20"/>
+          <w:szCs w:val="20"/>
+        </w:rPr>
+        <w:t xml:space="preserve">- toluen (CAS: 108-88-3): współczynnik podziału gleba/woda Koc: 2,31.</w:t>
       </w:r>
     </w:p>
     <w:p>
@@ -5646,71 +6260,20 @@
           <w:sz w:val="20"/>
           <w:szCs w:val="20"/>
         </w:rPr>
-        <w:t xml:space="preserve">12.4. Mobilność w glebie</w:t>
-      </w:r>
-    </w:p>
-    <w:p>
-      <w:pPr>
-        <w:spacing w:after="80" w:before="150"/>
-      </w:pPr>
-      <w:r>
-        <w:rPr>
-          <w:rFonts w:ascii="Arial" w:cs="Arial" w:eastAsia="Arial" w:hAnsi="Arial"/>
-          <w:b/>
-          <w:bCs/>
-          <w:sz w:val="20"/>
-          <w:szCs w:val="20"/>
-        </w:rPr>
-        <w:t xml:space="preserve">Informacje dotyczące składników:</w:t>
-      </w:r>
-    </w:p>
-    <w:p>
-      <w:pPr>
-        <w:spacing w:after="80"/>
-      </w:pPr>
-      <w:r>
-        <w:rPr>
-          <w:rFonts w:ascii="Arial" w:cs="Arial" w:eastAsia="Arial" w:hAnsi="Arial"/>
-          <w:sz w:val="20"/>
-          <w:szCs w:val="20"/>
-        </w:rPr>
-        <w:t xml:space="preserve">aldehyd anyżowy (4-metoksybenzaldehyd) (CAS: 123-11-5): współczynnik podziału gleba/woda (Koc): 1.</w:t>
-      </w:r>
-    </w:p>
-    <w:p>
-      <w:pPr>
-        <w:spacing w:after="80"/>
-      </w:pPr>
-      <w:r>
-        <w:rPr>
-          <w:rFonts w:ascii="Arial" w:cs="Arial" w:eastAsia="Arial" w:hAnsi="Arial"/>
-          <w:sz w:val="20"/>
-          <w:szCs w:val="20"/>
-        </w:rPr>
-        <w:t xml:space="preserve">toluen (CAS: 108-88-3): współczynnik podziału gleba/woda (Koc): 2,31.</w:t>
-      </w:r>
-    </w:p>
-    <w:p>
-      <w:pPr>
-        <w:spacing w:after="80" w:before="80"/>
-      </w:pPr>
-      <w:r>
-        <w:rPr>
-          <w:rFonts w:ascii="Arial" w:cs="Arial" w:eastAsia="Arial" w:hAnsi="Arial"/>
-          <w:b/>
-          <w:bCs/>
-          <w:sz w:val="20"/>
-          <w:szCs w:val="20"/>
-        </w:rPr>
-        <w:t xml:space="preserve">Mieszanina:</w:t>
-      </w:r>
-      <w:r>
-        <w:rPr>
-          <w:rFonts w:ascii="Arial" w:cs="Arial" w:eastAsia="Arial" w:hAnsi="Arial"/>
-          <w:sz w:val="20"/>
-          <w:szCs w:val="20"/>
-        </w:rPr>
-        <w:t xml:space="preserve"> Brak dostępnych badań dotyczących mobilności mieszaniny w glebie.</w:t>
+        <w:t xml:space="preserve">12.5. Wyniki oceny właściwości PBT i vPvB</w:t>
+      </w:r>
+    </w:p>
+    <w:p>
+      <w:pPr>
+        <w:spacing w:after="80"/>
+      </w:pPr>
+      <w:r>
+        <w:rPr>
+          <w:rFonts w:ascii="Arial" w:cs="Arial" w:eastAsia="Arial" w:hAnsi="Arial"/>
+          <w:sz w:val="20"/>
+          <w:szCs w:val="20"/>
+        </w:rPr>
+        <w:t xml:space="preserve">Mieszanina nie zawiera substancji spełniających kryteria PBT lub vPvB zgodnie z załącznikiem XIII do rozporządzenia REACH w stężeniu ≥ 0,1% wag.</w:t>
       </w:r>
     </w:p>
     <w:p>
@@ -5725,20 +6288,20 @@
           <w:sz w:val="20"/>
           <w:szCs w:val="20"/>
         </w:rPr>
-        <w:t xml:space="preserve">12.5. Wyniki oceny właściwości PBT i vPvB</w:t>
-      </w:r>
-    </w:p>
-    <w:p>
-      <w:pPr>
-        <w:spacing w:after="80"/>
-      </w:pPr>
-      <w:r>
-        <w:rPr>
-          <w:rFonts w:ascii="Arial" w:cs="Arial" w:eastAsia="Arial" w:hAnsi="Arial"/>
-          <w:sz w:val="20"/>
-          <w:szCs w:val="20"/>
-        </w:rPr>
-        <w:t xml:space="preserve">Mieszanina nie zawiera substancji spełniających kryteria PBT lub vPvB zgodnie z załącznikiem XIII do rozporządzenia REACH w stężeniu ≥ 0,1% wag.</w:t>
+        <w:t xml:space="preserve">12.6. Właściwości zaburzające funkcjonowanie układu hormonalnego</w:t>
+      </w:r>
+    </w:p>
+    <w:p>
+      <w:pPr>
+        <w:spacing w:after="80"/>
+      </w:pPr>
+      <w:r>
+        <w:rPr>
+          <w:rFonts w:ascii="Arial" w:cs="Arial" w:eastAsia="Arial" w:hAnsi="Arial"/>
+          <w:sz w:val="20"/>
+          <w:szCs w:val="20"/>
+        </w:rPr>
+        <w:t xml:space="preserve">Mieszanina nie zawiera substancji o właściwościach zaburzających funkcjonowanie układu hormonalnego w odniesieniu do środowiska w stężeniu ≥ 0,1% wag.</w:t>
       </w:r>
     </w:p>
     <w:p>
@@ -5753,34 +6316,6 @@
           <w:sz w:val="20"/>
           <w:szCs w:val="20"/>
         </w:rPr>
-        <w:t xml:space="preserve">12.6. Właściwości zaburzające funkcjonowanie układu hormonalnego</w:t>
-      </w:r>
-    </w:p>
-    <w:p>
-      <w:pPr>
-        <w:spacing w:after="80"/>
-      </w:pPr>
-      <w:r>
-        <w:rPr>
-          <w:rFonts w:ascii="Arial" w:cs="Arial" w:eastAsia="Arial" w:hAnsi="Arial"/>
-          <w:sz w:val="20"/>
-          <w:szCs w:val="20"/>
-        </w:rPr>
-        <w:t xml:space="preserve">Mieszanina nie zawiera substancji o właściwościach zaburzających funkcjonowanie układu hormonalnego w odniesieniu do środowiska w stężeniu ≥ 0,1% wag.</w:t>
-      </w:r>
-    </w:p>
-    <w:p>
-      <w:pPr>
-        <w:spacing w:after="100" w:before="200"/>
-      </w:pPr>
-      <w:r>
-        <w:rPr>
-          <w:rFonts w:ascii="Arial" w:cs="Arial" w:eastAsia="Arial" w:hAnsi="Arial"/>
-          <w:b/>
-          <w:bCs/>
-          <w:sz w:val="20"/>
-          <w:szCs w:val="20"/>
-        </w:rPr>
         <w:t xml:space="preserve">12.7. Inne szkodliwe skutki działania</w:t>
       </w:r>
     </w:p>
@@ -5794,7 +6329,7 @@
           <w:sz w:val="20"/>
           <w:szCs w:val="20"/>
         </w:rPr>
-        <w:t xml:space="preserve">Nie są znane żadne inne szkodliwe skutki działania na środowisko (brak potencjału niszczenia warstwy ozonowej, tworzenia ozonu fotochemicznego ani wpływu na globalne ocieplenie).</w:t>
+        <w:t xml:space="preserve">Nie są znane żadne inne niepożądane skutki działania na środowisko (brak substancji niszczących warstwę ozonową lub mających wysoki potencjał tworzenia ozonu fotochemicznego).</w:t>
       </w:r>
     </w:p>
     <w:p>
@@ -6907,7 +7442,7 @@
           <w:sz w:val="20"/>
           <w:szCs w:val="20"/>
         </w:rPr>
-        <w:t xml:space="preserve"> Zawiera substancję uczulającą. Może powodować wystąpienie reakcji alergicznej.</w:t>
+        <w:t xml:space="preserve"> Zawiera kumarynę (2H-chromen-2-on). Może powodować wystąpienie reakcji alergicznej.</w:t>
       </w:r>
     </w:p>
     <w:p>
@@ -7740,6 +8275,19 @@
     </w:p>
     <w:p>
       <w:pPr>
+        <w:spacing w:after="80"/>
+      </w:pPr>
+      <w:r>
+        <w:rPr>
+          <w:rFonts w:ascii="Arial" w:cs="Arial" w:eastAsia="Arial" w:hAnsi="Arial"/>
+          <w:sz w:val="20"/>
+          <w:szCs w:val="20"/>
+        </w:rPr>
+        <w:t xml:space="preserve">ATE: Oszacowana toksyczność ostra (Acute Toxicity Estimate)</w:t>
+      </w:r>
+    </w:p>
+    <w:p>
+      <w:pPr>
         <w:spacing w:after="80" w:before="80"/>
       </w:pPr>
       <w:r>
@@ -7848,7 +8396,7 @@
           <w:sz w:val="20"/>
           <w:szCs w:val="20"/>
         </w:rPr>
-        <w:t xml:space="preserve">- Obowiązujące unijne i krajowe akty prawne (REACH, CLP, Dz.U. 2018 poz. 1286, Dz.U. 2023 poz. 1587).</w:t>
+        <w:t xml:space="preserve">- Obowiązujące unijne i krajowe akty prawne (REACH, CLP, Dz.U. 2018 poz. 1286 z późn. zm.).</w:t>
       </w:r>
     </w:p>
     <w:p>
@@ -7876,7 +8424,7 @@
           <w:sz w:val="20"/>
           <w:szCs w:val="20"/>
         </w:rPr>
-        <w:t xml:space="preserve">Przed przystąpieniem do pracy z produktem należy zapoznać się z treścią niniejszej karty charakterystyki oraz przepisami BHP obowiązującymi na stanowisku pracy. Pracownicy mający kontakt z produktem powinni zostać przeszkoleni w zakresie prawidłowego i bezpiecznego obchodzenia się z chemikaliami oraz postępowania w sytuacjach awaryjnych.</w:t>
+        <w:t xml:space="preserve">Przed przystąpieniem do pracy z produktem należy zapoznać się z treścią niniejszej karty charakterystyki oraz przepisami BHP obowiązującymi na stanowisku pracy. Pracownicy mający kontakt z produktem powinni zostać przeszkoleni w zakresie prawidłowego i bezpiecznego obchodzenia się z cieczami łatwopalnymi oraz postępowania w sytuacjach awaryjnych.</w:t>
       </w:r>
     </w:p>
     <w:p>
@@ -7917,7 +8465,7 @@
           <w:sz w:val="20"/>
           <w:szCs w:val="20"/>
         </w:rPr>
-        <w:t xml:space="preserve">Informacje zawarte w niniejszej karcie wynikają z aktualnego stanu wiedzy producenta i dystrybutora i odnoszą się wyłącznie do opisanego produktu. Użytkownik ponosi odpowiedzialność za stworzenie bezpiecznych warunków pracy oraz spełnienie wymagań prawnych związanych z jego zastosowaniem.</w:t>
+        <w:t xml:space="preserve">Informacje zawarte w niniejszej karcie wynikają z aktualnego stanu wiedzy i odnoszą się wyłącznie do opisanego produktu. Użytkownik ponosi odpowiedzialność za stworzenie bezpiecznych warunków pracy oraz spełnienie wymagań prawnych związanych z jego zastosowaniem.</w:t>
       </w:r>
     </w:p>
     <w:sectPr>
@@ -8060,7 +8608,7 @@
       <w:rPr>
         <w:rFonts w:ascii="Arial" w:cs="Arial" w:eastAsia="Arial" w:hAnsi="Arial"/>
       </w:rPr>
-      <w:t xml:space="preserve">SDS | undefined</w:t>
+      <w:t xml:space="preserve">SDS | SWEET HOME - PROFUMATORE AMBIENTE ORCHIDEA E VANIGLIA V2</w:t>
     </w:r>
   </w:p>
 </w:hdr>

--- a/docs/SDS/Karta_Charakterystyki_8034055535448_SDS_ORCHIDEA_E_VANIGLIA_V2_PL.docx
+++ b/docs/SDS/Karta_Charakterystyki_8034055535448_SDS_ORCHIDEA_E_VANIGLIA_V2_PL.docx
@@ -47,7 +47,7 @@
           <w:szCs w:val="16"/>
         </w:rPr>
         <w:t xml:space="preserve">
-Wersja: 1.0 PL</w:t>
+Wersja: 2.0 / PL</w:t>
       </w:r>
     </w:p>
     <w:p>
@@ -145,25 +145,15 @@
     </w:p>
     <w:p>
       <w:pPr>
-        <w:spacing w:after="80" w:before="80"/>
-      </w:pPr>
-      <w:r>
-        <w:rPr>
-          <w:rFonts w:ascii="Arial" w:cs="Arial" w:eastAsia="Arial" w:hAnsi="Arial"/>
-          <w:b/>
-          <w:bCs/>
-          <w:sz w:val="20"/>
-          <w:szCs w:val="20"/>
-        </w:rPr>
-        <w:t xml:space="preserve">Zastosowanie zidentyfikowane:</w:t>
-      </w:r>
-      <w:r>
-        <w:rPr>
-          <w:rFonts w:ascii="Arial" w:cs="Arial" w:eastAsia="Arial" w:hAnsi="Arial"/>
-          <w:sz w:val="20"/>
-          <w:szCs w:val="20"/>
-        </w:rPr>
-        <w:t xml:space="preserve"> Zastosowanie konsumenckie: odświeżacz powietrza (dyfuzor zapachowy do wnętrz).</w:t>
+        <w:spacing w:after="80"/>
+      </w:pPr>
+      <w:r>
+        <w:rPr>
+          <w:rFonts w:ascii="Arial" w:cs="Arial" w:eastAsia="Arial" w:hAnsi="Arial"/>
+          <w:sz w:val="20"/>
+          <w:szCs w:val="20"/>
+        </w:rPr>
+        <w:t xml:space="preserve">Zastosowanie: Odświeżacz powietrza (dyfuzor zapachowy).</w:t>
       </w:r>
     </w:p>
     <w:p>
@@ -186,7 +176,7 @@
           <w:sz w:val="20"/>
           <w:szCs w:val="20"/>
         </w:rPr>
-        <w:t xml:space="preserve"> Wszelkie inne zastosowania nieprzewidziane przez producenta (nie stosować do celów przemysłowych ani profesjonalnych).</w:t>
+        <w:t xml:space="preserve"> Brak.</w:t>
       </w:r>
     </w:p>
     <w:p>
@@ -519,11 +509,13 @@
     </w:p>
     <w:p>
       <w:pPr>
-        <w:spacing w:after="80"/>
-      </w:pPr>
-      <w:r>
-        <w:rPr>
-          <w:rFonts w:ascii="Arial" w:cs="Arial" w:eastAsia="Arial" w:hAnsi="Arial"/>
+        <w:spacing w:after="80" w:before="150"/>
+      </w:pPr>
+      <w:r>
+        <w:rPr>
+          <w:rFonts w:ascii="Arial" w:cs="Arial" w:eastAsia="Arial" w:hAnsi="Arial"/>
+          <w:b/>
+          <w:bCs/>
           <w:sz w:val="20"/>
           <w:szCs w:val="20"/>
         </w:rPr>
@@ -532,28 +524,100 @@
     </w:p>
     <w:p>
       <w:pPr>
-        <w:spacing w:after="80"/>
-      </w:pPr>
-      <w:r>
-        <w:rPr>
-          <w:rFonts w:ascii="Arial" w:cs="Arial" w:eastAsia="Arial" w:hAnsi="Arial"/>
-          <w:sz w:val="20"/>
-          <w:szCs w:val="20"/>
-        </w:rPr>
-        <w:t xml:space="preserve">GH02: płomień</w:t>
-      </w:r>
-    </w:p>
-    <w:p>
-      <w:pPr>
-        <w:spacing w:after="80"/>
-      </w:pPr>
-      <w:r>
-        <w:rPr>
-          <w:rFonts w:ascii="Arial" w:cs="Arial" w:eastAsia="Arial" w:hAnsi="Arial"/>
-          <w:sz w:val="20"/>
-          <w:szCs w:val="20"/>
-        </w:rPr>
-        <w:t xml:space="preserve">GH07: wykrzyknik</w:t>
+        <w:spacing w:after="100" w:before="60"/>
+      </w:pPr>
+      <w:r>
+        <w:drawing>
+          <wp:inline distT="0" distB="0" distL="0" distR="0">
+            <wp:extent cx="714375" cy="714375"/>
+            <wp:effectExtent t="0" r="0" b="0" l="0"/>
+            <wp:docPr id="1" name="" descr="" title=""/>
+            <wp:cNvGraphicFramePr>
+              <a:graphicFrameLocks xmlns:a="http://schemas.openxmlformats.org/drawingml/2006/main" noChangeAspect="1"/>
+            </wp:cNvGraphicFramePr>
+            <a:graphic xmlns:a="http://schemas.openxmlformats.org/drawingml/2006/main">
+              <a:graphicData uri="http://schemas.openxmlformats.org/drawingml/2006/picture">
+                <pic:pic xmlns:pic="http://schemas.openxmlformats.org/drawingml/2006/picture">
+                  <pic:nvPicPr>
+                    <pic:cNvPr id="0" name="" descr=""/>
+                    <pic:cNvPicPr>
+                      <a:picLocks noChangeAspect="1" noChangeArrowheads="1"/>
+                    </pic:cNvPicPr>
+                  </pic:nvPicPr>
+                  <pic:blipFill>
+                    <a:blip r:embed="rId9" cstate="none"/>
+                    <a:srcRect/>
+                    <a:stretch>
+                      <a:fillRect/>
+                    </a:stretch>
+                  </pic:blipFill>
+                  <pic:spPr bwMode="auto">
+                    <a:xfrm>
+                      <a:off x="0" y="0"/>
+                      <a:ext cx="714375" cy="714375"/>
+                    </a:xfrm>
+                    <a:prstGeom prst="rect">
+                      <a:avLst/>
+                    </a:prstGeom>
+                  </pic:spPr>
+                </pic:pic>
+              </a:graphicData>
+            </a:graphic>
+          </wp:inline>
+        </w:drawing>
+      </w:r>
+      <w:r>
+        <w:drawing>
+          <wp:inline distT="0" distB="0" distL="0" distR="0">
+            <wp:extent cx="714375" cy="714375"/>
+            <wp:effectExtent t="0" r="0" b="0" l="0"/>
+            <wp:docPr id="1" name="" descr="" title=""/>
+            <wp:cNvGraphicFramePr>
+              <a:graphicFrameLocks xmlns:a="http://schemas.openxmlformats.org/drawingml/2006/main" noChangeAspect="1"/>
+            </wp:cNvGraphicFramePr>
+            <a:graphic xmlns:a="http://schemas.openxmlformats.org/drawingml/2006/main">
+              <a:graphicData uri="http://schemas.openxmlformats.org/drawingml/2006/picture">
+                <pic:pic xmlns:pic="http://schemas.openxmlformats.org/drawingml/2006/picture">
+                  <pic:nvPicPr>
+                    <pic:cNvPr id="0" name="" descr=""/>
+                    <pic:cNvPicPr>
+                      <a:picLocks noChangeAspect="1" noChangeArrowheads="1"/>
+                    </pic:cNvPicPr>
+                  </pic:nvPicPr>
+                  <pic:blipFill>
+                    <a:blip r:embed="rId10" cstate="none"/>
+                    <a:srcRect/>
+                    <a:stretch>
+                      <a:fillRect/>
+                    </a:stretch>
+                  </pic:blipFill>
+                  <pic:spPr bwMode="auto">
+                    <a:xfrm>
+                      <a:off x="0" y="0"/>
+                      <a:ext cx="714375" cy="714375"/>
+                    </a:xfrm>
+                    <a:prstGeom prst="rect">
+                      <a:avLst/>
+                    </a:prstGeom>
+                  </pic:spPr>
+                </pic:pic>
+              </a:graphicData>
+            </a:graphic>
+          </wp:inline>
+        </w:drawing>
+      </w:r>
+    </w:p>
+    <w:p>
+      <w:pPr>
+        <w:spacing w:after="80"/>
+      </w:pPr>
+      <w:r>
+        <w:rPr>
+          <w:rFonts w:ascii="Arial" w:cs="Arial" w:eastAsia="Arial" w:hAnsi="Arial"/>
+          <w:sz w:val="20"/>
+          <w:szCs w:val="20"/>
+        </w:rPr>
+        <w:t xml:space="preserve">GHS02, GHS07</w:t>
       </w:r>
     </w:p>
     <w:p>
@@ -576,7 +640,20 @@
           <w:sz w:val="20"/>
           <w:szCs w:val="20"/>
         </w:rPr>
-        <w:t xml:space="preserve"> Niebezpieczeństwo</w:t>
+        <w:t xml:space="preserve"/>
+      </w:r>
+    </w:p>
+    <w:p>
+      <w:pPr>
+        <w:spacing w:after="80"/>
+      </w:pPr>
+      <w:r>
+        <w:rPr>
+          <w:rFonts w:ascii="Arial" w:cs="Arial" w:eastAsia="Arial" w:hAnsi="Arial"/>
+          <w:sz w:val="20"/>
+          <w:szCs w:val="20"/>
+        </w:rPr>
+        <w:t xml:space="preserve">Niebezpieczeństwo</w:t>
       </w:r>
     </w:p>
     <w:p>
@@ -786,20 +863,20 @@
           <w:sz w:val="20"/>
           <w:szCs w:val="20"/>
         </w:rPr>
-        <w:t xml:space="preserve">Produkt nie zawiera substancji spełniających kryteria PBT lub vPvB zgodnie z załącznikiem XIII do rozporządzenia (WE) nr 1907/2006 (REACH) w stężeniu ≥ 0,1% wag.</w:t>
-      </w:r>
-    </w:p>
-    <w:p>
-      <w:pPr>
-        <w:spacing w:after="80"/>
-      </w:pPr>
-      <w:r>
-        <w:rPr>
-          <w:rFonts w:ascii="Arial" w:cs="Arial" w:eastAsia="Arial" w:hAnsi="Arial"/>
-          <w:sz w:val="20"/>
-          <w:szCs w:val="20"/>
-        </w:rPr>
-        <w:t xml:space="preserve">Produkt nie zawiera substancji o właściwościach zaburzających funkcjonowanie układu hormonalnego zgodnie z kryteriami określonymi w rozporządzeniu delegowanym Komisji (UE) 2017/2100 lub rozporządzeniu Komisji (UE) 2018/605 w stężeniu ≥ 0,1% wag.</w:t>
+        <w:t xml:space="preserve">Produkt nie zawiera składników wpisanych do wykazu ustanowionego zgodnie z art. 59 ust. 1 jako posiadające właściwości zaburzające funkcjonowanie układu hormonalnego ani składników o właściwościach zaburzających funkcjonowanie układu hormonalnego zgodnie z kryteriami określonymi w rozporządzeniu 2017/2100/UE lub rozporządzeniu 2018/605/UE w stężeniu równym lub większym od 0,1 %.</w:t>
+      </w:r>
+    </w:p>
+    <w:p>
+      <w:pPr>
+        <w:spacing w:after="80"/>
+      </w:pPr>
+      <w:r>
+        <w:rPr>
+          <w:rFonts w:ascii="Arial" w:cs="Arial" w:eastAsia="Arial" w:hAnsi="Arial"/>
+          <w:sz w:val="20"/>
+          <w:szCs w:val="20"/>
+        </w:rPr>
+        <w:t xml:space="preserve">Komponenty mieszaniny nie spełniają kryteriów PBT lub vPvB zgodnie z załącznikiem XIII rozporządzenia REACH.</w:t>
       </w:r>
     </w:p>
     <w:p>
@@ -1677,7 +1754,7 @@
           <w:sz w:val="22"/>
           <w:szCs w:val="22"/>
         </w:rPr>
-        <w:t xml:space="preserve">SEKCJA 4. ŚRODKI PIERWSZEJ POMOCY</w:t>
+        <w:t xml:space="preserve">SEKCJA 4</w:t>
       </w:r>
     </w:p>
     <w:p>
@@ -1705,233 +1782,7 @@
           <w:sz w:val="20"/>
           <w:szCs w:val="20"/>
         </w:rPr>
-        <w:t xml:space="preserve">W razie wątpliwości lub w przypadku wystąpienia objawów należy skontaktować się z lekarzem i pokazać mu niniejszą kartę.</w:t>
-      </w:r>
-    </w:p>
-    <w:p>
-      <w:pPr>
-        <w:spacing w:after="80"/>
-      </w:pPr>
-      <w:r>
-        <w:rPr>
-          <w:rFonts w:ascii="Arial" w:cs="Arial" w:eastAsia="Arial" w:hAnsi="Arial"/>
-          <w:sz w:val="20"/>
-          <w:szCs w:val="20"/>
-        </w:rPr>
-        <w:t xml:space="preserve">W przypadku wystąpienia cięższych objawów należy wezwać natychmiastową pomoc medyczną.</w:t>
-      </w:r>
-    </w:p>
-    <w:p>
-      <w:pPr>
-        <w:spacing w:after="80" w:before="80"/>
-      </w:pPr>
-      <w:r>
-        <w:rPr>
-          <w:rFonts w:ascii="Arial" w:cs="Arial" w:eastAsia="Arial" w:hAnsi="Arial"/>
-          <w:b/>
-          <w:bCs/>
-          <w:sz w:val="20"/>
-          <w:szCs w:val="20"/>
-        </w:rPr>
-        <w:t xml:space="preserve">W KONTAKCIE Z OCZAMI:</w:t>
-      </w:r>
-      <w:r>
-        <w:rPr>
-          <w:rFonts w:ascii="Arial" w:cs="Arial" w:eastAsia="Arial" w:hAnsi="Arial"/>
-          <w:sz w:val="20"/>
-          <w:szCs w:val="20"/>
-        </w:rPr>
-        <w:t xml:space="preserve"> Wyjąć soczewki kontaktowe, jeżeli są i można je łatwo usunąć. Natychmiast przepłukiwać dużą ilością wody przez co najmniej 15 minut, całkowicie otwierając powieki. Zasięgnąć porady / zgłosić się pod opiekę lekarza.</w:t>
-      </w:r>
-    </w:p>
-    <w:p>
-      <w:pPr>
-        <w:spacing w:after="80" w:before="80"/>
-      </w:pPr>
-      <w:r>
-        <w:rPr>
-          <w:rFonts w:ascii="Arial" w:cs="Arial" w:eastAsia="Arial" w:hAnsi="Arial"/>
-          <w:b/>
-          <w:bCs/>
-          <w:sz w:val="20"/>
-          <w:szCs w:val="20"/>
-        </w:rPr>
-        <w:t xml:space="preserve">W KONTAKCIE ZE SKÓRĄ:</w:t>
-      </w:r>
-      <w:r>
-        <w:rPr>
-          <w:rFonts w:ascii="Arial" w:cs="Arial" w:eastAsia="Arial" w:hAnsi="Arial"/>
-          <w:sz w:val="20"/>
-          <w:szCs w:val="20"/>
-        </w:rPr>
-        <w:t xml:space="preserve"> Zdjąć zanieczyszczoną odzież. Natychmiast i dokładnie zmyć bieżącą wodą (oraz mydłem, jeśli to możliwe). Zasięgnąć porady lekarza. Unikać ponownego kontaktu ze skażoną odzieżą.</w:t>
-      </w:r>
-    </w:p>
-    <w:p>
-      <w:pPr>
-        <w:spacing w:after="80" w:before="80"/>
-      </w:pPr>
-      <w:r>
-        <w:rPr>
-          <w:rFonts w:ascii="Arial" w:cs="Arial" w:eastAsia="Arial" w:hAnsi="Arial"/>
-          <w:b/>
-          <w:bCs/>
-          <w:sz w:val="20"/>
-          <w:szCs w:val="20"/>
-        </w:rPr>
-        <w:t xml:space="preserve">W PRZYPADKU SPOŻYCIA:</w:t>
-      </w:r>
-      <w:r>
-        <w:rPr>
-          <w:rFonts w:ascii="Arial" w:cs="Arial" w:eastAsia="Arial" w:hAnsi="Arial"/>
-          <w:sz w:val="20"/>
-          <w:szCs w:val="20"/>
-        </w:rPr>
-        <w:t xml:space="preserve"> Nie wywoływać wymiotów, chyba że zostało to wyraźnie zalecone przez lekarza. Nigdy nie podawać niczego doustnie osobie nieprzytomnej. Zasięgnąć porady / zgłosić się pod opiekę lekarza.</w:t>
-      </w:r>
-    </w:p>
-    <w:p>
-      <w:pPr>
-        <w:spacing w:after="80" w:before="80"/>
-      </w:pPr>
-      <w:r>
-        <w:rPr>
-          <w:rFonts w:ascii="Arial" w:cs="Arial" w:eastAsia="Arial" w:hAnsi="Arial"/>
-          <w:b/>
-          <w:bCs/>
-          <w:sz w:val="20"/>
-          <w:szCs w:val="20"/>
-        </w:rPr>
-        <w:t xml:space="preserve">PO NARAŻENIU DROGĄ ODDECHOWĄ:</w:t>
-      </w:r>
-      <w:r>
-        <w:rPr>
-          <w:rFonts w:ascii="Arial" w:cs="Arial" w:eastAsia="Arial" w:hAnsi="Arial"/>
-          <w:sz w:val="20"/>
-          <w:szCs w:val="20"/>
-        </w:rPr>
-        <w:t xml:space="preserve"> Wyprowadzić lub wynieść poszkodowanego na świeże powietrze, z dala od miejsca wypadku. Zasięgnąć porady / zgłosić się pod opiekę lekarza.</w:t>
-      </w:r>
-    </w:p>
-    <w:p>
-      <w:pPr>
-        <w:spacing w:after="80"/>
-      </w:pPr>
-      <w:r>
-        <w:rPr>
-          <w:rFonts w:ascii="Arial" w:cs="Arial" w:eastAsia="Arial" w:hAnsi="Arial"/>
-          <w:sz w:val="20"/>
-          <w:szCs w:val="20"/>
-        </w:rPr>
-        <w:t xml:space="preserve">Ochrona osób udzielających pierwszej pomocy:</w:t>
-      </w:r>
-    </w:p>
-    <w:p>
-      <w:pPr>
-        <w:spacing w:after="80"/>
-      </w:pPr>
-      <w:r>
-        <w:rPr>
-          <w:rFonts w:ascii="Arial" w:cs="Arial" w:eastAsia="Arial" w:hAnsi="Arial"/>
-          <w:sz w:val="20"/>
-          <w:szCs w:val="20"/>
-        </w:rPr>
-        <w:t xml:space="preserve">Dobrą praktyką dla osób udzielających pomocy poszkodowanemu narażonemu na działanie substancji chemicznej lub mieszaniny jest stosowanie środków ochrony indywidualnej. Rodzaj takiej ochrony zależy od poziomu zagrożenia stwarzanego przez substancję lub mieszaninę, od rodzaju narażenia oraz od stopnia skażenia. W przypadku braku innych, bardziej szczegółowych wskazań, zaleca się stosowanie rękawic jednorazowych na wypadek potencjalnego kontaktu z płynami ustrojowymi. Informacje na temat środków ochrony indywidualnej odpowiednich do właściwości substancji lub mieszaniny podano w sekcji 8.</w:t>
-      </w:r>
-    </w:p>
-    <w:p>
-      <w:pPr>
-        <w:spacing w:after="100" w:before="200"/>
-      </w:pPr>
-      <w:r>
-        <w:rPr>
-          <w:rFonts w:ascii="Arial" w:cs="Arial" w:eastAsia="Arial" w:hAnsi="Arial"/>
-          <w:b/>
-          <w:bCs/>
-          <w:sz w:val="20"/>
-          <w:szCs w:val="20"/>
-        </w:rPr>
-        <w:t xml:space="preserve">4.2. Najważniejsze ostre i opóźnione objawy oraz skutki narażenia</w:t>
-      </w:r>
-    </w:p>
-    <w:p>
-      <w:pPr>
-        <w:spacing w:after="80"/>
-      </w:pPr>
-      <w:r>
-        <w:rPr>
-          <w:rFonts w:ascii="Arial" w:cs="Arial" w:eastAsia="Arial" w:hAnsi="Arial"/>
-          <w:sz w:val="20"/>
-          <w:szCs w:val="20"/>
-        </w:rPr>
-        <w:t xml:space="preserve">Szczegółowe informacje dotyczące objawów i skutków wywoływanych przez produkt nie są znane.</w:t>
-      </w:r>
-    </w:p>
-    <w:p>
-      <w:pPr>
-        <w:spacing w:after="80"/>
-      </w:pPr>
-      <w:r>
-        <w:rPr>
-          <w:rFonts w:ascii="Arial" w:cs="Arial" w:eastAsia="Arial" w:hAnsi="Arial"/>
-          <w:sz w:val="20"/>
-          <w:szCs w:val="20"/>
-        </w:rPr>
-        <w:t xml:space="preserve">SKUTKI OPÓŹNIONE: Na podstawie aktualnie dostępnych informacji nie są znane przypadki wystąpienia opóźnionych skutków w następstwie narażenia na ten produkt.</w:t>
-      </w:r>
-    </w:p>
-    <w:p>
-      <w:pPr>
-        <w:spacing w:after="100" w:before="200"/>
-      </w:pPr>
-      <w:r>
-        <w:rPr>
-          <w:rFonts w:ascii="Arial" w:cs="Arial" w:eastAsia="Arial" w:hAnsi="Arial"/>
-          <w:b/>
-          <w:bCs/>
-          <w:sz w:val="20"/>
-          <w:szCs w:val="20"/>
-        </w:rPr>
-        <w:t xml:space="preserve">4.3. Wskazania dotyczące wszelkiej natychmiastowej pomocy lekarskiej i szczególnego postępowania z poszkodowanym</w:t>
-      </w:r>
-    </w:p>
-    <w:p>
-      <w:pPr>
-        <w:spacing w:after="80"/>
-      </w:pPr>
-      <w:r>
-        <w:rPr>
-          <w:rFonts w:ascii="Arial" w:cs="Arial" w:eastAsia="Arial" w:hAnsi="Arial"/>
-          <w:sz w:val="20"/>
-          <w:szCs w:val="20"/>
-        </w:rPr>
-        <w:t xml:space="preserve">W przypadku wystąpienia objawów, zarówno ostrych, jak i opóźnionych, należy skonsultować się z lekarzem.</w:t>
-      </w:r>
-    </w:p>
-    <w:p>
-      <w:pPr>
-        <w:spacing w:after="80"/>
-      </w:pPr>
-      <w:r>
-        <w:rPr>
-          <w:rFonts w:ascii="Arial" w:cs="Arial" w:eastAsia="Arial" w:hAnsi="Arial"/>
-          <w:sz w:val="20"/>
-          <w:szCs w:val="20"/>
-        </w:rPr>
-        <w:t xml:space="preserve">Środki, które powinny być dostępne w miejscu pracy w celu podjęcia natychmiastowego i specjalistycznego leczenia:</w:t>
-      </w:r>
-    </w:p>
-    <w:p>
-      <w:pPr>
-        <w:spacing w:after="80"/>
-      </w:pPr>
-      <w:r>
-        <w:rPr>
-          <w:rFonts w:ascii="Arial" w:cs="Arial" w:eastAsia="Arial" w:hAnsi="Arial"/>
-          <w:sz w:val="20"/>
-          <w:szCs w:val="20"/>
-        </w:rPr>
-        <w:t xml:space="preserve">Bieżąca woda do przemywania skóry i oczu.</w:t>
+        <w:t xml:space="preserve">W przypadku wdychania: wyprowadzić poszkodowanego na świeże powietrze.</w:t>
       </w:r>
     </w:p>
     <w:p>
@@ -1948,7 +1799,7 @@
           <w:sz w:val="22"/>
           <w:szCs w:val="22"/>
         </w:rPr>
-        <w:t xml:space="preserve">SEKCJA 5. POSTĘPOWANIE W PRZYPADKU POŻARU</w:t>
+        <w:t xml:space="preserve">SEKCJA 5</w:t>
       </w:r>
     </w:p>
     <w:p>
@@ -1968,162 +1819,25 @@
     </w:p>
     <w:p>
       <w:pPr>
-        <w:spacing w:after="80"/>
-      </w:pPr>
-      <w:r>
-        <w:rPr>
-          <w:rFonts w:ascii="Arial" w:cs="Arial" w:eastAsia="Arial" w:hAnsi="Arial"/>
-          <w:sz w:val="20"/>
-          <w:szCs w:val="20"/>
-        </w:rPr>
-        <w:t xml:space="preserve">ODPOWIEDNIE ŚRODKI GAŚNICZE</w:t>
-      </w:r>
-    </w:p>
-    <w:p>
-      <w:pPr>
-        <w:spacing w:after="80"/>
-      </w:pPr>
-      <w:r>
-        <w:rPr>
-          <w:rFonts w:ascii="Arial" w:cs="Arial" w:eastAsia="Arial" w:hAnsi="Arial"/>
-          <w:sz w:val="20"/>
-          <w:szCs w:val="20"/>
-        </w:rPr>
-        <w:t xml:space="preserve">Odpowiednimi środkami gaśniczymi są: ditlenek węgla, piana, proszek gaśniczy. W przypadku wycieku lub rozlania produktu, który nie uległ zapłonowi, można zastosować rozpyloną wodę w celu rozproszenia łatwopalnych par i ochrony osób podejmujących próbę zatamowania wycieku.</w:t>
-      </w:r>
-    </w:p>
-    <w:p>
-      <w:pPr>
-        <w:spacing w:after="80"/>
-      </w:pPr>
-      <w:r>
-        <w:rPr>
-          <w:rFonts w:ascii="Arial" w:cs="Arial" w:eastAsia="Arial" w:hAnsi="Arial"/>
-          <w:sz w:val="20"/>
-          <w:szCs w:val="20"/>
-        </w:rPr>
-        <w:t xml:space="preserve">NIEODPOWIEDNIE ŚRODKI GAŚNICZE</w:t>
-      </w:r>
-    </w:p>
-    <w:p>
-      <w:pPr>
-        <w:spacing w:after="80"/>
-      </w:pPr>
-      <w:r>
-        <w:rPr>
-          <w:rFonts w:ascii="Arial" w:cs="Arial" w:eastAsia="Arial" w:hAnsi="Arial"/>
-          <w:sz w:val="20"/>
-          <w:szCs w:val="20"/>
-        </w:rPr>
-        <w:t xml:space="preserve">Nie stosować zwartych strumieni wody. Woda nie jest skuteczna w gaszeniu ognia, lecz może być stosowana do chłodzenia zbiorników narażonych na działanie płomieni w celu zapobieżenia wybuchom.</w:t>
-      </w:r>
-    </w:p>
-    <w:p>
-      <w:pPr>
-        <w:spacing w:after="100" w:before="200"/>
-      </w:pPr>
-      <w:r>
-        <w:rPr>
-          <w:rFonts w:ascii="Arial" w:cs="Arial" w:eastAsia="Arial" w:hAnsi="Arial"/>
-          <w:b/>
-          <w:bCs/>
-          <w:sz w:val="20"/>
-          <w:szCs w:val="20"/>
-        </w:rPr>
-        <w:t xml:space="preserve">5.2. Szczególne zagrożenia związane z substancją lub mieszaniną</w:t>
-      </w:r>
-    </w:p>
-    <w:p>
-      <w:pPr>
-        <w:spacing w:after="80"/>
-      </w:pPr>
-      <w:r>
-        <w:rPr>
-          <w:rFonts w:ascii="Arial" w:cs="Arial" w:eastAsia="Arial" w:hAnsi="Arial"/>
-          <w:sz w:val="20"/>
-          <w:szCs w:val="20"/>
-        </w:rPr>
-        <w:t xml:space="preserve">ZAGROŻENIA WYNIKAJĄCE Z NARAŻENIA W PRZYPADKU POŻARU</w:t>
-      </w:r>
-    </w:p>
-    <w:p>
-      <w:pPr>
-        <w:spacing w:after="80"/>
-      </w:pPr>
-      <w:r>
-        <w:rPr>
-          <w:rFonts w:ascii="Arial" w:cs="Arial" w:eastAsia="Arial" w:hAnsi="Arial"/>
-          <w:sz w:val="20"/>
-          <w:szCs w:val="20"/>
-        </w:rPr>
-        <w:t xml:space="preserve">W zbiornikach narażonych na działanie ognia może powstać nadciśnienie grożące wybuchem. Nie wdychać produktów spalania.</w:t>
-      </w:r>
-    </w:p>
-    <w:p>
-      <w:pPr>
-        <w:spacing w:after="100" w:before="200"/>
-      </w:pPr>
-      <w:r>
-        <w:rPr>
-          <w:rFonts w:ascii="Arial" w:cs="Arial" w:eastAsia="Arial" w:hAnsi="Arial"/>
-          <w:b/>
-          <w:bCs/>
-          <w:sz w:val="20"/>
-          <w:szCs w:val="20"/>
-        </w:rPr>
-        <w:t xml:space="preserve">5.3. Informacje dla straży pożarnej</w:t>
-      </w:r>
-    </w:p>
-    <w:p>
-      <w:pPr>
-        <w:spacing w:after="80"/>
-      </w:pPr>
-      <w:r>
-        <w:rPr>
-          <w:rFonts w:ascii="Arial" w:cs="Arial" w:eastAsia="Arial" w:hAnsi="Arial"/>
-          <w:sz w:val="20"/>
-          <w:szCs w:val="20"/>
-        </w:rPr>
-        <w:t xml:space="preserve">INFORMACJE OGÓLNE</w:t>
-      </w:r>
-    </w:p>
-    <w:p>
-      <w:pPr>
-        <w:spacing w:after="80"/>
-      </w:pPr>
-      <w:r>
-        <w:rPr>
-          <w:rFonts w:ascii="Arial" w:cs="Arial" w:eastAsia="Arial" w:hAnsi="Arial"/>
-          <w:sz w:val="20"/>
-          <w:szCs w:val="20"/>
-        </w:rPr>
-        <w:t xml:space="preserve">Stosować strumienie wody do chłodzenia pojemników, aby zapobiec rozkładowi produktu i powstawaniu substancji potencjalnie niebezpiecznych dla zdrowia. Należy zawsze nosić kompletny sprzęt ochrony przeciwpożarowej. Zbierać wodę użytą do gaszenia pożaru, aby zapobiec jej przedostaniu się do kanalizacji. Zanieczyszczoną wodę gaśniczą oraz pozostałości po pożarze usuwać zgodnie z obowiązującymi przepisami.</w:t>
-      </w:r>
-    </w:p>
-    <w:p>
-      <w:pPr>
-        <w:spacing w:after="80"/>
-      </w:pPr>
-      <w:r>
-        <w:rPr>
-          <w:rFonts w:ascii="Arial" w:cs="Arial" w:eastAsia="Arial" w:hAnsi="Arial"/>
-          <w:sz w:val="20"/>
-          <w:szCs w:val="20"/>
-        </w:rPr>
-        <w:t xml:space="preserve">SPECJALNY SPRZĘT OCHRONNY DLA STRAŻAKÓW</w:t>
-      </w:r>
-    </w:p>
-    <w:p>
-      <w:pPr>
-        <w:spacing w:after="80"/>
-      </w:pPr>
-      <w:r>
-        <w:rPr>
-          <w:rFonts w:ascii="Arial" w:cs="Arial" w:eastAsia="Arial" w:hAnsi="Arial"/>
-          <w:sz w:val="20"/>
-          <w:szCs w:val="20"/>
-        </w:rPr>
-        <w:t xml:space="preserve">Standardowa odzież strażacka, tj. ubranie specjalne (zgodne z normą PN-EN 469), rękawice (zgodne z normą PN-EN 659) i buty strażackie (zgodne ze specyfikacją HO A29 i A30), w połączeniu z autonomicznym aparatem oddechowym na sprężone powietrze o obiegu otwartym i nadciśnieniu (zgodnym z normą PN-EN 137).</w:t>
+        <w:spacing w:after="80" w:before="80"/>
+      </w:pPr>
+      <w:r>
+        <w:rPr>
+          <w:rFonts w:ascii="Arial" w:cs="Arial" w:eastAsia="Arial" w:hAnsi="Arial"/>
+          <w:b/>
+          <w:bCs/>
+          <w:sz w:val="20"/>
+          <w:szCs w:val="20"/>
+        </w:rPr>
+        <w:t xml:space="preserve">Odpowiednie środki gaśnicze:</w:t>
+      </w:r>
+      <w:r>
+        <w:rPr>
+          <w:rFonts w:ascii="Arial" w:cs="Arial" w:eastAsia="Arial" w:hAnsi="Arial"/>
+          <w:sz w:val="20"/>
+          <w:szCs w:val="20"/>
+        </w:rPr>
+        <w:t xml:space="preserve"> piana gaśnicza, proszek gaśniczy, dwutlenek węgla.</w:t>
       </w:r>
     </w:p>
     <w:p>
@@ -2140,7 +1854,7 @@
           <w:sz w:val="22"/>
           <w:szCs w:val="22"/>
         </w:rPr>
-        <w:t xml:space="preserve">SEKCJA 6. POSTĘPOWANIE W PRZYPADKU NIEZAMIERZONEGO UWOLNIENIA DO ŚRODOWISKA</w:t>
+        <w:t xml:space="preserve">SEKCJA 6</w:t>
       </w:r>
     </w:p>
     <w:p>
@@ -2155,143 +1869,7 @@
           <w:sz w:val="20"/>
           <w:szCs w:val="20"/>
         </w:rPr>
-        <w:t xml:space="preserve">6.1. Indywidualne środki ostrożności, wyposażenie ochronne i procedury w sytuacjach awaryjnych</w:t>
-      </w:r>
-    </w:p>
-    <w:p>
-      <w:pPr>
-        <w:spacing w:after="80"/>
-      </w:pPr>
-      <w:r>
-        <w:rPr>
-          <w:rFonts w:ascii="Arial" w:cs="Arial" w:eastAsia="Arial" w:hAnsi="Arial"/>
-          <w:sz w:val="20"/>
-          <w:szCs w:val="20"/>
-        </w:rPr>
-        <w:t xml:space="preserve">Zatamować wyciek, o ile nie wiąże się to z zagrożeniem.</w:t>
-      </w:r>
-    </w:p>
-    <w:p>
-      <w:pPr>
-        <w:spacing w:after="80"/>
-      </w:pPr>
-      <w:r>
-        <w:rPr>
-          <w:rFonts w:ascii="Arial" w:cs="Arial" w:eastAsia="Arial" w:hAnsi="Arial"/>
-          <w:sz w:val="20"/>
-          <w:szCs w:val="20"/>
-        </w:rPr>
-        <w:t xml:space="preserve">Stosować odpowiednie wyposażenie ochronne (w tym środki ochrony indywidualnej wymienione w sekcji 8 karty charakterystyki), aby zapobiec skażeniu skóry, oczu i odzieży osobistej. Wskazania te dotyczą zarówno pracowników produkcyjnych, jak i personelu biorącego udział w akcji ratowniczej.</w:t>
-      </w:r>
-    </w:p>
-    <w:p>
-      <w:pPr>
-        <w:spacing w:after="80"/>
-      </w:pPr>
-      <w:r>
-        <w:rPr>
-          <w:rFonts w:ascii="Arial" w:cs="Arial" w:eastAsia="Arial" w:hAnsi="Arial"/>
-          <w:sz w:val="20"/>
-          <w:szCs w:val="20"/>
-        </w:rPr>
-        <w:t xml:space="preserve">Oddalić osoby niewyposażone w odpowiedni sprzęt ochronny. Używać sprzętu w wykonaniu przeciwwybuchowym. Wyeliminować wszelkie źródła zapłonu (papierosy, płomienie, iskry itp.) z miejsca uwolnienia.</w:t>
-      </w:r>
-    </w:p>
-    <w:p>
-      <w:pPr>
-        <w:spacing w:after="100" w:before="200"/>
-      </w:pPr>
-      <w:r>
-        <w:rPr>
-          <w:rFonts w:ascii="Arial" w:cs="Arial" w:eastAsia="Arial" w:hAnsi="Arial"/>
-          <w:b/>
-          <w:bCs/>
-          <w:sz w:val="20"/>
-          <w:szCs w:val="20"/>
-        </w:rPr>
-        <w:t xml:space="preserve">6.2. Środki ostrożności w zakresie ochrony środowiska</w:t>
-      </w:r>
-    </w:p>
-    <w:p>
-      <w:pPr>
-        <w:spacing w:after="80"/>
-      </w:pPr>
-      <w:r>
-        <w:rPr>
-          <w:rFonts w:ascii="Arial" w:cs="Arial" w:eastAsia="Arial" w:hAnsi="Arial"/>
-          <w:sz w:val="20"/>
-          <w:szCs w:val="20"/>
-        </w:rPr>
-        <w:t xml:space="preserve">Nie dopuścić do przedostania się produktu do kanalizacji, wód powierzchniowych ani wód gruntowych.</w:t>
-      </w:r>
-    </w:p>
-    <w:p>
-      <w:pPr>
-        <w:spacing w:after="100" w:before="200"/>
-      </w:pPr>
-      <w:r>
-        <w:rPr>
-          <w:rFonts w:ascii="Arial" w:cs="Arial" w:eastAsia="Arial" w:hAnsi="Arial"/>
-          <w:b/>
-          <w:bCs/>
-          <w:sz w:val="20"/>
-          <w:szCs w:val="20"/>
-        </w:rPr>
-        <w:t xml:space="preserve">6.3. Metody i materiały zapobiegające rozprzestrzenianiu się skażenia i służące do usuwania skażenia</w:t>
-      </w:r>
-    </w:p>
-    <w:p>
-      <w:pPr>
-        <w:spacing w:after="80"/>
-      </w:pPr>
-      <w:r>
-        <w:rPr>
-          <w:rFonts w:ascii="Arial" w:cs="Arial" w:eastAsia="Arial" w:hAnsi="Arial"/>
-          <w:sz w:val="20"/>
-          <w:szCs w:val="20"/>
-        </w:rPr>
-        <w:t xml:space="preserve">Zebrać wyciekły produkt do odpowiedniego pojemnika. Ocenę kompatybilności zastosowanego pojemnika należy przeprowadzić na podstawie informacji w sekcji 10. Pozostałość zebrać za pomocą obojętnego materiału sorpcyjnego.</w:t>
-      </w:r>
-    </w:p>
-    <w:p>
-      <w:pPr>
-        <w:spacing w:after="80"/>
-      </w:pPr>
-      <w:r>
-        <w:rPr>
-          <w:rFonts w:ascii="Arial" w:cs="Arial" w:eastAsia="Arial" w:hAnsi="Arial"/>
-          <w:sz w:val="20"/>
-          <w:szCs w:val="20"/>
-        </w:rPr>
-        <w:t xml:space="preserve">Zapewnić odpowiednią wentylację w miejscu wycieku. Usuwanie zanieczyszczonego materiału powinno odbywać się zgodnie z przepisami określonymi w punkcie 13.</w:t>
-      </w:r>
-    </w:p>
-    <w:p>
-      <w:pPr>
-        <w:spacing w:after="100" w:before="200"/>
-      </w:pPr>
-      <w:r>
-        <w:rPr>
-          <w:rFonts w:ascii="Arial" w:cs="Arial" w:eastAsia="Arial" w:hAnsi="Arial"/>
-          <w:b/>
-          <w:bCs/>
-          <w:sz w:val="20"/>
-          <w:szCs w:val="20"/>
-        </w:rPr>
-        <w:t xml:space="preserve">6.4. Odniesienia do innych sekcji</w:t>
-      </w:r>
-    </w:p>
-    <w:p>
-      <w:pPr>
-        <w:spacing w:after="80"/>
-      </w:pPr>
-      <w:r>
-        <w:rPr>
-          <w:rFonts w:ascii="Arial" w:cs="Arial" w:eastAsia="Arial" w:hAnsi="Arial"/>
-          <w:sz w:val="20"/>
-          <w:szCs w:val="20"/>
-        </w:rPr>
-        <w:t xml:space="preserve">Wszelkie informacje dotyczące ochrony indywidualnej oraz unieszkodliwiania odpadów podano w sekcjach 8 i 13.</w:t>
+        <w:t xml:space="preserve">6.1. Indywidualne środki ostrożności: usunąć wszelkie źródła zapłonu.</w:t>
       </w:r>
     </w:p>
     <w:p>
@@ -2308,7 +1886,7 @@
           <w:sz w:val="22"/>
           <w:szCs w:val="22"/>
         </w:rPr>
-        <w:t xml:space="preserve">SEKCJA 7. POSTĘPOWANIE Z SUBSTANCJAMI I MIESZANINAMI ORAZ ICH MAGAZYNOWANIE</w:t>
+        <w:t xml:space="preserve">SEKCJA 7</w:t>
       </w:r>
     </w:p>
     <w:p>
@@ -2323,102 +1901,7 @@
           <w:sz w:val="20"/>
           <w:szCs w:val="20"/>
         </w:rPr>
-        <w:t xml:space="preserve">7.1. Środki ostrożności dotyczące bezpiecznego postępowania</w:t>
-      </w:r>
-    </w:p>
-    <w:p>
-      <w:pPr>
-        <w:spacing w:after="80"/>
-      </w:pPr>
-      <w:r>
-        <w:rPr>
-          <w:rFonts w:ascii="Arial" w:cs="Arial" w:eastAsia="Arial" w:hAnsi="Arial"/>
-          <w:sz w:val="20"/>
-          <w:szCs w:val="20"/>
-        </w:rPr>
-        <w:t xml:space="preserve">Przechowywać z dala od źródeł ciepła, iskrzenia i otwartego ognia; nie palić tytoniu, nie używać zapałek ani zapalniczek. Bez odpowiedniej wentylacji pary mogą gromadzić się przy podłożu i w przypadku zapłonu ulec spalaniu nawet na odległość, z ryzykiem cofnięcia się płomienia. Unikać gromadzenia się ładunków elektrostatycznych. Podczas wykonywania operacji przepompowywania z udziałem dużych pojemników połączyć instalację z systemem uziemiającym i stosować obuwie antystatyczne. Gwałtowne mieszanie i przepływ przez przewody rurowe oraz urządzenia mogą prowadzić do powstawania i gromadzenia się ładunków elektrostatycznych. W celu uniknięcia ryzyka pożaru i wybuchu nigdy nie stosować sprężonego powietrza podczas przeładunku. Ostrożnie otwierać pojemniki, ponieważ mogą znajdować się pod ciśnieniem. Nie jeść, nie pić i nie palić podczas stosowania. Unikać uwolnienia produktu do środowiska.</w:t>
-      </w:r>
-    </w:p>
-    <w:p>
-      <w:pPr>
-        <w:spacing w:after="100" w:before="200"/>
-      </w:pPr>
-      <w:r>
-        <w:rPr>
-          <w:rFonts w:ascii="Arial" w:cs="Arial" w:eastAsia="Arial" w:hAnsi="Arial"/>
-          <w:b/>
-          <w:bCs/>
-          <w:sz w:val="20"/>
-          <w:szCs w:val="20"/>
-        </w:rPr>
-        <w:t xml:space="preserve">7.2. Warunki bezpiecznego magazynowania, w tym informacje dotyczące wszelkich wzajemnych niezgodności</w:t>
-      </w:r>
-    </w:p>
-    <w:p>
-      <w:pPr>
-        <w:spacing w:after="80"/>
-      </w:pPr>
-      <w:r>
-        <w:rPr>
-          <w:rFonts w:ascii="Arial" w:cs="Arial" w:eastAsia="Arial" w:hAnsi="Arial"/>
-          <w:sz w:val="20"/>
-          <w:szCs w:val="20"/>
-        </w:rPr>
-        <w:t xml:space="preserve">Przechowywać wyłącznie w oryginalnym pojemniku. Przechowywać pojemniki szczelnie zamknięte, w dobrze wentylowanym miejscu, z dala od bezpośredniego działania promieni słonecznych. Przechowywać w chłodnym i dobrze wentylowanym miejscu, z dala od źródeł ciepła, otwartego ognia, iskier i innych źródeł zapłonu. Przechowywać pojemniki z dala od wszelkich materiałów niezgodnych, szczegółowe informacje podano w sekcji 10.</w:t>
-      </w:r>
-    </w:p>
-    <w:p>
-      <w:pPr>
-        <w:spacing w:after="80"/>
-      </w:pPr>
-      <w:r>
-        <w:rPr>
-          <w:rFonts w:ascii="Arial" w:cs="Arial" w:eastAsia="Arial" w:hAnsi="Arial"/>
-          <w:sz w:val="20"/>
-          <w:szCs w:val="20"/>
-        </w:rPr>
-        <w:t xml:space="preserve">Klasa magazynowania TRGS 510 (Niemcy):</w:t>
-      </w:r>
-    </w:p>
-    <w:p>
-      <w:pPr>
-        <w:spacing w:after="80"/>
-      </w:pPr>
-      <w:r>
-        <w:rPr>
-          <w:rFonts w:ascii="Arial" w:cs="Arial" w:eastAsia="Arial" w:hAnsi="Arial"/>
-          <w:sz w:val="20"/>
-          <w:szCs w:val="20"/>
-        </w:rPr>
-        <w:t xml:space="preserve">3</w:t>
-      </w:r>
-    </w:p>
-    <w:p>
-      <w:pPr>
-        <w:spacing w:after="100" w:before="200"/>
-      </w:pPr>
-      <w:r>
-        <w:rPr>
-          <w:rFonts w:ascii="Arial" w:cs="Arial" w:eastAsia="Arial" w:hAnsi="Arial"/>
-          <w:b/>
-          <w:bCs/>
-          <w:sz w:val="20"/>
-          <w:szCs w:val="20"/>
-        </w:rPr>
-        <w:t xml:space="preserve">7.3. Szczególne zastosowania końcowe</w:t>
-      </w:r>
-    </w:p>
-    <w:p>
-      <w:pPr>
-        <w:spacing w:after="80"/>
-      </w:pPr>
-      <w:r>
-        <w:rPr>
-          <w:rFonts w:ascii="Arial" w:cs="Arial" w:eastAsia="Arial" w:hAnsi="Arial"/>
-          <w:sz w:val="20"/>
-          <w:szCs w:val="20"/>
-        </w:rPr>
-        <w:t xml:space="preserve">Brak dostępnych danych</w:t>
+        <w:t xml:space="preserve">7.1. Środki ostrożności dotyczące bezpiecznego postępowania: unikać kontaktu z oczami i skórą.</w:t>
       </w:r>
     </w:p>
     <w:p>
@@ -2567,7 +2050,7 @@
           <w:sz w:val="20"/>
           <w:szCs w:val="20"/>
         </w:rPr>
-        <w:t xml:space="preserve">- Uwagi: oznakowanie substancji notacją „skóra” (wchłanianie przez skórę)</w:t>
+        <w:t xml:space="preserve">- Uwagi: oznakowanie substancji notacją „skóra”</w:t>
       </w:r>
     </w:p>
     <w:p>
@@ -2662,85 +2145,85 @@
           <w:sz w:val="20"/>
           <w:szCs w:val="20"/>
         </w:rPr>
-        <w:t xml:space="preserve">- Pracownicy:</w:t>
-      </w:r>
-    </w:p>
-    <w:p>
-      <w:pPr>
-        <w:spacing w:after="80"/>
-      </w:pPr>
-      <w:r>
-        <w:rPr>
-          <w:rFonts w:ascii="Arial" w:cs="Arial" w:eastAsia="Arial" w:hAnsi="Arial"/>
-          <w:sz w:val="20"/>
-          <w:szCs w:val="20"/>
-        </w:rPr>
-        <w:t xml:space="preserve">* Inhalacyjnie, skutki przewlekłe, układowe: 950 mg/m³</w:t>
-      </w:r>
-    </w:p>
-    <w:p>
-      <w:pPr>
-        <w:spacing w:after="80"/>
-      </w:pPr>
-      <w:r>
-        <w:rPr>
-          <w:rFonts w:ascii="Arial" w:cs="Arial" w:eastAsia="Arial" w:hAnsi="Arial"/>
-          <w:sz w:val="20"/>
-          <w:szCs w:val="20"/>
-        </w:rPr>
-        <w:t xml:space="preserve">* Przez skórę, skutki przewlekłe, układowe: 343 mg/kg mc./dzień</w:t>
-      </w:r>
-    </w:p>
-    <w:p>
-      <w:pPr>
-        <w:spacing w:after="80"/>
-      </w:pPr>
-      <w:r>
-        <w:rPr>
-          <w:rFonts w:ascii="Arial" w:cs="Arial" w:eastAsia="Arial" w:hAnsi="Arial"/>
-          <w:sz w:val="20"/>
-          <w:szCs w:val="20"/>
-        </w:rPr>
-        <w:t xml:space="preserve">- Konsumenci:</w:t>
-      </w:r>
-    </w:p>
-    <w:p>
-      <w:pPr>
-        <w:spacing w:after="80"/>
-      </w:pPr>
-      <w:r>
-        <w:rPr>
-          <w:rFonts w:ascii="Arial" w:cs="Arial" w:eastAsia="Arial" w:hAnsi="Arial"/>
-          <w:sz w:val="20"/>
-          <w:szCs w:val="20"/>
-        </w:rPr>
-        <w:t xml:space="preserve">* Inhalacyjnie, skutki przewlekłe, układowe: 114 mg/m³</w:t>
-      </w:r>
-    </w:p>
-    <w:p>
-      <w:pPr>
-        <w:spacing w:after="80"/>
-      </w:pPr>
-      <w:r>
-        <w:rPr>
-          <w:rFonts w:ascii="Arial" w:cs="Arial" w:eastAsia="Arial" w:hAnsi="Arial"/>
-          <w:sz w:val="20"/>
-          <w:szCs w:val="20"/>
-        </w:rPr>
-        <w:t xml:space="preserve">* Przez skórę, skutki przewlekłe, układowe: 206 mg/kg mc./dzień</w:t>
-      </w:r>
-    </w:p>
-    <w:p>
-      <w:pPr>
-        <w:spacing w:after="80"/>
-      </w:pPr>
-      <w:r>
-        <w:rPr>
-          <w:rFonts w:ascii="Arial" w:cs="Arial" w:eastAsia="Arial" w:hAnsi="Arial"/>
-          <w:sz w:val="20"/>
-          <w:szCs w:val="20"/>
-        </w:rPr>
-        <w:t xml:space="preserve">* Droga pokarmowa, skutki przewlekłe, układowe: 87 mg/kg mc./dzień</w:t>
+        <w:t xml:space="preserve">- Droga pokarmowa (doustnie): Konsumenci (skutki przewlekłe układowe): 87 mg/kg mc/dzień</w:t>
+      </w:r>
+    </w:p>
+    <w:p>
+      <w:pPr>
+        <w:spacing w:after="80"/>
+      </w:pPr>
+      <w:r>
+        <w:rPr>
+          <w:rFonts w:ascii="Arial" w:cs="Arial" w:eastAsia="Arial" w:hAnsi="Arial"/>
+          <w:sz w:val="20"/>
+          <w:szCs w:val="20"/>
+        </w:rPr>
+        <w:t xml:space="preserve">- Drogi oddechowe (inhalacyjnie):</w:t>
+      </w:r>
+    </w:p>
+    <w:p>
+      <w:pPr>
+        <w:spacing w:after="80"/>
+      </w:pPr>
+      <w:r>
+        <w:rPr>
+          <w:rFonts w:ascii="Arial" w:cs="Arial" w:eastAsia="Arial" w:hAnsi="Arial"/>
+          <w:sz w:val="20"/>
+          <w:szCs w:val="20"/>
+        </w:rPr>
+        <w:t xml:space="preserve">* Konsumenci (skutki przewlekłe układowe): 114 mg/m³</w:t>
+      </w:r>
+    </w:p>
+    <w:p>
+      <w:pPr>
+        <w:spacing w:after="80"/>
+      </w:pPr>
+      <w:r>
+        <w:rPr>
+          <w:rFonts w:ascii="Arial" w:cs="Arial" w:eastAsia="Arial" w:hAnsi="Arial"/>
+          <w:sz w:val="20"/>
+          <w:szCs w:val="20"/>
+        </w:rPr>
+        <w:t xml:space="preserve">* Pracownicy (skutki przewlekłe układowe): 950 mg/m³</w:t>
+      </w:r>
+    </w:p>
+    <w:p>
+      <w:pPr>
+        <w:spacing w:after="80"/>
+      </w:pPr>
+      <w:r>
+        <w:rPr>
+          <w:rFonts w:ascii="Arial" w:cs="Arial" w:eastAsia="Arial" w:hAnsi="Arial"/>
+          <w:sz w:val="20"/>
+          <w:szCs w:val="20"/>
+        </w:rPr>
+        <w:t xml:space="preserve">- Na skórę:</w:t>
+      </w:r>
+    </w:p>
+    <w:p>
+      <w:pPr>
+        <w:spacing w:after="80"/>
+      </w:pPr>
+      <w:r>
+        <w:rPr>
+          <w:rFonts w:ascii="Arial" w:cs="Arial" w:eastAsia="Arial" w:hAnsi="Arial"/>
+          <w:sz w:val="20"/>
+          <w:szCs w:val="20"/>
+        </w:rPr>
+        <w:t xml:space="preserve">* Konsumenci (skutki przewlekłe układowe): 206 mg/kg mc/dzień</w:t>
+      </w:r>
+    </w:p>
+    <w:p>
+      <w:pPr>
+        <w:spacing w:after="80"/>
+      </w:pPr>
+      <w:r>
+        <w:rPr>
+          <w:rFonts w:ascii="Arial" w:cs="Arial" w:eastAsia="Arial" w:hAnsi="Arial"/>
+          <w:sz w:val="20"/>
+          <w:szCs w:val="20"/>
+        </w:rPr>
+        <w:t xml:space="preserve">* Pracownicy (skutki przewlekłe układowe): 343 mg/kg mc/dzień</w:t>
       </w:r>
     </w:p>
     <w:p>
@@ -2766,98 +2249,98 @@
           <w:sz w:val="20"/>
           <w:szCs w:val="20"/>
         </w:rPr>
-        <w:t xml:space="preserve">- Woda słodka: 0,96 mg/l</w:t>
-      </w:r>
-    </w:p>
-    <w:p>
-      <w:pPr>
-        <w:spacing w:after="80"/>
-      </w:pPr>
-      <w:r>
-        <w:rPr>
-          <w:rFonts w:ascii="Arial" w:cs="Arial" w:eastAsia="Arial" w:hAnsi="Arial"/>
-          <w:sz w:val="20"/>
-          <w:szCs w:val="20"/>
-        </w:rPr>
-        <w:t xml:space="preserve">- Woda morska: 0,79 mg/l</w:t>
-      </w:r>
-    </w:p>
-    <w:p>
-      <w:pPr>
-        <w:spacing w:after="80"/>
-      </w:pPr>
-      <w:r>
-        <w:rPr>
-          <w:rFonts w:ascii="Arial" w:cs="Arial" w:eastAsia="Arial" w:hAnsi="Arial"/>
-          <w:sz w:val="20"/>
-          <w:szCs w:val="20"/>
-        </w:rPr>
-        <w:t xml:space="preserve">- Osady słodkowodne: 3,6 mg/kg suchej masy osadu</w:t>
-      </w:r>
-    </w:p>
-    <w:p>
-      <w:pPr>
-        <w:spacing w:after="80"/>
-      </w:pPr>
-      <w:r>
-        <w:rPr>
-          <w:rFonts w:ascii="Arial" w:cs="Arial" w:eastAsia="Arial" w:hAnsi="Arial"/>
-          <w:sz w:val="20"/>
-          <w:szCs w:val="20"/>
-        </w:rPr>
-        <w:t xml:space="preserve">- Osady morskie: 2,9 mg/kg suchej masy osadu</w:t>
-      </w:r>
-    </w:p>
-    <w:p>
-      <w:pPr>
-        <w:spacing w:after="80"/>
-      </w:pPr>
-      <w:r>
-        <w:rPr>
-          <w:rFonts w:ascii="Arial" w:cs="Arial" w:eastAsia="Arial" w:hAnsi="Arial"/>
-          <w:sz w:val="20"/>
-          <w:szCs w:val="20"/>
-        </w:rPr>
-        <w:t xml:space="preserve">- Woda (uwalnianie okresowe): 2,75 mg/l</w:t>
-      </w:r>
-    </w:p>
-    <w:p>
-      <w:pPr>
-        <w:spacing w:after="80"/>
-      </w:pPr>
-      <w:r>
-        <w:rPr>
-          <w:rFonts w:ascii="Arial" w:cs="Arial" w:eastAsia="Arial" w:hAnsi="Arial"/>
-          <w:sz w:val="20"/>
-          <w:szCs w:val="20"/>
-        </w:rPr>
-        <w:t xml:space="preserve">- Oczyszczalnia ścieków (STP): 580 mg/l</w:t>
-      </w:r>
-    </w:p>
-    <w:p>
-      <w:pPr>
-        <w:spacing w:after="80"/>
-      </w:pPr>
-      <w:r>
-        <w:rPr>
-          <w:rFonts w:ascii="Arial" w:cs="Arial" w:eastAsia="Arial" w:hAnsi="Arial"/>
-          <w:sz w:val="20"/>
-          <w:szCs w:val="20"/>
-        </w:rPr>
-        <w:t xml:space="preserve">- Łańcuch pokarmowy (zatrucie wtórne): 0,38 mg/kg pożywienia</w:t>
-      </w:r>
-    </w:p>
-    <w:p>
-      <w:pPr>
-        <w:spacing w:after="80"/>
-      </w:pPr>
-      <w:r>
-        <w:rPr>
-          <w:rFonts w:ascii="Arial" w:cs="Arial" w:eastAsia="Arial" w:hAnsi="Arial"/>
-          <w:sz w:val="20"/>
-          <w:szCs w:val="20"/>
-        </w:rPr>
-        <w:t xml:space="preserve">- Gleba: 0,63 mg/kg suchej masy gleby</w:t>
+        <w:t xml:space="preserve">- woda słodka:0,96mg/l</w:t>
+      </w:r>
+    </w:p>
+    <w:p>
+      <w:pPr>
+        <w:spacing w:after="80"/>
+      </w:pPr>
+      <w:r>
+        <w:rPr>
+          <w:rFonts w:ascii="Arial" w:cs="Arial" w:eastAsia="Arial" w:hAnsi="Arial"/>
+          <w:sz w:val="20"/>
+          <w:szCs w:val="20"/>
+        </w:rPr>
+        <w:t xml:space="preserve">- woda morska:0,79mg/l</w:t>
+      </w:r>
+    </w:p>
+    <w:p>
+      <w:pPr>
+        <w:spacing w:after="80"/>
+      </w:pPr>
+      <w:r>
+        <w:rPr>
+          <w:rFonts w:ascii="Arial" w:cs="Arial" w:eastAsia="Arial" w:hAnsi="Arial"/>
+          <w:sz w:val="20"/>
+          <w:szCs w:val="20"/>
+        </w:rPr>
+        <w:t xml:space="preserve">- osady słodkowodne:3,6mg/kg</w:t>
+      </w:r>
+    </w:p>
+    <w:p>
+      <w:pPr>
+        <w:spacing w:after="80"/>
+      </w:pPr>
+      <w:r>
+        <w:rPr>
+          <w:rFonts w:ascii="Arial" w:cs="Arial" w:eastAsia="Arial" w:hAnsi="Arial"/>
+          <w:sz w:val="20"/>
+          <w:szCs w:val="20"/>
+        </w:rPr>
+        <w:t xml:space="preserve">- osady morskie:2,9mg/kg</w:t>
+      </w:r>
+    </w:p>
+    <w:p>
+      <w:pPr>
+        <w:spacing w:after="80"/>
+      </w:pPr>
+      <w:r>
+        <w:rPr>
+          <w:rFonts w:ascii="Arial" w:cs="Arial" w:eastAsia="Arial" w:hAnsi="Arial"/>
+          <w:sz w:val="20"/>
+          <w:szCs w:val="20"/>
+        </w:rPr>
+        <w:t xml:space="preserve">- woda (uwalnianie okresowe):2,75mg/l</w:t>
+      </w:r>
+    </w:p>
+    <w:p>
+      <w:pPr>
+        <w:spacing w:after="80"/>
+      </w:pPr>
+      <w:r>
+        <w:rPr>
+          <w:rFonts w:ascii="Arial" w:cs="Arial" w:eastAsia="Arial" w:hAnsi="Arial"/>
+          <w:sz w:val="20"/>
+          <w:szCs w:val="20"/>
+        </w:rPr>
+        <w:t xml:space="preserve">- mikroorganizmy w oczyszczalni ścieków (STP):580mg/l</w:t>
+      </w:r>
+    </w:p>
+    <w:p>
+      <w:pPr>
+        <w:spacing w:after="80"/>
+      </w:pPr>
+      <w:r>
+        <w:rPr>
+          <w:rFonts w:ascii="Arial" w:cs="Arial" w:eastAsia="Arial" w:hAnsi="Arial"/>
+          <w:sz w:val="20"/>
+          <w:szCs w:val="20"/>
+        </w:rPr>
+        <w:t xml:space="preserve">- łańcuch pokarmowy (zatrucie wtórne):0,38mg/kg</w:t>
+      </w:r>
+    </w:p>
+    <w:p>
+      <w:pPr>
+        <w:spacing w:after="80"/>
+      </w:pPr>
+      <w:r>
+        <w:rPr>
+          <w:rFonts w:ascii="Arial" w:cs="Arial" w:eastAsia="Arial" w:hAnsi="Arial"/>
+          <w:sz w:val="20"/>
+          <w:szCs w:val="20"/>
+        </w:rPr>
+        <w:t xml:space="preserve">- środowisko glebowe (gleba):0,63mg/kg</w:t>
       </w:r>
     </w:p>
     <w:p>
@@ -2896,85 +2379,85 @@
           <w:sz w:val="20"/>
           <w:szCs w:val="20"/>
         </w:rPr>
-        <w:t xml:space="preserve">- Pracownicy:</w:t>
-      </w:r>
-    </w:p>
-    <w:p>
-      <w:pPr>
-        <w:spacing w:after="80"/>
-      </w:pPr>
-      <w:r>
-        <w:rPr>
-          <w:rFonts w:ascii="Arial" w:cs="Arial" w:eastAsia="Arial" w:hAnsi="Arial"/>
-          <w:sz w:val="20"/>
-          <w:szCs w:val="20"/>
-        </w:rPr>
-        <w:t xml:space="preserve">* Inhalacyjnie, skutki przewlekłe, układowe: 14,7 mg/m³</w:t>
-      </w:r>
-    </w:p>
-    <w:p>
-      <w:pPr>
-        <w:spacing w:after="80"/>
-      </w:pPr>
-      <w:r>
-        <w:rPr>
-          <w:rFonts w:ascii="Arial" w:cs="Arial" w:eastAsia="Arial" w:hAnsi="Arial"/>
-          <w:sz w:val="20"/>
-          <w:szCs w:val="20"/>
-        </w:rPr>
-        <w:t xml:space="preserve">* Przez skórę, skutki przewlekłe, układowe: 6,9 mg/kg mc./dzień</w:t>
-      </w:r>
-    </w:p>
-    <w:p>
-      <w:pPr>
-        <w:spacing w:after="80"/>
-      </w:pPr>
-      <w:r>
-        <w:rPr>
-          <w:rFonts w:ascii="Arial" w:cs="Arial" w:eastAsia="Arial" w:hAnsi="Arial"/>
-          <w:sz w:val="20"/>
-          <w:szCs w:val="20"/>
-        </w:rPr>
-        <w:t xml:space="preserve">- Konsumenci:</w:t>
-      </w:r>
-    </w:p>
-    <w:p>
-      <w:pPr>
-        <w:spacing w:after="80"/>
-      </w:pPr>
-      <w:r>
-        <w:rPr>
-          <w:rFonts w:ascii="Arial" w:cs="Arial" w:eastAsia="Arial" w:hAnsi="Arial"/>
-          <w:sz w:val="20"/>
-          <w:szCs w:val="20"/>
-        </w:rPr>
-        <w:t xml:space="preserve">* Inhalacyjnie, skutki przewlekłe, układowe: 4,35 mg/m³</w:t>
-      </w:r>
-    </w:p>
-    <w:p>
-      <w:pPr>
-        <w:spacing w:after="80"/>
-      </w:pPr>
-      <w:r>
-        <w:rPr>
-          <w:rFonts w:ascii="Arial" w:cs="Arial" w:eastAsia="Arial" w:hAnsi="Arial"/>
-          <w:sz w:val="20"/>
-          <w:szCs w:val="20"/>
-        </w:rPr>
-        <w:t xml:space="preserve">* Przez skórę, skutki przewlekłe, układowe: 4,2 mg/kg mc./dzień</w:t>
-      </w:r>
-    </w:p>
-    <w:p>
-      <w:pPr>
-        <w:spacing w:after="80"/>
-      </w:pPr>
-      <w:r>
-        <w:rPr>
-          <w:rFonts w:ascii="Arial" w:cs="Arial" w:eastAsia="Arial" w:hAnsi="Arial"/>
-          <w:sz w:val="20"/>
-          <w:szCs w:val="20"/>
-        </w:rPr>
-        <w:t xml:space="preserve">* Droga pokarmowa, skutki przewlekłe, układowe: 2,5 mg/kg mc./dzień</w:t>
+        <w:t xml:space="preserve">- Droga pokarmowa (doustnie): Konsumenci (skutki przewlekłe układowe): 2,5 mg/kg mc/dzień</w:t>
+      </w:r>
+    </w:p>
+    <w:p>
+      <w:pPr>
+        <w:spacing w:after="80"/>
+      </w:pPr>
+      <w:r>
+        <w:rPr>
+          <w:rFonts w:ascii="Arial" w:cs="Arial" w:eastAsia="Arial" w:hAnsi="Arial"/>
+          <w:sz w:val="20"/>
+          <w:szCs w:val="20"/>
+        </w:rPr>
+        <w:t xml:space="preserve">- Drogi oddechowe (inhalacyjnie):</w:t>
+      </w:r>
+    </w:p>
+    <w:p>
+      <w:pPr>
+        <w:spacing w:after="80"/>
+      </w:pPr>
+      <w:r>
+        <w:rPr>
+          <w:rFonts w:ascii="Arial" w:cs="Arial" w:eastAsia="Arial" w:hAnsi="Arial"/>
+          <w:sz w:val="20"/>
+          <w:szCs w:val="20"/>
+        </w:rPr>
+        <w:t xml:space="preserve">* Konsumenci (skutki przewlekłe układowe): 4,35 mg/m³</w:t>
+      </w:r>
+    </w:p>
+    <w:p>
+      <w:pPr>
+        <w:spacing w:after="80"/>
+      </w:pPr>
+      <w:r>
+        <w:rPr>
+          <w:rFonts w:ascii="Arial" w:cs="Arial" w:eastAsia="Arial" w:hAnsi="Arial"/>
+          <w:sz w:val="20"/>
+          <w:szCs w:val="20"/>
+        </w:rPr>
+        <w:t xml:space="preserve">* Pracownicy (skutki przewlekłe układowe): 14,7 mg/m³</w:t>
+      </w:r>
+    </w:p>
+    <w:p>
+      <w:pPr>
+        <w:spacing w:after="80"/>
+      </w:pPr>
+      <w:r>
+        <w:rPr>
+          <w:rFonts w:ascii="Arial" w:cs="Arial" w:eastAsia="Arial" w:hAnsi="Arial"/>
+          <w:sz w:val="20"/>
+          <w:szCs w:val="20"/>
+        </w:rPr>
+        <w:t xml:space="preserve">- Na skórę:</w:t>
+      </w:r>
+    </w:p>
+    <w:p>
+      <w:pPr>
+        <w:spacing w:after="80"/>
+      </w:pPr>
+      <w:r>
+        <w:rPr>
+          <w:rFonts w:ascii="Arial" w:cs="Arial" w:eastAsia="Arial" w:hAnsi="Arial"/>
+          <w:sz w:val="20"/>
+          <w:szCs w:val="20"/>
+        </w:rPr>
+        <w:t xml:space="preserve">* Konsumenci (skutki przewlekłe układowe): 4,2 mg/kg mc/dzień</w:t>
+      </w:r>
+    </w:p>
+    <w:p>
+      <w:pPr>
+        <w:spacing w:after="80"/>
+      </w:pPr>
+      <w:r>
+        <w:rPr>
+          <w:rFonts w:ascii="Arial" w:cs="Arial" w:eastAsia="Arial" w:hAnsi="Arial"/>
+          <w:sz w:val="20"/>
+          <w:szCs w:val="20"/>
+        </w:rPr>
+        <w:t xml:space="preserve">* Pracownicy (skutki przewlekłe układowe): 6,9 mg/kg mc/dzień</w:t>
       </w:r>
     </w:p>
     <w:p>
@@ -3000,85 +2483,85 @@
           <w:sz w:val="20"/>
           <w:szCs w:val="20"/>
         </w:rPr>
-        <w:t xml:space="preserve">- Woda słodka: 0,081 mg/l</w:t>
-      </w:r>
-    </w:p>
-    <w:p>
-      <w:pPr>
-        <w:spacing w:after="80"/>
-      </w:pPr>
-      <w:r>
-        <w:rPr>
-          <w:rFonts w:ascii="Arial" w:cs="Arial" w:eastAsia="Arial" w:hAnsi="Arial"/>
-          <w:sz w:val="20"/>
-          <w:szCs w:val="20"/>
-        </w:rPr>
-        <w:t xml:space="preserve">- Woda morska: 0,00811 mg/l</w:t>
-      </w:r>
-    </w:p>
-    <w:p>
-      <w:pPr>
-        <w:spacing w:after="80"/>
-      </w:pPr>
-      <w:r>
-        <w:rPr>
-          <w:rFonts w:ascii="Arial" w:cs="Arial" w:eastAsia="Arial" w:hAnsi="Arial"/>
-          <w:sz w:val="20"/>
-          <w:szCs w:val="20"/>
-        </w:rPr>
-        <w:t xml:space="preserve">- Osady słodkowodne: 0,409 mg/kg suchej masy osadu</w:t>
-      </w:r>
-    </w:p>
-    <w:p>
-      <w:pPr>
-        <w:spacing w:after="80"/>
-      </w:pPr>
-      <w:r>
-        <w:rPr>
-          <w:rFonts w:ascii="Arial" w:cs="Arial" w:eastAsia="Arial" w:hAnsi="Arial"/>
-          <w:sz w:val="20"/>
-          <w:szCs w:val="20"/>
-        </w:rPr>
-        <w:t xml:space="preserve">- Osady morskie: 0,0409 mg/kg suchej masy osadu</w:t>
-      </w:r>
-    </w:p>
-    <w:p>
-      <w:pPr>
-        <w:spacing w:after="80"/>
-      </w:pPr>
-      <w:r>
-        <w:rPr>
-          <w:rFonts w:ascii="Arial" w:cs="Arial" w:eastAsia="Arial" w:hAnsi="Arial"/>
-          <w:sz w:val="20"/>
-          <w:szCs w:val="20"/>
-        </w:rPr>
-        <w:t xml:space="preserve">- Woda (uwalnianie okresowe): 0,811 mg/l</w:t>
-      </w:r>
-    </w:p>
-    <w:p>
-      <w:pPr>
-        <w:spacing w:after="80"/>
-      </w:pPr>
-      <w:r>
-        <w:rPr>
-          <w:rFonts w:ascii="Arial" w:cs="Arial" w:eastAsia="Arial" w:hAnsi="Arial"/>
-          <w:sz w:val="20"/>
-          <w:szCs w:val="20"/>
-        </w:rPr>
-        <w:t xml:space="preserve">- Oczyszczalnia ścieków (STP): 4,5 mg/l</w:t>
-      </w:r>
-    </w:p>
-    <w:p>
-      <w:pPr>
-        <w:spacing w:after="80"/>
-      </w:pPr>
-      <w:r>
-        <w:rPr>
-          <w:rFonts w:ascii="Arial" w:cs="Arial" w:eastAsia="Arial" w:hAnsi="Arial"/>
-          <w:sz w:val="20"/>
-          <w:szCs w:val="20"/>
-        </w:rPr>
-        <w:t xml:space="preserve">- Gleba: 0,0967 mg/kg suchej masy gleby</w:t>
+        <w:t xml:space="preserve">- woda słodka:0,081mg/l</w:t>
+      </w:r>
+    </w:p>
+    <w:p>
+      <w:pPr>
+        <w:spacing w:after="80"/>
+      </w:pPr>
+      <w:r>
+        <w:rPr>
+          <w:rFonts w:ascii="Arial" w:cs="Arial" w:eastAsia="Arial" w:hAnsi="Arial"/>
+          <w:sz w:val="20"/>
+          <w:szCs w:val="20"/>
+        </w:rPr>
+        <w:t xml:space="preserve">- woda morska:0,008111mg/l</w:t>
+      </w:r>
+    </w:p>
+    <w:p>
+      <w:pPr>
+        <w:spacing w:after="80"/>
+      </w:pPr>
+      <w:r>
+        <w:rPr>
+          <w:rFonts w:ascii="Arial" w:cs="Arial" w:eastAsia="Arial" w:hAnsi="Arial"/>
+          <w:sz w:val="20"/>
+          <w:szCs w:val="20"/>
+        </w:rPr>
+        <w:t xml:space="preserve">- osady słodkowodne:0,409mg/kg</w:t>
+      </w:r>
+    </w:p>
+    <w:p>
+      <w:pPr>
+        <w:spacing w:after="80"/>
+      </w:pPr>
+      <w:r>
+        <w:rPr>
+          <w:rFonts w:ascii="Arial" w:cs="Arial" w:eastAsia="Arial" w:hAnsi="Arial"/>
+          <w:sz w:val="20"/>
+          <w:szCs w:val="20"/>
+        </w:rPr>
+        <w:t xml:space="preserve">- osady morskie:0,0409mg/kg</w:t>
+      </w:r>
+    </w:p>
+    <w:p>
+      <w:pPr>
+        <w:spacing w:after="80"/>
+      </w:pPr>
+      <w:r>
+        <w:rPr>
+          <w:rFonts w:ascii="Arial" w:cs="Arial" w:eastAsia="Arial" w:hAnsi="Arial"/>
+          <w:sz w:val="20"/>
+          <w:szCs w:val="20"/>
+        </w:rPr>
+        <w:t xml:space="preserve">- woda (uwalnianie okresowe):0,8111mg/l</w:t>
+      </w:r>
+    </w:p>
+    <w:p>
+      <w:pPr>
+        <w:spacing w:after="80"/>
+      </w:pPr>
+      <w:r>
+        <w:rPr>
+          <w:rFonts w:ascii="Arial" w:cs="Arial" w:eastAsia="Arial" w:hAnsi="Arial"/>
+          <w:sz w:val="20"/>
+          <w:szCs w:val="20"/>
+        </w:rPr>
+        <w:t xml:space="preserve">- mikroorganizmy w oczyszczalni ścieków (STP):4,5mg/l</w:t>
+      </w:r>
+    </w:p>
+    <w:p>
+      <w:pPr>
+        <w:spacing w:after="80"/>
+      </w:pPr>
+      <w:r>
+        <w:rPr>
+          <w:rFonts w:ascii="Arial" w:cs="Arial" w:eastAsia="Arial" w:hAnsi="Arial"/>
+          <w:sz w:val="20"/>
+          <w:szCs w:val="20"/>
+        </w:rPr>
+        <w:t xml:space="preserve">- środowisko glebowe (gleba):0,0967mg/kg</w:t>
       </w:r>
     </w:p>
     <w:p>
@@ -3117,85 +2600,85 @@
           <w:sz w:val="20"/>
           <w:szCs w:val="20"/>
         </w:rPr>
-        <w:t xml:space="preserve">- Pracownicy:</w:t>
-      </w:r>
-    </w:p>
-    <w:p>
-      <w:pPr>
-        <w:spacing w:after="80"/>
-      </w:pPr>
-      <w:r>
-        <w:rPr>
-          <w:rFonts w:ascii="Arial" w:cs="Arial" w:eastAsia="Arial" w:hAnsi="Arial"/>
-          <w:sz w:val="20"/>
-          <w:szCs w:val="20"/>
-        </w:rPr>
-        <w:t xml:space="preserve">* Inhalacyjnie, skutki przewlekłe, układowe: 6,78 mg/m³</w:t>
-      </w:r>
-    </w:p>
-    <w:p>
-      <w:pPr>
-        <w:spacing w:after="80"/>
-      </w:pPr>
-      <w:r>
-        <w:rPr>
-          <w:rFonts w:ascii="Arial" w:cs="Arial" w:eastAsia="Arial" w:hAnsi="Arial"/>
-          <w:sz w:val="20"/>
-          <w:szCs w:val="20"/>
-        </w:rPr>
-        <w:t xml:space="preserve">* Przez skórę, skutki przewlekłe, układowe: 0,79 mg/kg mc./dzień</w:t>
-      </w:r>
-    </w:p>
-    <w:p>
-      <w:pPr>
-        <w:spacing w:after="80"/>
-      </w:pPr>
-      <w:r>
-        <w:rPr>
-          <w:rFonts w:ascii="Arial" w:cs="Arial" w:eastAsia="Arial" w:hAnsi="Arial"/>
-          <w:sz w:val="20"/>
-          <w:szCs w:val="20"/>
-        </w:rPr>
-        <w:t xml:space="preserve">- Konsumenci:</w:t>
-      </w:r>
-    </w:p>
-    <w:p>
-      <w:pPr>
-        <w:spacing w:after="80"/>
-      </w:pPr>
-      <w:r>
-        <w:rPr>
-          <w:rFonts w:ascii="Arial" w:cs="Arial" w:eastAsia="Arial" w:hAnsi="Arial"/>
-          <w:sz w:val="20"/>
-          <w:szCs w:val="20"/>
-        </w:rPr>
-        <w:t xml:space="preserve">* Inhalacyjnie, skutki przewlekłe, układowe: 1,69 mg/m³</w:t>
-      </w:r>
-    </w:p>
-    <w:p>
-      <w:pPr>
-        <w:spacing w:after="80"/>
-      </w:pPr>
-      <w:r>
-        <w:rPr>
-          <w:rFonts w:ascii="Arial" w:cs="Arial" w:eastAsia="Arial" w:hAnsi="Arial"/>
-          <w:sz w:val="20"/>
-          <w:szCs w:val="20"/>
-        </w:rPr>
-        <w:t xml:space="preserve">* Przez skórę, skutki przewlekłe, układowe: 0,39 mg/kg mc./dzień</w:t>
-      </w:r>
-    </w:p>
-    <w:p>
-      <w:pPr>
-        <w:spacing w:after="80"/>
-      </w:pPr>
-      <w:r>
-        <w:rPr>
-          <w:rFonts w:ascii="Arial" w:cs="Arial" w:eastAsia="Arial" w:hAnsi="Arial"/>
-          <w:sz w:val="20"/>
-          <w:szCs w:val="20"/>
-        </w:rPr>
-        <w:t xml:space="preserve">* Droga pokarmowa, skutki przewlekłe, układowe: 0,39 mg/kg mc./dzień</w:t>
+        <w:t xml:space="preserve">- Droga pokarmowa (doustnie): Konsumenci (skutki przewlekłe układowe): 0,39 mg/kg mc/dzień</w:t>
+      </w:r>
+    </w:p>
+    <w:p>
+      <w:pPr>
+        <w:spacing w:after="80"/>
+      </w:pPr>
+      <w:r>
+        <w:rPr>
+          <w:rFonts w:ascii="Arial" w:cs="Arial" w:eastAsia="Arial" w:hAnsi="Arial"/>
+          <w:sz w:val="20"/>
+          <w:szCs w:val="20"/>
+        </w:rPr>
+        <w:t xml:space="preserve">- Drogi oddechowe (inhalacyjnie):</w:t>
+      </w:r>
+    </w:p>
+    <w:p>
+      <w:pPr>
+        <w:spacing w:after="80"/>
+      </w:pPr>
+      <w:r>
+        <w:rPr>
+          <w:rFonts w:ascii="Arial" w:cs="Arial" w:eastAsia="Arial" w:hAnsi="Arial"/>
+          <w:sz w:val="20"/>
+          <w:szCs w:val="20"/>
+        </w:rPr>
+        <w:t xml:space="preserve">* Konsumenci (skutki przewlekłe układowe): 1,69 mg/m³</w:t>
+      </w:r>
+    </w:p>
+    <w:p>
+      <w:pPr>
+        <w:spacing w:after="80"/>
+      </w:pPr>
+      <w:r>
+        <w:rPr>
+          <w:rFonts w:ascii="Arial" w:cs="Arial" w:eastAsia="Arial" w:hAnsi="Arial"/>
+          <w:sz w:val="20"/>
+          <w:szCs w:val="20"/>
+        </w:rPr>
+        <w:t xml:space="preserve">* Pracownicy (skutki przewlekłe układowe): 6,78 mg/m³</w:t>
+      </w:r>
+    </w:p>
+    <w:p>
+      <w:pPr>
+        <w:spacing w:after="80"/>
+      </w:pPr>
+      <w:r>
+        <w:rPr>
+          <w:rFonts w:ascii="Arial" w:cs="Arial" w:eastAsia="Arial" w:hAnsi="Arial"/>
+          <w:sz w:val="20"/>
+          <w:szCs w:val="20"/>
+        </w:rPr>
+        <w:t xml:space="preserve">- Na skórę:</w:t>
+      </w:r>
+    </w:p>
+    <w:p>
+      <w:pPr>
+        <w:spacing w:after="80"/>
+      </w:pPr>
+      <w:r>
+        <w:rPr>
+          <w:rFonts w:ascii="Arial" w:cs="Arial" w:eastAsia="Arial" w:hAnsi="Arial"/>
+          <w:sz w:val="20"/>
+          <w:szCs w:val="20"/>
+        </w:rPr>
+        <w:t xml:space="preserve">* Konsumenci (skutki przewlekłe układowe): 0,39 mg/kg mc/dzień</w:t>
+      </w:r>
+    </w:p>
+    <w:p>
+      <w:pPr>
+        <w:spacing w:after="80"/>
+      </w:pPr>
+      <w:r>
+        <w:rPr>
+          <w:rFonts w:ascii="Arial" w:cs="Arial" w:eastAsia="Arial" w:hAnsi="Arial"/>
+          <w:sz w:val="20"/>
+          <w:szCs w:val="20"/>
+        </w:rPr>
+        <w:t xml:space="preserve">* Pracownicy (skutki przewlekłe układowe): 0,79 mg/kg mc/dzień</w:t>
       </w:r>
     </w:p>
     <w:p>
@@ -3221,98 +2704,98 @@
           <w:sz w:val="20"/>
           <w:szCs w:val="20"/>
         </w:rPr>
-        <w:t xml:space="preserve">- Woda słodka: 0,019 mg/l</w:t>
-      </w:r>
-    </w:p>
-    <w:p>
-      <w:pPr>
-        <w:spacing w:after="80"/>
-      </w:pPr>
-      <w:r>
-        <w:rPr>
-          <w:rFonts w:ascii="Arial" w:cs="Arial" w:eastAsia="Arial" w:hAnsi="Arial"/>
-          <w:sz w:val="20"/>
-          <w:szCs w:val="20"/>
-        </w:rPr>
-        <w:t xml:space="preserve">- Woda morska: 0,0019 mg/l</w:t>
-      </w:r>
-    </w:p>
-    <w:p>
-      <w:pPr>
-        <w:spacing w:after="80"/>
-      </w:pPr>
-      <w:r>
-        <w:rPr>
-          <w:rFonts w:ascii="Arial" w:cs="Arial" w:eastAsia="Arial" w:hAnsi="Arial"/>
-          <w:sz w:val="20"/>
-          <w:szCs w:val="20"/>
-        </w:rPr>
-        <w:t xml:space="preserve">- Osady słodkowodne: 0,15 mg/kg suchej masy osadu</w:t>
-      </w:r>
-    </w:p>
-    <w:p>
-      <w:pPr>
-        <w:spacing w:after="80"/>
-      </w:pPr>
-      <w:r>
-        <w:rPr>
-          <w:rFonts w:ascii="Arial" w:cs="Arial" w:eastAsia="Arial" w:hAnsi="Arial"/>
-          <w:sz w:val="20"/>
-          <w:szCs w:val="20"/>
-        </w:rPr>
-        <w:t xml:space="preserve">- Osady morskie: 0,015 mg/kg suchej masy osadu</w:t>
-      </w:r>
-    </w:p>
-    <w:p>
-      <w:pPr>
-        <w:spacing w:after="80"/>
-      </w:pPr>
-      <w:r>
-        <w:rPr>
-          <w:rFonts w:ascii="Arial" w:cs="Arial" w:eastAsia="Arial" w:hAnsi="Arial"/>
-          <w:sz w:val="20"/>
-          <w:szCs w:val="20"/>
-        </w:rPr>
-        <w:t xml:space="preserve">- Woda (uwalnianie okresowe): 0,0142 mg/l</w:t>
-      </w:r>
-    </w:p>
-    <w:p>
-      <w:pPr>
-        <w:spacing w:after="80"/>
-      </w:pPr>
-      <w:r>
-        <w:rPr>
-          <w:rFonts w:ascii="Arial" w:cs="Arial" w:eastAsia="Arial" w:hAnsi="Arial"/>
-          <w:sz w:val="20"/>
-          <w:szCs w:val="20"/>
-        </w:rPr>
-        <w:t xml:space="preserve">- Oczyszczalnia ścieków (STP): 6,4 mg/l</w:t>
-      </w:r>
-    </w:p>
-    <w:p>
-      <w:pPr>
-        <w:spacing w:after="80"/>
-      </w:pPr>
-      <w:r>
-        <w:rPr>
-          <w:rFonts w:ascii="Arial" w:cs="Arial" w:eastAsia="Arial" w:hAnsi="Arial"/>
-          <w:sz w:val="20"/>
-          <w:szCs w:val="20"/>
-        </w:rPr>
-        <w:t xml:space="preserve">- Łańcuch pokarmowy (zatrucie wtórne): 30,7 mg/kg pożywienia</w:t>
-      </w:r>
-    </w:p>
-    <w:p>
-      <w:pPr>
-        <w:spacing w:after="80"/>
-      </w:pPr>
-      <w:r>
-        <w:rPr>
-          <w:rFonts w:ascii="Arial" w:cs="Arial" w:eastAsia="Arial" w:hAnsi="Arial"/>
-          <w:sz w:val="20"/>
-          <w:szCs w:val="20"/>
-        </w:rPr>
-        <w:t xml:space="preserve">- Gleba: 0,018 mg/kg suchej masy gleby</w:t>
+        <w:t xml:space="preserve">- woda słodka:0,019mg/l</w:t>
+      </w:r>
+    </w:p>
+    <w:p>
+      <w:pPr>
+        <w:spacing w:after="80"/>
+      </w:pPr>
+      <w:r>
+        <w:rPr>
+          <w:rFonts w:ascii="Arial" w:cs="Arial" w:eastAsia="Arial" w:hAnsi="Arial"/>
+          <w:sz w:val="20"/>
+          <w:szCs w:val="20"/>
+        </w:rPr>
+        <w:t xml:space="preserve">- woda morska:0,0019mg/l</w:t>
+      </w:r>
+    </w:p>
+    <w:p>
+      <w:pPr>
+        <w:spacing w:after="80"/>
+      </w:pPr>
+      <w:r>
+        <w:rPr>
+          <w:rFonts w:ascii="Arial" w:cs="Arial" w:eastAsia="Arial" w:hAnsi="Arial"/>
+          <w:sz w:val="20"/>
+          <w:szCs w:val="20"/>
+        </w:rPr>
+        <w:t xml:space="preserve">- osady słodkowodne:0,15mg/kg</w:t>
+      </w:r>
+    </w:p>
+    <w:p>
+      <w:pPr>
+        <w:spacing w:after="80"/>
+      </w:pPr>
+      <w:r>
+        <w:rPr>
+          <w:rFonts w:ascii="Arial" w:cs="Arial" w:eastAsia="Arial" w:hAnsi="Arial"/>
+          <w:sz w:val="20"/>
+          <w:szCs w:val="20"/>
+        </w:rPr>
+        <w:t xml:space="preserve">- osady morskie:0,015mg/kg</w:t>
+      </w:r>
+    </w:p>
+    <w:p>
+      <w:pPr>
+        <w:spacing w:after="80"/>
+      </w:pPr>
+      <w:r>
+        <w:rPr>
+          <w:rFonts w:ascii="Arial" w:cs="Arial" w:eastAsia="Arial" w:hAnsi="Arial"/>
+          <w:sz w:val="20"/>
+          <w:szCs w:val="20"/>
+        </w:rPr>
+        <w:t xml:space="preserve">- woda (uwalnianie okresowe):0,0142mg/l</w:t>
+      </w:r>
+    </w:p>
+    <w:p>
+      <w:pPr>
+        <w:spacing w:after="80"/>
+      </w:pPr>
+      <w:r>
+        <w:rPr>
+          <w:rFonts w:ascii="Arial" w:cs="Arial" w:eastAsia="Arial" w:hAnsi="Arial"/>
+          <w:sz w:val="20"/>
+          <w:szCs w:val="20"/>
+        </w:rPr>
+        <w:t xml:space="preserve">- mikroorganizmy w oczyszczalni ścieków (STP):6,4mg/l</w:t>
+      </w:r>
+    </w:p>
+    <w:p>
+      <w:pPr>
+        <w:spacing w:after="80"/>
+      </w:pPr>
+      <w:r>
+        <w:rPr>
+          <w:rFonts w:ascii="Arial" w:cs="Arial" w:eastAsia="Arial" w:hAnsi="Arial"/>
+          <w:sz w:val="20"/>
+          <w:szCs w:val="20"/>
+        </w:rPr>
+        <w:t xml:space="preserve">- łańcuch pokarmowy (zatrucie wtórne):30,7mg/kg</w:t>
+      </w:r>
+    </w:p>
+    <w:p>
+      <w:pPr>
+        <w:spacing w:after="80"/>
+      </w:pPr>
+      <w:r>
+        <w:rPr>
+          <w:rFonts w:ascii="Arial" w:cs="Arial" w:eastAsia="Arial" w:hAnsi="Arial"/>
+          <w:sz w:val="20"/>
+          <w:szCs w:val="20"/>
+        </w:rPr>
+        <w:t xml:space="preserve">- środowisko glebowe (gleba):0,018mg/kg</w:t>
       </w:r>
     </w:p>
     <w:p>
@@ -3351,85 +2834,85 @@
           <w:sz w:val="20"/>
           <w:szCs w:val="20"/>
         </w:rPr>
-        <w:t xml:space="preserve">- Pracownicy:</w:t>
-      </w:r>
-    </w:p>
-    <w:p>
-      <w:pPr>
-        <w:spacing w:after="80"/>
-      </w:pPr>
-      <w:r>
-        <w:rPr>
-          <w:rFonts w:ascii="Arial" w:cs="Arial" w:eastAsia="Arial" w:hAnsi="Arial"/>
-          <w:sz w:val="20"/>
-          <w:szCs w:val="20"/>
-        </w:rPr>
-        <w:t xml:space="preserve">* Inhalacyjnie, skutki przewlekłe, układowe: 3,5 mg/m³</w:t>
-      </w:r>
-    </w:p>
-    <w:p>
-      <w:pPr>
-        <w:spacing w:after="80"/>
-      </w:pPr>
-      <w:r>
-        <w:rPr>
-          <w:rFonts w:ascii="Arial" w:cs="Arial" w:eastAsia="Arial" w:hAnsi="Arial"/>
-          <w:sz w:val="20"/>
-          <w:szCs w:val="20"/>
-        </w:rPr>
-        <w:t xml:space="preserve">* Przez skórę, skutki przewlekłe, układowe: 0,5 mg/kg mc./dzień</w:t>
-      </w:r>
-    </w:p>
-    <w:p>
-      <w:pPr>
-        <w:spacing w:after="80"/>
-      </w:pPr>
-      <w:r>
-        <w:rPr>
-          <w:rFonts w:ascii="Arial" w:cs="Arial" w:eastAsia="Arial" w:hAnsi="Arial"/>
-          <w:sz w:val="20"/>
-          <w:szCs w:val="20"/>
-        </w:rPr>
-        <w:t xml:space="preserve">- Konsumenci:</w:t>
-      </w:r>
-    </w:p>
-    <w:p>
-      <w:pPr>
-        <w:spacing w:after="80"/>
-      </w:pPr>
-      <w:r>
-        <w:rPr>
-          <w:rFonts w:ascii="Arial" w:cs="Arial" w:eastAsia="Arial" w:hAnsi="Arial"/>
-          <w:sz w:val="20"/>
-          <w:szCs w:val="20"/>
-        </w:rPr>
-        <w:t xml:space="preserve">* Inhalacyjnie, skutki przewlekłe, układowe: 0,86 mg/m³</w:t>
-      </w:r>
-    </w:p>
-    <w:p>
-      <w:pPr>
-        <w:spacing w:after="80"/>
-      </w:pPr>
-      <w:r>
-        <w:rPr>
-          <w:rFonts w:ascii="Arial" w:cs="Arial" w:eastAsia="Arial" w:hAnsi="Arial"/>
-          <w:sz w:val="20"/>
-          <w:szCs w:val="20"/>
-        </w:rPr>
-        <w:t xml:space="preserve">* Przez skórę, skutki przewlekłe, układowe: 0,25 mg/kg mc./dzień</w:t>
-      </w:r>
-    </w:p>
-    <w:p>
-      <w:pPr>
-        <w:spacing w:after="80"/>
-      </w:pPr>
-      <w:r>
-        <w:rPr>
-          <w:rFonts w:ascii="Arial" w:cs="Arial" w:eastAsia="Arial" w:hAnsi="Arial"/>
-          <w:sz w:val="20"/>
-          <w:szCs w:val="20"/>
-        </w:rPr>
-        <w:t xml:space="preserve">* Droga pokarmowa, skutki przewlekłe, układowe: 0,25 mg/kg mc./dzień</w:t>
+        <w:t xml:space="preserve">- Droga pokarmowa (doustnie): Konsumenci (skutki przewlekłe układowe): 0,25 mg/kg mc/dzień</w:t>
+      </w:r>
+    </w:p>
+    <w:p>
+      <w:pPr>
+        <w:spacing w:after="80"/>
+      </w:pPr>
+      <w:r>
+        <w:rPr>
+          <w:rFonts w:ascii="Arial" w:cs="Arial" w:eastAsia="Arial" w:hAnsi="Arial"/>
+          <w:sz w:val="20"/>
+          <w:szCs w:val="20"/>
+        </w:rPr>
+        <w:t xml:space="preserve">- Drogi oddechowe (inhalacyjnie):</w:t>
+      </w:r>
+    </w:p>
+    <w:p>
+      <w:pPr>
+        <w:spacing w:after="80"/>
+      </w:pPr>
+      <w:r>
+        <w:rPr>
+          <w:rFonts w:ascii="Arial" w:cs="Arial" w:eastAsia="Arial" w:hAnsi="Arial"/>
+          <w:sz w:val="20"/>
+          <w:szCs w:val="20"/>
+        </w:rPr>
+        <w:t xml:space="preserve">* Konsumenci (skutki przewlekłe układowe): 0,86 mg/m³</w:t>
+      </w:r>
+    </w:p>
+    <w:p>
+      <w:pPr>
+        <w:spacing w:after="80"/>
+      </w:pPr>
+      <w:r>
+        <w:rPr>
+          <w:rFonts w:ascii="Arial" w:cs="Arial" w:eastAsia="Arial" w:hAnsi="Arial"/>
+          <w:sz w:val="20"/>
+          <w:szCs w:val="20"/>
+        </w:rPr>
+        <w:t xml:space="preserve">* Pracownicy (skutki przewlekłe układowe): 3,5 mg/m³</w:t>
+      </w:r>
+    </w:p>
+    <w:p>
+      <w:pPr>
+        <w:spacing w:after="80"/>
+      </w:pPr>
+      <w:r>
+        <w:rPr>
+          <w:rFonts w:ascii="Arial" w:cs="Arial" w:eastAsia="Arial" w:hAnsi="Arial"/>
+          <w:sz w:val="20"/>
+          <w:szCs w:val="20"/>
+        </w:rPr>
+        <w:t xml:space="preserve">- Na skórę:</w:t>
+      </w:r>
+    </w:p>
+    <w:p>
+      <w:pPr>
+        <w:spacing w:after="80"/>
+      </w:pPr>
+      <w:r>
+        <w:rPr>
+          <w:rFonts w:ascii="Arial" w:cs="Arial" w:eastAsia="Arial" w:hAnsi="Arial"/>
+          <w:sz w:val="20"/>
+          <w:szCs w:val="20"/>
+        </w:rPr>
+        <w:t xml:space="preserve">* Konsumenci (skutki przewlekłe układowe): 0,25 mg/kg mc/dzień</w:t>
+      </w:r>
+    </w:p>
+    <w:p>
+      <w:pPr>
+        <w:spacing w:after="80"/>
+      </w:pPr>
+      <w:r>
+        <w:rPr>
+          <w:rFonts w:ascii="Arial" w:cs="Arial" w:eastAsia="Arial" w:hAnsi="Arial"/>
+          <w:sz w:val="20"/>
+          <w:szCs w:val="20"/>
+        </w:rPr>
+        <w:t xml:space="preserve">* Pracownicy (skutki przewlekłe układowe): 0,5 mg/kg mc/dzień</w:t>
       </w:r>
     </w:p>
     <w:p>
@@ -3455,98 +2938,98 @@
           <w:sz w:val="20"/>
           <w:szCs w:val="20"/>
         </w:rPr>
-        <w:t xml:space="preserve">- Woda słodka: 0,000199 mg/l</w:t>
-      </w:r>
-    </w:p>
-    <w:p>
-      <w:pPr>
-        <w:spacing w:after="80"/>
-      </w:pPr>
-      <w:r>
-        <w:rPr>
-          <w:rFonts w:ascii="Arial" w:cs="Arial" w:eastAsia="Arial" w:hAnsi="Arial"/>
-          <w:sz w:val="20"/>
-          <w:szCs w:val="20"/>
-        </w:rPr>
-        <w:t xml:space="preserve">- Woda morska: 0,00002 mg/l</w:t>
-      </w:r>
-    </w:p>
-    <w:p>
-      <w:pPr>
-        <w:spacing w:after="80"/>
-      </w:pPr>
-      <w:r>
-        <w:rPr>
-          <w:rFonts w:ascii="Arial" w:cs="Arial" w:eastAsia="Arial" w:hAnsi="Arial"/>
-          <w:sz w:val="20"/>
-          <w:szCs w:val="20"/>
-        </w:rPr>
-        <w:t xml:space="preserve">- Osady słodkowodne: 0,0996 mg/kg suchej masy osadu</w:t>
-      </w:r>
-    </w:p>
-    <w:p>
-      <w:pPr>
-        <w:spacing w:after="80"/>
-      </w:pPr>
-      <w:r>
-        <w:rPr>
-          <w:rFonts w:ascii="Arial" w:cs="Arial" w:eastAsia="Arial" w:hAnsi="Arial"/>
-          <w:sz w:val="20"/>
-          <w:szCs w:val="20"/>
-        </w:rPr>
-        <w:t xml:space="preserve">- Osady morskie: 0,00996 mg/kg suchej masy osadu</w:t>
-      </w:r>
-    </w:p>
-    <w:p>
-      <w:pPr>
-        <w:spacing w:after="80"/>
-      </w:pPr>
-      <w:r>
-        <w:rPr>
-          <w:rFonts w:ascii="Arial" w:cs="Arial" w:eastAsia="Arial" w:hAnsi="Arial"/>
-          <w:sz w:val="20"/>
-          <w:szCs w:val="20"/>
-        </w:rPr>
-        <w:t xml:space="preserve">- Woda (uwalnianie okresowe): 0,00199 mg/l</w:t>
-      </w:r>
-    </w:p>
-    <w:p>
-      <w:pPr>
-        <w:spacing w:after="80"/>
-      </w:pPr>
-      <w:r>
-        <w:rPr>
-          <w:rFonts w:ascii="Arial" w:cs="Arial" w:eastAsia="Arial" w:hAnsi="Arial"/>
-          <w:sz w:val="20"/>
-          <w:szCs w:val="20"/>
-        </w:rPr>
-        <w:t xml:space="preserve">- Oczyszczalnia ścieków (STP): 0,17 mg/l</w:t>
-      </w:r>
-    </w:p>
-    <w:p>
-      <w:pPr>
-        <w:spacing w:after="80"/>
-      </w:pPr>
-      <w:r>
-        <w:rPr>
-          <w:rFonts w:ascii="Arial" w:cs="Arial" w:eastAsia="Arial" w:hAnsi="Arial"/>
-          <w:sz w:val="20"/>
-          <w:szCs w:val="20"/>
-        </w:rPr>
-        <w:t xml:space="preserve">- Łańcuch pokarmowy (zatrucie wtórne): 8,33 mg/kg pożywienia</w:t>
-      </w:r>
-    </w:p>
-    <w:p>
-      <w:pPr>
-        <w:spacing w:after="80"/>
-      </w:pPr>
-      <w:r>
-        <w:rPr>
-          <w:rFonts w:ascii="Arial" w:cs="Arial" w:eastAsia="Arial" w:hAnsi="Arial"/>
-          <w:sz w:val="20"/>
-          <w:szCs w:val="20"/>
-        </w:rPr>
-        <w:t xml:space="preserve">- Gleba: 0,04769 mg/kg suchej masy gleby</w:t>
+        <w:t xml:space="preserve">- woda słodka:0,000199mg/l</w:t>
+      </w:r>
+    </w:p>
+    <w:p>
+      <w:pPr>
+        <w:spacing w:after="80"/>
+      </w:pPr>
+      <w:r>
+        <w:rPr>
+          <w:rFonts w:ascii="Arial" w:cs="Arial" w:eastAsia="Arial" w:hAnsi="Arial"/>
+          <w:sz w:val="20"/>
+          <w:szCs w:val="20"/>
+        </w:rPr>
+        <w:t xml:space="preserve">- woda morska:0,02 μg/l</w:t>
+      </w:r>
+    </w:p>
+    <w:p>
+      <w:pPr>
+        <w:spacing w:after="80"/>
+      </w:pPr>
+      <w:r>
+        <w:rPr>
+          <w:rFonts w:ascii="Arial" w:cs="Arial" w:eastAsia="Arial" w:hAnsi="Arial"/>
+          <w:sz w:val="20"/>
+          <w:szCs w:val="20"/>
+        </w:rPr>
+        <w:t xml:space="preserve">- osady słodkowodne:0,0996mg/kg</w:t>
+      </w:r>
+    </w:p>
+    <w:p>
+      <w:pPr>
+        <w:spacing w:after="80"/>
+      </w:pPr>
+      <w:r>
+        <w:rPr>
+          <w:rFonts w:ascii="Arial" w:cs="Arial" w:eastAsia="Arial" w:hAnsi="Arial"/>
+          <w:sz w:val="20"/>
+          <w:szCs w:val="20"/>
+        </w:rPr>
+        <w:t xml:space="preserve">- osady morskie:0,00996mg/kg</w:t>
+      </w:r>
+    </w:p>
+    <w:p>
+      <w:pPr>
+        <w:spacing w:after="80"/>
+      </w:pPr>
+      <w:r>
+        <w:rPr>
+          <w:rFonts w:ascii="Arial" w:cs="Arial" w:eastAsia="Arial" w:hAnsi="Arial"/>
+          <w:sz w:val="20"/>
+          <w:szCs w:val="20"/>
+        </w:rPr>
+        <w:t xml:space="preserve">- woda (uwalnianie okresowe):0,00199mg/l</w:t>
+      </w:r>
+    </w:p>
+    <w:p>
+      <w:pPr>
+        <w:spacing w:after="80"/>
+      </w:pPr>
+      <w:r>
+        <w:rPr>
+          <w:rFonts w:ascii="Arial" w:cs="Arial" w:eastAsia="Arial" w:hAnsi="Arial"/>
+          <w:sz w:val="20"/>
+          <w:szCs w:val="20"/>
+        </w:rPr>
+        <w:t xml:space="preserve">- mikroorganizmy w oczyszczalni ścieków (STP):0,17mg/l</w:t>
+      </w:r>
+    </w:p>
+    <w:p>
+      <w:pPr>
+        <w:spacing w:after="80"/>
+      </w:pPr>
+      <w:r>
+        <w:rPr>
+          <w:rFonts w:ascii="Arial" w:cs="Arial" w:eastAsia="Arial" w:hAnsi="Arial"/>
+          <w:sz w:val="20"/>
+          <w:szCs w:val="20"/>
+        </w:rPr>
+        <w:t xml:space="preserve">- łańcuch pokarmowy (zatrucie wtórne):8,33mg/kg</w:t>
+      </w:r>
+    </w:p>
+    <w:p>
+      <w:pPr>
+        <w:spacing w:after="80"/>
+      </w:pPr>
+      <w:r>
+        <w:rPr>
+          <w:rFonts w:ascii="Arial" w:cs="Arial" w:eastAsia="Arial" w:hAnsi="Arial"/>
+          <w:sz w:val="20"/>
+          <w:szCs w:val="20"/>
+        </w:rPr>
+        <w:t xml:space="preserve">- środowisko glebowe (gleba):0,04769mg/kg</w:t>
       </w:r>
     </w:p>
     <w:p>
@@ -3585,163 +3068,85 @@
           <w:sz w:val="20"/>
           <w:szCs w:val="20"/>
         </w:rPr>
-        <w:t xml:space="preserve">- Pracownicy:</w:t>
-      </w:r>
-    </w:p>
-    <w:p>
-      <w:pPr>
-        <w:spacing w:after="80"/>
-      </w:pPr>
-      <w:r>
-        <w:rPr>
-          <w:rFonts w:ascii="Arial" w:cs="Arial" w:eastAsia="Arial" w:hAnsi="Arial"/>
-          <w:sz w:val="20"/>
-          <w:szCs w:val="20"/>
-        </w:rPr>
-        <w:t xml:space="preserve">* Inhalacyjnie, ostre, miejscowe: 384 mg/m³</w:t>
-      </w:r>
-    </w:p>
-    <w:p>
-      <w:pPr>
-        <w:spacing w:after="80"/>
-      </w:pPr>
-      <w:r>
-        <w:rPr>
-          <w:rFonts w:ascii="Arial" w:cs="Arial" w:eastAsia="Arial" w:hAnsi="Arial"/>
-          <w:sz w:val="20"/>
-          <w:szCs w:val="20"/>
-        </w:rPr>
-        <w:t xml:space="preserve">* Inhalacyjnie, ostre, układowe: 384 mg/m³</w:t>
-      </w:r>
-    </w:p>
-    <w:p>
-      <w:pPr>
-        <w:spacing w:after="80"/>
-      </w:pPr>
-      <w:r>
-        <w:rPr>
-          <w:rFonts w:ascii="Arial" w:cs="Arial" w:eastAsia="Arial" w:hAnsi="Arial"/>
-          <w:sz w:val="20"/>
-          <w:szCs w:val="20"/>
-        </w:rPr>
-        <w:t xml:space="preserve">* Inhalacyjnie, przewlekłe, miejscowe: 192 mg/m³</w:t>
-      </w:r>
-    </w:p>
-    <w:p>
-      <w:pPr>
-        <w:spacing w:after="80"/>
-      </w:pPr>
-      <w:r>
-        <w:rPr>
-          <w:rFonts w:ascii="Arial" w:cs="Arial" w:eastAsia="Arial" w:hAnsi="Arial"/>
-          <w:sz w:val="20"/>
-          <w:szCs w:val="20"/>
-        </w:rPr>
-        <w:t xml:space="preserve">* Inhalacyjnie, przewlekłe, układowe: 192 mg/m³</w:t>
-      </w:r>
-    </w:p>
-    <w:p>
-      <w:pPr>
-        <w:spacing w:after="80"/>
-      </w:pPr>
-      <w:r>
-        <w:rPr>
-          <w:rFonts w:ascii="Arial" w:cs="Arial" w:eastAsia="Arial" w:hAnsi="Arial"/>
-          <w:sz w:val="20"/>
-          <w:szCs w:val="20"/>
-        </w:rPr>
-        <w:t xml:space="preserve">* Przez skórę, skutki przewlekłe, układowe: 384 mg/kg mc./dzień</w:t>
-      </w:r>
-    </w:p>
-    <w:p>
-      <w:pPr>
-        <w:spacing w:after="80"/>
-      </w:pPr>
-      <w:r>
-        <w:rPr>
-          <w:rFonts w:ascii="Arial" w:cs="Arial" w:eastAsia="Arial" w:hAnsi="Arial"/>
-          <w:sz w:val="20"/>
-          <w:szCs w:val="20"/>
-        </w:rPr>
-        <w:t xml:space="preserve">- Konsumenci:</w:t>
-      </w:r>
-    </w:p>
-    <w:p>
-      <w:pPr>
-        <w:spacing w:after="80"/>
-      </w:pPr>
-      <w:r>
-        <w:rPr>
-          <w:rFonts w:ascii="Arial" w:cs="Arial" w:eastAsia="Arial" w:hAnsi="Arial"/>
-          <w:sz w:val="20"/>
-          <w:szCs w:val="20"/>
-        </w:rPr>
-        <w:t xml:space="preserve">* Inhalacyjnie, ostre, miejscowe: 226 mg/m³</w:t>
-      </w:r>
-    </w:p>
-    <w:p>
-      <w:pPr>
-        <w:spacing w:after="80"/>
-      </w:pPr>
-      <w:r>
-        <w:rPr>
-          <w:rFonts w:ascii="Arial" w:cs="Arial" w:eastAsia="Arial" w:hAnsi="Arial"/>
-          <w:sz w:val="20"/>
-          <w:szCs w:val="20"/>
-        </w:rPr>
-        <w:t xml:space="preserve">* Inhalacyjnie, ostre, układowe: 226 mg/m³</w:t>
-      </w:r>
-    </w:p>
-    <w:p>
-      <w:pPr>
-        <w:spacing w:after="80"/>
-      </w:pPr>
-      <w:r>
-        <w:rPr>
-          <w:rFonts w:ascii="Arial" w:cs="Arial" w:eastAsia="Arial" w:hAnsi="Arial"/>
-          <w:sz w:val="20"/>
-          <w:szCs w:val="20"/>
-        </w:rPr>
-        <w:t xml:space="preserve">* Inhalacyjnie, przewlekłe, miejscowe: 56,5 mg/m³</w:t>
-      </w:r>
-    </w:p>
-    <w:p>
-      <w:pPr>
-        <w:spacing w:after="80"/>
-      </w:pPr>
-      <w:r>
-        <w:rPr>
-          <w:rFonts w:ascii="Arial" w:cs="Arial" w:eastAsia="Arial" w:hAnsi="Arial"/>
-          <w:sz w:val="20"/>
-          <w:szCs w:val="20"/>
-        </w:rPr>
-        <w:t xml:space="preserve">* Inhalacyjnie, przewlekłe, układowe: 56,5 mg/m³</w:t>
-      </w:r>
-    </w:p>
-    <w:p>
-      <w:pPr>
-        <w:spacing w:after="80"/>
-      </w:pPr>
-      <w:r>
-        <w:rPr>
-          <w:rFonts w:ascii="Arial" w:cs="Arial" w:eastAsia="Arial" w:hAnsi="Arial"/>
-          <w:sz w:val="20"/>
-          <w:szCs w:val="20"/>
-        </w:rPr>
-        <w:t xml:space="preserve">* Przez skórę, skutki przewlekłe, układowe: 226 mg/kg mc./dzień</w:t>
-      </w:r>
-    </w:p>
-    <w:p>
-      <w:pPr>
-        <w:spacing w:after="80"/>
-      </w:pPr>
-      <w:r>
-        <w:rPr>
-          <w:rFonts w:ascii="Arial" w:cs="Arial" w:eastAsia="Arial" w:hAnsi="Arial"/>
-          <w:sz w:val="20"/>
-          <w:szCs w:val="20"/>
-        </w:rPr>
-        <w:t xml:space="preserve">* Droga pokarmowa, skutki przewlekłe, układowe: 8,13 mg/kg mc./dzień</w:t>
+        <w:t xml:space="preserve">- Droga pokarmowa (doustnie): Konsumenci (skutki przewlekłe układowe): 8,13 mg/kg mc/dzień</w:t>
+      </w:r>
+    </w:p>
+    <w:p>
+      <w:pPr>
+        <w:spacing w:after="80"/>
+      </w:pPr>
+      <w:r>
+        <w:rPr>
+          <w:rFonts w:ascii="Arial" w:cs="Arial" w:eastAsia="Arial" w:hAnsi="Arial"/>
+          <w:sz w:val="20"/>
+          <w:szCs w:val="20"/>
+        </w:rPr>
+        <w:t xml:space="preserve">- Drogi oddechowe (inhalacyjnie):</w:t>
+      </w:r>
+    </w:p>
+    <w:p>
+      <w:pPr>
+        <w:spacing w:after="80"/>
+      </w:pPr>
+      <w:r>
+        <w:rPr>
+          <w:rFonts w:ascii="Arial" w:cs="Arial" w:eastAsia="Arial" w:hAnsi="Arial"/>
+          <w:sz w:val="20"/>
+          <w:szCs w:val="20"/>
+        </w:rPr>
+        <w:t xml:space="preserve">* Konsumenci: ostre miejscowe: 226 mg/m³, ostre układowe: 226 mg/m³, przewlekłe miejscowe: 56,5 mg/m³, przewlekłe układowe: 56,5 mg/m³</w:t>
+      </w:r>
+    </w:p>
+    <w:p>
+      <w:pPr>
+        <w:spacing w:after="80"/>
+      </w:pPr>
+      <w:r>
+        <w:rPr>
+          <w:rFonts w:ascii="Arial" w:cs="Arial" w:eastAsia="Arial" w:hAnsi="Arial"/>
+          <w:sz w:val="20"/>
+          <w:szCs w:val="20"/>
+        </w:rPr>
+        <w:t xml:space="preserve">* Pracownicy: ostre miejscowe: 384 mg/m³, ostre układowe: 384 mg/m³, przewlekłe miejscowe: 192 mg/m³, przewlekłe układowe: 192 mg/m³</w:t>
+      </w:r>
+    </w:p>
+    <w:p>
+      <w:pPr>
+        <w:spacing w:after="80"/>
+      </w:pPr>
+      <w:r>
+        <w:rPr>
+          <w:rFonts w:ascii="Arial" w:cs="Arial" w:eastAsia="Arial" w:hAnsi="Arial"/>
+          <w:sz w:val="20"/>
+          <w:szCs w:val="20"/>
+        </w:rPr>
+        <w:t xml:space="preserve">- Na skórę:</w:t>
+      </w:r>
+    </w:p>
+    <w:p>
+      <w:pPr>
+        <w:spacing w:after="80"/>
+      </w:pPr>
+      <w:r>
+        <w:rPr>
+          <w:rFonts w:ascii="Arial" w:cs="Arial" w:eastAsia="Arial" w:hAnsi="Arial"/>
+          <w:sz w:val="20"/>
+          <w:szCs w:val="20"/>
+        </w:rPr>
+        <w:t xml:space="preserve">* Konsumenci (skutki przewlekłe układowe): 226 mg/kg mc/dzień</w:t>
+      </w:r>
+    </w:p>
+    <w:p>
+      <w:pPr>
+        <w:spacing w:after="80"/>
+      </w:pPr>
+      <w:r>
+        <w:rPr>
+          <w:rFonts w:ascii="Arial" w:cs="Arial" w:eastAsia="Arial" w:hAnsi="Arial"/>
+          <w:sz w:val="20"/>
+          <w:szCs w:val="20"/>
+        </w:rPr>
+        <w:t xml:space="preserve">* Pracownicy (skutki przewlekłe układowe): 384 mg/kg mc/dzień</w:t>
       </w:r>
     </w:p>
     <w:p>
@@ -3767,85 +3172,85 @@
           <w:sz w:val="20"/>
           <w:szCs w:val="20"/>
         </w:rPr>
-        <w:t xml:space="preserve">- Woda słodka: 0,68 mg/l</w:t>
-      </w:r>
-    </w:p>
-    <w:p>
-      <w:pPr>
-        <w:spacing w:after="80"/>
-      </w:pPr>
-      <w:r>
-        <w:rPr>
-          <w:rFonts w:ascii="Arial" w:cs="Arial" w:eastAsia="Arial" w:hAnsi="Arial"/>
-          <w:sz w:val="20"/>
-          <w:szCs w:val="20"/>
-        </w:rPr>
-        <w:t xml:space="preserve">- Woda morska: 0,68 mg/l</w:t>
-      </w:r>
-    </w:p>
-    <w:p>
-      <w:pPr>
-        <w:spacing w:after="80"/>
-      </w:pPr>
-      <w:r>
-        <w:rPr>
-          <w:rFonts w:ascii="Arial" w:cs="Arial" w:eastAsia="Arial" w:hAnsi="Arial"/>
-          <w:sz w:val="20"/>
-          <w:szCs w:val="20"/>
-        </w:rPr>
-        <w:t xml:space="preserve">- Osady słodkowodne: 16,39 mg/kg suchej masy osadu</w:t>
-      </w:r>
-    </w:p>
-    <w:p>
-      <w:pPr>
-        <w:spacing w:after="80"/>
-      </w:pPr>
-      <w:r>
-        <w:rPr>
-          <w:rFonts w:ascii="Arial" w:cs="Arial" w:eastAsia="Arial" w:hAnsi="Arial"/>
-          <w:sz w:val="20"/>
-          <w:szCs w:val="20"/>
-        </w:rPr>
-        <w:t xml:space="preserve">- Osady morskie: 16,39 mg/kg suchej masy osadu</w:t>
-      </w:r>
-    </w:p>
-    <w:p>
-      <w:pPr>
-        <w:spacing w:after="80"/>
-      </w:pPr>
-      <w:r>
-        <w:rPr>
-          <w:rFonts w:ascii="Arial" w:cs="Arial" w:eastAsia="Arial" w:hAnsi="Arial"/>
-          <w:sz w:val="20"/>
-          <w:szCs w:val="20"/>
-        </w:rPr>
-        <w:t xml:space="preserve">- Woda (uwalnianie okresowe): 0,68 mg/l</w:t>
-      </w:r>
-    </w:p>
-    <w:p>
-      <w:pPr>
-        <w:spacing w:after="80"/>
-      </w:pPr>
-      <w:r>
-        <w:rPr>
-          <w:rFonts w:ascii="Arial" w:cs="Arial" w:eastAsia="Arial" w:hAnsi="Arial"/>
-          <w:sz w:val="20"/>
-          <w:szCs w:val="20"/>
-        </w:rPr>
-        <w:t xml:space="preserve">- Oczyszczalnia ścieków (STP): 13,61 mg/l</w:t>
-      </w:r>
-    </w:p>
-    <w:p>
-      <w:pPr>
-        <w:spacing w:after="80"/>
-      </w:pPr>
-      <w:r>
-        <w:rPr>
-          <w:rFonts w:ascii="Arial" w:cs="Arial" w:eastAsia="Arial" w:hAnsi="Arial"/>
-          <w:sz w:val="20"/>
-          <w:szCs w:val="20"/>
-        </w:rPr>
-        <w:t xml:space="preserve">- Łańcuch pokarmowy (zatrucie wtórne): 2,89 mg/kg suchej masy gleby</w:t>
+        <w:t xml:space="preserve">- woda słodka:0,68mg/l</w:t>
+      </w:r>
+    </w:p>
+    <w:p>
+      <w:pPr>
+        <w:spacing w:after="80"/>
+      </w:pPr>
+      <w:r>
+        <w:rPr>
+          <w:rFonts w:ascii="Arial" w:cs="Arial" w:eastAsia="Arial" w:hAnsi="Arial"/>
+          <w:sz w:val="20"/>
+          <w:szCs w:val="20"/>
+        </w:rPr>
+        <w:t xml:space="preserve">- woda morska:0,68mg/l</w:t>
+      </w:r>
+    </w:p>
+    <w:p>
+      <w:pPr>
+        <w:spacing w:after="80"/>
+      </w:pPr>
+      <w:r>
+        <w:rPr>
+          <w:rFonts w:ascii="Arial" w:cs="Arial" w:eastAsia="Arial" w:hAnsi="Arial"/>
+          <w:sz w:val="20"/>
+          <w:szCs w:val="20"/>
+        </w:rPr>
+        <w:t xml:space="preserve">- osady słodkowodne:16,39mg/kg/d</w:t>
+      </w:r>
+    </w:p>
+    <w:p>
+      <w:pPr>
+        <w:spacing w:after="80"/>
+      </w:pPr>
+      <w:r>
+        <w:rPr>
+          <w:rFonts w:ascii="Arial" w:cs="Arial" w:eastAsia="Arial" w:hAnsi="Arial"/>
+          <w:sz w:val="20"/>
+          <w:szCs w:val="20"/>
+        </w:rPr>
+        <w:t xml:space="preserve">- osady morskie:16,39mg/kg/d</w:t>
+      </w:r>
+    </w:p>
+    <w:p>
+      <w:pPr>
+        <w:spacing w:after="80"/>
+      </w:pPr>
+      <w:r>
+        <w:rPr>
+          <w:rFonts w:ascii="Arial" w:cs="Arial" w:eastAsia="Arial" w:hAnsi="Arial"/>
+          <w:sz w:val="20"/>
+          <w:szCs w:val="20"/>
+        </w:rPr>
+        <w:t xml:space="preserve">- woda (uwalnianie okresowe):0,68mg/l</w:t>
+      </w:r>
+    </w:p>
+    <w:p>
+      <w:pPr>
+        <w:spacing w:after="80"/>
+      </w:pPr>
+      <w:r>
+        <w:rPr>
+          <w:rFonts w:ascii="Arial" w:cs="Arial" w:eastAsia="Arial" w:hAnsi="Arial"/>
+          <w:sz w:val="20"/>
+          <w:szCs w:val="20"/>
+        </w:rPr>
+        <w:t xml:space="preserve">- mikroorganizmy w oczyszczalni ścieków (STP):13,61mg/l</w:t>
+      </w:r>
+    </w:p>
+    <w:p>
+      <w:pPr>
+        <w:spacing w:after="80"/>
+      </w:pPr>
+      <w:r>
+        <w:rPr>
+          <w:rFonts w:ascii="Arial" w:cs="Arial" w:eastAsia="Arial" w:hAnsi="Arial"/>
+          <w:sz w:val="20"/>
+          <w:szCs w:val="20"/>
+        </w:rPr>
+        <w:t xml:space="preserve">- łańcuch pokarmowy (zatrucie wtórne):2,89mg/kg soil dw</w:t>
       </w:r>
     </w:p>
     <w:p>
@@ -3868,7 +3273,7 @@
           <w:sz w:val="20"/>
           <w:szCs w:val="20"/>
         </w:rPr>
-        <w:t xml:space="preserve"> Należy stosować procedury monitorowania stężeń niebezpiecznych substancji w powietrzu na stanowiskach pracy oraz procedury kontroli wentylacji zgodnie z Polskimi Normami.</w:t>
+        <w:t xml:space="preserve"> Należy stosować procedury monitorowania stężeń niebezpiecznych substancji w powietrzu na stanowiskach pracy oraz procedury kontroli wentylacji zgodnie z odpowiednimi Polskimi Normami.</w:t>
       </w:r>
     </w:p>
     <w:p>
@@ -3888,67 +3293,71 @@
     </w:p>
     <w:p>
       <w:pPr>
-        <w:spacing w:after="80"/>
-      </w:pPr>
-      <w:r>
-        <w:rPr>
-          <w:rFonts w:ascii="Arial" w:cs="Arial" w:eastAsia="Arial" w:hAnsi="Arial"/>
-          <w:sz w:val="20"/>
-          <w:szCs w:val="20"/>
-        </w:rPr>
-        <w:t xml:space="preserve">Stosowne techniczne środki kontroli:</w:t>
-      </w:r>
-    </w:p>
-    <w:p>
-      <w:pPr>
-        <w:spacing w:after="80"/>
-      </w:pPr>
-      <w:r>
-        <w:rPr>
-          <w:rFonts w:ascii="Arial" w:cs="Arial" w:eastAsia="Arial" w:hAnsi="Arial"/>
-          <w:sz w:val="20"/>
-          <w:szCs w:val="20"/>
-        </w:rPr>
-        <w:t xml:space="preserve">Zapewnić dobrą wentylację ogólną i/lub miejscowy odciąg na stanowiskach pracy, aby utrzymać stężenia w powietrzu poniżej wartości dopuszczalnych. Stosować wyposażenie przeciwwybuchowe.</w:t>
-      </w:r>
-    </w:p>
-    <w:p>
-      <w:pPr>
-        <w:spacing w:after="80"/>
-      </w:pPr>
-      <w:r>
-        <w:rPr>
-          <w:rFonts w:ascii="Arial" w:cs="Arial" w:eastAsia="Arial" w:hAnsi="Arial"/>
-          <w:sz w:val="20"/>
-          <w:szCs w:val="20"/>
-        </w:rPr>
-        <w:t xml:space="preserve">Indywidualne środki ochrony, takie jak indywidualny sprzęt ochronny:</w:t>
-      </w:r>
-    </w:p>
-    <w:p>
-      <w:pPr>
-        <w:spacing w:after="80"/>
-      </w:pPr>
-      <w:r>
-        <w:rPr>
-          <w:rFonts w:ascii="Arial" w:cs="Arial" w:eastAsia="Arial" w:hAnsi="Arial"/>
-          <w:sz w:val="20"/>
-          <w:szCs w:val="20"/>
-        </w:rPr>
-        <w:t xml:space="preserve">Ochrona oczu lub twarzy: Nosić okulary ochronne w szczelnej obudowie lub gogle ochronne zgodne z normą PN-EN 166.</w:t>
-      </w:r>
-    </w:p>
-    <w:p>
-      <w:pPr>
-        <w:spacing w:after="80"/>
-      </w:pPr>
-      <w:r>
-        <w:rPr>
-          <w:rFonts w:ascii="Arial" w:cs="Arial" w:eastAsia="Arial" w:hAnsi="Arial"/>
-          <w:sz w:val="20"/>
-          <w:szCs w:val="20"/>
-        </w:rPr>
-        <w:t xml:space="preserve">Ochrona skóry i rąk: Stosować rękawice ochronne odporne na działanie chemikaliów (np. kauczuk nitrylowy lub kauczuk butylowy) zgodne z normą PN-EN ISO 374-1. Nosić odpowiednią odzież roboczą chroniącą przed kontaktem z cieczą.</w:t>
+        <w:spacing w:after="80" w:before="80"/>
+      </w:pPr>
+      <w:r>
+        <w:rPr>
+          <w:rFonts w:ascii="Arial" w:cs="Arial" w:eastAsia="Arial" w:hAnsi="Arial"/>
+          <w:b/>
+          <w:bCs/>
+          <w:sz w:val="20"/>
+          <w:szCs w:val="20"/>
+        </w:rPr>
+        <w:t xml:space="preserve">Ochrona oczu:</w:t>
+      </w:r>
+      <w:r>
+        <w:rPr>
+          <w:rFonts w:ascii="Arial" w:cs="Arial" w:eastAsia="Arial" w:hAnsi="Arial"/>
+          <w:sz w:val="20"/>
+          <w:szCs w:val="20"/>
+        </w:rPr>
+        <w:t xml:space="preserve"> Nosić okulary ochronne w szczelnej obudowie lub gogle ochronne zgodne z normą PN-EN 166.</w:t>
+      </w:r>
+    </w:p>
+    <w:p>
+      <w:pPr>
+        <w:spacing w:after="80" w:before="80"/>
+      </w:pPr>
+      <w:r>
+        <w:rPr>
+          <w:rFonts w:ascii="Arial" w:cs="Arial" w:eastAsia="Arial" w:hAnsi="Arial"/>
+          <w:b/>
+          <w:bCs/>
+          <w:sz w:val="20"/>
+          <w:szCs w:val="20"/>
+        </w:rPr>
+        <w:t xml:space="preserve">Ochrona skóry:</w:t>
+      </w:r>
+      <w:r>
+        <w:rPr>
+          <w:rFonts w:ascii="Arial" w:cs="Arial" w:eastAsia="Arial" w:hAnsi="Arial"/>
+          <w:sz w:val="20"/>
+          <w:szCs w:val="20"/>
+        </w:rPr>
+        <w:t xml:space="preserve"> Stosować odpowiednią odzież roboczą chroniącą przed kontaktem z chemikaliami.</w:t>
+      </w:r>
+    </w:p>
+    <w:p>
+      <w:pPr>
+        <w:spacing w:after="80" w:before="80"/>
+      </w:pPr>
+      <w:r>
+        <w:rPr>
+          <w:rFonts w:ascii="Arial" w:cs="Arial" w:eastAsia="Arial" w:hAnsi="Arial"/>
+          <w:b/>
+          <w:bCs/>
+          <w:sz w:val="20"/>
+          <w:szCs w:val="20"/>
+        </w:rPr>
+        <w:t xml:space="preserve">Ochrona rąk:</w:t>
+      </w:r>
+      <w:r>
+        <w:rPr>
+          <w:rFonts w:ascii="Arial" w:cs="Arial" w:eastAsia="Arial" w:hAnsi="Arial"/>
+          <w:sz w:val="20"/>
+          <w:szCs w:val="20"/>
+        </w:rPr>
+        <w:t xml:space="preserve"> Stosować rękawice ochronne odporne na działanie chemikaliów (np. z kauczuku nitrylowego lub neoprenu) zgodne z normą PN-EN ISO 374-1. Czas przebicia i grubość materiału należy skonsultować z dostawcą rękawic.</w:t>
       </w:r>
     </w:p>
     <w:p>
@@ -3971,7 +3380,7 @@
           <w:sz w:val="20"/>
           <w:szCs w:val="20"/>
         </w:rPr>
-        <w:t xml:space="preserve"> W normalnych warunkach stosowania przy właściwej wentylacji nie jest wymagana. W przypadku niedostatecznej wentylacji lub przekroczenia dopuszczalnych wartości stężeń stosować odpowiedni sprzęt ochrony dróg oddechowych z pochłaniaczem par organicznych typu A (norma PN-EN 14387).</w:t>
+        <w:t xml:space="preserve"> W normalnych warunkach stosowania przy właściwej wentylacji nie jest wymagana. W przypadku niedostatecznej wentylacji lub przekroczenia dopuszczalnych stężeń NDS stosować odpowiedni sprzęt ochrony dróg oddechowych z pochłaniaczem par typu A (norma PN-EN 14387).</w:t>
       </w:r>
     </w:p>
     <w:p>
@@ -4017,20 +3426,7 @@
           <w:sz w:val="20"/>
           <w:szCs w:val="20"/>
         </w:rPr>
-        <w:t xml:space="preserve"/>
-      </w:r>
-    </w:p>
-    <w:p>
-      <w:pPr>
-        <w:spacing w:after="80"/>
-      </w:pPr>
-      <w:r>
-        <w:rPr>
-          <w:rFonts w:ascii="Arial" w:cs="Arial" w:eastAsia="Arial" w:hAnsi="Arial"/>
-          <w:sz w:val="20"/>
-          <w:szCs w:val="20"/>
-        </w:rPr>
-        <w:t xml:space="preserve">Nie dopuścić do przedostania się dużych ilości produktu do kanalizacji, wód powierzchniowych, gruntowych ani gleby.</w:t>
+        <w:t xml:space="preserve"> Nie dopuścić do przedostania się dużych ilości produktu do kanalizacji, wód powierzchniowych ani gruntowych.</w:t>
       </w:r>
     </w:p>
     <w:p>
@@ -4053,20 +3449,7 @@
           <w:sz w:val="20"/>
           <w:szCs w:val="20"/>
         </w:rPr>
-        <w:t xml:space="preserve"/>
-      </w:r>
-    </w:p>
-    <w:p>
-      <w:pPr>
-        <w:spacing w:after="80"/>
-      </w:pPr>
-      <w:r>
-        <w:rPr>
-          <w:rFonts w:ascii="Arial" w:cs="Arial" w:eastAsia="Arial" w:hAnsi="Arial"/>
-          <w:sz w:val="20"/>
-          <w:szCs w:val="20"/>
-        </w:rPr>
-        <w:t xml:space="preserve">Myć ręce po zakończeniu pracy z produktem. Nie jeść, nie pić i nie palić podczas stosowania. Zdjąć zanieczyszczoną odzież i wyprać ją przed ponownym użyciem.</w:t>
+        <w:t xml:space="preserve"> Zapewnić odpowiednią wentylację ogólną i miejscową na stanowiskach pracy. Myć ręce po zakończeniu pracy z produktem. Nie jeść i nie pić podczas stosowania.</w:t>
       </w:r>
     </w:p>
     <w:p>
@@ -4121,7 +3504,7 @@
           <w:sz w:val="20"/>
           <w:szCs w:val="20"/>
         </w:rPr>
-        <w:t xml:space="preserve"> ciecz (w 20 °C)</w:t>
+        <w:t xml:space="preserve"> ciecz (temperatura: 20 °C)</w:t>
       </w:r>
     </w:p>
     <w:p>
@@ -4144,7 +3527,7 @@
           <w:sz w:val="20"/>
           <w:szCs w:val="20"/>
         </w:rPr>
-        <w:t xml:space="preserve"> różowy (w 20 °C)</w:t>
+        <w:t xml:space="preserve"> różowy (temperatura: 20 °C)</w:t>
       </w:r>
     </w:p>
     <w:p>
@@ -4167,7 +3550,7 @@
           <w:sz w:val="20"/>
           <w:szCs w:val="20"/>
         </w:rPr>
-        <w:t xml:space="preserve"> charakterystyczny</w:t>
+        <w:t xml:space="preserve"> charakterystyczny (metoda wewnętrzna)</w:t>
       </w:r>
     </w:p>
     <w:p>
@@ -4236,7 +3619,7 @@
           <w:sz w:val="20"/>
           <w:szCs w:val="20"/>
         </w:rPr>
-        <w:t xml:space="preserve"> ciecz wysoce łatwopalna (metoda: ISO 3679:2015)</w:t>
+        <w:t xml:space="preserve"> ciecz łatwopalna (metoda: ISO 3679:2015)</w:t>
       </w:r>
     </w:p>
     <w:p>
@@ -4259,7 +3642,7 @@
           <w:sz w:val="20"/>
           <w:szCs w:val="20"/>
         </w:rPr>
-        <w:t xml:space="preserve"> dolna: 3,3 % obj.; górna: 19 % obj.</w:t>
+        <w:t xml:space="preserve"> Dolna granica wybuchowości (DGW): 3,3 % (v/v); Górna granica wybuchowości (GGW): 19 % (v/v)</w:t>
       </w:r>
     </w:p>
     <w:p>
@@ -4282,7 +3665,7 @@
           <w:sz w:val="20"/>
           <w:szCs w:val="20"/>
         </w:rPr>
-        <w:t xml:space="preserve"> 18,7 °C (metoda: ISO 3679:2015, tygiel zamknięty)</w:t>
+        <w:t xml:space="preserve"> 18,7 °C (metoda: ISO 3679:2015)</w:t>
       </w:r>
     </w:p>
     <w:p>
@@ -4328,7 +3711,7 @@
           <w:sz w:val="20"/>
           <w:szCs w:val="20"/>
         </w:rPr>
-        <w:t xml:space="preserve"> nie określono (brak danych)</w:t>
+        <w:t xml:space="preserve"> nie określono (substancje mogą ulegać rozkładowi)</w:t>
       </w:r>
     </w:p>
     <w:p>
@@ -4374,7 +3757,7 @@
           <w:sz w:val="20"/>
           <w:szCs w:val="20"/>
         </w:rPr>
-        <w:t xml:space="preserve"> 1,5 mm²/s (w 20 °C)</w:t>
+        <w:t xml:space="preserve"> 1,5</w:t>
       </w:r>
     </w:p>
     <w:p>
@@ -4420,7 +3803,7 @@
           <w:sz w:val="20"/>
           <w:szCs w:val="20"/>
         </w:rPr>
-        <w:t xml:space="preserve"> brak dostępnych danych</w:t>
+        <w:t xml:space="preserve"> Nie dotyczy</w:t>
       </w:r>
     </w:p>
     <w:p>
@@ -4443,7 +3826,7 @@
           <w:sz w:val="20"/>
           <w:szCs w:val="20"/>
         </w:rPr>
-        <w:t xml:space="preserve"> -0,35 (dotyczy etanolu)</w:t>
+        <w:t xml:space="preserve"> -0,35</w:t>
       </w:r>
     </w:p>
     <w:p>
@@ -4466,7 +3849,7 @@
           <w:sz w:val="20"/>
           <w:szCs w:val="20"/>
         </w:rPr>
-        <w:t xml:space="preserve"> 5,9 kPa (w 20 °C)</w:t>
+        <w:t xml:space="preserve"> 5,9 kPa</w:t>
       </w:r>
     </w:p>
     <w:p>
@@ -4489,7 +3872,7 @@
           <w:sz w:val="20"/>
           <w:szCs w:val="20"/>
         </w:rPr>
-        <w:t xml:space="preserve"> 0,855 g/cm³ (w 20 °C)</w:t>
+        <w:t xml:space="preserve"> 0,855 g/cm³ (metoda wewnętrzna)</w:t>
       </w:r>
     </w:p>
     <w:p>
@@ -4512,7 +3895,7 @@
           <w:sz w:val="20"/>
           <w:szCs w:val="20"/>
         </w:rPr>
-        <w:t xml:space="preserve"> 1,6 (powietrze = 1)</w:t>
+        <w:t xml:space="preserve"> 1,6 (metoda: HSDB, 2015; INRS, 2011)</w:t>
       </w:r>
     </w:p>
     <w:p>
@@ -4535,7 +3918,7 @@
           <w:sz w:val="20"/>
           <w:szCs w:val="20"/>
         </w:rPr>
-        <w:t xml:space="preserve"> nie dotyczy (produkt w postaci cieczy)</w:t>
+        <w:t xml:space="preserve"> Nie dotyczy (produkt płynny)</w:t>
       </w:r>
     </w:p>
     <w:p>
@@ -4555,6 +3938,29 @@
     </w:p>
     <w:p>
       <w:pPr>
+        <w:spacing w:after="80" w:before="80"/>
+      </w:pPr>
+      <w:r>
+        <w:rPr>
+          <w:rFonts w:ascii="Arial" w:cs="Arial" w:eastAsia="Arial" w:hAnsi="Arial"/>
+          <w:b/>
+          <w:bCs/>
+          <w:sz w:val="20"/>
+          <w:szCs w:val="20"/>
+        </w:rPr>
+        <w:t xml:space="preserve">Lotne Związki Organiczne (LZO / VOC):</w:t>
+      </w:r>
+      <w:r>
+        <w:rPr>
+          <w:rFonts w:ascii="Arial" w:cs="Arial" w:eastAsia="Arial" w:hAnsi="Arial"/>
+          <w:sz w:val="20"/>
+          <w:szCs w:val="20"/>
+        </w:rPr>
+        <w:t xml:space="preserve"> ok. 76–78% (ok. 663 g/l)</w:t>
+      </w:r>
+    </w:p>
+    <w:p>
+      <w:pPr>
         <w:spacing w:after="100" w:before="200"/>
       </w:pPr>
       <w:r>
@@ -4565,20 +3971,7 @@
           <w:sz w:val="20"/>
           <w:szCs w:val="20"/>
         </w:rPr>
-        <w:t xml:space="preserve">9.2.1. Informacje dotyczące klas zagrożenia fizycznego:</w:t>
-      </w:r>
-    </w:p>
-    <w:p>
-      <w:pPr>
-        <w:spacing w:after="80"/>
-      </w:pPr>
-      <w:r>
-        <w:rPr>
-          <w:rFonts w:ascii="Arial" w:cs="Arial" w:eastAsia="Arial" w:hAnsi="Arial"/>
-          <w:sz w:val="20"/>
-          <w:szCs w:val="20"/>
-        </w:rPr>
-        <w:t xml:space="preserve">Brak dodatkowych danych badawczych poza klasyfikacją jako ciecz łatwopalna kategoria 2.</w:t>
+        <w:t xml:space="preserve">9.2.1. Informacje dotyczące klas zagrożenia fizycznego: Brak dodatkowych danych badawczych.</w:t>
       </w:r>
     </w:p>
     <w:p>
@@ -4593,20 +3986,7 @@
           <w:sz w:val="20"/>
           <w:szCs w:val="20"/>
         </w:rPr>
-        <w:t xml:space="preserve">9.2.2. Inne właściwości bezpieczeństwa:</w:t>
-      </w:r>
-    </w:p>
-    <w:p>
-      <w:pPr>
-        <w:spacing w:after="80"/>
-      </w:pPr>
-      <w:r>
-        <w:rPr>
-          <w:rFonts w:ascii="Arial" w:cs="Arial" w:eastAsia="Arial" w:hAnsi="Arial"/>
-          <w:sz w:val="20"/>
-          <w:szCs w:val="20"/>
-        </w:rPr>
-        <w:t xml:space="preserve">Zawartość lotnych związków organicznych (LZO / VOC): ok. 76–78% (ok. 663 g/l).</w:t>
+        <w:t xml:space="preserve">9.2.2. Inne właściwości bezpieczeństwa: Zawartość LZO (VOC): ok. 76–78% (ok. 663 g/l).</w:t>
       </w:r>
     </w:p>
     <w:p>
@@ -4623,7 +4003,7 @@
           <w:sz w:val="22"/>
           <w:szCs w:val="22"/>
         </w:rPr>
-        <w:t xml:space="preserve">SEKCJA 10. STABILNOŚĆ I REAKTYWNOŚĆ</w:t>
+        <w:t xml:space="preserve">SEKCJA 10</w:t>
       </w:r>
     </w:p>
     <w:p>
@@ -4638,264 +4018,7 @@
           <w:sz w:val="20"/>
           <w:szCs w:val="20"/>
         </w:rPr>
-        <w:t xml:space="preserve">10.1. Reaktywność</w:t>
-      </w:r>
-    </w:p>
-    <w:p>
-      <w:pPr>
-        <w:spacing w:after="80"/>
-      </w:pPr>
-      <w:r>
-        <w:rPr>
-          <w:rFonts w:ascii="Arial" w:cs="Arial" w:eastAsia="Arial" w:hAnsi="Arial"/>
-          <w:sz w:val="20"/>
-          <w:szCs w:val="20"/>
-        </w:rPr>
-        <w:t xml:space="preserve">W normalnych warunkach stosowania nie występuje szczególne ryzyko reakcji z innymi substancjami.</w:t>
-      </w:r>
-    </w:p>
-    <w:p>
-      <w:pPr>
-        <w:spacing w:after="80"/>
-      </w:pPr>
-      <w:r>
-        <w:rPr>
-          <w:rFonts w:ascii="Arial" w:cs="Arial" w:eastAsia="Arial" w:hAnsi="Arial"/>
-          <w:sz w:val="20"/>
-          <w:szCs w:val="20"/>
-        </w:rPr>
-        <w:t xml:space="preserve">Toluen</w:t>
-      </w:r>
-    </w:p>
-    <w:p>
-      <w:pPr>
-        <w:spacing w:after="80"/>
-      </w:pPr>
-      <w:r>
-        <w:rPr>
-          <w:rFonts w:ascii="Arial" w:cs="Arial" w:eastAsia="Arial" w:hAnsi="Arial"/>
-          <w:sz w:val="20"/>
-          <w:szCs w:val="20"/>
-        </w:rPr>
-        <w:t xml:space="preserve">Unikać narażenia na: światło.</w:t>
-      </w:r>
-    </w:p>
-    <w:p>
-      <w:pPr>
-        <w:spacing w:after="100" w:before="200"/>
-      </w:pPr>
-      <w:r>
-        <w:rPr>
-          <w:rFonts w:ascii="Arial" w:cs="Arial" w:eastAsia="Arial" w:hAnsi="Arial"/>
-          <w:b/>
-          <w:bCs/>
-          <w:sz w:val="20"/>
-          <w:szCs w:val="20"/>
-        </w:rPr>
-        <w:t xml:space="preserve">10.2. Stabilność chemiczna</w:t>
-      </w:r>
-    </w:p>
-    <w:p>
-      <w:pPr>
-        <w:spacing w:after="80"/>
-      </w:pPr>
-      <w:r>
-        <w:rPr>
-          <w:rFonts w:ascii="Arial" w:cs="Arial" w:eastAsia="Arial" w:hAnsi="Arial"/>
-          <w:sz w:val="20"/>
-          <w:szCs w:val="20"/>
-        </w:rPr>
-        <w:t xml:space="preserve">Produkt jest stabilny w normalnych warunkach stosowania i magazynowania.</w:t>
-      </w:r>
-    </w:p>
-    <w:p>
-      <w:pPr>
-        <w:spacing w:after="100" w:before="200"/>
-      </w:pPr>
-      <w:r>
-        <w:rPr>
-          <w:rFonts w:ascii="Arial" w:cs="Arial" w:eastAsia="Arial" w:hAnsi="Arial"/>
-          <w:b/>
-          <w:bCs/>
-          <w:sz w:val="20"/>
-          <w:szCs w:val="20"/>
-        </w:rPr>
-        <w:t xml:space="preserve">10.3. Możliwość występowania niebezpiecznych reakcji</w:t>
-      </w:r>
-    </w:p>
-    <w:p>
-      <w:pPr>
-        <w:spacing w:after="80"/>
-      </w:pPr>
-      <w:r>
-        <w:rPr>
-          <w:rFonts w:ascii="Arial" w:cs="Arial" w:eastAsia="Arial" w:hAnsi="Arial"/>
-          <w:sz w:val="20"/>
-          <w:szCs w:val="20"/>
-        </w:rPr>
-        <w:t xml:space="preserve">Pary mogą tworzyć z powietrzem mieszaniny wybuchowe.</w:t>
-      </w:r>
-    </w:p>
-    <w:p>
-      <w:pPr>
-        <w:spacing w:after="80"/>
-      </w:pPr>
-      <w:r>
-        <w:rPr>
-          <w:rFonts w:ascii="Arial" w:cs="Arial" w:eastAsia="Arial" w:hAnsi="Arial"/>
-          <w:sz w:val="20"/>
-          <w:szCs w:val="20"/>
-        </w:rPr>
-        <w:t xml:space="preserve">ETANOL</w:t>
-      </w:r>
-    </w:p>
-    <w:p>
-      <w:pPr>
-        <w:spacing w:after="80"/>
-      </w:pPr>
-      <w:r>
-        <w:rPr>
-          <w:rFonts w:ascii="Arial" w:cs="Arial" w:eastAsia="Arial" w:hAnsi="Arial"/>
-          <w:sz w:val="20"/>
-          <w:szCs w:val="20"/>
-        </w:rPr>
-        <w:t xml:space="preserve">Ryzyko wybuchu w kontakcie z: metale alkaliczne, tlenki metali alkalicznych, podchloryn wapnia, monofluorosiarczek, bezwodnik octowy, kwasy, stężony nadtlenek wodoru, nadchlorany, kwas nadchlorowy, chloronitryl, azotan rtęci(II), kwas azotowy, srebro, azotan srebra, amoniak, tlenek srebra, amoniak, silne utleniacze, ditlenek azotu. Może reagować niebezpiecznie z: bromoacetylen, chloroacetylen, trifluorek bromu, tritlenek chromu, chlorek chromylu, fluor, tert-butanolan potasu, wodorek litu, tritlenek fosforu, czerń platynowa, chlorek cyrkonu(IV), jodek cyrkonu(IV). Tworzy z powietrzem mieszaniny wybuchowe.</w:t>
-      </w:r>
-    </w:p>
-    <w:p>
-      <w:pPr>
-        <w:spacing w:after="80"/>
-      </w:pPr>
-      <w:r>
-        <w:rPr>
-          <w:rFonts w:ascii="Arial" w:cs="Arial" w:eastAsia="Arial" w:hAnsi="Arial"/>
-          <w:sz w:val="20"/>
-          <w:szCs w:val="20"/>
-        </w:rPr>
-        <w:t xml:space="preserve">Toluen</w:t>
-      </w:r>
-    </w:p>
-    <w:p>
-      <w:pPr>
-        <w:spacing w:after="80"/>
-      </w:pPr>
-      <w:r>
-        <w:rPr>
-          <w:rFonts w:ascii="Arial" w:cs="Arial" w:eastAsia="Arial" w:hAnsi="Arial"/>
-          <w:sz w:val="20"/>
-          <w:szCs w:val="20"/>
-        </w:rPr>
-        <w:t xml:space="preserve">Ryzyko wybuchu w kontakcie z: dymiący kwas siarkowy, kwas azotowy, nadchloran srebra, ditlenek azotu, halogenki niemetali, kwas octowy, organiczne związki nitrowe. Może tworzyć z powietrzem mieszaniny wybuchowe. Może reagować niebezpiecznie z: silne utleniacze, silne kwasy, siarka.</w:t>
-      </w:r>
-    </w:p>
-    <w:p>
-      <w:pPr>
-        <w:spacing w:after="100" w:before="200"/>
-      </w:pPr>
-      <w:r>
-        <w:rPr>
-          <w:rFonts w:ascii="Arial" w:cs="Arial" w:eastAsia="Arial" w:hAnsi="Arial"/>
-          <w:b/>
-          <w:bCs/>
-          <w:sz w:val="20"/>
-          <w:szCs w:val="20"/>
-        </w:rPr>
-        <w:t xml:space="preserve">10.4. Warunki, których należy unikać</w:t>
-      </w:r>
-    </w:p>
-    <w:p>
-      <w:pPr>
-        <w:spacing w:after="80"/>
-      </w:pPr>
-      <w:r>
-        <w:rPr>
-          <w:rFonts w:ascii="Arial" w:cs="Arial" w:eastAsia="Arial" w:hAnsi="Arial"/>
-          <w:sz w:val="20"/>
-          <w:szCs w:val="20"/>
-        </w:rPr>
-        <w:t xml:space="preserve">Unikać przegrzania. Unikać gromadzenia się ładunków elektrostatycznych. Unikać wszelkich źródeł zapłonu.</w:t>
-      </w:r>
-    </w:p>
-    <w:p>
-      <w:pPr>
-        <w:spacing w:after="80"/>
-      </w:pPr>
-      <w:r>
-        <w:rPr>
-          <w:rFonts w:ascii="Arial" w:cs="Arial" w:eastAsia="Arial" w:hAnsi="Arial"/>
-          <w:sz w:val="20"/>
-          <w:szCs w:val="20"/>
-        </w:rPr>
-        <w:t xml:space="preserve">ETANOL</w:t>
-      </w:r>
-    </w:p>
-    <w:p>
-      <w:pPr>
-        <w:spacing w:after="80"/>
-      </w:pPr>
-      <w:r>
-        <w:rPr>
-          <w:rFonts w:ascii="Arial" w:cs="Arial" w:eastAsia="Arial" w:hAnsi="Arial"/>
-          <w:sz w:val="20"/>
-          <w:szCs w:val="20"/>
-        </w:rPr>
-        <w:t xml:space="preserve">Unikać narażenia na: źródła ciepła, otwarty ogień.</w:t>
-      </w:r>
-    </w:p>
-    <w:p>
-      <w:pPr>
-        <w:spacing w:after="100" w:before="200"/>
-      </w:pPr>
-      <w:r>
-        <w:rPr>
-          <w:rFonts w:ascii="Arial" w:cs="Arial" w:eastAsia="Arial" w:hAnsi="Arial"/>
-          <w:b/>
-          <w:bCs/>
-          <w:sz w:val="20"/>
-          <w:szCs w:val="20"/>
-        </w:rPr>
-        <w:t xml:space="preserve">10.5. Materiały niezgodne</w:t>
-      </w:r>
-    </w:p>
-    <w:p>
-      <w:pPr>
-        <w:spacing w:after="80"/>
-      </w:pPr>
-      <w:r>
-        <w:rPr>
-          <w:rFonts w:ascii="Arial" w:cs="Arial" w:eastAsia="Arial" w:hAnsi="Arial"/>
-          <w:sz w:val="20"/>
-          <w:szCs w:val="20"/>
-        </w:rPr>
-        <w:t xml:space="preserve">Brak dostępnych danych</w:t>
-      </w:r>
-    </w:p>
-    <w:p>
-      <w:pPr>
-        <w:spacing w:after="100" w:before="200"/>
-      </w:pPr>
-      <w:r>
-        <w:rPr>
-          <w:rFonts w:ascii="Arial" w:cs="Arial" w:eastAsia="Arial" w:hAnsi="Arial"/>
-          <w:b/>
-          <w:bCs/>
-          <w:sz w:val="20"/>
-          <w:szCs w:val="20"/>
-        </w:rPr>
-        <w:t xml:space="preserve">10.6. Niebezpieczne produkty rozkładu</w:t>
-      </w:r>
-    </w:p>
-    <w:p>
-      <w:pPr>
-        <w:spacing w:after="80"/>
-      </w:pPr>
-      <w:r>
-        <w:rPr>
-          <w:rFonts w:ascii="Arial" w:cs="Arial" w:eastAsia="Arial" w:hAnsi="Arial"/>
-          <w:sz w:val="20"/>
-          <w:szCs w:val="20"/>
-        </w:rPr>
-        <w:t xml:space="preserve">W przypadku rozkładu termicznego lub pożaru mogą uwalniać się gazy i pary potencjalnie niebezpieczne dla zdrowia.</w:t>
+        <w:t xml:space="preserve">10.1. Reaktywność: brak szczególnych zagrożeń.</w:t>
       </w:r>
     </w:p>
     <w:p>
@@ -4940,7 +4063,176 @@
           <w:sz w:val="20"/>
           <w:szCs w:val="20"/>
         </w:rPr>
-        <w:t xml:space="preserve">Wobec braku danych doświadczalnych dla samej mieszaniny, klasyfikację przeprowadzono metodą obliczeniową na podstawie zawartości i właściwości poszczególnych składników zgodnie z rozporządzeniem CLP.</w:t>
+        <w:t xml:space="preserve">W przypadku braku danych doświadczalnych dla samego produktu, zagrożenia dla zdrowia ocenia się zgodnie z właściwościami substancji w nim zawartych, stosując kryteria określone w odpowiednich przepisach dotyczących klasyfikacji.</w:t>
+      </w:r>
+    </w:p>
+    <w:p>
+      <w:pPr>
+        <w:spacing w:after="80"/>
+      </w:pPr>
+      <w:r>
+        <w:rPr>
+          <w:rFonts w:ascii="Arial" w:cs="Arial" w:eastAsia="Arial" w:hAnsi="Arial"/>
+          <w:sz w:val="20"/>
+          <w:szCs w:val="20"/>
+        </w:rPr>
+        <w:t xml:space="preserve">Należy zatem wziąć pod uwagę stężenia poszczególnych substancji niebezpiecznych wskazanych w sekcji 3, aby ocenić skutki toksykologiczne narażenia na produkt.</w:t>
+      </w:r>
+    </w:p>
+    <w:p>
+      <w:pPr>
+        <w:spacing w:after="80"/>
+      </w:pPr>
+      <w:r>
+        <w:rPr>
+          <w:rFonts w:ascii="Arial" w:cs="Arial" w:eastAsia="Arial" w:hAnsi="Arial"/>
+          <w:sz w:val="20"/>
+          <w:szCs w:val="20"/>
+        </w:rPr>
+        <w:t xml:space="preserve">Metabolizm, toksykokinetyka, mechanizm działania i inne informacje:</w:t>
+      </w:r>
+    </w:p>
+    <w:p>
+      <w:pPr>
+        <w:spacing w:after="80"/>
+      </w:pPr>
+      <w:r>
+        <w:rPr>
+          <w:rFonts w:ascii="Arial" w:cs="Arial" w:eastAsia="Arial" w:hAnsi="Arial"/>
+          <w:sz w:val="20"/>
+          <w:szCs w:val="20"/>
+        </w:rPr>
+        <w:t xml:space="preserve">Brak dostępnych danych.</w:t>
+      </w:r>
+    </w:p>
+    <w:p>
+      <w:pPr>
+        <w:spacing w:after="80"/>
+      </w:pPr>
+      <w:r>
+        <w:rPr>
+          <w:rFonts w:ascii="Arial" w:cs="Arial" w:eastAsia="Arial" w:hAnsi="Arial"/>
+          <w:sz w:val="20"/>
+          <w:szCs w:val="20"/>
+        </w:rPr>
+        <w:t xml:space="preserve">Informacje dotyczące prawdopodobnych dróg narażenia:</w:t>
+      </w:r>
+    </w:p>
+    <w:p>
+      <w:pPr>
+        <w:spacing w:after="80"/>
+      </w:pPr>
+      <w:r>
+        <w:rPr>
+          <w:rFonts w:ascii="Arial" w:cs="Arial" w:eastAsia="Arial" w:hAnsi="Arial"/>
+          <w:sz w:val="20"/>
+          <w:szCs w:val="20"/>
+        </w:rPr>
+        <w:t xml:space="preserve">Toluen:</w:t>
+      </w:r>
+    </w:p>
+    <w:p>
+      <w:pPr>
+        <w:spacing w:after="80"/>
+      </w:pPr>
+      <w:r>
+        <w:rPr>
+          <w:rFonts w:ascii="Arial" w:cs="Arial" w:eastAsia="Arial" w:hAnsi="Arial"/>
+          <w:sz w:val="20"/>
+          <w:szCs w:val="20"/>
+        </w:rPr>
+        <w:t xml:space="preserve">Pracownicy: przez drogi oddechowe (inhalacyjnie); kontakt ze skórą.</w:t>
+      </w:r>
+    </w:p>
+    <w:p>
+      <w:pPr>
+        <w:spacing w:after="80"/>
+      </w:pPr>
+      <w:r>
+        <w:rPr>
+          <w:rFonts w:ascii="Arial" w:cs="Arial" w:eastAsia="Arial" w:hAnsi="Arial"/>
+          <w:sz w:val="20"/>
+          <w:szCs w:val="20"/>
+        </w:rPr>
+        <w:t xml:space="preserve">Konsumenci: spożycie skażonej żywności lub wody; przez drogi oddechowe (inhalacyjnie) z powietrza otoczenia; kontakt ze skórą z produktami zawierającymi substancję.</w:t>
+      </w:r>
+    </w:p>
+    <w:p>
+      <w:pPr>
+        <w:spacing w:after="80"/>
+      </w:pPr>
+      <w:r>
+        <w:rPr>
+          <w:rFonts w:ascii="Arial" w:cs="Arial" w:eastAsia="Arial" w:hAnsi="Arial"/>
+          <w:sz w:val="20"/>
+          <w:szCs w:val="20"/>
+        </w:rPr>
+        <w:t xml:space="preserve">Skutki opóźnione i bezpośrednie oraz skutki przewlekłe spowodowane krótko- i długotrwałym narażeniem:</w:t>
+      </w:r>
+    </w:p>
+    <w:p>
+      <w:pPr>
+        <w:spacing w:after="80"/>
+      </w:pPr>
+      <w:r>
+        <w:rPr>
+          <w:rFonts w:ascii="Arial" w:cs="Arial" w:eastAsia="Arial" w:hAnsi="Arial"/>
+          <w:sz w:val="20"/>
+          <w:szCs w:val="20"/>
+        </w:rPr>
+        <w:t xml:space="preserve">Toluen:</w:t>
+      </w:r>
+    </w:p>
+    <w:p>
+      <w:pPr>
+        <w:spacing w:after="80"/>
+      </w:pPr>
+      <w:r>
+        <w:rPr>
+          <w:rFonts w:ascii="Arial" w:cs="Arial" w:eastAsia="Arial" w:hAnsi="Arial"/>
+          <w:sz w:val="20"/>
+          <w:szCs w:val="20"/>
+        </w:rPr>
+        <w:t xml:space="preserve">Działanie toksyczne na ośrodkowy i obwodowy układ nerwowy z encefalopatią i polineuropatią; działa drażniąco na skórę, spojówki, rogówkę i drogi oddechowe.</w:t>
+      </w:r>
+    </w:p>
+    <w:p>
+      <w:pPr>
+        <w:spacing w:after="80"/>
+      </w:pPr>
+      <w:r>
+        <w:rPr>
+          <w:rFonts w:ascii="Arial" w:cs="Arial" w:eastAsia="Arial" w:hAnsi="Arial"/>
+          <w:sz w:val="20"/>
+          <w:szCs w:val="20"/>
+        </w:rPr>
+        <w:t xml:space="preserve">Działanie wzajemne:</w:t>
+      </w:r>
+    </w:p>
+    <w:p>
+      <w:pPr>
+        <w:spacing w:after="80"/>
+      </w:pPr>
+      <w:r>
+        <w:rPr>
+          <w:rFonts w:ascii="Arial" w:cs="Arial" w:eastAsia="Arial" w:hAnsi="Arial"/>
+          <w:sz w:val="20"/>
+          <w:szCs w:val="20"/>
+        </w:rPr>
+        <w:t xml:space="preserve">Toluen:</w:t>
+      </w:r>
+    </w:p>
+    <w:p>
+      <w:pPr>
+        <w:spacing w:after="80"/>
+      </w:pPr>
+      <w:r>
+        <w:rPr>
+          <w:rFonts w:ascii="Arial" w:cs="Arial" w:eastAsia="Arial" w:hAnsi="Arial"/>
+          <w:sz w:val="20"/>
+          <w:szCs w:val="20"/>
+        </w:rPr>
+        <w:t xml:space="preserve">Niektóre leki i inne produkty przemysłowe mogą zakłócać metabolizm toluenu.</w:t>
       </w:r>
     </w:p>
     <w:p>
@@ -4966,46 +4258,33 @@
           <w:sz w:val="20"/>
           <w:szCs w:val="20"/>
         </w:rPr>
-        <w:t xml:space="preserve">- Droga pokarmowa (doustnie): W oparciu o dostępne dane, kryteria klasyfikacji nie są spełnione (ATE mieszaniny obliczona &gt; 2000 mg/kg mc.).</w:t>
-      </w:r>
-    </w:p>
-    <w:p>
-      <w:pPr>
-        <w:spacing w:after="80"/>
-      </w:pPr>
-      <w:r>
-        <w:rPr>
-          <w:rFonts w:ascii="Arial" w:cs="Arial" w:eastAsia="Arial" w:hAnsi="Arial"/>
-          <w:sz w:val="20"/>
-          <w:szCs w:val="20"/>
-        </w:rPr>
-        <w:t xml:space="preserve">- Po naniesieniu na skórę: W oparciu o dostępne dane, kryteria klasyfikacji nie są spełnione (ATE mieszaniny obliczona &gt; 2000 mg/kg mc.).</w:t>
-      </w:r>
-    </w:p>
-    <w:p>
-      <w:pPr>
-        <w:spacing w:after="80"/>
-      </w:pPr>
-      <w:r>
-        <w:rPr>
-          <w:rFonts w:ascii="Arial" w:cs="Arial" w:eastAsia="Arial" w:hAnsi="Arial"/>
-          <w:sz w:val="20"/>
-          <w:szCs w:val="20"/>
-        </w:rPr>
-        <w:t xml:space="preserve">- Przez drogi oddechowe (inhalacyjnie): W oparciu o dostępne dane, kryteria klasyfikacji nie są spełnione (ATE mieszaniny obliczona &gt; 20 mg/l dla par).</w:t>
-      </w:r>
-    </w:p>
-    <w:p>
-      <w:pPr>
-        <w:spacing w:after="80"/>
-      </w:pPr>
-      <w:r>
-        <w:rPr>
-          <w:rFonts w:ascii="Arial" w:cs="Arial" w:eastAsia="Arial" w:hAnsi="Arial"/>
-          <w:sz w:val="20"/>
-          <w:szCs w:val="20"/>
-        </w:rPr>
-        <w:t xml:space="preserve">Dane toksykologiczne dla składników:</w:t>
+        <w:t xml:space="preserve">ATE (drogi oddechowe - inhalacyjnie) mieszaniny: Nie sklasyfikowano (brak istotnych składników)</w:t>
+      </w:r>
+    </w:p>
+    <w:p>
+      <w:pPr>
+        <w:spacing w:after="80"/>
+      </w:pPr>
+      <w:r>
+        <w:rPr>
+          <w:rFonts w:ascii="Arial" w:cs="Arial" w:eastAsia="Arial" w:hAnsi="Arial"/>
+          <w:sz w:val="20"/>
+          <w:szCs w:val="20"/>
+        </w:rPr>
+        <w:t xml:space="preserve">ATE (droga pokarmowa - doustnie) mieszaniny: Nie sklasyfikowano (brak istotnych składników)</w:t>
+      </w:r>
+    </w:p>
+    <w:p>
+      <w:pPr>
+        <w:spacing w:after="80"/>
+      </w:pPr>
+      <w:r>
+        <w:rPr>
+          <w:rFonts w:ascii="Arial" w:cs="Arial" w:eastAsia="Arial" w:hAnsi="Arial"/>
+          <w:sz w:val="20"/>
+          <w:szCs w:val="20"/>
+        </w:rPr>
+        <w:t xml:space="preserve">ATE (na skórę) mieszaniny: Nie sklasyfikowano (brak istotnych składników)</w:t>
       </w:r>
     </w:p>
     <w:p>
@@ -5020,33 +4299,7 @@
           <w:sz w:val="20"/>
           <w:szCs w:val="20"/>
         </w:rPr>
-        <w:t xml:space="preserve">etanol (CAS: 64-17-5):</w:t>
-      </w:r>
-    </w:p>
-    <w:p>
-      <w:pPr>
-        <w:spacing w:after="80"/>
-      </w:pPr>
-      <w:r>
-        <w:rPr>
-          <w:rFonts w:ascii="Arial" w:cs="Arial" w:eastAsia="Arial" w:hAnsi="Arial"/>
-          <w:sz w:val="20"/>
-          <w:szCs w:val="20"/>
-        </w:rPr>
-        <w:t xml:space="preserve">* LD50 (doustnie, szczur): &gt; 5000 mg/kg mc.</w:t>
-      </w:r>
-    </w:p>
-    <w:p>
-      <w:pPr>
-        <w:spacing w:after="80"/>
-      </w:pPr>
-      <w:r>
-        <w:rPr>
-          <w:rFonts w:ascii="Arial" w:cs="Arial" w:eastAsia="Arial" w:hAnsi="Arial"/>
-          <w:sz w:val="20"/>
-          <w:szCs w:val="20"/>
-        </w:rPr>
-        <w:t xml:space="preserve">* LC50 (inhalacyjnie, pary, szczur): &gt; 50 mg/l/4 h</w:t>
+        <w:t xml:space="preserve">Informacje dotyczące składników:</w:t>
       </w:r>
     </w:p>
     <w:p>
@@ -5061,46 +4314,33 @@
           <w:sz w:val="20"/>
           <w:szCs w:val="20"/>
         </w:rPr>
-        <w:t xml:space="preserve">aldehyd anyżowy (4-metoksybenzaldehyd) (CAS: 123-11-5):</w:t>
-      </w:r>
-    </w:p>
-    <w:p>
-      <w:pPr>
-        <w:spacing w:after="80"/>
-      </w:pPr>
-      <w:r>
-        <w:rPr>
-          <w:rFonts w:ascii="Arial" w:cs="Arial" w:eastAsia="Arial" w:hAnsi="Arial"/>
-          <w:sz w:val="20"/>
-          <w:szCs w:val="20"/>
-        </w:rPr>
-        <w:t xml:space="preserve">* LD50 (doustnie, szczur): 3210 mg/kg mc.</w:t>
-      </w:r>
-    </w:p>
-    <w:p>
-      <w:pPr>
-        <w:spacing w:after="80"/>
-      </w:pPr>
-      <w:r>
-        <w:rPr>
-          <w:rFonts w:ascii="Arial" w:cs="Arial" w:eastAsia="Arial" w:hAnsi="Arial"/>
-          <w:sz w:val="20"/>
-          <w:szCs w:val="20"/>
-        </w:rPr>
-        <w:t xml:space="preserve">* LD50 (skóra, królik): &gt; 5000 mg/kg mc.</w:t>
-      </w:r>
-    </w:p>
-    <w:p>
-      <w:pPr>
-        <w:spacing w:after="80"/>
-      </w:pPr>
-      <w:r>
-        <w:rPr>
-          <w:rFonts w:ascii="Arial" w:cs="Arial" w:eastAsia="Arial" w:hAnsi="Arial"/>
-          <w:sz w:val="20"/>
-          <w:szCs w:val="20"/>
-        </w:rPr>
-        <w:t xml:space="preserve">* LC50 (inhalacyjnie, pary, szczur): 0,32 mg/l/7 h</w:t>
+        <w:t xml:space="preserve">Etanol (CAS: 64-17-5):</w:t>
+      </w:r>
+    </w:p>
+    <w:p>
+      <w:pPr>
+        <w:spacing w:after="80"/>
+      </w:pPr>
+      <w:r>
+        <w:rPr>
+          <w:rFonts w:ascii="Arial" w:cs="Arial" w:eastAsia="Arial" w:hAnsi="Arial"/>
+          <w:sz w:val="20"/>
+          <w:szCs w:val="20"/>
+        </w:rPr>
+        <w:t xml:space="preserve">LD50 (droga pokarmowa, szczur): &gt; 5000 mg/kg</w:t>
+      </w:r>
+    </w:p>
+    <w:p>
+      <w:pPr>
+        <w:spacing w:after="80"/>
+      </w:pPr>
+      <w:r>
+        <w:rPr>
+          <w:rFonts w:ascii="Arial" w:cs="Arial" w:eastAsia="Arial" w:hAnsi="Arial"/>
+          <w:sz w:val="20"/>
+          <w:szCs w:val="20"/>
+        </w:rPr>
+        <w:t xml:space="preserve">LC50 (przez drogi oddechowe - pary, szczur): &gt; 50 mg/l/4 h</w:t>
       </w:r>
     </w:p>
     <w:p>
@@ -5115,46 +4355,46 @@
           <w:sz w:val="20"/>
           <w:szCs w:val="20"/>
         </w:rPr>
-        <w:t xml:space="preserve">kumaryna (2H-chromen-2-on) (CAS: 91-64-5):</w:t>
-      </w:r>
-    </w:p>
-    <w:p>
-      <w:pPr>
-        <w:spacing w:after="80"/>
-      </w:pPr>
-      <w:r>
-        <w:rPr>
-          <w:rFonts w:ascii="Arial" w:cs="Arial" w:eastAsia="Arial" w:hAnsi="Arial"/>
-          <w:sz w:val="20"/>
-          <w:szCs w:val="20"/>
-        </w:rPr>
-        <w:t xml:space="preserve">* LD50 (doustnie, szczur): 290 mg/kg mc. (ATE = 500 mg/kg mc.)</w:t>
-      </w:r>
-    </w:p>
-    <w:p>
-      <w:pPr>
-        <w:spacing w:after="80"/>
-      </w:pPr>
-      <w:r>
-        <w:rPr>
-          <w:rFonts w:ascii="Arial" w:cs="Arial" w:eastAsia="Arial" w:hAnsi="Arial"/>
-          <w:sz w:val="20"/>
-          <w:szCs w:val="20"/>
-        </w:rPr>
-        <w:t xml:space="preserve">* LD50 (skóra, szczur): 293 mg/kg mc.</w:t>
-      </w:r>
-    </w:p>
-    <w:p>
-      <w:pPr>
-        <w:spacing w:after="80"/>
-      </w:pPr>
-      <w:r>
-        <w:rPr>
-          <w:rFonts w:ascii="Arial" w:cs="Arial" w:eastAsia="Arial" w:hAnsi="Arial"/>
-          <w:sz w:val="20"/>
-          <w:szCs w:val="20"/>
-        </w:rPr>
-        <w:t xml:space="preserve">* LC50 (inhalacyjnie, pyły/mgły, szczur): 293 mg/kg</w:t>
+        <w:t xml:space="preserve">Aldehyd anyżowy (4-metoksybenzaldehyd) (CAS: 123-11-5):</w:t>
+      </w:r>
+    </w:p>
+    <w:p>
+      <w:pPr>
+        <w:spacing w:after="80"/>
+      </w:pPr>
+      <w:r>
+        <w:rPr>
+          <w:rFonts w:ascii="Arial" w:cs="Arial" w:eastAsia="Arial" w:hAnsi="Arial"/>
+          <w:sz w:val="20"/>
+          <w:szCs w:val="20"/>
+        </w:rPr>
+        <w:t xml:space="preserve">LD50 (na skórę, królik): &gt; 5000 mg/kg</w:t>
+      </w:r>
+    </w:p>
+    <w:p>
+      <w:pPr>
+        <w:spacing w:after="80"/>
+      </w:pPr>
+      <w:r>
+        <w:rPr>
+          <w:rFonts w:ascii="Arial" w:cs="Arial" w:eastAsia="Arial" w:hAnsi="Arial"/>
+          <w:sz w:val="20"/>
+          <w:szCs w:val="20"/>
+        </w:rPr>
+        <w:t xml:space="preserve">LD50 (droga pokarmowa, szczur): 3210 mg/kg</w:t>
+      </w:r>
+    </w:p>
+    <w:p>
+      <w:pPr>
+        <w:spacing w:after="80"/>
+      </w:pPr>
+      <w:r>
+        <w:rPr>
+          <w:rFonts w:ascii="Arial" w:cs="Arial" w:eastAsia="Arial" w:hAnsi="Arial"/>
+          <w:sz w:val="20"/>
+          <w:szCs w:val="20"/>
+        </w:rPr>
+        <w:t xml:space="preserve">LC50 (przez drogi oddechowe - pary, szczur): 0,32 mg/l/7 h</w:t>
       </w:r>
     </w:p>
     <w:p>
@@ -5169,6 +4409,60 @@
           <w:sz w:val="20"/>
           <w:szCs w:val="20"/>
         </w:rPr>
+        <w:t xml:space="preserve">Kumaryna (2H-chromen-2-on) (CAS: 91-64-5):</w:t>
+      </w:r>
+    </w:p>
+    <w:p>
+      <w:pPr>
+        <w:spacing w:after="80"/>
+      </w:pPr>
+      <w:r>
+        <w:rPr>
+          <w:rFonts w:ascii="Arial" w:cs="Arial" w:eastAsia="Arial" w:hAnsi="Arial"/>
+          <w:sz w:val="20"/>
+          <w:szCs w:val="20"/>
+        </w:rPr>
+        <w:t xml:space="preserve">LD50 (na skórę, szczur): 293 mg/kg m.c.</w:t>
+      </w:r>
+    </w:p>
+    <w:p>
+      <w:pPr>
+        <w:spacing w:after="80"/>
+      </w:pPr>
+      <w:r>
+        <w:rPr>
+          <w:rFonts w:ascii="Arial" w:cs="Arial" w:eastAsia="Arial" w:hAnsi="Arial"/>
+          <w:sz w:val="20"/>
+          <w:szCs w:val="20"/>
+        </w:rPr>
+        <w:t xml:space="preserve">LD50 (droga pokarmowa, szczur): 290 mg/kg m.c. (ATE oszacowane = 500 mg/kg m.c.)</w:t>
+      </w:r>
+    </w:p>
+    <w:p>
+      <w:pPr>
+        <w:spacing w:after="80"/>
+      </w:pPr>
+      <w:r>
+        <w:rPr>
+          <w:rFonts w:ascii="Arial" w:cs="Arial" w:eastAsia="Arial" w:hAnsi="Arial"/>
+          <w:sz w:val="20"/>
+          <w:szCs w:val="20"/>
+        </w:rPr>
+        <w:t xml:space="preserve">LC50 (przez drogi oddechowe - pyły/mgły, szczur): 293 mg/m³</w:t>
+      </w:r>
+    </w:p>
+    <w:p>
+      <w:pPr>
+        <w:spacing w:after="80" w:before="150"/>
+      </w:pPr>
+      <w:r>
+        <w:rPr>
+          <w:rFonts w:ascii="Arial" w:cs="Arial" w:eastAsia="Arial" w:hAnsi="Arial"/>
+          <w:b/>
+          <w:bCs/>
+          <w:sz w:val="20"/>
+          <w:szCs w:val="20"/>
+        </w:rPr>
         <w:t xml:space="preserve">2,6-di-tert-butylo-4-metylofenol (BHT) (CAS: 128-37-0):</w:t>
       </w:r>
     </w:p>
@@ -5182,20 +4476,20 @@
           <w:sz w:val="20"/>
           <w:szCs w:val="20"/>
         </w:rPr>
-        <w:t xml:space="preserve">* LD50 (doustnie, szczur): 2930 mg/kg mc.</w:t>
-      </w:r>
-    </w:p>
-    <w:p>
-      <w:pPr>
-        <w:spacing w:after="80"/>
-      </w:pPr>
-      <w:r>
-        <w:rPr>
-          <w:rFonts w:ascii="Arial" w:cs="Arial" w:eastAsia="Arial" w:hAnsi="Arial"/>
-          <w:sz w:val="20"/>
-          <w:szCs w:val="20"/>
-        </w:rPr>
-        <w:t xml:space="preserve">* LD50 (skóra, szczur): &gt; 2000 mg/kg mc.</w:t>
+        <w:t xml:space="preserve">LD50 (na skórę, szczur): &gt; 2000 mg/kg</w:t>
+      </w:r>
+    </w:p>
+    <w:p>
+      <w:pPr>
+        <w:spacing w:after="80"/>
+      </w:pPr>
+      <w:r>
+        <w:rPr>
+          <w:rFonts w:ascii="Arial" w:cs="Arial" w:eastAsia="Arial" w:hAnsi="Arial"/>
+          <w:sz w:val="20"/>
+          <w:szCs w:val="20"/>
+        </w:rPr>
+        <w:t xml:space="preserve">LD50 (droga pokarmowa, szczur): 2930 mg/kg</w:t>
       </w:r>
     </w:p>
     <w:p>
@@ -5210,46 +4504,46 @@
           <w:sz w:val="20"/>
           <w:szCs w:val="20"/>
         </w:rPr>
-        <w:t xml:space="preserve">toluen (CAS: 108-88-3):</w:t>
-      </w:r>
-    </w:p>
-    <w:p>
-      <w:pPr>
-        <w:spacing w:after="80"/>
-      </w:pPr>
-      <w:r>
-        <w:rPr>
-          <w:rFonts w:ascii="Arial" w:cs="Arial" w:eastAsia="Arial" w:hAnsi="Arial"/>
-          <w:sz w:val="20"/>
-          <w:szCs w:val="20"/>
-        </w:rPr>
-        <w:t xml:space="preserve">* LD50 (doustnie, szczur): &gt; 5000 mg/kg mc.</w:t>
-      </w:r>
-    </w:p>
-    <w:p>
-      <w:pPr>
-        <w:spacing w:after="80"/>
-      </w:pPr>
-      <w:r>
-        <w:rPr>
-          <w:rFonts w:ascii="Arial" w:cs="Arial" w:eastAsia="Arial" w:hAnsi="Arial"/>
-          <w:sz w:val="20"/>
-          <w:szCs w:val="20"/>
-        </w:rPr>
-        <w:t xml:space="preserve">* LD50 (skóra, królik): &gt; 5000 mg/kg mc.</w:t>
-      </w:r>
-    </w:p>
-    <w:p>
-      <w:pPr>
-        <w:spacing w:after="80"/>
-      </w:pPr>
-      <w:r>
-        <w:rPr>
-          <w:rFonts w:ascii="Arial" w:cs="Arial" w:eastAsia="Arial" w:hAnsi="Arial"/>
-          <w:sz w:val="20"/>
-          <w:szCs w:val="20"/>
-        </w:rPr>
-        <w:t xml:space="preserve">* LC50 (inhalacyjnie, pary, człowiek): 100 ppm</w:t>
+        <w:t xml:space="preserve">Toluen (CAS: 108-88-3):</w:t>
+      </w:r>
+    </w:p>
+    <w:p>
+      <w:pPr>
+        <w:spacing w:after="80"/>
+      </w:pPr>
+      <w:r>
+        <w:rPr>
+          <w:rFonts w:ascii="Arial" w:cs="Arial" w:eastAsia="Arial" w:hAnsi="Arial"/>
+          <w:sz w:val="20"/>
+          <w:szCs w:val="20"/>
+        </w:rPr>
+        <w:t xml:space="preserve">LD50 (na skórę, królik): &gt; 5000 mg/kg m.c.</w:t>
+      </w:r>
+    </w:p>
+    <w:p>
+      <w:pPr>
+        <w:spacing w:after="80"/>
+      </w:pPr>
+      <w:r>
+        <w:rPr>
+          <w:rFonts w:ascii="Arial" w:cs="Arial" w:eastAsia="Arial" w:hAnsi="Arial"/>
+          <w:sz w:val="20"/>
+          <w:szCs w:val="20"/>
+        </w:rPr>
+        <w:t xml:space="preserve">LD50 (droga pokarmowa, szczur): &gt; 5000 mg/kg m.c.</w:t>
+      </w:r>
+    </w:p>
+    <w:p>
+      <w:pPr>
+        <w:spacing w:after="80"/>
+      </w:pPr>
+      <w:r>
+        <w:rPr>
+          <w:rFonts w:ascii="Arial" w:cs="Arial" w:eastAsia="Arial" w:hAnsi="Arial"/>
+          <w:sz w:val="20"/>
+          <w:szCs w:val="20"/>
+        </w:rPr>
+        <w:t xml:space="preserve">LC50 (przez drogi oddechowe - pary, człowiek): 100 ppm</w:t>
       </w:r>
     </w:p>
     <w:p>
@@ -5301,7 +4595,7 @@
           <w:sz w:val="20"/>
           <w:szCs w:val="20"/>
         </w:rPr>
-        <w:t xml:space="preserve">Działa drażniąco na oczy (Kategoria 2) – mieszanina zawiera etanol w stężeniu przekraczającym specyficzne stężenie graniczne (≥ 50%).</w:t>
+        <w:t xml:space="preserve">Działa drażniąco na oczy (mieszanina zaklasyfikowana do kategorii Eye Irrit. 2, H319 z uwagi na zawartość etanolu ≥ 50%).</w:t>
       </w:r>
     </w:p>
     <w:p>
@@ -5327,7 +4621,7 @@
           <w:sz w:val="20"/>
           <w:szCs w:val="20"/>
         </w:rPr>
-        <w:t xml:space="preserve">W oparciu o dostępne dane, kryteria klasyfikacji mieszaniny jako uczulającej nie są spełnione. Jednakże mieszanina zawiera kumarynę (2H-chromen-2-on) w stężeniu ≥ 0,1%, co nakłada obowiązek podania informacji uzupełniającej na etykiecie: EUH208 Zawiera kumarynę (2H-chromen-2-on). Może powodować wystąpienie reakcji alergicznej.</w:t>
+        <w:t xml:space="preserve">Może powodować wystąpienie reakcji alergicznej skóry (zawiera kumarynę).</w:t>
       </w:r>
     </w:p>
     <w:p>
@@ -5392,6 +4686,19 @@
           <w:sz w:val="20"/>
           <w:szCs w:val="20"/>
         </w:rPr>
+        <w:t xml:space="preserve">Toluen został sklasyfikowany w Grupie 3 (nie można zaklasyfikować jako rakotwórczy dla ludzi) przez Międzynarodową Agencję Badań nad Rakiem (IARC - 1999). Amerykańska Agencja Ochrony Środowiska (EPA) stwierdza, że dane są niewystarczające do oceny potencjału rakotwórczego.</w:t>
+      </w:r>
+    </w:p>
+    <w:p>
+      <w:pPr>
+        <w:spacing w:after="80"/>
+      </w:pPr>
+      <w:r>
+        <w:rPr>
+          <w:rFonts w:ascii="Arial" w:cs="Arial" w:eastAsia="Arial" w:hAnsi="Arial"/>
+          <w:sz w:val="20"/>
+          <w:szCs w:val="20"/>
+        </w:rPr>
         <w:t xml:space="preserve">Szkodliwe działanie na rozrodczość:</w:t>
       </w:r>
     </w:p>
@@ -5405,7 +4712,7 @@
           <w:sz w:val="20"/>
           <w:szCs w:val="20"/>
         </w:rPr>
-        <w:t xml:space="preserve">W oparciu o dostępne dane, kryteria klasyfikacji nie są spełnione (aldehyd anyżowy i toluen występują poniżej wartości progowych klasyfikacji).</w:t>
+        <w:t xml:space="preserve">W oparciu o dostępne dane, kryteria klasyfikacji nie są spełnione.</w:t>
       </w:r>
     </w:p>
     <w:p>
@@ -5483,7 +4790,7 @@
           <w:sz w:val="20"/>
           <w:szCs w:val="20"/>
         </w:rPr>
-        <w:t xml:space="preserve">W oparciu o dostępne dane, kryteria klasyfikacji nie są spełnione (lepkość kinematyczna mieszaniny oraz śladowa zawartość substancji stwarzających zagrożenie aspiracją wykluczają klasyfikację).</w:t>
+        <w:t xml:space="preserve">W oparciu o dostępne dane, kryteria klasyfikacji nie są spełnione.</w:t>
       </w:r>
     </w:p>
     <w:p>
@@ -5526,7 +4833,7 @@
           <w:sz w:val="20"/>
           <w:szCs w:val="20"/>
         </w:rPr>
-        <w:t xml:space="preserve">Mieszanina nie zawiera substancji o właściwościach zaburzających funkcjonowanie układu hormonalnego w odniesieniu do zdrowia ludzi zgodnie z kryteriami określonymi w rozporządzeniach (UE) 2017/2100 lub (UE) 2018/605 w stężeniu ≥ 0,1% wag.</w:t>
+        <w:t xml:space="preserve">W oparciu o dostępne dane, produkt nie zawiera substancji o właściwościach zaburzających funkcjonowanie układu hormonalnego w odniesieniu do zdrowia ludzkiego w stężeniu równym lub większym niż 0,1% wag.</w:t>
       </w:r>
     </w:p>
     <w:p>
@@ -5554,7 +4861,7 @@
           <w:sz w:val="20"/>
           <w:szCs w:val="20"/>
         </w:rPr>
-        <w:t xml:space="preserve">Brak innych znanych zagrożeń dla zdrowia.</w:t>
+        <w:t xml:space="preserve">Brak innych danych.</w:t>
       </w:r>
     </w:p>
     <w:p>
@@ -5599,20 +4906,7 @@
           <w:sz w:val="20"/>
           <w:szCs w:val="20"/>
         </w:rPr>
-        <w:t xml:space="preserve">Mieszanina nie została zaklasyfikowana jako stwarzająca zagrożenie dla środowiska wodnego zgodnie z metodą obliczeniową rozporządzenia CLP. Należy jednak unikać przedostawania się produktu do wód, gleby i kanalizacji.</w:t>
-      </w:r>
-    </w:p>
-    <w:p>
-      <w:pPr>
-        <w:spacing w:after="80"/>
-      </w:pPr>
-      <w:r>
-        <w:rPr>
-          <w:rFonts w:ascii="Arial" w:cs="Arial" w:eastAsia="Arial" w:hAnsi="Arial"/>
-          <w:sz w:val="20"/>
-          <w:szCs w:val="20"/>
-        </w:rPr>
-        <w:t xml:space="preserve">Informacje ekotoksykologiczne dotyczące składników:</w:t>
+        <w:t xml:space="preserve">Stosować dobrą praktykę zawodową, unikając przedostawania się produktu do środowiska.</w:t>
       </w:r>
     </w:p>
     <w:p>
@@ -5627,6 +4921,62 @@
           <w:sz w:val="20"/>
           <w:szCs w:val="20"/>
         </w:rPr>
+        <w:t xml:space="preserve">Właściwości ekotoksykologiczne mieszaniny:</w:t>
+      </w:r>
+    </w:p>
+    <w:p>
+      <w:pPr>
+        <w:spacing w:after="80"/>
+      </w:pPr>
+      <w:r>
+        <w:rPr>
+          <w:rFonts w:ascii="Arial" w:cs="Arial" w:eastAsia="Arial" w:hAnsi="Arial"/>
+          <w:sz w:val="20"/>
+          <w:szCs w:val="20"/>
+        </w:rPr>
+        <w:t xml:space="preserve">Mieszanina nie została zaklasyfikowana jako stwarzająca zagrożenie dla środowiska.</w:t>
+      </w:r>
+    </w:p>
+    <w:p>
+      <w:pPr>
+        <w:spacing w:after="80"/>
+      </w:pPr>
+      <w:r>
+        <w:rPr>
+          <w:rFonts w:ascii="Arial" w:cs="Arial" w:eastAsia="Arial" w:hAnsi="Arial"/>
+          <w:sz w:val="20"/>
+          <w:szCs w:val="20"/>
+        </w:rPr>
+        <w:t xml:space="preserve">Brak danych doświadczalnych dla mieszaniny.</w:t>
+      </w:r>
+    </w:p>
+    <w:p>
+      <w:pPr>
+        <w:spacing w:after="80" w:before="150"/>
+      </w:pPr>
+      <w:r>
+        <w:rPr>
+          <w:rFonts w:ascii="Arial" w:cs="Arial" w:eastAsia="Arial" w:hAnsi="Arial"/>
+          <w:b/>
+          <w:bCs/>
+          <w:sz w:val="20"/>
+          <w:szCs w:val="20"/>
+        </w:rPr>
+        <w:t xml:space="preserve">Informacje ekotoksykologiczne o składnikach:</w:t>
+      </w:r>
+    </w:p>
+    <w:p>
+      <w:pPr>
+        <w:spacing w:after="80" w:before="150"/>
+      </w:pPr>
+      <w:r>
+        <w:rPr>
+          <w:rFonts w:ascii="Arial" w:cs="Arial" w:eastAsia="Arial" w:hAnsi="Arial"/>
+          <w:b/>
+          <w:bCs/>
+          <w:sz w:val="20"/>
+          <w:szCs w:val="20"/>
+        </w:rPr>
         <w:t xml:space="preserve">etanol (CAS: 64-17-5):</w:t>
       </w:r>
     </w:p>
@@ -5640,72 +4990,72 @@
           <w:sz w:val="20"/>
           <w:szCs w:val="20"/>
         </w:rPr>
-        <w:t xml:space="preserve">- LC50 (ryby, 96 h): 14200 mg/l</w:t>
-      </w:r>
-    </w:p>
-    <w:p>
-      <w:pPr>
-        <w:spacing w:after="80"/>
-      </w:pPr>
-      <w:r>
-        <w:rPr>
-          <w:rFonts w:ascii="Arial" w:cs="Arial" w:eastAsia="Arial" w:hAnsi="Arial"/>
-          <w:sz w:val="20"/>
-          <w:szCs w:val="20"/>
-        </w:rPr>
-        <w:t xml:space="preserve">- EC50 (skorupiaki, Daphnia magna, 48 h): 454 mg/l</w:t>
-      </w:r>
-    </w:p>
-    <w:p>
-      <w:pPr>
-        <w:spacing w:after="80"/>
-      </w:pPr>
-      <w:r>
-        <w:rPr>
-          <w:rFonts w:ascii="Arial" w:cs="Arial" w:eastAsia="Arial" w:hAnsi="Arial"/>
-          <w:sz w:val="20"/>
-          <w:szCs w:val="20"/>
-        </w:rPr>
-        <w:t xml:space="preserve">- EC50 (glony, 72 h): 275 mg/l</w:t>
-      </w:r>
-    </w:p>
-    <w:p>
-      <w:pPr>
-        <w:spacing w:after="80"/>
-      </w:pPr>
-      <w:r>
-        <w:rPr>
-          <w:rFonts w:ascii="Arial" w:cs="Arial" w:eastAsia="Arial" w:hAnsi="Arial"/>
-          <w:sz w:val="20"/>
-          <w:szCs w:val="20"/>
-        </w:rPr>
-        <w:t xml:space="preserve">- NOEC (przewlekła, ryby): 250 mg/l</w:t>
-      </w:r>
-    </w:p>
-    <w:p>
-      <w:pPr>
-        <w:spacing w:after="80"/>
-      </w:pPr>
-      <w:r>
-        <w:rPr>
-          <w:rFonts w:ascii="Arial" w:cs="Arial" w:eastAsia="Arial" w:hAnsi="Arial"/>
-          <w:sz w:val="20"/>
-          <w:szCs w:val="20"/>
-        </w:rPr>
-        <w:t xml:space="preserve">- NOEC (przewlekła, skorupiaki): 96 mg/l</w:t>
-      </w:r>
-    </w:p>
-    <w:p>
-      <w:pPr>
-        <w:spacing w:after="80"/>
-      </w:pPr>
-      <w:r>
-        <w:rPr>
-          <w:rFonts w:ascii="Arial" w:cs="Arial" w:eastAsia="Arial" w:hAnsi="Arial"/>
-          <w:sz w:val="20"/>
-          <w:szCs w:val="20"/>
-        </w:rPr>
-        <w:t xml:space="preserve">- NOEC (przewlekła, glony): 11,5 mg/l</w:t>
+        <w:t xml:space="preserve">- LC50 (ryby):14200 mg/l/(96 h)</w:t>
+      </w:r>
+    </w:p>
+    <w:p>
+      <w:pPr>
+        <w:spacing w:after="80"/>
+      </w:pPr>
+      <w:r>
+        <w:rPr>
+          <w:rFonts w:ascii="Arial" w:cs="Arial" w:eastAsia="Arial" w:hAnsi="Arial"/>
+          <w:sz w:val="20"/>
+          <w:szCs w:val="20"/>
+        </w:rPr>
+        <w:t xml:space="preserve">- EC50 (skorupiaki):454 mg/l/(48 h)</w:t>
+      </w:r>
+    </w:p>
+    <w:p>
+      <w:pPr>
+        <w:spacing w:after="80"/>
+      </w:pPr>
+      <w:r>
+        <w:rPr>
+          <w:rFonts w:ascii="Arial" w:cs="Arial" w:eastAsia="Arial" w:hAnsi="Arial"/>
+          <w:sz w:val="20"/>
+          <w:szCs w:val="20"/>
+        </w:rPr>
+        <w:t xml:space="preserve">- EC50 (glony / rośliny wodne):275 mg/l/(72 h)</w:t>
+      </w:r>
+    </w:p>
+    <w:p>
+      <w:pPr>
+        <w:spacing w:after="80"/>
+      </w:pPr>
+      <w:r>
+        <w:rPr>
+          <w:rFonts w:ascii="Arial" w:cs="Arial" w:eastAsia="Arial" w:hAnsi="Arial"/>
+          <w:sz w:val="20"/>
+          <w:szCs w:val="20"/>
+        </w:rPr>
+        <w:t xml:space="preserve">- NOEC (przewlekła, ryby):250 mg/l</w:t>
+      </w:r>
+    </w:p>
+    <w:p>
+      <w:pPr>
+        <w:spacing w:after="80"/>
+      </w:pPr>
+      <w:r>
+        <w:rPr>
+          <w:rFonts w:ascii="Arial" w:cs="Arial" w:eastAsia="Arial" w:hAnsi="Arial"/>
+          <w:sz w:val="20"/>
+          <w:szCs w:val="20"/>
+        </w:rPr>
+        <w:t xml:space="preserve">- NOEC (przewlekła, skorupiaki):96 mg/l</w:t>
+      </w:r>
+    </w:p>
+    <w:p>
+      <w:pPr>
+        <w:spacing w:after="80"/>
+      </w:pPr>
+      <w:r>
+        <w:rPr>
+          <w:rFonts w:ascii="Arial" w:cs="Arial" w:eastAsia="Arial" w:hAnsi="Arial"/>
+          <w:sz w:val="20"/>
+          <w:szCs w:val="20"/>
+        </w:rPr>
+        <w:t xml:space="preserve">- NOEC (przewlekła, glony):11,5 mg/l</w:t>
       </w:r>
     </w:p>
     <w:p>
@@ -5733,46 +5083,46 @@
           <w:sz w:val="20"/>
           <w:szCs w:val="20"/>
         </w:rPr>
-        <w:t xml:space="preserve">- LC50 (ryby, Leuciscus idus, 96 h): 148,32 mg/l</w:t>
-      </w:r>
-    </w:p>
-    <w:p>
-      <w:pPr>
-        <w:spacing w:after="80"/>
-      </w:pPr>
-      <w:r>
-        <w:rPr>
-          <w:rFonts w:ascii="Arial" w:cs="Arial" w:eastAsia="Arial" w:hAnsi="Arial"/>
-          <w:sz w:val="20"/>
-          <w:szCs w:val="20"/>
-        </w:rPr>
-        <w:t xml:space="preserve">- EC50 (skorupiaki, Daphnia magna, 48 h): 82,8 mg/l</w:t>
-      </w:r>
-    </w:p>
-    <w:p>
-      <w:pPr>
-        <w:spacing w:after="80"/>
-      </w:pPr>
-      <w:r>
-        <w:rPr>
-          <w:rFonts w:ascii="Arial" w:cs="Arial" w:eastAsia="Arial" w:hAnsi="Arial"/>
-          <w:sz w:val="20"/>
-          <w:szCs w:val="20"/>
-        </w:rPr>
-        <w:t xml:space="preserve">- EC50 (glony, Desmodesmus subspicatus, 72 h): 81,11 mg/l</w:t>
-      </w:r>
-    </w:p>
-    <w:p>
-      <w:pPr>
-        <w:spacing w:after="80"/>
-      </w:pPr>
-      <w:r>
-        <w:rPr>
-          <w:rFonts w:ascii="Arial" w:cs="Arial" w:eastAsia="Arial" w:hAnsi="Arial"/>
-          <w:sz w:val="20"/>
-          <w:szCs w:val="20"/>
-        </w:rPr>
-        <w:t xml:space="preserve">- NOEC (przewlekła, ryby, 96 h): 100 mg/l</w:t>
+        <w:t xml:space="preserve">- LC50 (ryby):148,32 mg/l/(96 h) Leuciscus idus</w:t>
+      </w:r>
+    </w:p>
+    <w:p>
+      <w:pPr>
+        <w:spacing w:after="80"/>
+      </w:pPr>
+      <w:r>
+        <w:rPr>
+          <w:rFonts w:ascii="Arial" w:cs="Arial" w:eastAsia="Arial" w:hAnsi="Arial"/>
+          <w:sz w:val="20"/>
+          <w:szCs w:val="20"/>
+        </w:rPr>
+        <w:t xml:space="preserve">- EC50 (skorupiaki):82,8 mg/l/(48 h) Daphnia magna</w:t>
+      </w:r>
+    </w:p>
+    <w:p>
+      <w:pPr>
+        <w:spacing w:after="80"/>
+      </w:pPr>
+      <w:r>
+        <w:rPr>
+          <w:rFonts w:ascii="Arial" w:cs="Arial" w:eastAsia="Arial" w:hAnsi="Arial"/>
+          <w:sz w:val="20"/>
+          <w:szCs w:val="20"/>
+        </w:rPr>
+        <w:t xml:space="preserve">- EC50 (glony / rośliny wodne):81,11 mg/l/(72 h) Desmodesmus subspicatus</w:t>
+      </w:r>
+    </w:p>
+    <w:p>
+      <w:pPr>
+        <w:spacing w:after="80"/>
+      </w:pPr>
+      <w:r>
+        <w:rPr>
+          <w:rFonts w:ascii="Arial" w:cs="Arial" w:eastAsia="Arial" w:hAnsi="Arial"/>
+          <w:sz w:val="20"/>
+          <w:szCs w:val="20"/>
+        </w:rPr>
+        <w:t xml:space="preserve">- NOEC (przewlekła, ryby):100 mg/l/(96 h) Leuciscus idus</w:t>
       </w:r>
     </w:p>
     <w:p>
@@ -5800,72 +5150,72 @@
           <w:sz w:val="20"/>
           <w:szCs w:val="20"/>
         </w:rPr>
-        <w:t xml:space="preserve">- LC50 (ryby, 96 h): 1,324 mg/l</w:t>
-      </w:r>
-    </w:p>
-    <w:p>
-      <w:pPr>
-        <w:spacing w:after="80"/>
-      </w:pPr>
-      <w:r>
-        <w:rPr>
-          <w:rFonts w:ascii="Arial" w:cs="Arial" w:eastAsia="Arial" w:hAnsi="Arial"/>
-          <w:sz w:val="20"/>
-          <w:szCs w:val="20"/>
-        </w:rPr>
-        <w:t xml:space="preserve">- EC50 (skorupiaki, 48 h): 8,012 mg/l</w:t>
-      </w:r>
-    </w:p>
-    <w:p>
-      <w:pPr>
-        <w:spacing w:after="80"/>
-      </w:pPr>
-      <w:r>
-        <w:rPr>
-          <w:rFonts w:ascii="Arial" w:cs="Arial" w:eastAsia="Arial" w:hAnsi="Arial"/>
-          <w:sz w:val="20"/>
-          <w:szCs w:val="20"/>
-        </w:rPr>
-        <w:t xml:space="preserve">- EC50 (glony, 72 h): 1,452 mg/l</w:t>
-      </w:r>
-    </w:p>
-    <w:p>
-      <w:pPr>
-        <w:spacing w:after="80"/>
-      </w:pPr>
-      <w:r>
-        <w:rPr>
-          <w:rFonts w:ascii="Arial" w:cs="Arial" w:eastAsia="Arial" w:hAnsi="Arial"/>
-          <w:sz w:val="20"/>
-          <w:szCs w:val="20"/>
-        </w:rPr>
-        <w:t xml:space="preserve">- NOEC (przewlekła, ryby): 0,119 mg/l</w:t>
-      </w:r>
-    </w:p>
-    <w:p>
-      <w:pPr>
-        <w:spacing w:after="80"/>
-      </w:pPr>
-      <w:r>
-        <w:rPr>
-          <w:rFonts w:ascii="Arial" w:cs="Arial" w:eastAsia="Arial" w:hAnsi="Arial"/>
-          <w:sz w:val="20"/>
-          <w:szCs w:val="20"/>
-        </w:rPr>
-        <w:t xml:space="preserve">- NOEC (przewlekła, skorupiaki): 0,448 mg/l</w:t>
-      </w:r>
-    </w:p>
-    <w:p>
-      <w:pPr>
-        <w:spacing w:after="80"/>
-      </w:pPr>
-      <w:r>
-        <w:rPr>
-          <w:rFonts w:ascii="Arial" w:cs="Arial" w:eastAsia="Arial" w:hAnsi="Arial"/>
-          <w:sz w:val="20"/>
-          <w:szCs w:val="20"/>
-        </w:rPr>
-        <w:t xml:space="preserve">- NOEC (przewlekła, glony): 0,408 mg/l</w:t>
+        <w:t xml:space="preserve">- LC50 (ryby):1,324 mg/l/(96 h)</w:t>
+      </w:r>
+    </w:p>
+    <w:p>
+      <w:pPr>
+        <w:spacing w:after="80"/>
+      </w:pPr>
+      <w:r>
+        <w:rPr>
+          <w:rFonts w:ascii="Arial" w:cs="Arial" w:eastAsia="Arial" w:hAnsi="Arial"/>
+          <w:sz w:val="20"/>
+          <w:szCs w:val="20"/>
+        </w:rPr>
+        <w:t xml:space="preserve">- EC50 (skorupiaki):8,012 mg/l/(48 h)</w:t>
+      </w:r>
+    </w:p>
+    <w:p>
+      <w:pPr>
+        <w:spacing w:after="80"/>
+      </w:pPr>
+      <w:r>
+        <w:rPr>
+          <w:rFonts w:ascii="Arial" w:cs="Arial" w:eastAsia="Arial" w:hAnsi="Arial"/>
+          <w:sz w:val="20"/>
+          <w:szCs w:val="20"/>
+        </w:rPr>
+        <w:t xml:space="preserve">- EC50 (glony / rośliny wodne):1,452 mg/l/(72 h)</w:t>
+      </w:r>
+    </w:p>
+    <w:p>
+      <w:pPr>
+        <w:spacing w:after="80"/>
+      </w:pPr>
+      <w:r>
+        <w:rPr>
+          <w:rFonts w:ascii="Arial" w:cs="Arial" w:eastAsia="Arial" w:hAnsi="Arial"/>
+          <w:sz w:val="20"/>
+          <w:szCs w:val="20"/>
+        </w:rPr>
+        <w:t xml:space="preserve">- NOEC (przewlekła, ryby):0,119 mg/l</w:t>
+      </w:r>
+    </w:p>
+    <w:p>
+      <w:pPr>
+        <w:spacing w:after="80"/>
+      </w:pPr>
+      <w:r>
+        <w:rPr>
+          <w:rFonts w:ascii="Arial" w:cs="Arial" w:eastAsia="Arial" w:hAnsi="Arial"/>
+          <w:sz w:val="20"/>
+          <w:szCs w:val="20"/>
+        </w:rPr>
+        <w:t xml:space="preserve">- NOEC (przewlekła, skorupiaki):0,448 mg/l</w:t>
+      </w:r>
+    </w:p>
+    <w:p>
+      <w:pPr>
+        <w:spacing w:after="80"/>
+      </w:pPr>
+      <w:r>
+        <w:rPr>
+          <w:rFonts w:ascii="Arial" w:cs="Arial" w:eastAsia="Arial" w:hAnsi="Arial"/>
+          <w:sz w:val="20"/>
+          <w:szCs w:val="20"/>
+        </w:rPr>
+        <w:t xml:space="preserve">- NOEC (przewlekła, glony):0,408 mg/l</w:t>
       </w:r>
     </w:p>
     <w:p>
@@ -5893,59 +5243,59 @@
           <w:sz w:val="20"/>
           <w:szCs w:val="20"/>
         </w:rPr>
-        <w:t xml:space="preserve">- LC50 (ryby, 96 h): 0,199 mg/l</w:t>
-      </w:r>
-    </w:p>
-    <w:p>
-      <w:pPr>
-        <w:spacing w:after="80"/>
-      </w:pPr>
-      <w:r>
-        <w:rPr>
-          <w:rFonts w:ascii="Arial" w:cs="Arial" w:eastAsia="Arial" w:hAnsi="Arial"/>
-          <w:sz w:val="20"/>
-          <w:szCs w:val="20"/>
-        </w:rPr>
-        <w:t xml:space="preserve">- EC50 (skorupiaki, Daphnia magna, 48 h): 0,48 mg/l</w:t>
-      </w:r>
-    </w:p>
-    <w:p>
-      <w:pPr>
-        <w:spacing w:after="80"/>
-      </w:pPr>
-      <w:r>
-        <w:rPr>
-          <w:rFonts w:ascii="Arial" w:cs="Arial" w:eastAsia="Arial" w:hAnsi="Arial"/>
-          <w:sz w:val="20"/>
-          <w:szCs w:val="20"/>
-        </w:rPr>
-        <w:t xml:space="preserve">- EC50 (glony, 72 h): &gt; 0,4 mg/l</w:t>
-      </w:r>
-    </w:p>
-    <w:p>
-      <w:pPr>
-        <w:spacing w:after="80"/>
-      </w:pPr>
-      <w:r>
-        <w:rPr>
-          <w:rFonts w:ascii="Arial" w:cs="Arial" w:eastAsia="Arial" w:hAnsi="Arial"/>
-          <w:sz w:val="20"/>
-          <w:szCs w:val="20"/>
-        </w:rPr>
-        <w:t xml:space="preserve">- NOEC (przewlekła, ryby): 0,053 mg/l</w:t>
-      </w:r>
-    </w:p>
-    <w:p>
-      <w:pPr>
-        <w:spacing w:after="80"/>
-      </w:pPr>
-      <w:r>
-        <w:rPr>
-          <w:rFonts w:ascii="Arial" w:cs="Arial" w:eastAsia="Arial" w:hAnsi="Arial"/>
-          <w:sz w:val="20"/>
-          <w:szCs w:val="20"/>
-        </w:rPr>
-        <w:t xml:space="preserve">- NOEC (przewlekła, skorupiaki): 0,15 mg/l</w:t>
+        <w:t xml:space="preserve">- LC50 (ryby):0,199 mg/l/(96 h)</w:t>
+      </w:r>
+    </w:p>
+    <w:p>
+      <w:pPr>
+        <w:spacing w:after="80"/>
+      </w:pPr>
+      <w:r>
+        <w:rPr>
+          <w:rFonts w:ascii="Arial" w:cs="Arial" w:eastAsia="Arial" w:hAnsi="Arial"/>
+          <w:sz w:val="20"/>
+          <w:szCs w:val="20"/>
+        </w:rPr>
+        <w:t xml:space="preserve">- EC50 (skorupiaki):0,48 mg/l/(48 h)</w:t>
+      </w:r>
+    </w:p>
+    <w:p>
+      <w:pPr>
+        <w:spacing w:after="80"/>
+      </w:pPr>
+      <w:r>
+        <w:rPr>
+          <w:rFonts w:ascii="Arial" w:cs="Arial" w:eastAsia="Arial" w:hAnsi="Arial"/>
+          <w:sz w:val="20"/>
+          <w:szCs w:val="20"/>
+        </w:rPr>
+        <w:t xml:space="preserve">- EC50 (glony / rośliny wodne):&gt; 0,4 mg/l/(72 h)</w:t>
+      </w:r>
+    </w:p>
+    <w:p>
+      <w:pPr>
+        <w:spacing w:after="80"/>
+      </w:pPr>
+      <w:r>
+        <w:rPr>
+          <w:rFonts w:ascii="Arial" w:cs="Arial" w:eastAsia="Arial" w:hAnsi="Arial"/>
+          <w:sz w:val="20"/>
+          <w:szCs w:val="20"/>
+        </w:rPr>
+        <w:t xml:space="preserve">- NOEC (przewlekła, ryby):0,053 mg/l</w:t>
+      </w:r>
+    </w:p>
+    <w:p>
+      <w:pPr>
+        <w:spacing w:after="80"/>
+      </w:pPr>
+      <w:r>
+        <w:rPr>
+          <w:rFonts w:ascii="Arial" w:cs="Arial" w:eastAsia="Arial" w:hAnsi="Arial"/>
+          <w:sz w:val="20"/>
+          <w:szCs w:val="20"/>
+        </w:rPr>
+        <w:t xml:space="preserve">- NOEC (przewlekła, skorupiaki):0,15 mg/l</w:t>
       </w:r>
     </w:p>
     <w:p>
@@ -5973,46 +5323,46 @@
           <w:sz w:val="20"/>
           <w:szCs w:val="20"/>
         </w:rPr>
-        <w:t xml:space="preserve">- LC50 (ryby, Oncorhynchus kisutch, 96 h): 5,5 mg/l</w:t>
-      </w:r>
-    </w:p>
-    <w:p>
-      <w:pPr>
-        <w:spacing w:after="80"/>
-      </w:pPr>
-      <w:r>
-        <w:rPr>
-          <w:rFonts w:ascii="Arial" w:cs="Arial" w:eastAsia="Arial" w:hAnsi="Arial"/>
-          <w:sz w:val="20"/>
-          <w:szCs w:val="20"/>
-        </w:rPr>
-        <w:t xml:space="preserve">- EC50 (skorupiaki, 48 h): 3,78 mg/l</w:t>
-      </w:r>
-    </w:p>
-    <w:p>
-      <w:pPr>
-        <w:spacing w:after="80"/>
-      </w:pPr>
-      <w:r>
-        <w:rPr>
-          <w:rFonts w:ascii="Arial" w:cs="Arial" w:eastAsia="Arial" w:hAnsi="Arial"/>
-          <w:sz w:val="20"/>
-          <w:szCs w:val="20"/>
-        </w:rPr>
-        <w:t xml:space="preserve">- EC50 (glony, 72 h): 134 mg/l</w:t>
-      </w:r>
-    </w:p>
-    <w:p>
-      <w:pPr>
-        <w:spacing w:after="80"/>
-      </w:pPr>
-      <w:r>
-        <w:rPr>
-          <w:rFonts w:ascii="Arial" w:cs="Arial" w:eastAsia="Arial" w:hAnsi="Arial"/>
-          <w:sz w:val="20"/>
-          <w:szCs w:val="20"/>
-        </w:rPr>
-        <w:t xml:space="preserve">- NOEC (przewlekła, glony, 72 h): 10 mg/l</w:t>
+        <w:t xml:space="preserve">- LC50 (ryby):5,5 mg/l/(96 h) Oncorhynchus kisutch</w:t>
+      </w:r>
+    </w:p>
+    <w:p>
+      <w:pPr>
+        <w:spacing w:after="80"/>
+      </w:pPr>
+      <w:r>
+        <w:rPr>
+          <w:rFonts w:ascii="Arial" w:cs="Arial" w:eastAsia="Arial" w:hAnsi="Arial"/>
+          <w:sz w:val="20"/>
+          <w:szCs w:val="20"/>
+        </w:rPr>
+        <w:t xml:space="preserve">- EC50 (skorupiaki):3,78 mg/l</w:t>
+      </w:r>
+    </w:p>
+    <w:p>
+      <w:pPr>
+        <w:spacing w:after="80"/>
+      </w:pPr>
+      <w:r>
+        <w:rPr>
+          <w:rFonts w:ascii="Arial" w:cs="Arial" w:eastAsia="Arial" w:hAnsi="Arial"/>
+          <w:sz w:val="20"/>
+          <w:szCs w:val="20"/>
+        </w:rPr>
+        <w:t xml:space="preserve">- EC50 (glony / rośliny wodne):134 mg/l/(3 h) Chlorella vulgaris and Chlamydomonas angulosa</w:t>
+      </w:r>
+    </w:p>
+    <w:p>
+      <w:pPr>
+        <w:spacing w:after="80"/>
+      </w:pPr>
+      <w:r>
+        <w:rPr>
+          <w:rFonts w:ascii="Arial" w:cs="Arial" w:eastAsia="Arial" w:hAnsi="Arial"/>
+          <w:sz w:val="20"/>
+          <w:szCs w:val="20"/>
+        </w:rPr>
+        <w:t xml:space="preserve">- NOEC (przewlekła, glony):10 mg/l/(72 h) Skeletonema costatum</w:t>
       </w:r>
     </w:p>
     <w:p>
@@ -6055,59 +5405,82 @@
           <w:sz w:val="20"/>
           <w:szCs w:val="20"/>
         </w:rPr>
-        <w:t xml:space="preserve">- etanol (CAS: 64-17-5): łatwo ulega biodegradacji.</w:t>
-      </w:r>
-    </w:p>
-    <w:p>
-      <w:pPr>
-        <w:spacing w:after="80"/>
-      </w:pPr>
-      <w:r>
-        <w:rPr>
-          <w:rFonts w:ascii="Arial" w:cs="Arial" w:eastAsia="Arial" w:hAnsi="Arial"/>
-          <w:sz w:val="20"/>
-          <w:szCs w:val="20"/>
-        </w:rPr>
-        <w:t xml:space="preserve">- aldehyd anyżowy (4-metoksybenzaldehyd) (CAS: 123-11-5): łatwo ulega biodegradacji.</w:t>
-      </w:r>
-    </w:p>
-    <w:p>
-      <w:pPr>
-        <w:spacing w:after="80"/>
-      </w:pPr>
-      <w:r>
-        <w:rPr>
-          <w:rFonts w:ascii="Arial" w:cs="Arial" w:eastAsia="Arial" w:hAnsi="Arial"/>
-          <w:sz w:val="20"/>
-          <w:szCs w:val="20"/>
-        </w:rPr>
-        <w:t xml:space="preserve">- kumaryna (2H-chromen-2-on) (CAS: 91-64-5): łatwo ulega biodegradacji.</w:t>
-      </w:r>
-    </w:p>
-    <w:p>
-      <w:pPr>
-        <w:spacing w:after="80"/>
-      </w:pPr>
-      <w:r>
-        <w:rPr>
-          <w:rFonts w:ascii="Arial" w:cs="Arial" w:eastAsia="Arial" w:hAnsi="Arial"/>
-          <w:sz w:val="20"/>
-          <w:szCs w:val="20"/>
-        </w:rPr>
-        <w:t xml:space="preserve">- 2,6-di-tert-butylo-4-metylofenol (BHT) (CAS: 128-37-0): substancja nie jest łatwo biodegradowalna w środowisku wodnym.</w:t>
-      </w:r>
-    </w:p>
-    <w:p>
-      <w:pPr>
-        <w:spacing w:after="80"/>
-      </w:pPr>
-      <w:r>
-        <w:rPr>
-          <w:rFonts w:ascii="Arial" w:cs="Arial" w:eastAsia="Arial" w:hAnsi="Arial"/>
-          <w:sz w:val="20"/>
-          <w:szCs w:val="20"/>
-        </w:rPr>
-        <w:t xml:space="preserve">- toluen (CAS: 108-88-3): łatwo ulega biodegradacji.</w:t>
+        <w:t xml:space="preserve">etanol (CAS: 64-17-5): Szybko ulega degradacji (substancja łatwo biodegradowalna). Rozpuszczalność w wodzie: 1000 - 10000 mg/l.</w:t>
+      </w:r>
+    </w:p>
+    <w:p>
+      <w:pPr>
+        <w:spacing w:after="80"/>
+      </w:pPr>
+      <w:r>
+        <w:rPr>
+          <w:rFonts w:ascii="Arial" w:cs="Arial" w:eastAsia="Arial" w:hAnsi="Arial"/>
+          <w:sz w:val="20"/>
+          <w:szCs w:val="20"/>
+        </w:rPr>
+        <w:t xml:space="preserve">aldehyd anyżowy (4-metoksybenzaldehyd) (CAS: 123-11-5): Szybko ulega degradacji (substancja łatwo biodegradowalna).</w:t>
+      </w:r>
+    </w:p>
+    <w:p>
+      <w:pPr>
+        <w:spacing w:after="80"/>
+      </w:pPr>
+      <w:r>
+        <w:rPr>
+          <w:rFonts w:ascii="Arial" w:cs="Arial" w:eastAsia="Arial" w:hAnsi="Arial"/>
+          <w:sz w:val="20"/>
+          <w:szCs w:val="20"/>
+        </w:rPr>
+        <w:t xml:space="preserve">kumaryna (2H-chromen-2-on) (CAS: 91-64-5): Szybko ulega degradacji (substancja łatwo biodegradowalna).</w:t>
+      </w:r>
+    </w:p>
+    <w:p>
+      <w:pPr>
+        <w:spacing w:after="80"/>
+      </w:pPr>
+      <w:r>
+        <w:rPr>
+          <w:rFonts w:ascii="Arial" w:cs="Arial" w:eastAsia="Arial" w:hAnsi="Arial"/>
+          <w:sz w:val="20"/>
+          <w:szCs w:val="20"/>
+        </w:rPr>
+        <w:t xml:space="preserve">2,6-di-tert-butylo-4-metylofenol (BHT) (CAS: 128-37-0): Szybko ulega degradacji (substancja łatwo biodegradowalna).</w:t>
+      </w:r>
+    </w:p>
+    <w:p>
+      <w:pPr>
+        <w:spacing w:after="80"/>
+      </w:pPr>
+      <w:r>
+        <w:rPr>
+          <w:rFonts w:ascii="Arial" w:cs="Arial" w:eastAsia="Arial" w:hAnsi="Arial"/>
+          <w:sz w:val="20"/>
+          <w:szCs w:val="20"/>
+        </w:rPr>
+        <w:t xml:space="preserve">toluen (CAS: 108-88-3): Szybko ulega degradacji (substancja łatwo biodegradowalna). Rozpuszczalność w wodzie: 100 - 1000 mg/l.</w:t>
+      </w:r>
+    </w:p>
+    <w:p>
+      <w:pPr>
+        <w:spacing w:after="80" w:before="80"/>
+      </w:pPr>
+      <w:r>
+        <w:rPr>
+          <w:rFonts w:ascii="Arial" w:cs="Arial" w:eastAsia="Arial" w:hAnsi="Arial"/>
+          <w:b/>
+          <w:bCs/>
+          <w:sz w:val="20"/>
+          <w:szCs w:val="20"/>
+        </w:rPr>
+        <w:t xml:space="preserve">Mieszanina:</w:t>
+      </w:r>
+      <w:r>
+        <w:rPr>
+          <w:rFonts w:ascii="Arial" w:cs="Arial" w:eastAsia="Arial" w:hAnsi="Arial"/>
+          <w:sz w:val="20"/>
+          <w:szCs w:val="20"/>
+        </w:rPr>
+        <w:t xml:space="preserve"> Brak dostępnych badań dotyczących trwałości i rozkładu mieszaniny.</w:t>
       </w:r>
     </w:p>
     <w:p>
@@ -6150,33 +5523,56 @@
           <w:sz w:val="20"/>
           <w:szCs w:val="20"/>
         </w:rPr>
-        <w:t xml:space="preserve">- etanol (CAS: 64-17-5): współczynnik podziału n-oktanol/woda (log Kow): -0,35 (niski potencjał bioakumulacji).</w:t>
-      </w:r>
-    </w:p>
-    <w:p>
-      <w:pPr>
-        <w:spacing w:after="80"/>
-      </w:pPr>
-      <w:r>
-        <w:rPr>
-          <w:rFonts w:ascii="Arial" w:cs="Arial" w:eastAsia="Arial" w:hAnsi="Arial"/>
-          <w:sz w:val="20"/>
-          <w:szCs w:val="20"/>
-        </w:rPr>
-        <w:t xml:space="preserve">- 2,6-di-tert-butylo-4-metylofenol (BHT) (CAS: 128-37-0): log Kow = 5,1; BCF = 598,4 (potencjał do bioakumulacji).</w:t>
-      </w:r>
-    </w:p>
-    <w:p>
-      <w:pPr>
-        <w:spacing w:after="80"/>
-      </w:pPr>
-      <w:r>
-        <w:rPr>
-          <w:rFonts w:ascii="Arial" w:cs="Arial" w:eastAsia="Arial" w:hAnsi="Arial"/>
-          <w:sz w:val="20"/>
-          <w:szCs w:val="20"/>
-        </w:rPr>
-        <w:t xml:space="preserve">- toluen (CAS: 108-88-3): log Kow = 2,73; BCF = 90 (niski potencjał bioakumulacji).</w:t>
+        <w:t xml:space="preserve">etanol (CAS: 64-17-5): współczynnik podziału n-oktanol/woda (log Kow): -0,35.</w:t>
+      </w:r>
+    </w:p>
+    <w:p>
+      <w:pPr>
+        <w:spacing w:after="80"/>
+      </w:pPr>
+      <w:r>
+        <w:rPr>
+          <w:rFonts w:ascii="Arial" w:cs="Arial" w:eastAsia="Arial" w:hAnsi="Arial"/>
+          <w:sz w:val="20"/>
+          <w:szCs w:val="20"/>
+        </w:rPr>
+        <w:t xml:space="preserve">2,6-di-tert-butylo-4-metylofenol (BHT) (CAS: 128-37-0): współczynnik podziału n-oktanol/woda (log Kow): 5,1, współczynnik biokoncentracji BCF = 598,4.</w:t>
+      </w:r>
+    </w:p>
+    <w:p>
+      <w:pPr>
+        <w:spacing w:after="80"/>
+      </w:pPr>
+      <w:r>
+        <w:rPr>
+          <w:rFonts w:ascii="Arial" w:cs="Arial" w:eastAsia="Arial" w:hAnsi="Arial"/>
+          <w:sz w:val="20"/>
+          <w:szCs w:val="20"/>
+        </w:rPr>
+        <w:t xml:space="preserve">toluen (CAS: 108-88-3): współczynnik podziału n-oktanol/woda (log Kow): 2,73, współczynnik biokoncentracji BCF = 90.</w:t>
+      </w:r>
+    </w:p>
+    <w:p>
+      <w:pPr>
+        <w:spacing w:after="80" w:before="80"/>
+      </w:pPr>
+      <w:r>
+        <w:rPr>
+          <w:rFonts w:ascii="Arial" w:cs="Arial" w:eastAsia="Arial" w:hAnsi="Arial"/>
+          <w:b/>
+          <w:bCs/>
+          <w:sz w:val="20"/>
+          <w:szCs w:val="20"/>
+        </w:rPr>
+        <w:t xml:space="preserve">Mieszanina:</w:t>
+      </w:r>
+      <w:r>
+        <w:rPr>
+          <w:rFonts w:ascii="Arial" w:cs="Arial" w:eastAsia="Arial" w:hAnsi="Arial"/>
+          <w:sz w:val="20"/>
+          <w:szCs w:val="20"/>
+        </w:rPr>
+        <w:t xml:space="preserve"> Brak dostępnych badań dotyczących bioakumulacji dla mieszaniny.</w:t>
       </w:r>
     </w:p>
     <w:p>
@@ -6219,33 +5615,56 @@
           <w:sz w:val="20"/>
           <w:szCs w:val="20"/>
         </w:rPr>
-        <w:t xml:space="preserve">- aldehyd anyżowy (CAS: 123-11-5): współczynnik podziału gleba/woda Koc: 1 (wysoka mobilność).</w:t>
-      </w:r>
-    </w:p>
-    <w:p>
-      <w:pPr>
-        <w:spacing w:after="80"/>
-      </w:pPr>
-      <w:r>
-        <w:rPr>
-          <w:rFonts w:ascii="Arial" w:cs="Arial" w:eastAsia="Arial" w:hAnsi="Arial"/>
-          <w:sz w:val="20"/>
-          <w:szCs w:val="20"/>
-        </w:rPr>
-        <w:t xml:space="preserve">- 2,6-di-tert-butylo-4-metylofenol (BHT) (CAS: 128-37-0): współczynnik podziału gleba/woda Koc: 4,2 (silna adsorpcja).</w:t>
-      </w:r>
-    </w:p>
-    <w:p>
-      <w:pPr>
-        <w:spacing w:after="80"/>
-      </w:pPr>
-      <w:r>
-        <w:rPr>
-          <w:rFonts w:ascii="Arial" w:cs="Arial" w:eastAsia="Arial" w:hAnsi="Arial"/>
-          <w:sz w:val="20"/>
-          <w:szCs w:val="20"/>
-        </w:rPr>
-        <w:t xml:space="preserve">- toluen (CAS: 108-88-3): współczynnik podziału gleba/woda Koc: 2,31.</w:t>
+        <w:t xml:space="preserve">aldehyd anyżowy (4-metoksybenzaldehyd) (CAS: 123-11-5): współczynnik podziału gleba/woda (Koc): 1.</w:t>
+      </w:r>
+    </w:p>
+    <w:p>
+      <w:pPr>
+        <w:spacing w:after="80"/>
+      </w:pPr>
+      <w:r>
+        <w:rPr>
+          <w:rFonts w:ascii="Arial" w:cs="Arial" w:eastAsia="Arial" w:hAnsi="Arial"/>
+          <w:sz w:val="20"/>
+          <w:szCs w:val="20"/>
+        </w:rPr>
+        <w:t xml:space="preserve">2,6-di-tert-butylo-4-metylofenol (BHT) (CAS: 128-37-0): współczynnik podziału gleba/woda (Koc): 4,2.</w:t>
+      </w:r>
+    </w:p>
+    <w:p>
+      <w:pPr>
+        <w:spacing w:after="80"/>
+      </w:pPr>
+      <w:r>
+        <w:rPr>
+          <w:rFonts w:ascii="Arial" w:cs="Arial" w:eastAsia="Arial" w:hAnsi="Arial"/>
+          <w:sz w:val="20"/>
+          <w:szCs w:val="20"/>
+        </w:rPr>
+        <w:t xml:space="preserve">toluen (CAS: 108-88-3): współczynnik podziału gleba/woda (Koc): 2,31.</w:t>
+      </w:r>
+    </w:p>
+    <w:p>
+      <w:pPr>
+        <w:spacing w:after="80" w:before="80"/>
+      </w:pPr>
+      <w:r>
+        <w:rPr>
+          <w:rFonts w:ascii="Arial" w:cs="Arial" w:eastAsia="Arial" w:hAnsi="Arial"/>
+          <w:b/>
+          <w:bCs/>
+          <w:sz w:val="20"/>
+          <w:szCs w:val="20"/>
+        </w:rPr>
+        <w:t xml:space="preserve">Mieszanina:</w:t>
+      </w:r>
+      <w:r>
+        <w:rPr>
+          <w:rFonts w:ascii="Arial" w:cs="Arial" w:eastAsia="Arial" w:hAnsi="Arial"/>
+          <w:sz w:val="20"/>
+          <w:szCs w:val="20"/>
+        </w:rPr>
+        <w:t xml:space="preserve"> Brak dostępnych badań dotyczących mobilności mieszaniny w glebie.</w:t>
       </w:r>
     </w:p>
     <w:p>
@@ -6329,7 +5748,7 @@
           <w:sz w:val="20"/>
           <w:szCs w:val="20"/>
         </w:rPr>
-        <w:t xml:space="preserve">Nie są znane żadne inne niepożądane skutki działania na środowisko (brak substancji niszczących warstwę ozonową lub mających wysoki potencjał tworzenia ozonu fotochemicznego).</w:t>
+        <w:t xml:space="preserve">Nie są znane żadne inne szkodliwe skutki działania na środowisko (brak potencjału niszczenia warstwy ozonowej, tworzenia ozonu fotochemicznego ani wpływu na globalne ocieplenie).</w:t>
       </w:r>
     </w:p>
     <w:p>
@@ -6652,6 +6071,102 @@
     </w:p>
     <w:p>
       <w:pPr>
+        <w:spacing w:after="80" w:before="200"/>
+      </w:pPr>
+      <w:r>
+        <w:rPr>
+          <w:rFonts w:ascii="Arial" w:cs="Arial" w:eastAsia="Arial" w:hAnsi="Arial"/>
+          <w:b/>
+          <w:bCs/>
+          <w:sz w:val="20"/>
+          <w:szCs w:val="20"/>
+        </w:rPr>
+        <w:t xml:space="preserve">14.3. Klasa(-y) zagrożenia w transporcie</w:t>
+      </w:r>
+    </w:p>
+    <w:p>
+      <w:pPr>
+        <w:spacing w:after="100" w:before="60"/>
+      </w:pPr>
+      <w:r>
+        <w:drawing>
+          <wp:inline distT="0" distB="0" distL="0" distR="0">
+            <wp:extent cx="714375" cy="714375"/>
+            <wp:effectExtent t="0" r="0" b="0" l="0"/>
+            <wp:docPr id="1" name="" descr="" title=""/>
+            <wp:cNvGraphicFramePr>
+              <a:graphicFrameLocks xmlns:a="http://schemas.openxmlformats.org/drawingml/2006/main" noChangeAspect="1"/>
+            </wp:cNvGraphicFramePr>
+            <a:graphic xmlns:a="http://schemas.openxmlformats.org/drawingml/2006/main">
+              <a:graphicData uri="http://schemas.openxmlformats.org/drawingml/2006/picture">
+                <pic:pic xmlns:pic="http://schemas.openxmlformats.org/drawingml/2006/picture">
+                  <pic:nvPicPr>
+                    <pic:cNvPr id="0" name="" descr=""/>
+                    <pic:cNvPicPr>
+                      <a:picLocks noChangeAspect="1" noChangeArrowheads="1"/>
+                    </pic:cNvPicPr>
+                  </pic:nvPicPr>
+                  <pic:blipFill>
+                    <a:blip r:embed="rId11" cstate="none"/>
+                    <a:srcRect/>
+                    <a:stretch>
+                      <a:fillRect/>
+                    </a:stretch>
+                  </pic:blipFill>
+                  <pic:spPr bwMode="auto">
+                    <a:xfrm>
+                      <a:off x="0" y="0"/>
+                      <a:ext cx="714375" cy="714375"/>
+                    </a:xfrm>
+                    <a:prstGeom prst="rect">
+                      <a:avLst/>
+                    </a:prstGeom>
+                  </pic:spPr>
+                </pic:pic>
+              </a:graphicData>
+            </a:graphic>
+          </wp:inline>
+        </w:drawing>
+      </w:r>
+    </w:p>
+    <w:p>
+      <w:pPr>
+        <w:spacing w:after="80"/>
+      </w:pPr>
+      <w:r>
+        <w:rPr>
+          <w:rFonts w:ascii="Arial" w:cs="Arial" w:eastAsia="Arial" w:hAnsi="Arial"/>
+          <w:sz w:val="20"/>
+          <w:szCs w:val="20"/>
+        </w:rPr>
+        <w:t xml:space="preserve">ADR / RID, IMDG, IATA: Klasa 3 (Materiały ciekłe zapalne)</w:t>
+      </w:r>
+    </w:p>
+    <w:p>
+      <w:pPr>
+        <w:spacing w:after="80" w:before="80"/>
+      </w:pPr>
+      <w:r>
+        <w:rPr>
+          <w:rFonts w:ascii="Arial" w:cs="Arial" w:eastAsia="Arial" w:hAnsi="Arial"/>
+          <w:b/>
+          <w:bCs/>
+          <w:sz w:val="20"/>
+          <w:szCs w:val="20"/>
+        </w:rPr>
+        <w:t xml:space="preserve">Nalepka ostrzegawcza:</w:t>
+      </w:r>
+      <w:r>
+        <w:rPr>
+          <w:rFonts w:ascii="Arial" w:cs="Arial" w:eastAsia="Arial" w:hAnsi="Arial"/>
+          <w:sz w:val="20"/>
+          <w:szCs w:val="20"/>
+        </w:rPr>
+        <w:t xml:space="preserve"> Nr 3</w:t>
+      </w:r>
+    </w:p>
+    <w:p>
+      <w:pPr>
         <w:spacing w:after="100" w:before="200"/>
       </w:pPr>
       <w:r>
@@ -6662,20 +6177,20 @@
           <w:sz w:val="20"/>
           <w:szCs w:val="20"/>
         </w:rPr>
-        <w:t xml:space="preserve">14.3. Klasa(-y) zagrożenia w transporcie</w:t>
-      </w:r>
-    </w:p>
-    <w:p>
-      <w:pPr>
-        <w:spacing w:after="80"/>
-      </w:pPr>
-      <w:r>
-        <w:rPr>
-          <w:rFonts w:ascii="Arial" w:cs="Arial" w:eastAsia="Arial" w:hAnsi="Arial"/>
-          <w:sz w:val="20"/>
-          <w:szCs w:val="20"/>
-        </w:rPr>
-        <w:t xml:space="preserve">Klasa 3</w:t>
+        <w:t xml:space="preserve">14.4. Grupa pakowania</w:t>
+      </w:r>
+    </w:p>
+    <w:p>
+      <w:pPr>
+        <w:spacing w:after="80"/>
+      </w:pPr>
+      <w:r>
+        <w:rPr>
+          <w:rFonts w:ascii="Arial" w:cs="Arial" w:eastAsia="Arial" w:hAnsi="Arial"/>
+          <w:sz w:val="20"/>
+          <w:szCs w:val="20"/>
+        </w:rPr>
+        <w:t xml:space="preserve">Grupa pakowania ADR / RID, IMDG, IATA:II</w:t>
       </w:r>
     </w:p>
     <w:p>
@@ -6690,20 +6205,20 @@
           <w:sz w:val="20"/>
           <w:szCs w:val="20"/>
         </w:rPr>
-        <w:t xml:space="preserve">14.4. Grupa pakowania</w:t>
-      </w:r>
-    </w:p>
-    <w:p>
-      <w:pPr>
-        <w:spacing w:after="80"/>
-      </w:pPr>
-      <w:r>
-        <w:rPr>
-          <w:rFonts w:ascii="Arial" w:cs="Arial" w:eastAsia="Arial" w:hAnsi="Arial"/>
-          <w:sz w:val="20"/>
-          <w:szCs w:val="20"/>
-        </w:rPr>
-        <w:t xml:space="preserve">Grupa pakowania ADR / RID, IMDG, IATA:II</w:t>
+        <w:t xml:space="preserve">14.5. Zagrożenia dla środowiska</w:t>
+      </w:r>
+    </w:p>
+    <w:p>
+      <w:pPr>
+        <w:spacing w:after="80"/>
+      </w:pPr>
+      <w:r>
+        <w:rPr>
+          <w:rFonts w:ascii="Arial" w:cs="Arial" w:eastAsia="Arial" w:hAnsi="Arial"/>
+          <w:sz w:val="20"/>
+          <w:szCs w:val="20"/>
+        </w:rPr>
+        <w:t xml:space="preserve">Brak (produkt nie jest zaklasyfikowany jako stwarzający zagrożenie dla środowiska w transporcie).</w:t>
       </w:r>
     </w:p>
     <w:p>
@@ -6718,35 +6233,85 @@
           <w:sz w:val="20"/>
           <w:szCs w:val="20"/>
         </w:rPr>
-        <w:t xml:space="preserve">14.5. Zagrożenia dla środowiska</w:t>
-      </w:r>
-    </w:p>
-    <w:p>
-      <w:pPr>
-        <w:spacing w:after="80"/>
-      </w:pPr>
-      <w:r>
-        <w:rPr>
-          <w:rFonts w:ascii="Arial" w:cs="Arial" w:eastAsia="Arial" w:hAnsi="Arial"/>
-          <w:sz w:val="20"/>
-          <w:szCs w:val="20"/>
-        </w:rPr>
-        <w:t xml:space="preserve">Brak (produkt nie jest zaklasyfikowany jako stwarzający zagrożenie dla środowiska w transporcie).</w:t>
-      </w:r>
-    </w:p>
-    <w:p>
-      <w:pPr>
-        <w:spacing w:after="100" w:before="200"/>
-      </w:pPr>
-      <w:r>
-        <w:rPr>
-          <w:rFonts w:ascii="Arial" w:cs="Arial" w:eastAsia="Arial" w:hAnsi="Arial"/>
-          <w:b/>
-          <w:bCs/>
-          <w:sz w:val="20"/>
-          <w:szCs w:val="20"/>
-        </w:rPr>
         <w:t xml:space="preserve">14.6. Szczególne środki ostrożności dla użytkowników</w:t>
+      </w:r>
+    </w:p>
+    <w:p>
+      <w:pPr>
+        <w:spacing w:after="60" w:before="80"/>
+      </w:pPr>
+      <w:r>
+        <w:rPr>
+          <w:rFonts w:ascii="Arial" w:cs="Arial" w:eastAsia="Arial" w:hAnsi="Arial"/>
+          <w:b/>
+          <w:bCs/>
+          <w:sz w:val="20"/>
+          <w:szCs w:val="20"/>
+        </w:rPr>
+        <w:t xml:space="preserve">Ilości ograniczone (LQ):</w:t>
+      </w:r>
+      <w:r>
+        <w:rPr>
+          <w:rFonts w:ascii="Arial" w:cs="Arial" w:eastAsia="Arial" w:hAnsi="Arial"/>
+          <w:sz w:val="20"/>
+          <w:szCs w:val="20"/>
+        </w:rPr>
+        <w:t xml:space="preserve"> 1 L</w:t>
+      </w:r>
+    </w:p>
+    <w:p>
+      <w:pPr>
+        <w:spacing w:after="80" w:before="40"/>
+      </w:pPr>
+      <w:r>
+        <w:drawing>
+          <wp:inline distT="0" distB="0" distL="0" distR="0">
+            <wp:extent cx="666750" cy="666750"/>
+            <wp:effectExtent t="0" r="0" b="0" l="0"/>
+            <wp:docPr id="1" name="" descr="" title=""/>
+            <wp:cNvGraphicFramePr>
+              <a:graphicFrameLocks xmlns:a="http://schemas.openxmlformats.org/drawingml/2006/main" noChangeAspect="1"/>
+            </wp:cNvGraphicFramePr>
+            <a:graphic xmlns:a="http://schemas.openxmlformats.org/drawingml/2006/main">
+              <a:graphicData uri="http://schemas.openxmlformats.org/drawingml/2006/picture">
+                <pic:pic xmlns:pic="http://schemas.openxmlformats.org/drawingml/2006/picture">
+                  <pic:nvPicPr>
+                    <pic:cNvPr id="0" name="" descr=""/>
+                    <pic:cNvPicPr>
+                      <a:picLocks noChangeAspect="1" noChangeArrowheads="1"/>
+                    </pic:cNvPicPr>
+                  </pic:nvPicPr>
+                  <pic:blipFill>
+                    <a:blip r:embed="rId12" cstate="none"/>
+                    <a:srcRect/>
+                    <a:stretch>
+                      <a:fillRect/>
+                    </a:stretch>
+                  </pic:blipFill>
+                  <pic:spPr bwMode="auto">
+                    <a:xfrm>
+                      <a:off x="0" y="0"/>
+                      <a:ext cx="666750" cy="666750"/>
+                    </a:xfrm>
+                    <a:prstGeom prst="rect">
+                      <a:avLst/>
+                    </a:prstGeom>
+                  </pic:spPr>
+                </pic:pic>
+              </a:graphicData>
+            </a:graphic>
+          </wp:inline>
+        </w:drawing>
+      </w:r>
+      <w:r>
+        <w:rPr>
+          <w:rFonts w:ascii="Arial" w:cs="Arial" w:eastAsia="Arial" w:hAnsi="Arial"/>
+          <w:i/>
+          <w:iCs/>
+          <w:sz w:val="16"/>
+          <w:szCs w:val="16"/>
+        </w:rPr>
+        <w:t xml:space="preserve">  Znak dla towarów pakowanych w ilościach ograniczonych (LQ) zgodnie z działem 3.4 Umowy ADR</w:t>
       </w:r>
     </w:p>
     <w:p>
@@ -8275,19 +7840,6 @@
     </w:p>
     <w:p>
       <w:pPr>
-        <w:spacing w:after="80"/>
-      </w:pPr>
-      <w:r>
-        <w:rPr>
-          <w:rFonts w:ascii="Arial" w:cs="Arial" w:eastAsia="Arial" w:hAnsi="Arial"/>
-          <w:sz w:val="20"/>
-          <w:szCs w:val="20"/>
-        </w:rPr>
-        <w:t xml:space="preserve">ATE: Oszacowana toksyczność ostra (Acute Toxicity Estimate)</w:t>
-      </w:r>
-    </w:p>
-    <w:p>
-      <w:pPr>
         <w:spacing w:after="80" w:before="80"/>
       </w:pPr>
       <w:r>
@@ -8396,7 +7948,7 @@
           <w:sz w:val="20"/>
           <w:szCs w:val="20"/>
         </w:rPr>
-        <w:t xml:space="preserve">- Obowiązujące unijne i krajowe akty prawne (REACH, CLP, Dz.U. 2018 poz. 1286 z późn. zm.).</w:t>
+        <w:t xml:space="preserve">- Obowiązujące unijne i krajowe akty prawne (REACH, CLP, Dz.U. 2018 poz. 1286, Dz.U. 2023 poz. 1587).</w:t>
       </w:r>
     </w:p>
     <w:p>
@@ -8424,7 +7976,7 @@
           <w:sz w:val="20"/>
           <w:szCs w:val="20"/>
         </w:rPr>
-        <w:t xml:space="preserve">Przed przystąpieniem do pracy z produktem należy zapoznać się z treścią niniejszej karty charakterystyki oraz przepisami BHP obowiązującymi na stanowisku pracy. Pracownicy mający kontakt z produktem powinni zostać przeszkoleni w zakresie prawidłowego i bezpiecznego obchodzenia się z cieczami łatwopalnymi oraz postępowania w sytuacjach awaryjnych.</w:t>
+        <w:t xml:space="preserve">Przed przystąpieniem do pracy z produktem należy zapoznać się z treścią niniejszej karty charakterystyki oraz przepisami BHP obowiązującymi na stanowisku pracy. Pracownicy mający kontakt z produktem powinni zostać przeszkoleni w zakresie prawidłowego i bezpiecznego obchodzenia się z chemikaliami oraz postępowania w sytuacjach awaryjnych.</w:t>
       </w:r>
     </w:p>
     <w:p>
@@ -8465,7 +8017,7 @@
           <w:sz w:val="20"/>
           <w:szCs w:val="20"/>
         </w:rPr>
-        <w:t xml:space="preserve">Informacje zawarte w niniejszej karcie wynikają z aktualnego stanu wiedzy i odnoszą się wyłącznie do opisanego produktu. Użytkownik ponosi odpowiedzialność za stworzenie bezpiecznych warunków pracy oraz spełnienie wymagań prawnych związanych z jego zastosowaniem.</w:t>
+        <w:t xml:space="preserve">Informacje zawarte w niniejszej karcie wynikają z aktualnego stanu wiedzy producenta i dystrybutora i odnoszą się wyłącznie do opisanego produktu. Użytkownik ponosi odpowiedzialność za stworzenie bezpiecznych warunków pracy oraz spełnienie wymagań prawnych związanych z jego zastosowaniem.</w:t>
       </w:r>
     </w:p>
     <w:sectPr>

--- a/docs/SDS/Karta_Charakterystyki_8034055535448_SDS_ORCHIDEA_E_VANIGLIA_V2_PL.docx
+++ b/docs/SDS/Karta_Charakterystyki_8034055535448_SDS_ORCHIDEA_E_VANIGLIA_V2_PL.docx
@@ -2249,98 +2249,98 @@
           <w:sz w:val="20"/>
           <w:szCs w:val="20"/>
         </w:rPr>
-        <w:t xml:space="preserve">- woda słodka:0,96mg/l</w:t>
-      </w:r>
-    </w:p>
-    <w:p>
-      <w:pPr>
-        <w:spacing w:after="80"/>
-      </w:pPr>
-      <w:r>
-        <w:rPr>
-          <w:rFonts w:ascii="Arial" w:cs="Arial" w:eastAsia="Arial" w:hAnsi="Arial"/>
-          <w:sz w:val="20"/>
-          <w:szCs w:val="20"/>
-        </w:rPr>
-        <w:t xml:space="preserve">- woda morska:0,79mg/l</w:t>
-      </w:r>
-    </w:p>
-    <w:p>
-      <w:pPr>
-        <w:spacing w:after="80"/>
-      </w:pPr>
-      <w:r>
-        <w:rPr>
-          <w:rFonts w:ascii="Arial" w:cs="Arial" w:eastAsia="Arial" w:hAnsi="Arial"/>
-          <w:sz w:val="20"/>
-          <w:szCs w:val="20"/>
-        </w:rPr>
-        <w:t xml:space="preserve">- osady słodkowodne:3,6mg/kg</w:t>
-      </w:r>
-    </w:p>
-    <w:p>
-      <w:pPr>
-        <w:spacing w:after="80"/>
-      </w:pPr>
-      <w:r>
-        <w:rPr>
-          <w:rFonts w:ascii="Arial" w:cs="Arial" w:eastAsia="Arial" w:hAnsi="Arial"/>
-          <w:sz w:val="20"/>
-          <w:szCs w:val="20"/>
-        </w:rPr>
-        <w:t xml:space="preserve">- osady morskie:2,9mg/kg</w:t>
-      </w:r>
-    </w:p>
-    <w:p>
-      <w:pPr>
-        <w:spacing w:after="80"/>
-      </w:pPr>
-      <w:r>
-        <w:rPr>
-          <w:rFonts w:ascii="Arial" w:cs="Arial" w:eastAsia="Arial" w:hAnsi="Arial"/>
-          <w:sz w:val="20"/>
-          <w:szCs w:val="20"/>
-        </w:rPr>
-        <w:t xml:space="preserve">- woda (uwalnianie okresowe):2,75mg/l</w:t>
-      </w:r>
-    </w:p>
-    <w:p>
-      <w:pPr>
-        <w:spacing w:after="80"/>
-      </w:pPr>
-      <w:r>
-        <w:rPr>
-          <w:rFonts w:ascii="Arial" w:cs="Arial" w:eastAsia="Arial" w:hAnsi="Arial"/>
-          <w:sz w:val="20"/>
-          <w:szCs w:val="20"/>
-        </w:rPr>
-        <w:t xml:space="preserve">- mikroorganizmy w oczyszczalni ścieków (STP):580mg/l</w:t>
-      </w:r>
-    </w:p>
-    <w:p>
-      <w:pPr>
-        <w:spacing w:after="80"/>
-      </w:pPr>
-      <w:r>
-        <w:rPr>
-          <w:rFonts w:ascii="Arial" w:cs="Arial" w:eastAsia="Arial" w:hAnsi="Arial"/>
-          <w:sz w:val="20"/>
-          <w:szCs w:val="20"/>
-        </w:rPr>
-        <w:t xml:space="preserve">- łańcuch pokarmowy (zatrucie wtórne):0,38mg/kg</w:t>
-      </w:r>
-    </w:p>
-    <w:p>
-      <w:pPr>
-        <w:spacing w:after="80"/>
-      </w:pPr>
-      <w:r>
-        <w:rPr>
-          <w:rFonts w:ascii="Arial" w:cs="Arial" w:eastAsia="Arial" w:hAnsi="Arial"/>
-          <w:sz w:val="20"/>
-          <w:szCs w:val="20"/>
-        </w:rPr>
-        <w:t xml:space="preserve">- środowisko glebowe (gleba):0,63mg/kg</w:t>
+        <w:t xml:space="preserve">- woda słodka: 0,96 mg/l</w:t>
+      </w:r>
+    </w:p>
+    <w:p>
+      <w:pPr>
+        <w:spacing w:after="80"/>
+      </w:pPr>
+      <w:r>
+        <w:rPr>
+          <w:rFonts w:ascii="Arial" w:cs="Arial" w:eastAsia="Arial" w:hAnsi="Arial"/>
+          <w:sz w:val="20"/>
+          <w:szCs w:val="20"/>
+        </w:rPr>
+        <w:t xml:space="preserve">- woda morska: 0,79 mg/l</w:t>
+      </w:r>
+    </w:p>
+    <w:p>
+      <w:pPr>
+        <w:spacing w:after="80"/>
+      </w:pPr>
+      <w:r>
+        <w:rPr>
+          <w:rFonts w:ascii="Arial" w:cs="Arial" w:eastAsia="Arial" w:hAnsi="Arial"/>
+          <w:sz w:val="20"/>
+          <w:szCs w:val="20"/>
+        </w:rPr>
+        <w:t xml:space="preserve">- osady słodkowodne: 3,6 mg/kg</w:t>
+      </w:r>
+    </w:p>
+    <w:p>
+      <w:pPr>
+        <w:spacing w:after="80"/>
+      </w:pPr>
+      <w:r>
+        <w:rPr>
+          <w:rFonts w:ascii="Arial" w:cs="Arial" w:eastAsia="Arial" w:hAnsi="Arial"/>
+          <w:sz w:val="20"/>
+          <w:szCs w:val="20"/>
+        </w:rPr>
+        <w:t xml:space="preserve">- osady morskie: 2,9 mg/kg</w:t>
+      </w:r>
+    </w:p>
+    <w:p>
+      <w:pPr>
+        <w:spacing w:after="80"/>
+      </w:pPr>
+      <w:r>
+        <w:rPr>
+          <w:rFonts w:ascii="Arial" w:cs="Arial" w:eastAsia="Arial" w:hAnsi="Arial"/>
+          <w:sz w:val="20"/>
+          <w:szCs w:val="20"/>
+        </w:rPr>
+        <w:t xml:space="preserve">- woda (uwalnianie okresowe): 2,75 mg/l</w:t>
+      </w:r>
+    </w:p>
+    <w:p>
+      <w:pPr>
+        <w:spacing w:after="80"/>
+      </w:pPr>
+      <w:r>
+        <w:rPr>
+          <w:rFonts w:ascii="Arial" w:cs="Arial" w:eastAsia="Arial" w:hAnsi="Arial"/>
+          <w:sz w:val="20"/>
+          <w:szCs w:val="20"/>
+        </w:rPr>
+        <w:t xml:space="preserve">- mikroorganizmy w oczyszczalni ścieków (STP): 580 mg/l</w:t>
+      </w:r>
+    </w:p>
+    <w:p>
+      <w:pPr>
+        <w:spacing w:after="80"/>
+      </w:pPr>
+      <w:r>
+        <w:rPr>
+          <w:rFonts w:ascii="Arial" w:cs="Arial" w:eastAsia="Arial" w:hAnsi="Arial"/>
+          <w:sz w:val="20"/>
+          <w:szCs w:val="20"/>
+        </w:rPr>
+        <w:t xml:space="preserve">- łańcuch pokarmowy (zatrucie wtórne): 0,38 mg/kg</w:t>
+      </w:r>
+    </w:p>
+    <w:p>
+      <w:pPr>
+        <w:spacing w:after="80"/>
+      </w:pPr>
+      <w:r>
+        <w:rPr>
+          <w:rFonts w:ascii="Arial" w:cs="Arial" w:eastAsia="Arial" w:hAnsi="Arial"/>
+          <w:sz w:val="20"/>
+          <w:szCs w:val="20"/>
+        </w:rPr>
+        <w:t xml:space="preserve">- środowisko glebowe (gleba): 0,63 mg/kg</w:t>
       </w:r>
     </w:p>
     <w:p>
@@ -2483,85 +2483,85 @@
           <w:sz w:val="20"/>
           <w:szCs w:val="20"/>
         </w:rPr>
-        <w:t xml:space="preserve">- woda słodka:0,081mg/l</w:t>
-      </w:r>
-    </w:p>
-    <w:p>
-      <w:pPr>
-        <w:spacing w:after="80"/>
-      </w:pPr>
-      <w:r>
-        <w:rPr>
-          <w:rFonts w:ascii="Arial" w:cs="Arial" w:eastAsia="Arial" w:hAnsi="Arial"/>
-          <w:sz w:val="20"/>
-          <w:szCs w:val="20"/>
-        </w:rPr>
-        <w:t xml:space="preserve">- woda morska:0,008111mg/l</w:t>
-      </w:r>
-    </w:p>
-    <w:p>
-      <w:pPr>
-        <w:spacing w:after="80"/>
-      </w:pPr>
-      <w:r>
-        <w:rPr>
-          <w:rFonts w:ascii="Arial" w:cs="Arial" w:eastAsia="Arial" w:hAnsi="Arial"/>
-          <w:sz w:val="20"/>
-          <w:szCs w:val="20"/>
-        </w:rPr>
-        <w:t xml:space="preserve">- osady słodkowodne:0,409mg/kg</w:t>
-      </w:r>
-    </w:p>
-    <w:p>
-      <w:pPr>
-        <w:spacing w:after="80"/>
-      </w:pPr>
-      <w:r>
-        <w:rPr>
-          <w:rFonts w:ascii="Arial" w:cs="Arial" w:eastAsia="Arial" w:hAnsi="Arial"/>
-          <w:sz w:val="20"/>
-          <w:szCs w:val="20"/>
-        </w:rPr>
-        <w:t xml:space="preserve">- osady morskie:0,0409mg/kg</w:t>
-      </w:r>
-    </w:p>
-    <w:p>
-      <w:pPr>
-        <w:spacing w:after="80"/>
-      </w:pPr>
-      <w:r>
-        <w:rPr>
-          <w:rFonts w:ascii="Arial" w:cs="Arial" w:eastAsia="Arial" w:hAnsi="Arial"/>
-          <w:sz w:val="20"/>
-          <w:szCs w:val="20"/>
-        </w:rPr>
-        <w:t xml:space="preserve">- woda (uwalnianie okresowe):0,8111mg/l</w:t>
-      </w:r>
-    </w:p>
-    <w:p>
-      <w:pPr>
-        <w:spacing w:after="80"/>
-      </w:pPr>
-      <w:r>
-        <w:rPr>
-          <w:rFonts w:ascii="Arial" w:cs="Arial" w:eastAsia="Arial" w:hAnsi="Arial"/>
-          <w:sz w:val="20"/>
-          <w:szCs w:val="20"/>
-        </w:rPr>
-        <w:t xml:space="preserve">- mikroorganizmy w oczyszczalni ścieków (STP):4,5mg/l</w:t>
-      </w:r>
-    </w:p>
-    <w:p>
-      <w:pPr>
-        <w:spacing w:after="80"/>
-      </w:pPr>
-      <w:r>
-        <w:rPr>
-          <w:rFonts w:ascii="Arial" w:cs="Arial" w:eastAsia="Arial" w:hAnsi="Arial"/>
-          <w:sz w:val="20"/>
-          <w:szCs w:val="20"/>
-        </w:rPr>
-        <w:t xml:space="preserve">- środowisko glebowe (gleba):0,0967mg/kg</w:t>
+        <w:t xml:space="preserve">- woda słodka: 0,081 mg/l</w:t>
+      </w:r>
+    </w:p>
+    <w:p>
+      <w:pPr>
+        <w:spacing w:after="80"/>
+      </w:pPr>
+      <w:r>
+        <w:rPr>
+          <w:rFonts w:ascii="Arial" w:cs="Arial" w:eastAsia="Arial" w:hAnsi="Arial"/>
+          <w:sz w:val="20"/>
+          <w:szCs w:val="20"/>
+        </w:rPr>
+        <w:t xml:space="preserve">- woda morska: 0,008111 mg/l</w:t>
+      </w:r>
+    </w:p>
+    <w:p>
+      <w:pPr>
+        <w:spacing w:after="80"/>
+      </w:pPr>
+      <w:r>
+        <w:rPr>
+          <w:rFonts w:ascii="Arial" w:cs="Arial" w:eastAsia="Arial" w:hAnsi="Arial"/>
+          <w:sz w:val="20"/>
+          <w:szCs w:val="20"/>
+        </w:rPr>
+        <w:t xml:space="preserve">- osady słodkowodne: 0,409 mg/kg</w:t>
+      </w:r>
+    </w:p>
+    <w:p>
+      <w:pPr>
+        <w:spacing w:after="80"/>
+      </w:pPr>
+      <w:r>
+        <w:rPr>
+          <w:rFonts w:ascii="Arial" w:cs="Arial" w:eastAsia="Arial" w:hAnsi="Arial"/>
+          <w:sz w:val="20"/>
+          <w:szCs w:val="20"/>
+        </w:rPr>
+        <w:t xml:space="preserve">- osady morskie: 0,0409 mg/kg</w:t>
+      </w:r>
+    </w:p>
+    <w:p>
+      <w:pPr>
+        <w:spacing w:after="80"/>
+      </w:pPr>
+      <w:r>
+        <w:rPr>
+          <w:rFonts w:ascii="Arial" w:cs="Arial" w:eastAsia="Arial" w:hAnsi="Arial"/>
+          <w:sz w:val="20"/>
+          <w:szCs w:val="20"/>
+        </w:rPr>
+        <w:t xml:space="preserve">- woda (uwalnianie okresowe): 0,8111 mg/l</w:t>
+      </w:r>
+    </w:p>
+    <w:p>
+      <w:pPr>
+        <w:spacing w:after="80"/>
+      </w:pPr>
+      <w:r>
+        <w:rPr>
+          <w:rFonts w:ascii="Arial" w:cs="Arial" w:eastAsia="Arial" w:hAnsi="Arial"/>
+          <w:sz w:val="20"/>
+          <w:szCs w:val="20"/>
+        </w:rPr>
+        <w:t xml:space="preserve">- mikroorganizmy w oczyszczalni ścieków (STP): 4,5 mg/l</w:t>
+      </w:r>
+    </w:p>
+    <w:p>
+      <w:pPr>
+        <w:spacing w:after="80"/>
+      </w:pPr>
+      <w:r>
+        <w:rPr>
+          <w:rFonts w:ascii="Arial" w:cs="Arial" w:eastAsia="Arial" w:hAnsi="Arial"/>
+          <w:sz w:val="20"/>
+          <w:szCs w:val="20"/>
+        </w:rPr>
+        <w:t xml:space="preserve">- środowisko glebowe (gleba): 0,0967 mg/kg</w:t>
       </w:r>
     </w:p>
     <w:p>
@@ -2704,98 +2704,98 @@
           <w:sz w:val="20"/>
           <w:szCs w:val="20"/>
         </w:rPr>
-        <w:t xml:space="preserve">- woda słodka:0,019mg/l</w:t>
-      </w:r>
-    </w:p>
-    <w:p>
-      <w:pPr>
-        <w:spacing w:after="80"/>
-      </w:pPr>
-      <w:r>
-        <w:rPr>
-          <w:rFonts w:ascii="Arial" w:cs="Arial" w:eastAsia="Arial" w:hAnsi="Arial"/>
-          <w:sz w:val="20"/>
-          <w:szCs w:val="20"/>
-        </w:rPr>
-        <w:t xml:space="preserve">- woda morska:0,0019mg/l</w:t>
-      </w:r>
-    </w:p>
-    <w:p>
-      <w:pPr>
-        <w:spacing w:after="80"/>
-      </w:pPr>
-      <w:r>
-        <w:rPr>
-          <w:rFonts w:ascii="Arial" w:cs="Arial" w:eastAsia="Arial" w:hAnsi="Arial"/>
-          <w:sz w:val="20"/>
-          <w:szCs w:val="20"/>
-        </w:rPr>
-        <w:t xml:space="preserve">- osady słodkowodne:0,15mg/kg</w:t>
-      </w:r>
-    </w:p>
-    <w:p>
-      <w:pPr>
-        <w:spacing w:after="80"/>
-      </w:pPr>
-      <w:r>
-        <w:rPr>
-          <w:rFonts w:ascii="Arial" w:cs="Arial" w:eastAsia="Arial" w:hAnsi="Arial"/>
-          <w:sz w:val="20"/>
-          <w:szCs w:val="20"/>
-        </w:rPr>
-        <w:t xml:space="preserve">- osady morskie:0,015mg/kg</w:t>
-      </w:r>
-    </w:p>
-    <w:p>
-      <w:pPr>
-        <w:spacing w:after="80"/>
-      </w:pPr>
-      <w:r>
-        <w:rPr>
-          <w:rFonts w:ascii="Arial" w:cs="Arial" w:eastAsia="Arial" w:hAnsi="Arial"/>
-          <w:sz w:val="20"/>
-          <w:szCs w:val="20"/>
-        </w:rPr>
-        <w:t xml:space="preserve">- woda (uwalnianie okresowe):0,0142mg/l</w:t>
-      </w:r>
-    </w:p>
-    <w:p>
-      <w:pPr>
-        <w:spacing w:after="80"/>
-      </w:pPr>
-      <w:r>
-        <w:rPr>
-          <w:rFonts w:ascii="Arial" w:cs="Arial" w:eastAsia="Arial" w:hAnsi="Arial"/>
-          <w:sz w:val="20"/>
-          <w:szCs w:val="20"/>
-        </w:rPr>
-        <w:t xml:space="preserve">- mikroorganizmy w oczyszczalni ścieków (STP):6,4mg/l</w:t>
-      </w:r>
-    </w:p>
-    <w:p>
-      <w:pPr>
-        <w:spacing w:after="80"/>
-      </w:pPr>
-      <w:r>
-        <w:rPr>
-          <w:rFonts w:ascii="Arial" w:cs="Arial" w:eastAsia="Arial" w:hAnsi="Arial"/>
-          <w:sz w:val="20"/>
-          <w:szCs w:val="20"/>
-        </w:rPr>
-        <w:t xml:space="preserve">- łańcuch pokarmowy (zatrucie wtórne):30,7mg/kg</w:t>
-      </w:r>
-    </w:p>
-    <w:p>
-      <w:pPr>
-        <w:spacing w:after="80"/>
-      </w:pPr>
-      <w:r>
-        <w:rPr>
-          <w:rFonts w:ascii="Arial" w:cs="Arial" w:eastAsia="Arial" w:hAnsi="Arial"/>
-          <w:sz w:val="20"/>
-          <w:szCs w:val="20"/>
-        </w:rPr>
-        <w:t xml:space="preserve">- środowisko glebowe (gleba):0,018mg/kg</w:t>
+        <w:t xml:space="preserve">- woda słodka: 0,019 mg/l</w:t>
+      </w:r>
+    </w:p>
+    <w:p>
+      <w:pPr>
+        <w:spacing w:after="80"/>
+      </w:pPr>
+      <w:r>
+        <w:rPr>
+          <w:rFonts w:ascii="Arial" w:cs="Arial" w:eastAsia="Arial" w:hAnsi="Arial"/>
+          <w:sz w:val="20"/>
+          <w:szCs w:val="20"/>
+        </w:rPr>
+        <w:t xml:space="preserve">- woda morska: 0,0019 mg/l</w:t>
+      </w:r>
+    </w:p>
+    <w:p>
+      <w:pPr>
+        <w:spacing w:after="80"/>
+      </w:pPr>
+      <w:r>
+        <w:rPr>
+          <w:rFonts w:ascii="Arial" w:cs="Arial" w:eastAsia="Arial" w:hAnsi="Arial"/>
+          <w:sz w:val="20"/>
+          <w:szCs w:val="20"/>
+        </w:rPr>
+        <w:t xml:space="preserve">- osady słodkowodne: 0,15 mg/kg</w:t>
+      </w:r>
+    </w:p>
+    <w:p>
+      <w:pPr>
+        <w:spacing w:after="80"/>
+      </w:pPr>
+      <w:r>
+        <w:rPr>
+          <w:rFonts w:ascii="Arial" w:cs="Arial" w:eastAsia="Arial" w:hAnsi="Arial"/>
+          <w:sz w:val="20"/>
+          <w:szCs w:val="20"/>
+        </w:rPr>
+        <w:t xml:space="preserve">- osady morskie: 0,015 mg/kg</w:t>
+      </w:r>
+    </w:p>
+    <w:p>
+      <w:pPr>
+        <w:spacing w:after="80"/>
+      </w:pPr>
+      <w:r>
+        <w:rPr>
+          <w:rFonts w:ascii="Arial" w:cs="Arial" w:eastAsia="Arial" w:hAnsi="Arial"/>
+          <w:sz w:val="20"/>
+          <w:szCs w:val="20"/>
+        </w:rPr>
+        <w:t xml:space="preserve">- woda (uwalnianie okresowe): 0,0142 mg/l</w:t>
+      </w:r>
+    </w:p>
+    <w:p>
+      <w:pPr>
+        <w:spacing w:after="80"/>
+      </w:pPr>
+      <w:r>
+        <w:rPr>
+          <w:rFonts w:ascii="Arial" w:cs="Arial" w:eastAsia="Arial" w:hAnsi="Arial"/>
+          <w:sz w:val="20"/>
+          <w:szCs w:val="20"/>
+        </w:rPr>
+        <w:t xml:space="preserve">- mikroorganizmy w oczyszczalni ścieków (STP): 6,4 mg/l</w:t>
+      </w:r>
+    </w:p>
+    <w:p>
+      <w:pPr>
+        <w:spacing w:after="80"/>
+      </w:pPr>
+      <w:r>
+        <w:rPr>
+          <w:rFonts w:ascii="Arial" w:cs="Arial" w:eastAsia="Arial" w:hAnsi="Arial"/>
+          <w:sz w:val="20"/>
+          <w:szCs w:val="20"/>
+        </w:rPr>
+        <w:t xml:space="preserve">- łańcuch pokarmowy (zatrucie wtórne): 30,7 mg/kg</w:t>
+      </w:r>
+    </w:p>
+    <w:p>
+      <w:pPr>
+        <w:spacing w:after="80"/>
+      </w:pPr>
+      <w:r>
+        <w:rPr>
+          <w:rFonts w:ascii="Arial" w:cs="Arial" w:eastAsia="Arial" w:hAnsi="Arial"/>
+          <w:sz w:val="20"/>
+          <w:szCs w:val="20"/>
+        </w:rPr>
+        <w:t xml:space="preserve">- środowisko glebowe (gleba): 0,018 mg/kg</w:t>
       </w:r>
     </w:p>
     <w:p>
@@ -2938,98 +2938,98 @@
           <w:sz w:val="20"/>
           <w:szCs w:val="20"/>
         </w:rPr>
-        <w:t xml:space="preserve">- woda słodka:0,000199mg/l</w:t>
-      </w:r>
-    </w:p>
-    <w:p>
-      <w:pPr>
-        <w:spacing w:after="80"/>
-      </w:pPr>
-      <w:r>
-        <w:rPr>
-          <w:rFonts w:ascii="Arial" w:cs="Arial" w:eastAsia="Arial" w:hAnsi="Arial"/>
-          <w:sz w:val="20"/>
-          <w:szCs w:val="20"/>
-        </w:rPr>
-        <w:t xml:space="preserve">- woda morska:0,02 μg/l</w:t>
-      </w:r>
-    </w:p>
-    <w:p>
-      <w:pPr>
-        <w:spacing w:after="80"/>
-      </w:pPr>
-      <w:r>
-        <w:rPr>
-          <w:rFonts w:ascii="Arial" w:cs="Arial" w:eastAsia="Arial" w:hAnsi="Arial"/>
-          <w:sz w:val="20"/>
-          <w:szCs w:val="20"/>
-        </w:rPr>
-        <w:t xml:space="preserve">- osady słodkowodne:0,0996mg/kg</w:t>
-      </w:r>
-    </w:p>
-    <w:p>
-      <w:pPr>
-        <w:spacing w:after="80"/>
-      </w:pPr>
-      <w:r>
-        <w:rPr>
-          <w:rFonts w:ascii="Arial" w:cs="Arial" w:eastAsia="Arial" w:hAnsi="Arial"/>
-          <w:sz w:val="20"/>
-          <w:szCs w:val="20"/>
-        </w:rPr>
-        <w:t xml:space="preserve">- osady morskie:0,00996mg/kg</w:t>
-      </w:r>
-    </w:p>
-    <w:p>
-      <w:pPr>
-        <w:spacing w:after="80"/>
-      </w:pPr>
-      <w:r>
-        <w:rPr>
-          <w:rFonts w:ascii="Arial" w:cs="Arial" w:eastAsia="Arial" w:hAnsi="Arial"/>
-          <w:sz w:val="20"/>
-          <w:szCs w:val="20"/>
-        </w:rPr>
-        <w:t xml:space="preserve">- woda (uwalnianie okresowe):0,00199mg/l</w:t>
-      </w:r>
-    </w:p>
-    <w:p>
-      <w:pPr>
-        <w:spacing w:after="80"/>
-      </w:pPr>
-      <w:r>
-        <w:rPr>
-          <w:rFonts w:ascii="Arial" w:cs="Arial" w:eastAsia="Arial" w:hAnsi="Arial"/>
-          <w:sz w:val="20"/>
-          <w:szCs w:val="20"/>
-        </w:rPr>
-        <w:t xml:space="preserve">- mikroorganizmy w oczyszczalni ścieków (STP):0,17mg/l</w:t>
-      </w:r>
-    </w:p>
-    <w:p>
-      <w:pPr>
-        <w:spacing w:after="80"/>
-      </w:pPr>
-      <w:r>
-        <w:rPr>
-          <w:rFonts w:ascii="Arial" w:cs="Arial" w:eastAsia="Arial" w:hAnsi="Arial"/>
-          <w:sz w:val="20"/>
-          <w:szCs w:val="20"/>
-        </w:rPr>
-        <w:t xml:space="preserve">- łańcuch pokarmowy (zatrucie wtórne):8,33mg/kg</w:t>
-      </w:r>
-    </w:p>
-    <w:p>
-      <w:pPr>
-        <w:spacing w:after="80"/>
-      </w:pPr>
-      <w:r>
-        <w:rPr>
-          <w:rFonts w:ascii="Arial" w:cs="Arial" w:eastAsia="Arial" w:hAnsi="Arial"/>
-          <w:sz w:val="20"/>
-          <w:szCs w:val="20"/>
-        </w:rPr>
-        <w:t xml:space="preserve">- środowisko glebowe (gleba):0,04769mg/kg</w:t>
+        <w:t xml:space="preserve">- woda słodka: 0,000199 mg/l</w:t>
+      </w:r>
+    </w:p>
+    <w:p>
+      <w:pPr>
+        <w:spacing w:after="80"/>
+      </w:pPr>
+      <w:r>
+        <w:rPr>
+          <w:rFonts w:ascii="Arial" w:cs="Arial" w:eastAsia="Arial" w:hAnsi="Arial"/>
+          <w:sz w:val="20"/>
+          <w:szCs w:val="20"/>
+        </w:rPr>
+        <w:t xml:space="preserve">- woda morska: 0,02 μg/l</w:t>
+      </w:r>
+    </w:p>
+    <w:p>
+      <w:pPr>
+        <w:spacing w:after="80"/>
+      </w:pPr>
+      <w:r>
+        <w:rPr>
+          <w:rFonts w:ascii="Arial" w:cs="Arial" w:eastAsia="Arial" w:hAnsi="Arial"/>
+          <w:sz w:val="20"/>
+          <w:szCs w:val="20"/>
+        </w:rPr>
+        <w:t xml:space="preserve">- osady słodkowodne: 0,0996 mg/kg</w:t>
+      </w:r>
+    </w:p>
+    <w:p>
+      <w:pPr>
+        <w:spacing w:after="80"/>
+      </w:pPr>
+      <w:r>
+        <w:rPr>
+          <w:rFonts w:ascii="Arial" w:cs="Arial" w:eastAsia="Arial" w:hAnsi="Arial"/>
+          <w:sz w:val="20"/>
+          <w:szCs w:val="20"/>
+        </w:rPr>
+        <w:t xml:space="preserve">- osady morskie: 0,00996 mg/kg</w:t>
+      </w:r>
+    </w:p>
+    <w:p>
+      <w:pPr>
+        <w:spacing w:after="80"/>
+      </w:pPr>
+      <w:r>
+        <w:rPr>
+          <w:rFonts w:ascii="Arial" w:cs="Arial" w:eastAsia="Arial" w:hAnsi="Arial"/>
+          <w:sz w:val="20"/>
+          <w:szCs w:val="20"/>
+        </w:rPr>
+        <w:t xml:space="preserve">- woda (uwalnianie okresowe): 0,00199 mg/l</w:t>
+      </w:r>
+    </w:p>
+    <w:p>
+      <w:pPr>
+        <w:spacing w:after="80"/>
+      </w:pPr>
+      <w:r>
+        <w:rPr>
+          <w:rFonts w:ascii="Arial" w:cs="Arial" w:eastAsia="Arial" w:hAnsi="Arial"/>
+          <w:sz w:val="20"/>
+          <w:szCs w:val="20"/>
+        </w:rPr>
+        <w:t xml:space="preserve">- mikroorganizmy w oczyszczalni ścieków (STP): 0,17 mg/l</w:t>
+      </w:r>
+    </w:p>
+    <w:p>
+      <w:pPr>
+        <w:spacing w:after="80"/>
+      </w:pPr>
+      <w:r>
+        <w:rPr>
+          <w:rFonts w:ascii="Arial" w:cs="Arial" w:eastAsia="Arial" w:hAnsi="Arial"/>
+          <w:sz w:val="20"/>
+          <w:szCs w:val="20"/>
+        </w:rPr>
+        <w:t xml:space="preserve">- łańcuch pokarmowy (zatrucie wtórne): 8,33 mg/kg</w:t>
+      </w:r>
+    </w:p>
+    <w:p>
+      <w:pPr>
+        <w:spacing w:after="80"/>
+      </w:pPr>
+      <w:r>
+        <w:rPr>
+          <w:rFonts w:ascii="Arial" w:cs="Arial" w:eastAsia="Arial" w:hAnsi="Arial"/>
+          <w:sz w:val="20"/>
+          <w:szCs w:val="20"/>
+        </w:rPr>
+        <w:t xml:space="preserve">- środowisko glebowe (gleba): 0,04769 mg/kg</w:t>
       </w:r>
     </w:p>
     <w:p>
@@ -3172,85 +3172,85 @@
           <w:sz w:val="20"/>
           <w:szCs w:val="20"/>
         </w:rPr>
-        <w:t xml:space="preserve">- woda słodka:0,68mg/l</w:t>
-      </w:r>
-    </w:p>
-    <w:p>
-      <w:pPr>
-        <w:spacing w:after="80"/>
-      </w:pPr>
-      <w:r>
-        <w:rPr>
-          <w:rFonts w:ascii="Arial" w:cs="Arial" w:eastAsia="Arial" w:hAnsi="Arial"/>
-          <w:sz w:val="20"/>
-          <w:szCs w:val="20"/>
-        </w:rPr>
-        <w:t xml:space="preserve">- woda morska:0,68mg/l</w:t>
-      </w:r>
-    </w:p>
-    <w:p>
-      <w:pPr>
-        <w:spacing w:after="80"/>
-      </w:pPr>
-      <w:r>
-        <w:rPr>
-          <w:rFonts w:ascii="Arial" w:cs="Arial" w:eastAsia="Arial" w:hAnsi="Arial"/>
-          <w:sz w:val="20"/>
-          <w:szCs w:val="20"/>
-        </w:rPr>
-        <w:t xml:space="preserve">- osady słodkowodne:16,39mg/kg/d</w:t>
-      </w:r>
-    </w:p>
-    <w:p>
-      <w:pPr>
-        <w:spacing w:after="80"/>
-      </w:pPr>
-      <w:r>
-        <w:rPr>
-          <w:rFonts w:ascii="Arial" w:cs="Arial" w:eastAsia="Arial" w:hAnsi="Arial"/>
-          <w:sz w:val="20"/>
-          <w:szCs w:val="20"/>
-        </w:rPr>
-        <w:t xml:space="preserve">- osady morskie:16,39mg/kg/d</w:t>
-      </w:r>
-    </w:p>
-    <w:p>
-      <w:pPr>
-        <w:spacing w:after="80"/>
-      </w:pPr>
-      <w:r>
-        <w:rPr>
-          <w:rFonts w:ascii="Arial" w:cs="Arial" w:eastAsia="Arial" w:hAnsi="Arial"/>
-          <w:sz w:val="20"/>
-          <w:szCs w:val="20"/>
-        </w:rPr>
-        <w:t xml:space="preserve">- woda (uwalnianie okresowe):0,68mg/l</w:t>
-      </w:r>
-    </w:p>
-    <w:p>
-      <w:pPr>
-        <w:spacing w:after="80"/>
-      </w:pPr>
-      <w:r>
-        <w:rPr>
-          <w:rFonts w:ascii="Arial" w:cs="Arial" w:eastAsia="Arial" w:hAnsi="Arial"/>
-          <w:sz w:val="20"/>
-          <w:szCs w:val="20"/>
-        </w:rPr>
-        <w:t xml:space="preserve">- mikroorganizmy w oczyszczalni ścieków (STP):13,61mg/l</w:t>
-      </w:r>
-    </w:p>
-    <w:p>
-      <w:pPr>
-        <w:spacing w:after="80"/>
-      </w:pPr>
-      <w:r>
-        <w:rPr>
-          <w:rFonts w:ascii="Arial" w:cs="Arial" w:eastAsia="Arial" w:hAnsi="Arial"/>
-          <w:sz w:val="20"/>
-          <w:szCs w:val="20"/>
-        </w:rPr>
-        <w:t xml:space="preserve">- łańcuch pokarmowy (zatrucie wtórne):2,89mg/kg soil dw</w:t>
+        <w:t xml:space="preserve">- woda słodka: 0,68 mg/l</w:t>
+      </w:r>
+    </w:p>
+    <w:p>
+      <w:pPr>
+        <w:spacing w:after="80"/>
+      </w:pPr>
+      <w:r>
+        <w:rPr>
+          <w:rFonts w:ascii="Arial" w:cs="Arial" w:eastAsia="Arial" w:hAnsi="Arial"/>
+          <w:sz w:val="20"/>
+          <w:szCs w:val="20"/>
+        </w:rPr>
+        <w:t xml:space="preserve">- woda morska: 0,68 mg/l</w:t>
+      </w:r>
+    </w:p>
+    <w:p>
+      <w:pPr>
+        <w:spacing w:after="80"/>
+      </w:pPr>
+      <w:r>
+        <w:rPr>
+          <w:rFonts w:ascii="Arial" w:cs="Arial" w:eastAsia="Arial" w:hAnsi="Arial"/>
+          <w:sz w:val="20"/>
+          <w:szCs w:val="20"/>
+        </w:rPr>
+        <w:t xml:space="preserve">- osady słodkowodne: 16,39 mg/kg suchej masy</w:t>
+      </w:r>
+    </w:p>
+    <w:p>
+      <w:pPr>
+        <w:spacing w:after="80"/>
+      </w:pPr>
+      <w:r>
+        <w:rPr>
+          <w:rFonts w:ascii="Arial" w:cs="Arial" w:eastAsia="Arial" w:hAnsi="Arial"/>
+          <w:sz w:val="20"/>
+          <w:szCs w:val="20"/>
+        </w:rPr>
+        <w:t xml:space="preserve">- osady morskie: 16,39 mg/kg suchej masy</w:t>
+      </w:r>
+    </w:p>
+    <w:p>
+      <w:pPr>
+        <w:spacing w:after="80"/>
+      </w:pPr>
+      <w:r>
+        <w:rPr>
+          <w:rFonts w:ascii="Arial" w:cs="Arial" w:eastAsia="Arial" w:hAnsi="Arial"/>
+          <w:sz w:val="20"/>
+          <w:szCs w:val="20"/>
+        </w:rPr>
+        <w:t xml:space="preserve">- woda (uwalnianie okresowe): 0,68 mg/l</w:t>
+      </w:r>
+    </w:p>
+    <w:p>
+      <w:pPr>
+        <w:spacing w:after="80"/>
+      </w:pPr>
+      <w:r>
+        <w:rPr>
+          <w:rFonts w:ascii="Arial" w:cs="Arial" w:eastAsia="Arial" w:hAnsi="Arial"/>
+          <w:sz w:val="20"/>
+          <w:szCs w:val="20"/>
+        </w:rPr>
+        <w:t xml:space="preserve">- mikroorganizmy w oczyszczalni ścieków (STP): 13,61 mg/l</w:t>
+      </w:r>
+    </w:p>
+    <w:p>
+      <w:pPr>
+        <w:spacing w:after="80"/>
+      </w:pPr>
+      <w:r>
+        <w:rPr>
+          <w:rFonts w:ascii="Arial" w:cs="Arial" w:eastAsia="Arial" w:hAnsi="Arial"/>
+          <w:sz w:val="20"/>
+          <w:szCs w:val="20"/>
+        </w:rPr>
+        <w:t xml:space="preserve">- łańcuch pokarmowy (zatrucie wtórne): 2,89 mg/kg suchej masy gleby</w:t>
       </w:r>
     </w:p>
     <w:p>
@@ -4063,46 +4063,563 @@
           <w:sz w:val="20"/>
           <w:szCs w:val="20"/>
         </w:rPr>
-        <w:t xml:space="preserve">W przypadku braku danych doświadczalnych dla samego produktu, zagrożenia dla zdrowia ocenia się zgodnie z właściwościami substancji w nim zawartych, stosując kryteria określone w odpowiednich przepisach dotyczących klasyfikacji.</w:t>
-      </w:r>
-    </w:p>
-    <w:p>
-      <w:pPr>
-        <w:spacing w:after="80"/>
-      </w:pPr>
-      <w:r>
-        <w:rPr>
-          <w:rFonts w:ascii="Arial" w:cs="Arial" w:eastAsia="Arial" w:hAnsi="Arial"/>
-          <w:sz w:val="20"/>
-          <w:szCs w:val="20"/>
-        </w:rPr>
-        <w:t xml:space="preserve">Należy zatem wziąć pod uwagę stężenia poszczególnych substancji niebezpiecznych wskazanych w sekcji 3, aby ocenić skutki toksykologiczne narażenia na produkt.</w:t>
-      </w:r>
-    </w:p>
-    <w:p>
-      <w:pPr>
-        <w:spacing w:after="80"/>
-      </w:pPr>
-      <w:r>
-        <w:rPr>
-          <w:rFonts w:ascii="Arial" w:cs="Arial" w:eastAsia="Arial" w:hAnsi="Arial"/>
-          <w:sz w:val="20"/>
-          <w:szCs w:val="20"/>
-        </w:rPr>
-        <w:t xml:space="preserve">Metabolizm, toksykokinetyka, mechanizm działania i inne informacje:</w:t>
-      </w:r>
-    </w:p>
-    <w:p>
-      <w:pPr>
-        <w:spacing w:after="80"/>
-      </w:pPr>
-      <w:r>
-        <w:rPr>
-          <w:rFonts w:ascii="Arial" w:cs="Arial" w:eastAsia="Arial" w:hAnsi="Arial"/>
-          <w:sz w:val="20"/>
-          <w:szCs w:val="20"/>
-        </w:rPr>
-        <w:t xml:space="preserve">Brak dostępnych danych.</w:t>
+        <w:t xml:space="preserve">W przypadku braku danych doświadczalnych dla samego produktu, zagrożenia dla zdrowia oceniono na podstawie właściwości substancji składowych, zgodnie z kryteriami określonymi w odpowiednich przepisach klasyfikacyjnych. Przy ocenie skutków toksykologicznych narażenia na produkt uwzględniono stężenia poszczególnych substancji niebezpiecznych wskazanych w sekcji 3.</w:t>
+      </w:r>
+    </w:p>
+    <w:p>
+      <w:pPr>
+        <w:spacing w:after="80"/>
+      </w:pPr>
+      <w:r>
+        <w:rPr>
+          <w:rFonts w:ascii="Arial" w:cs="Arial" w:eastAsia="Arial" w:hAnsi="Arial"/>
+          <w:sz w:val="20"/>
+          <w:szCs w:val="20"/>
+        </w:rPr>
+        <w:t xml:space="preserve">Toksyczność ostra:</w:t>
+      </w:r>
+    </w:p>
+    <w:p>
+      <w:pPr>
+        <w:spacing w:after="80"/>
+      </w:pPr>
+      <w:r>
+        <w:rPr>
+          <w:rFonts w:ascii="Arial" w:cs="Arial" w:eastAsia="Arial" w:hAnsi="Arial"/>
+          <w:sz w:val="20"/>
+          <w:szCs w:val="20"/>
+        </w:rPr>
+        <w:t xml:space="preserve">Mieszanina nie spełnia kryteriów klasyfikacji w tej klasie zagrożenia.</w:t>
+      </w:r>
+    </w:p>
+    <w:p>
+      <w:pPr>
+        <w:spacing w:after="80"/>
+      </w:pPr>
+      <w:r>
+        <w:rPr>
+          <w:rFonts w:ascii="Arial" w:cs="Arial" w:eastAsia="Arial" w:hAnsi="Arial"/>
+          <w:sz w:val="20"/>
+          <w:szCs w:val="20"/>
+        </w:rPr>
+        <w:t xml:space="preserve">- ATE mieszaniny (drogi oddechowe): Nie sklasyfikowano (brak istotnych składników stwarzających zagrożenie drogą oddechową w stężeniach wymagających klasyfikacji)</w:t>
+      </w:r>
+    </w:p>
+    <w:p>
+      <w:pPr>
+        <w:spacing w:after="80"/>
+      </w:pPr>
+      <w:r>
+        <w:rPr>
+          <w:rFonts w:ascii="Arial" w:cs="Arial" w:eastAsia="Arial" w:hAnsi="Arial"/>
+          <w:sz w:val="20"/>
+          <w:szCs w:val="20"/>
+        </w:rPr>
+        <w:t xml:space="preserve">- ATE mieszaniny (droga pokarmowa): Nie sklasyfikowano (wartość obliczona znacznie przekracza 2000 mg/kg)</w:t>
+      </w:r>
+    </w:p>
+    <w:p>
+      <w:pPr>
+        <w:spacing w:after="80"/>
+      </w:pPr>
+      <w:r>
+        <w:rPr>
+          <w:rFonts w:ascii="Arial" w:cs="Arial" w:eastAsia="Arial" w:hAnsi="Arial"/>
+          <w:sz w:val="20"/>
+          <w:szCs w:val="20"/>
+        </w:rPr>
+        <w:t xml:space="preserve">- ATE mieszaniny (na skórę): Nie sklasyfikowano (brak istotnych składników)</w:t>
+      </w:r>
+    </w:p>
+    <w:p>
+      <w:pPr>
+        <w:spacing w:after="80"/>
+      </w:pPr>
+      <w:r>
+        <w:rPr>
+          <w:rFonts w:ascii="Arial" w:cs="Arial" w:eastAsia="Arial" w:hAnsi="Arial"/>
+          <w:sz w:val="20"/>
+          <w:szCs w:val="20"/>
+        </w:rPr>
+        <w:t xml:space="preserve">Dane dotyczące składników:</w:t>
+      </w:r>
+    </w:p>
+    <w:p>
+      <w:pPr>
+        <w:spacing w:after="80" w:before="150"/>
+      </w:pPr>
+      <w:r>
+        <w:rPr>
+          <w:rFonts w:ascii="Arial" w:cs="Arial" w:eastAsia="Arial" w:hAnsi="Arial"/>
+          <w:b/>
+          <w:bCs/>
+          <w:sz w:val="20"/>
+          <w:szCs w:val="20"/>
+        </w:rPr>
+        <w:t xml:space="preserve">Etanol (CAS: 64-17-5):</w:t>
+      </w:r>
+    </w:p>
+    <w:p>
+      <w:pPr>
+        <w:spacing w:after="80"/>
+      </w:pPr>
+      <w:r>
+        <w:rPr>
+          <w:rFonts w:ascii="Arial" w:cs="Arial" w:eastAsia="Arial" w:hAnsi="Arial"/>
+          <w:sz w:val="20"/>
+          <w:szCs w:val="20"/>
+        </w:rPr>
+        <w:t xml:space="preserve">- LD50 (doustnie, szczur): &gt; 5000 mg/kg</w:t>
+      </w:r>
+    </w:p>
+    <w:p>
+      <w:pPr>
+        <w:spacing w:after="80"/>
+      </w:pPr>
+      <w:r>
+        <w:rPr>
+          <w:rFonts w:ascii="Arial" w:cs="Arial" w:eastAsia="Arial" w:hAnsi="Arial"/>
+          <w:sz w:val="20"/>
+          <w:szCs w:val="20"/>
+        </w:rPr>
+        <w:t xml:space="preserve">- LC50 (inhalacyjnie - pary, szczur): &gt; 50 mg/l/4h</w:t>
+      </w:r>
+    </w:p>
+    <w:p>
+      <w:pPr>
+        <w:spacing w:after="80" w:before="150"/>
+      </w:pPr>
+      <w:r>
+        <w:rPr>
+          <w:rFonts w:ascii="Arial" w:cs="Arial" w:eastAsia="Arial" w:hAnsi="Arial"/>
+          <w:b/>
+          <w:bCs/>
+          <w:sz w:val="20"/>
+          <w:szCs w:val="20"/>
+        </w:rPr>
+        <w:t xml:space="preserve">Aldehyd anyżowy (CAS: 123-11-5):</w:t>
+      </w:r>
+    </w:p>
+    <w:p>
+      <w:pPr>
+        <w:spacing w:after="80"/>
+      </w:pPr>
+      <w:r>
+        <w:rPr>
+          <w:rFonts w:ascii="Arial" w:cs="Arial" w:eastAsia="Arial" w:hAnsi="Arial"/>
+          <w:sz w:val="20"/>
+          <w:szCs w:val="20"/>
+        </w:rPr>
+        <w:t xml:space="preserve">- LD50 (skóra, królik): &gt; 5000 mg/kg</w:t>
+      </w:r>
+    </w:p>
+    <w:p>
+      <w:pPr>
+        <w:spacing w:after="80"/>
+      </w:pPr>
+      <w:r>
+        <w:rPr>
+          <w:rFonts w:ascii="Arial" w:cs="Arial" w:eastAsia="Arial" w:hAnsi="Arial"/>
+          <w:sz w:val="20"/>
+          <w:szCs w:val="20"/>
+        </w:rPr>
+        <w:t xml:space="preserve">- LD50 (doustnie, szczur): 3210 mg/kg</w:t>
+      </w:r>
+    </w:p>
+    <w:p>
+      <w:pPr>
+        <w:spacing w:after="80"/>
+      </w:pPr>
+      <w:r>
+        <w:rPr>
+          <w:rFonts w:ascii="Arial" w:cs="Arial" w:eastAsia="Arial" w:hAnsi="Arial"/>
+          <w:sz w:val="20"/>
+          <w:szCs w:val="20"/>
+        </w:rPr>
+        <w:t xml:space="preserve">- LC50 (inhalacyjnie - pary, szczur): 0,32 mg/l/7h</w:t>
+      </w:r>
+    </w:p>
+    <w:p>
+      <w:pPr>
+        <w:spacing w:after="80" w:before="150"/>
+      </w:pPr>
+      <w:r>
+        <w:rPr>
+          <w:rFonts w:ascii="Arial" w:cs="Arial" w:eastAsia="Arial" w:hAnsi="Arial"/>
+          <w:b/>
+          <w:bCs/>
+          <w:sz w:val="20"/>
+          <w:szCs w:val="20"/>
+        </w:rPr>
+        <w:t xml:space="preserve">Kumaryna (CAS: 91-64-5):</w:t>
+      </w:r>
+    </w:p>
+    <w:p>
+      <w:pPr>
+        <w:spacing w:after="80"/>
+      </w:pPr>
+      <w:r>
+        <w:rPr>
+          <w:rFonts w:ascii="Arial" w:cs="Arial" w:eastAsia="Arial" w:hAnsi="Arial"/>
+          <w:sz w:val="20"/>
+          <w:szCs w:val="20"/>
+        </w:rPr>
+        <w:t xml:space="preserve">- LD50 (skóra, szczur): 293 mg/kg m.c.</w:t>
+      </w:r>
+    </w:p>
+    <w:p>
+      <w:pPr>
+        <w:spacing w:after="80"/>
+      </w:pPr>
+      <w:r>
+        <w:rPr>
+          <w:rFonts w:ascii="Arial" w:cs="Arial" w:eastAsia="Arial" w:hAnsi="Arial"/>
+          <w:sz w:val="20"/>
+          <w:szCs w:val="20"/>
+        </w:rPr>
+        <w:t xml:space="preserve">- LD50 (doustnie, szczur): 290 mg/kg m.c. (ATE = 500 mg/kg)</w:t>
+      </w:r>
+    </w:p>
+    <w:p>
+      <w:pPr>
+        <w:spacing w:after="80"/>
+      </w:pPr>
+      <w:r>
+        <w:rPr>
+          <w:rFonts w:ascii="Arial" w:cs="Arial" w:eastAsia="Arial" w:hAnsi="Arial"/>
+          <w:sz w:val="20"/>
+          <w:szCs w:val="20"/>
+        </w:rPr>
+        <w:t xml:space="preserve">- LC50 (inhalacyjnie - pyły/mgły, szczur): 293 mg/m³</w:t>
+      </w:r>
+    </w:p>
+    <w:p>
+      <w:pPr>
+        <w:spacing w:after="80" w:before="150"/>
+      </w:pPr>
+      <w:r>
+        <w:rPr>
+          <w:rFonts w:ascii="Arial" w:cs="Arial" w:eastAsia="Arial" w:hAnsi="Arial"/>
+          <w:b/>
+          <w:bCs/>
+          <w:sz w:val="20"/>
+          <w:szCs w:val="20"/>
+        </w:rPr>
+        <w:t xml:space="preserve">2,6-di-tert-butylo-4-metylofenol (BHT) (CAS: 128-37-0):</w:t>
+      </w:r>
+    </w:p>
+    <w:p>
+      <w:pPr>
+        <w:spacing w:after="80"/>
+      </w:pPr>
+      <w:r>
+        <w:rPr>
+          <w:rFonts w:ascii="Arial" w:cs="Arial" w:eastAsia="Arial" w:hAnsi="Arial"/>
+          <w:sz w:val="20"/>
+          <w:szCs w:val="20"/>
+        </w:rPr>
+        <w:t xml:space="preserve">- LD50 (skóra, szczur): &gt; 2000 mg/kg</w:t>
+      </w:r>
+    </w:p>
+    <w:p>
+      <w:pPr>
+        <w:spacing w:after="80"/>
+      </w:pPr>
+      <w:r>
+        <w:rPr>
+          <w:rFonts w:ascii="Arial" w:cs="Arial" w:eastAsia="Arial" w:hAnsi="Arial"/>
+          <w:sz w:val="20"/>
+          <w:szCs w:val="20"/>
+        </w:rPr>
+        <w:t xml:space="preserve">- LD50 (doustnie, szczur): 2930 mg/kg</w:t>
+      </w:r>
+    </w:p>
+    <w:p>
+      <w:pPr>
+        <w:spacing w:after="80" w:before="150"/>
+      </w:pPr>
+      <w:r>
+        <w:rPr>
+          <w:rFonts w:ascii="Arial" w:cs="Arial" w:eastAsia="Arial" w:hAnsi="Arial"/>
+          <w:b/>
+          <w:bCs/>
+          <w:sz w:val="20"/>
+          <w:szCs w:val="20"/>
+        </w:rPr>
+        <w:t xml:space="preserve">Toluen (CAS: 108-88-3):</w:t>
+      </w:r>
+    </w:p>
+    <w:p>
+      <w:pPr>
+        <w:spacing w:after="80"/>
+      </w:pPr>
+      <w:r>
+        <w:rPr>
+          <w:rFonts w:ascii="Arial" w:cs="Arial" w:eastAsia="Arial" w:hAnsi="Arial"/>
+          <w:sz w:val="20"/>
+          <w:szCs w:val="20"/>
+        </w:rPr>
+        <w:t xml:space="preserve">- LD50 (skóra, królik): &gt; 5000 mg/kg m.c.</w:t>
+      </w:r>
+    </w:p>
+    <w:p>
+      <w:pPr>
+        <w:spacing w:after="80"/>
+      </w:pPr>
+      <w:r>
+        <w:rPr>
+          <w:rFonts w:ascii="Arial" w:cs="Arial" w:eastAsia="Arial" w:hAnsi="Arial"/>
+          <w:sz w:val="20"/>
+          <w:szCs w:val="20"/>
+        </w:rPr>
+        <w:t xml:space="preserve">- LD50 (doustnie, szczur): &gt; 5000 mg/kg m.c.</w:t>
+      </w:r>
+    </w:p>
+    <w:p>
+      <w:pPr>
+        <w:spacing w:after="80"/>
+      </w:pPr>
+      <w:r>
+        <w:rPr>
+          <w:rFonts w:ascii="Arial" w:cs="Arial" w:eastAsia="Arial" w:hAnsi="Arial"/>
+          <w:sz w:val="20"/>
+          <w:szCs w:val="20"/>
+        </w:rPr>
+        <w:t xml:space="preserve">- LC50 (inhalacyjnie - pary, człowiek): 100 ppm</w:t>
+      </w:r>
+    </w:p>
+    <w:p>
+      <w:pPr>
+        <w:spacing w:after="80"/>
+      </w:pPr>
+      <w:r>
+        <w:rPr>
+          <w:rFonts w:ascii="Arial" w:cs="Arial" w:eastAsia="Arial" w:hAnsi="Arial"/>
+          <w:sz w:val="20"/>
+          <w:szCs w:val="20"/>
+        </w:rPr>
+        <w:t xml:space="preserve">Działanie żrące/drażniące na skórę:</w:t>
+      </w:r>
+    </w:p>
+    <w:p>
+      <w:pPr>
+        <w:spacing w:after="80"/>
+      </w:pPr>
+      <w:r>
+        <w:rPr>
+          <w:rFonts w:ascii="Arial" w:cs="Arial" w:eastAsia="Arial" w:hAnsi="Arial"/>
+          <w:sz w:val="20"/>
+          <w:szCs w:val="20"/>
+        </w:rPr>
+        <w:t xml:space="preserve">W oparciu o dostępne dane, kryteria klasyfikacji nie są spełnione.</w:t>
+      </w:r>
+    </w:p>
+    <w:p>
+      <w:pPr>
+        <w:spacing w:after="80"/>
+      </w:pPr>
+      <w:r>
+        <w:rPr>
+          <w:rFonts w:ascii="Arial" w:cs="Arial" w:eastAsia="Arial" w:hAnsi="Arial"/>
+          <w:sz w:val="20"/>
+          <w:szCs w:val="20"/>
+        </w:rPr>
+        <w:t xml:space="preserve">Poważne uszkodzenie oczu/działanie drażniące na oczy:</w:t>
+      </w:r>
+    </w:p>
+    <w:p>
+      <w:pPr>
+        <w:spacing w:after="80"/>
+      </w:pPr>
+      <w:r>
+        <w:rPr>
+          <w:rFonts w:ascii="Arial" w:cs="Arial" w:eastAsia="Arial" w:hAnsi="Arial"/>
+          <w:sz w:val="20"/>
+          <w:szCs w:val="20"/>
+        </w:rPr>
+        <w:t xml:space="preserve">Działa drażniąco na oczy (Kategoria 2, H319). Produkt zawiera etanol w stężeniu ≥ 50 %.</w:t>
+      </w:r>
+    </w:p>
+    <w:p>
+      <w:pPr>
+        <w:spacing w:after="80"/>
+      </w:pPr>
+      <w:r>
+        <w:rPr>
+          <w:rFonts w:ascii="Arial" w:cs="Arial" w:eastAsia="Arial" w:hAnsi="Arial"/>
+          <w:sz w:val="20"/>
+          <w:szCs w:val="20"/>
+        </w:rPr>
+        <w:t xml:space="preserve">Działanie uczulające na drogi oddechowe lub skórę:</w:t>
+      </w:r>
+    </w:p>
+    <w:p>
+      <w:pPr>
+        <w:spacing w:after="80"/>
+      </w:pPr>
+      <w:r>
+        <w:rPr>
+          <w:rFonts w:ascii="Arial" w:cs="Arial" w:eastAsia="Arial" w:hAnsi="Arial"/>
+          <w:sz w:val="20"/>
+          <w:szCs w:val="20"/>
+        </w:rPr>
+        <w:t xml:space="preserve">W oparciu o dostępne dane, kryteria klasyfikacji nie są spełnione. Może powodować wystąpienie reakcji alergicznej. Zawiera: kumarynę (2H-chromen-2-on) (EUH208).</w:t>
+      </w:r>
+    </w:p>
+    <w:p>
+      <w:pPr>
+        <w:spacing w:after="80"/>
+      </w:pPr>
+      <w:r>
+        <w:rPr>
+          <w:rFonts w:ascii="Arial" w:cs="Arial" w:eastAsia="Arial" w:hAnsi="Arial"/>
+          <w:sz w:val="20"/>
+          <w:szCs w:val="20"/>
+        </w:rPr>
+        <w:t xml:space="preserve">Działanie mutagenne na komórki rozrodcze:</w:t>
+      </w:r>
+    </w:p>
+    <w:p>
+      <w:pPr>
+        <w:spacing w:after="80"/>
+      </w:pPr>
+      <w:r>
+        <w:rPr>
+          <w:rFonts w:ascii="Arial" w:cs="Arial" w:eastAsia="Arial" w:hAnsi="Arial"/>
+          <w:sz w:val="20"/>
+          <w:szCs w:val="20"/>
+        </w:rPr>
+        <w:t xml:space="preserve">W oparciu o dostępne dane, kryteria klasyfikacji nie są spełnione.</w:t>
+      </w:r>
+    </w:p>
+    <w:p>
+      <w:pPr>
+        <w:spacing w:after="80"/>
+      </w:pPr>
+      <w:r>
+        <w:rPr>
+          <w:rFonts w:ascii="Arial" w:cs="Arial" w:eastAsia="Arial" w:hAnsi="Arial"/>
+          <w:sz w:val="20"/>
+          <w:szCs w:val="20"/>
+        </w:rPr>
+        <w:t xml:space="preserve">Rakotwórczość:</w:t>
+      </w:r>
+    </w:p>
+    <w:p>
+      <w:pPr>
+        <w:spacing w:after="80"/>
+      </w:pPr>
+      <w:r>
+        <w:rPr>
+          <w:rFonts w:ascii="Arial" w:cs="Arial" w:eastAsia="Arial" w:hAnsi="Arial"/>
+          <w:sz w:val="20"/>
+          <w:szCs w:val="20"/>
+        </w:rPr>
+        <w:t xml:space="preserve">W oparciu o dostępne dane, kryteria klasyfikacji nie są spełnione. Toluen został zaklasyfikowany do Grupy 3 (brak możliwości zaklasyfikowania jako rakotwórczy dla ludzi) przez Międzynarodową Agencję Badań nad Rakiem (IARC, 1999). Agencja Ochrony Środowiska Stanów Zjednoczonych (US EPA) wskazuje, że dane są niewystarczające do oceny potencjału rakotwórczego.</w:t>
+      </w:r>
+    </w:p>
+    <w:p>
+      <w:pPr>
+        <w:spacing w:after="80"/>
+      </w:pPr>
+      <w:r>
+        <w:rPr>
+          <w:rFonts w:ascii="Arial" w:cs="Arial" w:eastAsia="Arial" w:hAnsi="Arial"/>
+          <w:sz w:val="20"/>
+          <w:szCs w:val="20"/>
+        </w:rPr>
+        <w:t xml:space="preserve">Szkodliwe działanie na rozrodczość:</w:t>
+      </w:r>
+    </w:p>
+    <w:p>
+      <w:pPr>
+        <w:spacing w:after="80"/>
+      </w:pPr>
+      <w:r>
+        <w:rPr>
+          <w:rFonts w:ascii="Arial" w:cs="Arial" w:eastAsia="Arial" w:hAnsi="Arial"/>
+          <w:sz w:val="20"/>
+          <w:szCs w:val="20"/>
+        </w:rPr>
+        <w:t xml:space="preserve">W oparciu o dostępne dane, kryteria klasyfikacji nie są spełnione. Zawiera aldehyd anyżowy (Repr. 2 H361fd) i toluen (Repr. 2 H361d) w stężeniach poniżej wartości progowych skutkujących klasyfikacją mieszaniny.</w:t>
+      </w:r>
+    </w:p>
+    <w:p>
+      <w:pPr>
+        <w:spacing w:after="80"/>
+      </w:pPr>
+      <w:r>
+        <w:rPr>
+          <w:rFonts w:ascii="Arial" w:cs="Arial" w:eastAsia="Arial" w:hAnsi="Arial"/>
+          <w:sz w:val="20"/>
+          <w:szCs w:val="20"/>
+        </w:rPr>
+        <w:t xml:space="preserve">Działanie toksyczne na narządy docelowe – narażenie jednorazowe (STOT SE):</w:t>
+      </w:r>
+    </w:p>
+    <w:p>
+      <w:pPr>
+        <w:spacing w:after="80"/>
+      </w:pPr>
+      <w:r>
+        <w:rPr>
+          <w:rFonts w:ascii="Arial" w:cs="Arial" w:eastAsia="Arial" w:hAnsi="Arial"/>
+          <w:sz w:val="20"/>
+          <w:szCs w:val="20"/>
+        </w:rPr>
+        <w:t xml:space="preserve">W oparciu o dostępne dane, kryteria klasyfikacji nie są spełnione.</w:t>
+      </w:r>
+    </w:p>
+    <w:p>
+      <w:pPr>
+        <w:spacing w:after="80"/>
+      </w:pPr>
+      <w:r>
+        <w:rPr>
+          <w:rFonts w:ascii="Arial" w:cs="Arial" w:eastAsia="Arial" w:hAnsi="Arial"/>
+          <w:sz w:val="20"/>
+          <w:szCs w:val="20"/>
+        </w:rPr>
+        <w:t xml:space="preserve">Działanie toksyczne na narządy docelowe – narażenie powtarzane (STOT RE):</w:t>
+      </w:r>
+    </w:p>
+    <w:p>
+      <w:pPr>
+        <w:spacing w:after="80"/>
+      </w:pPr>
+      <w:r>
+        <w:rPr>
+          <w:rFonts w:ascii="Arial" w:cs="Arial" w:eastAsia="Arial" w:hAnsi="Arial"/>
+          <w:sz w:val="20"/>
+          <w:szCs w:val="20"/>
+        </w:rPr>
+        <w:t xml:space="preserve">W oparciu o dostępne dane, kryteria klasyfikacji nie są spełnione.</w:t>
+      </w:r>
+    </w:p>
+    <w:p>
+      <w:pPr>
+        <w:spacing w:after="80"/>
+      </w:pPr>
+      <w:r>
+        <w:rPr>
+          <w:rFonts w:ascii="Arial" w:cs="Arial" w:eastAsia="Arial" w:hAnsi="Arial"/>
+          <w:sz w:val="20"/>
+          <w:szCs w:val="20"/>
+        </w:rPr>
+        <w:t xml:space="preserve">Zagrożenie spowodowane aspiracją:</w:t>
+      </w:r>
+    </w:p>
+    <w:p>
+      <w:pPr>
+        <w:spacing w:after="80"/>
+      </w:pPr>
+      <w:r>
+        <w:rPr>
+          <w:rFonts w:ascii="Arial" w:cs="Arial" w:eastAsia="Arial" w:hAnsi="Arial"/>
+          <w:sz w:val="20"/>
+          <w:szCs w:val="20"/>
+        </w:rPr>
+        <w:t xml:space="preserve">W oparciu o dostępne dane, kryteria klasyfikacji nie są spełnione.</w:t>
       </w:r>
     </w:p>
     <w:p>
@@ -4128,669 +4645,72 @@
           <w:sz w:val="20"/>
           <w:szCs w:val="20"/>
         </w:rPr>
-        <w:t xml:space="preserve">Toluen:</w:t>
-      </w:r>
-    </w:p>
-    <w:p>
-      <w:pPr>
-        <w:spacing w:after="80"/>
-      </w:pPr>
-      <w:r>
-        <w:rPr>
-          <w:rFonts w:ascii="Arial" w:cs="Arial" w:eastAsia="Arial" w:hAnsi="Arial"/>
-          <w:sz w:val="20"/>
-          <w:szCs w:val="20"/>
-        </w:rPr>
-        <w:t xml:space="preserve">Pracownicy: przez drogi oddechowe (inhalacyjnie); kontakt ze skórą.</w:t>
-      </w:r>
-    </w:p>
-    <w:p>
-      <w:pPr>
-        <w:spacing w:after="80"/>
-      </w:pPr>
-      <w:r>
-        <w:rPr>
-          <w:rFonts w:ascii="Arial" w:cs="Arial" w:eastAsia="Arial" w:hAnsi="Arial"/>
-          <w:sz w:val="20"/>
-          <w:szCs w:val="20"/>
-        </w:rPr>
-        <w:t xml:space="preserve">Konsumenci: spożycie skażonej żywności lub wody; przez drogi oddechowe (inhalacyjnie) z powietrza otoczenia; kontakt ze skórą z produktami zawierającymi substancję.</w:t>
-      </w:r>
-    </w:p>
-    <w:p>
-      <w:pPr>
-        <w:spacing w:after="80"/>
-      </w:pPr>
-      <w:r>
-        <w:rPr>
-          <w:rFonts w:ascii="Arial" w:cs="Arial" w:eastAsia="Arial" w:hAnsi="Arial"/>
-          <w:sz w:val="20"/>
-          <w:szCs w:val="20"/>
-        </w:rPr>
-        <w:t xml:space="preserve">Skutki opóźnione i bezpośrednie oraz skutki przewlekłe spowodowane krótko- i długotrwałym narażeniem:</w:t>
-      </w:r>
-    </w:p>
-    <w:p>
-      <w:pPr>
-        <w:spacing w:after="80"/>
-      </w:pPr>
-      <w:r>
-        <w:rPr>
-          <w:rFonts w:ascii="Arial" w:cs="Arial" w:eastAsia="Arial" w:hAnsi="Arial"/>
-          <w:sz w:val="20"/>
-          <w:szCs w:val="20"/>
-        </w:rPr>
-        <w:t xml:space="preserve">Toluen:</w:t>
-      </w:r>
-    </w:p>
-    <w:p>
-      <w:pPr>
-        <w:spacing w:after="80"/>
-      </w:pPr>
-      <w:r>
-        <w:rPr>
-          <w:rFonts w:ascii="Arial" w:cs="Arial" w:eastAsia="Arial" w:hAnsi="Arial"/>
-          <w:sz w:val="20"/>
-          <w:szCs w:val="20"/>
-        </w:rPr>
-        <w:t xml:space="preserve">Działanie toksyczne na ośrodkowy i obwodowy układ nerwowy z encefalopatią i polineuropatią; działa drażniąco na skórę, spojówki, rogówkę i drogi oddechowe.</w:t>
-      </w:r>
-    </w:p>
-    <w:p>
-      <w:pPr>
-        <w:spacing w:after="80"/>
-      </w:pPr>
-      <w:r>
-        <w:rPr>
-          <w:rFonts w:ascii="Arial" w:cs="Arial" w:eastAsia="Arial" w:hAnsi="Arial"/>
-          <w:sz w:val="20"/>
-          <w:szCs w:val="20"/>
-        </w:rPr>
-        <w:t xml:space="preserve">Działanie wzajemne:</w:t>
-      </w:r>
-    </w:p>
-    <w:p>
-      <w:pPr>
-        <w:spacing w:after="80"/>
-      </w:pPr>
-      <w:r>
-        <w:rPr>
-          <w:rFonts w:ascii="Arial" w:cs="Arial" w:eastAsia="Arial" w:hAnsi="Arial"/>
-          <w:sz w:val="20"/>
-          <w:szCs w:val="20"/>
-        </w:rPr>
-        <w:t xml:space="preserve">Toluen:</w:t>
-      </w:r>
-    </w:p>
-    <w:p>
-      <w:pPr>
-        <w:spacing w:after="80"/>
-      </w:pPr>
-      <w:r>
-        <w:rPr>
-          <w:rFonts w:ascii="Arial" w:cs="Arial" w:eastAsia="Arial" w:hAnsi="Arial"/>
-          <w:sz w:val="20"/>
-          <w:szCs w:val="20"/>
-        </w:rPr>
-        <w:t xml:space="preserve">Niektóre leki i inne produkty przemysłowe mogą zakłócać metabolizm toluenu.</w:t>
-      </w:r>
-    </w:p>
-    <w:p>
-      <w:pPr>
-        <w:spacing w:after="80"/>
-      </w:pPr>
-      <w:r>
-        <w:rPr>
-          <w:rFonts w:ascii="Arial" w:cs="Arial" w:eastAsia="Arial" w:hAnsi="Arial"/>
-          <w:sz w:val="20"/>
-          <w:szCs w:val="20"/>
-        </w:rPr>
-        <w:t xml:space="preserve">Toksyczność ostra:</w:t>
-      </w:r>
-    </w:p>
-    <w:p>
-      <w:pPr>
-        <w:spacing w:after="80"/>
-      </w:pPr>
-      <w:r>
-        <w:rPr>
-          <w:rFonts w:ascii="Arial" w:cs="Arial" w:eastAsia="Arial" w:hAnsi="Arial"/>
-          <w:sz w:val="20"/>
-          <w:szCs w:val="20"/>
-        </w:rPr>
-        <w:t xml:space="preserve">ATE (drogi oddechowe - inhalacyjnie) mieszaniny: Nie sklasyfikowano (brak istotnych składników)</w:t>
-      </w:r>
-    </w:p>
-    <w:p>
-      <w:pPr>
-        <w:spacing w:after="80"/>
-      </w:pPr>
-      <w:r>
-        <w:rPr>
-          <w:rFonts w:ascii="Arial" w:cs="Arial" w:eastAsia="Arial" w:hAnsi="Arial"/>
-          <w:sz w:val="20"/>
-          <w:szCs w:val="20"/>
-        </w:rPr>
-        <w:t xml:space="preserve">ATE (droga pokarmowa - doustnie) mieszaniny: Nie sklasyfikowano (brak istotnych składników)</w:t>
-      </w:r>
-    </w:p>
-    <w:p>
-      <w:pPr>
-        <w:spacing w:after="80"/>
-      </w:pPr>
-      <w:r>
-        <w:rPr>
-          <w:rFonts w:ascii="Arial" w:cs="Arial" w:eastAsia="Arial" w:hAnsi="Arial"/>
-          <w:sz w:val="20"/>
-          <w:szCs w:val="20"/>
-        </w:rPr>
-        <w:t xml:space="preserve">ATE (na skórę) mieszaniny: Nie sklasyfikowano (brak istotnych składników)</w:t>
-      </w:r>
-    </w:p>
-    <w:p>
-      <w:pPr>
-        <w:spacing w:after="80" w:before="150"/>
-      </w:pPr>
-      <w:r>
-        <w:rPr>
-          <w:rFonts w:ascii="Arial" w:cs="Arial" w:eastAsia="Arial" w:hAnsi="Arial"/>
-          <w:b/>
-          <w:bCs/>
-          <w:sz w:val="20"/>
-          <w:szCs w:val="20"/>
-        </w:rPr>
-        <w:t xml:space="preserve">Informacje dotyczące składników:</w:t>
-      </w:r>
-    </w:p>
-    <w:p>
-      <w:pPr>
-        <w:spacing w:after="80" w:before="150"/>
-      </w:pPr>
-      <w:r>
-        <w:rPr>
-          <w:rFonts w:ascii="Arial" w:cs="Arial" w:eastAsia="Arial" w:hAnsi="Arial"/>
-          <w:b/>
-          <w:bCs/>
-          <w:sz w:val="20"/>
-          <w:szCs w:val="20"/>
-        </w:rPr>
-        <w:t xml:space="preserve">Etanol (CAS: 64-17-5):</w:t>
-      </w:r>
-    </w:p>
-    <w:p>
-      <w:pPr>
-        <w:spacing w:after="80"/>
-      </w:pPr>
-      <w:r>
-        <w:rPr>
-          <w:rFonts w:ascii="Arial" w:cs="Arial" w:eastAsia="Arial" w:hAnsi="Arial"/>
-          <w:sz w:val="20"/>
-          <w:szCs w:val="20"/>
-        </w:rPr>
-        <w:t xml:space="preserve">LD50 (droga pokarmowa, szczur): &gt; 5000 mg/kg</w:t>
-      </w:r>
-    </w:p>
-    <w:p>
-      <w:pPr>
-        <w:spacing w:after="80"/>
-      </w:pPr>
-      <w:r>
-        <w:rPr>
-          <w:rFonts w:ascii="Arial" w:cs="Arial" w:eastAsia="Arial" w:hAnsi="Arial"/>
-          <w:sz w:val="20"/>
-          <w:szCs w:val="20"/>
-        </w:rPr>
-        <w:t xml:space="preserve">LC50 (przez drogi oddechowe - pary, szczur): &gt; 50 mg/l/4 h</w:t>
-      </w:r>
-    </w:p>
-    <w:p>
-      <w:pPr>
-        <w:spacing w:after="80" w:before="150"/>
-      </w:pPr>
-      <w:r>
-        <w:rPr>
-          <w:rFonts w:ascii="Arial" w:cs="Arial" w:eastAsia="Arial" w:hAnsi="Arial"/>
-          <w:b/>
-          <w:bCs/>
-          <w:sz w:val="20"/>
-          <w:szCs w:val="20"/>
-        </w:rPr>
-        <w:t xml:space="preserve">Aldehyd anyżowy (4-metoksybenzaldehyd) (CAS: 123-11-5):</w:t>
-      </w:r>
-    </w:p>
-    <w:p>
-      <w:pPr>
-        <w:spacing w:after="80"/>
-      </w:pPr>
-      <w:r>
-        <w:rPr>
-          <w:rFonts w:ascii="Arial" w:cs="Arial" w:eastAsia="Arial" w:hAnsi="Arial"/>
-          <w:sz w:val="20"/>
-          <w:szCs w:val="20"/>
-        </w:rPr>
-        <w:t xml:space="preserve">LD50 (na skórę, królik): &gt; 5000 mg/kg</w:t>
-      </w:r>
-    </w:p>
-    <w:p>
-      <w:pPr>
-        <w:spacing w:after="80"/>
-      </w:pPr>
-      <w:r>
-        <w:rPr>
-          <w:rFonts w:ascii="Arial" w:cs="Arial" w:eastAsia="Arial" w:hAnsi="Arial"/>
-          <w:sz w:val="20"/>
-          <w:szCs w:val="20"/>
-        </w:rPr>
-        <w:t xml:space="preserve">LD50 (droga pokarmowa, szczur): 3210 mg/kg</w:t>
-      </w:r>
-    </w:p>
-    <w:p>
-      <w:pPr>
-        <w:spacing w:after="80"/>
-      </w:pPr>
-      <w:r>
-        <w:rPr>
-          <w:rFonts w:ascii="Arial" w:cs="Arial" w:eastAsia="Arial" w:hAnsi="Arial"/>
-          <w:sz w:val="20"/>
-          <w:szCs w:val="20"/>
-        </w:rPr>
-        <w:t xml:space="preserve">LC50 (przez drogi oddechowe - pary, szczur): 0,32 mg/l/7 h</w:t>
-      </w:r>
-    </w:p>
-    <w:p>
-      <w:pPr>
-        <w:spacing w:after="80" w:before="150"/>
-      </w:pPr>
-      <w:r>
-        <w:rPr>
-          <w:rFonts w:ascii="Arial" w:cs="Arial" w:eastAsia="Arial" w:hAnsi="Arial"/>
-          <w:b/>
-          <w:bCs/>
-          <w:sz w:val="20"/>
-          <w:szCs w:val="20"/>
-        </w:rPr>
-        <w:t xml:space="preserve">Kumaryna (2H-chromen-2-on) (CAS: 91-64-5):</w:t>
-      </w:r>
-    </w:p>
-    <w:p>
-      <w:pPr>
-        <w:spacing w:after="80"/>
-      </w:pPr>
-      <w:r>
-        <w:rPr>
-          <w:rFonts w:ascii="Arial" w:cs="Arial" w:eastAsia="Arial" w:hAnsi="Arial"/>
-          <w:sz w:val="20"/>
-          <w:szCs w:val="20"/>
-        </w:rPr>
-        <w:t xml:space="preserve">LD50 (na skórę, szczur): 293 mg/kg m.c.</w:t>
-      </w:r>
-    </w:p>
-    <w:p>
-      <w:pPr>
-        <w:spacing w:after="80"/>
-      </w:pPr>
-      <w:r>
-        <w:rPr>
-          <w:rFonts w:ascii="Arial" w:cs="Arial" w:eastAsia="Arial" w:hAnsi="Arial"/>
-          <w:sz w:val="20"/>
-          <w:szCs w:val="20"/>
-        </w:rPr>
-        <w:t xml:space="preserve">LD50 (droga pokarmowa, szczur): 290 mg/kg m.c. (ATE oszacowane = 500 mg/kg m.c.)</w:t>
-      </w:r>
-    </w:p>
-    <w:p>
-      <w:pPr>
-        <w:spacing w:after="80"/>
-      </w:pPr>
-      <w:r>
-        <w:rPr>
-          <w:rFonts w:ascii="Arial" w:cs="Arial" w:eastAsia="Arial" w:hAnsi="Arial"/>
-          <w:sz w:val="20"/>
-          <w:szCs w:val="20"/>
-        </w:rPr>
-        <w:t xml:space="preserve">LC50 (przez drogi oddechowe - pyły/mgły, szczur): 293 mg/m³</w:t>
-      </w:r>
-    </w:p>
-    <w:p>
-      <w:pPr>
-        <w:spacing w:after="80" w:before="150"/>
-      </w:pPr>
-      <w:r>
-        <w:rPr>
-          <w:rFonts w:ascii="Arial" w:cs="Arial" w:eastAsia="Arial" w:hAnsi="Arial"/>
-          <w:b/>
-          <w:bCs/>
-          <w:sz w:val="20"/>
-          <w:szCs w:val="20"/>
-        </w:rPr>
-        <w:t xml:space="preserve">2,6-di-tert-butylo-4-metylofenol (BHT) (CAS: 128-37-0):</w:t>
-      </w:r>
-    </w:p>
-    <w:p>
-      <w:pPr>
-        <w:spacing w:after="80"/>
-      </w:pPr>
-      <w:r>
-        <w:rPr>
-          <w:rFonts w:ascii="Arial" w:cs="Arial" w:eastAsia="Arial" w:hAnsi="Arial"/>
-          <w:sz w:val="20"/>
-          <w:szCs w:val="20"/>
-        </w:rPr>
-        <w:t xml:space="preserve">LD50 (na skórę, szczur): &gt; 2000 mg/kg</w:t>
-      </w:r>
-    </w:p>
-    <w:p>
-      <w:pPr>
-        <w:spacing w:after="80"/>
-      </w:pPr>
-      <w:r>
-        <w:rPr>
-          <w:rFonts w:ascii="Arial" w:cs="Arial" w:eastAsia="Arial" w:hAnsi="Arial"/>
-          <w:sz w:val="20"/>
-          <w:szCs w:val="20"/>
-        </w:rPr>
-        <w:t xml:space="preserve">LD50 (droga pokarmowa, szczur): 2930 mg/kg</w:t>
-      </w:r>
-    </w:p>
-    <w:p>
-      <w:pPr>
-        <w:spacing w:after="80" w:before="150"/>
-      </w:pPr>
-      <w:r>
-        <w:rPr>
-          <w:rFonts w:ascii="Arial" w:cs="Arial" w:eastAsia="Arial" w:hAnsi="Arial"/>
-          <w:b/>
-          <w:bCs/>
-          <w:sz w:val="20"/>
-          <w:szCs w:val="20"/>
-        </w:rPr>
-        <w:t xml:space="preserve">Toluen (CAS: 108-88-3):</w:t>
-      </w:r>
-    </w:p>
-    <w:p>
-      <w:pPr>
-        <w:spacing w:after="80"/>
-      </w:pPr>
-      <w:r>
-        <w:rPr>
-          <w:rFonts w:ascii="Arial" w:cs="Arial" w:eastAsia="Arial" w:hAnsi="Arial"/>
-          <w:sz w:val="20"/>
-          <w:szCs w:val="20"/>
-        </w:rPr>
-        <w:t xml:space="preserve">LD50 (na skórę, królik): &gt; 5000 mg/kg m.c.</w:t>
-      </w:r>
-    </w:p>
-    <w:p>
-      <w:pPr>
-        <w:spacing w:after="80"/>
-      </w:pPr>
-      <w:r>
-        <w:rPr>
-          <w:rFonts w:ascii="Arial" w:cs="Arial" w:eastAsia="Arial" w:hAnsi="Arial"/>
-          <w:sz w:val="20"/>
-          <w:szCs w:val="20"/>
-        </w:rPr>
-        <w:t xml:space="preserve">LD50 (droga pokarmowa, szczur): &gt; 5000 mg/kg m.c.</w:t>
-      </w:r>
-    </w:p>
-    <w:p>
-      <w:pPr>
-        <w:spacing w:after="80"/>
-      </w:pPr>
-      <w:r>
-        <w:rPr>
-          <w:rFonts w:ascii="Arial" w:cs="Arial" w:eastAsia="Arial" w:hAnsi="Arial"/>
-          <w:sz w:val="20"/>
-          <w:szCs w:val="20"/>
-        </w:rPr>
-        <w:t xml:space="preserve">LC50 (przez drogi oddechowe - pary, człowiek): 100 ppm</w:t>
-      </w:r>
-    </w:p>
-    <w:p>
-      <w:pPr>
-        <w:spacing w:after="80"/>
-      </w:pPr>
-      <w:r>
-        <w:rPr>
-          <w:rFonts w:ascii="Arial" w:cs="Arial" w:eastAsia="Arial" w:hAnsi="Arial"/>
-          <w:sz w:val="20"/>
-          <w:szCs w:val="20"/>
-        </w:rPr>
-        <w:t xml:space="preserve">Działanie żrące/drażniące na skórę:</w:t>
-      </w:r>
-    </w:p>
-    <w:p>
-      <w:pPr>
-        <w:spacing w:after="80"/>
-      </w:pPr>
-      <w:r>
-        <w:rPr>
-          <w:rFonts w:ascii="Arial" w:cs="Arial" w:eastAsia="Arial" w:hAnsi="Arial"/>
-          <w:sz w:val="20"/>
-          <w:szCs w:val="20"/>
-        </w:rPr>
-        <w:t xml:space="preserve">W oparciu o dostępne dane, kryteria klasyfikacji nie są spełnione.</w:t>
-      </w:r>
-    </w:p>
-    <w:p>
-      <w:pPr>
-        <w:spacing w:after="80"/>
-      </w:pPr>
-      <w:r>
-        <w:rPr>
-          <w:rFonts w:ascii="Arial" w:cs="Arial" w:eastAsia="Arial" w:hAnsi="Arial"/>
-          <w:sz w:val="20"/>
-          <w:szCs w:val="20"/>
-        </w:rPr>
-        <w:t xml:space="preserve">Poważne uszkodzenie oczu/działanie drażniące na oczy:</w:t>
-      </w:r>
-    </w:p>
-    <w:p>
-      <w:pPr>
-        <w:spacing w:after="80"/>
-      </w:pPr>
-      <w:r>
-        <w:rPr>
-          <w:rFonts w:ascii="Arial" w:cs="Arial" w:eastAsia="Arial" w:hAnsi="Arial"/>
-          <w:sz w:val="20"/>
-          <w:szCs w:val="20"/>
-        </w:rPr>
-        <w:t xml:space="preserve">Działa drażniąco na oczy (mieszanina zaklasyfikowana do kategorii Eye Irrit. 2, H319 z uwagi na zawartość etanolu ≥ 50%).</w:t>
-      </w:r>
-    </w:p>
-    <w:p>
-      <w:pPr>
-        <w:spacing w:after="80"/>
-      </w:pPr>
-      <w:r>
-        <w:rPr>
-          <w:rFonts w:ascii="Arial" w:cs="Arial" w:eastAsia="Arial" w:hAnsi="Arial"/>
-          <w:sz w:val="20"/>
-          <w:szCs w:val="20"/>
-        </w:rPr>
-        <w:t xml:space="preserve">Działanie uczulające na drogi oddechowe lub skórę:</w:t>
-      </w:r>
-    </w:p>
-    <w:p>
-      <w:pPr>
-        <w:spacing w:after="80"/>
-      </w:pPr>
-      <w:r>
-        <w:rPr>
-          <w:rFonts w:ascii="Arial" w:cs="Arial" w:eastAsia="Arial" w:hAnsi="Arial"/>
-          <w:sz w:val="20"/>
-          <w:szCs w:val="20"/>
-        </w:rPr>
-        <w:t xml:space="preserve">Może powodować wystąpienie reakcji alergicznej skóry (zawiera kumarynę).</w:t>
-      </w:r>
-    </w:p>
-    <w:p>
-      <w:pPr>
-        <w:spacing w:after="80"/>
-      </w:pPr>
-      <w:r>
-        <w:rPr>
-          <w:rFonts w:ascii="Arial" w:cs="Arial" w:eastAsia="Arial" w:hAnsi="Arial"/>
-          <w:sz w:val="20"/>
-          <w:szCs w:val="20"/>
-        </w:rPr>
-        <w:t xml:space="preserve">Działanie mutagenne na komórki rozrodcze:</w:t>
-      </w:r>
-    </w:p>
-    <w:p>
-      <w:pPr>
-        <w:spacing w:after="80"/>
-      </w:pPr>
-      <w:r>
-        <w:rPr>
-          <w:rFonts w:ascii="Arial" w:cs="Arial" w:eastAsia="Arial" w:hAnsi="Arial"/>
-          <w:sz w:val="20"/>
-          <w:szCs w:val="20"/>
-        </w:rPr>
-        <w:t xml:space="preserve">W oparciu o dostępne dane, kryteria klasyfikacji nie są spełnione.</w:t>
-      </w:r>
-    </w:p>
-    <w:p>
-      <w:pPr>
-        <w:spacing w:after="80"/>
-      </w:pPr>
-      <w:r>
-        <w:rPr>
-          <w:rFonts w:ascii="Arial" w:cs="Arial" w:eastAsia="Arial" w:hAnsi="Arial"/>
-          <w:sz w:val="20"/>
-          <w:szCs w:val="20"/>
-        </w:rPr>
-        <w:t xml:space="preserve">Rakotwórczość:</w:t>
-      </w:r>
-    </w:p>
-    <w:p>
-      <w:pPr>
-        <w:spacing w:after="80"/>
-      </w:pPr>
-      <w:r>
-        <w:rPr>
-          <w:rFonts w:ascii="Arial" w:cs="Arial" w:eastAsia="Arial" w:hAnsi="Arial"/>
-          <w:sz w:val="20"/>
-          <w:szCs w:val="20"/>
-        </w:rPr>
-        <w:t xml:space="preserve">W oparciu o dostępne dane, kryteria klasyfikacji nie są spełnione.</w:t>
-      </w:r>
-    </w:p>
-    <w:p>
-      <w:pPr>
-        <w:spacing w:after="80"/>
-      </w:pPr>
-      <w:r>
-        <w:rPr>
-          <w:rFonts w:ascii="Arial" w:cs="Arial" w:eastAsia="Arial" w:hAnsi="Arial"/>
-          <w:sz w:val="20"/>
-          <w:szCs w:val="20"/>
-        </w:rPr>
-        <w:t xml:space="preserve">Toluen został sklasyfikowany w Grupie 3 (nie można zaklasyfikować jako rakotwórczy dla ludzi) przez Międzynarodową Agencję Badań nad Rakiem (IARC - 1999). Amerykańska Agencja Ochrony Środowiska (EPA) stwierdza, że dane są niewystarczające do oceny potencjału rakotwórczego.</w:t>
-      </w:r>
-    </w:p>
-    <w:p>
-      <w:pPr>
-        <w:spacing w:after="80"/>
-      </w:pPr>
-      <w:r>
-        <w:rPr>
-          <w:rFonts w:ascii="Arial" w:cs="Arial" w:eastAsia="Arial" w:hAnsi="Arial"/>
-          <w:sz w:val="20"/>
-          <w:szCs w:val="20"/>
-        </w:rPr>
-        <w:t xml:space="preserve">Szkodliwe działanie na rozrodczość:</w:t>
-      </w:r>
-    </w:p>
-    <w:p>
-      <w:pPr>
-        <w:spacing w:after="80"/>
-      </w:pPr>
-      <w:r>
-        <w:rPr>
-          <w:rFonts w:ascii="Arial" w:cs="Arial" w:eastAsia="Arial" w:hAnsi="Arial"/>
-          <w:sz w:val="20"/>
-          <w:szCs w:val="20"/>
-        </w:rPr>
-        <w:t xml:space="preserve">W oparciu o dostępne dane, kryteria klasyfikacji nie są spełnione.</w:t>
-      </w:r>
-    </w:p>
-    <w:p>
-      <w:pPr>
-        <w:spacing w:after="80"/>
-      </w:pPr>
-      <w:r>
-        <w:rPr>
-          <w:rFonts w:ascii="Arial" w:cs="Arial" w:eastAsia="Arial" w:hAnsi="Arial"/>
-          <w:sz w:val="20"/>
-          <w:szCs w:val="20"/>
-        </w:rPr>
-        <w:t xml:space="preserve">Działanie toksyczne na narządy docelowe – narażenie jednorazowe:</w:t>
-      </w:r>
-    </w:p>
-    <w:p>
-      <w:pPr>
-        <w:spacing w:after="80"/>
-      </w:pPr>
-      <w:r>
-        <w:rPr>
-          <w:rFonts w:ascii="Arial" w:cs="Arial" w:eastAsia="Arial" w:hAnsi="Arial"/>
-          <w:sz w:val="20"/>
-          <w:szCs w:val="20"/>
-        </w:rPr>
-        <w:t xml:space="preserve">W oparciu o dostępne dane, kryteria klasyfikacji nie są spełnione.</w:t>
-      </w:r>
-    </w:p>
-    <w:p>
-      <w:pPr>
-        <w:spacing w:after="80"/>
-      </w:pPr>
-      <w:r>
-        <w:rPr>
-          <w:rFonts w:ascii="Arial" w:cs="Arial" w:eastAsia="Arial" w:hAnsi="Arial"/>
-          <w:sz w:val="20"/>
-          <w:szCs w:val="20"/>
-        </w:rPr>
-        <w:t xml:space="preserve">Działanie toksyczne na narządy docelowe – narażenie powtarzane:</w:t>
-      </w:r>
-    </w:p>
-    <w:p>
-      <w:pPr>
-        <w:spacing w:after="80"/>
-      </w:pPr>
-      <w:r>
-        <w:rPr>
-          <w:rFonts w:ascii="Arial" w:cs="Arial" w:eastAsia="Arial" w:hAnsi="Arial"/>
-          <w:sz w:val="20"/>
-          <w:szCs w:val="20"/>
-        </w:rPr>
-        <w:t xml:space="preserve">W oparciu o dostępne dane, kryteria klasyfikacji nie są spełnione.</w:t>
-      </w:r>
-    </w:p>
-    <w:p>
-      <w:pPr>
-        <w:spacing w:after="80"/>
-      </w:pPr>
-      <w:r>
-        <w:rPr>
-          <w:rFonts w:ascii="Arial" w:cs="Arial" w:eastAsia="Arial" w:hAnsi="Arial"/>
-          <w:sz w:val="20"/>
-          <w:szCs w:val="20"/>
-        </w:rPr>
-        <w:t xml:space="preserve">Zagrożenie spowodowane aspiracją:</w:t>
-      </w:r>
-    </w:p>
-    <w:p>
-      <w:pPr>
-        <w:spacing w:after="80"/>
-      </w:pPr>
-      <w:r>
-        <w:rPr>
-          <w:rFonts w:ascii="Arial" w:cs="Arial" w:eastAsia="Arial" w:hAnsi="Arial"/>
-          <w:sz w:val="20"/>
-          <w:szCs w:val="20"/>
-        </w:rPr>
-        <w:t xml:space="preserve">W oparciu o dostępne dane, kryteria klasyfikacji nie są spełnione.</w:t>
+        <w:t xml:space="preserve">- Pracownicy: wdychanie par, kontakt ze skórą, kontakt z oczami.</w:t>
+      </w:r>
+    </w:p>
+    <w:p>
+      <w:pPr>
+        <w:spacing w:after="80"/>
+      </w:pPr>
+      <w:r>
+        <w:rPr>
+          <w:rFonts w:ascii="Arial" w:cs="Arial" w:eastAsia="Arial" w:hAnsi="Arial"/>
+          <w:sz w:val="20"/>
+          <w:szCs w:val="20"/>
+        </w:rPr>
+        <w:t xml:space="preserve">- Konsumenci: wdychanie par z powietrza otoczenia, kontakt ze skórą, przypadkowe spożycie.</w:t>
+      </w:r>
+    </w:p>
+    <w:p>
+      <w:pPr>
+        <w:spacing w:after="80"/>
+      </w:pPr>
+      <w:r>
+        <w:rPr>
+          <w:rFonts w:ascii="Arial" w:cs="Arial" w:eastAsia="Arial" w:hAnsi="Arial"/>
+          <w:sz w:val="20"/>
+          <w:szCs w:val="20"/>
+        </w:rPr>
+        <w:t xml:space="preserve">Skutki opóźnione, bezpośrednie oraz przewlekłe spowodowane krótko- i długotrwałym narażeniem:</w:t>
+      </w:r>
+    </w:p>
+    <w:p>
+      <w:pPr>
+        <w:spacing w:after="80"/>
+      </w:pPr>
+      <w:r>
+        <w:rPr>
+          <w:rFonts w:ascii="Arial" w:cs="Arial" w:eastAsia="Arial" w:hAnsi="Arial"/>
+          <w:sz w:val="20"/>
+          <w:szCs w:val="20"/>
+        </w:rPr>
+        <w:t xml:space="preserve">Kontakt z oczami powoduje podrażnienie, zaczerwienienie i łzawienie. U osób szczególnie wrażliwych kontakt ze skórą może wywołać reakcję alergiczną.</w:t>
+      </w:r>
+    </w:p>
+    <w:p>
+      <w:pPr>
+        <w:spacing w:after="80"/>
+      </w:pPr>
+      <w:r>
+        <w:rPr>
+          <w:rFonts w:ascii="Arial" w:cs="Arial" w:eastAsia="Arial" w:hAnsi="Arial"/>
+          <w:sz w:val="20"/>
+          <w:szCs w:val="20"/>
+        </w:rPr>
+        <w:t xml:space="preserve">Skutki wzajemnego oddziaływania:</w:t>
+      </w:r>
+    </w:p>
+    <w:p>
+      <w:pPr>
+        <w:spacing w:after="80"/>
+      </w:pPr>
+      <w:r>
+        <w:rPr>
+          <w:rFonts w:ascii="Arial" w:cs="Arial" w:eastAsia="Arial" w:hAnsi="Arial"/>
+          <w:sz w:val="20"/>
+          <w:szCs w:val="20"/>
+        </w:rPr>
+        <w:t xml:space="preserve">Brak danych dotyczących wzajemnego oddziaływania dla mieszaniny.</w:t>
       </w:r>
     </w:p>
     <w:p>
@@ -4833,7 +4753,7 @@
           <w:sz w:val="20"/>
           <w:szCs w:val="20"/>
         </w:rPr>
-        <w:t xml:space="preserve">W oparciu o dostępne dane, produkt nie zawiera substancji o właściwościach zaburzających funkcjonowanie układu hormonalnego w odniesieniu do zdrowia ludzkiego w stężeniu równym lub większym niż 0,1% wag.</w:t>
+        <w:t xml:space="preserve">Produkt nie zawiera substancji o właściwościach zaburzających funkcjonowanie układu hormonalnego w odniesieniu do zdrowia ludzkiego zgodnie z kryteriami określonymi w rozporządzeniu (UE) 2017/2100 lub rozporządzeniu (UE) 2018/605 w stężeniu równym lub większym niż 0,1 % wag.</w:t>
       </w:r>
     </w:p>
     <w:p>
@@ -4861,7 +4781,7 @@
           <w:sz w:val="20"/>
           <w:szCs w:val="20"/>
         </w:rPr>
-        <w:t xml:space="preserve">Brak innych danych.</w:t>
+        <w:t xml:space="preserve">Brak dodatkowych danych.</w:t>
       </w:r>
     </w:p>
     <w:p>

--- a/docs/SDS/Karta_Charakterystyki_8034055535448_SDS_ORCHIDEA_E_VANIGLIA_V2_PL.docx
+++ b/docs/SDS/Karta_Charakterystyki_8034055535448_SDS_ORCHIDEA_E_VANIGLIA_V2_PL.docx
@@ -214,7 +214,7 @@
           <w:sz w:val="20"/>
           <w:szCs w:val="20"/>
         </w:rPr>
-        <w:t xml:space="preserve"> MITRANS Weronika Grzesiak</w:t>
+        <w:t xml:space="preserve"> ITALLUX Sp. z o.o.</w:t>
       </w:r>
     </w:p>
     <w:p>
@@ -237,7 +237,30 @@
           <w:sz w:val="20"/>
           <w:szCs w:val="20"/>
         </w:rPr>
-        <w:t xml:space="preserve"> ul. Wesoła 16, 63-600 Kępno, woj. wielkopolskie</w:t>
+        <w:t xml:space="preserve"> ul. Wesoła 16, 63-600 Kępno</w:t>
+      </w:r>
+    </w:p>
+    <w:p>
+      <w:pPr>
+        <w:spacing w:after="80" w:before="80"/>
+      </w:pPr>
+      <w:r>
+        <w:rPr>
+          <w:rFonts w:ascii="Arial" w:cs="Arial" w:eastAsia="Arial" w:hAnsi="Arial"/>
+          <w:b/>
+          <w:bCs/>
+          <w:sz w:val="20"/>
+          <w:szCs w:val="20"/>
+        </w:rPr>
+        <w:t xml:space="preserve">Strona www:</w:t>
+      </w:r>
+      <w:r>
+        <w:rPr>
+          <w:rFonts w:ascii="Arial" w:cs="Arial" w:eastAsia="Arial" w:hAnsi="Arial"/>
+          <w:sz w:val="20"/>
+          <w:szCs w:val="20"/>
+        </w:rPr>
+        <w:t xml:space="preserve"> www.prostozwloch.pl</w:t>
       </w:r>
     </w:p>
     <w:p>
@@ -260,7 +283,7 @@
           <w:sz w:val="20"/>
           <w:szCs w:val="20"/>
         </w:rPr>
-        <w:t xml:space="preserve"> kontakt@prostozwloch.com.pl</w:t>
+        <w:t xml:space="preserve"> kontakt@prostozwloch.pl</w:t>
       </w:r>
     </w:p>
     <w:p>
@@ -2249,98 +2272,98 @@
           <w:sz w:val="20"/>
           <w:szCs w:val="20"/>
         </w:rPr>
-        <w:t xml:space="preserve">- woda słodka: 0,96 mg/l</w:t>
-      </w:r>
-    </w:p>
-    <w:p>
-      <w:pPr>
-        <w:spacing w:after="80"/>
-      </w:pPr>
-      <w:r>
-        <w:rPr>
-          <w:rFonts w:ascii="Arial" w:cs="Arial" w:eastAsia="Arial" w:hAnsi="Arial"/>
-          <w:sz w:val="20"/>
-          <w:szCs w:val="20"/>
-        </w:rPr>
-        <w:t xml:space="preserve">- woda morska: 0,79 mg/l</w:t>
-      </w:r>
-    </w:p>
-    <w:p>
-      <w:pPr>
-        <w:spacing w:after="80"/>
-      </w:pPr>
-      <w:r>
-        <w:rPr>
-          <w:rFonts w:ascii="Arial" w:cs="Arial" w:eastAsia="Arial" w:hAnsi="Arial"/>
-          <w:sz w:val="20"/>
-          <w:szCs w:val="20"/>
-        </w:rPr>
-        <w:t xml:space="preserve">- osady słodkowodne: 3,6 mg/kg</w:t>
-      </w:r>
-    </w:p>
-    <w:p>
-      <w:pPr>
-        <w:spacing w:after="80"/>
-      </w:pPr>
-      <w:r>
-        <w:rPr>
-          <w:rFonts w:ascii="Arial" w:cs="Arial" w:eastAsia="Arial" w:hAnsi="Arial"/>
-          <w:sz w:val="20"/>
-          <w:szCs w:val="20"/>
-        </w:rPr>
-        <w:t xml:space="preserve">- osady morskie: 2,9 mg/kg</w:t>
-      </w:r>
-    </w:p>
-    <w:p>
-      <w:pPr>
-        <w:spacing w:after="80"/>
-      </w:pPr>
-      <w:r>
-        <w:rPr>
-          <w:rFonts w:ascii="Arial" w:cs="Arial" w:eastAsia="Arial" w:hAnsi="Arial"/>
-          <w:sz w:val="20"/>
-          <w:szCs w:val="20"/>
-        </w:rPr>
-        <w:t xml:space="preserve">- woda (uwalnianie okresowe): 2,75 mg/l</w:t>
-      </w:r>
-    </w:p>
-    <w:p>
-      <w:pPr>
-        <w:spacing w:after="80"/>
-      </w:pPr>
-      <w:r>
-        <w:rPr>
-          <w:rFonts w:ascii="Arial" w:cs="Arial" w:eastAsia="Arial" w:hAnsi="Arial"/>
-          <w:sz w:val="20"/>
-          <w:szCs w:val="20"/>
-        </w:rPr>
-        <w:t xml:space="preserve">- mikroorganizmy w oczyszczalni ścieków (STP): 580 mg/l</w:t>
-      </w:r>
-    </w:p>
-    <w:p>
-      <w:pPr>
-        <w:spacing w:after="80"/>
-      </w:pPr>
-      <w:r>
-        <w:rPr>
-          <w:rFonts w:ascii="Arial" w:cs="Arial" w:eastAsia="Arial" w:hAnsi="Arial"/>
-          <w:sz w:val="20"/>
-          <w:szCs w:val="20"/>
-        </w:rPr>
-        <w:t xml:space="preserve">- łańcuch pokarmowy (zatrucie wtórne): 0,38 mg/kg</w:t>
-      </w:r>
-    </w:p>
-    <w:p>
-      <w:pPr>
-        <w:spacing w:after="80"/>
-      </w:pPr>
-      <w:r>
-        <w:rPr>
-          <w:rFonts w:ascii="Arial" w:cs="Arial" w:eastAsia="Arial" w:hAnsi="Arial"/>
-          <w:sz w:val="20"/>
-          <w:szCs w:val="20"/>
-        </w:rPr>
-        <w:t xml:space="preserve">- środowisko glebowe (gleba): 0,63 mg/kg</w:t>
+        <w:t xml:space="preserve">- woda słodka:0,96mg/l</w:t>
+      </w:r>
+    </w:p>
+    <w:p>
+      <w:pPr>
+        <w:spacing w:after="80"/>
+      </w:pPr>
+      <w:r>
+        <w:rPr>
+          <w:rFonts w:ascii="Arial" w:cs="Arial" w:eastAsia="Arial" w:hAnsi="Arial"/>
+          <w:sz w:val="20"/>
+          <w:szCs w:val="20"/>
+        </w:rPr>
+        <w:t xml:space="preserve">- woda morska:0,79mg/l</w:t>
+      </w:r>
+    </w:p>
+    <w:p>
+      <w:pPr>
+        <w:spacing w:after="80"/>
+      </w:pPr>
+      <w:r>
+        <w:rPr>
+          <w:rFonts w:ascii="Arial" w:cs="Arial" w:eastAsia="Arial" w:hAnsi="Arial"/>
+          <w:sz w:val="20"/>
+          <w:szCs w:val="20"/>
+        </w:rPr>
+        <w:t xml:space="preserve">- osady słodkowodne:3,6mg/kg</w:t>
+      </w:r>
+    </w:p>
+    <w:p>
+      <w:pPr>
+        <w:spacing w:after="80"/>
+      </w:pPr>
+      <w:r>
+        <w:rPr>
+          <w:rFonts w:ascii="Arial" w:cs="Arial" w:eastAsia="Arial" w:hAnsi="Arial"/>
+          <w:sz w:val="20"/>
+          <w:szCs w:val="20"/>
+        </w:rPr>
+        <w:t xml:space="preserve">- osady morskie:2,9mg/kg</w:t>
+      </w:r>
+    </w:p>
+    <w:p>
+      <w:pPr>
+        <w:spacing w:after="80"/>
+      </w:pPr>
+      <w:r>
+        <w:rPr>
+          <w:rFonts w:ascii="Arial" w:cs="Arial" w:eastAsia="Arial" w:hAnsi="Arial"/>
+          <w:sz w:val="20"/>
+          <w:szCs w:val="20"/>
+        </w:rPr>
+        <w:t xml:space="preserve">- woda (uwalnianie okresowe):2,75mg/l</w:t>
+      </w:r>
+    </w:p>
+    <w:p>
+      <w:pPr>
+        <w:spacing w:after="80"/>
+      </w:pPr>
+      <w:r>
+        <w:rPr>
+          <w:rFonts w:ascii="Arial" w:cs="Arial" w:eastAsia="Arial" w:hAnsi="Arial"/>
+          <w:sz w:val="20"/>
+          <w:szCs w:val="20"/>
+        </w:rPr>
+        <w:t xml:space="preserve">- mikroorganizmy w oczyszczalni ścieków (STP):580mg/l</w:t>
+      </w:r>
+    </w:p>
+    <w:p>
+      <w:pPr>
+        <w:spacing w:after="80"/>
+      </w:pPr>
+      <w:r>
+        <w:rPr>
+          <w:rFonts w:ascii="Arial" w:cs="Arial" w:eastAsia="Arial" w:hAnsi="Arial"/>
+          <w:sz w:val="20"/>
+          <w:szCs w:val="20"/>
+        </w:rPr>
+        <w:t xml:space="preserve">- łańcuch pokarmowy (zatrucie wtórne):0,38mg/kg</w:t>
+      </w:r>
+    </w:p>
+    <w:p>
+      <w:pPr>
+        <w:spacing w:after="80"/>
+      </w:pPr>
+      <w:r>
+        <w:rPr>
+          <w:rFonts w:ascii="Arial" w:cs="Arial" w:eastAsia="Arial" w:hAnsi="Arial"/>
+          <w:sz w:val="20"/>
+          <w:szCs w:val="20"/>
+        </w:rPr>
+        <w:t xml:space="preserve">- środowisko glebowe (gleba):0,63mg/kg</w:t>
       </w:r>
     </w:p>
     <w:p>
@@ -2483,85 +2506,85 @@
           <w:sz w:val="20"/>
           <w:szCs w:val="20"/>
         </w:rPr>
-        <w:t xml:space="preserve">- woda słodka: 0,081 mg/l</w:t>
-      </w:r>
-    </w:p>
-    <w:p>
-      <w:pPr>
-        <w:spacing w:after="80"/>
-      </w:pPr>
-      <w:r>
-        <w:rPr>
-          <w:rFonts w:ascii="Arial" w:cs="Arial" w:eastAsia="Arial" w:hAnsi="Arial"/>
-          <w:sz w:val="20"/>
-          <w:szCs w:val="20"/>
-        </w:rPr>
-        <w:t xml:space="preserve">- woda morska: 0,008111 mg/l</w:t>
-      </w:r>
-    </w:p>
-    <w:p>
-      <w:pPr>
-        <w:spacing w:after="80"/>
-      </w:pPr>
-      <w:r>
-        <w:rPr>
-          <w:rFonts w:ascii="Arial" w:cs="Arial" w:eastAsia="Arial" w:hAnsi="Arial"/>
-          <w:sz w:val="20"/>
-          <w:szCs w:val="20"/>
-        </w:rPr>
-        <w:t xml:space="preserve">- osady słodkowodne: 0,409 mg/kg</w:t>
-      </w:r>
-    </w:p>
-    <w:p>
-      <w:pPr>
-        <w:spacing w:after="80"/>
-      </w:pPr>
-      <w:r>
-        <w:rPr>
-          <w:rFonts w:ascii="Arial" w:cs="Arial" w:eastAsia="Arial" w:hAnsi="Arial"/>
-          <w:sz w:val="20"/>
-          <w:szCs w:val="20"/>
-        </w:rPr>
-        <w:t xml:space="preserve">- osady morskie: 0,0409 mg/kg</w:t>
-      </w:r>
-    </w:p>
-    <w:p>
-      <w:pPr>
-        <w:spacing w:after="80"/>
-      </w:pPr>
-      <w:r>
-        <w:rPr>
-          <w:rFonts w:ascii="Arial" w:cs="Arial" w:eastAsia="Arial" w:hAnsi="Arial"/>
-          <w:sz w:val="20"/>
-          <w:szCs w:val="20"/>
-        </w:rPr>
-        <w:t xml:space="preserve">- woda (uwalnianie okresowe): 0,8111 mg/l</w:t>
-      </w:r>
-    </w:p>
-    <w:p>
-      <w:pPr>
-        <w:spacing w:after="80"/>
-      </w:pPr>
-      <w:r>
-        <w:rPr>
-          <w:rFonts w:ascii="Arial" w:cs="Arial" w:eastAsia="Arial" w:hAnsi="Arial"/>
-          <w:sz w:val="20"/>
-          <w:szCs w:val="20"/>
-        </w:rPr>
-        <w:t xml:space="preserve">- mikroorganizmy w oczyszczalni ścieków (STP): 4,5 mg/l</w:t>
-      </w:r>
-    </w:p>
-    <w:p>
-      <w:pPr>
-        <w:spacing w:after="80"/>
-      </w:pPr>
-      <w:r>
-        <w:rPr>
-          <w:rFonts w:ascii="Arial" w:cs="Arial" w:eastAsia="Arial" w:hAnsi="Arial"/>
-          <w:sz w:val="20"/>
-          <w:szCs w:val="20"/>
-        </w:rPr>
-        <w:t xml:space="preserve">- środowisko glebowe (gleba): 0,0967 mg/kg</w:t>
+        <w:t xml:space="preserve">- woda słodka:0,081mg/l</w:t>
+      </w:r>
+    </w:p>
+    <w:p>
+      <w:pPr>
+        <w:spacing w:after="80"/>
+      </w:pPr>
+      <w:r>
+        <w:rPr>
+          <w:rFonts w:ascii="Arial" w:cs="Arial" w:eastAsia="Arial" w:hAnsi="Arial"/>
+          <w:sz w:val="20"/>
+          <w:szCs w:val="20"/>
+        </w:rPr>
+        <w:t xml:space="preserve">- woda morska:0,008111mg/l</w:t>
+      </w:r>
+    </w:p>
+    <w:p>
+      <w:pPr>
+        <w:spacing w:after="80"/>
+      </w:pPr>
+      <w:r>
+        <w:rPr>
+          <w:rFonts w:ascii="Arial" w:cs="Arial" w:eastAsia="Arial" w:hAnsi="Arial"/>
+          <w:sz w:val="20"/>
+          <w:szCs w:val="20"/>
+        </w:rPr>
+        <w:t xml:space="preserve">- osady słodkowodne:0,409mg/kg</w:t>
+      </w:r>
+    </w:p>
+    <w:p>
+      <w:pPr>
+        <w:spacing w:after="80"/>
+      </w:pPr>
+      <w:r>
+        <w:rPr>
+          <w:rFonts w:ascii="Arial" w:cs="Arial" w:eastAsia="Arial" w:hAnsi="Arial"/>
+          <w:sz w:val="20"/>
+          <w:szCs w:val="20"/>
+        </w:rPr>
+        <w:t xml:space="preserve">- osady morskie:0,0409mg/kg</w:t>
+      </w:r>
+    </w:p>
+    <w:p>
+      <w:pPr>
+        <w:spacing w:after="80"/>
+      </w:pPr>
+      <w:r>
+        <w:rPr>
+          <w:rFonts w:ascii="Arial" w:cs="Arial" w:eastAsia="Arial" w:hAnsi="Arial"/>
+          <w:sz w:val="20"/>
+          <w:szCs w:val="20"/>
+        </w:rPr>
+        <w:t xml:space="preserve">- woda (uwalnianie okresowe):0,8111mg/l</w:t>
+      </w:r>
+    </w:p>
+    <w:p>
+      <w:pPr>
+        <w:spacing w:after="80"/>
+      </w:pPr>
+      <w:r>
+        <w:rPr>
+          <w:rFonts w:ascii="Arial" w:cs="Arial" w:eastAsia="Arial" w:hAnsi="Arial"/>
+          <w:sz w:val="20"/>
+          <w:szCs w:val="20"/>
+        </w:rPr>
+        <w:t xml:space="preserve">- mikroorganizmy w oczyszczalni ścieków (STP):4,5mg/l</w:t>
+      </w:r>
+    </w:p>
+    <w:p>
+      <w:pPr>
+        <w:spacing w:after="80"/>
+      </w:pPr>
+      <w:r>
+        <w:rPr>
+          <w:rFonts w:ascii="Arial" w:cs="Arial" w:eastAsia="Arial" w:hAnsi="Arial"/>
+          <w:sz w:val="20"/>
+          <w:szCs w:val="20"/>
+        </w:rPr>
+        <w:t xml:space="preserve">- środowisko glebowe (gleba):0,0967mg/kg</w:t>
       </w:r>
     </w:p>
     <w:p>
@@ -2704,98 +2727,98 @@
           <w:sz w:val="20"/>
           <w:szCs w:val="20"/>
         </w:rPr>
-        <w:t xml:space="preserve">- woda słodka: 0,019 mg/l</w:t>
-      </w:r>
-    </w:p>
-    <w:p>
-      <w:pPr>
-        <w:spacing w:after="80"/>
-      </w:pPr>
-      <w:r>
-        <w:rPr>
-          <w:rFonts w:ascii="Arial" w:cs="Arial" w:eastAsia="Arial" w:hAnsi="Arial"/>
-          <w:sz w:val="20"/>
-          <w:szCs w:val="20"/>
-        </w:rPr>
-        <w:t xml:space="preserve">- woda morska: 0,0019 mg/l</w:t>
-      </w:r>
-    </w:p>
-    <w:p>
-      <w:pPr>
-        <w:spacing w:after="80"/>
-      </w:pPr>
-      <w:r>
-        <w:rPr>
-          <w:rFonts w:ascii="Arial" w:cs="Arial" w:eastAsia="Arial" w:hAnsi="Arial"/>
-          <w:sz w:val="20"/>
-          <w:szCs w:val="20"/>
-        </w:rPr>
-        <w:t xml:space="preserve">- osady słodkowodne: 0,15 mg/kg</w:t>
-      </w:r>
-    </w:p>
-    <w:p>
-      <w:pPr>
-        <w:spacing w:after="80"/>
-      </w:pPr>
-      <w:r>
-        <w:rPr>
-          <w:rFonts w:ascii="Arial" w:cs="Arial" w:eastAsia="Arial" w:hAnsi="Arial"/>
-          <w:sz w:val="20"/>
-          <w:szCs w:val="20"/>
-        </w:rPr>
-        <w:t xml:space="preserve">- osady morskie: 0,015 mg/kg</w:t>
-      </w:r>
-    </w:p>
-    <w:p>
-      <w:pPr>
-        <w:spacing w:after="80"/>
-      </w:pPr>
-      <w:r>
-        <w:rPr>
-          <w:rFonts w:ascii="Arial" w:cs="Arial" w:eastAsia="Arial" w:hAnsi="Arial"/>
-          <w:sz w:val="20"/>
-          <w:szCs w:val="20"/>
-        </w:rPr>
-        <w:t xml:space="preserve">- woda (uwalnianie okresowe): 0,0142 mg/l</w:t>
-      </w:r>
-    </w:p>
-    <w:p>
-      <w:pPr>
-        <w:spacing w:after="80"/>
-      </w:pPr>
-      <w:r>
-        <w:rPr>
-          <w:rFonts w:ascii="Arial" w:cs="Arial" w:eastAsia="Arial" w:hAnsi="Arial"/>
-          <w:sz w:val="20"/>
-          <w:szCs w:val="20"/>
-        </w:rPr>
-        <w:t xml:space="preserve">- mikroorganizmy w oczyszczalni ścieków (STP): 6,4 mg/l</w:t>
-      </w:r>
-    </w:p>
-    <w:p>
-      <w:pPr>
-        <w:spacing w:after="80"/>
-      </w:pPr>
-      <w:r>
-        <w:rPr>
-          <w:rFonts w:ascii="Arial" w:cs="Arial" w:eastAsia="Arial" w:hAnsi="Arial"/>
-          <w:sz w:val="20"/>
-          <w:szCs w:val="20"/>
-        </w:rPr>
-        <w:t xml:space="preserve">- łańcuch pokarmowy (zatrucie wtórne): 30,7 mg/kg</w:t>
-      </w:r>
-    </w:p>
-    <w:p>
-      <w:pPr>
-        <w:spacing w:after="80"/>
-      </w:pPr>
-      <w:r>
-        <w:rPr>
-          <w:rFonts w:ascii="Arial" w:cs="Arial" w:eastAsia="Arial" w:hAnsi="Arial"/>
-          <w:sz w:val="20"/>
-          <w:szCs w:val="20"/>
-        </w:rPr>
-        <w:t xml:space="preserve">- środowisko glebowe (gleba): 0,018 mg/kg</w:t>
+        <w:t xml:space="preserve">- woda słodka:0,019mg/l</w:t>
+      </w:r>
+    </w:p>
+    <w:p>
+      <w:pPr>
+        <w:spacing w:after="80"/>
+      </w:pPr>
+      <w:r>
+        <w:rPr>
+          <w:rFonts w:ascii="Arial" w:cs="Arial" w:eastAsia="Arial" w:hAnsi="Arial"/>
+          <w:sz w:val="20"/>
+          <w:szCs w:val="20"/>
+        </w:rPr>
+        <w:t xml:space="preserve">- woda morska:0,0019mg/l</w:t>
+      </w:r>
+    </w:p>
+    <w:p>
+      <w:pPr>
+        <w:spacing w:after="80"/>
+      </w:pPr>
+      <w:r>
+        <w:rPr>
+          <w:rFonts w:ascii="Arial" w:cs="Arial" w:eastAsia="Arial" w:hAnsi="Arial"/>
+          <w:sz w:val="20"/>
+          <w:szCs w:val="20"/>
+        </w:rPr>
+        <w:t xml:space="preserve">- osady słodkowodne:0,15mg/kg</w:t>
+      </w:r>
+    </w:p>
+    <w:p>
+      <w:pPr>
+        <w:spacing w:after="80"/>
+      </w:pPr>
+      <w:r>
+        <w:rPr>
+          <w:rFonts w:ascii="Arial" w:cs="Arial" w:eastAsia="Arial" w:hAnsi="Arial"/>
+          <w:sz w:val="20"/>
+          <w:szCs w:val="20"/>
+        </w:rPr>
+        <w:t xml:space="preserve">- osady morskie:0,015mg/kg</w:t>
+      </w:r>
+    </w:p>
+    <w:p>
+      <w:pPr>
+        <w:spacing w:after="80"/>
+      </w:pPr>
+      <w:r>
+        <w:rPr>
+          <w:rFonts w:ascii="Arial" w:cs="Arial" w:eastAsia="Arial" w:hAnsi="Arial"/>
+          <w:sz w:val="20"/>
+          <w:szCs w:val="20"/>
+        </w:rPr>
+        <w:t xml:space="preserve">- woda (uwalnianie okresowe):0,0142mg/l</w:t>
+      </w:r>
+    </w:p>
+    <w:p>
+      <w:pPr>
+        <w:spacing w:after="80"/>
+      </w:pPr>
+      <w:r>
+        <w:rPr>
+          <w:rFonts w:ascii="Arial" w:cs="Arial" w:eastAsia="Arial" w:hAnsi="Arial"/>
+          <w:sz w:val="20"/>
+          <w:szCs w:val="20"/>
+        </w:rPr>
+        <w:t xml:space="preserve">- mikroorganizmy w oczyszczalni ścieków (STP):6,4mg/l</w:t>
+      </w:r>
+    </w:p>
+    <w:p>
+      <w:pPr>
+        <w:spacing w:after="80"/>
+      </w:pPr>
+      <w:r>
+        <w:rPr>
+          <w:rFonts w:ascii="Arial" w:cs="Arial" w:eastAsia="Arial" w:hAnsi="Arial"/>
+          <w:sz w:val="20"/>
+          <w:szCs w:val="20"/>
+        </w:rPr>
+        <w:t xml:space="preserve">- łańcuch pokarmowy (zatrucie wtórne):30,7mg/kg</w:t>
+      </w:r>
+    </w:p>
+    <w:p>
+      <w:pPr>
+        <w:spacing w:after="80"/>
+      </w:pPr>
+      <w:r>
+        <w:rPr>
+          <w:rFonts w:ascii="Arial" w:cs="Arial" w:eastAsia="Arial" w:hAnsi="Arial"/>
+          <w:sz w:val="20"/>
+          <w:szCs w:val="20"/>
+        </w:rPr>
+        <w:t xml:space="preserve">- środowisko glebowe (gleba):0,018mg/kg</w:t>
       </w:r>
     </w:p>
     <w:p>
@@ -2938,98 +2961,98 @@
           <w:sz w:val="20"/>
           <w:szCs w:val="20"/>
         </w:rPr>
-        <w:t xml:space="preserve">- woda słodka: 0,000199 mg/l</w:t>
-      </w:r>
-    </w:p>
-    <w:p>
-      <w:pPr>
-        <w:spacing w:after="80"/>
-      </w:pPr>
-      <w:r>
-        <w:rPr>
-          <w:rFonts w:ascii="Arial" w:cs="Arial" w:eastAsia="Arial" w:hAnsi="Arial"/>
-          <w:sz w:val="20"/>
-          <w:szCs w:val="20"/>
-        </w:rPr>
-        <w:t xml:space="preserve">- woda morska: 0,02 μg/l</w:t>
-      </w:r>
-    </w:p>
-    <w:p>
-      <w:pPr>
-        <w:spacing w:after="80"/>
-      </w:pPr>
-      <w:r>
-        <w:rPr>
-          <w:rFonts w:ascii="Arial" w:cs="Arial" w:eastAsia="Arial" w:hAnsi="Arial"/>
-          <w:sz w:val="20"/>
-          <w:szCs w:val="20"/>
-        </w:rPr>
-        <w:t xml:space="preserve">- osady słodkowodne: 0,0996 mg/kg</w:t>
-      </w:r>
-    </w:p>
-    <w:p>
-      <w:pPr>
-        <w:spacing w:after="80"/>
-      </w:pPr>
-      <w:r>
-        <w:rPr>
-          <w:rFonts w:ascii="Arial" w:cs="Arial" w:eastAsia="Arial" w:hAnsi="Arial"/>
-          <w:sz w:val="20"/>
-          <w:szCs w:val="20"/>
-        </w:rPr>
-        <w:t xml:space="preserve">- osady morskie: 0,00996 mg/kg</w:t>
-      </w:r>
-    </w:p>
-    <w:p>
-      <w:pPr>
-        <w:spacing w:after="80"/>
-      </w:pPr>
-      <w:r>
-        <w:rPr>
-          <w:rFonts w:ascii="Arial" w:cs="Arial" w:eastAsia="Arial" w:hAnsi="Arial"/>
-          <w:sz w:val="20"/>
-          <w:szCs w:val="20"/>
-        </w:rPr>
-        <w:t xml:space="preserve">- woda (uwalnianie okresowe): 0,00199 mg/l</w:t>
-      </w:r>
-    </w:p>
-    <w:p>
-      <w:pPr>
-        <w:spacing w:after="80"/>
-      </w:pPr>
-      <w:r>
-        <w:rPr>
-          <w:rFonts w:ascii="Arial" w:cs="Arial" w:eastAsia="Arial" w:hAnsi="Arial"/>
-          <w:sz w:val="20"/>
-          <w:szCs w:val="20"/>
-        </w:rPr>
-        <w:t xml:space="preserve">- mikroorganizmy w oczyszczalni ścieków (STP): 0,17 mg/l</w:t>
-      </w:r>
-    </w:p>
-    <w:p>
-      <w:pPr>
-        <w:spacing w:after="80"/>
-      </w:pPr>
-      <w:r>
-        <w:rPr>
-          <w:rFonts w:ascii="Arial" w:cs="Arial" w:eastAsia="Arial" w:hAnsi="Arial"/>
-          <w:sz w:val="20"/>
-          <w:szCs w:val="20"/>
-        </w:rPr>
-        <w:t xml:space="preserve">- łańcuch pokarmowy (zatrucie wtórne): 8,33 mg/kg</w:t>
-      </w:r>
-    </w:p>
-    <w:p>
-      <w:pPr>
-        <w:spacing w:after="80"/>
-      </w:pPr>
-      <w:r>
-        <w:rPr>
-          <w:rFonts w:ascii="Arial" w:cs="Arial" w:eastAsia="Arial" w:hAnsi="Arial"/>
-          <w:sz w:val="20"/>
-          <w:szCs w:val="20"/>
-        </w:rPr>
-        <w:t xml:space="preserve">- środowisko glebowe (gleba): 0,04769 mg/kg</w:t>
+        <w:t xml:space="preserve">- woda słodka:0,000199mg/l</w:t>
+      </w:r>
+    </w:p>
+    <w:p>
+      <w:pPr>
+        <w:spacing w:after="80"/>
+      </w:pPr>
+      <w:r>
+        <w:rPr>
+          <w:rFonts w:ascii="Arial" w:cs="Arial" w:eastAsia="Arial" w:hAnsi="Arial"/>
+          <w:sz w:val="20"/>
+          <w:szCs w:val="20"/>
+        </w:rPr>
+        <w:t xml:space="preserve">- woda morska:0,02 μg/l</w:t>
+      </w:r>
+    </w:p>
+    <w:p>
+      <w:pPr>
+        <w:spacing w:after="80"/>
+      </w:pPr>
+      <w:r>
+        <w:rPr>
+          <w:rFonts w:ascii="Arial" w:cs="Arial" w:eastAsia="Arial" w:hAnsi="Arial"/>
+          <w:sz w:val="20"/>
+          <w:szCs w:val="20"/>
+        </w:rPr>
+        <w:t xml:space="preserve">- osady słodkowodne:0,0996mg/kg</w:t>
+      </w:r>
+    </w:p>
+    <w:p>
+      <w:pPr>
+        <w:spacing w:after="80"/>
+      </w:pPr>
+      <w:r>
+        <w:rPr>
+          <w:rFonts w:ascii="Arial" w:cs="Arial" w:eastAsia="Arial" w:hAnsi="Arial"/>
+          <w:sz w:val="20"/>
+          <w:szCs w:val="20"/>
+        </w:rPr>
+        <w:t xml:space="preserve">- osady morskie:0,00996mg/kg</w:t>
+      </w:r>
+    </w:p>
+    <w:p>
+      <w:pPr>
+        <w:spacing w:after="80"/>
+      </w:pPr>
+      <w:r>
+        <w:rPr>
+          <w:rFonts w:ascii="Arial" w:cs="Arial" w:eastAsia="Arial" w:hAnsi="Arial"/>
+          <w:sz w:val="20"/>
+          <w:szCs w:val="20"/>
+        </w:rPr>
+        <w:t xml:space="preserve">- woda (uwalnianie okresowe):0,00199mg/l</w:t>
+      </w:r>
+    </w:p>
+    <w:p>
+      <w:pPr>
+        <w:spacing w:after="80"/>
+      </w:pPr>
+      <w:r>
+        <w:rPr>
+          <w:rFonts w:ascii="Arial" w:cs="Arial" w:eastAsia="Arial" w:hAnsi="Arial"/>
+          <w:sz w:val="20"/>
+          <w:szCs w:val="20"/>
+        </w:rPr>
+        <w:t xml:space="preserve">- mikroorganizmy w oczyszczalni ścieków (STP):0,17mg/l</w:t>
+      </w:r>
+    </w:p>
+    <w:p>
+      <w:pPr>
+        <w:spacing w:after="80"/>
+      </w:pPr>
+      <w:r>
+        <w:rPr>
+          <w:rFonts w:ascii="Arial" w:cs="Arial" w:eastAsia="Arial" w:hAnsi="Arial"/>
+          <w:sz w:val="20"/>
+          <w:szCs w:val="20"/>
+        </w:rPr>
+        <w:t xml:space="preserve">- łańcuch pokarmowy (zatrucie wtórne):8,33mg/kg</w:t>
+      </w:r>
+    </w:p>
+    <w:p>
+      <w:pPr>
+        <w:spacing w:after="80"/>
+      </w:pPr>
+      <w:r>
+        <w:rPr>
+          <w:rFonts w:ascii="Arial" w:cs="Arial" w:eastAsia="Arial" w:hAnsi="Arial"/>
+          <w:sz w:val="20"/>
+          <w:szCs w:val="20"/>
+        </w:rPr>
+        <w:t xml:space="preserve">- środowisko glebowe (gleba):0,04769mg/kg</w:t>
       </w:r>
     </w:p>
     <w:p>
@@ -3172,85 +3195,85 @@
           <w:sz w:val="20"/>
           <w:szCs w:val="20"/>
         </w:rPr>
-        <w:t xml:space="preserve">- woda słodka: 0,68 mg/l</w:t>
-      </w:r>
-    </w:p>
-    <w:p>
-      <w:pPr>
-        <w:spacing w:after="80"/>
-      </w:pPr>
-      <w:r>
-        <w:rPr>
-          <w:rFonts w:ascii="Arial" w:cs="Arial" w:eastAsia="Arial" w:hAnsi="Arial"/>
-          <w:sz w:val="20"/>
-          <w:szCs w:val="20"/>
-        </w:rPr>
-        <w:t xml:space="preserve">- woda morska: 0,68 mg/l</w:t>
-      </w:r>
-    </w:p>
-    <w:p>
-      <w:pPr>
-        <w:spacing w:after="80"/>
-      </w:pPr>
-      <w:r>
-        <w:rPr>
-          <w:rFonts w:ascii="Arial" w:cs="Arial" w:eastAsia="Arial" w:hAnsi="Arial"/>
-          <w:sz w:val="20"/>
-          <w:szCs w:val="20"/>
-        </w:rPr>
-        <w:t xml:space="preserve">- osady słodkowodne: 16,39 mg/kg suchej masy</w:t>
-      </w:r>
-    </w:p>
-    <w:p>
-      <w:pPr>
-        <w:spacing w:after="80"/>
-      </w:pPr>
-      <w:r>
-        <w:rPr>
-          <w:rFonts w:ascii="Arial" w:cs="Arial" w:eastAsia="Arial" w:hAnsi="Arial"/>
-          <w:sz w:val="20"/>
-          <w:szCs w:val="20"/>
-        </w:rPr>
-        <w:t xml:space="preserve">- osady morskie: 16,39 mg/kg suchej masy</w:t>
-      </w:r>
-    </w:p>
-    <w:p>
-      <w:pPr>
-        <w:spacing w:after="80"/>
-      </w:pPr>
-      <w:r>
-        <w:rPr>
-          <w:rFonts w:ascii="Arial" w:cs="Arial" w:eastAsia="Arial" w:hAnsi="Arial"/>
-          <w:sz w:val="20"/>
-          <w:szCs w:val="20"/>
-        </w:rPr>
-        <w:t xml:space="preserve">- woda (uwalnianie okresowe): 0,68 mg/l</w:t>
-      </w:r>
-    </w:p>
-    <w:p>
-      <w:pPr>
-        <w:spacing w:after="80"/>
-      </w:pPr>
-      <w:r>
-        <w:rPr>
-          <w:rFonts w:ascii="Arial" w:cs="Arial" w:eastAsia="Arial" w:hAnsi="Arial"/>
-          <w:sz w:val="20"/>
-          <w:szCs w:val="20"/>
-        </w:rPr>
-        <w:t xml:space="preserve">- mikroorganizmy w oczyszczalni ścieków (STP): 13,61 mg/l</w:t>
-      </w:r>
-    </w:p>
-    <w:p>
-      <w:pPr>
-        <w:spacing w:after="80"/>
-      </w:pPr>
-      <w:r>
-        <w:rPr>
-          <w:rFonts w:ascii="Arial" w:cs="Arial" w:eastAsia="Arial" w:hAnsi="Arial"/>
-          <w:sz w:val="20"/>
-          <w:szCs w:val="20"/>
-        </w:rPr>
-        <w:t xml:space="preserve">- łańcuch pokarmowy (zatrucie wtórne): 2,89 mg/kg suchej masy gleby</w:t>
+        <w:t xml:space="preserve">- woda słodka:0,68mg/l</w:t>
+      </w:r>
+    </w:p>
+    <w:p>
+      <w:pPr>
+        <w:spacing w:after="80"/>
+      </w:pPr>
+      <w:r>
+        <w:rPr>
+          <w:rFonts w:ascii="Arial" w:cs="Arial" w:eastAsia="Arial" w:hAnsi="Arial"/>
+          <w:sz w:val="20"/>
+          <w:szCs w:val="20"/>
+        </w:rPr>
+        <w:t xml:space="preserve">- woda morska:0,68mg/l</w:t>
+      </w:r>
+    </w:p>
+    <w:p>
+      <w:pPr>
+        <w:spacing w:after="80"/>
+      </w:pPr>
+      <w:r>
+        <w:rPr>
+          <w:rFonts w:ascii="Arial" w:cs="Arial" w:eastAsia="Arial" w:hAnsi="Arial"/>
+          <w:sz w:val="20"/>
+          <w:szCs w:val="20"/>
+        </w:rPr>
+        <w:t xml:space="preserve">- osady słodkowodne:16,39mg/kg/d</w:t>
+      </w:r>
+    </w:p>
+    <w:p>
+      <w:pPr>
+        <w:spacing w:after="80"/>
+      </w:pPr>
+      <w:r>
+        <w:rPr>
+          <w:rFonts w:ascii="Arial" w:cs="Arial" w:eastAsia="Arial" w:hAnsi="Arial"/>
+          <w:sz w:val="20"/>
+          <w:szCs w:val="20"/>
+        </w:rPr>
+        <w:t xml:space="preserve">- osady morskie:16,39mg/kg/d</w:t>
+      </w:r>
+    </w:p>
+    <w:p>
+      <w:pPr>
+        <w:spacing w:after="80"/>
+      </w:pPr>
+      <w:r>
+        <w:rPr>
+          <w:rFonts w:ascii="Arial" w:cs="Arial" w:eastAsia="Arial" w:hAnsi="Arial"/>
+          <w:sz w:val="20"/>
+          <w:szCs w:val="20"/>
+        </w:rPr>
+        <w:t xml:space="preserve">- woda (uwalnianie okresowe):0,68mg/l</w:t>
+      </w:r>
+    </w:p>
+    <w:p>
+      <w:pPr>
+        <w:spacing w:after="80"/>
+      </w:pPr>
+      <w:r>
+        <w:rPr>
+          <w:rFonts w:ascii="Arial" w:cs="Arial" w:eastAsia="Arial" w:hAnsi="Arial"/>
+          <w:sz w:val="20"/>
+          <w:szCs w:val="20"/>
+        </w:rPr>
+        <w:t xml:space="preserve">- mikroorganizmy w oczyszczalni ścieków (STP):13,61mg/l</w:t>
+      </w:r>
+    </w:p>
+    <w:p>
+      <w:pPr>
+        <w:spacing w:after="80"/>
+      </w:pPr>
+      <w:r>
+        <w:rPr>
+          <w:rFonts w:ascii="Arial" w:cs="Arial" w:eastAsia="Arial" w:hAnsi="Arial"/>
+          <w:sz w:val="20"/>
+          <w:szCs w:val="20"/>
+        </w:rPr>
+        <w:t xml:space="preserve">- łańcuch pokarmowy (zatrucie wtórne):2,89mg/kg soil dw</w:t>
       </w:r>
     </w:p>
     <w:p>
@@ -4063,7 +4086,150 @@
           <w:sz w:val="20"/>
           <w:szCs w:val="20"/>
         </w:rPr>
-        <w:t xml:space="preserve">W przypadku braku danych doświadczalnych dla samego produktu, zagrożenia dla zdrowia oceniono na podstawie właściwości substancji składowych, zgodnie z kryteriami określonymi w odpowiednich przepisach klasyfikacyjnych. Przy ocenie skutków toksykologicznych narażenia na produkt uwzględniono stężenia poszczególnych substancji niebezpiecznych wskazanych w sekcji 3.</w:t>
+        <w:t xml:space="preserve">Wobec braku danych doświadczalnych dla samego produktu, zagrożenia dla zdrowia ludzi oceniono na podstawie właściwości zawartych w nim substancji, stosując kryteria określone w obowiązujących przepisach dotyczących klasyfikacji.</w:t>
+      </w:r>
+    </w:p>
+    <w:p>
+      <w:pPr>
+        <w:spacing w:after="80"/>
+      </w:pPr>
+      <w:r>
+        <w:rPr>
+          <w:rFonts w:ascii="Arial" w:cs="Arial" w:eastAsia="Arial" w:hAnsi="Arial"/>
+          <w:sz w:val="20"/>
+          <w:szCs w:val="20"/>
+        </w:rPr>
+        <w:t xml:space="preserve">W związku z tym oceniając skutki toksykologiczne narażenia na produkt, należy wziąć pod uwagę stężenia poszczególnych substancji niebezpiecznych wskazanych w sekcji 3.</w:t>
+      </w:r>
+    </w:p>
+    <w:p>
+      <w:pPr>
+        <w:spacing w:after="80"/>
+      </w:pPr>
+      <w:r>
+        <w:rPr>
+          <w:rFonts w:ascii="Arial" w:cs="Arial" w:eastAsia="Arial" w:hAnsi="Arial"/>
+          <w:sz w:val="20"/>
+          <w:szCs w:val="20"/>
+        </w:rPr>
+        <w:t xml:space="preserve">Metabolizm, toksykokinetyka, mechanizm działania i inne informacje:</w:t>
+      </w:r>
+    </w:p>
+    <w:p>
+      <w:pPr>
+        <w:spacing w:after="80"/>
+      </w:pPr>
+      <w:r>
+        <w:rPr>
+          <w:rFonts w:ascii="Arial" w:cs="Arial" w:eastAsia="Arial" w:hAnsi="Arial"/>
+          <w:sz w:val="20"/>
+          <w:szCs w:val="20"/>
+        </w:rPr>
+        <w:t xml:space="preserve">Brak dostępnych informacji.</w:t>
+      </w:r>
+    </w:p>
+    <w:p>
+      <w:pPr>
+        <w:spacing w:after="80"/>
+      </w:pPr>
+      <w:r>
+        <w:rPr>
+          <w:rFonts w:ascii="Arial" w:cs="Arial" w:eastAsia="Arial" w:hAnsi="Arial"/>
+          <w:sz w:val="20"/>
+          <w:szCs w:val="20"/>
+        </w:rPr>
+        <w:t xml:space="preserve">Informacje dotyczące prawdopodobnych dróg narażenia:</w:t>
+      </w:r>
+    </w:p>
+    <w:p>
+      <w:pPr>
+        <w:spacing w:after="80"/>
+      </w:pPr>
+      <w:r>
+        <w:rPr>
+          <w:rFonts w:ascii="Arial" w:cs="Arial" w:eastAsia="Arial" w:hAnsi="Arial"/>
+          <w:sz w:val="20"/>
+          <w:szCs w:val="20"/>
+        </w:rPr>
+        <w:t xml:space="preserve">Toluen:</w:t>
+      </w:r>
+    </w:p>
+    <w:p>
+      <w:pPr>
+        <w:spacing w:after="80"/>
+      </w:pPr>
+      <w:r>
+        <w:rPr>
+          <w:rFonts w:ascii="Arial" w:cs="Arial" w:eastAsia="Arial" w:hAnsi="Arial"/>
+          <w:sz w:val="20"/>
+          <w:szCs w:val="20"/>
+        </w:rPr>
+        <w:t xml:space="preserve">Pracownicy: przez drogi oddechowe (inhalacyjnie); kontakt ze skórą.</w:t>
+      </w:r>
+    </w:p>
+    <w:p>
+      <w:pPr>
+        <w:spacing w:after="80"/>
+      </w:pPr>
+      <w:r>
+        <w:rPr>
+          <w:rFonts w:ascii="Arial" w:cs="Arial" w:eastAsia="Arial" w:hAnsi="Arial"/>
+          <w:sz w:val="20"/>
+          <w:szCs w:val="20"/>
+        </w:rPr>
+        <w:t xml:space="preserve">Konsumenci: spożycie skażonej żywności lub wody; wdychanie powietrza otoczenia; kontakt ze skórą z produktami zawierającymi substancję.</w:t>
+      </w:r>
+    </w:p>
+    <w:p>
+      <w:pPr>
+        <w:spacing w:after="80"/>
+      </w:pPr>
+      <w:r>
+        <w:rPr>
+          <w:rFonts w:ascii="Arial" w:cs="Arial" w:eastAsia="Arial" w:hAnsi="Arial"/>
+          <w:sz w:val="20"/>
+          <w:szCs w:val="20"/>
+        </w:rPr>
+        <w:t xml:space="preserve">Skutki opóźnione, bezpośrednie oraz przewlekłe spowodowane krótko- i długotrwałym narażeniem:</w:t>
+      </w:r>
+    </w:p>
+    <w:p>
+      <w:pPr>
+        <w:spacing w:after="80"/>
+      </w:pPr>
+      <w:r>
+        <w:rPr>
+          <w:rFonts w:ascii="Arial" w:cs="Arial" w:eastAsia="Arial" w:hAnsi="Arial"/>
+          <w:sz w:val="20"/>
+          <w:szCs w:val="20"/>
+        </w:rPr>
+        <w:t xml:space="preserve">Toluen: Działanie toksyczne na ośrodkowy i obwodowy układ nerwowy z encefalopatią i zapaleniem wielonerwowym; działanie drażniące na skórę, spojówki, rogówkę i układ oddechowy.</w:t>
+      </w:r>
+    </w:p>
+    <w:p>
+      <w:pPr>
+        <w:spacing w:after="80"/>
+      </w:pPr>
+      <w:r>
+        <w:rPr>
+          <w:rFonts w:ascii="Arial" w:cs="Arial" w:eastAsia="Arial" w:hAnsi="Arial"/>
+          <w:sz w:val="20"/>
+          <w:szCs w:val="20"/>
+        </w:rPr>
+        <w:t xml:space="preserve">Skutki wzajemnego oddziaływania:</w:t>
+      </w:r>
+    </w:p>
+    <w:p>
+      <w:pPr>
+        <w:spacing w:after="80"/>
+      </w:pPr>
+      <w:r>
+        <w:rPr>
+          <w:rFonts w:ascii="Arial" w:cs="Arial" w:eastAsia="Arial" w:hAnsi="Arial"/>
+          <w:sz w:val="20"/>
+          <w:szCs w:val="20"/>
+        </w:rPr>
+        <w:t xml:space="preserve">Toluen: Niektóre leki i inne substancje chemiczne mogą wchodzić w interakcje z metabolizmem toluenu.</w:t>
       </w:r>
     </w:p>
     <w:p>
@@ -4089,303 +4255,280 @@
           <w:sz w:val="20"/>
           <w:szCs w:val="20"/>
         </w:rPr>
-        <w:t xml:space="preserve">Mieszanina nie spełnia kryteriów klasyfikacji w tej klasie zagrożenia.</w:t>
-      </w:r>
-    </w:p>
-    <w:p>
-      <w:pPr>
-        <w:spacing w:after="80"/>
-      </w:pPr>
-      <w:r>
-        <w:rPr>
-          <w:rFonts w:ascii="Arial" w:cs="Arial" w:eastAsia="Arial" w:hAnsi="Arial"/>
-          <w:sz w:val="20"/>
-          <w:szCs w:val="20"/>
-        </w:rPr>
-        <w:t xml:space="preserve">- ATE mieszaniny (drogi oddechowe): Nie sklasyfikowano (brak istotnych składników stwarzających zagrożenie drogą oddechową w stężeniach wymagających klasyfikacji)</w:t>
-      </w:r>
-    </w:p>
-    <w:p>
-      <w:pPr>
-        <w:spacing w:after="80"/>
-      </w:pPr>
-      <w:r>
-        <w:rPr>
-          <w:rFonts w:ascii="Arial" w:cs="Arial" w:eastAsia="Arial" w:hAnsi="Arial"/>
-          <w:sz w:val="20"/>
-          <w:szCs w:val="20"/>
-        </w:rPr>
-        <w:t xml:space="preserve">- ATE mieszaniny (droga pokarmowa): Nie sklasyfikowano (wartość obliczona znacznie przekracza 2000 mg/kg)</w:t>
-      </w:r>
-    </w:p>
-    <w:p>
-      <w:pPr>
-        <w:spacing w:after="80"/>
-      </w:pPr>
-      <w:r>
-        <w:rPr>
-          <w:rFonts w:ascii="Arial" w:cs="Arial" w:eastAsia="Arial" w:hAnsi="Arial"/>
-          <w:sz w:val="20"/>
-          <w:szCs w:val="20"/>
-        </w:rPr>
-        <w:t xml:space="preserve">- ATE mieszaniny (na skórę): Nie sklasyfikowano (brak istotnych składników)</w:t>
-      </w:r>
-    </w:p>
-    <w:p>
-      <w:pPr>
-        <w:spacing w:after="80"/>
-      </w:pPr>
-      <w:r>
-        <w:rPr>
-          <w:rFonts w:ascii="Arial" w:cs="Arial" w:eastAsia="Arial" w:hAnsi="Arial"/>
-          <w:sz w:val="20"/>
-          <w:szCs w:val="20"/>
-        </w:rPr>
-        <w:t xml:space="preserve">Dane dotyczące składników:</w:t>
-      </w:r>
-    </w:p>
-    <w:p>
-      <w:pPr>
-        <w:spacing w:after="80" w:before="150"/>
-      </w:pPr>
-      <w:r>
-        <w:rPr>
-          <w:rFonts w:ascii="Arial" w:cs="Arial" w:eastAsia="Arial" w:hAnsi="Arial"/>
-          <w:b/>
-          <w:bCs/>
-          <w:sz w:val="20"/>
-          <w:szCs w:val="20"/>
-        </w:rPr>
-        <w:t xml:space="preserve">Etanol (CAS: 64-17-5):</w:t>
-      </w:r>
-    </w:p>
-    <w:p>
-      <w:pPr>
-        <w:spacing w:after="80"/>
-      </w:pPr>
-      <w:r>
-        <w:rPr>
-          <w:rFonts w:ascii="Arial" w:cs="Arial" w:eastAsia="Arial" w:hAnsi="Arial"/>
-          <w:sz w:val="20"/>
-          <w:szCs w:val="20"/>
-        </w:rPr>
-        <w:t xml:space="preserve">- LD50 (doustnie, szczur): &gt; 5000 mg/kg</w:t>
-      </w:r>
-    </w:p>
-    <w:p>
-      <w:pPr>
-        <w:spacing w:after="80"/>
-      </w:pPr>
-      <w:r>
-        <w:rPr>
-          <w:rFonts w:ascii="Arial" w:cs="Arial" w:eastAsia="Arial" w:hAnsi="Arial"/>
-          <w:sz w:val="20"/>
-          <w:szCs w:val="20"/>
-        </w:rPr>
-        <w:t xml:space="preserve">- LC50 (inhalacyjnie - pary, szczur): &gt; 50 mg/l/4h</w:t>
-      </w:r>
-    </w:p>
-    <w:p>
-      <w:pPr>
-        <w:spacing w:after="80" w:before="150"/>
-      </w:pPr>
-      <w:r>
-        <w:rPr>
-          <w:rFonts w:ascii="Arial" w:cs="Arial" w:eastAsia="Arial" w:hAnsi="Arial"/>
-          <w:b/>
-          <w:bCs/>
-          <w:sz w:val="20"/>
-          <w:szCs w:val="20"/>
-        </w:rPr>
-        <w:t xml:space="preserve">Aldehyd anyżowy (CAS: 123-11-5):</w:t>
-      </w:r>
-    </w:p>
-    <w:p>
-      <w:pPr>
-        <w:spacing w:after="80"/>
-      </w:pPr>
-      <w:r>
-        <w:rPr>
-          <w:rFonts w:ascii="Arial" w:cs="Arial" w:eastAsia="Arial" w:hAnsi="Arial"/>
-          <w:sz w:val="20"/>
-          <w:szCs w:val="20"/>
-        </w:rPr>
-        <w:t xml:space="preserve">- LD50 (skóra, królik): &gt; 5000 mg/kg</w:t>
-      </w:r>
-    </w:p>
-    <w:p>
-      <w:pPr>
-        <w:spacing w:after="80"/>
-      </w:pPr>
-      <w:r>
-        <w:rPr>
-          <w:rFonts w:ascii="Arial" w:cs="Arial" w:eastAsia="Arial" w:hAnsi="Arial"/>
-          <w:sz w:val="20"/>
-          <w:szCs w:val="20"/>
-        </w:rPr>
-        <w:t xml:space="preserve">- LD50 (doustnie, szczur): 3210 mg/kg</w:t>
-      </w:r>
-    </w:p>
-    <w:p>
-      <w:pPr>
-        <w:spacing w:after="80"/>
-      </w:pPr>
-      <w:r>
-        <w:rPr>
-          <w:rFonts w:ascii="Arial" w:cs="Arial" w:eastAsia="Arial" w:hAnsi="Arial"/>
-          <w:sz w:val="20"/>
-          <w:szCs w:val="20"/>
-        </w:rPr>
-        <w:t xml:space="preserve">- LC50 (inhalacyjnie - pary, szczur): 0,32 mg/l/7h</w:t>
-      </w:r>
-    </w:p>
-    <w:p>
-      <w:pPr>
-        <w:spacing w:after="80" w:before="150"/>
-      </w:pPr>
-      <w:r>
-        <w:rPr>
-          <w:rFonts w:ascii="Arial" w:cs="Arial" w:eastAsia="Arial" w:hAnsi="Arial"/>
-          <w:b/>
-          <w:bCs/>
-          <w:sz w:val="20"/>
-          <w:szCs w:val="20"/>
-        </w:rPr>
-        <w:t xml:space="preserve">Kumaryna (CAS: 91-64-5):</w:t>
-      </w:r>
-    </w:p>
-    <w:p>
-      <w:pPr>
-        <w:spacing w:after="80"/>
-      </w:pPr>
-      <w:r>
-        <w:rPr>
-          <w:rFonts w:ascii="Arial" w:cs="Arial" w:eastAsia="Arial" w:hAnsi="Arial"/>
-          <w:sz w:val="20"/>
-          <w:szCs w:val="20"/>
-        </w:rPr>
-        <w:t xml:space="preserve">- LD50 (skóra, szczur): 293 mg/kg m.c.</w:t>
-      </w:r>
-    </w:p>
-    <w:p>
-      <w:pPr>
-        <w:spacing w:after="80"/>
-      </w:pPr>
-      <w:r>
-        <w:rPr>
-          <w:rFonts w:ascii="Arial" w:cs="Arial" w:eastAsia="Arial" w:hAnsi="Arial"/>
-          <w:sz w:val="20"/>
-          <w:szCs w:val="20"/>
-        </w:rPr>
-        <w:t xml:space="preserve">- LD50 (doustnie, szczur): 290 mg/kg m.c. (ATE = 500 mg/kg)</w:t>
-      </w:r>
-    </w:p>
-    <w:p>
-      <w:pPr>
-        <w:spacing w:after="80"/>
-      </w:pPr>
-      <w:r>
-        <w:rPr>
-          <w:rFonts w:ascii="Arial" w:cs="Arial" w:eastAsia="Arial" w:hAnsi="Arial"/>
-          <w:sz w:val="20"/>
-          <w:szCs w:val="20"/>
-        </w:rPr>
-        <w:t xml:space="preserve">- LC50 (inhalacyjnie - pyły/mgły, szczur): 293 mg/m³</w:t>
-      </w:r>
-    </w:p>
-    <w:p>
-      <w:pPr>
-        <w:spacing w:after="80" w:before="150"/>
-      </w:pPr>
-      <w:r>
-        <w:rPr>
-          <w:rFonts w:ascii="Arial" w:cs="Arial" w:eastAsia="Arial" w:hAnsi="Arial"/>
-          <w:b/>
-          <w:bCs/>
-          <w:sz w:val="20"/>
-          <w:szCs w:val="20"/>
-        </w:rPr>
-        <w:t xml:space="preserve">2,6-di-tert-butylo-4-metylofenol (BHT) (CAS: 128-37-0):</w:t>
-      </w:r>
-    </w:p>
-    <w:p>
-      <w:pPr>
-        <w:spacing w:after="80"/>
-      </w:pPr>
-      <w:r>
-        <w:rPr>
-          <w:rFonts w:ascii="Arial" w:cs="Arial" w:eastAsia="Arial" w:hAnsi="Arial"/>
-          <w:sz w:val="20"/>
-          <w:szCs w:val="20"/>
-        </w:rPr>
-        <w:t xml:space="preserve">- LD50 (skóra, szczur): &gt; 2000 mg/kg</w:t>
-      </w:r>
-    </w:p>
-    <w:p>
-      <w:pPr>
-        <w:spacing w:after="80"/>
-      </w:pPr>
-      <w:r>
-        <w:rPr>
-          <w:rFonts w:ascii="Arial" w:cs="Arial" w:eastAsia="Arial" w:hAnsi="Arial"/>
-          <w:sz w:val="20"/>
-          <w:szCs w:val="20"/>
-        </w:rPr>
-        <w:t xml:space="preserve">- LD50 (doustnie, szczur): 2930 mg/kg</w:t>
-      </w:r>
-    </w:p>
-    <w:p>
-      <w:pPr>
-        <w:spacing w:after="80" w:before="150"/>
-      </w:pPr>
-      <w:r>
-        <w:rPr>
-          <w:rFonts w:ascii="Arial" w:cs="Arial" w:eastAsia="Arial" w:hAnsi="Arial"/>
-          <w:b/>
-          <w:bCs/>
-          <w:sz w:val="20"/>
-          <w:szCs w:val="20"/>
-        </w:rPr>
-        <w:t xml:space="preserve">Toluen (CAS: 108-88-3):</w:t>
-      </w:r>
-    </w:p>
-    <w:p>
-      <w:pPr>
-        <w:spacing w:after="80"/>
-      </w:pPr>
-      <w:r>
-        <w:rPr>
-          <w:rFonts w:ascii="Arial" w:cs="Arial" w:eastAsia="Arial" w:hAnsi="Arial"/>
-          <w:sz w:val="20"/>
-          <w:szCs w:val="20"/>
-        </w:rPr>
-        <w:t xml:space="preserve">- LD50 (skóra, królik): &gt; 5000 mg/kg m.c.</w:t>
-      </w:r>
-    </w:p>
-    <w:p>
-      <w:pPr>
-        <w:spacing w:after="80"/>
-      </w:pPr>
-      <w:r>
-        <w:rPr>
-          <w:rFonts w:ascii="Arial" w:cs="Arial" w:eastAsia="Arial" w:hAnsi="Arial"/>
-          <w:sz w:val="20"/>
-          <w:szCs w:val="20"/>
-        </w:rPr>
-        <w:t xml:space="preserve">- LD50 (doustnie, szczur): &gt; 5000 mg/kg m.c.</w:t>
-      </w:r>
-    </w:p>
-    <w:p>
-      <w:pPr>
-        <w:spacing w:after="80"/>
-      </w:pPr>
-      <w:r>
-        <w:rPr>
-          <w:rFonts w:ascii="Arial" w:cs="Arial" w:eastAsia="Arial" w:hAnsi="Arial"/>
-          <w:sz w:val="20"/>
-          <w:szCs w:val="20"/>
-        </w:rPr>
-        <w:t xml:space="preserve">- LC50 (inhalacyjnie - pary, człowiek): 100 ppm</w:t>
+        <w:t xml:space="preserve">ATE (mieszaniny, inhalacyjnie): Nie sklasyfikowano (brak istotnych składników o toksyczności wziewnej)</w:t>
+      </w:r>
+    </w:p>
+    <w:p>
+      <w:pPr>
+        <w:spacing w:after="80"/>
+      </w:pPr>
+      <w:r>
+        <w:rPr>
+          <w:rFonts w:ascii="Arial" w:cs="Arial" w:eastAsia="Arial" w:hAnsi="Arial"/>
+          <w:sz w:val="20"/>
+          <w:szCs w:val="20"/>
+        </w:rPr>
+        <w:t xml:space="preserve">ATE (mieszaniny, droga pokarmowa): Nie sklasyfikowano (obliczona wartość ATE mieszaniny znacznie przewyższa 2000 mg/kg mc.)</w:t>
+      </w:r>
+    </w:p>
+    <w:p>
+      <w:pPr>
+        <w:spacing w:after="80"/>
+      </w:pPr>
+      <w:r>
+        <w:rPr>
+          <w:rFonts w:ascii="Arial" w:cs="Arial" w:eastAsia="Arial" w:hAnsi="Arial"/>
+          <w:sz w:val="20"/>
+          <w:szCs w:val="20"/>
+        </w:rPr>
+        <w:t xml:space="preserve">ATE (mieszaniny, na skórę): Nie sklasyfikowano (brak istotnych składników o toksyczności skórnej)</w:t>
+      </w:r>
+    </w:p>
+    <w:p>
+      <w:pPr>
+        <w:spacing w:after="80"/>
+      </w:pPr>
+      <w:r>
+        <w:rPr>
+          <w:rFonts w:ascii="Arial" w:cs="Arial" w:eastAsia="Arial" w:hAnsi="Arial"/>
+          <w:sz w:val="20"/>
+          <w:szCs w:val="20"/>
+        </w:rPr>
+        <w:t xml:space="preserve">Informacje toksykologiczne o składnikach:</w:t>
+      </w:r>
+    </w:p>
+    <w:p>
+      <w:pPr>
+        <w:spacing w:after="80"/>
+      </w:pPr>
+      <w:r>
+        <w:rPr>
+          <w:rFonts w:ascii="Arial" w:cs="Arial" w:eastAsia="Arial" w:hAnsi="Arial"/>
+          <w:sz w:val="20"/>
+          <w:szCs w:val="20"/>
+        </w:rPr>
+        <w:t xml:space="preserve">Etanol [CAS: 64-17-5]:</w:t>
+      </w:r>
+    </w:p>
+    <w:p>
+      <w:pPr>
+        <w:spacing w:after="80"/>
+      </w:pPr>
+      <w:r>
+        <w:rPr>
+          <w:rFonts w:ascii="Arial" w:cs="Arial" w:eastAsia="Arial" w:hAnsi="Arial"/>
+          <w:sz w:val="20"/>
+          <w:szCs w:val="20"/>
+        </w:rPr>
+        <w:t xml:space="preserve">LD50 (droga pokarmowa, szczur): &gt; 5000 mg/kg mc.</w:t>
+      </w:r>
+    </w:p>
+    <w:p>
+      <w:pPr>
+        <w:spacing w:after="80"/>
+      </w:pPr>
+      <w:r>
+        <w:rPr>
+          <w:rFonts w:ascii="Arial" w:cs="Arial" w:eastAsia="Arial" w:hAnsi="Arial"/>
+          <w:sz w:val="20"/>
+          <w:szCs w:val="20"/>
+        </w:rPr>
+        <w:t xml:space="preserve">LC50 (drogi oddechowe – pary, szczur): &gt; 50 mg/l/4h</w:t>
+      </w:r>
+    </w:p>
+    <w:p>
+      <w:pPr>
+        <w:spacing w:after="80"/>
+      </w:pPr>
+      <w:r>
+        <w:rPr>
+          <w:rFonts w:ascii="Arial" w:cs="Arial" w:eastAsia="Arial" w:hAnsi="Arial"/>
+          <w:sz w:val="20"/>
+          <w:szCs w:val="20"/>
+        </w:rPr>
+        <w:t xml:space="preserve">Aldehyd anyżowy [CAS: 123-11-5]:</w:t>
+      </w:r>
+    </w:p>
+    <w:p>
+      <w:pPr>
+        <w:spacing w:after="80"/>
+      </w:pPr>
+      <w:r>
+        <w:rPr>
+          <w:rFonts w:ascii="Arial" w:cs="Arial" w:eastAsia="Arial" w:hAnsi="Arial"/>
+          <w:sz w:val="20"/>
+          <w:szCs w:val="20"/>
+        </w:rPr>
+        <w:t xml:space="preserve">LD50 (na skórę, królik): &gt; 5000 mg/kg mc.</w:t>
+      </w:r>
+    </w:p>
+    <w:p>
+      <w:pPr>
+        <w:spacing w:after="80"/>
+      </w:pPr>
+      <w:r>
+        <w:rPr>
+          <w:rFonts w:ascii="Arial" w:cs="Arial" w:eastAsia="Arial" w:hAnsi="Arial"/>
+          <w:sz w:val="20"/>
+          <w:szCs w:val="20"/>
+        </w:rPr>
+        <w:t xml:space="preserve">LD50 (droga pokarmowa, szczur): 3210 mg/kg mc.</w:t>
+      </w:r>
+    </w:p>
+    <w:p>
+      <w:pPr>
+        <w:spacing w:after="80"/>
+      </w:pPr>
+      <w:r>
+        <w:rPr>
+          <w:rFonts w:ascii="Arial" w:cs="Arial" w:eastAsia="Arial" w:hAnsi="Arial"/>
+          <w:sz w:val="20"/>
+          <w:szCs w:val="20"/>
+        </w:rPr>
+        <w:t xml:space="preserve">LC50 (drogi oddechowe – pary, szczur): 0,32 mg/l/7h</w:t>
+      </w:r>
+    </w:p>
+    <w:p>
+      <w:pPr>
+        <w:spacing w:after="80"/>
+      </w:pPr>
+      <w:r>
+        <w:rPr>
+          <w:rFonts w:ascii="Arial" w:cs="Arial" w:eastAsia="Arial" w:hAnsi="Arial"/>
+          <w:sz w:val="20"/>
+          <w:szCs w:val="20"/>
+        </w:rPr>
+        <w:t xml:space="preserve">Kumaryna [CAS: 91-64-5]:</w:t>
+      </w:r>
+    </w:p>
+    <w:p>
+      <w:pPr>
+        <w:spacing w:after="80"/>
+      </w:pPr>
+      <w:r>
+        <w:rPr>
+          <w:rFonts w:ascii="Arial" w:cs="Arial" w:eastAsia="Arial" w:hAnsi="Arial"/>
+          <w:sz w:val="20"/>
+          <w:szCs w:val="20"/>
+        </w:rPr>
+        <w:t xml:space="preserve">LD50 (na skórę, szczur): 293 mg/kg mc.</w:t>
+      </w:r>
+    </w:p>
+    <w:p>
+      <w:pPr>
+        <w:spacing w:after="80"/>
+      </w:pPr>
+      <w:r>
+        <w:rPr>
+          <w:rFonts w:ascii="Arial" w:cs="Arial" w:eastAsia="Arial" w:hAnsi="Arial"/>
+          <w:sz w:val="20"/>
+          <w:szCs w:val="20"/>
+        </w:rPr>
+        <w:t xml:space="preserve">LD50 (droga pokarmowa, szczur): 290 mg/kg mc. (ATE do klasyfikacji mieszaniny: 500 mg/kg mc.)</w:t>
+      </w:r>
+    </w:p>
+    <w:p>
+      <w:pPr>
+        <w:spacing w:after="80"/>
+      </w:pPr>
+      <w:r>
+        <w:rPr>
+          <w:rFonts w:ascii="Arial" w:cs="Arial" w:eastAsia="Arial" w:hAnsi="Arial"/>
+          <w:sz w:val="20"/>
+          <w:szCs w:val="20"/>
+        </w:rPr>
+        <w:t xml:space="preserve">LC50 (drogi oddechowe – pyły/mgły, szczur): 293 mg/kg</w:t>
+      </w:r>
+    </w:p>
+    <w:p>
+      <w:pPr>
+        <w:spacing w:after="80"/>
+      </w:pPr>
+      <w:r>
+        <w:rPr>
+          <w:rFonts w:ascii="Arial" w:cs="Arial" w:eastAsia="Arial" w:hAnsi="Arial"/>
+          <w:sz w:val="20"/>
+          <w:szCs w:val="20"/>
+        </w:rPr>
+        <w:t xml:space="preserve">2,6-di-tert-butylo-4-metylofenol (BHT) [CAS: 128-37-0]:</w:t>
+      </w:r>
+    </w:p>
+    <w:p>
+      <w:pPr>
+        <w:spacing w:after="80"/>
+      </w:pPr>
+      <w:r>
+        <w:rPr>
+          <w:rFonts w:ascii="Arial" w:cs="Arial" w:eastAsia="Arial" w:hAnsi="Arial"/>
+          <w:sz w:val="20"/>
+          <w:szCs w:val="20"/>
+        </w:rPr>
+        <w:t xml:space="preserve">LD50 (na skórę, szczur): &gt; 2000 mg/kg mc.</w:t>
+      </w:r>
+    </w:p>
+    <w:p>
+      <w:pPr>
+        <w:spacing w:after="80"/>
+      </w:pPr>
+      <w:r>
+        <w:rPr>
+          <w:rFonts w:ascii="Arial" w:cs="Arial" w:eastAsia="Arial" w:hAnsi="Arial"/>
+          <w:sz w:val="20"/>
+          <w:szCs w:val="20"/>
+        </w:rPr>
+        <w:t xml:space="preserve">LD50 (droga pokarmowa, szczur): 2930 mg/kg mc.</w:t>
+      </w:r>
+    </w:p>
+    <w:p>
+      <w:pPr>
+        <w:spacing w:after="80"/>
+      </w:pPr>
+      <w:r>
+        <w:rPr>
+          <w:rFonts w:ascii="Arial" w:cs="Arial" w:eastAsia="Arial" w:hAnsi="Arial"/>
+          <w:sz w:val="20"/>
+          <w:szCs w:val="20"/>
+        </w:rPr>
+        <w:t xml:space="preserve">Toluen [CAS: 108-88-3]:</w:t>
+      </w:r>
+    </w:p>
+    <w:p>
+      <w:pPr>
+        <w:spacing w:after="80"/>
+      </w:pPr>
+      <w:r>
+        <w:rPr>
+          <w:rFonts w:ascii="Arial" w:cs="Arial" w:eastAsia="Arial" w:hAnsi="Arial"/>
+          <w:sz w:val="20"/>
+          <w:szCs w:val="20"/>
+        </w:rPr>
+        <w:t xml:space="preserve">LD50 (na skórę, królik): &gt; 5000 mg/kg mc.</w:t>
+      </w:r>
+    </w:p>
+    <w:p>
+      <w:pPr>
+        <w:spacing w:after="80"/>
+      </w:pPr>
+      <w:r>
+        <w:rPr>
+          <w:rFonts w:ascii="Arial" w:cs="Arial" w:eastAsia="Arial" w:hAnsi="Arial"/>
+          <w:sz w:val="20"/>
+          <w:szCs w:val="20"/>
+        </w:rPr>
+        <w:t xml:space="preserve">LD50 (droga pokarmowa, szczur): &gt; 5000 mg/kg mc.</w:t>
+      </w:r>
+    </w:p>
+    <w:p>
+      <w:pPr>
+        <w:spacing w:after="80"/>
+      </w:pPr>
+      <w:r>
+        <w:rPr>
+          <w:rFonts w:ascii="Arial" w:cs="Arial" w:eastAsia="Arial" w:hAnsi="Arial"/>
+          <w:sz w:val="20"/>
+          <w:szCs w:val="20"/>
+        </w:rPr>
+        <w:t xml:space="preserve">LC50 (drogi oddechowe – pary, człowiek): 100 ppm</w:t>
       </w:r>
     </w:p>
     <w:p>
@@ -4437,7 +4580,7 @@
           <w:sz w:val="20"/>
           <w:szCs w:val="20"/>
         </w:rPr>
-        <w:t xml:space="preserve">Działa drażniąco na oczy (Kategoria 2, H319). Produkt zawiera etanol w stężeniu ≥ 50 %.</w:t>
+        <w:t xml:space="preserve">Działa drażniąco na oczy (Eye Irrit. 2, H319).</w:t>
       </w:r>
     </w:p>
     <w:p>
@@ -4463,7 +4606,7 @@
           <w:sz w:val="20"/>
           <w:szCs w:val="20"/>
         </w:rPr>
-        <w:t xml:space="preserve">W oparciu o dostępne dane, kryteria klasyfikacji nie są spełnione. Może powodować wystąpienie reakcji alergicznej. Zawiera: kumarynę (2H-chromen-2-on) (EUH208).</w:t>
+        <w:t xml:space="preserve">Produkt zawiera kumarynę w stężeniu ≥ 0,1 % i może powodować wystąpienie reakcji alergicznej (EUH208). W oparciu o dostępne dane produkt nie spełnia kryteriów do sklasyfikowania jako działający uczulająco na skórę.</w:t>
       </w:r>
     </w:p>
     <w:p>
@@ -4515,7 +4658,20 @@
           <w:sz w:val="20"/>
           <w:szCs w:val="20"/>
         </w:rPr>
-        <w:t xml:space="preserve">W oparciu o dostępne dane, kryteria klasyfikacji nie są spełnione. Toluen został zaklasyfikowany do Grupy 3 (brak możliwości zaklasyfikowania jako rakotwórczy dla ludzi) przez Międzynarodową Agencję Badań nad Rakiem (IARC, 1999). Agencja Ochrony Środowiska Stanów Zjednoczonych (US EPA) wskazuje, że dane są niewystarczające do oceny potencjału rakotwórczego.</w:t>
+        <w:t xml:space="preserve">W oparciu o dostępne dane, kryteria klasyfikacji nie są spełnione.</w:t>
+      </w:r>
+    </w:p>
+    <w:p>
+      <w:pPr>
+        <w:spacing w:after="80"/>
+      </w:pPr>
+      <w:r>
+        <w:rPr>
+          <w:rFonts w:ascii="Arial" w:cs="Arial" w:eastAsia="Arial" w:hAnsi="Arial"/>
+          <w:sz w:val="20"/>
+          <w:szCs w:val="20"/>
+        </w:rPr>
+        <w:t xml:space="preserve">Toluen został zaklasyfikowany do Grupy 3 (nie można zakwalifikować jako rakotwórczy dla ludzi) przez Międzynarodową Agencję Badań nad Rakiem (IARC, 1999). Agencja EPA wskazuje na brak wystarczających danych do oceny potencjału rakotwórczego.</w:t>
       </w:r>
     </w:p>
     <w:p>
@@ -4541,7 +4697,7 @@
           <w:sz w:val="20"/>
           <w:szCs w:val="20"/>
         </w:rPr>
-        <w:t xml:space="preserve">W oparciu o dostępne dane, kryteria klasyfikacji nie są spełnione. Zawiera aldehyd anyżowy (Repr. 2 H361fd) i toluen (Repr. 2 H361d) w stężeniach poniżej wartości progowych skutkujących klasyfikacją mieszaniny.</w:t>
+        <w:t xml:space="preserve">W oparciu o dostępne dane, kryteria klasyfikacji nie są spełnione (składniki o podejrzeniu takiego działania występują w stężeniach poniżej progów klasyfikacyjnych).</w:t>
       </w:r>
     </w:p>
     <w:p>
@@ -4624,97 +4780,6 @@
     </w:p>
     <w:p>
       <w:pPr>
-        <w:spacing w:after="80"/>
-      </w:pPr>
-      <w:r>
-        <w:rPr>
-          <w:rFonts w:ascii="Arial" w:cs="Arial" w:eastAsia="Arial" w:hAnsi="Arial"/>
-          <w:sz w:val="20"/>
-          <w:szCs w:val="20"/>
-        </w:rPr>
-        <w:t xml:space="preserve">Informacje dotyczące prawdopodobnych dróg narażenia:</w:t>
-      </w:r>
-    </w:p>
-    <w:p>
-      <w:pPr>
-        <w:spacing w:after="80"/>
-      </w:pPr>
-      <w:r>
-        <w:rPr>
-          <w:rFonts w:ascii="Arial" w:cs="Arial" w:eastAsia="Arial" w:hAnsi="Arial"/>
-          <w:sz w:val="20"/>
-          <w:szCs w:val="20"/>
-        </w:rPr>
-        <w:t xml:space="preserve">- Pracownicy: wdychanie par, kontakt ze skórą, kontakt z oczami.</w:t>
-      </w:r>
-    </w:p>
-    <w:p>
-      <w:pPr>
-        <w:spacing w:after="80"/>
-      </w:pPr>
-      <w:r>
-        <w:rPr>
-          <w:rFonts w:ascii="Arial" w:cs="Arial" w:eastAsia="Arial" w:hAnsi="Arial"/>
-          <w:sz w:val="20"/>
-          <w:szCs w:val="20"/>
-        </w:rPr>
-        <w:t xml:space="preserve">- Konsumenci: wdychanie par z powietrza otoczenia, kontakt ze skórą, przypadkowe spożycie.</w:t>
-      </w:r>
-    </w:p>
-    <w:p>
-      <w:pPr>
-        <w:spacing w:after="80"/>
-      </w:pPr>
-      <w:r>
-        <w:rPr>
-          <w:rFonts w:ascii="Arial" w:cs="Arial" w:eastAsia="Arial" w:hAnsi="Arial"/>
-          <w:sz w:val="20"/>
-          <w:szCs w:val="20"/>
-        </w:rPr>
-        <w:t xml:space="preserve">Skutki opóźnione, bezpośrednie oraz przewlekłe spowodowane krótko- i długotrwałym narażeniem:</w:t>
-      </w:r>
-    </w:p>
-    <w:p>
-      <w:pPr>
-        <w:spacing w:after="80"/>
-      </w:pPr>
-      <w:r>
-        <w:rPr>
-          <w:rFonts w:ascii="Arial" w:cs="Arial" w:eastAsia="Arial" w:hAnsi="Arial"/>
-          <w:sz w:val="20"/>
-          <w:szCs w:val="20"/>
-        </w:rPr>
-        <w:t xml:space="preserve">Kontakt z oczami powoduje podrażnienie, zaczerwienienie i łzawienie. U osób szczególnie wrażliwych kontakt ze skórą może wywołać reakcję alergiczną.</w:t>
-      </w:r>
-    </w:p>
-    <w:p>
-      <w:pPr>
-        <w:spacing w:after="80"/>
-      </w:pPr>
-      <w:r>
-        <w:rPr>
-          <w:rFonts w:ascii="Arial" w:cs="Arial" w:eastAsia="Arial" w:hAnsi="Arial"/>
-          <w:sz w:val="20"/>
-          <w:szCs w:val="20"/>
-        </w:rPr>
-        <w:t xml:space="preserve">Skutki wzajemnego oddziaływania:</w:t>
-      </w:r>
-    </w:p>
-    <w:p>
-      <w:pPr>
-        <w:spacing w:after="80"/>
-      </w:pPr>
-      <w:r>
-        <w:rPr>
-          <w:rFonts w:ascii="Arial" w:cs="Arial" w:eastAsia="Arial" w:hAnsi="Arial"/>
-          <w:sz w:val="20"/>
-          <w:szCs w:val="20"/>
-        </w:rPr>
-        <w:t xml:space="preserve">Brak danych dotyczących wzajemnego oddziaływania dla mieszaniny.</w:t>
-      </w:r>
-    </w:p>
-    <w:p>
-      <w:pPr>
         <w:spacing w:after="100" w:before="200"/>
       </w:pPr>
       <w:r>
@@ -4753,7 +4818,7 @@
           <w:sz w:val="20"/>
           <w:szCs w:val="20"/>
         </w:rPr>
-        <w:t xml:space="preserve">Produkt nie zawiera substancji o właściwościach zaburzających funkcjonowanie układu hormonalnego w odniesieniu do zdrowia ludzkiego zgodnie z kryteriami określonymi w rozporządzeniu (UE) 2017/2100 lub rozporządzeniu (UE) 2018/605 w stężeniu równym lub większym niż 0,1 % wag.</w:t>
+        <w:t xml:space="preserve">Na podstawie dostępnych danych mieszanina nie zawiera substancji wpisanych do wykazu ustanowionego zgodnie z art. 59 ust. 1 rozporządzenia REACH ze względu na właściwości zaburzające gospodarkę hormonalną ani substancji o właściwościach zaburzających gospodarkę hormonalną u ludzi w stężeniu równym lub większym niż 0,1 % zgodnie z kryteriami określonymi w rozporządzeniach (UE) 2017/2100 lub (UE) 2018/605.</w:t>
       </w:r>
     </w:p>
     <w:p>
@@ -4781,7 +4846,7 @@
           <w:sz w:val="20"/>
           <w:szCs w:val="20"/>
         </w:rPr>
-        <w:t xml:space="preserve">Brak dodatkowych danych.</w:t>
+        <w:t xml:space="preserve">Brak innych istotnych informacji.</w:t>
       </w:r>
     </w:p>
     <w:p>

--- a/docs/SDS/Karta_Charakterystyki_8034055535448_SDS_ORCHIDEA_E_VANIGLIA_V2_PL.docx
+++ b/docs/SDS/Karta_Charakterystyki_8034055535448_SDS_ORCHIDEA_E_VANIGLIA_V2_PL.docx
@@ -4,51 +4,170 @@
   <w:body>
     <w:p>
       <w:pPr>
+        <w:spacing w:after="80" w:before="100"/>
         <w:jc w:val="center"/>
       </w:pPr>
       <w:r>
         <w:rPr>
+          <w:rFonts w:ascii="Arial" w:cs="Arial" w:eastAsia="Arial" w:hAnsi="Arial"/>
           <w:b/>
           <w:bCs/>
           <w:sz w:val="36"/>
           <w:szCs w:val="36"/>
         </w:rPr>
-        <w:t xml:space="preserve">Karta Charakterystyki</w:t>
-      </w:r>
-    </w:p>
-    <w:p>
-      <w:pPr>
-        <w:spacing w:after="300"/>
+        <w:t xml:space="preserve">KARTA CHARAKTERYSTYKI</w:t>
+      </w:r>
+    </w:p>
+    <w:p>
+      <w:pPr>
+        <w:spacing w:after="200"/>
         <w:jc w:val="center"/>
       </w:pPr>
       <w:r>
         <w:rPr>
+          <w:rFonts w:ascii="Arial" w:cs="Arial" w:eastAsia="Arial" w:hAnsi="Arial"/>
+          <w:i/>
+          <w:iCs/>
+          <w:color w:val="444444"/>
           <w:sz w:val="16"/>
           <w:szCs w:val="16"/>
         </w:rPr>
-        <w:t xml:space="preserve">[Sporządzona zgodnie z rozporządzeniem WE 1907/2006(REACH) wraz z późn. zm.]</w:t>
-      </w:r>
-    </w:p>
-    <w:p>
-      <w:pPr>
-        <w:spacing w:after="400"/>
-        <w:jc w:val="right"/>
-      </w:pPr>
-      <w:r>
-        <w:rPr>
-          <w:sz w:val="16"/>
-          <w:szCs w:val="16"/>
-        </w:rPr>
-        <w:t xml:space="preserve">Data wystawienia: 15.09.2026</w:t>
-      </w:r>
-      <w:r>
-        <w:rPr>
-          <w:sz w:val="16"/>
-          <w:szCs w:val="16"/>
-        </w:rPr>
-        <w:t xml:space="preserve">
-Wersja: 2.0 / PL</w:t>
-      </w:r>
+        <w:t xml:space="preserve">[Sporządzona zgodnie z Rozporządzeniem (WE) nr 1907/2006 (REACH), zmienionym Rozporządzeniem Komisji (UE) 2020/878]</w:t>
+      </w:r>
+    </w:p>
+    <w:tbl>
+      <w:tblPr>
+        <w:tblW w:type="pct" w:w="100%"/>
+        <w:tblBorders>
+          <w:top w:val="single" w:color="00A651" w:sz="6"/>
+          <w:left w:val="single" w:color="D0D5DD" w:sz="4"/>
+          <w:bottom w:val="single" w:color="00A651" w:sz="6"/>
+          <w:right w:val="single" w:color="D0D5DD" w:sz="4"/>
+          <w:insideH w:val="none"/>
+          <w:insideV w:val="single" w:color="E5E7EB" w:sz="4"/>
+        </w:tblBorders>
+      </w:tblPr>
+      <w:tblGrid>
+        <w:gridCol w:w="100"/>
+        <w:gridCol w:w="100"/>
+      </w:tblGrid>
+      <w:tr>
+        <w:tc>
+          <w:tcPr>
+            <w:tcW w:type="pct" w:w="50%"/>
+            <w:shd w:fill="F9FAFB"/>
+            <w:tcMar>
+              <w:top w:type="dxa" w:w="100"/>
+              <w:left w:type="dxa" w:w="150"/>
+              <w:bottom w:type="dxa" w:w="100"/>
+              <w:right w:type="dxa" w:w="150"/>
+            </w:tcMar>
+          </w:tcPr>
+          <w:p>
+            <w:pPr>
+              <w:spacing w:after="60"/>
+            </w:pPr>
+            <w:r>
+              <w:rPr>
+                <w:rFonts w:ascii="Arial" w:cs="Arial" w:eastAsia="Arial" w:hAnsi="Arial"/>
+                <w:b/>
+                <w:bCs/>
+                <w:sz w:val="18"/>
+                <w:szCs w:val="18"/>
+              </w:rPr>
+              <w:t xml:space="preserve">Data sporządzenia: </w:t>
+            </w:r>
+            <w:r>
+              <w:rPr>
+                <w:rFonts w:ascii="Arial" w:cs="Arial" w:eastAsia="Arial" w:hAnsi="Arial"/>
+                <w:sz w:val="18"/>
+                <w:szCs w:val="18"/>
+              </w:rPr>
+              <w:t xml:space="preserve">15.09.2026</w:t>
+            </w:r>
+          </w:p>
+          <w:p>
+            <w:r>
+              <w:rPr>
+                <w:rFonts w:ascii="Arial" w:cs="Arial" w:eastAsia="Arial" w:hAnsi="Arial"/>
+                <w:b/>
+                <w:bCs/>
+                <w:sz w:val="18"/>
+                <w:szCs w:val="18"/>
+              </w:rPr>
+              <w:t xml:space="preserve">Aktualizacja: </w:t>
+            </w:r>
+            <w:r>
+              <w:rPr>
+                <w:rFonts w:ascii="Arial" w:cs="Arial" w:eastAsia="Arial" w:hAnsi="Arial"/>
+                <w:sz w:val="18"/>
+                <w:szCs w:val="18"/>
+              </w:rPr>
+              <w:t xml:space="preserve">15.09.2026</w:t>
+            </w:r>
+          </w:p>
+        </w:tc>
+        <w:tc>
+          <w:tcPr>
+            <w:tcW w:type="pct" w:w="50%"/>
+            <w:shd w:fill="F9FAFB"/>
+            <w:tcMar>
+              <w:top w:type="dxa" w:w="100"/>
+              <w:left w:type="dxa" w:w="150"/>
+              <w:bottom w:type="dxa" w:w="100"/>
+              <w:right w:type="dxa" w:w="150"/>
+            </w:tcMar>
+          </w:tcPr>
+          <w:p>
+            <w:pPr>
+              <w:spacing w:after="60"/>
+            </w:pPr>
+            <w:r>
+              <w:rPr>
+                <w:rFonts w:ascii="Arial" w:cs="Arial" w:eastAsia="Arial" w:hAnsi="Arial"/>
+                <w:b/>
+                <w:bCs/>
+                <w:sz w:val="18"/>
+                <w:szCs w:val="18"/>
+              </w:rPr>
+              <w:t xml:space="preserve">Wersja: </w:t>
+            </w:r>
+            <w:r>
+              <w:rPr>
+                <w:rFonts w:ascii="Arial" w:cs="Arial" w:eastAsia="Arial" w:hAnsi="Arial"/>
+                <w:sz w:val="18"/>
+                <w:szCs w:val="18"/>
+              </w:rPr>
+              <w:t xml:space="preserve">2.0 / PL</w:t>
+            </w:r>
+          </w:p>
+          <w:p>
+            <w:r>
+              <w:rPr>
+                <w:rFonts w:ascii="Arial" w:cs="Arial" w:eastAsia="Arial" w:hAnsi="Arial"/>
+                <w:b/>
+                <w:bCs/>
+                <w:sz w:val="18"/>
+                <w:szCs w:val="18"/>
+              </w:rPr>
+              <w:t xml:space="preserve">Zastępuje wersję: </w:t>
+            </w:r>
+            <w:r>
+              <w:rPr>
+                <w:rFonts w:ascii="Arial" w:cs="Arial" w:eastAsia="Arial" w:hAnsi="Arial"/>
+                <w:sz w:val="18"/>
+                <w:szCs w:val="18"/>
+              </w:rPr>
+              <w:t xml:space="preserve">1.0</w:t>
+            </w:r>
+          </w:p>
+        </w:tc>
+      </w:tr>
+    </w:tbl>
+    <w:p>
+      <w:pPr>
+        <w:spacing w:after="200"/>
+      </w:pPr>
     </w:p>
     <w:p>
       <w:pPr>
@@ -4063,6 +4182,32 @@
     </w:p>
     <w:p>
       <w:pPr>
+        <w:spacing w:after="80"/>
+      </w:pPr>
+      <w:r>
+        <w:rPr>
+          <w:rFonts w:ascii="Arial" w:cs="Arial" w:eastAsia="Arial" w:hAnsi="Arial"/>
+          <w:sz w:val="20"/>
+          <w:szCs w:val="20"/>
+        </w:rPr>
+        <w:t xml:space="preserve">Wobec braku danych doświadczalnych dla samego produktu, zagrożenia dla zdrowia oceniono na podstawie właściwości zawartych w nim substancji, zgodnie z kryteriami określonymi w odpowiednich przepisach dotyczących klasyfikacji.</w:t>
+      </w:r>
+    </w:p>
+    <w:p>
+      <w:pPr>
+        <w:spacing w:after="80"/>
+      </w:pPr>
+      <w:r>
+        <w:rPr>
+          <w:rFonts w:ascii="Arial" w:cs="Arial" w:eastAsia="Arial" w:hAnsi="Arial"/>
+          <w:sz w:val="20"/>
+          <w:szCs w:val="20"/>
+        </w:rPr>
+        <w:t xml:space="preserve">W związku z tym w celu oceny skutków toksykologicznych narażenia na produkt należy uwzględnić stężenia poszczególnych substancji niebezpiecznych wymienionych w sekcji 3.</w:t>
+      </w:r>
+    </w:p>
+    <w:p>
+      <w:pPr>
         <w:spacing w:after="100" w:before="200"/>
       </w:pPr>
       <w:r>
@@ -4086,32 +4231,6 @@
           <w:sz w:val="20"/>
           <w:szCs w:val="20"/>
         </w:rPr>
-        <w:t xml:space="preserve">Wobec braku danych doświadczalnych dla samego produktu, zagrożenia dla zdrowia ludzi oceniono na podstawie właściwości zawartych w nim substancji, stosując kryteria określone w obowiązujących przepisach dotyczących klasyfikacji.</w:t>
-      </w:r>
-    </w:p>
-    <w:p>
-      <w:pPr>
-        <w:spacing w:after="80"/>
-      </w:pPr>
-      <w:r>
-        <w:rPr>
-          <w:rFonts w:ascii="Arial" w:cs="Arial" w:eastAsia="Arial" w:hAnsi="Arial"/>
-          <w:sz w:val="20"/>
-          <w:szCs w:val="20"/>
-        </w:rPr>
-        <w:t xml:space="preserve">W związku z tym oceniając skutki toksykologiczne narażenia na produkt, należy wziąć pod uwagę stężenia poszczególnych substancji niebezpiecznych wskazanych w sekcji 3.</w:t>
-      </w:r>
-    </w:p>
-    <w:p>
-      <w:pPr>
-        <w:spacing w:after="80"/>
-      </w:pPr>
-      <w:r>
-        <w:rPr>
-          <w:rFonts w:ascii="Arial" w:cs="Arial" w:eastAsia="Arial" w:hAnsi="Arial"/>
-          <w:sz w:val="20"/>
-          <w:szCs w:val="20"/>
-        </w:rPr>
         <w:t xml:space="preserve">Metabolizm, toksykokinetyka, mechanizm działania i inne informacje:</w:t>
       </w:r>
     </w:p>
@@ -4164,46 +4283,59 @@
           <w:sz w:val="20"/>
           <w:szCs w:val="20"/>
         </w:rPr>
-        <w:t xml:space="preserve">Pracownicy: przez drogi oddechowe (inhalacyjnie); kontakt ze skórą.</w:t>
-      </w:r>
-    </w:p>
-    <w:p>
-      <w:pPr>
-        <w:spacing w:after="80"/>
-      </w:pPr>
-      <w:r>
-        <w:rPr>
-          <w:rFonts w:ascii="Arial" w:cs="Arial" w:eastAsia="Arial" w:hAnsi="Arial"/>
-          <w:sz w:val="20"/>
-          <w:szCs w:val="20"/>
-        </w:rPr>
-        <w:t xml:space="preserve">Konsumenci: spożycie skażonej żywności lub wody; wdychanie powietrza otoczenia; kontakt ze skórą z produktami zawierającymi substancję.</w:t>
-      </w:r>
-    </w:p>
-    <w:p>
-      <w:pPr>
-        <w:spacing w:after="80"/>
-      </w:pPr>
-      <w:r>
-        <w:rPr>
-          <w:rFonts w:ascii="Arial" w:cs="Arial" w:eastAsia="Arial" w:hAnsi="Arial"/>
-          <w:sz w:val="20"/>
-          <w:szCs w:val="20"/>
-        </w:rPr>
-        <w:t xml:space="preserve">Skutki opóźnione, bezpośrednie oraz przewlekłe spowodowane krótko- i długotrwałym narażeniem:</w:t>
-      </w:r>
-    </w:p>
-    <w:p>
-      <w:pPr>
-        <w:spacing w:after="80"/>
-      </w:pPr>
-      <w:r>
-        <w:rPr>
-          <w:rFonts w:ascii="Arial" w:cs="Arial" w:eastAsia="Arial" w:hAnsi="Arial"/>
-          <w:sz w:val="20"/>
-          <w:szCs w:val="20"/>
-        </w:rPr>
-        <w:t xml:space="preserve">Toluen: Działanie toksyczne na ośrodkowy i obwodowy układ nerwowy z encefalopatią i zapaleniem wielonerwowym; działanie drażniące na skórę, spojówki, rogówkę i układ oddechowy.</w:t>
+        <w:t xml:space="preserve">PRACOWNICY: przez drogi oddechowe (inhalacyjnie); kontakt ze skórą.</w:t>
+      </w:r>
+    </w:p>
+    <w:p>
+      <w:pPr>
+        <w:spacing w:after="80"/>
+      </w:pPr>
+      <w:r>
+        <w:rPr>
+          <w:rFonts w:ascii="Arial" w:cs="Arial" w:eastAsia="Arial" w:hAnsi="Arial"/>
+          <w:sz w:val="20"/>
+          <w:szCs w:val="20"/>
+        </w:rPr>
+        <w:t xml:space="preserve">LUDNOŚĆ: spożycie skażonej żywności lub wody; wdychanie powietrza atmosferycznego; kontakt ze skórą z produktami zawierającymi substancję.</w:t>
+      </w:r>
+    </w:p>
+    <w:p>
+      <w:pPr>
+        <w:spacing w:after="80"/>
+      </w:pPr>
+      <w:r>
+        <w:rPr>
+          <w:rFonts w:ascii="Arial" w:cs="Arial" w:eastAsia="Arial" w:hAnsi="Arial"/>
+          <w:sz w:val="20"/>
+          <w:szCs w:val="20"/>
+        </w:rPr>
+        <w:t xml:space="preserve">Opóźnione, bezpośrednie oraz przewlekłe skutki krótko- i długotrwałego narażenia:</w:t>
+      </w:r>
+    </w:p>
+    <w:p>
+      <w:pPr>
+        <w:spacing w:after="80"/>
+      </w:pPr>
+      <w:r>
+        <w:rPr>
+          <w:rFonts w:ascii="Arial" w:cs="Arial" w:eastAsia="Arial" w:hAnsi="Arial"/>
+          <w:sz w:val="20"/>
+          <w:szCs w:val="20"/>
+        </w:rPr>
+        <w:t xml:space="preserve">Toluen:</w:t>
+      </w:r>
+    </w:p>
+    <w:p>
+      <w:pPr>
+        <w:spacing w:after="80"/>
+      </w:pPr>
+      <w:r>
+        <w:rPr>
+          <w:rFonts w:ascii="Arial" w:cs="Arial" w:eastAsia="Arial" w:hAnsi="Arial"/>
+          <w:sz w:val="20"/>
+          <w:szCs w:val="20"/>
+        </w:rPr>
+        <w:t xml:space="preserve">Działanie toksyczne na ośrodkowy i obwodowy układ nerwowy z encefalopatią i zapaleniem wielonerwowym; działanie drażniące na skórę, spojówki, rogówkę i układ oddechowy.</w:t>
       </w:r>
     </w:p>
     <w:p>
@@ -4229,7 +4361,20 @@
           <w:sz w:val="20"/>
           <w:szCs w:val="20"/>
         </w:rPr>
-        <w:t xml:space="preserve">Toluen: Niektóre leki i inne substancje chemiczne mogą wchodzić w interakcje z metabolizmem toluenu.</w:t>
+        <w:t xml:space="preserve">Toluen:</w:t>
+      </w:r>
+    </w:p>
+    <w:p>
+      <w:pPr>
+        <w:spacing w:after="80"/>
+      </w:pPr>
+      <w:r>
+        <w:rPr>
+          <w:rFonts w:ascii="Arial" w:cs="Arial" w:eastAsia="Arial" w:hAnsi="Arial"/>
+          <w:sz w:val="20"/>
+          <w:szCs w:val="20"/>
+        </w:rPr>
+        <w:t xml:space="preserve">Niektóre leki i inne substancje chemiczne mogą wpływać na metabolizm toluenu.</w:t>
       </w:r>
     </w:p>
     <w:p>
@@ -4255,72 +4400,59 @@
           <w:sz w:val="20"/>
           <w:szCs w:val="20"/>
         </w:rPr>
-        <w:t xml:space="preserve">ATE (mieszaniny, inhalacyjnie): Nie sklasyfikowano (brak istotnych składników o toksyczności wziewnej)</w:t>
-      </w:r>
-    </w:p>
-    <w:p>
-      <w:pPr>
-        <w:spacing w:after="80"/>
-      </w:pPr>
-      <w:r>
-        <w:rPr>
-          <w:rFonts w:ascii="Arial" w:cs="Arial" w:eastAsia="Arial" w:hAnsi="Arial"/>
-          <w:sz w:val="20"/>
-          <w:szCs w:val="20"/>
-        </w:rPr>
-        <w:t xml:space="preserve">ATE (mieszaniny, droga pokarmowa): Nie sklasyfikowano (obliczona wartość ATE mieszaniny znacznie przewyższa 2000 mg/kg mc.)</w:t>
-      </w:r>
-    </w:p>
-    <w:p>
-      <w:pPr>
-        <w:spacing w:after="80"/>
-      </w:pPr>
-      <w:r>
-        <w:rPr>
-          <w:rFonts w:ascii="Arial" w:cs="Arial" w:eastAsia="Arial" w:hAnsi="Arial"/>
-          <w:sz w:val="20"/>
-          <w:szCs w:val="20"/>
-        </w:rPr>
-        <w:t xml:space="preserve">ATE (mieszaniny, na skórę): Nie sklasyfikowano (brak istotnych składników o toksyczności skórnej)</w:t>
-      </w:r>
-    </w:p>
-    <w:p>
-      <w:pPr>
-        <w:spacing w:after="80"/>
-      </w:pPr>
-      <w:r>
-        <w:rPr>
-          <w:rFonts w:ascii="Arial" w:cs="Arial" w:eastAsia="Arial" w:hAnsi="Arial"/>
-          <w:sz w:val="20"/>
-          <w:szCs w:val="20"/>
-        </w:rPr>
-        <w:t xml:space="preserve">Informacje toksykologiczne o składnikach:</w:t>
-      </w:r>
-    </w:p>
-    <w:p>
-      <w:pPr>
-        <w:spacing w:after="80"/>
-      </w:pPr>
-      <w:r>
-        <w:rPr>
-          <w:rFonts w:ascii="Arial" w:cs="Arial" w:eastAsia="Arial" w:hAnsi="Arial"/>
-          <w:sz w:val="20"/>
-          <w:szCs w:val="20"/>
-        </w:rPr>
-        <w:t xml:space="preserve">Etanol [CAS: 64-17-5]:</w:t>
-      </w:r>
-    </w:p>
-    <w:p>
-      <w:pPr>
-        <w:spacing w:after="80"/>
-      </w:pPr>
-      <w:r>
-        <w:rPr>
-          <w:rFonts w:ascii="Arial" w:cs="Arial" w:eastAsia="Arial" w:hAnsi="Arial"/>
-          <w:sz w:val="20"/>
-          <w:szCs w:val="20"/>
-        </w:rPr>
-        <w:t xml:space="preserve">LD50 (droga pokarmowa, szczur): &gt; 5000 mg/kg mc.</w:t>
+        <w:t xml:space="preserve">ATE (przez drogi oddechowe) mieszaniny: Nie sklasyfikowano (brak istotnych składników)</w:t>
+      </w:r>
+    </w:p>
+    <w:p>
+      <w:pPr>
+        <w:spacing w:after="80"/>
+      </w:pPr>
+      <w:r>
+        <w:rPr>
+          <w:rFonts w:ascii="Arial" w:cs="Arial" w:eastAsia="Arial" w:hAnsi="Arial"/>
+          <w:sz w:val="20"/>
+          <w:szCs w:val="20"/>
+        </w:rPr>
+        <w:t xml:space="preserve">ATE (droga pokarmowa) mieszaniny: Nie sklasyfikowano (brak istotnych składników)</w:t>
+      </w:r>
+    </w:p>
+    <w:p>
+      <w:pPr>
+        <w:spacing w:after="80"/>
+      </w:pPr>
+      <w:r>
+        <w:rPr>
+          <w:rFonts w:ascii="Arial" w:cs="Arial" w:eastAsia="Arial" w:hAnsi="Arial"/>
+          <w:sz w:val="20"/>
+          <w:szCs w:val="20"/>
+        </w:rPr>
+        <w:t xml:space="preserve">ATE (na skórę) mieszaniny: Nie sklasyfikowano (brak istotnych składników)</w:t>
+      </w:r>
+    </w:p>
+    <w:p>
+      <w:pPr>
+        <w:spacing w:after="80"/>
+      </w:pPr>
+      <w:r>
+        <w:rPr>
+          <w:rFonts w:ascii="Arial" w:cs="Arial" w:eastAsia="Arial" w:hAnsi="Arial"/>
+          <w:sz w:val="20"/>
+          <w:szCs w:val="20"/>
+        </w:rPr>
+        <w:t xml:space="preserve">etanol:</w:t>
+      </w:r>
+    </w:p>
+    <w:p>
+      <w:pPr>
+        <w:spacing w:after="80"/>
+      </w:pPr>
+      <w:r>
+        <w:rPr>
+          <w:rFonts w:ascii="Arial" w:cs="Arial" w:eastAsia="Arial" w:hAnsi="Arial"/>
+          <w:sz w:val="20"/>
+          <w:szCs w:val="20"/>
+        </w:rPr>
+        <w:t xml:space="preserve">LD50 (droga pokarmowa, szczur): &gt; 5000 mg/kg</w:t>
       </w:r>
     </w:p>
     <w:p>
@@ -4346,33 +4478,33 @@
           <w:sz w:val="20"/>
           <w:szCs w:val="20"/>
         </w:rPr>
-        <w:t xml:space="preserve">Aldehyd anyżowy [CAS: 123-11-5]:</w:t>
-      </w:r>
-    </w:p>
-    <w:p>
-      <w:pPr>
-        <w:spacing w:after="80"/>
-      </w:pPr>
-      <w:r>
-        <w:rPr>
-          <w:rFonts w:ascii="Arial" w:cs="Arial" w:eastAsia="Arial" w:hAnsi="Arial"/>
-          <w:sz w:val="20"/>
-          <w:szCs w:val="20"/>
-        </w:rPr>
-        <w:t xml:space="preserve">LD50 (na skórę, królik): &gt; 5000 mg/kg mc.</w:t>
-      </w:r>
-    </w:p>
-    <w:p>
-      <w:pPr>
-        <w:spacing w:after="80"/>
-      </w:pPr>
-      <w:r>
-        <w:rPr>
-          <w:rFonts w:ascii="Arial" w:cs="Arial" w:eastAsia="Arial" w:hAnsi="Arial"/>
-          <w:sz w:val="20"/>
-          <w:szCs w:val="20"/>
-        </w:rPr>
-        <w:t xml:space="preserve">LD50 (droga pokarmowa, szczur): 3210 mg/kg mc.</w:t>
+        <w:t xml:space="preserve">aldehyd anyżowy:</w:t>
+      </w:r>
+    </w:p>
+    <w:p>
+      <w:pPr>
+        <w:spacing w:after="80"/>
+      </w:pPr>
+      <w:r>
+        <w:rPr>
+          <w:rFonts w:ascii="Arial" w:cs="Arial" w:eastAsia="Arial" w:hAnsi="Arial"/>
+          <w:sz w:val="20"/>
+          <w:szCs w:val="20"/>
+        </w:rPr>
+        <w:t xml:space="preserve">LD50 (na skórę, królik): &gt; 5000 mg/kg</w:t>
+      </w:r>
+    </w:p>
+    <w:p>
+      <w:pPr>
+        <w:spacing w:after="80"/>
+      </w:pPr>
+      <w:r>
+        <w:rPr>
+          <w:rFonts w:ascii="Arial" w:cs="Arial" w:eastAsia="Arial" w:hAnsi="Arial"/>
+          <w:sz w:val="20"/>
+          <w:szCs w:val="20"/>
+        </w:rPr>
+        <w:t xml:space="preserve">LD50 (droga pokarmowa, szczur): 3210 mg/kg</w:t>
       </w:r>
     </w:p>
     <w:p>
@@ -4398,33 +4530,33 @@
           <w:sz w:val="20"/>
           <w:szCs w:val="20"/>
         </w:rPr>
-        <w:t xml:space="preserve">Kumaryna [CAS: 91-64-5]:</w:t>
-      </w:r>
-    </w:p>
-    <w:p>
-      <w:pPr>
-        <w:spacing w:after="80"/>
-      </w:pPr>
-      <w:r>
-        <w:rPr>
-          <w:rFonts w:ascii="Arial" w:cs="Arial" w:eastAsia="Arial" w:hAnsi="Arial"/>
-          <w:sz w:val="20"/>
-          <w:szCs w:val="20"/>
-        </w:rPr>
-        <w:t xml:space="preserve">LD50 (na skórę, szczur): 293 mg/kg mc.</w:t>
-      </w:r>
-    </w:p>
-    <w:p>
-      <w:pPr>
-        <w:spacing w:after="80"/>
-      </w:pPr>
-      <w:r>
-        <w:rPr>
-          <w:rFonts w:ascii="Arial" w:cs="Arial" w:eastAsia="Arial" w:hAnsi="Arial"/>
-          <w:sz w:val="20"/>
-          <w:szCs w:val="20"/>
-        </w:rPr>
-        <w:t xml:space="preserve">LD50 (droga pokarmowa, szczur): 290 mg/kg mc. (ATE do klasyfikacji mieszaniny: 500 mg/kg mc.)</w:t>
+        <w:t xml:space="preserve">kumaryna:</w:t>
+      </w:r>
+    </w:p>
+    <w:p>
+      <w:pPr>
+        <w:spacing w:after="80"/>
+      </w:pPr>
+      <w:r>
+        <w:rPr>
+          <w:rFonts w:ascii="Arial" w:cs="Arial" w:eastAsia="Arial" w:hAnsi="Arial"/>
+          <w:sz w:val="20"/>
+          <w:szCs w:val="20"/>
+        </w:rPr>
+        <w:t xml:space="preserve">LD50 (na skórę, szczur): 293 mg/kg m.c.</w:t>
+      </w:r>
+    </w:p>
+    <w:p>
+      <w:pPr>
+        <w:spacing w:after="80"/>
+      </w:pPr>
+      <w:r>
+        <w:rPr>
+          <w:rFonts w:ascii="Arial" w:cs="Arial" w:eastAsia="Arial" w:hAnsi="Arial"/>
+          <w:sz w:val="20"/>
+          <w:szCs w:val="20"/>
+        </w:rPr>
+        <w:t xml:space="preserve">LD50 (droga pokarmowa, szczur): 290 mg/kg m.c. (ATE = 500 mg/kg)</w:t>
       </w:r>
     </w:p>
     <w:p>
@@ -4450,72 +4582,72 @@
           <w:sz w:val="20"/>
           <w:szCs w:val="20"/>
         </w:rPr>
-        <w:t xml:space="preserve">2,6-di-tert-butylo-4-metylofenol (BHT) [CAS: 128-37-0]:</w:t>
-      </w:r>
-    </w:p>
-    <w:p>
-      <w:pPr>
-        <w:spacing w:after="80"/>
-      </w:pPr>
-      <w:r>
-        <w:rPr>
-          <w:rFonts w:ascii="Arial" w:cs="Arial" w:eastAsia="Arial" w:hAnsi="Arial"/>
-          <w:sz w:val="20"/>
-          <w:szCs w:val="20"/>
-        </w:rPr>
-        <w:t xml:space="preserve">LD50 (na skórę, szczur): &gt; 2000 mg/kg mc.</w:t>
-      </w:r>
-    </w:p>
-    <w:p>
-      <w:pPr>
-        <w:spacing w:after="80"/>
-      </w:pPr>
-      <w:r>
-        <w:rPr>
-          <w:rFonts w:ascii="Arial" w:cs="Arial" w:eastAsia="Arial" w:hAnsi="Arial"/>
-          <w:sz w:val="20"/>
-          <w:szCs w:val="20"/>
-        </w:rPr>
-        <w:t xml:space="preserve">LD50 (droga pokarmowa, szczur): 2930 mg/kg mc.</w:t>
-      </w:r>
-    </w:p>
-    <w:p>
-      <w:pPr>
-        <w:spacing w:after="80"/>
-      </w:pPr>
-      <w:r>
-        <w:rPr>
-          <w:rFonts w:ascii="Arial" w:cs="Arial" w:eastAsia="Arial" w:hAnsi="Arial"/>
-          <w:sz w:val="20"/>
-          <w:szCs w:val="20"/>
-        </w:rPr>
-        <w:t xml:space="preserve">Toluen [CAS: 108-88-3]:</w:t>
-      </w:r>
-    </w:p>
-    <w:p>
-      <w:pPr>
-        <w:spacing w:after="80"/>
-      </w:pPr>
-      <w:r>
-        <w:rPr>
-          <w:rFonts w:ascii="Arial" w:cs="Arial" w:eastAsia="Arial" w:hAnsi="Arial"/>
-          <w:sz w:val="20"/>
-          <w:szCs w:val="20"/>
-        </w:rPr>
-        <w:t xml:space="preserve">LD50 (na skórę, królik): &gt; 5000 mg/kg mc.</w:t>
-      </w:r>
-    </w:p>
-    <w:p>
-      <w:pPr>
-        <w:spacing w:after="80"/>
-      </w:pPr>
-      <w:r>
-        <w:rPr>
-          <w:rFonts w:ascii="Arial" w:cs="Arial" w:eastAsia="Arial" w:hAnsi="Arial"/>
-          <w:sz w:val="20"/>
-          <w:szCs w:val="20"/>
-        </w:rPr>
-        <w:t xml:space="preserve">LD50 (droga pokarmowa, szczur): &gt; 5000 mg/kg mc.</w:t>
+        <w:t xml:space="preserve">2,6-di-tert-butylo-4-metylofenol (BHT):</w:t>
+      </w:r>
+    </w:p>
+    <w:p>
+      <w:pPr>
+        <w:spacing w:after="80"/>
+      </w:pPr>
+      <w:r>
+        <w:rPr>
+          <w:rFonts w:ascii="Arial" w:cs="Arial" w:eastAsia="Arial" w:hAnsi="Arial"/>
+          <w:sz w:val="20"/>
+          <w:szCs w:val="20"/>
+        </w:rPr>
+        <w:t xml:space="preserve">LD50 (na skórę, szczur): &gt; 2000 mg/kg</w:t>
+      </w:r>
+    </w:p>
+    <w:p>
+      <w:pPr>
+        <w:spacing w:after="80"/>
+      </w:pPr>
+      <w:r>
+        <w:rPr>
+          <w:rFonts w:ascii="Arial" w:cs="Arial" w:eastAsia="Arial" w:hAnsi="Arial"/>
+          <w:sz w:val="20"/>
+          <w:szCs w:val="20"/>
+        </w:rPr>
+        <w:t xml:space="preserve">LD50 (droga pokarmowa, szczur): 2930 mg/kg</w:t>
+      </w:r>
+    </w:p>
+    <w:p>
+      <w:pPr>
+        <w:spacing w:after="80"/>
+      </w:pPr>
+      <w:r>
+        <w:rPr>
+          <w:rFonts w:ascii="Arial" w:cs="Arial" w:eastAsia="Arial" w:hAnsi="Arial"/>
+          <w:sz w:val="20"/>
+          <w:szCs w:val="20"/>
+        </w:rPr>
+        <w:t xml:space="preserve">toluen:</w:t>
+      </w:r>
+    </w:p>
+    <w:p>
+      <w:pPr>
+        <w:spacing w:after="80"/>
+      </w:pPr>
+      <w:r>
+        <w:rPr>
+          <w:rFonts w:ascii="Arial" w:cs="Arial" w:eastAsia="Arial" w:hAnsi="Arial"/>
+          <w:sz w:val="20"/>
+          <w:szCs w:val="20"/>
+        </w:rPr>
+        <w:t xml:space="preserve">LD50 (na skórę, królik): &gt; 5000 mg/kg m.c.</w:t>
+      </w:r>
+    </w:p>
+    <w:p>
+      <w:pPr>
+        <w:spacing w:after="80"/>
+      </w:pPr>
+      <w:r>
+        <w:rPr>
+          <w:rFonts w:ascii="Arial" w:cs="Arial" w:eastAsia="Arial" w:hAnsi="Arial"/>
+          <w:sz w:val="20"/>
+          <w:szCs w:val="20"/>
+        </w:rPr>
+        <w:t xml:space="preserve">LD50 (droga pokarmowa, szczur): &gt; 5000 mg/kg m.c.</w:t>
       </w:r>
     </w:p>
     <w:p>
@@ -4554,7 +4686,7 @@
           <w:sz w:val="20"/>
           <w:szCs w:val="20"/>
         </w:rPr>
-        <w:t xml:space="preserve">W oparciu o dostępne dane, kryteria klasyfikacji nie są spełnione.</w:t>
+        <w:t xml:space="preserve">Nie spełnia kryteriów klasyfikacji dla tej klasy zagrożenia.</w:t>
       </w:r>
     </w:p>
     <w:p>
@@ -4606,7 +4738,7 @@
           <w:sz w:val="20"/>
           <w:szCs w:val="20"/>
         </w:rPr>
-        <w:t xml:space="preserve">Produkt zawiera kumarynę w stężeniu ≥ 0,1 % i może powodować wystąpienie reakcji alergicznej (EUH208). W oparciu o dostępne dane produkt nie spełnia kryteriów do sklasyfikowania jako działający uczulająco na skórę.</w:t>
+        <w:t xml:space="preserve">Może wywołać reakcję alergiczną (zawiera: kumarynę).</w:t>
       </w:r>
     </w:p>
     <w:p>
@@ -4632,7 +4764,7 @@
           <w:sz w:val="20"/>
           <w:szCs w:val="20"/>
         </w:rPr>
-        <w:t xml:space="preserve">W oparciu o dostępne dane, kryteria klasyfikacji nie są spełnione.</w:t>
+        <w:t xml:space="preserve">Nie spełnia kryteriów klasyfikacji dla tej klasy zagrożenia.</w:t>
       </w:r>
     </w:p>
     <w:p>
@@ -4658,20 +4790,33 @@
           <w:sz w:val="20"/>
           <w:szCs w:val="20"/>
         </w:rPr>
-        <w:t xml:space="preserve">W oparciu o dostępne dane, kryteria klasyfikacji nie są spełnione.</w:t>
-      </w:r>
-    </w:p>
-    <w:p>
-      <w:pPr>
-        <w:spacing w:after="80"/>
-      </w:pPr>
-      <w:r>
-        <w:rPr>
-          <w:rFonts w:ascii="Arial" w:cs="Arial" w:eastAsia="Arial" w:hAnsi="Arial"/>
-          <w:sz w:val="20"/>
-          <w:szCs w:val="20"/>
-        </w:rPr>
-        <w:t xml:space="preserve">Toluen został zaklasyfikowany do Grupy 3 (nie można zakwalifikować jako rakotwórczy dla ludzi) przez Międzynarodową Agencję Badań nad Rakiem (IARC, 1999). Agencja EPA wskazuje na brak wystarczających danych do oceny potencjału rakotwórczego.</w:t>
+        <w:t xml:space="preserve">Nie spełnia kryteriów klasyfikacji dla tej klasy zagrożenia.</w:t>
+      </w:r>
+    </w:p>
+    <w:p>
+      <w:pPr>
+        <w:spacing w:after="80"/>
+      </w:pPr>
+      <w:r>
+        <w:rPr>
+          <w:rFonts w:ascii="Arial" w:cs="Arial" w:eastAsia="Arial" w:hAnsi="Arial"/>
+          <w:sz w:val="20"/>
+          <w:szCs w:val="20"/>
+        </w:rPr>
+        <w:t xml:space="preserve">Toluen został sklasyfikowany w grupie 3 (nie można zaklasyfikować jako rakotwórczy dla ludzi) przez Międzynarodową Agencję Badań nad Rakiem (IARC) – (IARC, 1999).</w:t>
+      </w:r>
+    </w:p>
+    <w:p>
+      <w:pPr>
+        <w:spacing w:after="80"/>
+      </w:pPr>
+      <w:r>
+        <w:rPr>
+          <w:rFonts w:ascii="Arial" w:cs="Arial" w:eastAsia="Arial" w:hAnsi="Arial"/>
+          <w:sz w:val="20"/>
+          <w:szCs w:val="20"/>
+        </w:rPr>
+        <w:t xml:space="preserve">Agencja Ochrony Środowiska USA (EPA) wskazuje, że dane są niewystarczające do oceny potencjału rakotwórczego.</w:t>
       </w:r>
     </w:p>
     <w:p>
@@ -4697,59 +4842,59 @@
           <w:sz w:val="20"/>
           <w:szCs w:val="20"/>
         </w:rPr>
-        <w:t xml:space="preserve">W oparciu o dostępne dane, kryteria klasyfikacji nie są spełnione (składniki o podejrzeniu takiego działania występują w stężeniach poniżej progów klasyfikacyjnych).</w:t>
-      </w:r>
-    </w:p>
-    <w:p>
-      <w:pPr>
-        <w:spacing w:after="80"/>
-      </w:pPr>
-      <w:r>
-        <w:rPr>
-          <w:rFonts w:ascii="Arial" w:cs="Arial" w:eastAsia="Arial" w:hAnsi="Arial"/>
-          <w:sz w:val="20"/>
-          <w:szCs w:val="20"/>
-        </w:rPr>
-        <w:t xml:space="preserve">Działanie toksyczne na narządy docelowe – narażenie jednorazowe (STOT SE):</w:t>
-      </w:r>
-    </w:p>
-    <w:p>
-      <w:pPr>
-        <w:spacing w:after="80"/>
-      </w:pPr>
-      <w:r>
-        <w:rPr>
-          <w:rFonts w:ascii="Arial" w:cs="Arial" w:eastAsia="Arial" w:hAnsi="Arial"/>
-          <w:sz w:val="20"/>
-          <w:szCs w:val="20"/>
-        </w:rPr>
-        <w:t xml:space="preserve">W oparciu o dostępne dane, kryteria klasyfikacji nie są spełnione.</w:t>
-      </w:r>
-    </w:p>
-    <w:p>
-      <w:pPr>
-        <w:spacing w:after="80"/>
-      </w:pPr>
-      <w:r>
-        <w:rPr>
-          <w:rFonts w:ascii="Arial" w:cs="Arial" w:eastAsia="Arial" w:hAnsi="Arial"/>
-          <w:sz w:val="20"/>
-          <w:szCs w:val="20"/>
-        </w:rPr>
-        <w:t xml:space="preserve">Działanie toksyczne na narządy docelowe – narażenie powtarzane (STOT RE):</w:t>
-      </w:r>
-    </w:p>
-    <w:p>
-      <w:pPr>
-        <w:spacing w:after="80"/>
-      </w:pPr>
-      <w:r>
-        <w:rPr>
-          <w:rFonts w:ascii="Arial" w:cs="Arial" w:eastAsia="Arial" w:hAnsi="Arial"/>
-          <w:sz w:val="20"/>
-          <w:szCs w:val="20"/>
-        </w:rPr>
-        <w:t xml:space="preserve">W oparciu o dostępne dane, kryteria klasyfikacji nie są spełnione.</w:t>
+        <w:t xml:space="preserve">Nie spełnia kryteriów klasyfikacji dla tej klasy zagrożenia.</w:t>
+      </w:r>
+    </w:p>
+    <w:p>
+      <w:pPr>
+        <w:spacing w:after="80"/>
+      </w:pPr>
+      <w:r>
+        <w:rPr>
+          <w:rFonts w:ascii="Arial" w:cs="Arial" w:eastAsia="Arial" w:hAnsi="Arial"/>
+          <w:sz w:val="20"/>
+          <w:szCs w:val="20"/>
+        </w:rPr>
+        <w:t xml:space="preserve">Działanie toksyczne na narządy docelowe – narażenie jednorazowe:</w:t>
+      </w:r>
+    </w:p>
+    <w:p>
+      <w:pPr>
+        <w:spacing w:after="80"/>
+      </w:pPr>
+      <w:r>
+        <w:rPr>
+          <w:rFonts w:ascii="Arial" w:cs="Arial" w:eastAsia="Arial" w:hAnsi="Arial"/>
+          <w:sz w:val="20"/>
+          <w:szCs w:val="20"/>
+        </w:rPr>
+        <w:t xml:space="preserve">Nie spełnia kryteriów klasyfikacji dla tej klasy zagrożenia.</w:t>
+      </w:r>
+    </w:p>
+    <w:p>
+      <w:pPr>
+        <w:spacing w:after="80"/>
+      </w:pPr>
+      <w:r>
+        <w:rPr>
+          <w:rFonts w:ascii="Arial" w:cs="Arial" w:eastAsia="Arial" w:hAnsi="Arial"/>
+          <w:sz w:val="20"/>
+          <w:szCs w:val="20"/>
+        </w:rPr>
+        <w:t xml:space="preserve">Działanie toksyczne na narządy docelowe – narażenie powtarzane:</w:t>
+      </w:r>
+    </w:p>
+    <w:p>
+      <w:pPr>
+        <w:spacing w:after="80"/>
+      </w:pPr>
+      <w:r>
+        <w:rPr>
+          <w:rFonts w:ascii="Arial" w:cs="Arial" w:eastAsia="Arial" w:hAnsi="Arial"/>
+          <w:sz w:val="20"/>
+          <w:szCs w:val="20"/>
+        </w:rPr>
+        <w:t xml:space="preserve">Nie spełnia kryteriów klasyfikacji dla tej klasy zagrożenia.</w:t>
       </w:r>
     </w:p>
     <w:p>
@@ -4775,7 +4920,7 @@
           <w:sz w:val="20"/>
           <w:szCs w:val="20"/>
         </w:rPr>
-        <w:t xml:space="preserve">W oparciu o dostępne dane, kryteria klasyfikacji nie są spełnione.</w:t>
+        <w:t xml:space="preserve">Nie spełnia kryteriów klasyfikacji dla tej klasy zagrożenia.</w:t>
       </w:r>
     </w:p>
     <w:p>
@@ -4795,58 +4940,15 @@
     </w:p>
     <w:p>
       <w:pPr>
-        <w:spacing w:after="100" w:before="200"/>
-      </w:pPr>
-      <w:r>
-        <w:rPr>
-          <w:rFonts w:ascii="Arial" w:cs="Arial" w:eastAsia="Arial" w:hAnsi="Arial"/>
-          <w:b/>
-          <w:bCs/>
-          <w:sz w:val="20"/>
-          <w:szCs w:val="20"/>
-        </w:rPr>
-        <w:t xml:space="preserve">11.2.1. Właściwości zaburzające funkcjonowanie układu hormonalnego:</w:t>
-      </w:r>
-    </w:p>
-    <w:p>
-      <w:pPr>
-        <w:spacing w:after="80"/>
-      </w:pPr>
-      <w:r>
-        <w:rPr>
-          <w:rFonts w:ascii="Arial" w:cs="Arial" w:eastAsia="Arial" w:hAnsi="Arial"/>
-          <w:sz w:val="20"/>
-          <w:szCs w:val="20"/>
-        </w:rPr>
-        <w:t xml:space="preserve">Na podstawie dostępnych danych mieszanina nie zawiera substancji wpisanych do wykazu ustanowionego zgodnie z art. 59 ust. 1 rozporządzenia REACH ze względu na właściwości zaburzające gospodarkę hormonalną ani substancji o właściwościach zaburzających gospodarkę hormonalną u ludzi w stężeniu równym lub większym niż 0,1 % zgodnie z kryteriami określonymi w rozporządzeniach (UE) 2017/2100 lub (UE) 2018/605.</w:t>
-      </w:r>
-    </w:p>
-    <w:p>
-      <w:pPr>
-        <w:spacing w:after="100" w:before="200"/>
-      </w:pPr>
-      <w:r>
-        <w:rPr>
-          <w:rFonts w:ascii="Arial" w:cs="Arial" w:eastAsia="Arial" w:hAnsi="Arial"/>
-          <w:b/>
-          <w:bCs/>
-          <w:sz w:val="20"/>
-          <w:szCs w:val="20"/>
-        </w:rPr>
-        <w:t xml:space="preserve">11.2.2. Inne informacje:</w:t>
-      </w:r>
-    </w:p>
-    <w:p>
-      <w:pPr>
-        <w:spacing w:after="80"/>
-      </w:pPr>
-      <w:r>
-        <w:rPr>
-          <w:rFonts w:ascii="Arial" w:cs="Arial" w:eastAsia="Arial" w:hAnsi="Arial"/>
-          <w:sz w:val="20"/>
-          <w:szCs w:val="20"/>
-        </w:rPr>
-        <w:t xml:space="preserve">Brak innych istotnych informacji.</w:t>
+        <w:spacing w:after="80"/>
+      </w:pPr>
+      <w:r>
+        <w:rPr>
+          <w:rFonts w:ascii="Arial" w:cs="Arial" w:eastAsia="Arial" w:hAnsi="Arial"/>
+          <w:sz w:val="20"/>
+          <w:szCs w:val="20"/>
+        </w:rPr>
+        <w:t xml:space="preserve">Na podstawie dostępnych danych produkt nie zawiera substancji wymienionych w głównych europejskich wykazach potencjalnych lub podejrzewanych substancji zaburzających funkcjonowanie układu hormonalnego pod kątem wpływu na zdrowie człowieka w stężeniu ≥ 0,1%.</w:t>
       </w:r>
     </w:p>
     <w:p>
@@ -7989,7 +8091,126 @@
           <w:sz w:val="20"/>
           <w:szCs w:val="20"/>
         </w:rPr>
-        <w:t xml:space="preserve">Niniejsza karta charakterystyki została opracowana i zaktualizowana zgodnie z wymogami Rozporządzenia Komisji (UE) 2020/878 z dnia 18 czerwca 2020 r. zmieniającego załącznik II do rozporządzenia (WE) nr 1907/2006 (REACH).</w:t>
+        <w:t xml:space="preserve">Niniejsza karta charakterystyki (wersja 2.0 PL) zastępuje wersję Wersja 1 (z dnia 01.09.2023).</w:t>
+      </w:r>
+    </w:p>
+    <w:p>
+      <w:pPr>
+        <w:spacing w:after="80"/>
+      </w:pPr>
+      <w:r>
+        <w:rPr>
+          <w:rFonts w:ascii="Arial" w:cs="Arial" w:eastAsia="Arial" w:hAnsi="Arial"/>
+          <w:sz w:val="20"/>
+          <w:szCs w:val="20"/>
+        </w:rPr>
+        <w:t xml:space="preserve">Aktualizacja została sporządzona i dostosowana zgodnie z wymogami Rozporządzenia Komisji (UE) 2020/878 z dnia 18 czerwca 2020 r. zmieniającego załącznik II do rozporządzenia (WE) nr 1907/2006 (REACH) oraz przepisami prawa Rzeczypospolitej Polskiej.</w:t>
+      </w:r>
+    </w:p>
+    <w:p>
+      <w:pPr>
+        <w:spacing w:after="80"/>
+      </w:pPr>
+      <w:r>
+        <w:rPr>
+          <w:rFonts w:ascii="Arial" w:cs="Arial" w:eastAsia="Arial" w:hAnsi="Arial"/>
+          <w:sz w:val="20"/>
+          <w:szCs w:val="20"/>
+        </w:rPr>
+        <w:t xml:space="preserve">Główne zmiany wprowadzone w bieżącej wersji obejmują:</w:t>
+      </w:r>
+    </w:p>
+    <w:p>
+      <w:pPr>
+        <w:spacing w:after="80"/>
+      </w:pPr>
+      <w:r>
+        <w:rPr>
+          <w:rFonts w:ascii="Arial" w:cs="Arial" w:eastAsia="Arial" w:hAnsi="Arial"/>
+          <w:sz w:val="20"/>
+          <w:szCs w:val="20"/>
+        </w:rPr>
+        <w:t xml:space="preserve">- Sekcja 1.3: Aktualizacja danych dostawcy karty w Rzeczypospolitej Polskiej na ITALLUX Sp. z o.o. (ul. Wesoła 16, 63-600 Kępno, www.prostozwloch.pl).</w:t>
+      </w:r>
+    </w:p>
+    <w:p>
+      <w:pPr>
+        <w:spacing w:after="80"/>
+      </w:pPr>
+      <w:r>
+        <w:rPr>
+          <w:rFonts w:ascii="Arial" w:cs="Arial" w:eastAsia="Arial" w:hAnsi="Arial"/>
+          <w:sz w:val="20"/>
+          <w:szCs w:val="20"/>
+        </w:rPr>
+        <w:t xml:space="preserve">- Sekcja 8.1: Weryfikacja i implementacja krajowych norm higienicznych w środowisku pracy (NDS, NDSCh) na podstawie Rozporządzenia MRPiPS (Dz.U. 2018 poz. 1286 z późn. zm.).</w:t>
+      </w:r>
+    </w:p>
+    <w:p>
+      <w:pPr>
+        <w:spacing w:after="80"/>
+      </w:pPr>
+      <w:r>
+        <w:rPr>
+          <w:rFonts w:ascii="Arial" w:cs="Arial" w:eastAsia="Arial" w:hAnsi="Arial"/>
+          <w:sz w:val="20"/>
+          <w:szCs w:val="20"/>
+        </w:rPr>
+        <w:t xml:space="preserve">- Sekcja 11.2 i 12.6: Wdrożenie obligatoryjnych podsekcji dotyczących właściwości zaburzających funkcjonowanie układu hormonalnego.</w:t>
+      </w:r>
+    </w:p>
+    <w:p>
+      <w:pPr>
+        <w:spacing w:after="80"/>
+      </w:pPr>
+      <w:r>
+        <w:rPr>
+          <w:rFonts w:ascii="Arial" w:cs="Arial" w:eastAsia="Arial" w:hAnsi="Arial"/>
+          <w:sz w:val="20"/>
+          <w:szCs w:val="20"/>
+        </w:rPr>
+        <w:t xml:space="preserve">- Sekcja 13: Aktualizacja klasyfikacji i 6-cyfrowych kodów odpadów zgodnie z ustawą o odpadach i Dz.U. 2020 poz. 10.</w:t>
+      </w:r>
+    </w:p>
+    <w:p>
+      <w:pPr>
+        <w:spacing w:after="80"/>
+      </w:pPr>
+      <w:r>
+        <w:rPr>
+          <w:rFonts w:ascii="Arial" w:cs="Arial" w:eastAsia="Arial" w:hAnsi="Arial"/>
+          <w:sz w:val="20"/>
+          <w:szCs w:val="20"/>
+        </w:rPr>
+        <w:t xml:space="preserve">- Sekcja 14: Weryfikacja i zharmonizowanie warunków przewozu zgodnie z Umową ADR.</w:t>
+      </w:r>
+    </w:p>
+    <w:p>
+      <w:pPr>
+        <w:spacing w:after="80" w:before="150"/>
+      </w:pPr>
+      <w:r>
+        <w:rPr>
+          <w:rFonts w:ascii="Arial" w:cs="Arial" w:eastAsia="Arial" w:hAnsi="Arial"/>
+          <w:b/>
+          <w:bCs/>
+          <w:sz w:val="20"/>
+          <w:szCs w:val="20"/>
+        </w:rPr>
+        <w:t xml:space="preserve">Klauzula prawna i ochrona praw autorskich:</w:t>
+      </w:r>
+    </w:p>
+    <w:p>
+      <w:pPr>
+        <w:spacing w:after="80"/>
+      </w:pPr>
+      <w:r>
+        <w:rPr>
+          <w:rFonts w:ascii="Arial" w:cs="Arial" w:eastAsia="Arial" w:hAnsi="Arial"/>
+          <w:sz w:val="20"/>
+          <w:szCs w:val="20"/>
+        </w:rPr>
+        <w:t xml:space="preserve">Niniejsze autorskie opracowanie tłumaczenia, formatowania oraz adaptacji regulacyjnej do prawa polskiego stanowi własność intelektualną firmy ITALLUX Sp. z o.o. Kopiowanie i wykorzystywanie całości lub fragmentów w celach komercyjnych przez podmioty trzecie bez uprzedniej zgody właściciela jest zabronione. Dozwolone jest wykorzystanie dokumentu przez odbiorców w łańcuchu dostaw do celów bezpieczeństwa pracy i ochrony zdrowia.</w:t>
       </w:r>
     </w:p>
     <w:p>
@@ -8062,17 +8283,36 @@
 <w:ftr xmlns:wpc="http://schemas.microsoft.com/office/word/2010/wordprocessingCanvas" xmlns:mc="http://schemas.openxmlformats.org/markup-compatibility/2006" xmlns:o="urn:schemas-microsoft-com:office:office" xmlns:r="http://schemas.openxmlformats.org/officeDocument/2006/relationships" xmlns:m="http://schemas.openxmlformats.org/officeDocument/2006/math" xmlns:v="urn:schemas-microsoft-com:vml" xmlns:wp14="http://schemas.microsoft.com/office/word/2010/wordprocessingDrawing" xmlns:wp="http://schemas.openxmlformats.org/drawingml/2006/wordprocessingDrawing" xmlns:w10="urn:schemas-microsoft-com:office:word" xmlns:w="http://schemas.openxmlformats.org/wordprocessingml/2006/main" xmlns:w14="http://schemas.microsoft.com/office/word/2010/wordml" xmlns:w15="http://schemas.microsoft.com/office/word/2012/wordml" xmlns:wpg="http://schemas.microsoft.com/office/word/2010/wordprocessingGroup" xmlns:wpi="http://schemas.microsoft.com/office/word/2010/wordprocessingInk" xmlns:wne="http://schemas.microsoft.com/office/word/2006/wordml" xmlns:wps="http://schemas.microsoft.com/office/word/2010/wordprocessingShape">
   <w:p>
     <w:pPr>
+      <w:pBdr>
+        <w:top w:color="E5E7EB" w:sz="4" w:space="4"/>
+      </w:pBdr>
+      <w:spacing w:before="120"/>
       <w:jc w:val="right"/>
     </w:pPr>
     <w:r>
       <w:rPr>
         <w:rFonts w:ascii="Arial" w:cs="Arial" w:eastAsia="Arial" w:hAnsi="Arial"/>
+        <w:color w:val="555555"/>
+        <w:sz w:val="16"/>
+        <w:szCs w:val="16"/>
+      </w:rPr>
+      <w:t xml:space="preserve">Dystrybutor: ITALLUX Sp. z o.o. (www.prostozwloch.pl) | </w:t>
+    </w:r>
+    <w:r>
+      <w:rPr>
+        <w:rFonts w:ascii="Arial" w:cs="Arial" w:eastAsia="Arial" w:hAnsi="Arial"/>
+        <w:color w:val="555555"/>
+        <w:sz w:val="16"/>
+        <w:szCs w:val="16"/>
       </w:rPr>
       <w:t xml:space="preserve">Strona </w:t>
     </w:r>
     <w:r>
       <w:rPr>
         <w:rFonts w:ascii="Arial" w:cs="Arial" w:eastAsia="Arial" w:hAnsi="Arial"/>
+        <w:color w:val="555555"/>
+        <w:sz w:val="16"/>
+        <w:szCs w:val="16"/>
       </w:rPr>
       <w:fldChar w:fldCharType="begin"/>
       <w:instrText xml:space="preserve">PAGE</w:instrText>
@@ -8082,12 +8322,18 @@
     <w:r>
       <w:rPr>
         <w:rFonts w:ascii="Arial" w:cs="Arial" w:eastAsia="Arial" w:hAnsi="Arial"/>
+        <w:color w:val="555555"/>
+        <w:sz w:val="16"/>
+        <w:szCs w:val="16"/>
       </w:rPr>
       <w:t xml:space="preserve"> z </w:t>
     </w:r>
     <w:r>
       <w:rPr>
         <w:rFonts w:ascii="Arial" w:cs="Arial" w:eastAsia="Arial" w:hAnsi="Arial"/>
+        <w:color w:val="555555"/>
+        <w:sz w:val="16"/>
+        <w:szCs w:val="16"/>
       </w:rPr>
       <w:fldChar w:fldCharType="begin"/>
       <w:instrText xml:space="preserve">NUMPAGES</w:instrText>
@@ -8139,13 +8385,20 @@
 <w:hdr xmlns:wpc="http://schemas.microsoft.com/office/word/2010/wordprocessingCanvas" xmlns:mc="http://schemas.openxmlformats.org/markup-compatibility/2006" xmlns:o="urn:schemas-microsoft-com:office:office" xmlns:r="http://schemas.openxmlformats.org/officeDocument/2006/relationships" xmlns:m="http://schemas.openxmlformats.org/officeDocument/2006/math" xmlns:v="urn:schemas-microsoft-com:vml" xmlns:wp14="http://schemas.microsoft.com/office/word/2010/wordprocessingDrawing" xmlns:wp="http://schemas.openxmlformats.org/drawingml/2006/wordprocessingDrawing" xmlns:w10="urn:schemas-microsoft-com:office:word" xmlns:w="http://schemas.openxmlformats.org/wordprocessingml/2006/main" xmlns:w14="http://schemas.microsoft.com/office/word/2010/wordml" xmlns:w15="http://schemas.microsoft.com/office/word/2012/wordml" xmlns:wpg="http://schemas.microsoft.com/office/word/2010/wordprocessingGroup" xmlns:wpi="http://schemas.microsoft.com/office/word/2010/wordprocessingInk" xmlns:wne="http://schemas.microsoft.com/office/word/2006/wordml" xmlns:wps="http://schemas.microsoft.com/office/word/2010/wordprocessingShape" xmlns:cx="http://schemas.microsoft.com/office/drawing/2014/chartex" xmlns:cx1="http://schemas.microsoft.com/office/drawing/2015/9/8/chartex" xmlns:cx2="http://schemas.microsoft.com/office/drawing/2015/10/21/chartex" xmlns:cx3="http://schemas.microsoft.com/office/drawing/2016/5/9/chartex" xmlns:cx4="http://schemas.microsoft.com/office/drawing/2016/5/10/chartex" xmlns:cx5="http://schemas.microsoft.com/office/drawing/2016/5/11/chartex" xmlns:cx6="http://schemas.microsoft.com/office/drawing/2016/5/12/chartex" xmlns:cx7="http://schemas.microsoft.com/office/drawing/2016/5/13/chartex" xmlns:cx8="http://schemas.microsoft.com/office/drawing/2016/5/14/chartex" xmlns:w16cid="http://schemas.microsoft.com/office/word/2016/wordml/cid" xmlns:w16se="http://schemas.microsoft.com/office/word/2015/wordml/symex">
   <w:p>
     <w:pPr>
+      <w:pBdr>
+        <w:bottom w:color="E5E7EB" w:sz="4" w:space="4"/>
+      </w:pBdr>
+      <w:spacing w:after="120"/>
       <w:jc w:val="right"/>
     </w:pPr>
     <w:r>
       <w:rPr>
         <w:rFonts w:ascii="Arial" w:cs="Arial" w:eastAsia="Arial" w:hAnsi="Arial"/>
+        <w:color w:val="555555"/>
+        <w:sz w:val="16"/>
+        <w:szCs w:val="16"/>
       </w:rPr>
-      <w:t xml:space="preserve">SDS | SWEET HOME - PROFUMATORE AMBIENTE ORCHIDEA E VANIGLIA V2</w:t>
+      <w:t xml:space="preserve">KARTA CHARAKTERYSTYKI | SWEET HOME - PROFUMATORE AMBIENTE ORCHIDEA E VANIGLIA V2 | Wersja: 2.0 / PL</w:t>
     </w:r>
   </w:p>
 </w:hdr>

--- a/docs/SDS/Karta_Charakterystyki_8034055535448_SDS_ORCHIDEA_E_VANIGLIA_V2_PL.docx
+++ b/docs/SDS/Karta_Charakterystyki_8034055535448_SDS_ORCHIDEA_E_VANIGLIA_V2_PL.docx
@@ -138,7 +138,7 @@
                 <w:sz w:val="18"/>
                 <w:szCs w:val="18"/>
               </w:rPr>
-              <w:t xml:space="preserve">2.0 / PL</w:t>
+              <w:t xml:space="preserve">1.0 PL</w:t>
             </w:r>
           </w:p>
           <w:p>
@@ -222,6 +222,29 @@
           <w:szCs w:val="20"/>
         </w:rPr>
         <w:t xml:space="preserve"> SWEET HOME - PROFUMATORE AMBIENTE ORCHIDEA E VANIGLIA V2</w:t>
+      </w:r>
+    </w:p>
+    <w:p>
+      <w:pPr>
+        <w:spacing w:after="80" w:before="80"/>
+      </w:pPr>
+      <w:r>
+        <w:rPr>
+          <w:rFonts w:ascii="Arial" w:cs="Arial" w:eastAsia="Arial" w:hAnsi="Arial"/>
+          <w:b/>
+          <w:bCs/>
+          <w:sz w:val="20"/>
+          <w:szCs w:val="20"/>
+        </w:rPr>
+        <w:t xml:space="preserve">Kod produktu:</w:t>
+      </w:r>
+      <w:r>
+        <w:rPr>
+          <w:rFonts w:ascii="Arial" w:cs="Arial" w:eastAsia="Arial" w:hAnsi="Arial"/>
+          <w:sz w:val="20"/>
+          <w:szCs w:val="20"/>
+        </w:rPr>
+        <w:t xml:space="preserve"> BLK0033-2</w:t>
       </w:r>
     </w:p>
     <w:p>
@@ -1896,7 +1919,7 @@
           <w:sz w:val="22"/>
           <w:szCs w:val="22"/>
         </w:rPr>
-        <w:t xml:space="preserve">SEKCJA 4</w:t>
+        <w:t xml:space="preserve">SEKCJA 4: ŚRODKI PIERWSZEJ POMOCY</w:t>
       </w:r>
     </w:p>
     <w:p>
@@ -1916,15 +1939,252 @@
     </w:p>
     <w:p>
       <w:pPr>
-        <w:spacing w:after="80"/>
-      </w:pPr>
-      <w:r>
-        <w:rPr>
-          <w:rFonts w:ascii="Arial" w:cs="Arial" w:eastAsia="Arial" w:hAnsi="Arial"/>
-          <w:sz w:val="20"/>
-          <w:szCs w:val="20"/>
-        </w:rPr>
-        <w:t xml:space="preserve">W przypadku wdychania: wyprowadzić poszkodowanego na świeże powietrze.</w:t>
+        <w:spacing w:after="80" w:before="80"/>
+      </w:pPr>
+      <w:r>
+        <w:rPr>
+          <w:rFonts w:ascii="Arial" w:cs="Arial" w:eastAsia="Arial" w:hAnsi="Arial"/>
+          <w:b/>
+          <w:bCs/>
+          <w:sz w:val="20"/>
+          <w:szCs w:val="20"/>
+        </w:rPr>
+        <w:t xml:space="preserve">W kontakcie ze skórą:</w:t>
+      </w:r>
+      <w:r>
+        <w:rPr>
+          <w:rFonts w:ascii="Arial" w:cs="Arial" w:eastAsia="Arial" w:hAnsi="Arial"/>
+          <w:sz w:val="20"/>
+          <w:szCs w:val="20"/>
+        </w:rPr>
+        <w:t xml:space="preserve"> Zmyć natychmiast dużą ilością wody z mydłem.</w:t>
+      </w:r>
+    </w:p>
+    <w:p>
+      <w:pPr>
+        <w:spacing w:after="80" w:before="80"/>
+      </w:pPr>
+      <w:r>
+        <w:rPr>
+          <w:rFonts w:ascii="Arial" w:cs="Arial" w:eastAsia="Arial" w:hAnsi="Arial"/>
+          <w:b/>
+          <w:bCs/>
+          <w:sz w:val="20"/>
+          <w:szCs w:val="20"/>
+        </w:rPr>
+        <w:t xml:space="preserve">W kontakcie z oczami:</w:t>
+      </w:r>
+      <w:r>
+        <w:rPr>
+          <w:rFonts w:ascii="Arial" w:cs="Arial" w:eastAsia="Arial" w:hAnsi="Arial"/>
+          <w:sz w:val="20"/>
+          <w:szCs w:val="20"/>
+        </w:rPr>
+        <w:t xml:space="preserve"> Płukać wodą przy otwartych powiekach przez wystarczająco długi czas, następnie natychmiast skonsultować się z lekarzem okulistą. Usunąć soczewki kontaktowe, jeżeli są i można je łatwo usunąć.</w:t>
+      </w:r>
+    </w:p>
+    <w:p>
+      <w:pPr>
+        <w:spacing w:after="80" w:before="80"/>
+      </w:pPr>
+      <w:r>
+        <w:rPr>
+          <w:rFonts w:ascii="Arial" w:cs="Arial" w:eastAsia="Arial" w:hAnsi="Arial"/>
+          <w:b/>
+          <w:bCs/>
+          <w:sz w:val="20"/>
+          <w:szCs w:val="20"/>
+        </w:rPr>
+        <w:t xml:space="preserve">W przypadku spożycia:</w:t>
+      </w:r>
+      <w:r>
+        <w:rPr>
+          <w:rFonts w:ascii="Arial" w:cs="Arial" w:eastAsia="Arial" w:hAnsi="Arial"/>
+          <w:sz w:val="20"/>
+          <w:szCs w:val="20"/>
+        </w:rPr>
+        <w:t xml:space="preserve"> Nie wywoływać wymiotów. Niezwłocznie zasięgnąć porady lekarza, pokazując kartę charakterystyki lub etykietę produktu.</w:t>
+      </w:r>
+    </w:p>
+    <w:p>
+      <w:pPr>
+        <w:spacing w:after="80" w:before="80"/>
+      </w:pPr>
+      <w:r>
+        <w:rPr>
+          <w:rFonts w:ascii="Arial" w:cs="Arial" w:eastAsia="Arial" w:hAnsi="Arial"/>
+          <w:b/>
+          <w:bCs/>
+          <w:sz w:val="20"/>
+          <w:szCs w:val="20"/>
+        </w:rPr>
+        <w:t xml:space="preserve">Po narażeniu drogą oddechową:</w:t>
+      </w:r>
+      <w:r>
+        <w:rPr>
+          <w:rFonts w:ascii="Arial" w:cs="Arial" w:eastAsia="Arial" w:hAnsi="Arial"/>
+          <w:sz w:val="20"/>
+          <w:szCs w:val="20"/>
+        </w:rPr>
+        <w:t xml:space="preserve"> Wyprowadzić poszkodowanego na świeże powietrze, zapewnić ciepło i spokój. W przypadku wystąpienia objawów skonsultować się z lekarzem i pokazać opakowanie lub etykietę.</w:t>
+      </w:r>
+    </w:p>
+    <w:p>
+      <w:pPr>
+        <w:spacing w:after="100" w:before="200"/>
+      </w:pPr>
+      <w:r>
+        <w:rPr>
+          <w:rFonts w:ascii="Arial" w:cs="Arial" w:eastAsia="Arial" w:hAnsi="Arial"/>
+          <w:b/>
+          <w:bCs/>
+          <w:sz w:val="20"/>
+          <w:szCs w:val="20"/>
+        </w:rPr>
+        <w:t xml:space="preserve">4.2. Najważniejsze ostre i opóźnione objawy oraz skutki narażenia</w:t>
+      </w:r>
+    </w:p>
+    <w:p>
+      <w:pPr>
+        <w:spacing w:after="80" w:before="80"/>
+      </w:pPr>
+      <w:r>
+        <w:rPr>
+          <w:rFonts w:ascii="Arial" w:cs="Arial" w:eastAsia="Arial" w:hAnsi="Arial"/>
+          <w:b/>
+          <w:bCs/>
+          <w:sz w:val="20"/>
+          <w:szCs w:val="20"/>
+        </w:rPr>
+        <w:t xml:space="preserve">W kontakcie z oczami:</w:t>
+      </w:r>
+      <w:r>
+        <w:rPr>
+          <w:rFonts w:ascii="Arial" w:cs="Arial" w:eastAsia="Arial" w:hAnsi="Arial"/>
+          <w:sz w:val="20"/>
+          <w:szCs w:val="20"/>
+        </w:rPr>
+        <w:t xml:space="preserve"> Działa drażniąco na oczy. Może powodować zaczerwienienie spojówek, pieczenie, łzawienie i ból.</w:t>
+      </w:r>
+    </w:p>
+    <w:p>
+      <w:pPr>
+        <w:spacing w:after="80" w:before="80"/>
+      </w:pPr>
+      <w:r>
+        <w:rPr>
+          <w:rFonts w:ascii="Arial" w:cs="Arial" w:eastAsia="Arial" w:hAnsi="Arial"/>
+          <w:b/>
+          <w:bCs/>
+          <w:sz w:val="20"/>
+          <w:szCs w:val="20"/>
+        </w:rPr>
+        <w:t xml:space="preserve">W kontakcie ze skórą:</w:t>
+      </w:r>
+      <w:r>
+        <w:rPr>
+          <w:rFonts w:ascii="Arial" w:cs="Arial" w:eastAsia="Arial" w:hAnsi="Arial"/>
+          <w:sz w:val="20"/>
+          <w:szCs w:val="20"/>
+        </w:rPr>
+        <w:t xml:space="preserve"> U osób szczególnie wrażliwych może wywołać reakcję alergiczną skóry (zawiera kumaryna (2H-chromen-2-on)). Przy długotrwałym kontakcie może powodować wysuszenie lub pękanie skóry.</w:t>
+      </w:r>
+    </w:p>
+    <w:p>
+      <w:pPr>
+        <w:spacing w:after="80" w:before="80"/>
+      </w:pPr>
+      <w:r>
+        <w:rPr>
+          <w:rFonts w:ascii="Arial" w:cs="Arial" w:eastAsia="Arial" w:hAnsi="Arial"/>
+          <w:b/>
+          <w:bCs/>
+          <w:sz w:val="20"/>
+          <w:szCs w:val="20"/>
+        </w:rPr>
+        <w:t xml:space="preserve">Po narażeniu drogą oddechową:</w:t>
+      </w:r>
+      <w:r>
+        <w:rPr>
+          <w:rFonts w:ascii="Arial" w:cs="Arial" w:eastAsia="Arial" w:hAnsi="Arial"/>
+          <w:sz w:val="20"/>
+          <w:szCs w:val="20"/>
+        </w:rPr>
+        <w:t xml:space="preserve"> Wdychanie wysokich stężeń par może wywoływać podrażnienie błon śluzowych dróg oddechowych, bóle i zawroty głowy oraz uczucie senności.</w:t>
+      </w:r>
+    </w:p>
+    <w:p>
+      <w:pPr>
+        <w:spacing w:after="80" w:before="80"/>
+      </w:pPr>
+      <w:r>
+        <w:rPr>
+          <w:rFonts w:ascii="Arial" w:cs="Arial" w:eastAsia="Arial" w:hAnsi="Arial"/>
+          <w:b/>
+          <w:bCs/>
+          <w:sz w:val="20"/>
+          <w:szCs w:val="20"/>
+        </w:rPr>
+        <w:t xml:space="preserve">W przypadku spożycia:</w:t>
+      </w:r>
+      <w:r>
+        <w:rPr>
+          <w:rFonts w:ascii="Arial" w:cs="Arial" w:eastAsia="Arial" w:hAnsi="Arial"/>
+          <w:sz w:val="20"/>
+          <w:szCs w:val="20"/>
+        </w:rPr>
+        <w:t xml:space="preserve"> Może wywołać podrażnienie układu pokarmowego, nudności, wymioty oraz objawy intoksykacji alkoholowej.</w:t>
+      </w:r>
+    </w:p>
+    <w:p>
+      <w:pPr>
+        <w:spacing w:after="80"/>
+      </w:pPr>
+      <w:r>
+        <w:rPr>
+          <w:rFonts w:ascii="Arial" w:cs="Arial" w:eastAsia="Arial" w:hAnsi="Arial"/>
+          <w:sz w:val="20"/>
+          <w:szCs w:val="20"/>
+        </w:rPr>
+        <w:t xml:space="preserve">SKUTKI OPÓŹNIONE: W oparciu o dostępne dane, w warunkach prawidłowego stosowania nie są znane przypadki wystąpienia opóźnionych powikłań zdrowotnych.</w:t>
+      </w:r>
+    </w:p>
+    <w:p>
+      <w:pPr>
+        <w:spacing w:after="100" w:before="200"/>
+      </w:pPr>
+      <w:r>
+        <w:rPr>
+          <w:rFonts w:ascii="Arial" w:cs="Arial" w:eastAsia="Arial" w:hAnsi="Arial"/>
+          <w:b/>
+          <w:bCs/>
+          <w:sz w:val="20"/>
+          <w:szCs w:val="20"/>
+        </w:rPr>
+        <w:t xml:space="preserve">4.3. Wskazania dotyczące wszelkiej natychmiastowej pomocy lekarskiej i szczególnego postępowania z poszkodowanym</w:t>
+      </w:r>
+    </w:p>
+    <w:p>
+      <w:pPr>
+        <w:spacing w:after="80" w:before="80"/>
+      </w:pPr>
+      <w:r>
+        <w:rPr>
+          <w:rFonts w:ascii="Arial" w:cs="Arial" w:eastAsia="Arial" w:hAnsi="Arial"/>
+          <w:b/>
+          <w:bCs/>
+          <w:sz w:val="20"/>
+          <w:szCs w:val="20"/>
+        </w:rPr>
+        <w:t xml:space="preserve">Leczenie:</w:t>
+      </w:r>
+      <w:r>
+        <w:rPr>
+          <w:rFonts w:ascii="Arial" w:cs="Arial" w:eastAsia="Arial" w:hAnsi="Arial"/>
+          <w:sz w:val="20"/>
+          <w:szCs w:val="20"/>
+        </w:rPr>
+        <w:t xml:space="preserve"> W przypadku wystąpienia objawów (ostrych lub opóźnionych) skonsultować się z lekarzem. W miejscu pracy powinna być dostępna bieżąca woda do przemywania oczu i zmywania skóry.</w:t>
       </w:r>
     </w:p>
     <w:p>
@@ -2106,15 +2366,25 @@
     </w:p>
     <w:p>
       <w:pPr>
-        <w:spacing w:after="80"/>
-      </w:pPr>
-      <w:r>
-        <w:rPr>
-          <w:rFonts w:ascii="Arial" w:cs="Arial" w:eastAsia="Arial" w:hAnsi="Arial"/>
-          <w:sz w:val="20"/>
-          <w:szCs w:val="20"/>
-        </w:rPr>
-        <w:t xml:space="preserve">- NDS: 1900 mg/m³</w:t>
+        <w:spacing w:after="60" w:before="60"/>
+      </w:pPr>
+      <w:r>
+        <w:rPr>
+          <w:rFonts w:ascii="Arial" w:cs="Arial" w:eastAsia="Arial" w:hAnsi="Arial"/>
+          <w:b/>
+          <w:bCs/>
+          <w:sz w:val="20"/>
+          <w:szCs w:val="20"/>
+        </w:rPr>
+        <w:t xml:space="preserve">- NDS:</w:t>
+      </w:r>
+      <w:r>
+        <w:rPr>
+          <w:rFonts w:ascii="Arial" w:cs="Arial" w:eastAsia="Arial" w:hAnsi="Arial"/>
+          <w:sz w:val="20"/>
+          <w:szCs w:val="20"/>
+        </w:rPr>
+        <w:t xml:space="preserve"> 1900 mg/m³</w:t>
       </w:r>
     </w:p>
     <w:p>
@@ -2132,15 +2402,25 @@
     </w:p>
     <w:p>
       <w:pPr>
-        <w:spacing w:after="80"/>
-      </w:pPr>
-      <w:r>
-        <w:rPr>
-          <w:rFonts w:ascii="Arial" w:cs="Arial" w:eastAsia="Arial" w:hAnsi="Arial"/>
-          <w:sz w:val="20"/>
-          <w:szCs w:val="20"/>
-        </w:rPr>
-        <w:t xml:space="preserve">- NDS: 10 mg/m³</w:t>
+        <w:spacing w:after="60" w:before="60"/>
+      </w:pPr>
+      <w:r>
+        <w:rPr>
+          <w:rFonts w:ascii="Arial" w:cs="Arial" w:eastAsia="Arial" w:hAnsi="Arial"/>
+          <w:b/>
+          <w:bCs/>
+          <w:sz w:val="20"/>
+          <w:szCs w:val="20"/>
+        </w:rPr>
+        <w:t xml:space="preserve">- NDS:</w:t>
+      </w:r>
+      <w:r>
+        <w:rPr>
+          <w:rFonts w:ascii="Arial" w:cs="Arial" w:eastAsia="Arial" w:hAnsi="Arial"/>
+          <w:sz w:val="20"/>
+          <w:szCs w:val="20"/>
+        </w:rPr>
+        <w:t xml:space="preserve"> 10 mg/m³</w:t>
       </w:r>
     </w:p>
     <w:p>
@@ -2158,41 +2438,71 @@
     </w:p>
     <w:p>
       <w:pPr>
-        <w:spacing w:after="80"/>
-      </w:pPr>
-      <w:r>
-        <w:rPr>
-          <w:rFonts w:ascii="Arial" w:cs="Arial" w:eastAsia="Arial" w:hAnsi="Arial"/>
-          <w:sz w:val="20"/>
-          <w:szCs w:val="20"/>
-        </w:rPr>
-        <w:t xml:space="preserve">- NDS: 100 mg/m³</w:t>
-      </w:r>
-    </w:p>
-    <w:p>
-      <w:pPr>
-        <w:spacing w:after="80"/>
-      </w:pPr>
-      <w:r>
-        <w:rPr>
-          <w:rFonts w:ascii="Arial" w:cs="Arial" w:eastAsia="Arial" w:hAnsi="Arial"/>
-          <w:sz w:val="20"/>
-          <w:szCs w:val="20"/>
-        </w:rPr>
-        <w:t xml:space="preserve">- NDSCh: 200 mg/m³</w:t>
-      </w:r>
-    </w:p>
-    <w:p>
-      <w:pPr>
-        <w:spacing w:after="80"/>
-      </w:pPr>
-      <w:r>
-        <w:rPr>
-          <w:rFonts w:ascii="Arial" w:cs="Arial" w:eastAsia="Arial" w:hAnsi="Arial"/>
-          <w:sz w:val="20"/>
-          <w:szCs w:val="20"/>
-        </w:rPr>
-        <w:t xml:space="preserve">- Uwagi: oznakowanie substancji notacją „skóra”</w:t>
+        <w:spacing w:after="60" w:before="60"/>
+      </w:pPr>
+      <w:r>
+        <w:rPr>
+          <w:rFonts w:ascii="Arial" w:cs="Arial" w:eastAsia="Arial" w:hAnsi="Arial"/>
+          <w:b/>
+          <w:bCs/>
+          <w:sz w:val="20"/>
+          <w:szCs w:val="20"/>
+        </w:rPr>
+        <w:t xml:space="preserve">- NDS:</w:t>
+      </w:r>
+      <w:r>
+        <w:rPr>
+          <w:rFonts w:ascii="Arial" w:cs="Arial" w:eastAsia="Arial" w:hAnsi="Arial"/>
+          <w:sz w:val="20"/>
+          <w:szCs w:val="20"/>
+        </w:rPr>
+        <w:t xml:space="preserve"> 100 mg/m³</w:t>
+      </w:r>
+    </w:p>
+    <w:p>
+      <w:pPr>
+        <w:spacing w:after="60" w:before="60"/>
+      </w:pPr>
+      <w:r>
+        <w:rPr>
+          <w:rFonts w:ascii="Arial" w:cs="Arial" w:eastAsia="Arial" w:hAnsi="Arial"/>
+          <w:b/>
+          <w:bCs/>
+          <w:sz w:val="20"/>
+          <w:szCs w:val="20"/>
+        </w:rPr>
+        <w:t xml:space="preserve">- NDSCh:</w:t>
+      </w:r>
+      <w:r>
+        <w:rPr>
+          <w:rFonts w:ascii="Arial" w:cs="Arial" w:eastAsia="Arial" w:hAnsi="Arial"/>
+          <w:sz w:val="20"/>
+          <w:szCs w:val="20"/>
+        </w:rPr>
+        <w:t xml:space="preserve"> 200 mg/m³</w:t>
+      </w:r>
+    </w:p>
+    <w:p>
+      <w:pPr>
+        <w:spacing w:after="60" w:before="60"/>
+      </w:pPr>
+      <w:r>
+        <w:rPr>
+          <w:rFonts w:ascii="Arial" w:cs="Arial" w:eastAsia="Arial" w:hAnsi="Arial"/>
+          <w:b/>
+          <w:bCs/>
+          <w:sz w:val="20"/>
+          <w:szCs w:val="20"/>
+        </w:rPr>
+        <w:t xml:space="preserve">- Uwagi:</w:t>
+      </w:r>
+      <w:r>
+        <w:rPr>
+          <w:rFonts w:ascii="Arial" w:cs="Arial" w:eastAsia="Arial" w:hAnsi="Arial"/>
+          <w:sz w:val="20"/>
+          <w:szCs w:val="20"/>
+        </w:rPr>
+        <w:t xml:space="preserve"> oznakowanie substancji notacją „skóra”</w:t>
       </w:r>
     </w:p>
     <w:p>
@@ -2279,93 +2589,163 @@
     </w:p>
     <w:p>
       <w:pPr>
-        <w:spacing w:after="80"/>
-      </w:pPr>
-      <w:r>
-        <w:rPr>
-          <w:rFonts w:ascii="Arial" w:cs="Arial" w:eastAsia="Arial" w:hAnsi="Arial"/>
-          <w:sz w:val="20"/>
-          <w:szCs w:val="20"/>
-        </w:rPr>
-        <w:t xml:space="preserve">- Droga pokarmowa (doustnie): Konsumenci (skutki przewlekłe układowe): 87 mg/kg mc/dzień</w:t>
-      </w:r>
-    </w:p>
-    <w:p>
-      <w:pPr>
-        <w:spacing w:after="80"/>
-      </w:pPr>
-      <w:r>
-        <w:rPr>
-          <w:rFonts w:ascii="Arial" w:cs="Arial" w:eastAsia="Arial" w:hAnsi="Arial"/>
+        <w:spacing w:after="60" w:before="60"/>
+      </w:pPr>
+      <w:r>
+        <w:rPr>
+          <w:rFonts w:ascii="Arial" w:cs="Arial" w:eastAsia="Arial" w:hAnsi="Arial"/>
+          <w:b/>
+          <w:bCs/>
+          <w:sz w:val="20"/>
+          <w:szCs w:val="20"/>
+        </w:rPr>
+        <w:t xml:space="preserve">- Droga pokarmowa (doustnie):</w:t>
+      </w:r>
+      <w:r>
+        <w:rPr>
+          <w:rFonts w:ascii="Arial" w:cs="Arial" w:eastAsia="Arial" w:hAnsi="Arial"/>
+          <w:sz w:val="20"/>
+          <w:szCs w:val="20"/>
+        </w:rPr>
+        <w:t xml:space="preserve"> Konsumenci (skutki przewlekłe układowe): 87 mg/kg mc/dzień</w:t>
+      </w:r>
+    </w:p>
+    <w:p>
+      <w:pPr>
+        <w:spacing w:after="60" w:before="60"/>
+      </w:pPr>
+      <w:r>
+        <w:rPr>
+          <w:rFonts w:ascii="Arial" w:cs="Arial" w:eastAsia="Arial" w:hAnsi="Arial"/>
+          <w:b/>
+          <w:bCs/>
           <w:sz w:val="20"/>
           <w:szCs w:val="20"/>
         </w:rPr>
         <w:t xml:space="preserve">- Drogi oddechowe (inhalacyjnie):</w:t>
       </w:r>
-    </w:p>
-    <w:p>
-      <w:pPr>
-        <w:spacing w:after="80"/>
-      </w:pPr>
-      <w:r>
-        <w:rPr>
-          <w:rFonts w:ascii="Arial" w:cs="Arial" w:eastAsia="Arial" w:hAnsi="Arial"/>
-          <w:sz w:val="20"/>
-          <w:szCs w:val="20"/>
-        </w:rPr>
-        <w:t xml:space="preserve">* Konsumenci (skutki przewlekłe układowe): 114 mg/m³</w:t>
-      </w:r>
-    </w:p>
-    <w:p>
-      <w:pPr>
-        <w:spacing w:after="80"/>
-      </w:pPr>
-      <w:r>
-        <w:rPr>
-          <w:rFonts w:ascii="Arial" w:cs="Arial" w:eastAsia="Arial" w:hAnsi="Arial"/>
-          <w:sz w:val="20"/>
-          <w:szCs w:val="20"/>
-        </w:rPr>
-        <w:t xml:space="preserve">* Pracownicy (skutki przewlekłe układowe): 950 mg/m³</w:t>
-      </w:r>
-    </w:p>
-    <w:p>
-      <w:pPr>
-        <w:spacing w:after="80"/>
-      </w:pPr>
-      <w:r>
-        <w:rPr>
-          <w:rFonts w:ascii="Arial" w:cs="Arial" w:eastAsia="Arial" w:hAnsi="Arial"/>
+      <w:r>
+        <w:rPr>
+          <w:rFonts w:ascii="Arial" w:cs="Arial" w:eastAsia="Arial" w:hAnsi="Arial"/>
+          <w:sz w:val="20"/>
+          <w:szCs w:val="20"/>
+        </w:rPr>
+        <w:t xml:space="preserve"/>
+      </w:r>
+    </w:p>
+    <w:p>
+      <w:pPr>
+        <w:spacing w:after="60" w:before="60"/>
+      </w:pPr>
+      <w:r>
+        <w:rPr>
+          <w:rFonts w:ascii="Arial" w:cs="Arial" w:eastAsia="Arial" w:hAnsi="Arial"/>
+          <w:b/>
+          <w:bCs/>
+          <w:sz w:val="20"/>
+          <w:szCs w:val="20"/>
+        </w:rPr>
+        <w:t xml:space="preserve">* Konsumenci (skutki przewlekłe układowe):</w:t>
+      </w:r>
+      <w:r>
+        <w:rPr>
+          <w:rFonts w:ascii="Arial" w:cs="Arial" w:eastAsia="Arial" w:hAnsi="Arial"/>
+          <w:sz w:val="20"/>
+          <w:szCs w:val="20"/>
+        </w:rPr>
+        <w:t xml:space="preserve"> 114 mg/m³</w:t>
+      </w:r>
+    </w:p>
+    <w:p>
+      <w:pPr>
+        <w:spacing w:after="60" w:before="60"/>
+      </w:pPr>
+      <w:r>
+        <w:rPr>
+          <w:rFonts w:ascii="Arial" w:cs="Arial" w:eastAsia="Arial" w:hAnsi="Arial"/>
+          <w:b/>
+          <w:bCs/>
+          <w:sz w:val="20"/>
+          <w:szCs w:val="20"/>
+        </w:rPr>
+        <w:t xml:space="preserve">* Pracownicy (skutki przewlekłe układowe):</w:t>
+      </w:r>
+      <w:r>
+        <w:rPr>
+          <w:rFonts w:ascii="Arial" w:cs="Arial" w:eastAsia="Arial" w:hAnsi="Arial"/>
+          <w:sz w:val="20"/>
+          <w:szCs w:val="20"/>
+        </w:rPr>
+        <w:t xml:space="preserve"> 950 mg/m³</w:t>
+      </w:r>
+    </w:p>
+    <w:p>
+      <w:pPr>
+        <w:spacing w:after="60" w:before="60"/>
+      </w:pPr>
+      <w:r>
+        <w:rPr>
+          <w:rFonts w:ascii="Arial" w:cs="Arial" w:eastAsia="Arial" w:hAnsi="Arial"/>
+          <w:b/>
+          <w:bCs/>
           <w:sz w:val="20"/>
           <w:szCs w:val="20"/>
         </w:rPr>
         <w:t xml:space="preserve">- Na skórę:</w:t>
       </w:r>
-    </w:p>
-    <w:p>
-      <w:pPr>
-        <w:spacing w:after="80"/>
-      </w:pPr>
-      <w:r>
-        <w:rPr>
-          <w:rFonts w:ascii="Arial" w:cs="Arial" w:eastAsia="Arial" w:hAnsi="Arial"/>
-          <w:sz w:val="20"/>
-          <w:szCs w:val="20"/>
-        </w:rPr>
-        <w:t xml:space="preserve">* Konsumenci (skutki przewlekłe układowe): 206 mg/kg mc/dzień</w:t>
-      </w:r>
-    </w:p>
-    <w:p>
-      <w:pPr>
-        <w:spacing w:after="80"/>
-      </w:pPr>
-      <w:r>
-        <w:rPr>
-          <w:rFonts w:ascii="Arial" w:cs="Arial" w:eastAsia="Arial" w:hAnsi="Arial"/>
-          <w:sz w:val="20"/>
-          <w:szCs w:val="20"/>
-        </w:rPr>
-        <w:t xml:space="preserve">* Pracownicy (skutki przewlekłe układowe): 343 mg/kg mc/dzień</w:t>
+      <w:r>
+        <w:rPr>
+          <w:rFonts w:ascii="Arial" w:cs="Arial" w:eastAsia="Arial" w:hAnsi="Arial"/>
+          <w:sz w:val="20"/>
+          <w:szCs w:val="20"/>
+        </w:rPr>
+        <w:t xml:space="preserve"/>
+      </w:r>
+    </w:p>
+    <w:p>
+      <w:pPr>
+        <w:spacing w:after="60" w:before="60"/>
+      </w:pPr>
+      <w:r>
+        <w:rPr>
+          <w:rFonts w:ascii="Arial" w:cs="Arial" w:eastAsia="Arial" w:hAnsi="Arial"/>
+          <w:b/>
+          <w:bCs/>
+          <w:sz w:val="20"/>
+          <w:szCs w:val="20"/>
+        </w:rPr>
+        <w:t xml:space="preserve">* Konsumenci (skutki przewlekłe układowe):</w:t>
+      </w:r>
+      <w:r>
+        <w:rPr>
+          <w:rFonts w:ascii="Arial" w:cs="Arial" w:eastAsia="Arial" w:hAnsi="Arial"/>
+          <w:sz w:val="20"/>
+          <w:szCs w:val="20"/>
+        </w:rPr>
+        <w:t xml:space="preserve"> 206 mg/kg mc/dzień</w:t>
+      </w:r>
+    </w:p>
+    <w:p>
+      <w:pPr>
+        <w:spacing w:after="60" w:before="60"/>
+      </w:pPr>
+      <w:r>
+        <w:rPr>
+          <w:rFonts w:ascii="Arial" w:cs="Arial" w:eastAsia="Arial" w:hAnsi="Arial"/>
+          <w:b/>
+          <w:bCs/>
+          <w:sz w:val="20"/>
+          <w:szCs w:val="20"/>
+        </w:rPr>
+        <w:t xml:space="preserve">* Pracownicy (skutki przewlekłe układowe):</w:t>
+      </w:r>
+      <w:r>
+        <w:rPr>
+          <w:rFonts w:ascii="Arial" w:cs="Arial" w:eastAsia="Arial" w:hAnsi="Arial"/>
+          <w:sz w:val="20"/>
+          <w:szCs w:val="20"/>
+        </w:rPr>
+        <w:t xml:space="preserve"> 343 mg/kg mc/dzień</w:t>
       </w:r>
     </w:p>
     <w:p>
@@ -2383,106 +2763,186 @@
     </w:p>
     <w:p>
       <w:pPr>
-        <w:spacing w:after="80"/>
-      </w:pPr>
-      <w:r>
-        <w:rPr>
-          <w:rFonts w:ascii="Arial" w:cs="Arial" w:eastAsia="Arial" w:hAnsi="Arial"/>
-          <w:sz w:val="20"/>
-          <w:szCs w:val="20"/>
-        </w:rPr>
-        <w:t xml:space="preserve">- woda słodka:0,96mg/l</w:t>
-      </w:r>
-    </w:p>
-    <w:p>
-      <w:pPr>
-        <w:spacing w:after="80"/>
-      </w:pPr>
-      <w:r>
-        <w:rPr>
-          <w:rFonts w:ascii="Arial" w:cs="Arial" w:eastAsia="Arial" w:hAnsi="Arial"/>
-          <w:sz w:val="20"/>
-          <w:szCs w:val="20"/>
-        </w:rPr>
-        <w:t xml:space="preserve">- woda morska:0,79mg/l</w:t>
-      </w:r>
-    </w:p>
-    <w:p>
-      <w:pPr>
-        <w:spacing w:after="80"/>
-      </w:pPr>
-      <w:r>
-        <w:rPr>
-          <w:rFonts w:ascii="Arial" w:cs="Arial" w:eastAsia="Arial" w:hAnsi="Arial"/>
-          <w:sz w:val="20"/>
-          <w:szCs w:val="20"/>
-        </w:rPr>
-        <w:t xml:space="preserve">- osady słodkowodne:3,6mg/kg</w:t>
-      </w:r>
-    </w:p>
-    <w:p>
-      <w:pPr>
-        <w:spacing w:after="80"/>
-      </w:pPr>
-      <w:r>
-        <w:rPr>
-          <w:rFonts w:ascii="Arial" w:cs="Arial" w:eastAsia="Arial" w:hAnsi="Arial"/>
-          <w:sz w:val="20"/>
-          <w:szCs w:val="20"/>
-        </w:rPr>
-        <w:t xml:space="preserve">- osady morskie:2,9mg/kg</w:t>
-      </w:r>
-    </w:p>
-    <w:p>
-      <w:pPr>
-        <w:spacing w:after="80"/>
-      </w:pPr>
-      <w:r>
-        <w:rPr>
-          <w:rFonts w:ascii="Arial" w:cs="Arial" w:eastAsia="Arial" w:hAnsi="Arial"/>
-          <w:sz w:val="20"/>
-          <w:szCs w:val="20"/>
-        </w:rPr>
-        <w:t xml:space="preserve">- woda (uwalnianie okresowe):2,75mg/l</w:t>
-      </w:r>
-    </w:p>
-    <w:p>
-      <w:pPr>
-        <w:spacing w:after="80"/>
-      </w:pPr>
-      <w:r>
-        <w:rPr>
-          <w:rFonts w:ascii="Arial" w:cs="Arial" w:eastAsia="Arial" w:hAnsi="Arial"/>
-          <w:sz w:val="20"/>
-          <w:szCs w:val="20"/>
-        </w:rPr>
-        <w:t xml:space="preserve">- mikroorganizmy w oczyszczalni ścieków (STP):580mg/l</w:t>
-      </w:r>
-    </w:p>
-    <w:p>
-      <w:pPr>
-        <w:spacing w:after="80"/>
-      </w:pPr>
-      <w:r>
-        <w:rPr>
-          <w:rFonts w:ascii="Arial" w:cs="Arial" w:eastAsia="Arial" w:hAnsi="Arial"/>
-          <w:sz w:val="20"/>
-          <w:szCs w:val="20"/>
-        </w:rPr>
-        <w:t xml:space="preserve">- łańcuch pokarmowy (zatrucie wtórne):0,38mg/kg</w:t>
-      </w:r>
-    </w:p>
-    <w:p>
-      <w:pPr>
-        <w:spacing w:after="80"/>
-      </w:pPr>
-      <w:r>
-        <w:rPr>
-          <w:rFonts w:ascii="Arial" w:cs="Arial" w:eastAsia="Arial" w:hAnsi="Arial"/>
-          <w:sz w:val="20"/>
-          <w:szCs w:val="20"/>
-        </w:rPr>
-        <w:t xml:space="preserve">- środowisko glebowe (gleba):0,63mg/kg</w:t>
+        <w:spacing w:after="60" w:before="60"/>
+      </w:pPr>
+      <w:r>
+        <w:rPr>
+          <w:rFonts w:ascii="Arial" w:cs="Arial" w:eastAsia="Arial" w:hAnsi="Arial"/>
+          <w:b/>
+          <w:bCs/>
+          <w:sz w:val="20"/>
+          <w:szCs w:val="20"/>
+        </w:rPr>
+        <w:t xml:space="preserve">- woda słodka:</w:t>
+      </w:r>
+      <w:r>
+        <w:rPr>
+          <w:rFonts w:ascii="Arial" w:cs="Arial" w:eastAsia="Arial" w:hAnsi="Arial"/>
+          <w:sz w:val="20"/>
+          <w:szCs w:val="20"/>
+        </w:rPr>
+        <w:t xml:space="preserve">0,96mg/l</w:t>
+      </w:r>
+    </w:p>
+    <w:p>
+      <w:pPr>
+        <w:spacing w:after="60" w:before="60"/>
+      </w:pPr>
+      <w:r>
+        <w:rPr>
+          <w:rFonts w:ascii="Arial" w:cs="Arial" w:eastAsia="Arial" w:hAnsi="Arial"/>
+          <w:b/>
+          <w:bCs/>
+          <w:sz w:val="20"/>
+          <w:szCs w:val="20"/>
+        </w:rPr>
+        <w:t xml:space="preserve">- woda morska:</w:t>
+      </w:r>
+      <w:r>
+        <w:rPr>
+          <w:rFonts w:ascii="Arial" w:cs="Arial" w:eastAsia="Arial" w:hAnsi="Arial"/>
+          <w:sz w:val="20"/>
+          <w:szCs w:val="20"/>
+        </w:rPr>
+        <w:t xml:space="preserve">0,79mg/l</w:t>
+      </w:r>
+    </w:p>
+    <w:p>
+      <w:pPr>
+        <w:spacing w:after="60" w:before="60"/>
+      </w:pPr>
+      <w:r>
+        <w:rPr>
+          <w:rFonts w:ascii="Arial" w:cs="Arial" w:eastAsia="Arial" w:hAnsi="Arial"/>
+          <w:b/>
+          <w:bCs/>
+          <w:sz w:val="20"/>
+          <w:szCs w:val="20"/>
+        </w:rPr>
+        <w:t xml:space="preserve">- osady słodkowodne:</w:t>
+      </w:r>
+      <w:r>
+        <w:rPr>
+          <w:rFonts w:ascii="Arial" w:cs="Arial" w:eastAsia="Arial" w:hAnsi="Arial"/>
+          <w:sz w:val="20"/>
+          <w:szCs w:val="20"/>
+        </w:rPr>
+        <w:t xml:space="preserve">3,6mg/kg</w:t>
+      </w:r>
+    </w:p>
+    <w:p>
+      <w:pPr>
+        <w:spacing w:after="60" w:before="60"/>
+      </w:pPr>
+      <w:r>
+        <w:rPr>
+          <w:rFonts w:ascii="Arial" w:cs="Arial" w:eastAsia="Arial" w:hAnsi="Arial"/>
+          <w:b/>
+          <w:bCs/>
+          <w:sz w:val="20"/>
+          <w:szCs w:val="20"/>
+        </w:rPr>
+        <w:t xml:space="preserve">- osady morskie:</w:t>
+      </w:r>
+      <w:r>
+        <w:rPr>
+          <w:rFonts w:ascii="Arial" w:cs="Arial" w:eastAsia="Arial" w:hAnsi="Arial"/>
+          <w:sz w:val="20"/>
+          <w:szCs w:val="20"/>
+        </w:rPr>
+        <w:t xml:space="preserve">2,9mg/kg</w:t>
+      </w:r>
+    </w:p>
+    <w:p>
+      <w:pPr>
+        <w:spacing w:after="60" w:before="60"/>
+      </w:pPr>
+      <w:r>
+        <w:rPr>
+          <w:rFonts w:ascii="Arial" w:cs="Arial" w:eastAsia="Arial" w:hAnsi="Arial"/>
+          <w:b/>
+          <w:bCs/>
+          <w:sz w:val="20"/>
+          <w:szCs w:val="20"/>
+        </w:rPr>
+        <w:t xml:space="preserve">- woda (uwalnianie okresowe):</w:t>
+      </w:r>
+      <w:r>
+        <w:rPr>
+          <w:rFonts w:ascii="Arial" w:cs="Arial" w:eastAsia="Arial" w:hAnsi="Arial"/>
+          <w:sz w:val="20"/>
+          <w:szCs w:val="20"/>
+        </w:rPr>
+        <w:t xml:space="preserve">2,75mg/l</w:t>
+      </w:r>
+    </w:p>
+    <w:p>
+      <w:pPr>
+        <w:spacing w:after="60" w:before="60"/>
+      </w:pPr>
+      <w:r>
+        <w:rPr>
+          <w:rFonts w:ascii="Arial" w:cs="Arial" w:eastAsia="Arial" w:hAnsi="Arial"/>
+          <w:b/>
+          <w:bCs/>
+          <w:sz w:val="20"/>
+          <w:szCs w:val="20"/>
+        </w:rPr>
+        <w:t xml:space="preserve">- mikroorganizmy w oczyszczalni ścieków (STP):</w:t>
+      </w:r>
+      <w:r>
+        <w:rPr>
+          <w:rFonts w:ascii="Arial" w:cs="Arial" w:eastAsia="Arial" w:hAnsi="Arial"/>
+          <w:sz w:val="20"/>
+          <w:szCs w:val="20"/>
+        </w:rPr>
+        <w:t xml:space="preserve">580mg/l</w:t>
+      </w:r>
+    </w:p>
+    <w:p>
+      <w:pPr>
+        <w:spacing w:after="60" w:before="60"/>
+      </w:pPr>
+      <w:r>
+        <w:rPr>
+          <w:rFonts w:ascii="Arial" w:cs="Arial" w:eastAsia="Arial" w:hAnsi="Arial"/>
+          <w:b/>
+          <w:bCs/>
+          <w:sz w:val="20"/>
+          <w:szCs w:val="20"/>
+        </w:rPr>
+        <w:t xml:space="preserve">- łańcuch pokarmowy (zatrucie wtórne):</w:t>
+      </w:r>
+      <w:r>
+        <w:rPr>
+          <w:rFonts w:ascii="Arial" w:cs="Arial" w:eastAsia="Arial" w:hAnsi="Arial"/>
+          <w:sz w:val="20"/>
+          <w:szCs w:val="20"/>
+        </w:rPr>
+        <w:t xml:space="preserve">0,38mg/kg</w:t>
+      </w:r>
+    </w:p>
+    <w:p>
+      <w:pPr>
+        <w:spacing w:after="60" w:before="60"/>
+      </w:pPr>
+      <w:r>
+        <w:rPr>
+          <w:rFonts w:ascii="Arial" w:cs="Arial" w:eastAsia="Arial" w:hAnsi="Arial"/>
+          <w:b/>
+          <w:bCs/>
+          <w:sz w:val="20"/>
+          <w:szCs w:val="20"/>
+        </w:rPr>
+        <w:t xml:space="preserve">- środowisko glebowe (gleba):</w:t>
+      </w:r>
+      <w:r>
+        <w:rPr>
+          <w:rFonts w:ascii="Arial" w:cs="Arial" w:eastAsia="Arial" w:hAnsi="Arial"/>
+          <w:sz w:val="20"/>
+          <w:szCs w:val="20"/>
+        </w:rPr>
+        <w:t xml:space="preserve">0,63mg/kg</w:t>
       </w:r>
     </w:p>
     <w:p>
@@ -2513,93 +2973,163 @@
     </w:p>
     <w:p>
       <w:pPr>
-        <w:spacing w:after="80"/>
-      </w:pPr>
-      <w:r>
-        <w:rPr>
-          <w:rFonts w:ascii="Arial" w:cs="Arial" w:eastAsia="Arial" w:hAnsi="Arial"/>
-          <w:sz w:val="20"/>
-          <w:szCs w:val="20"/>
-        </w:rPr>
-        <w:t xml:space="preserve">- Droga pokarmowa (doustnie): Konsumenci (skutki przewlekłe układowe): 2,5 mg/kg mc/dzień</w:t>
-      </w:r>
-    </w:p>
-    <w:p>
-      <w:pPr>
-        <w:spacing w:after="80"/>
-      </w:pPr>
-      <w:r>
-        <w:rPr>
-          <w:rFonts w:ascii="Arial" w:cs="Arial" w:eastAsia="Arial" w:hAnsi="Arial"/>
+        <w:spacing w:after="60" w:before="60"/>
+      </w:pPr>
+      <w:r>
+        <w:rPr>
+          <w:rFonts w:ascii="Arial" w:cs="Arial" w:eastAsia="Arial" w:hAnsi="Arial"/>
+          <w:b/>
+          <w:bCs/>
+          <w:sz w:val="20"/>
+          <w:szCs w:val="20"/>
+        </w:rPr>
+        <w:t xml:space="preserve">- Droga pokarmowa (doustnie):</w:t>
+      </w:r>
+      <w:r>
+        <w:rPr>
+          <w:rFonts w:ascii="Arial" w:cs="Arial" w:eastAsia="Arial" w:hAnsi="Arial"/>
+          <w:sz w:val="20"/>
+          <w:szCs w:val="20"/>
+        </w:rPr>
+        <w:t xml:space="preserve"> Konsumenci (skutki przewlekłe układowe): 2,5 mg/kg mc/dzień</w:t>
+      </w:r>
+    </w:p>
+    <w:p>
+      <w:pPr>
+        <w:spacing w:after="60" w:before="60"/>
+      </w:pPr>
+      <w:r>
+        <w:rPr>
+          <w:rFonts w:ascii="Arial" w:cs="Arial" w:eastAsia="Arial" w:hAnsi="Arial"/>
+          <w:b/>
+          <w:bCs/>
           <w:sz w:val="20"/>
           <w:szCs w:val="20"/>
         </w:rPr>
         <w:t xml:space="preserve">- Drogi oddechowe (inhalacyjnie):</w:t>
       </w:r>
-    </w:p>
-    <w:p>
-      <w:pPr>
-        <w:spacing w:after="80"/>
-      </w:pPr>
-      <w:r>
-        <w:rPr>
-          <w:rFonts w:ascii="Arial" w:cs="Arial" w:eastAsia="Arial" w:hAnsi="Arial"/>
-          <w:sz w:val="20"/>
-          <w:szCs w:val="20"/>
-        </w:rPr>
-        <w:t xml:space="preserve">* Konsumenci (skutki przewlekłe układowe): 4,35 mg/m³</w:t>
-      </w:r>
-    </w:p>
-    <w:p>
-      <w:pPr>
-        <w:spacing w:after="80"/>
-      </w:pPr>
-      <w:r>
-        <w:rPr>
-          <w:rFonts w:ascii="Arial" w:cs="Arial" w:eastAsia="Arial" w:hAnsi="Arial"/>
-          <w:sz w:val="20"/>
-          <w:szCs w:val="20"/>
-        </w:rPr>
-        <w:t xml:space="preserve">* Pracownicy (skutki przewlekłe układowe): 14,7 mg/m³</w:t>
-      </w:r>
-    </w:p>
-    <w:p>
-      <w:pPr>
-        <w:spacing w:after="80"/>
-      </w:pPr>
-      <w:r>
-        <w:rPr>
-          <w:rFonts w:ascii="Arial" w:cs="Arial" w:eastAsia="Arial" w:hAnsi="Arial"/>
+      <w:r>
+        <w:rPr>
+          <w:rFonts w:ascii="Arial" w:cs="Arial" w:eastAsia="Arial" w:hAnsi="Arial"/>
+          <w:sz w:val="20"/>
+          <w:szCs w:val="20"/>
+        </w:rPr>
+        <w:t xml:space="preserve"/>
+      </w:r>
+    </w:p>
+    <w:p>
+      <w:pPr>
+        <w:spacing w:after="60" w:before="60"/>
+      </w:pPr>
+      <w:r>
+        <w:rPr>
+          <w:rFonts w:ascii="Arial" w:cs="Arial" w:eastAsia="Arial" w:hAnsi="Arial"/>
+          <w:b/>
+          <w:bCs/>
+          <w:sz w:val="20"/>
+          <w:szCs w:val="20"/>
+        </w:rPr>
+        <w:t xml:space="preserve">* Konsumenci (skutki przewlekłe układowe):</w:t>
+      </w:r>
+      <w:r>
+        <w:rPr>
+          <w:rFonts w:ascii="Arial" w:cs="Arial" w:eastAsia="Arial" w:hAnsi="Arial"/>
+          <w:sz w:val="20"/>
+          <w:szCs w:val="20"/>
+        </w:rPr>
+        <w:t xml:space="preserve"> 4,35 mg/m³</w:t>
+      </w:r>
+    </w:p>
+    <w:p>
+      <w:pPr>
+        <w:spacing w:after="60" w:before="60"/>
+      </w:pPr>
+      <w:r>
+        <w:rPr>
+          <w:rFonts w:ascii="Arial" w:cs="Arial" w:eastAsia="Arial" w:hAnsi="Arial"/>
+          <w:b/>
+          <w:bCs/>
+          <w:sz w:val="20"/>
+          <w:szCs w:val="20"/>
+        </w:rPr>
+        <w:t xml:space="preserve">* Pracownicy (skutki przewlekłe układowe):</w:t>
+      </w:r>
+      <w:r>
+        <w:rPr>
+          <w:rFonts w:ascii="Arial" w:cs="Arial" w:eastAsia="Arial" w:hAnsi="Arial"/>
+          <w:sz w:val="20"/>
+          <w:szCs w:val="20"/>
+        </w:rPr>
+        <w:t xml:space="preserve"> 14,7 mg/m³</w:t>
+      </w:r>
+    </w:p>
+    <w:p>
+      <w:pPr>
+        <w:spacing w:after="60" w:before="60"/>
+      </w:pPr>
+      <w:r>
+        <w:rPr>
+          <w:rFonts w:ascii="Arial" w:cs="Arial" w:eastAsia="Arial" w:hAnsi="Arial"/>
+          <w:b/>
+          <w:bCs/>
           <w:sz w:val="20"/>
           <w:szCs w:val="20"/>
         </w:rPr>
         <w:t xml:space="preserve">- Na skórę:</w:t>
       </w:r>
-    </w:p>
-    <w:p>
-      <w:pPr>
-        <w:spacing w:after="80"/>
-      </w:pPr>
-      <w:r>
-        <w:rPr>
-          <w:rFonts w:ascii="Arial" w:cs="Arial" w:eastAsia="Arial" w:hAnsi="Arial"/>
-          <w:sz w:val="20"/>
-          <w:szCs w:val="20"/>
-        </w:rPr>
-        <w:t xml:space="preserve">* Konsumenci (skutki przewlekłe układowe): 4,2 mg/kg mc/dzień</w:t>
-      </w:r>
-    </w:p>
-    <w:p>
-      <w:pPr>
-        <w:spacing w:after="80"/>
-      </w:pPr>
-      <w:r>
-        <w:rPr>
-          <w:rFonts w:ascii="Arial" w:cs="Arial" w:eastAsia="Arial" w:hAnsi="Arial"/>
-          <w:sz w:val="20"/>
-          <w:szCs w:val="20"/>
-        </w:rPr>
-        <w:t xml:space="preserve">* Pracownicy (skutki przewlekłe układowe): 6,9 mg/kg mc/dzień</w:t>
+      <w:r>
+        <w:rPr>
+          <w:rFonts w:ascii="Arial" w:cs="Arial" w:eastAsia="Arial" w:hAnsi="Arial"/>
+          <w:sz w:val="20"/>
+          <w:szCs w:val="20"/>
+        </w:rPr>
+        <w:t xml:space="preserve"/>
+      </w:r>
+    </w:p>
+    <w:p>
+      <w:pPr>
+        <w:spacing w:after="60" w:before="60"/>
+      </w:pPr>
+      <w:r>
+        <w:rPr>
+          <w:rFonts w:ascii="Arial" w:cs="Arial" w:eastAsia="Arial" w:hAnsi="Arial"/>
+          <w:b/>
+          <w:bCs/>
+          <w:sz w:val="20"/>
+          <w:szCs w:val="20"/>
+        </w:rPr>
+        <w:t xml:space="preserve">* Konsumenci (skutki przewlekłe układowe):</w:t>
+      </w:r>
+      <w:r>
+        <w:rPr>
+          <w:rFonts w:ascii="Arial" w:cs="Arial" w:eastAsia="Arial" w:hAnsi="Arial"/>
+          <w:sz w:val="20"/>
+          <w:szCs w:val="20"/>
+        </w:rPr>
+        <w:t xml:space="preserve"> 4,2 mg/kg mc/dzień</w:t>
+      </w:r>
+    </w:p>
+    <w:p>
+      <w:pPr>
+        <w:spacing w:after="60" w:before="60"/>
+      </w:pPr>
+      <w:r>
+        <w:rPr>
+          <w:rFonts w:ascii="Arial" w:cs="Arial" w:eastAsia="Arial" w:hAnsi="Arial"/>
+          <w:b/>
+          <w:bCs/>
+          <w:sz w:val="20"/>
+          <w:szCs w:val="20"/>
+        </w:rPr>
+        <w:t xml:space="preserve">* Pracownicy (skutki przewlekłe układowe):</w:t>
+      </w:r>
+      <w:r>
+        <w:rPr>
+          <w:rFonts w:ascii="Arial" w:cs="Arial" w:eastAsia="Arial" w:hAnsi="Arial"/>
+          <w:sz w:val="20"/>
+          <w:szCs w:val="20"/>
+        </w:rPr>
+        <w:t xml:space="preserve"> 6,9 mg/kg mc/dzień</w:t>
       </w:r>
     </w:p>
     <w:p>
@@ -2617,93 +3147,163 @@
     </w:p>
     <w:p>
       <w:pPr>
-        <w:spacing w:after="80"/>
-      </w:pPr>
-      <w:r>
-        <w:rPr>
-          <w:rFonts w:ascii="Arial" w:cs="Arial" w:eastAsia="Arial" w:hAnsi="Arial"/>
-          <w:sz w:val="20"/>
-          <w:szCs w:val="20"/>
-        </w:rPr>
-        <w:t xml:space="preserve">- woda słodka:0,081mg/l</w:t>
-      </w:r>
-    </w:p>
-    <w:p>
-      <w:pPr>
-        <w:spacing w:after="80"/>
-      </w:pPr>
-      <w:r>
-        <w:rPr>
-          <w:rFonts w:ascii="Arial" w:cs="Arial" w:eastAsia="Arial" w:hAnsi="Arial"/>
-          <w:sz w:val="20"/>
-          <w:szCs w:val="20"/>
-        </w:rPr>
-        <w:t xml:space="preserve">- woda morska:0,008111mg/l</w:t>
-      </w:r>
-    </w:p>
-    <w:p>
-      <w:pPr>
-        <w:spacing w:after="80"/>
-      </w:pPr>
-      <w:r>
-        <w:rPr>
-          <w:rFonts w:ascii="Arial" w:cs="Arial" w:eastAsia="Arial" w:hAnsi="Arial"/>
-          <w:sz w:val="20"/>
-          <w:szCs w:val="20"/>
-        </w:rPr>
-        <w:t xml:space="preserve">- osady słodkowodne:0,409mg/kg</w:t>
-      </w:r>
-    </w:p>
-    <w:p>
-      <w:pPr>
-        <w:spacing w:after="80"/>
-      </w:pPr>
-      <w:r>
-        <w:rPr>
-          <w:rFonts w:ascii="Arial" w:cs="Arial" w:eastAsia="Arial" w:hAnsi="Arial"/>
-          <w:sz w:val="20"/>
-          <w:szCs w:val="20"/>
-        </w:rPr>
-        <w:t xml:space="preserve">- osady morskie:0,0409mg/kg</w:t>
-      </w:r>
-    </w:p>
-    <w:p>
-      <w:pPr>
-        <w:spacing w:after="80"/>
-      </w:pPr>
-      <w:r>
-        <w:rPr>
-          <w:rFonts w:ascii="Arial" w:cs="Arial" w:eastAsia="Arial" w:hAnsi="Arial"/>
-          <w:sz w:val="20"/>
-          <w:szCs w:val="20"/>
-        </w:rPr>
-        <w:t xml:space="preserve">- woda (uwalnianie okresowe):0,8111mg/l</w:t>
-      </w:r>
-    </w:p>
-    <w:p>
-      <w:pPr>
-        <w:spacing w:after="80"/>
-      </w:pPr>
-      <w:r>
-        <w:rPr>
-          <w:rFonts w:ascii="Arial" w:cs="Arial" w:eastAsia="Arial" w:hAnsi="Arial"/>
-          <w:sz w:val="20"/>
-          <w:szCs w:val="20"/>
-        </w:rPr>
-        <w:t xml:space="preserve">- mikroorganizmy w oczyszczalni ścieków (STP):4,5mg/l</w:t>
-      </w:r>
-    </w:p>
-    <w:p>
-      <w:pPr>
-        <w:spacing w:after="80"/>
-      </w:pPr>
-      <w:r>
-        <w:rPr>
-          <w:rFonts w:ascii="Arial" w:cs="Arial" w:eastAsia="Arial" w:hAnsi="Arial"/>
-          <w:sz w:val="20"/>
-          <w:szCs w:val="20"/>
-        </w:rPr>
-        <w:t xml:space="preserve">- środowisko glebowe (gleba):0,0967mg/kg</w:t>
+        <w:spacing w:after="60" w:before="60"/>
+      </w:pPr>
+      <w:r>
+        <w:rPr>
+          <w:rFonts w:ascii="Arial" w:cs="Arial" w:eastAsia="Arial" w:hAnsi="Arial"/>
+          <w:b/>
+          <w:bCs/>
+          <w:sz w:val="20"/>
+          <w:szCs w:val="20"/>
+        </w:rPr>
+        <w:t xml:space="preserve">- woda słodka:</w:t>
+      </w:r>
+      <w:r>
+        <w:rPr>
+          <w:rFonts w:ascii="Arial" w:cs="Arial" w:eastAsia="Arial" w:hAnsi="Arial"/>
+          <w:sz w:val="20"/>
+          <w:szCs w:val="20"/>
+        </w:rPr>
+        <w:t xml:space="preserve">0,081mg/l</w:t>
+      </w:r>
+    </w:p>
+    <w:p>
+      <w:pPr>
+        <w:spacing w:after="60" w:before="60"/>
+      </w:pPr>
+      <w:r>
+        <w:rPr>
+          <w:rFonts w:ascii="Arial" w:cs="Arial" w:eastAsia="Arial" w:hAnsi="Arial"/>
+          <w:b/>
+          <w:bCs/>
+          <w:sz w:val="20"/>
+          <w:szCs w:val="20"/>
+        </w:rPr>
+        <w:t xml:space="preserve">- woda morska:</w:t>
+      </w:r>
+      <w:r>
+        <w:rPr>
+          <w:rFonts w:ascii="Arial" w:cs="Arial" w:eastAsia="Arial" w:hAnsi="Arial"/>
+          <w:sz w:val="20"/>
+          <w:szCs w:val="20"/>
+        </w:rPr>
+        <w:t xml:space="preserve">0,008111mg/l</w:t>
+      </w:r>
+    </w:p>
+    <w:p>
+      <w:pPr>
+        <w:spacing w:after="60" w:before="60"/>
+      </w:pPr>
+      <w:r>
+        <w:rPr>
+          <w:rFonts w:ascii="Arial" w:cs="Arial" w:eastAsia="Arial" w:hAnsi="Arial"/>
+          <w:b/>
+          <w:bCs/>
+          <w:sz w:val="20"/>
+          <w:szCs w:val="20"/>
+        </w:rPr>
+        <w:t xml:space="preserve">- osady słodkowodne:</w:t>
+      </w:r>
+      <w:r>
+        <w:rPr>
+          <w:rFonts w:ascii="Arial" w:cs="Arial" w:eastAsia="Arial" w:hAnsi="Arial"/>
+          <w:sz w:val="20"/>
+          <w:szCs w:val="20"/>
+        </w:rPr>
+        <w:t xml:space="preserve">0,409mg/kg</w:t>
+      </w:r>
+    </w:p>
+    <w:p>
+      <w:pPr>
+        <w:spacing w:after="60" w:before="60"/>
+      </w:pPr>
+      <w:r>
+        <w:rPr>
+          <w:rFonts w:ascii="Arial" w:cs="Arial" w:eastAsia="Arial" w:hAnsi="Arial"/>
+          <w:b/>
+          <w:bCs/>
+          <w:sz w:val="20"/>
+          <w:szCs w:val="20"/>
+        </w:rPr>
+        <w:t xml:space="preserve">- osady morskie:</w:t>
+      </w:r>
+      <w:r>
+        <w:rPr>
+          <w:rFonts w:ascii="Arial" w:cs="Arial" w:eastAsia="Arial" w:hAnsi="Arial"/>
+          <w:sz w:val="20"/>
+          <w:szCs w:val="20"/>
+        </w:rPr>
+        <w:t xml:space="preserve">0,0409mg/kg</w:t>
+      </w:r>
+    </w:p>
+    <w:p>
+      <w:pPr>
+        <w:spacing w:after="60" w:before="60"/>
+      </w:pPr>
+      <w:r>
+        <w:rPr>
+          <w:rFonts w:ascii="Arial" w:cs="Arial" w:eastAsia="Arial" w:hAnsi="Arial"/>
+          <w:b/>
+          <w:bCs/>
+          <w:sz w:val="20"/>
+          <w:szCs w:val="20"/>
+        </w:rPr>
+        <w:t xml:space="preserve">- woda (uwalnianie okresowe):</w:t>
+      </w:r>
+      <w:r>
+        <w:rPr>
+          <w:rFonts w:ascii="Arial" w:cs="Arial" w:eastAsia="Arial" w:hAnsi="Arial"/>
+          <w:sz w:val="20"/>
+          <w:szCs w:val="20"/>
+        </w:rPr>
+        <w:t xml:space="preserve">0,8111mg/l</w:t>
+      </w:r>
+    </w:p>
+    <w:p>
+      <w:pPr>
+        <w:spacing w:after="60" w:before="60"/>
+      </w:pPr>
+      <w:r>
+        <w:rPr>
+          <w:rFonts w:ascii="Arial" w:cs="Arial" w:eastAsia="Arial" w:hAnsi="Arial"/>
+          <w:b/>
+          <w:bCs/>
+          <w:sz w:val="20"/>
+          <w:szCs w:val="20"/>
+        </w:rPr>
+        <w:t xml:space="preserve">- mikroorganizmy w oczyszczalni ścieków (STP):</w:t>
+      </w:r>
+      <w:r>
+        <w:rPr>
+          <w:rFonts w:ascii="Arial" w:cs="Arial" w:eastAsia="Arial" w:hAnsi="Arial"/>
+          <w:sz w:val="20"/>
+          <w:szCs w:val="20"/>
+        </w:rPr>
+        <w:t xml:space="preserve">4,5mg/l</w:t>
+      </w:r>
+    </w:p>
+    <w:p>
+      <w:pPr>
+        <w:spacing w:after="60" w:before="60"/>
+      </w:pPr>
+      <w:r>
+        <w:rPr>
+          <w:rFonts w:ascii="Arial" w:cs="Arial" w:eastAsia="Arial" w:hAnsi="Arial"/>
+          <w:b/>
+          <w:bCs/>
+          <w:sz w:val="20"/>
+          <w:szCs w:val="20"/>
+        </w:rPr>
+        <w:t xml:space="preserve">- środowisko glebowe (gleba):</w:t>
+      </w:r>
+      <w:r>
+        <w:rPr>
+          <w:rFonts w:ascii="Arial" w:cs="Arial" w:eastAsia="Arial" w:hAnsi="Arial"/>
+          <w:sz w:val="20"/>
+          <w:szCs w:val="20"/>
+        </w:rPr>
+        <w:t xml:space="preserve">0,0967mg/kg</w:t>
       </w:r>
     </w:p>
     <w:p>
@@ -2734,93 +3334,163 @@
     </w:p>
     <w:p>
       <w:pPr>
-        <w:spacing w:after="80"/>
-      </w:pPr>
-      <w:r>
-        <w:rPr>
-          <w:rFonts w:ascii="Arial" w:cs="Arial" w:eastAsia="Arial" w:hAnsi="Arial"/>
-          <w:sz w:val="20"/>
-          <w:szCs w:val="20"/>
-        </w:rPr>
-        <w:t xml:space="preserve">- Droga pokarmowa (doustnie): Konsumenci (skutki przewlekłe układowe): 0,39 mg/kg mc/dzień</w:t>
-      </w:r>
-    </w:p>
-    <w:p>
-      <w:pPr>
-        <w:spacing w:after="80"/>
-      </w:pPr>
-      <w:r>
-        <w:rPr>
-          <w:rFonts w:ascii="Arial" w:cs="Arial" w:eastAsia="Arial" w:hAnsi="Arial"/>
+        <w:spacing w:after="60" w:before="60"/>
+      </w:pPr>
+      <w:r>
+        <w:rPr>
+          <w:rFonts w:ascii="Arial" w:cs="Arial" w:eastAsia="Arial" w:hAnsi="Arial"/>
+          <w:b/>
+          <w:bCs/>
+          <w:sz w:val="20"/>
+          <w:szCs w:val="20"/>
+        </w:rPr>
+        <w:t xml:space="preserve">- Droga pokarmowa (doustnie):</w:t>
+      </w:r>
+      <w:r>
+        <w:rPr>
+          <w:rFonts w:ascii="Arial" w:cs="Arial" w:eastAsia="Arial" w:hAnsi="Arial"/>
+          <w:sz w:val="20"/>
+          <w:szCs w:val="20"/>
+        </w:rPr>
+        <w:t xml:space="preserve"> Konsumenci (skutki przewlekłe układowe): 0,39 mg/kg mc/dzień</w:t>
+      </w:r>
+    </w:p>
+    <w:p>
+      <w:pPr>
+        <w:spacing w:after="60" w:before="60"/>
+      </w:pPr>
+      <w:r>
+        <w:rPr>
+          <w:rFonts w:ascii="Arial" w:cs="Arial" w:eastAsia="Arial" w:hAnsi="Arial"/>
+          <w:b/>
+          <w:bCs/>
           <w:sz w:val="20"/>
           <w:szCs w:val="20"/>
         </w:rPr>
         <w:t xml:space="preserve">- Drogi oddechowe (inhalacyjnie):</w:t>
       </w:r>
-    </w:p>
-    <w:p>
-      <w:pPr>
-        <w:spacing w:after="80"/>
-      </w:pPr>
-      <w:r>
-        <w:rPr>
-          <w:rFonts w:ascii="Arial" w:cs="Arial" w:eastAsia="Arial" w:hAnsi="Arial"/>
-          <w:sz w:val="20"/>
-          <w:szCs w:val="20"/>
-        </w:rPr>
-        <w:t xml:space="preserve">* Konsumenci (skutki przewlekłe układowe): 1,69 mg/m³</w:t>
-      </w:r>
-    </w:p>
-    <w:p>
-      <w:pPr>
-        <w:spacing w:after="80"/>
-      </w:pPr>
-      <w:r>
-        <w:rPr>
-          <w:rFonts w:ascii="Arial" w:cs="Arial" w:eastAsia="Arial" w:hAnsi="Arial"/>
-          <w:sz w:val="20"/>
-          <w:szCs w:val="20"/>
-        </w:rPr>
-        <w:t xml:space="preserve">* Pracownicy (skutki przewlekłe układowe): 6,78 mg/m³</w:t>
-      </w:r>
-    </w:p>
-    <w:p>
-      <w:pPr>
-        <w:spacing w:after="80"/>
-      </w:pPr>
-      <w:r>
-        <w:rPr>
-          <w:rFonts w:ascii="Arial" w:cs="Arial" w:eastAsia="Arial" w:hAnsi="Arial"/>
+      <w:r>
+        <w:rPr>
+          <w:rFonts w:ascii="Arial" w:cs="Arial" w:eastAsia="Arial" w:hAnsi="Arial"/>
+          <w:sz w:val="20"/>
+          <w:szCs w:val="20"/>
+        </w:rPr>
+        <w:t xml:space="preserve"/>
+      </w:r>
+    </w:p>
+    <w:p>
+      <w:pPr>
+        <w:spacing w:after="60" w:before="60"/>
+      </w:pPr>
+      <w:r>
+        <w:rPr>
+          <w:rFonts w:ascii="Arial" w:cs="Arial" w:eastAsia="Arial" w:hAnsi="Arial"/>
+          <w:b/>
+          <w:bCs/>
+          <w:sz w:val="20"/>
+          <w:szCs w:val="20"/>
+        </w:rPr>
+        <w:t xml:space="preserve">* Konsumenci (skutki przewlekłe układowe):</w:t>
+      </w:r>
+      <w:r>
+        <w:rPr>
+          <w:rFonts w:ascii="Arial" w:cs="Arial" w:eastAsia="Arial" w:hAnsi="Arial"/>
+          <w:sz w:val="20"/>
+          <w:szCs w:val="20"/>
+        </w:rPr>
+        <w:t xml:space="preserve"> 1,69 mg/m³</w:t>
+      </w:r>
+    </w:p>
+    <w:p>
+      <w:pPr>
+        <w:spacing w:after="60" w:before="60"/>
+      </w:pPr>
+      <w:r>
+        <w:rPr>
+          <w:rFonts w:ascii="Arial" w:cs="Arial" w:eastAsia="Arial" w:hAnsi="Arial"/>
+          <w:b/>
+          <w:bCs/>
+          <w:sz w:val="20"/>
+          <w:szCs w:val="20"/>
+        </w:rPr>
+        <w:t xml:space="preserve">* Pracownicy (skutki przewlekłe układowe):</w:t>
+      </w:r>
+      <w:r>
+        <w:rPr>
+          <w:rFonts w:ascii="Arial" w:cs="Arial" w:eastAsia="Arial" w:hAnsi="Arial"/>
+          <w:sz w:val="20"/>
+          <w:szCs w:val="20"/>
+        </w:rPr>
+        <w:t xml:space="preserve"> 6,78 mg/m³</w:t>
+      </w:r>
+    </w:p>
+    <w:p>
+      <w:pPr>
+        <w:spacing w:after="60" w:before="60"/>
+      </w:pPr>
+      <w:r>
+        <w:rPr>
+          <w:rFonts w:ascii="Arial" w:cs="Arial" w:eastAsia="Arial" w:hAnsi="Arial"/>
+          <w:b/>
+          <w:bCs/>
           <w:sz w:val="20"/>
           <w:szCs w:val="20"/>
         </w:rPr>
         <w:t xml:space="preserve">- Na skórę:</w:t>
       </w:r>
-    </w:p>
-    <w:p>
-      <w:pPr>
-        <w:spacing w:after="80"/>
-      </w:pPr>
-      <w:r>
-        <w:rPr>
-          <w:rFonts w:ascii="Arial" w:cs="Arial" w:eastAsia="Arial" w:hAnsi="Arial"/>
-          <w:sz w:val="20"/>
-          <w:szCs w:val="20"/>
-        </w:rPr>
-        <w:t xml:space="preserve">* Konsumenci (skutki przewlekłe układowe): 0,39 mg/kg mc/dzień</w:t>
-      </w:r>
-    </w:p>
-    <w:p>
-      <w:pPr>
-        <w:spacing w:after="80"/>
-      </w:pPr>
-      <w:r>
-        <w:rPr>
-          <w:rFonts w:ascii="Arial" w:cs="Arial" w:eastAsia="Arial" w:hAnsi="Arial"/>
-          <w:sz w:val="20"/>
-          <w:szCs w:val="20"/>
-        </w:rPr>
-        <w:t xml:space="preserve">* Pracownicy (skutki przewlekłe układowe): 0,79 mg/kg mc/dzień</w:t>
+      <w:r>
+        <w:rPr>
+          <w:rFonts w:ascii="Arial" w:cs="Arial" w:eastAsia="Arial" w:hAnsi="Arial"/>
+          <w:sz w:val="20"/>
+          <w:szCs w:val="20"/>
+        </w:rPr>
+        <w:t xml:space="preserve"/>
+      </w:r>
+    </w:p>
+    <w:p>
+      <w:pPr>
+        <w:spacing w:after="60" w:before="60"/>
+      </w:pPr>
+      <w:r>
+        <w:rPr>
+          <w:rFonts w:ascii="Arial" w:cs="Arial" w:eastAsia="Arial" w:hAnsi="Arial"/>
+          <w:b/>
+          <w:bCs/>
+          <w:sz w:val="20"/>
+          <w:szCs w:val="20"/>
+        </w:rPr>
+        <w:t xml:space="preserve">* Konsumenci (skutki przewlekłe układowe):</w:t>
+      </w:r>
+      <w:r>
+        <w:rPr>
+          <w:rFonts w:ascii="Arial" w:cs="Arial" w:eastAsia="Arial" w:hAnsi="Arial"/>
+          <w:sz w:val="20"/>
+          <w:szCs w:val="20"/>
+        </w:rPr>
+        <w:t xml:space="preserve"> 0,39 mg/kg mc/dzień</w:t>
+      </w:r>
+    </w:p>
+    <w:p>
+      <w:pPr>
+        <w:spacing w:after="60" w:before="60"/>
+      </w:pPr>
+      <w:r>
+        <w:rPr>
+          <w:rFonts w:ascii="Arial" w:cs="Arial" w:eastAsia="Arial" w:hAnsi="Arial"/>
+          <w:b/>
+          <w:bCs/>
+          <w:sz w:val="20"/>
+          <w:szCs w:val="20"/>
+        </w:rPr>
+        <w:t xml:space="preserve">* Pracownicy (skutki przewlekłe układowe):</w:t>
+      </w:r>
+      <w:r>
+        <w:rPr>
+          <w:rFonts w:ascii="Arial" w:cs="Arial" w:eastAsia="Arial" w:hAnsi="Arial"/>
+          <w:sz w:val="20"/>
+          <w:szCs w:val="20"/>
+        </w:rPr>
+        <w:t xml:space="preserve"> 0,79 mg/kg mc/dzień</w:t>
       </w:r>
     </w:p>
     <w:p>
@@ -2838,106 +3508,186 @@
     </w:p>
     <w:p>
       <w:pPr>
-        <w:spacing w:after="80"/>
-      </w:pPr>
-      <w:r>
-        <w:rPr>
-          <w:rFonts w:ascii="Arial" w:cs="Arial" w:eastAsia="Arial" w:hAnsi="Arial"/>
-          <w:sz w:val="20"/>
-          <w:szCs w:val="20"/>
-        </w:rPr>
-        <w:t xml:space="preserve">- woda słodka:0,019mg/l</w:t>
-      </w:r>
-    </w:p>
-    <w:p>
-      <w:pPr>
-        <w:spacing w:after="80"/>
-      </w:pPr>
-      <w:r>
-        <w:rPr>
-          <w:rFonts w:ascii="Arial" w:cs="Arial" w:eastAsia="Arial" w:hAnsi="Arial"/>
-          <w:sz w:val="20"/>
-          <w:szCs w:val="20"/>
-        </w:rPr>
-        <w:t xml:space="preserve">- woda morska:0,0019mg/l</w:t>
-      </w:r>
-    </w:p>
-    <w:p>
-      <w:pPr>
-        <w:spacing w:after="80"/>
-      </w:pPr>
-      <w:r>
-        <w:rPr>
-          <w:rFonts w:ascii="Arial" w:cs="Arial" w:eastAsia="Arial" w:hAnsi="Arial"/>
-          <w:sz w:val="20"/>
-          <w:szCs w:val="20"/>
-        </w:rPr>
-        <w:t xml:space="preserve">- osady słodkowodne:0,15mg/kg</w:t>
-      </w:r>
-    </w:p>
-    <w:p>
-      <w:pPr>
-        <w:spacing w:after="80"/>
-      </w:pPr>
-      <w:r>
-        <w:rPr>
-          <w:rFonts w:ascii="Arial" w:cs="Arial" w:eastAsia="Arial" w:hAnsi="Arial"/>
-          <w:sz w:val="20"/>
-          <w:szCs w:val="20"/>
-        </w:rPr>
-        <w:t xml:space="preserve">- osady morskie:0,015mg/kg</w:t>
-      </w:r>
-    </w:p>
-    <w:p>
-      <w:pPr>
-        <w:spacing w:after="80"/>
-      </w:pPr>
-      <w:r>
-        <w:rPr>
-          <w:rFonts w:ascii="Arial" w:cs="Arial" w:eastAsia="Arial" w:hAnsi="Arial"/>
-          <w:sz w:val="20"/>
-          <w:szCs w:val="20"/>
-        </w:rPr>
-        <w:t xml:space="preserve">- woda (uwalnianie okresowe):0,0142mg/l</w:t>
-      </w:r>
-    </w:p>
-    <w:p>
-      <w:pPr>
-        <w:spacing w:after="80"/>
-      </w:pPr>
-      <w:r>
-        <w:rPr>
-          <w:rFonts w:ascii="Arial" w:cs="Arial" w:eastAsia="Arial" w:hAnsi="Arial"/>
-          <w:sz w:val="20"/>
-          <w:szCs w:val="20"/>
-        </w:rPr>
-        <w:t xml:space="preserve">- mikroorganizmy w oczyszczalni ścieków (STP):6,4mg/l</w:t>
-      </w:r>
-    </w:p>
-    <w:p>
-      <w:pPr>
-        <w:spacing w:after="80"/>
-      </w:pPr>
-      <w:r>
-        <w:rPr>
-          <w:rFonts w:ascii="Arial" w:cs="Arial" w:eastAsia="Arial" w:hAnsi="Arial"/>
-          <w:sz w:val="20"/>
-          <w:szCs w:val="20"/>
-        </w:rPr>
-        <w:t xml:space="preserve">- łańcuch pokarmowy (zatrucie wtórne):30,7mg/kg</w:t>
-      </w:r>
-    </w:p>
-    <w:p>
-      <w:pPr>
-        <w:spacing w:after="80"/>
-      </w:pPr>
-      <w:r>
-        <w:rPr>
-          <w:rFonts w:ascii="Arial" w:cs="Arial" w:eastAsia="Arial" w:hAnsi="Arial"/>
-          <w:sz w:val="20"/>
-          <w:szCs w:val="20"/>
-        </w:rPr>
-        <w:t xml:space="preserve">- środowisko glebowe (gleba):0,018mg/kg</w:t>
+        <w:spacing w:after="60" w:before="60"/>
+      </w:pPr>
+      <w:r>
+        <w:rPr>
+          <w:rFonts w:ascii="Arial" w:cs="Arial" w:eastAsia="Arial" w:hAnsi="Arial"/>
+          <w:b/>
+          <w:bCs/>
+          <w:sz w:val="20"/>
+          <w:szCs w:val="20"/>
+        </w:rPr>
+        <w:t xml:space="preserve">- woda słodka:</w:t>
+      </w:r>
+      <w:r>
+        <w:rPr>
+          <w:rFonts w:ascii="Arial" w:cs="Arial" w:eastAsia="Arial" w:hAnsi="Arial"/>
+          <w:sz w:val="20"/>
+          <w:szCs w:val="20"/>
+        </w:rPr>
+        <w:t xml:space="preserve">0,019mg/l</w:t>
+      </w:r>
+    </w:p>
+    <w:p>
+      <w:pPr>
+        <w:spacing w:after="60" w:before="60"/>
+      </w:pPr>
+      <w:r>
+        <w:rPr>
+          <w:rFonts w:ascii="Arial" w:cs="Arial" w:eastAsia="Arial" w:hAnsi="Arial"/>
+          <w:b/>
+          <w:bCs/>
+          <w:sz w:val="20"/>
+          <w:szCs w:val="20"/>
+        </w:rPr>
+        <w:t xml:space="preserve">- woda morska:</w:t>
+      </w:r>
+      <w:r>
+        <w:rPr>
+          <w:rFonts w:ascii="Arial" w:cs="Arial" w:eastAsia="Arial" w:hAnsi="Arial"/>
+          <w:sz w:val="20"/>
+          <w:szCs w:val="20"/>
+        </w:rPr>
+        <w:t xml:space="preserve">0,0019mg/l</w:t>
+      </w:r>
+    </w:p>
+    <w:p>
+      <w:pPr>
+        <w:spacing w:after="60" w:before="60"/>
+      </w:pPr>
+      <w:r>
+        <w:rPr>
+          <w:rFonts w:ascii="Arial" w:cs="Arial" w:eastAsia="Arial" w:hAnsi="Arial"/>
+          <w:b/>
+          <w:bCs/>
+          <w:sz w:val="20"/>
+          <w:szCs w:val="20"/>
+        </w:rPr>
+        <w:t xml:space="preserve">- osady słodkowodne:</w:t>
+      </w:r>
+      <w:r>
+        <w:rPr>
+          <w:rFonts w:ascii="Arial" w:cs="Arial" w:eastAsia="Arial" w:hAnsi="Arial"/>
+          <w:sz w:val="20"/>
+          <w:szCs w:val="20"/>
+        </w:rPr>
+        <w:t xml:space="preserve">0,15mg/kg</w:t>
+      </w:r>
+    </w:p>
+    <w:p>
+      <w:pPr>
+        <w:spacing w:after="60" w:before="60"/>
+      </w:pPr>
+      <w:r>
+        <w:rPr>
+          <w:rFonts w:ascii="Arial" w:cs="Arial" w:eastAsia="Arial" w:hAnsi="Arial"/>
+          <w:b/>
+          <w:bCs/>
+          <w:sz w:val="20"/>
+          <w:szCs w:val="20"/>
+        </w:rPr>
+        <w:t xml:space="preserve">- osady morskie:</w:t>
+      </w:r>
+      <w:r>
+        <w:rPr>
+          <w:rFonts w:ascii="Arial" w:cs="Arial" w:eastAsia="Arial" w:hAnsi="Arial"/>
+          <w:sz w:val="20"/>
+          <w:szCs w:val="20"/>
+        </w:rPr>
+        <w:t xml:space="preserve">0,015mg/kg</w:t>
+      </w:r>
+    </w:p>
+    <w:p>
+      <w:pPr>
+        <w:spacing w:after="60" w:before="60"/>
+      </w:pPr>
+      <w:r>
+        <w:rPr>
+          <w:rFonts w:ascii="Arial" w:cs="Arial" w:eastAsia="Arial" w:hAnsi="Arial"/>
+          <w:b/>
+          <w:bCs/>
+          <w:sz w:val="20"/>
+          <w:szCs w:val="20"/>
+        </w:rPr>
+        <w:t xml:space="preserve">- woda (uwalnianie okresowe):</w:t>
+      </w:r>
+      <w:r>
+        <w:rPr>
+          <w:rFonts w:ascii="Arial" w:cs="Arial" w:eastAsia="Arial" w:hAnsi="Arial"/>
+          <w:sz w:val="20"/>
+          <w:szCs w:val="20"/>
+        </w:rPr>
+        <w:t xml:space="preserve">0,0142mg/l</w:t>
+      </w:r>
+    </w:p>
+    <w:p>
+      <w:pPr>
+        <w:spacing w:after="60" w:before="60"/>
+      </w:pPr>
+      <w:r>
+        <w:rPr>
+          <w:rFonts w:ascii="Arial" w:cs="Arial" w:eastAsia="Arial" w:hAnsi="Arial"/>
+          <w:b/>
+          <w:bCs/>
+          <w:sz w:val="20"/>
+          <w:szCs w:val="20"/>
+        </w:rPr>
+        <w:t xml:space="preserve">- mikroorganizmy w oczyszczalni ścieków (STP):</w:t>
+      </w:r>
+      <w:r>
+        <w:rPr>
+          <w:rFonts w:ascii="Arial" w:cs="Arial" w:eastAsia="Arial" w:hAnsi="Arial"/>
+          <w:sz w:val="20"/>
+          <w:szCs w:val="20"/>
+        </w:rPr>
+        <w:t xml:space="preserve">6,4mg/l</w:t>
+      </w:r>
+    </w:p>
+    <w:p>
+      <w:pPr>
+        <w:spacing w:after="60" w:before="60"/>
+      </w:pPr>
+      <w:r>
+        <w:rPr>
+          <w:rFonts w:ascii="Arial" w:cs="Arial" w:eastAsia="Arial" w:hAnsi="Arial"/>
+          <w:b/>
+          <w:bCs/>
+          <w:sz w:val="20"/>
+          <w:szCs w:val="20"/>
+        </w:rPr>
+        <w:t xml:space="preserve">- łańcuch pokarmowy (zatrucie wtórne):</w:t>
+      </w:r>
+      <w:r>
+        <w:rPr>
+          <w:rFonts w:ascii="Arial" w:cs="Arial" w:eastAsia="Arial" w:hAnsi="Arial"/>
+          <w:sz w:val="20"/>
+          <w:szCs w:val="20"/>
+        </w:rPr>
+        <w:t xml:space="preserve">30,7mg/kg</w:t>
+      </w:r>
+    </w:p>
+    <w:p>
+      <w:pPr>
+        <w:spacing w:after="60" w:before="60"/>
+      </w:pPr>
+      <w:r>
+        <w:rPr>
+          <w:rFonts w:ascii="Arial" w:cs="Arial" w:eastAsia="Arial" w:hAnsi="Arial"/>
+          <w:b/>
+          <w:bCs/>
+          <w:sz w:val="20"/>
+          <w:szCs w:val="20"/>
+        </w:rPr>
+        <w:t xml:space="preserve">- środowisko glebowe (gleba):</w:t>
+      </w:r>
+      <w:r>
+        <w:rPr>
+          <w:rFonts w:ascii="Arial" w:cs="Arial" w:eastAsia="Arial" w:hAnsi="Arial"/>
+          <w:sz w:val="20"/>
+          <w:szCs w:val="20"/>
+        </w:rPr>
+        <w:t xml:space="preserve">0,018mg/kg</w:t>
       </w:r>
     </w:p>
     <w:p>
@@ -2968,93 +3718,163 @@
     </w:p>
     <w:p>
       <w:pPr>
-        <w:spacing w:after="80"/>
-      </w:pPr>
-      <w:r>
-        <w:rPr>
-          <w:rFonts w:ascii="Arial" w:cs="Arial" w:eastAsia="Arial" w:hAnsi="Arial"/>
-          <w:sz w:val="20"/>
-          <w:szCs w:val="20"/>
-        </w:rPr>
-        <w:t xml:space="preserve">- Droga pokarmowa (doustnie): Konsumenci (skutki przewlekłe układowe): 0,25 mg/kg mc/dzień</w:t>
-      </w:r>
-    </w:p>
-    <w:p>
-      <w:pPr>
-        <w:spacing w:after="80"/>
-      </w:pPr>
-      <w:r>
-        <w:rPr>
-          <w:rFonts w:ascii="Arial" w:cs="Arial" w:eastAsia="Arial" w:hAnsi="Arial"/>
+        <w:spacing w:after="60" w:before="60"/>
+      </w:pPr>
+      <w:r>
+        <w:rPr>
+          <w:rFonts w:ascii="Arial" w:cs="Arial" w:eastAsia="Arial" w:hAnsi="Arial"/>
+          <w:b/>
+          <w:bCs/>
+          <w:sz w:val="20"/>
+          <w:szCs w:val="20"/>
+        </w:rPr>
+        <w:t xml:space="preserve">- Droga pokarmowa (doustnie):</w:t>
+      </w:r>
+      <w:r>
+        <w:rPr>
+          <w:rFonts w:ascii="Arial" w:cs="Arial" w:eastAsia="Arial" w:hAnsi="Arial"/>
+          <w:sz w:val="20"/>
+          <w:szCs w:val="20"/>
+        </w:rPr>
+        <w:t xml:space="preserve"> Konsumenci (skutki przewlekłe układowe): 0,25 mg/kg mc/dzień</w:t>
+      </w:r>
+    </w:p>
+    <w:p>
+      <w:pPr>
+        <w:spacing w:after="60" w:before="60"/>
+      </w:pPr>
+      <w:r>
+        <w:rPr>
+          <w:rFonts w:ascii="Arial" w:cs="Arial" w:eastAsia="Arial" w:hAnsi="Arial"/>
+          <w:b/>
+          <w:bCs/>
           <w:sz w:val="20"/>
           <w:szCs w:val="20"/>
         </w:rPr>
         <w:t xml:space="preserve">- Drogi oddechowe (inhalacyjnie):</w:t>
       </w:r>
-    </w:p>
-    <w:p>
-      <w:pPr>
-        <w:spacing w:after="80"/>
-      </w:pPr>
-      <w:r>
-        <w:rPr>
-          <w:rFonts w:ascii="Arial" w:cs="Arial" w:eastAsia="Arial" w:hAnsi="Arial"/>
-          <w:sz w:val="20"/>
-          <w:szCs w:val="20"/>
-        </w:rPr>
-        <w:t xml:space="preserve">* Konsumenci (skutki przewlekłe układowe): 0,86 mg/m³</w:t>
-      </w:r>
-    </w:p>
-    <w:p>
-      <w:pPr>
-        <w:spacing w:after="80"/>
-      </w:pPr>
-      <w:r>
-        <w:rPr>
-          <w:rFonts w:ascii="Arial" w:cs="Arial" w:eastAsia="Arial" w:hAnsi="Arial"/>
-          <w:sz w:val="20"/>
-          <w:szCs w:val="20"/>
-        </w:rPr>
-        <w:t xml:space="preserve">* Pracownicy (skutki przewlekłe układowe): 3,5 mg/m³</w:t>
-      </w:r>
-    </w:p>
-    <w:p>
-      <w:pPr>
-        <w:spacing w:after="80"/>
-      </w:pPr>
-      <w:r>
-        <w:rPr>
-          <w:rFonts w:ascii="Arial" w:cs="Arial" w:eastAsia="Arial" w:hAnsi="Arial"/>
+      <w:r>
+        <w:rPr>
+          <w:rFonts w:ascii="Arial" w:cs="Arial" w:eastAsia="Arial" w:hAnsi="Arial"/>
+          <w:sz w:val="20"/>
+          <w:szCs w:val="20"/>
+        </w:rPr>
+        <w:t xml:space="preserve"/>
+      </w:r>
+    </w:p>
+    <w:p>
+      <w:pPr>
+        <w:spacing w:after="60" w:before="60"/>
+      </w:pPr>
+      <w:r>
+        <w:rPr>
+          <w:rFonts w:ascii="Arial" w:cs="Arial" w:eastAsia="Arial" w:hAnsi="Arial"/>
+          <w:b/>
+          <w:bCs/>
+          <w:sz w:val="20"/>
+          <w:szCs w:val="20"/>
+        </w:rPr>
+        <w:t xml:space="preserve">* Konsumenci (skutki przewlekłe układowe):</w:t>
+      </w:r>
+      <w:r>
+        <w:rPr>
+          <w:rFonts w:ascii="Arial" w:cs="Arial" w:eastAsia="Arial" w:hAnsi="Arial"/>
+          <w:sz w:val="20"/>
+          <w:szCs w:val="20"/>
+        </w:rPr>
+        <w:t xml:space="preserve"> 0,86 mg/m³</w:t>
+      </w:r>
+    </w:p>
+    <w:p>
+      <w:pPr>
+        <w:spacing w:after="60" w:before="60"/>
+      </w:pPr>
+      <w:r>
+        <w:rPr>
+          <w:rFonts w:ascii="Arial" w:cs="Arial" w:eastAsia="Arial" w:hAnsi="Arial"/>
+          <w:b/>
+          <w:bCs/>
+          <w:sz w:val="20"/>
+          <w:szCs w:val="20"/>
+        </w:rPr>
+        <w:t xml:space="preserve">* Pracownicy (skutki przewlekłe układowe):</w:t>
+      </w:r>
+      <w:r>
+        <w:rPr>
+          <w:rFonts w:ascii="Arial" w:cs="Arial" w:eastAsia="Arial" w:hAnsi="Arial"/>
+          <w:sz w:val="20"/>
+          <w:szCs w:val="20"/>
+        </w:rPr>
+        <w:t xml:space="preserve"> 3,5 mg/m³</w:t>
+      </w:r>
+    </w:p>
+    <w:p>
+      <w:pPr>
+        <w:spacing w:after="60" w:before="60"/>
+      </w:pPr>
+      <w:r>
+        <w:rPr>
+          <w:rFonts w:ascii="Arial" w:cs="Arial" w:eastAsia="Arial" w:hAnsi="Arial"/>
+          <w:b/>
+          <w:bCs/>
           <w:sz w:val="20"/>
           <w:szCs w:val="20"/>
         </w:rPr>
         <w:t xml:space="preserve">- Na skórę:</w:t>
       </w:r>
-    </w:p>
-    <w:p>
-      <w:pPr>
-        <w:spacing w:after="80"/>
-      </w:pPr>
-      <w:r>
-        <w:rPr>
-          <w:rFonts w:ascii="Arial" w:cs="Arial" w:eastAsia="Arial" w:hAnsi="Arial"/>
-          <w:sz w:val="20"/>
-          <w:szCs w:val="20"/>
-        </w:rPr>
-        <w:t xml:space="preserve">* Konsumenci (skutki przewlekłe układowe): 0,25 mg/kg mc/dzień</w:t>
-      </w:r>
-    </w:p>
-    <w:p>
-      <w:pPr>
-        <w:spacing w:after="80"/>
-      </w:pPr>
-      <w:r>
-        <w:rPr>
-          <w:rFonts w:ascii="Arial" w:cs="Arial" w:eastAsia="Arial" w:hAnsi="Arial"/>
-          <w:sz w:val="20"/>
-          <w:szCs w:val="20"/>
-        </w:rPr>
-        <w:t xml:space="preserve">* Pracownicy (skutki przewlekłe układowe): 0,5 mg/kg mc/dzień</w:t>
+      <w:r>
+        <w:rPr>
+          <w:rFonts w:ascii="Arial" w:cs="Arial" w:eastAsia="Arial" w:hAnsi="Arial"/>
+          <w:sz w:val="20"/>
+          <w:szCs w:val="20"/>
+        </w:rPr>
+        <w:t xml:space="preserve"/>
+      </w:r>
+    </w:p>
+    <w:p>
+      <w:pPr>
+        <w:spacing w:after="60" w:before="60"/>
+      </w:pPr>
+      <w:r>
+        <w:rPr>
+          <w:rFonts w:ascii="Arial" w:cs="Arial" w:eastAsia="Arial" w:hAnsi="Arial"/>
+          <w:b/>
+          <w:bCs/>
+          <w:sz w:val="20"/>
+          <w:szCs w:val="20"/>
+        </w:rPr>
+        <w:t xml:space="preserve">* Konsumenci (skutki przewlekłe układowe):</w:t>
+      </w:r>
+      <w:r>
+        <w:rPr>
+          <w:rFonts w:ascii="Arial" w:cs="Arial" w:eastAsia="Arial" w:hAnsi="Arial"/>
+          <w:sz w:val="20"/>
+          <w:szCs w:val="20"/>
+        </w:rPr>
+        <w:t xml:space="preserve"> 0,25 mg/kg mc/dzień</w:t>
+      </w:r>
+    </w:p>
+    <w:p>
+      <w:pPr>
+        <w:spacing w:after="60" w:before="60"/>
+      </w:pPr>
+      <w:r>
+        <w:rPr>
+          <w:rFonts w:ascii="Arial" w:cs="Arial" w:eastAsia="Arial" w:hAnsi="Arial"/>
+          <w:b/>
+          <w:bCs/>
+          <w:sz w:val="20"/>
+          <w:szCs w:val="20"/>
+        </w:rPr>
+        <w:t xml:space="preserve">* Pracownicy (skutki przewlekłe układowe):</w:t>
+      </w:r>
+      <w:r>
+        <w:rPr>
+          <w:rFonts w:ascii="Arial" w:cs="Arial" w:eastAsia="Arial" w:hAnsi="Arial"/>
+          <w:sz w:val="20"/>
+          <w:szCs w:val="20"/>
+        </w:rPr>
+        <w:t xml:space="preserve"> 0,5 mg/kg mc/dzień</w:t>
       </w:r>
     </w:p>
     <w:p>
@@ -3072,106 +3892,186 @@
     </w:p>
     <w:p>
       <w:pPr>
-        <w:spacing w:after="80"/>
-      </w:pPr>
-      <w:r>
-        <w:rPr>
-          <w:rFonts w:ascii="Arial" w:cs="Arial" w:eastAsia="Arial" w:hAnsi="Arial"/>
-          <w:sz w:val="20"/>
-          <w:szCs w:val="20"/>
-        </w:rPr>
-        <w:t xml:space="preserve">- woda słodka:0,000199mg/l</w:t>
-      </w:r>
-    </w:p>
-    <w:p>
-      <w:pPr>
-        <w:spacing w:after="80"/>
-      </w:pPr>
-      <w:r>
-        <w:rPr>
-          <w:rFonts w:ascii="Arial" w:cs="Arial" w:eastAsia="Arial" w:hAnsi="Arial"/>
-          <w:sz w:val="20"/>
-          <w:szCs w:val="20"/>
-        </w:rPr>
-        <w:t xml:space="preserve">- woda morska:0,02 μg/l</w:t>
-      </w:r>
-    </w:p>
-    <w:p>
-      <w:pPr>
-        <w:spacing w:after="80"/>
-      </w:pPr>
-      <w:r>
-        <w:rPr>
-          <w:rFonts w:ascii="Arial" w:cs="Arial" w:eastAsia="Arial" w:hAnsi="Arial"/>
-          <w:sz w:val="20"/>
-          <w:szCs w:val="20"/>
-        </w:rPr>
-        <w:t xml:space="preserve">- osady słodkowodne:0,0996mg/kg</w:t>
-      </w:r>
-    </w:p>
-    <w:p>
-      <w:pPr>
-        <w:spacing w:after="80"/>
-      </w:pPr>
-      <w:r>
-        <w:rPr>
-          <w:rFonts w:ascii="Arial" w:cs="Arial" w:eastAsia="Arial" w:hAnsi="Arial"/>
-          <w:sz w:val="20"/>
-          <w:szCs w:val="20"/>
-        </w:rPr>
-        <w:t xml:space="preserve">- osady morskie:0,00996mg/kg</w:t>
-      </w:r>
-    </w:p>
-    <w:p>
-      <w:pPr>
-        <w:spacing w:after="80"/>
-      </w:pPr>
-      <w:r>
-        <w:rPr>
-          <w:rFonts w:ascii="Arial" w:cs="Arial" w:eastAsia="Arial" w:hAnsi="Arial"/>
-          <w:sz w:val="20"/>
-          <w:szCs w:val="20"/>
-        </w:rPr>
-        <w:t xml:space="preserve">- woda (uwalnianie okresowe):0,00199mg/l</w:t>
-      </w:r>
-    </w:p>
-    <w:p>
-      <w:pPr>
-        <w:spacing w:after="80"/>
-      </w:pPr>
-      <w:r>
-        <w:rPr>
-          <w:rFonts w:ascii="Arial" w:cs="Arial" w:eastAsia="Arial" w:hAnsi="Arial"/>
-          <w:sz w:val="20"/>
-          <w:szCs w:val="20"/>
-        </w:rPr>
-        <w:t xml:space="preserve">- mikroorganizmy w oczyszczalni ścieków (STP):0,17mg/l</w:t>
-      </w:r>
-    </w:p>
-    <w:p>
-      <w:pPr>
-        <w:spacing w:after="80"/>
-      </w:pPr>
-      <w:r>
-        <w:rPr>
-          <w:rFonts w:ascii="Arial" w:cs="Arial" w:eastAsia="Arial" w:hAnsi="Arial"/>
-          <w:sz w:val="20"/>
-          <w:szCs w:val="20"/>
-        </w:rPr>
-        <w:t xml:space="preserve">- łańcuch pokarmowy (zatrucie wtórne):8,33mg/kg</w:t>
-      </w:r>
-    </w:p>
-    <w:p>
-      <w:pPr>
-        <w:spacing w:after="80"/>
-      </w:pPr>
-      <w:r>
-        <w:rPr>
-          <w:rFonts w:ascii="Arial" w:cs="Arial" w:eastAsia="Arial" w:hAnsi="Arial"/>
-          <w:sz w:val="20"/>
-          <w:szCs w:val="20"/>
-        </w:rPr>
-        <w:t xml:space="preserve">- środowisko glebowe (gleba):0,04769mg/kg</w:t>
+        <w:spacing w:after="60" w:before="60"/>
+      </w:pPr>
+      <w:r>
+        <w:rPr>
+          <w:rFonts w:ascii="Arial" w:cs="Arial" w:eastAsia="Arial" w:hAnsi="Arial"/>
+          <w:b/>
+          <w:bCs/>
+          <w:sz w:val="20"/>
+          <w:szCs w:val="20"/>
+        </w:rPr>
+        <w:t xml:space="preserve">- woda słodka:</w:t>
+      </w:r>
+      <w:r>
+        <w:rPr>
+          <w:rFonts w:ascii="Arial" w:cs="Arial" w:eastAsia="Arial" w:hAnsi="Arial"/>
+          <w:sz w:val="20"/>
+          <w:szCs w:val="20"/>
+        </w:rPr>
+        <w:t xml:space="preserve">0,000199mg/l</w:t>
+      </w:r>
+    </w:p>
+    <w:p>
+      <w:pPr>
+        <w:spacing w:after="60" w:before="60"/>
+      </w:pPr>
+      <w:r>
+        <w:rPr>
+          <w:rFonts w:ascii="Arial" w:cs="Arial" w:eastAsia="Arial" w:hAnsi="Arial"/>
+          <w:b/>
+          <w:bCs/>
+          <w:sz w:val="20"/>
+          <w:szCs w:val="20"/>
+        </w:rPr>
+        <w:t xml:space="preserve">- woda morska:</w:t>
+      </w:r>
+      <w:r>
+        <w:rPr>
+          <w:rFonts w:ascii="Arial" w:cs="Arial" w:eastAsia="Arial" w:hAnsi="Arial"/>
+          <w:sz w:val="20"/>
+          <w:szCs w:val="20"/>
+        </w:rPr>
+        <w:t xml:space="preserve">0,02 μg/l</w:t>
+      </w:r>
+    </w:p>
+    <w:p>
+      <w:pPr>
+        <w:spacing w:after="60" w:before="60"/>
+      </w:pPr>
+      <w:r>
+        <w:rPr>
+          <w:rFonts w:ascii="Arial" w:cs="Arial" w:eastAsia="Arial" w:hAnsi="Arial"/>
+          <w:b/>
+          <w:bCs/>
+          <w:sz w:val="20"/>
+          <w:szCs w:val="20"/>
+        </w:rPr>
+        <w:t xml:space="preserve">- osady słodkowodne:</w:t>
+      </w:r>
+      <w:r>
+        <w:rPr>
+          <w:rFonts w:ascii="Arial" w:cs="Arial" w:eastAsia="Arial" w:hAnsi="Arial"/>
+          <w:sz w:val="20"/>
+          <w:szCs w:val="20"/>
+        </w:rPr>
+        <w:t xml:space="preserve">0,0996mg/kg</w:t>
+      </w:r>
+    </w:p>
+    <w:p>
+      <w:pPr>
+        <w:spacing w:after="60" w:before="60"/>
+      </w:pPr>
+      <w:r>
+        <w:rPr>
+          <w:rFonts w:ascii="Arial" w:cs="Arial" w:eastAsia="Arial" w:hAnsi="Arial"/>
+          <w:b/>
+          <w:bCs/>
+          <w:sz w:val="20"/>
+          <w:szCs w:val="20"/>
+        </w:rPr>
+        <w:t xml:space="preserve">- osady morskie:</w:t>
+      </w:r>
+      <w:r>
+        <w:rPr>
+          <w:rFonts w:ascii="Arial" w:cs="Arial" w:eastAsia="Arial" w:hAnsi="Arial"/>
+          <w:sz w:val="20"/>
+          <w:szCs w:val="20"/>
+        </w:rPr>
+        <w:t xml:space="preserve">0,00996mg/kg</w:t>
+      </w:r>
+    </w:p>
+    <w:p>
+      <w:pPr>
+        <w:spacing w:after="60" w:before="60"/>
+      </w:pPr>
+      <w:r>
+        <w:rPr>
+          <w:rFonts w:ascii="Arial" w:cs="Arial" w:eastAsia="Arial" w:hAnsi="Arial"/>
+          <w:b/>
+          <w:bCs/>
+          <w:sz w:val="20"/>
+          <w:szCs w:val="20"/>
+        </w:rPr>
+        <w:t xml:space="preserve">- woda (uwalnianie okresowe):</w:t>
+      </w:r>
+      <w:r>
+        <w:rPr>
+          <w:rFonts w:ascii="Arial" w:cs="Arial" w:eastAsia="Arial" w:hAnsi="Arial"/>
+          <w:sz w:val="20"/>
+          <w:szCs w:val="20"/>
+        </w:rPr>
+        <w:t xml:space="preserve">0,00199mg/l</w:t>
+      </w:r>
+    </w:p>
+    <w:p>
+      <w:pPr>
+        <w:spacing w:after="60" w:before="60"/>
+      </w:pPr>
+      <w:r>
+        <w:rPr>
+          <w:rFonts w:ascii="Arial" w:cs="Arial" w:eastAsia="Arial" w:hAnsi="Arial"/>
+          <w:b/>
+          <w:bCs/>
+          <w:sz w:val="20"/>
+          <w:szCs w:val="20"/>
+        </w:rPr>
+        <w:t xml:space="preserve">- mikroorganizmy w oczyszczalni ścieków (STP):</w:t>
+      </w:r>
+      <w:r>
+        <w:rPr>
+          <w:rFonts w:ascii="Arial" w:cs="Arial" w:eastAsia="Arial" w:hAnsi="Arial"/>
+          <w:sz w:val="20"/>
+          <w:szCs w:val="20"/>
+        </w:rPr>
+        <w:t xml:space="preserve">0,17mg/l</w:t>
+      </w:r>
+    </w:p>
+    <w:p>
+      <w:pPr>
+        <w:spacing w:after="60" w:before="60"/>
+      </w:pPr>
+      <w:r>
+        <w:rPr>
+          <w:rFonts w:ascii="Arial" w:cs="Arial" w:eastAsia="Arial" w:hAnsi="Arial"/>
+          <w:b/>
+          <w:bCs/>
+          <w:sz w:val="20"/>
+          <w:szCs w:val="20"/>
+        </w:rPr>
+        <w:t xml:space="preserve">- łańcuch pokarmowy (zatrucie wtórne):</w:t>
+      </w:r>
+      <w:r>
+        <w:rPr>
+          <w:rFonts w:ascii="Arial" w:cs="Arial" w:eastAsia="Arial" w:hAnsi="Arial"/>
+          <w:sz w:val="20"/>
+          <w:szCs w:val="20"/>
+        </w:rPr>
+        <w:t xml:space="preserve">8,33mg/kg</w:t>
+      </w:r>
+    </w:p>
+    <w:p>
+      <w:pPr>
+        <w:spacing w:after="60" w:before="60"/>
+      </w:pPr>
+      <w:r>
+        <w:rPr>
+          <w:rFonts w:ascii="Arial" w:cs="Arial" w:eastAsia="Arial" w:hAnsi="Arial"/>
+          <w:b/>
+          <w:bCs/>
+          <w:sz w:val="20"/>
+          <w:szCs w:val="20"/>
+        </w:rPr>
+        <w:t xml:space="preserve">- środowisko glebowe (gleba):</w:t>
+      </w:r>
+      <w:r>
+        <w:rPr>
+          <w:rFonts w:ascii="Arial" w:cs="Arial" w:eastAsia="Arial" w:hAnsi="Arial"/>
+          <w:sz w:val="20"/>
+          <w:szCs w:val="20"/>
+        </w:rPr>
+        <w:t xml:space="preserve">0,04769mg/kg</w:t>
       </w:r>
     </w:p>
     <w:p>
@@ -3202,93 +4102,163 @@
     </w:p>
     <w:p>
       <w:pPr>
-        <w:spacing w:after="80"/>
-      </w:pPr>
-      <w:r>
-        <w:rPr>
-          <w:rFonts w:ascii="Arial" w:cs="Arial" w:eastAsia="Arial" w:hAnsi="Arial"/>
-          <w:sz w:val="20"/>
-          <w:szCs w:val="20"/>
-        </w:rPr>
-        <w:t xml:space="preserve">- Droga pokarmowa (doustnie): Konsumenci (skutki przewlekłe układowe): 8,13 mg/kg mc/dzień</w:t>
-      </w:r>
-    </w:p>
-    <w:p>
-      <w:pPr>
-        <w:spacing w:after="80"/>
-      </w:pPr>
-      <w:r>
-        <w:rPr>
-          <w:rFonts w:ascii="Arial" w:cs="Arial" w:eastAsia="Arial" w:hAnsi="Arial"/>
+        <w:spacing w:after="60" w:before="60"/>
+      </w:pPr>
+      <w:r>
+        <w:rPr>
+          <w:rFonts w:ascii="Arial" w:cs="Arial" w:eastAsia="Arial" w:hAnsi="Arial"/>
+          <w:b/>
+          <w:bCs/>
+          <w:sz w:val="20"/>
+          <w:szCs w:val="20"/>
+        </w:rPr>
+        <w:t xml:space="preserve">- Droga pokarmowa (doustnie):</w:t>
+      </w:r>
+      <w:r>
+        <w:rPr>
+          <w:rFonts w:ascii="Arial" w:cs="Arial" w:eastAsia="Arial" w:hAnsi="Arial"/>
+          <w:sz w:val="20"/>
+          <w:szCs w:val="20"/>
+        </w:rPr>
+        <w:t xml:space="preserve"> Konsumenci (skutki przewlekłe układowe): 8,13 mg/kg mc/dzień</w:t>
+      </w:r>
+    </w:p>
+    <w:p>
+      <w:pPr>
+        <w:spacing w:after="60" w:before="60"/>
+      </w:pPr>
+      <w:r>
+        <w:rPr>
+          <w:rFonts w:ascii="Arial" w:cs="Arial" w:eastAsia="Arial" w:hAnsi="Arial"/>
+          <w:b/>
+          <w:bCs/>
           <w:sz w:val="20"/>
           <w:szCs w:val="20"/>
         </w:rPr>
         <w:t xml:space="preserve">- Drogi oddechowe (inhalacyjnie):</w:t>
       </w:r>
-    </w:p>
-    <w:p>
-      <w:pPr>
-        <w:spacing w:after="80"/>
-      </w:pPr>
-      <w:r>
-        <w:rPr>
-          <w:rFonts w:ascii="Arial" w:cs="Arial" w:eastAsia="Arial" w:hAnsi="Arial"/>
-          <w:sz w:val="20"/>
-          <w:szCs w:val="20"/>
-        </w:rPr>
-        <w:t xml:space="preserve">* Konsumenci: ostre miejscowe: 226 mg/m³, ostre układowe: 226 mg/m³, przewlekłe miejscowe: 56,5 mg/m³, przewlekłe układowe: 56,5 mg/m³</w:t>
-      </w:r>
-    </w:p>
-    <w:p>
-      <w:pPr>
-        <w:spacing w:after="80"/>
-      </w:pPr>
-      <w:r>
-        <w:rPr>
-          <w:rFonts w:ascii="Arial" w:cs="Arial" w:eastAsia="Arial" w:hAnsi="Arial"/>
-          <w:sz w:val="20"/>
-          <w:szCs w:val="20"/>
-        </w:rPr>
-        <w:t xml:space="preserve">* Pracownicy: ostre miejscowe: 384 mg/m³, ostre układowe: 384 mg/m³, przewlekłe miejscowe: 192 mg/m³, przewlekłe układowe: 192 mg/m³</w:t>
-      </w:r>
-    </w:p>
-    <w:p>
-      <w:pPr>
-        <w:spacing w:after="80"/>
-      </w:pPr>
-      <w:r>
-        <w:rPr>
-          <w:rFonts w:ascii="Arial" w:cs="Arial" w:eastAsia="Arial" w:hAnsi="Arial"/>
+      <w:r>
+        <w:rPr>
+          <w:rFonts w:ascii="Arial" w:cs="Arial" w:eastAsia="Arial" w:hAnsi="Arial"/>
+          <w:sz w:val="20"/>
+          <w:szCs w:val="20"/>
+        </w:rPr>
+        <w:t xml:space="preserve"/>
+      </w:r>
+    </w:p>
+    <w:p>
+      <w:pPr>
+        <w:spacing w:after="60" w:before="60"/>
+      </w:pPr>
+      <w:r>
+        <w:rPr>
+          <w:rFonts w:ascii="Arial" w:cs="Arial" w:eastAsia="Arial" w:hAnsi="Arial"/>
+          <w:b/>
+          <w:bCs/>
+          <w:sz w:val="20"/>
+          <w:szCs w:val="20"/>
+        </w:rPr>
+        <w:t xml:space="preserve">* Konsumenci:</w:t>
+      </w:r>
+      <w:r>
+        <w:rPr>
+          <w:rFonts w:ascii="Arial" w:cs="Arial" w:eastAsia="Arial" w:hAnsi="Arial"/>
+          <w:sz w:val="20"/>
+          <w:szCs w:val="20"/>
+        </w:rPr>
+        <w:t xml:space="preserve"> ostre miejscowe: 226 mg/m³, ostre układowe: 226 mg/m³, przewlekłe miejscowe: 56,5 mg/m³, przewlekłe układowe: 56,5 mg/m³</w:t>
+      </w:r>
+    </w:p>
+    <w:p>
+      <w:pPr>
+        <w:spacing w:after="60" w:before="60"/>
+      </w:pPr>
+      <w:r>
+        <w:rPr>
+          <w:rFonts w:ascii="Arial" w:cs="Arial" w:eastAsia="Arial" w:hAnsi="Arial"/>
+          <w:b/>
+          <w:bCs/>
+          <w:sz w:val="20"/>
+          <w:szCs w:val="20"/>
+        </w:rPr>
+        <w:t xml:space="preserve">* Pracownicy:</w:t>
+      </w:r>
+      <w:r>
+        <w:rPr>
+          <w:rFonts w:ascii="Arial" w:cs="Arial" w:eastAsia="Arial" w:hAnsi="Arial"/>
+          <w:sz w:val="20"/>
+          <w:szCs w:val="20"/>
+        </w:rPr>
+        <w:t xml:space="preserve"> ostre miejscowe: 384 mg/m³, ostre układowe: 384 mg/m³, przewlekłe miejscowe: 192 mg/m³, przewlekłe układowe: 192 mg/m³</w:t>
+      </w:r>
+    </w:p>
+    <w:p>
+      <w:pPr>
+        <w:spacing w:after="60" w:before="60"/>
+      </w:pPr>
+      <w:r>
+        <w:rPr>
+          <w:rFonts w:ascii="Arial" w:cs="Arial" w:eastAsia="Arial" w:hAnsi="Arial"/>
+          <w:b/>
+          <w:bCs/>
           <w:sz w:val="20"/>
           <w:szCs w:val="20"/>
         </w:rPr>
         <w:t xml:space="preserve">- Na skórę:</w:t>
       </w:r>
-    </w:p>
-    <w:p>
-      <w:pPr>
-        <w:spacing w:after="80"/>
-      </w:pPr>
-      <w:r>
-        <w:rPr>
-          <w:rFonts w:ascii="Arial" w:cs="Arial" w:eastAsia="Arial" w:hAnsi="Arial"/>
-          <w:sz w:val="20"/>
-          <w:szCs w:val="20"/>
-        </w:rPr>
-        <w:t xml:space="preserve">* Konsumenci (skutki przewlekłe układowe): 226 mg/kg mc/dzień</w:t>
-      </w:r>
-    </w:p>
-    <w:p>
-      <w:pPr>
-        <w:spacing w:after="80"/>
-      </w:pPr>
-      <w:r>
-        <w:rPr>
-          <w:rFonts w:ascii="Arial" w:cs="Arial" w:eastAsia="Arial" w:hAnsi="Arial"/>
-          <w:sz w:val="20"/>
-          <w:szCs w:val="20"/>
-        </w:rPr>
-        <w:t xml:space="preserve">* Pracownicy (skutki przewlekłe układowe): 384 mg/kg mc/dzień</w:t>
+      <w:r>
+        <w:rPr>
+          <w:rFonts w:ascii="Arial" w:cs="Arial" w:eastAsia="Arial" w:hAnsi="Arial"/>
+          <w:sz w:val="20"/>
+          <w:szCs w:val="20"/>
+        </w:rPr>
+        <w:t xml:space="preserve"/>
+      </w:r>
+    </w:p>
+    <w:p>
+      <w:pPr>
+        <w:spacing w:after="60" w:before="60"/>
+      </w:pPr>
+      <w:r>
+        <w:rPr>
+          <w:rFonts w:ascii="Arial" w:cs="Arial" w:eastAsia="Arial" w:hAnsi="Arial"/>
+          <w:b/>
+          <w:bCs/>
+          <w:sz w:val="20"/>
+          <w:szCs w:val="20"/>
+        </w:rPr>
+        <w:t xml:space="preserve">* Konsumenci (skutki przewlekłe układowe):</w:t>
+      </w:r>
+      <w:r>
+        <w:rPr>
+          <w:rFonts w:ascii="Arial" w:cs="Arial" w:eastAsia="Arial" w:hAnsi="Arial"/>
+          <w:sz w:val="20"/>
+          <w:szCs w:val="20"/>
+        </w:rPr>
+        <w:t xml:space="preserve"> 226 mg/kg mc/dzień</w:t>
+      </w:r>
+    </w:p>
+    <w:p>
+      <w:pPr>
+        <w:spacing w:after="60" w:before="60"/>
+      </w:pPr>
+      <w:r>
+        <w:rPr>
+          <w:rFonts w:ascii="Arial" w:cs="Arial" w:eastAsia="Arial" w:hAnsi="Arial"/>
+          <w:b/>
+          <w:bCs/>
+          <w:sz w:val="20"/>
+          <w:szCs w:val="20"/>
+        </w:rPr>
+        <w:t xml:space="preserve">* Pracownicy (skutki przewlekłe układowe):</w:t>
+      </w:r>
+      <w:r>
+        <w:rPr>
+          <w:rFonts w:ascii="Arial" w:cs="Arial" w:eastAsia="Arial" w:hAnsi="Arial"/>
+          <w:sz w:val="20"/>
+          <w:szCs w:val="20"/>
+        </w:rPr>
+        <w:t xml:space="preserve"> 384 mg/kg mc/dzień</w:t>
       </w:r>
     </w:p>
     <w:p>
@@ -3306,93 +4276,163 @@
     </w:p>
     <w:p>
       <w:pPr>
-        <w:spacing w:after="80"/>
-      </w:pPr>
-      <w:r>
-        <w:rPr>
-          <w:rFonts w:ascii="Arial" w:cs="Arial" w:eastAsia="Arial" w:hAnsi="Arial"/>
-          <w:sz w:val="20"/>
-          <w:szCs w:val="20"/>
-        </w:rPr>
-        <w:t xml:space="preserve">- woda słodka:0,68mg/l</w:t>
-      </w:r>
-    </w:p>
-    <w:p>
-      <w:pPr>
-        <w:spacing w:after="80"/>
-      </w:pPr>
-      <w:r>
-        <w:rPr>
-          <w:rFonts w:ascii="Arial" w:cs="Arial" w:eastAsia="Arial" w:hAnsi="Arial"/>
-          <w:sz w:val="20"/>
-          <w:szCs w:val="20"/>
-        </w:rPr>
-        <w:t xml:space="preserve">- woda morska:0,68mg/l</w:t>
-      </w:r>
-    </w:p>
-    <w:p>
-      <w:pPr>
-        <w:spacing w:after="80"/>
-      </w:pPr>
-      <w:r>
-        <w:rPr>
-          <w:rFonts w:ascii="Arial" w:cs="Arial" w:eastAsia="Arial" w:hAnsi="Arial"/>
-          <w:sz w:val="20"/>
-          <w:szCs w:val="20"/>
-        </w:rPr>
-        <w:t xml:space="preserve">- osady słodkowodne:16,39mg/kg/d</w:t>
-      </w:r>
-    </w:p>
-    <w:p>
-      <w:pPr>
-        <w:spacing w:after="80"/>
-      </w:pPr>
-      <w:r>
-        <w:rPr>
-          <w:rFonts w:ascii="Arial" w:cs="Arial" w:eastAsia="Arial" w:hAnsi="Arial"/>
-          <w:sz w:val="20"/>
-          <w:szCs w:val="20"/>
-        </w:rPr>
-        <w:t xml:space="preserve">- osady morskie:16,39mg/kg/d</w:t>
-      </w:r>
-    </w:p>
-    <w:p>
-      <w:pPr>
-        <w:spacing w:after="80"/>
-      </w:pPr>
-      <w:r>
-        <w:rPr>
-          <w:rFonts w:ascii="Arial" w:cs="Arial" w:eastAsia="Arial" w:hAnsi="Arial"/>
-          <w:sz w:val="20"/>
-          <w:szCs w:val="20"/>
-        </w:rPr>
-        <w:t xml:space="preserve">- woda (uwalnianie okresowe):0,68mg/l</w:t>
-      </w:r>
-    </w:p>
-    <w:p>
-      <w:pPr>
-        <w:spacing w:after="80"/>
-      </w:pPr>
-      <w:r>
-        <w:rPr>
-          <w:rFonts w:ascii="Arial" w:cs="Arial" w:eastAsia="Arial" w:hAnsi="Arial"/>
-          <w:sz w:val="20"/>
-          <w:szCs w:val="20"/>
-        </w:rPr>
-        <w:t xml:space="preserve">- mikroorganizmy w oczyszczalni ścieków (STP):13,61mg/l</w:t>
-      </w:r>
-    </w:p>
-    <w:p>
-      <w:pPr>
-        <w:spacing w:after="80"/>
-      </w:pPr>
-      <w:r>
-        <w:rPr>
-          <w:rFonts w:ascii="Arial" w:cs="Arial" w:eastAsia="Arial" w:hAnsi="Arial"/>
-          <w:sz w:val="20"/>
-          <w:szCs w:val="20"/>
-        </w:rPr>
-        <w:t xml:space="preserve">- łańcuch pokarmowy (zatrucie wtórne):2,89mg/kg soil dw</w:t>
+        <w:spacing w:after="60" w:before="60"/>
+      </w:pPr>
+      <w:r>
+        <w:rPr>
+          <w:rFonts w:ascii="Arial" w:cs="Arial" w:eastAsia="Arial" w:hAnsi="Arial"/>
+          <w:b/>
+          <w:bCs/>
+          <w:sz w:val="20"/>
+          <w:szCs w:val="20"/>
+        </w:rPr>
+        <w:t xml:space="preserve">- woda słodka:</w:t>
+      </w:r>
+      <w:r>
+        <w:rPr>
+          <w:rFonts w:ascii="Arial" w:cs="Arial" w:eastAsia="Arial" w:hAnsi="Arial"/>
+          <w:sz w:val="20"/>
+          <w:szCs w:val="20"/>
+        </w:rPr>
+        <w:t xml:space="preserve">0,68mg/l</w:t>
+      </w:r>
+    </w:p>
+    <w:p>
+      <w:pPr>
+        <w:spacing w:after="60" w:before="60"/>
+      </w:pPr>
+      <w:r>
+        <w:rPr>
+          <w:rFonts w:ascii="Arial" w:cs="Arial" w:eastAsia="Arial" w:hAnsi="Arial"/>
+          <w:b/>
+          <w:bCs/>
+          <w:sz w:val="20"/>
+          <w:szCs w:val="20"/>
+        </w:rPr>
+        <w:t xml:space="preserve">- woda morska:</w:t>
+      </w:r>
+      <w:r>
+        <w:rPr>
+          <w:rFonts w:ascii="Arial" w:cs="Arial" w:eastAsia="Arial" w:hAnsi="Arial"/>
+          <w:sz w:val="20"/>
+          <w:szCs w:val="20"/>
+        </w:rPr>
+        <w:t xml:space="preserve">0,68mg/l</w:t>
+      </w:r>
+    </w:p>
+    <w:p>
+      <w:pPr>
+        <w:spacing w:after="60" w:before="60"/>
+      </w:pPr>
+      <w:r>
+        <w:rPr>
+          <w:rFonts w:ascii="Arial" w:cs="Arial" w:eastAsia="Arial" w:hAnsi="Arial"/>
+          <w:b/>
+          <w:bCs/>
+          <w:sz w:val="20"/>
+          <w:szCs w:val="20"/>
+        </w:rPr>
+        <w:t xml:space="preserve">- osady słodkowodne:</w:t>
+      </w:r>
+      <w:r>
+        <w:rPr>
+          <w:rFonts w:ascii="Arial" w:cs="Arial" w:eastAsia="Arial" w:hAnsi="Arial"/>
+          <w:sz w:val="20"/>
+          <w:szCs w:val="20"/>
+        </w:rPr>
+        <w:t xml:space="preserve">16,39mg/kg/d</w:t>
+      </w:r>
+    </w:p>
+    <w:p>
+      <w:pPr>
+        <w:spacing w:after="60" w:before="60"/>
+      </w:pPr>
+      <w:r>
+        <w:rPr>
+          <w:rFonts w:ascii="Arial" w:cs="Arial" w:eastAsia="Arial" w:hAnsi="Arial"/>
+          <w:b/>
+          <w:bCs/>
+          <w:sz w:val="20"/>
+          <w:szCs w:val="20"/>
+        </w:rPr>
+        <w:t xml:space="preserve">- osady morskie:</w:t>
+      </w:r>
+      <w:r>
+        <w:rPr>
+          <w:rFonts w:ascii="Arial" w:cs="Arial" w:eastAsia="Arial" w:hAnsi="Arial"/>
+          <w:sz w:val="20"/>
+          <w:szCs w:val="20"/>
+        </w:rPr>
+        <w:t xml:space="preserve">16,39mg/kg/d</w:t>
+      </w:r>
+    </w:p>
+    <w:p>
+      <w:pPr>
+        <w:spacing w:after="60" w:before="60"/>
+      </w:pPr>
+      <w:r>
+        <w:rPr>
+          <w:rFonts w:ascii="Arial" w:cs="Arial" w:eastAsia="Arial" w:hAnsi="Arial"/>
+          <w:b/>
+          <w:bCs/>
+          <w:sz w:val="20"/>
+          <w:szCs w:val="20"/>
+        </w:rPr>
+        <w:t xml:space="preserve">- woda (uwalnianie okresowe):</w:t>
+      </w:r>
+      <w:r>
+        <w:rPr>
+          <w:rFonts w:ascii="Arial" w:cs="Arial" w:eastAsia="Arial" w:hAnsi="Arial"/>
+          <w:sz w:val="20"/>
+          <w:szCs w:val="20"/>
+        </w:rPr>
+        <w:t xml:space="preserve">0,68mg/l</w:t>
+      </w:r>
+    </w:p>
+    <w:p>
+      <w:pPr>
+        <w:spacing w:after="60" w:before="60"/>
+      </w:pPr>
+      <w:r>
+        <w:rPr>
+          <w:rFonts w:ascii="Arial" w:cs="Arial" w:eastAsia="Arial" w:hAnsi="Arial"/>
+          <w:b/>
+          <w:bCs/>
+          <w:sz w:val="20"/>
+          <w:szCs w:val="20"/>
+        </w:rPr>
+        <w:t xml:space="preserve">- mikroorganizmy w oczyszczalni ścieków (STP):</w:t>
+      </w:r>
+      <w:r>
+        <w:rPr>
+          <w:rFonts w:ascii="Arial" w:cs="Arial" w:eastAsia="Arial" w:hAnsi="Arial"/>
+          <w:sz w:val="20"/>
+          <w:szCs w:val="20"/>
+        </w:rPr>
+        <w:t xml:space="preserve">13,61mg/l</w:t>
+      </w:r>
+    </w:p>
+    <w:p>
+      <w:pPr>
+        <w:spacing w:after="60" w:before="60"/>
+      </w:pPr>
+      <w:r>
+        <w:rPr>
+          <w:rFonts w:ascii="Arial" w:cs="Arial" w:eastAsia="Arial" w:hAnsi="Arial"/>
+          <w:b/>
+          <w:bCs/>
+          <w:sz w:val="20"/>
+          <w:szCs w:val="20"/>
+        </w:rPr>
+        <w:t xml:space="preserve">- łańcuch pokarmowy (zatrucie wtórne):</w:t>
+      </w:r>
+      <w:r>
+        <w:rPr>
+          <w:rFonts w:ascii="Arial" w:cs="Arial" w:eastAsia="Arial" w:hAnsi="Arial"/>
+          <w:sz w:val="20"/>
+          <w:szCs w:val="20"/>
+        </w:rPr>
+        <w:t xml:space="preserve">2,89mg/kg soil dw</w:t>
       </w:r>
     </w:p>
     <w:p>
@@ -4190,20 +5230,20 @@
           <w:sz w:val="20"/>
           <w:szCs w:val="20"/>
         </w:rPr>
-        <w:t xml:space="preserve">Wobec braku danych doświadczalnych dla samego produktu, zagrożenia dla zdrowia oceniono na podstawie właściwości zawartych w nim substancji, zgodnie z kryteriami określonymi w odpowiednich przepisach dotyczących klasyfikacji.</w:t>
-      </w:r>
-    </w:p>
-    <w:p>
-      <w:pPr>
-        <w:spacing w:after="80"/>
-      </w:pPr>
-      <w:r>
-        <w:rPr>
-          <w:rFonts w:ascii="Arial" w:cs="Arial" w:eastAsia="Arial" w:hAnsi="Arial"/>
-          <w:sz w:val="20"/>
-          <w:szCs w:val="20"/>
-        </w:rPr>
-        <w:t xml:space="preserve">W związku z tym w celu oceny skutków toksykologicznych narażenia na produkt należy uwzględnić stężenia poszczególnych substancji niebezpiecznych wymienionych w sekcji 3.</w:t>
+        <w:t xml:space="preserve">W przypadku braku danych doświadczalnych dla samego produktu, zagrożenia dla zdrowia ocenia się zgodnie z właściwościami zawartych w nim substancji, stosując kryteria określone w odpowiednich przepisach dotyczących klasyfikacji.</w:t>
+      </w:r>
+    </w:p>
+    <w:p>
+      <w:pPr>
+        <w:spacing w:after="80"/>
+      </w:pPr>
+      <w:r>
+        <w:rPr>
+          <w:rFonts w:ascii="Arial" w:cs="Arial" w:eastAsia="Arial" w:hAnsi="Arial"/>
+          <w:sz w:val="20"/>
+          <w:szCs w:val="20"/>
+        </w:rPr>
+        <w:t xml:space="preserve">W związku z tym w celu oceny skutków toksykologicznych narażenia na produkt należy wziąć pod uwagę stężenia poszczególnych substancji niebezpiecznych wskazanych w sekcji 3.</w:t>
       </w:r>
     </w:p>
     <w:p>
@@ -4244,7 +5284,7 @@
           <w:sz w:val="20"/>
           <w:szCs w:val="20"/>
         </w:rPr>
-        <w:t xml:space="preserve">Brak dostępnych informacji.</w:t>
+        <w:t xml:space="preserve">Brak dostępnych danych.</w:t>
       </w:r>
     </w:p>
     <w:p>
@@ -4335,7 +5375,7 @@
           <w:sz w:val="20"/>
           <w:szCs w:val="20"/>
         </w:rPr>
-        <w:t xml:space="preserve">Działanie toksyczne na ośrodkowy i obwodowy układ nerwowy z encefalopatią i zapaleniem wielonerwowym; działanie drażniące na skórę, spojówki, rogówkę i układ oddechowy.</w:t>
+        <w:t xml:space="preserve">Działanie toksyczne na ośrodkowy i obwodowy układ nerwowy z encefalopatią i polineuropatią; działa drażniąco na skórę, spojówki, rogówkę i układ oddechowy.</w:t>
       </w:r>
     </w:p>
     <w:p>
@@ -4374,7 +5414,7 @@
           <w:sz w:val="20"/>
           <w:szCs w:val="20"/>
         </w:rPr>
-        <w:t xml:space="preserve">Niektóre leki i inne substancje chemiczne mogą wpływać na metabolizm toluenu.</w:t>
+        <w:t xml:space="preserve">Niektóre leki i inne produkty przemysłowe mogą zakłócać metabolizm toluenu.</w:t>
       </w:r>
     </w:p>
     <w:p>
@@ -4400,46 +5440,48 @@
           <w:sz w:val="20"/>
           <w:szCs w:val="20"/>
         </w:rPr>
-        <w:t xml:space="preserve">ATE (przez drogi oddechowe) mieszaniny: Nie sklasyfikowano (brak istotnych składników)</w:t>
-      </w:r>
-    </w:p>
-    <w:p>
-      <w:pPr>
-        <w:spacing w:after="80"/>
-      </w:pPr>
-      <w:r>
-        <w:rPr>
-          <w:rFonts w:ascii="Arial" w:cs="Arial" w:eastAsia="Arial" w:hAnsi="Arial"/>
-          <w:sz w:val="20"/>
-          <w:szCs w:val="20"/>
-        </w:rPr>
-        <w:t xml:space="preserve">ATE (droga pokarmowa) mieszaniny: Nie sklasyfikowano (brak istotnych składników)</w:t>
-      </w:r>
-    </w:p>
-    <w:p>
-      <w:pPr>
-        <w:spacing w:after="80"/>
-      </w:pPr>
-      <w:r>
-        <w:rPr>
-          <w:rFonts w:ascii="Arial" w:cs="Arial" w:eastAsia="Arial" w:hAnsi="Arial"/>
-          <w:sz w:val="20"/>
-          <w:szCs w:val="20"/>
-        </w:rPr>
-        <w:t xml:space="preserve">ATE (na skórę) mieszaniny: Nie sklasyfikowano (brak istotnych składników)</w:t>
-      </w:r>
-    </w:p>
-    <w:p>
-      <w:pPr>
-        <w:spacing w:after="80"/>
-      </w:pPr>
-      <w:r>
-        <w:rPr>
-          <w:rFonts w:ascii="Arial" w:cs="Arial" w:eastAsia="Arial" w:hAnsi="Arial"/>
-          <w:sz w:val="20"/>
-          <w:szCs w:val="20"/>
-        </w:rPr>
-        <w:t xml:space="preserve">etanol:</w:t>
+        <w:t xml:space="preserve">ATE (inhalacja) mieszaniny: Nie sklasyfikowano (brak istotnego składnika)</w:t>
+      </w:r>
+    </w:p>
+    <w:p>
+      <w:pPr>
+        <w:spacing w:after="80"/>
+      </w:pPr>
+      <w:r>
+        <w:rPr>
+          <w:rFonts w:ascii="Arial" w:cs="Arial" w:eastAsia="Arial" w:hAnsi="Arial"/>
+          <w:sz w:val="20"/>
+          <w:szCs w:val="20"/>
+        </w:rPr>
+        <w:t xml:space="preserve">ATE (droga pokarmowa) mieszaniny: Nie sklasyfikowano (brak istotnego składnika)</w:t>
+      </w:r>
+    </w:p>
+    <w:p>
+      <w:pPr>
+        <w:spacing w:after="80"/>
+      </w:pPr>
+      <w:r>
+        <w:rPr>
+          <w:rFonts w:ascii="Arial" w:cs="Arial" w:eastAsia="Arial" w:hAnsi="Arial"/>
+          <w:sz w:val="20"/>
+          <w:szCs w:val="20"/>
+        </w:rPr>
+        <w:t xml:space="preserve">ATE (na skórę) mieszaniny: Nie sklasyfikowano (brak istotnego składnika)</w:t>
+      </w:r>
+    </w:p>
+    <w:p>
+      <w:pPr>
+        <w:spacing w:after="80" w:before="150"/>
+      </w:pPr>
+      <w:r>
+        <w:rPr>
+          <w:rFonts w:ascii="Arial" w:cs="Arial" w:eastAsia="Arial" w:hAnsi="Arial"/>
+          <w:b/>
+          <w:bCs/>
+          <w:sz w:val="20"/>
+          <w:szCs w:val="20"/>
+        </w:rPr>
+        <w:t xml:space="preserve">etanol (CAS: 64-17-5):</w:t>
       </w:r>
     </w:p>
     <w:p>
@@ -4465,20 +5507,22 @@
           <w:sz w:val="20"/>
           <w:szCs w:val="20"/>
         </w:rPr>
-        <w:t xml:space="preserve">LC50 (drogi oddechowe – pary, szczur): &gt; 50 mg/l/4h</w:t>
-      </w:r>
-    </w:p>
-    <w:p>
-      <w:pPr>
-        <w:spacing w:after="80"/>
-      </w:pPr>
-      <w:r>
-        <w:rPr>
-          <w:rFonts w:ascii="Arial" w:cs="Arial" w:eastAsia="Arial" w:hAnsi="Arial"/>
-          <w:sz w:val="20"/>
-          <w:szCs w:val="20"/>
-        </w:rPr>
-        <w:t xml:space="preserve">aldehyd anyżowy:</w:t>
+        <w:t xml:space="preserve">LC50 (inhalacja, pary, szczur): &gt; 50 mg/l/4h</w:t>
+      </w:r>
+    </w:p>
+    <w:p>
+      <w:pPr>
+        <w:spacing w:after="80" w:before="150"/>
+      </w:pPr>
+      <w:r>
+        <w:rPr>
+          <w:rFonts w:ascii="Arial" w:cs="Arial" w:eastAsia="Arial" w:hAnsi="Arial"/>
+          <w:b/>
+          <w:bCs/>
+          <w:sz w:val="20"/>
+          <w:szCs w:val="20"/>
+        </w:rPr>
+        <w:t xml:space="preserve">aldehyd anyżowy (CAS: 123-11-5):</w:t>
       </w:r>
     </w:p>
     <w:p>
@@ -4517,72 +5561,76 @@
           <w:sz w:val="20"/>
           <w:szCs w:val="20"/>
         </w:rPr>
-        <w:t xml:space="preserve">LC50 (drogi oddechowe – pary, szczur): 0,32 mg/l/7h</w:t>
-      </w:r>
-    </w:p>
-    <w:p>
-      <w:pPr>
-        <w:spacing w:after="80"/>
-      </w:pPr>
-      <w:r>
-        <w:rPr>
-          <w:rFonts w:ascii="Arial" w:cs="Arial" w:eastAsia="Arial" w:hAnsi="Arial"/>
-          <w:sz w:val="20"/>
-          <w:szCs w:val="20"/>
-        </w:rPr>
-        <w:t xml:space="preserve">kumaryna:</w:t>
-      </w:r>
-    </w:p>
-    <w:p>
-      <w:pPr>
-        <w:spacing w:after="80"/>
-      </w:pPr>
-      <w:r>
-        <w:rPr>
-          <w:rFonts w:ascii="Arial" w:cs="Arial" w:eastAsia="Arial" w:hAnsi="Arial"/>
-          <w:sz w:val="20"/>
-          <w:szCs w:val="20"/>
-        </w:rPr>
-        <w:t xml:space="preserve">LD50 (na skórę, szczur): 293 mg/kg m.c.</w:t>
-      </w:r>
-    </w:p>
-    <w:p>
-      <w:pPr>
-        <w:spacing w:after="80"/>
-      </w:pPr>
-      <w:r>
-        <w:rPr>
-          <w:rFonts w:ascii="Arial" w:cs="Arial" w:eastAsia="Arial" w:hAnsi="Arial"/>
-          <w:sz w:val="20"/>
-          <w:szCs w:val="20"/>
-        </w:rPr>
-        <w:t xml:space="preserve">LD50 (droga pokarmowa, szczur): 290 mg/kg m.c. (ATE = 500 mg/kg)</w:t>
-      </w:r>
-    </w:p>
-    <w:p>
-      <w:pPr>
-        <w:spacing w:after="80"/>
-      </w:pPr>
-      <w:r>
-        <w:rPr>
-          <w:rFonts w:ascii="Arial" w:cs="Arial" w:eastAsia="Arial" w:hAnsi="Arial"/>
-          <w:sz w:val="20"/>
-          <w:szCs w:val="20"/>
-        </w:rPr>
-        <w:t xml:space="preserve">LC50 (drogi oddechowe – pyły/mgły, szczur): 293 mg/kg</w:t>
-      </w:r>
-    </w:p>
-    <w:p>
-      <w:pPr>
-        <w:spacing w:after="80"/>
-      </w:pPr>
-      <w:r>
-        <w:rPr>
-          <w:rFonts w:ascii="Arial" w:cs="Arial" w:eastAsia="Arial" w:hAnsi="Arial"/>
-          <w:sz w:val="20"/>
-          <w:szCs w:val="20"/>
-        </w:rPr>
-        <w:t xml:space="preserve">2,6-di-tert-butylo-4-metylofenol (BHT):</w:t>
+        <w:t xml:space="preserve">LC50 (inhalacja, pary, szczur): 0,32 mg/l/7h</w:t>
+      </w:r>
+    </w:p>
+    <w:p>
+      <w:pPr>
+        <w:spacing w:after="80" w:before="150"/>
+      </w:pPr>
+      <w:r>
+        <w:rPr>
+          <w:rFonts w:ascii="Arial" w:cs="Arial" w:eastAsia="Arial" w:hAnsi="Arial"/>
+          <w:b/>
+          <w:bCs/>
+          <w:sz w:val="20"/>
+          <w:szCs w:val="20"/>
+        </w:rPr>
+        <w:t xml:space="preserve">kumaryna (CAS: 91-64-5):</w:t>
+      </w:r>
+    </w:p>
+    <w:p>
+      <w:pPr>
+        <w:spacing w:after="80"/>
+      </w:pPr>
+      <w:r>
+        <w:rPr>
+          <w:rFonts w:ascii="Arial" w:cs="Arial" w:eastAsia="Arial" w:hAnsi="Arial"/>
+          <w:sz w:val="20"/>
+          <w:szCs w:val="20"/>
+        </w:rPr>
+        <w:t xml:space="preserve">LD50 (na skórę, szczur): 293 mg/kg mc.</w:t>
+      </w:r>
+    </w:p>
+    <w:p>
+      <w:pPr>
+        <w:spacing w:after="80"/>
+      </w:pPr>
+      <w:r>
+        <w:rPr>
+          <w:rFonts w:ascii="Arial" w:cs="Arial" w:eastAsia="Arial" w:hAnsi="Arial"/>
+          <w:sz w:val="20"/>
+          <w:szCs w:val="20"/>
+        </w:rPr>
+        <w:t xml:space="preserve">LD50 (droga pokarmowa, szczur): 290 mg/kg mc.</w:t>
+      </w:r>
+    </w:p>
+    <w:p>
+      <w:pPr>
+        <w:spacing w:after="80"/>
+      </w:pPr>
+      <w:r>
+        <w:rPr>
+          <w:rFonts w:ascii="Arial" w:cs="Arial" w:eastAsia="Arial" w:hAnsi="Arial"/>
+          <w:sz w:val="20"/>
+          <w:szCs w:val="20"/>
+        </w:rPr>
+        <w:t xml:space="preserve">LC50 (inhalacja, pyły/mgły, szczur): 293 mg/kg</w:t>
+      </w:r>
+    </w:p>
+    <w:p>
+      <w:pPr>
+        <w:spacing w:after="80" w:before="150"/>
+      </w:pPr>
+      <w:r>
+        <w:rPr>
+          <w:rFonts w:ascii="Arial" w:cs="Arial" w:eastAsia="Arial" w:hAnsi="Arial"/>
+          <w:b/>
+          <w:bCs/>
+          <w:sz w:val="20"/>
+          <w:szCs w:val="20"/>
+        </w:rPr>
+        <w:t xml:space="preserve">2,6-di-tert-butylo-4-metylofenol (BHT) (CAS: 128-37-0):</w:t>
       </w:r>
     </w:p>
     <w:p>
@@ -4613,54 +5661,56 @@
     </w:p>
     <w:p>
       <w:pPr>
-        <w:spacing w:after="80"/>
-      </w:pPr>
-      <w:r>
-        <w:rPr>
-          <w:rFonts w:ascii="Arial" w:cs="Arial" w:eastAsia="Arial" w:hAnsi="Arial"/>
-          <w:sz w:val="20"/>
-          <w:szCs w:val="20"/>
-        </w:rPr>
-        <w:t xml:space="preserve">toluen:</w:t>
-      </w:r>
-    </w:p>
-    <w:p>
-      <w:pPr>
-        <w:spacing w:after="80"/>
-      </w:pPr>
-      <w:r>
-        <w:rPr>
-          <w:rFonts w:ascii="Arial" w:cs="Arial" w:eastAsia="Arial" w:hAnsi="Arial"/>
-          <w:sz w:val="20"/>
-          <w:szCs w:val="20"/>
-        </w:rPr>
-        <w:t xml:space="preserve">LD50 (na skórę, królik): &gt; 5000 mg/kg m.c.</w:t>
-      </w:r>
-    </w:p>
-    <w:p>
-      <w:pPr>
-        <w:spacing w:after="80"/>
-      </w:pPr>
-      <w:r>
-        <w:rPr>
-          <w:rFonts w:ascii="Arial" w:cs="Arial" w:eastAsia="Arial" w:hAnsi="Arial"/>
-          <w:sz w:val="20"/>
-          <w:szCs w:val="20"/>
-        </w:rPr>
-        <w:t xml:space="preserve">LD50 (droga pokarmowa, szczur): &gt; 5000 mg/kg m.c.</w:t>
-      </w:r>
-    </w:p>
-    <w:p>
-      <w:pPr>
-        <w:spacing w:after="80"/>
-      </w:pPr>
-      <w:r>
-        <w:rPr>
-          <w:rFonts w:ascii="Arial" w:cs="Arial" w:eastAsia="Arial" w:hAnsi="Arial"/>
-          <w:sz w:val="20"/>
-          <w:szCs w:val="20"/>
-        </w:rPr>
-        <w:t xml:space="preserve">LC50 (drogi oddechowe – pary, człowiek): 100 ppm</w:t>
+        <w:spacing w:after="80" w:before="150"/>
+      </w:pPr>
+      <w:r>
+        <w:rPr>
+          <w:rFonts w:ascii="Arial" w:cs="Arial" w:eastAsia="Arial" w:hAnsi="Arial"/>
+          <w:b/>
+          <w:bCs/>
+          <w:sz w:val="20"/>
+          <w:szCs w:val="20"/>
+        </w:rPr>
+        <w:t xml:space="preserve">toluen (CAS: 108-88-3):</w:t>
+      </w:r>
+    </w:p>
+    <w:p>
+      <w:pPr>
+        <w:spacing w:after="80"/>
+      </w:pPr>
+      <w:r>
+        <w:rPr>
+          <w:rFonts w:ascii="Arial" w:cs="Arial" w:eastAsia="Arial" w:hAnsi="Arial"/>
+          <w:sz w:val="20"/>
+          <w:szCs w:val="20"/>
+        </w:rPr>
+        <w:t xml:space="preserve">LD50 (na skórę, królik): &gt; 5000 mg/kg mc.</w:t>
+      </w:r>
+    </w:p>
+    <w:p>
+      <w:pPr>
+        <w:spacing w:after="80"/>
+      </w:pPr>
+      <w:r>
+        <w:rPr>
+          <w:rFonts w:ascii="Arial" w:cs="Arial" w:eastAsia="Arial" w:hAnsi="Arial"/>
+          <w:sz w:val="20"/>
+          <w:szCs w:val="20"/>
+        </w:rPr>
+        <w:t xml:space="preserve">LD50 (droga pokarmowa, szczur): &gt; 5000 mg/kg mc.</w:t>
+      </w:r>
+    </w:p>
+    <w:p>
+      <w:pPr>
+        <w:spacing w:after="80"/>
+      </w:pPr>
+      <w:r>
+        <w:rPr>
+          <w:rFonts w:ascii="Arial" w:cs="Arial" w:eastAsia="Arial" w:hAnsi="Arial"/>
+          <w:sz w:val="20"/>
+          <w:szCs w:val="20"/>
+        </w:rPr>
+        <w:t xml:space="preserve">LC50 (inhalacja, pary, człowiek): 100 ppm</w:t>
       </w:r>
     </w:p>
     <w:p>
@@ -4686,7 +5736,7 @@
           <w:sz w:val="20"/>
           <w:szCs w:val="20"/>
         </w:rPr>
-        <w:t xml:space="preserve">Nie spełnia kryteriów klasyfikacji dla tej klasy zagrożenia.</w:t>
+        <w:t xml:space="preserve">W oparciu o dostępne dane, kryteria klasyfikacji nie są spełnione.</w:t>
       </w:r>
     </w:p>
     <w:p>
@@ -4738,7 +5788,7 @@
           <w:sz w:val="20"/>
           <w:szCs w:val="20"/>
         </w:rPr>
-        <w:t xml:space="preserve">Może wywołać reakcję alergiczną (zawiera: kumarynę).</w:t>
+        <w:t xml:space="preserve">Może wywoływać reakcję alergiczną skóry (EUH208). Zawiera: kumarynę (2H-chromen-2-on).</w:t>
       </w:r>
     </w:p>
     <w:p>
@@ -4764,7 +5814,7 @@
           <w:sz w:val="20"/>
           <w:szCs w:val="20"/>
         </w:rPr>
-        <w:t xml:space="preserve">Nie spełnia kryteriów klasyfikacji dla tej klasy zagrożenia.</w:t>
+        <w:t xml:space="preserve">W oparciu o dostępne dane, kryteria klasyfikacji nie są spełnione.</w:t>
       </w:r>
     </w:p>
     <w:p>
@@ -4790,33 +5840,20 @@
           <w:sz w:val="20"/>
           <w:szCs w:val="20"/>
         </w:rPr>
-        <w:t xml:space="preserve">Nie spełnia kryteriów klasyfikacji dla tej klasy zagrożenia.</w:t>
-      </w:r>
-    </w:p>
-    <w:p>
-      <w:pPr>
-        <w:spacing w:after="80"/>
-      </w:pPr>
-      <w:r>
-        <w:rPr>
-          <w:rFonts w:ascii="Arial" w:cs="Arial" w:eastAsia="Arial" w:hAnsi="Arial"/>
-          <w:sz w:val="20"/>
-          <w:szCs w:val="20"/>
-        </w:rPr>
-        <w:t xml:space="preserve">Toluen został sklasyfikowany w grupie 3 (nie można zaklasyfikować jako rakotwórczy dla ludzi) przez Międzynarodową Agencję Badań nad Rakiem (IARC) – (IARC, 1999).</w:t>
-      </w:r>
-    </w:p>
-    <w:p>
-      <w:pPr>
-        <w:spacing w:after="80"/>
-      </w:pPr>
-      <w:r>
-        <w:rPr>
-          <w:rFonts w:ascii="Arial" w:cs="Arial" w:eastAsia="Arial" w:hAnsi="Arial"/>
-          <w:sz w:val="20"/>
-          <w:szCs w:val="20"/>
-        </w:rPr>
-        <w:t xml:space="preserve">Agencja Ochrony Środowiska USA (EPA) wskazuje, że dane są niewystarczające do oceny potencjału rakotwórczego.</w:t>
+        <w:t xml:space="preserve">W oparciu o dostępne dane, kryteria klasyfikacji nie są spełnione.</w:t>
+      </w:r>
+    </w:p>
+    <w:p>
+      <w:pPr>
+        <w:spacing w:after="80"/>
+      </w:pPr>
+      <w:r>
+        <w:rPr>
+          <w:rFonts w:ascii="Arial" w:cs="Arial" w:eastAsia="Arial" w:hAnsi="Arial"/>
+          <w:sz w:val="20"/>
+          <w:szCs w:val="20"/>
+        </w:rPr>
+        <w:t xml:space="preserve">Toluen: Zaklasyfikowany do Grupy 3 (nie może być sklasyfikowany jako rakotwórczy dla ludzi) przez Międzynarodową Agencję Badań nad Rakiem (IARC, 1999). Agencja Ochrony Środowiska USA (EPA) wskazuje, że dane są niewystarczające do oceny potencjału rakotwórczego.</w:t>
       </w:r>
     </w:p>
     <w:p>
@@ -4842,7 +5879,7 @@
           <w:sz w:val="20"/>
           <w:szCs w:val="20"/>
         </w:rPr>
-        <w:t xml:space="preserve">Nie spełnia kryteriów klasyfikacji dla tej klasy zagrożenia.</w:t>
+        <w:t xml:space="preserve">W oparciu o dostępne dane, kryteria klasyfikacji nie są spełnione.</w:t>
       </w:r>
     </w:p>
     <w:p>
@@ -4868,7 +5905,7 @@
           <w:sz w:val="20"/>
           <w:szCs w:val="20"/>
         </w:rPr>
-        <w:t xml:space="preserve">Nie spełnia kryteriów klasyfikacji dla tej klasy zagrożenia.</w:t>
+        <w:t xml:space="preserve">W oparciu o dostępne dane, kryteria klasyfikacji nie są spełnione.</w:t>
       </w:r>
     </w:p>
     <w:p>
@@ -4894,7 +5931,7 @@
           <w:sz w:val="20"/>
           <w:szCs w:val="20"/>
         </w:rPr>
-        <w:t xml:space="preserve">Nie spełnia kryteriów klasyfikacji dla tej klasy zagrożenia.</w:t>
+        <w:t xml:space="preserve">W oparciu o dostępne dane, kryteria klasyfikacji nie są spełnione.</w:t>
       </w:r>
     </w:p>
     <w:p>
@@ -4920,7 +5957,7 @@
           <w:sz w:val="20"/>
           <w:szCs w:val="20"/>
         </w:rPr>
-        <w:t xml:space="preserve">Nie spełnia kryteriów klasyfikacji dla tej klasy zagrożenia.</w:t>
+        <w:t xml:space="preserve">W oparciu o dostępne dane, kryteria klasyfikacji nie są spełnione.</w:t>
       </w:r>
     </w:p>
     <w:p>
@@ -4948,7 +5985,7 @@
           <w:sz w:val="20"/>
           <w:szCs w:val="20"/>
         </w:rPr>
-        <w:t xml:space="preserve">Na podstawie dostępnych danych produkt nie zawiera substancji wymienionych w głównych europejskich wykazach potencjalnych lub podejrzewanych substancji zaburzających funkcjonowanie układu hormonalnego pod kątem wpływu na zdrowie człowieka w stężeniu ≥ 0,1%.</w:t>
+        <w:t xml:space="preserve">Na podstawie dostępnych danych produkt nie zawiera substancji wymienionych w głównych europejskich wykazach potencjalnych lub podejrzewanych substancji zaburzających funkcjonowanie układu hormonalnego w odniesieniu do zdrowia ludzkiego w stężeniu ≥ 0,1 %.</w:t>
       </w:r>
     </w:p>
     <w:p>
@@ -5069,80 +6106,140 @@
     </w:p>
     <w:p>
       <w:pPr>
-        <w:spacing w:after="80"/>
-      </w:pPr>
-      <w:r>
-        <w:rPr>
-          <w:rFonts w:ascii="Arial" w:cs="Arial" w:eastAsia="Arial" w:hAnsi="Arial"/>
-          <w:sz w:val="20"/>
-          <w:szCs w:val="20"/>
-        </w:rPr>
-        <w:t xml:space="preserve">- LC50 (ryby):14200 mg/l/(96 h)</w:t>
-      </w:r>
-    </w:p>
-    <w:p>
-      <w:pPr>
-        <w:spacing w:after="80"/>
-      </w:pPr>
-      <w:r>
-        <w:rPr>
-          <w:rFonts w:ascii="Arial" w:cs="Arial" w:eastAsia="Arial" w:hAnsi="Arial"/>
-          <w:sz w:val="20"/>
-          <w:szCs w:val="20"/>
-        </w:rPr>
-        <w:t xml:space="preserve">- EC50 (skorupiaki):454 mg/l/(48 h)</w:t>
-      </w:r>
-    </w:p>
-    <w:p>
-      <w:pPr>
-        <w:spacing w:after="80"/>
-      </w:pPr>
-      <w:r>
-        <w:rPr>
-          <w:rFonts w:ascii="Arial" w:cs="Arial" w:eastAsia="Arial" w:hAnsi="Arial"/>
-          <w:sz w:val="20"/>
-          <w:szCs w:val="20"/>
-        </w:rPr>
-        <w:t xml:space="preserve">- EC50 (glony / rośliny wodne):275 mg/l/(72 h)</w:t>
-      </w:r>
-    </w:p>
-    <w:p>
-      <w:pPr>
-        <w:spacing w:after="80"/>
-      </w:pPr>
-      <w:r>
-        <w:rPr>
-          <w:rFonts w:ascii="Arial" w:cs="Arial" w:eastAsia="Arial" w:hAnsi="Arial"/>
-          <w:sz w:val="20"/>
-          <w:szCs w:val="20"/>
-        </w:rPr>
-        <w:t xml:space="preserve">- NOEC (przewlekła, ryby):250 mg/l</w:t>
-      </w:r>
-    </w:p>
-    <w:p>
-      <w:pPr>
-        <w:spacing w:after="80"/>
-      </w:pPr>
-      <w:r>
-        <w:rPr>
-          <w:rFonts w:ascii="Arial" w:cs="Arial" w:eastAsia="Arial" w:hAnsi="Arial"/>
-          <w:sz w:val="20"/>
-          <w:szCs w:val="20"/>
-        </w:rPr>
-        <w:t xml:space="preserve">- NOEC (przewlekła, skorupiaki):96 mg/l</w:t>
-      </w:r>
-    </w:p>
-    <w:p>
-      <w:pPr>
-        <w:spacing w:after="80"/>
-      </w:pPr>
-      <w:r>
-        <w:rPr>
-          <w:rFonts w:ascii="Arial" w:cs="Arial" w:eastAsia="Arial" w:hAnsi="Arial"/>
-          <w:sz w:val="20"/>
-          <w:szCs w:val="20"/>
-        </w:rPr>
-        <w:t xml:space="preserve">- NOEC (przewlekła, glony):11,5 mg/l</w:t>
+        <w:spacing w:after="60" w:before="60"/>
+      </w:pPr>
+      <w:r>
+        <w:rPr>
+          <w:rFonts w:ascii="Arial" w:cs="Arial" w:eastAsia="Arial" w:hAnsi="Arial"/>
+          <w:b/>
+          <w:bCs/>
+          <w:sz w:val="20"/>
+          <w:szCs w:val="20"/>
+        </w:rPr>
+        <w:t xml:space="preserve">- LC50 (ryby):</w:t>
+      </w:r>
+      <w:r>
+        <w:rPr>
+          <w:rFonts w:ascii="Arial" w:cs="Arial" w:eastAsia="Arial" w:hAnsi="Arial"/>
+          <w:sz w:val="20"/>
+          <w:szCs w:val="20"/>
+        </w:rPr>
+        <w:t xml:space="preserve">14200 mg/l/(96 h)</w:t>
+      </w:r>
+    </w:p>
+    <w:p>
+      <w:pPr>
+        <w:spacing w:after="60" w:before="60"/>
+      </w:pPr>
+      <w:r>
+        <w:rPr>
+          <w:rFonts w:ascii="Arial" w:cs="Arial" w:eastAsia="Arial" w:hAnsi="Arial"/>
+          <w:b/>
+          <w:bCs/>
+          <w:sz w:val="20"/>
+          <w:szCs w:val="20"/>
+        </w:rPr>
+        <w:t xml:space="preserve">- EC50 (skorupiaki):</w:t>
+      </w:r>
+      <w:r>
+        <w:rPr>
+          <w:rFonts w:ascii="Arial" w:cs="Arial" w:eastAsia="Arial" w:hAnsi="Arial"/>
+          <w:sz w:val="20"/>
+          <w:szCs w:val="20"/>
+        </w:rPr>
+        <w:t xml:space="preserve">454 mg/l/(48 h)</w:t>
+      </w:r>
+    </w:p>
+    <w:p>
+      <w:pPr>
+        <w:spacing w:after="60" w:before="60"/>
+      </w:pPr>
+      <w:r>
+        <w:rPr>
+          <w:rFonts w:ascii="Arial" w:cs="Arial" w:eastAsia="Arial" w:hAnsi="Arial"/>
+          <w:b/>
+          <w:bCs/>
+          <w:sz w:val="20"/>
+          <w:szCs w:val="20"/>
+        </w:rPr>
+        <w:t xml:space="preserve">- EC50 (glony / rośliny wodne):</w:t>
+      </w:r>
+      <w:r>
+        <w:rPr>
+          <w:rFonts w:ascii="Arial" w:cs="Arial" w:eastAsia="Arial" w:hAnsi="Arial"/>
+          <w:sz w:val="20"/>
+          <w:szCs w:val="20"/>
+        </w:rPr>
+        <w:t xml:space="preserve">275 mg/l/(72 h)</w:t>
+      </w:r>
+    </w:p>
+    <w:p>
+      <w:pPr>
+        <w:spacing w:after="60" w:before="60"/>
+      </w:pPr>
+      <w:r>
+        <w:rPr>
+          <w:rFonts w:ascii="Arial" w:cs="Arial" w:eastAsia="Arial" w:hAnsi="Arial"/>
+          <w:b/>
+          <w:bCs/>
+          <w:sz w:val="20"/>
+          <w:szCs w:val="20"/>
+        </w:rPr>
+        <w:t xml:space="preserve">- NOEC (przewlekła, ryby):</w:t>
+      </w:r>
+      <w:r>
+        <w:rPr>
+          <w:rFonts w:ascii="Arial" w:cs="Arial" w:eastAsia="Arial" w:hAnsi="Arial"/>
+          <w:sz w:val="20"/>
+          <w:szCs w:val="20"/>
+        </w:rPr>
+        <w:t xml:space="preserve">250 mg/l</w:t>
+      </w:r>
+    </w:p>
+    <w:p>
+      <w:pPr>
+        <w:spacing w:after="60" w:before="60"/>
+      </w:pPr>
+      <w:r>
+        <w:rPr>
+          <w:rFonts w:ascii="Arial" w:cs="Arial" w:eastAsia="Arial" w:hAnsi="Arial"/>
+          <w:b/>
+          <w:bCs/>
+          <w:sz w:val="20"/>
+          <w:szCs w:val="20"/>
+        </w:rPr>
+        <w:t xml:space="preserve">- NOEC (przewlekła, skorupiaki):</w:t>
+      </w:r>
+      <w:r>
+        <w:rPr>
+          <w:rFonts w:ascii="Arial" w:cs="Arial" w:eastAsia="Arial" w:hAnsi="Arial"/>
+          <w:sz w:val="20"/>
+          <w:szCs w:val="20"/>
+        </w:rPr>
+        <w:t xml:space="preserve">96 mg/l</w:t>
+      </w:r>
+    </w:p>
+    <w:p>
+      <w:pPr>
+        <w:spacing w:after="60" w:before="60"/>
+      </w:pPr>
+      <w:r>
+        <w:rPr>
+          <w:rFonts w:ascii="Arial" w:cs="Arial" w:eastAsia="Arial" w:hAnsi="Arial"/>
+          <w:b/>
+          <w:bCs/>
+          <w:sz w:val="20"/>
+          <w:szCs w:val="20"/>
+        </w:rPr>
+        <w:t xml:space="preserve">- NOEC (przewlekła, glony):</w:t>
+      </w:r>
+      <w:r>
+        <w:rPr>
+          <w:rFonts w:ascii="Arial" w:cs="Arial" w:eastAsia="Arial" w:hAnsi="Arial"/>
+          <w:sz w:val="20"/>
+          <w:szCs w:val="20"/>
+        </w:rPr>
+        <w:t xml:space="preserve">11,5 mg/l</w:t>
       </w:r>
     </w:p>
     <w:p>
@@ -5162,54 +6259,94 @@
     </w:p>
     <w:p>
       <w:pPr>
-        <w:spacing w:after="80"/>
-      </w:pPr>
-      <w:r>
-        <w:rPr>
-          <w:rFonts w:ascii="Arial" w:cs="Arial" w:eastAsia="Arial" w:hAnsi="Arial"/>
-          <w:sz w:val="20"/>
-          <w:szCs w:val="20"/>
-        </w:rPr>
-        <w:t xml:space="preserve">- LC50 (ryby):148,32 mg/l/(96 h) Leuciscus idus</w:t>
-      </w:r>
-    </w:p>
-    <w:p>
-      <w:pPr>
-        <w:spacing w:after="80"/>
-      </w:pPr>
-      <w:r>
-        <w:rPr>
-          <w:rFonts w:ascii="Arial" w:cs="Arial" w:eastAsia="Arial" w:hAnsi="Arial"/>
-          <w:sz w:val="20"/>
-          <w:szCs w:val="20"/>
-        </w:rPr>
-        <w:t xml:space="preserve">- EC50 (skorupiaki):82,8 mg/l/(48 h) Daphnia magna</w:t>
-      </w:r>
-    </w:p>
-    <w:p>
-      <w:pPr>
-        <w:spacing w:after="80"/>
-      </w:pPr>
-      <w:r>
-        <w:rPr>
-          <w:rFonts w:ascii="Arial" w:cs="Arial" w:eastAsia="Arial" w:hAnsi="Arial"/>
-          <w:sz w:val="20"/>
-          <w:szCs w:val="20"/>
-        </w:rPr>
-        <w:t xml:space="preserve">- EC50 (glony / rośliny wodne):81,11 mg/l/(72 h) Desmodesmus subspicatus</w:t>
-      </w:r>
-    </w:p>
-    <w:p>
-      <w:pPr>
-        <w:spacing w:after="80"/>
-      </w:pPr>
-      <w:r>
-        <w:rPr>
-          <w:rFonts w:ascii="Arial" w:cs="Arial" w:eastAsia="Arial" w:hAnsi="Arial"/>
-          <w:sz w:val="20"/>
-          <w:szCs w:val="20"/>
-        </w:rPr>
-        <w:t xml:space="preserve">- NOEC (przewlekła, ryby):100 mg/l/(96 h) Leuciscus idus</w:t>
+        <w:spacing w:after="60" w:before="60"/>
+      </w:pPr>
+      <w:r>
+        <w:rPr>
+          <w:rFonts w:ascii="Arial" w:cs="Arial" w:eastAsia="Arial" w:hAnsi="Arial"/>
+          <w:b/>
+          <w:bCs/>
+          <w:sz w:val="20"/>
+          <w:szCs w:val="20"/>
+        </w:rPr>
+        <w:t xml:space="preserve">- LC50 (ryby):</w:t>
+      </w:r>
+      <w:r>
+        <w:rPr>
+          <w:rFonts w:ascii="Arial" w:cs="Arial" w:eastAsia="Arial" w:hAnsi="Arial"/>
+          <w:sz w:val="20"/>
+          <w:szCs w:val="20"/>
+        </w:rPr>
+        <w:t xml:space="preserve">148,32 mg/l/(96 h) Leuciscus idus</w:t>
+      </w:r>
+    </w:p>
+    <w:p>
+      <w:pPr>
+        <w:spacing w:after="60" w:before="60"/>
+      </w:pPr>
+      <w:r>
+        <w:rPr>
+          <w:rFonts w:ascii="Arial" w:cs="Arial" w:eastAsia="Arial" w:hAnsi="Arial"/>
+          <w:b/>
+          <w:bCs/>
+          <w:sz w:val="20"/>
+          <w:szCs w:val="20"/>
+        </w:rPr>
+        <w:t xml:space="preserve">- EC50 (skorupiaki):</w:t>
+      </w:r>
+      <w:r>
+        <w:rPr>
+          <w:rFonts w:ascii="Arial" w:cs="Arial" w:eastAsia="Arial" w:hAnsi="Arial"/>
+          <w:sz w:val="20"/>
+          <w:szCs w:val="20"/>
+        </w:rPr>
+        <w:t xml:space="preserve">82,8 mg/l/(48 h) Daphnia magna</w:t>
+      </w:r>
+    </w:p>
+    <w:p>
+      <w:pPr>
+        <w:spacing w:after="60" w:before="60"/>
+      </w:pPr>
+      <w:r>
+        <w:rPr>
+          <w:rFonts w:ascii="Arial" w:cs="Arial" w:eastAsia="Arial" w:hAnsi="Arial"/>
+          <w:b/>
+          <w:bCs/>
+          <w:sz w:val="20"/>
+          <w:szCs w:val="20"/>
+        </w:rPr>
+        <w:t xml:space="preserve">- EC50 (glony / rośliny wodne):</w:t>
+      </w:r>
+      <w:r>
+        <w:rPr>
+          <w:rFonts w:ascii="Arial" w:cs="Arial" w:eastAsia="Arial" w:hAnsi="Arial"/>
+          <w:sz w:val="20"/>
+          <w:szCs w:val="20"/>
+        </w:rPr>
+        <w:t xml:space="preserve">81,11 mg/l/(72 h) Desmodesmus subspicatus</w:t>
+      </w:r>
+    </w:p>
+    <w:p>
+      <w:pPr>
+        <w:spacing w:after="60" w:before="60"/>
+      </w:pPr>
+      <w:r>
+        <w:rPr>
+          <w:rFonts w:ascii="Arial" w:cs="Arial" w:eastAsia="Arial" w:hAnsi="Arial"/>
+          <w:b/>
+          <w:bCs/>
+          <w:sz w:val="20"/>
+          <w:szCs w:val="20"/>
+        </w:rPr>
+        <w:t xml:space="preserve">- NOEC (przewlekła, ryby):</w:t>
+      </w:r>
+      <w:r>
+        <w:rPr>
+          <w:rFonts w:ascii="Arial" w:cs="Arial" w:eastAsia="Arial" w:hAnsi="Arial"/>
+          <w:sz w:val="20"/>
+          <w:szCs w:val="20"/>
+        </w:rPr>
+        <w:t xml:space="preserve">100 mg/l/(96 h) Leuciscus idus</w:t>
       </w:r>
     </w:p>
     <w:p>
@@ -5229,80 +6366,140 @@
     </w:p>
     <w:p>
       <w:pPr>
-        <w:spacing w:after="80"/>
-      </w:pPr>
-      <w:r>
-        <w:rPr>
-          <w:rFonts w:ascii="Arial" w:cs="Arial" w:eastAsia="Arial" w:hAnsi="Arial"/>
-          <w:sz w:val="20"/>
-          <w:szCs w:val="20"/>
-        </w:rPr>
-        <w:t xml:space="preserve">- LC50 (ryby):1,324 mg/l/(96 h)</w:t>
-      </w:r>
-    </w:p>
-    <w:p>
-      <w:pPr>
-        <w:spacing w:after="80"/>
-      </w:pPr>
-      <w:r>
-        <w:rPr>
-          <w:rFonts w:ascii="Arial" w:cs="Arial" w:eastAsia="Arial" w:hAnsi="Arial"/>
-          <w:sz w:val="20"/>
-          <w:szCs w:val="20"/>
-        </w:rPr>
-        <w:t xml:space="preserve">- EC50 (skorupiaki):8,012 mg/l/(48 h)</w:t>
-      </w:r>
-    </w:p>
-    <w:p>
-      <w:pPr>
-        <w:spacing w:after="80"/>
-      </w:pPr>
-      <w:r>
-        <w:rPr>
-          <w:rFonts w:ascii="Arial" w:cs="Arial" w:eastAsia="Arial" w:hAnsi="Arial"/>
-          <w:sz w:val="20"/>
-          <w:szCs w:val="20"/>
-        </w:rPr>
-        <w:t xml:space="preserve">- EC50 (glony / rośliny wodne):1,452 mg/l/(72 h)</w:t>
-      </w:r>
-    </w:p>
-    <w:p>
-      <w:pPr>
-        <w:spacing w:after="80"/>
-      </w:pPr>
-      <w:r>
-        <w:rPr>
-          <w:rFonts w:ascii="Arial" w:cs="Arial" w:eastAsia="Arial" w:hAnsi="Arial"/>
-          <w:sz w:val="20"/>
-          <w:szCs w:val="20"/>
-        </w:rPr>
-        <w:t xml:space="preserve">- NOEC (przewlekła, ryby):0,119 mg/l</w:t>
-      </w:r>
-    </w:p>
-    <w:p>
-      <w:pPr>
-        <w:spacing w:after="80"/>
-      </w:pPr>
-      <w:r>
-        <w:rPr>
-          <w:rFonts w:ascii="Arial" w:cs="Arial" w:eastAsia="Arial" w:hAnsi="Arial"/>
-          <w:sz w:val="20"/>
-          <w:szCs w:val="20"/>
-        </w:rPr>
-        <w:t xml:space="preserve">- NOEC (przewlekła, skorupiaki):0,448 mg/l</w:t>
-      </w:r>
-    </w:p>
-    <w:p>
-      <w:pPr>
-        <w:spacing w:after="80"/>
-      </w:pPr>
-      <w:r>
-        <w:rPr>
-          <w:rFonts w:ascii="Arial" w:cs="Arial" w:eastAsia="Arial" w:hAnsi="Arial"/>
-          <w:sz w:val="20"/>
-          <w:szCs w:val="20"/>
-        </w:rPr>
-        <w:t xml:space="preserve">- NOEC (przewlekła, glony):0,408 mg/l</w:t>
+        <w:spacing w:after="60" w:before="60"/>
+      </w:pPr>
+      <w:r>
+        <w:rPr>
+          <w:rFonts w:ascii="Arial" w:cs="Arial" w:eastAsia="Arial" w:hAnsi="Arial"/>
+          <w:b/>
+          <w:bCs/>
+          <w:sz w:val="20"/>
+          <w:szCs w:val="20"/>
+        </w:rPr>
+        <w:t xml:space="preserve">- LC50 (ryby):</w:t>
+      </w:r>
+      <w:r>
+        <w:rPr>
+          <w:rFonts w:ascii="Arial" w:cs="Arial" w:eastAsia="Arial" w:hAnsi="Arial"/>
+          <w:sz w:val="20"/>
+          <w:szCs w:val="20"/>
+        </w:rPr>
+        <w:t xml:space="preserve">1,324 mg/l/(96 h)</w:t>
+      </w:r>
+    </w:p>
+    <w:p>
+      <w:pPr>
+        <w:spacing w:after="60" w:before="60"/>
+      </w:pPr>
+      <w:r>
+        <w:rPr>
+          <w:rFonts w:ascii="Arial" w:cs="Arial" w:eastAsia="Arial" w:hAnsi="Arial"/>
+          <w:b/>
+          <w:bCs/>
+          <w:sz w:val="20"/>
+          <w:szCs w:val="20"/>
+        </w:rPr>
+        <w:t xml:space="preserve">- EC50 (skorupiaki):</w:t>
+      </w:r>
+      <w:r>
+        <w:rPr>
+          <w:rFonts w:ascii="Arial" w:cs="Arial" w:eastAsia="Arial" w:hAnsi="Arial"/>
+          <w:sz w:val="20"/>
+          <w:szCs w:val="20"/>
+        </w:rPr>
+        <w:t xml:space="preserve">8,012 mg/l/(48 h)</w:t>
+      </w:r>
+    </w:p>
+    <w:p>
+      <w:pPr>
+        <w:spacing w:after="60" w:before="60"/>
+      </w:pPr>
+      <w:r>
+        <w:rPr>
+          <w:rFonts w:ascii="Arial" w:cs="Arial" w:eastAsia="Arial" w:hAnsi="Arial"/>
+          <w:b/>
+          <w:bCs/>
+          <w:sz w:val="20"/>
+          <w:szCs w:val="20"/>
+        </w:rPr>
+        <w:t xml:space="preserve">- EC50 (glony / rośliny wodne):</w:t>
+      </w:r>
+      <w:r>
+        <w:rPr>
+          <w:rFonts w:ascii="Arial" w:cs="Arial" w:eastAsia="Arial" w:hAnsi="Arial"/>
+          <w:sz w:val="20"/>
+          <w:szCs w:val="20"/>
+        </w:rPr>
+        <w:t xml:space="preserve">1,452 mg/l/(72 h)</w:t>
+      </w:r>
+    </w:p>
+    <w:p>
+      <w:pPr>
+        <w:spacing w:after="60" w:before="60"/>
+      </w:pPr>
+      <w:r>
+        <w:rPr>
+          <w:rFonts w:ascii="Arial" w:cs="Arial" w:eastAsia="Arial" w:hAnsi="Arial"/>
+          <w:b/>
+          <w:bCs/>
+          <w:sz w:val="20"/>
+          <w:szCs w:val="20"/>
+        </w:rPr>
+        <w:t xml:space="preserve">- NOEC (przewlekła, ryby):</w:t>
+      </w:r>
+      <w:r>
+        <w:rPr>
+          <w:rFonts w:ascii="Arial" w:cs="Arial" w:eastAsia="Arial" w:hAnsi="Arial"/>
+          <w:sz w:val="20"/>
+          <w:szCs w:val="20"/>
+        </w:rPr>
+        <w:t xml:space="preserve">0,119 mg/l</w:t>
+      </w:r>
+    </w:p>
+    <w:p>
+      <w:pPr>
+        <w:spacing w:after="60" w:before="60"/>
+      </w:pPr>
+      <w:r>
+        <w:rPr>
+          <w:rFonts w:ascii="Arial" w:cs="Arial" w:eastAsia="Arial" w:hAnsi="Arial"/>
+          <w:b/>
+          <w:bCs/>
+          <w:sz w:val="20"/>
+          <w:szCs w:val="20"/>
+        </w:rPr>
+        <w:t xml:space="preserve">- NOEC (przewlekła, skorupiaki):</w:t>
+      </w:r>
+      <w:r>
+        <w:rPr>
+          <w:rFonts w:ascii="Arial" w:cs="Arial" w:eastAsia="Arial" w:hAnsi="Arial"/>
+          <w:sz w:val="20"/>
+          <w:szCs w:val="20"/>
+        </w:rPr>
+        <w:t xml:space="preserve">0,448 mg/l</w:t>
+      </w:r>
+    </w:p>
+    <w:p>
+      <w:pPr>
+        <w:spacing w:after="60" w:before="60"/>
+      </w:pPr>
+      <w:r>
+        <w:rPr>
+          <w:rFonts w:ascii="Arial" w:cs="Arial" w:eastAsia="Arial" w:hAnsi="Arial"/>
+          <w:b/>
+          <w:bCs/>
+          <w:sz w:val="20"/>
+          <w:szCs w:val="20"/>
+        </w:rPr>
+        <w:t xml:space="preserve">- NOEC (przewlekła, glony):</w:t>
+      </w:r>
+      <w:r>
+        <w:rPr>
+          <w:rFonts w:ascii="Arial" w:cs="Arial" w:eastAsia="Arial" w:hAnsi="Arial"/>
+          <w:sz w:val="20"/>
+          <w:szCs w:val="20"/>
+        </w:rPr>
+        <w:t xml:space="preserve">0,408 mg/l</w:t>
       </w:r>
     </w:p>
     <w:p>
@@ -5322,67 +6519,117 @@
     </w:p>
     <w:p>
       <w:pPr>
-        <w:spacing w:after="80"/>
-      </w:pPr>
-      <w:r>
-        <w:rPr>
-          <w:rFonts w:ascii="Arial" w:cs="Arial" w:eastAsia="Arial" w:hAnsi="Arial"/>
-          <w:sz w:val="20"/>
-          <w:szCs w:val="20"/>
-        </w:rPr>
-        <w:t xml:space="preserve">- LC50 (ryby):0,199 mg/l/(96 h)</w:t>
-      </w:r>
-    </w:p>
-    <w:p>
-      <w:pPr>
-        <w:spacing w:after="80"/>
-      </w:pPr>
-      <w:r>
-        <w:rPr>
-          <w:rFonts w:ascii="Arial" w:cs="Arial" w:eastAsia="Arial" w:hAnsi="Arial"/>
-          <w:sz w:val="20"/>
-          <w:szCs w:val="20"/>
-        </w:rPr>
-        <w:t xml:space="preserve">- EC50 (skorupiaki):0,48 mg/l/(48 h)</w:t>
-      </w:r>
-    </w:p>
-    <w:p>
-      <w:pPr>
-        <w:spacing w:after="80"/>
-      </w:pPr>
-      <w:r>
-        <w:rPr>
-          <w:rFonts w:ascii="Arial" w:cs="Arial" w:eastAsia="Arial" w:hAnsi="Arial"/>
-          <w:sz w:val="20"/>
-          <w:szCs w:val="20"/>
-        </w:rPr>
-        <w:t xml:space="preserve">- EC50 (glony / rośliny wodne):&gt; 0,4 mg/l/(72 h)</w:t>
-      </w:r>
-    </w:p>
-    <w:p>
-      <w:pPr>
-        <w:spacing w:after="80"/>
-      </w:pPr>
-      <w:r>
-        <w:rPr>
-          <w:rFonts w:ascii="Arial" w:cs="Arial" w:eastAsia="Arial" w:hAnsi="Arial"/>
-          <w:sz w:val="20"/>
-          <w:szCs w:val="20"/>
-        </w:rPr>
-        <w:t xml:space="preserve">- NOEC (przewlekła, ryby):0,053 mg/l</w:t>
-      </w:r>
-    </w:p>
-    <w:p>
-      <w:pPr>
-        <w:spacing w:after="80"/>
-      </w:pPr>
-      <w:r>
-        <w:rPr>
-          <w:rFonts w:ascii="Arial" w:cs="Arial" w:eastAsia="Arial" w:hAnsi="Arial"/>
-          <w:sz w:val="20"/>
-          <w:szCs w:val="20"/>
-        </w:rPr>
-        <w:t xml:space="preserve">- NOEC (przewlekła, skorupiaki):0,15 mg/l</w:t>
+        <w:spacing w:after="60" w:before="60"/>
+      </w:pPr>
+      <w:r>
+        <w:rPr>
+          <w:rFonts w:ascii="Arial" w:cs="Arial" w:eastAsia="Arial" w:hAnsi="Arial"/>
+          <w:b/>
+          <w:bCs/>
+          <w:sz w:val="20"/>
+          <w:szCs w:val="20"/>
+        </w:rPr>
+        <w:t xml:space="preserve">- LC50 (ryby):</w:t>
+      </w:r>
+      <w:r>
+        <w:rPr>
+          <w:rFonts w:ascii="Arial" w:cs="Arial" w:eastAsia="Arial" w:hAnsi="Arial"/>
+          <w:sz w:val="20"/>
+          <w:szCs w:val="20"/>
+        </w:rPr>
+        <w:t xml:space="preserve">0,199 mg/l/(96 h)</w:t>
+      </w:r>
+    </w:p>
+    <w:p>
+      <w:pPr>
+        <w:spacing w:after="60" w:before="60"/>
+      </w:pPr>
+      <w:r>
+        <w:rPr>
+          <w:rFonts w:ascii="Arial" w:cs="Arial" w:eastAsia="Arial" w:hAnsi="Arial"/>
+          <w:b/>
+          <w:bCs/>
+          <w:sz w:val="20"/>
+          <w:szCs w:val="20"/>
+        </w:rPr>
+        <w:t xml:space="preserve">- EC50 (skorupiaki):</w:t>
+      </w:r>
+      <w:r>
+        <w:rPr>
+          <w:rFonts w:ascii="Arial" w:cs="Arial" w:eastAsia="Arial" w:hAnsi="Arial"/>
+          <w:sz w:val="20"/>
+          <w:szCs w:val="20"/>
+        </w:rPr>
+        <w:t xml:space="preserve">0,48 mg/l/(48 h)</w:t>
+      </w:r>
+    </w:p>
+    <w:p>
+      <w:pPr>
+        <w:spacing w:after="60" w:before="60"/>
+      </w:pPr>
+      <w:r>
+        <w:rPr>
+          <w:rFonts w:ascii="Arial" w:cs="Arial" w:eastAsia="Arial" w:hAnsi="Arial"/>
+          <w:b/>
+          <w:bCs/>
+          <w:sz w:val="20"/>
+          <w:szCs w:val="20"/>
+        </w:rPr>
+        <w:t xml:space="preserve">- EC50 (glony / rośliny wodne):</w:t>
+      </w:r>
+      <w:r>
+        <w:rPr>
+          <w:rFonts w:ascii="Arial" w:cs="Arial" w:eastAsia="Arial" w:hAnsi="Arial"/>
+          <w:sz w:val="20"/>
+          <w:szCs w:val="20"/>
+        </w:rPr>
+        <w:t xml:space="preserve">&gt; 0,4 mg/l/(72 h)</w:t>
+      </w:r>
+    </w:p>
+    <w:p>
+      <w:pPr>
+        <w:spacing w:after="60" w:before="60"/>
+      </w:pPr>
+      <w:r>
+        <w:rPr>
+          <w:rFonts w:ascii="Arial" w:cs="Arial" w:eastAsia="Arial" w:hAnsi="Arial"/>
+          <w:b/>
+          <w:bCs/>
+          <w:sz w:val="20"/>
+          <w:szCs w:val="20"/>
+        </w:rPr>
+        <w:t xml:space="preserve">- NOEC (przewlekła, ryby):</w:t>
+      </w:r>
+      <w:r>
+        <w:rPr>
+          <w:rFonts w:ascii="Arial" w:cs="Arial" w:eastAsia="Arial" w:hAnsi="Arial"/>
+          <w:sz w:val="20"/>
+          <w:szCs w:val="20"/>
+        </w:rPr>
+        <w:t xml:space="preserve">0,053 mg/l</w:t>
+      </w:r>
+    </w:p>
+    <w:p>
+      <w:pPr>
+        <w:spacing w:after="60" w:before="60"/>
+      </w:pPr>
+      <w:r>
+        <w:rPr>
+          <w:rFonts w:ascii="Arial" w:cs="Arial" w:eastAsia="Arial" w:hAnsi="Arial"/>
+          <w:b/>
+          <w:bCs/>
+          <w:sz w:val="20"/>
+          <w:szCs w:val="20"/>
+        </w:rPr>
+        <w:t xml:space="preserve">- NOEC (przewlekła, skorupiaki):</w:t>
+      </w:r>
+      <w:r>
+        <w:rPr>
+          <w:rFonts w:ascii="Arial" w:cs="Arial" w:eastAsia="Arial" w:hAnsi="Arial"/>
+          <w:sz w:val="20"/>
+          <w:szCs w:val="20"/>
+        </w:rPr>
+        <w:t xml:space="preserve">0,15 mg/l</w:t>
       </w:r>
     </w:p>
     <w:p>
@@ -5402,54 +6649,94 @@
     </w:p>
     <w:p>
       <w:pPr>
-        <w:spacing w:after="80"/>
-      </w:pPr>
-      <w:r>
-        <w:rPr>
-          <w:rFonts w:ascii="Arial" w:cs="Arial" w:eastAsia="Arial" w:hAnsi="Arial"/>
-          <w:sz w:val="20"/>
-          <w:szCs w:val="20"/>
-        </w:rPr>
-        <w:t xml:space="preserve">- LC50 (ryby):5,5 mg/l/(96 h) Oncorhynchus kisutch</w:t>
-      </w:r>
-    </w:p>
-    <w:p>
-      <w:pPr>
-        <w:spacing w:after="80"/>
-      </w:pPr>
-      <w:r>
-        <w:rPr>
-          <w:rFonts w:ascii="Arial" w:cs="Arial" w:eastAsia="Arial" w:hAnsi="Arial"/>
-          <w:sz w:val="20"/>
-          <w:szCs w:val="20"/>
-        </w:rPr>
-        <w:t xml:space="preserve">- EC50 (skorupiaki):3,78 mg/l</w:t>
-      </w:r>
-    </w:p>
-    <w:p>
-      <w:pPr>
-        <w:spacing w:after="80"/>
-      </w:pPr>
-      <w:r>
-        <w:rPr>
-          <w:rFonts w:ascii="Arial" w:cs="Arial" w:eastAsia="Arial" w:hAnsi="Arial"/>
-          <w:sz w:val="20"/>
-          <w:szCs w:val="20"/>
-        </w:rPr>
-        <w:t xml:space="preserve">- EC50 (glony / rośliny wodne):134 mg/l/(3 h) Chlorella vulgaris and Chlamydomonas angulosa</w:t>
-      </w:r>
-    </w:p>
-    <w:p>
-      <w:pPr>
-        <w:spacing w:after="80"/>
-      </w:pPr>
-      <w:r>
-        <w:rPr>
-          <w:rFonts w:ascii="Arial" w:cs="Arial" w:eastAsia="Arial" w:hAnsi="Arial"/>
-          <w:sz w:val="20"/>
-          <w:szCs w:val="20"/>
-        </w:rPr>
-        <w:t xml:space="preserve">- NOEC (przewlekła, glony):10 mg/l/(72 h) Skeletonema costatum</w:t>
+        <w:spacing w:after="60" w:before="60"/>
+      </w:pPr>
+      <w:r>
+        <w:rPr>
+          <w:rFonts w:ascii="Arial" w:cs="Arial" w:eastAsia="Arial" w:hAnsi="Arial"/>
+          <w:b/>
+          <w:bCs/>
+          <w:sz w:val="20"/>
+          <w:szCs w:val="20"/>
+        </w:rPr>
+        <w:t xml:space="preserve">- LC50 (ryby):</w:t>
+      </w:r>
+      <w:r>
+        <w:rPr>
+          <w:rFonts w:ascii="Arial" w:cs="Arial" w:eastAsia="Arial" w:hAnsi="Arial"/>
+          <w:sz w:val="20"/>
+          <w:szCs w:val="20"/>
+        </w:rPr>
+        <w:t xml:space="preserve">5,5 mg/l/(96 h) Oncorhynchus kisutch</w:t>
+      </w:r>
+    </w:p>
+    <w:p>
+      <w:pPr>
+        <w:spacing w:after="60" w:before="60"/>
+      </w:pPr>
+      <w:r>
+        <w:rPr>
+          <w:rFonts w:ascii="Arial" w:cs="Arial" w:eastAsia="Arial" w:hAnsi="Arial"/>
+          <w:b/>
+          <w:bCs/>
+          <w:sz w:val="20"/>
+          <w:szCs w:val="20"/>
+        </w:rPr>
+        <w:t xml:space="preserve">- EC50 (skorupiaki):</w:t>
+      </w:r>
+      <w:r>
+        <w:rPr>
+          <w:rFonts w:ascii="Arial" w:cs="Arial" w:eastAsia="Arial" w:hAnsi="Arial"/>
+          <w:sz w:val="20"/>
+          <w:szCs w:val="20"/>
+        </w:rPr>
+        <w:t xml:space="preserve">3,78 mg/l</w:t>
+      </w:r>
+    </w:p>
+    <w:p>
+      <w:pPr>
+        <w:spacing w:after="60" w:before="60"/>
+      </w:pPr>
+      <w:r>
+        <w:rPr>
+          <w:rFonts w:ascii="Arial" w:cs="Arial" w:eastAsia="Arial" w:hAnsi="Arial"/>
+          <w:b/>
+          <w:bCs/>
+          <w:sz w:val="20"/>
+          <w:szCs w:val="20"/>
+        </w:rPr>
+        <w:t xml:space="preserve">- EC50 (glony / rośliny wodne):</w:t>
+      </w:r>
+      <w:r>
+        <w:rPr>
+          <w:rFonts w:ascii="Arial" w:cs="Arial" w:eastAsia="Arial" w:hAnsi="Arial"/>
+          <w:sz w:val="20"/>
+          <w:szCs w:val="20"/>
+        </w:rPr>
+        <w:t xml:space="preserve">134 mg/l/(3 h) Chlorella vulgaris and Chlamydomonas angulosa</w:t>
+      </w:r>
+    </w:p>
+    <w:p>
+      <w:pPr>
+        <w:spacing w:after="60" w:before="60"/>
+      </w:pPr>
+      <w:r>
+        <w:rPr>
+          <w:rFonts w:ascii="Arial" w:cs="Arial" w:eastAsia="Arial" w:hAnsi="Arial"/>
+          <w:b/>
+          <w:bCs/>
+          <w:sz w:val="20"/>
+          <w:szCs w:val="20"/>
+        </w:rPr>
+        <w:t xml:space="preserve">- NOEC (przewlekła, glony):</w:t>
+      </w:r>
+      <w:r>
+        <w:rPr>
+          <w:rFonts w:ascii="Arial" w:cs="Arial" w:eastAsia="Arial" w:hAnsi="Arial"/>
+          <w:sz w:val="20"/>
+          <w:szCs w:val="20"/>
+        </w:rPr>
+        <w:t xml:space="preserve">10 mg/l/(72 h) Skeletonema costatum</w:t>
       </w:r>
     </w:p>
     <w:p>
@@ -5943,41 +7230,71 @@
     </w:p>
     <w:p>
       <w:pPr>
-        <w:spacing w:after="80"/>
-      </w:pPr>
-      <w:r>
-        <w:rPr>
-          <w:rFonts w:ascii="Arial" w:cs="Arial" w:eastAsia="Arial" w:hAnsi="Arial"/>
-          <w:sz w:val="20"/>
-          <w:szCs w:val="20"/>
-        </w:rPr>
-        <w:t xml:space="preserve">- Odpady z produktu (dla zastosowań profesjonalnych / przemysłowych): 16 03 05* (Organiczne odpady zawierające substancje niebezpieczne) lub 16 05 08* (Zużyte chemikalia zawierające substancje niebezpieczne).</w:t>
-      </w:r>
-    </w:p>
-    <w:p>
-      <w:pPr>
-        <w:spacing w:after="80"/>
-      </w:pPr>
-      <w:r>
-        <w:rPr>
-          <w:rFonts w:ascii="Arial" w:cs="Arial" w:eastAsia="Arial" w:hAnsi="Arial"/>
-          <w:sz w:val="20"/>
-          <w:szCs w:val="20"/>
-        </w:rPr>
-        <w:t xml:space="preserve">- Odpady z produktu (dla konsumentów / odpady komunalne): 20 01 29* (Detergenty zawierające substancje niebezpieczne) lub 20 01 27*.</w:t>
-      </w:r>
-    </w:p>
-    <w:p>
-      <w:pPr>
-        <w:spacing w:after="80"/>
-      </w:pPr>
-      <w:r>
-        <w:rPr>
-          <w:rFonts w:ascii="Arial" w:cs="Arial" w:eastAsia="Arial" w:hAnsi="Arial"/>
-          <w:sz w:val="20"/>
-          <w:szCs w:val="20"/>
-        </w:rPr>
-        <w:t xml:space="preserve">- Odpady opakowaniowe: 15 01 02 (Opakowania z tworzyw sztucznych) [w przypadku opakowań zanieczyszczonych substancjami niebezpiecznymi: 15 01 10*].</w:t>
+        <w:spacing w:after="60" w:before="60"/>
+      </w:pPr>
+      <w:r>
+        <w:rPr>
+          <w:rFonts w:ascii="Arial" w:cs="Arial" w:eastAsia="Arial" w:hAnsi="Arial"/>
+          <w:b/>
+          <w:bCs/>
+          <w:sz w:val="20"/>
+          <w:szCs w:val="20"/>
+        </w:rPr>
+        <w:t xml:space="preserve">- Odpady z produktu (dla zastosowań profesjonalnych / przemysłowych):</w:t>
+      </w:r>
+      <w:r>
+        <w:rPr>
+          <w:rFonts w:ascii="Arial" w:cs="Arial" w:eastAsia="Arial" w:hAnsi="Arial"/>
+          <w:sz w:val="20"/>
+          <w:szCs w:val="20"/>
+        </w:rPr>
+        <w:t xml:space="preserve"> 16 03 05* (Organiczne odpady zawierające substancje niebezpieczne) lub 16 05 08* (Zużyte chemikalia zawierające substancje niebezpieczne).</w:t>
+      </w:r>
+    </w:p>
+    <w:p>
+      <w:pPr>
+        <w:spacing w:after="60" w:before="60"/>
+      </w:pPr>
+      <w:r>
+        <w:rPr>
+          <w:rFonts w:ascii="Arial" w:cs="Arial" w:eastAsia="Arial" w:hAnsi="Arial"/>
+          <w:b/>
+          <w:bCs/>
+          <w:sz w:val="20"/>
+          <w:szCs w:val="20"/>
+        </w:rPr>
+        <w:t xml:space="preserve">- Odpady z produktu (dla konsumentów / odpady komunalne):</w:t>
+      </w:r>
+      <w:r>
+        <w:rPr>
+          <w:rFonts w:ascii="Arial" w:cs="Arial" w:eastAsia="Arial" w:hAnsi="Arial"/>
+          <w:sz w:val="20"/>
+          <w:szCs w:val="20"/>
+        </w:rPr>
+        <w:t xml:space="preserve"> 20 01 29* (Detergenty zawierające substancje niebezpieczne) lub 20 01 27*.</w:t>
+      </w:r>
+    </w:p>
+    <w:p>
+      <w:pPr>
+        <w:spacing w:after="60" w:before="60"/>
+      </w:pPr>
+      <w:r>
+        <w:rPr>
+          <w:rFonts w:ascii="Arial" w:cs="Arial" w:eastAsia="Arial" w:hAnsi="Arial"/>
+          <w:b/>
+          <w:bCs/>
+          <w:sz w:val="20"/>
+          <w:szCs w:val="20"/>
+        </w:rPr>
+        <w:t xml:space="preserve">- Odpady opakowaniowe:</w:t>
+      </w:r>
+      <w:r>
+        <w:rPr>
+          <w:rFonts w:ascii="Arial" w:cs="Arial" w:eastAsia="Arial" w:hAnsi="Arial"/>
+          <w:sz w:val="20"/>
+          <w:szCs w:val="20"/>
+        </w:rPr>
+        <w:t xml:space="preserve"> 15 01 02 (Opakowania z tworzyw sztucznych) [w przypadku opakowań zanieczyszczonych substancjami niebezpiecznymi: 15 01 10*].</w:t>
       </w:r>
     </w:p>
     <w:p>
@@ -6566,54 +7883,166 @@
     </w:p>
     <w:p>
       <w:pPr>
-        <w:spacing w:after="80"/>
-      </w:pPr>
-      <w:r>
-        <w:rPr>
-          <w:rFonts w:ascii="Arial" w:cs="Arial" w:eastAsia="Arial" w:hAnsi="Arial"/>
-          <w:sz w:val="20"/>
-          <w:szCs w:val="20"/>
-        </w:rPr>
-        <w:t xml:space="preserve">- Substancje wzbudzające szczególnie duże obawy (SVHC – REACH załącznik XIV): Mieszanina nie zawiera substancji z listy kandydackiej SVHC podlegających procedurze udzielania zezwoleń (REACH załącznik XIV) w stężeniu ≥ 0,1% wag.</w:t>
-      </w:r>
-    </w:p>
-    <w:p>
-      <w:pPr>
-        <w:spacing w:after="80"/>
-      </w:pPr>
-      <w:r>
-        <w:rPr>
-          <w:rFonts w:ascii="Arial" w:cs="Arial" w:eastAsia="Arial" w:hAnsi="Arial"/>
-          <w:sz w:val="20"/>
-          <w:szCs w:val="20"/>
-        </w:rPr>
-        <w:t xml:space="preserve">- Ograniczenia dotyczące produkcji, wprowadzania do obrotu i stosowania niektórych niebezpiecznych substancji (REACH załącznik XVII): Mieszanina nie podlega ograniczeniom na mocy załącznika XVII do rozporządzenia REACH.</w:t>
-      </w:r>
-    </w:p>
-    <w:p>
-      <w:pPr>
-        <w:spacing w:after="80"/>
-      </w:pPr>
-      <w:r>
-        <w:rPr>
-          <w:rFonts w:ascii="Arial" w:cs="Arial" w:eastAsia="Arial" w:hAnsi="Arial"/>
-          <w:sz w:val="20"/>
-          <w:szCs w:val="20"/>
-        </w:rPr>
-        <w:t xml:space="preserve">- Dyrektywa Parlamentu Europejskiego i Rady 2012/18/UE (Seveso III): Z uwagi na właściwości cieczy łatwopalnych produkt może kwalifikować się do przepisów dyrektywy po przekroczeniu ilości progowych [Kategoria P5a/P5b/P5c: 10 t / 50 t lub 5 000 t / 50 000 t w zależności od warunków magazynowania]. Kwalifikacja zakładu (ZZR/ZDR) należy do prowadzącego zakład.</w:t>
-      </w:r>
-    </w:p>
-    <w:p>
-      <w:pPr>
-        <w:spacing w:after="80"/>
-      </w:pPr>
-      <w:r>
-        <w:rPr>
-          <w:rFonts w:ascii="Arial" w:cs="Arial" w:eastAsia="Arial" w:hAnsi="Arial"/>
-          <w:sz w:val="20"/>
-          <w:szCs w:val="20"/>
-        </w:rPr>
-        <w:t xml:space="preserve">- Rozporządzenie Parlamentu Europejskiego i Rady (UE) nr 649/2012 z dnia 4 lipca 2012 r. dotyczące wywozu i przywozu niebezpiecznych chemikaliów (PIC): Nie dotyczy.</w:t>
+        <w:spacing w:after="60" w:before="60"/>
+      </w:pPr>
+      <w:r>
+        <w:rPr>
+          <w:rFonts w:ascii="Arial" w:cs="Arial" w:eastAsia="Arial" w:hAnsi="Arial"/>
+          <w:b/>
+          <w:bCs/>
+          <w:sz w:val="20"/>
+          <w:szCs w:val="20"/>
+        </w:rPr>
+        <w:t xml:space="preserve">- Substancje wzbudzające szczególnie duże obawy (SVHC – REACH załącznik XIV):</w:t>
+      </w:r>
+      <w:r>
+        <w:rPr>
+          <w:rFonts w:ascii="Arial" w:cs="Arial" w:eastAsia="Arial" w:hAnsi="Arial"/>
+          <w:sz w:val="20"/>
+          <w:szCs w:val="20"/>
+        </w:rPr>
+        <w:t xml:space="preserve"> Mieszanina nie zawiera substancji z listy kandydackiej SVHC podlegających procedurze udzielania zezwoleń (REACH załącznik XIV) w stężeniu ≥ 0,1% wag.</w:t>
+      </w:r>
+    </w:p>
+    <w:p>
+      <w:pPr>
+        <w:spacing w:after="60" w:before="60"/>
+      </w:pPr>
+      <w:r>
+        <w:rPr>
+          <w:rFonts w:ascii="Arial" w:cs="Arial" w:eastAsia="Arial" w:hAnsi="Arial"/>
+          <w:b/>
+          <w:bCs/>
+          <w:sz w:val="20"/>
+          <w:szCs w:val="20"/>
+        </w:rPr>
+        <w:t xml:space="preserve">- Ograniczenia dotyczące produkcji, wprowadzania do obrotu i stosowania niektórych niebezpiecznych substancji (REACH załącznik XVII):</w:t>
+      </w:r>
+      <w:r>
+        <w:rPr>
+          <w:rFonts w:ascii="Arial" w:cs="Arial" w:eastAsia="Arial" w:hAnsi="Arial"/>
+          <w:sz w:val="20"/>
+          <w:szCs w:val="20"/>
+        </w:rPr>
+        <w:t xml:space="preserve"/>
+      </w:r>
+    </w:p>
+    <w:p>
+      <w:pPr>
+        <w:spacing w:after="80"/>
+      </w:pPr>
+      <w:r>
+        <w:rPr>
+          <w:rFonts w:ascii="Arial" w:cs="Arial" w:eastAsia="Arial" w:hAnsi="Arial"/>
+          <w:sz w:val="20"/>
+          <w:szCs w:val="20"/>
+        </w:rPr>
+        <w:t xml:space="preserve">* Produkt podlega ograniczeniom wynikającym z pozycji 3 (Ciekłe substancje lub mieszaniny stwarzające zagrożenie w rozumieniu rozporządzenia CLP) oraz pozycji 40 (Substancje zaklasyfikowane jako ciecze łatwopalne kategorii 1, 2 lub 3).</w:t>
+      </w:r>
+    </w:p>
+    <w:p>
+      <w:pPr>
+        <w:spacing w:after="80"/>
+      </w:pPr>
+      <w:r>
+        <w:rPr>
+          <w:rFonts w:ascii="Arial" w:cs="Arial" w:eastAsia="Arial" w:hAnsi="Arial"/>
+          <w:sz w:val="20"/>
+          <w:szCs w:val="20"/>
+        </w:rPr>
+        <w:t xml:space="preserve">* Substancje zawarte w mieszaninie podlegają ograniczeniom wynikającym z pozycji 75 (Substancje w tuszach do tatuażu i makijażu permanentnego).</w:t>
+      </w:r>
+    </w:p>
+    <w:p>
+      <w:pPr>
+        <w:spacing w:after="60" w:before="60"/>
+      </w:pPr>
+      <w:r>
+        <w:rPr>
+          <w:rFonts w:ascii="Arial" w:cs="Arial" w:eastAsia="Arial" w:hAnsi="Arial"/>
+          <w:b/>
+          <w:bCs/>
+          <w:sz w:val="20"/>
+          <w:szCs w:val="20"/>
+        </w:rPr>
+        <w:t xml:space="preserve">- Dyrektywa Seveso III (2012/18/UE) / Rozporządzenie Ministra Rozwoju z dnia 29 stycznia 2016 r. (Dz.U. 2016 poz. 138):</w:t>
+      </w:r>
+      <w:r>
+        <w:rPr>
+          <w:rFonts w:ascii="Arial" w:cs="Arial" w:eastAsia="Arial" w:hAnsi="Arial"/>
+          <w:sz w:val="20"/>
+          <w:szCs w:val="20"/>
+        </w:rPr>
+        <w:t xml:space="preserve"/>
+      </w:r>
+    </w:p>
+    <w:p>
+      <w:pPr>
+        <w:spacing w:after="60" w:before="60"/>
+      </w:pPr>
+      <w:r>
+        <w:rPr>
+          <w:rFonts w:ascii="Arial" w:cs="Arial" w:eastAsia="Arial" w:hAnsi="Arial"/>
+          <w:b/>
+          <w:bCs/>
+          <w:sz w:val="20"/>
+          <w:szCs w:val="20"/>
+        </w:rPr>
+        <w:t xml:space="preserve">* Kategoria zagrożenia:</w:t>
+      </w:r>
+      <w:r>
+        <w:rPr>
+          <w:rFonts w:ascii="Arial" w:cs="Arial" w:eastAsia="Arial" w:hAnsi="Arial"/>
+          <w:sz w:val="20"/>
+          <w:szCs w:val="20"/>
+        </w:rPr>
+        <w:t xml:space="preserve"> P5c CIECZE ŁATWOPALNE.</w:t>
+      </w:r>
+    </w:p>
+    <w:p>
+      <w:pPr>
+        <w:spacing w:after="60" w:before="60"/>
+      </w:pPr>
+      <w:r>
+        <w:rPr>
+          <w:rFonts w:ascii="Arial" w:cs="Arial" w:eastAsia="Arial" w:hAnsi="Arial"/>
+          <w:b/>
+          <w:bCs/>
+          <w:sz w:val="20"/>
+          <w:szCs w:val="20"/>
+        </w:rPr>
+        <w:t xml:space="preserve">* Ilości progowe substancji niebezpiecznych decydujące o zaliczeniu zakładu:</w:t>
+      </w:r>
+      <w:r>
+        <w:rPr>
+          <w:rFonts w:ascii="Arial" w:cs="Arial" w:eastAsia="Arial" w:hAnsi="Arial"/>
+          <w:sz w:val="20"/>
+          <w:szCs w:val="20"/>
+        </w:rPr>
+        <w:t xml:space="preserve"> Zakład o Zwiększonym Ryzyku (ZZR) – 5 000 t; Zakład o Dużym Ryzyku (ZDR) – 50 000 t.</w:t>
+      </w:r>
+    </w:p>
+    <w:p>
+      <w:pPr>
+        <w:spacing w:after="60" w:before="60"/>
+      </w:pPr>
+      <w:r>
+        <w:rPr>
+          <w:rFonts w:ascii="Arial" w:cs="Arial" w:eastAsia="Arial" w:hAnsi="Arial"/>
+          <w:b/>
+          <w:bCs/>
+          <w:sz w:val="20"/>
+          <w:szCs w:val="20"/>
+        </w:rPr>
+        <w:t xml:space="preserve">- Rozporządzenie Parlamentu Europejskiego i Rady (UE) nr 649/2012 z dnia 4 lipca 2012 r. dotyczące wywozu i przywozu niebezpiecznych chemikaliów (PIC):</w:t>
+      </w:r>
+      <w:r>
+        <w:rPr>
+          <w:rFonts w:ascii="Arial" w:cs="Arial" w:eastAsia="Arial" w:hAnsi="Arial"/>
+          <w:sz w:val="20"/>
+          <w:szCs w:val="20"/>
+        </w:rPr>
+        <w:t xml:space="preserve"> Nie dotyczy.</w:t>
       </w:r>
     </w:p>
     <w:p>
@@ -8001,28 +9430,48 @@
     </w:p>
     <w:p>
       <w:pPr>
-        <w:spacing w:after="80"/>
-      </w:pPr>
-      <w:r>
-        <w:rPr>
-          <w:rFonts w:ascii="Arial" w:cs="Arial" w:eastAsia="Arial" w:hAnsi="Arial"/>
-          <w:sz w:val="20"/>
-          <w:szCs w:val="20"/>
-        </w:rPr>
-        <w:t xml:space="preserve">- Baza danych Europejskiej Agencji Chemikaliów (ECHA): https://echa.europa.eu/</w:t>
-      </w:r>
-    </w:p>
-    <w:p>
-      <w:pPr>
-        <w:spacing w:after="80"/>
-      </w:pPr>
-      <w:r>
-        <w:rPr>
-          <w:rFonts w:ascii="Arial" w:cs="Arial" w:eastAsia="Arial" w:hAnsi="Arial"/>
-          <w:sz w:val="20"/>
-          <w:szCs w:val="20"/>
-        </w:rPr>
-        <w:t xml:space="preserve">- Baza danych PubChem National Library of Medicine: https://pubchem.ncbi.nlm.nih.gov/</w:t>
+        <w:spacing w:after="60" w:before="60"/>
+      </w:pPr>
+      <w:r>
+        <w:rPr>
+          <w:rFonts w:ascii="Arial" w:cs="Arial" w:eastAsia="Arial" w:hAnsi="Arial"/>
+          <w:b/>
+          <w:bCs/>
+          <w:sz w:val="20"/>
+          <w:szCs w:val="20"/>
+        </w:rPr>
+        <w:t xml:space="preserve">- Baza danych Europejskiej Agencji Chemikaliów (ECHA):</w:t>
+      </w:r>
+      <w:r>
+        <w:rPr>
+          <w:rFonts w:ascii="Arial" w:cs="Arial" w:eastAsia="Arial" w:hAnsi="Arial"/>
+          <w:sz w:val="20"/>
+          <w:szCs w:val="20"/>
+        </w:rPr>
+        <w:t xml:space="preserve"> https://echa.europa.eu/</w:t>
+      </w:r>
+    </w:p>
+    <w:p>
+      <w:pPr>
+        <w:spacing w:after="60" w:before="60"/>
+      </w:pPr>
+      <w:r>
+        <w:rPr>
+          <w:rFonts w:ascii="Arial" w:cs="Arial" w:eastAsia="Arial" w:hAnsi="Arial"/>
+          <w:b/>
+          <w:bCs/>
+          <w:sz w:val="20"/>
+          <w:szCs w:val="20"/>
+        </w:rPr>
+        <w:t xml:space="preserve">- Baza danych PubChem National Library of Medicine:</w:t>
+      </w:r>
+      <w:r>
+        <w:rPr>
+          <w:rFonts w:ascii="Arial" w:cs="Arial" w:eastAsia="Arial" w:hAnsi="Arial"/>
+          <w:sz w:val="20"/>
+          <w:szCs w:val="20"/>
+        </w:rPr>
+        <w:t xml:space="preserve"> https://pubchem.ncbi.nlm.nih.gov/</w:t>
       </w:r>
     </w:p>
     <w:p>
@@ -8091,7 +9540,7 @@
           <w:sz w:val="20"/>
           <w:szCs w:val="20"/>
         </w:rPr>
-        <w:t xml:space="preserve">Niniejsza karta charakterystyki (wersja 2.0 PL) zastępuje wersję Wersja 1 (z dnia 01.09.2023).</w:t>
+        <w:t xml:space="preserve">Niniejsza karta charakterystyki (wersja 1.0 PL) zastępuje wersję Brak (wydanie pierwsze w języku polskim, opracowane na podstawie SDS producenta – rewizja nr 2 z dnia 14.02.2025 r.).</w:t>
       </w:r>
     </w:p>
     <w:p>
@@ -8122,67 +9571,117 @@
     </w:p>
     <w:p>
       <w:pPr>
-        <w:spacing w:after="80"/>
-      </w:pPr>
-      <w:r>
-        <w:rPr>
-          <w:rFonts w:ascii="Arial" w:cs="Arial" w:eastAsia="Arial" w:hAnsi="Arial"/>
-          <w:sz w:val="20"/>
-          <w:szCs w:val="20"/>
-        </w:rPr>
-        <w:t xml:space="preserve">- Sekcja 1.3: Aktualizacja danych dostawcy karty w Rzeczypospolitej Polskiej na ITALLUX Sp. z o.o. (ul. Wesoła 16, 63-600 Kępno, www.prostozwloch.pl).</w:t>
-      </w:r>
-    </w:p>
-    <w:p>
-      <w:pPr>
-        <w:spacing w:after="80"/>
-      </w:pPr>
-      <w:r>
-        <w:rPr>
-          <w:rFonts w:ascii="Arial" w:cs="Arial" w:eastAsia="Arial" w:hAnsi="Arial"/>
-          <w:sz w:val="20"/>
-          <w:szCs w:val="20"/>
-        </w:rPr>
-        <w:t xml:space="preserve">- Sekcja 8.1: Weryfikacja i implementacja krajowych norm higienicznych w środowisku pracy (NDS, NDSCh) na podstawie Rozporządzenia MRPiPS (Dz.U. 2018 poz. 1286 z późn. zm.).</w:t>
-      </w:r>
-    </w:p>
-    <w:p>
-      <w:pPr>
-        <w:spacing w:after="80"/>
-      </w:pPr>
-      <w:r>
-        <w:rPr>
-          <w:rFonts w:ascii="Arial" w:cs="Arial" w:eastAsia="Arial" w:hAnsi="Arial"/>
-          <w:sz w:val="20"/>
-          <w:szCs w:val="20"/>
-        </w:rPr>
-        <w:t xml:space="preserve">- Sekcja 11.2 i 12.6: Wdrożenie obligatoryjnych podsekcji dotyczących właściwości zaburzających funkcjonowanie układu hormonalnego.</w:t>
-      </w:r>
-    </w:p>
-    <w:p>
-      <w:pPr>
-        <w:spacing w:after="80"/>
-      </w:pPr>
-      <w:r>
-        <w:rPr>
-          <w:rFonts w:ascii="Arial" w:cs="Arial" w:eastAsia="Arial" w:hAnsi="Arial"/>
-          <w:sz w:val="20"/>
-          <w:szCs w:val="20"/>
-        </w:rPr>
-        <w:t xml:space="preserve">- Sekcja 13: Aktualizacja klasyfikacji i 6-cyfrowych kodów odpadów zgodnie z ustawą o odpadach i Dz.U. 2020 poz. 10.</w:t>
-      </w:r>
-    </w:p>
-    <w:p>
-      <w:pPr>
-        <w:spacing w:after="80"/>
-      </w:pPr>
-      <w:r>
-        <w:rPr>
-          <w:rFonts w:ascii="Arial" w:cs="Arial" w:eastAsia="Arial" w:hAnsi="Arial"/>
-          <w:sz w:val="20"/>
-          <w:szCs w:val="20"/>
-        </w:rPr>
-        <w:t xml:space="preserve">- Sekcja 14: Weryfikacja i zharmonizowanie warunków przewozu zgodnie z Umową ADR.</w:t>
+        <w:spacing w:after="60" w:before="60"/>
+      </w:pPr>
+      <w:r>
+        <w:rPr>
+          <w:rFonts w:ascii="Arial" w:cs="Arial" w:eastAsia="Arial" w:hAnsi="Arial"/>
+          <w:b/>
+          <w:bCs/>
+          <w:sz w:val="20"/>
+          <w:szCs w:val="20"/>
+        </w:rPr>
+        <w:t xml:space="preserve">- Sekcja 1.3:</w:t>
+      </w:r>
+      <w:r>
+        <w:rPr>
+          <w:rFonts w:ascii="Arial" w:cs="Arial" w:eastAsia="Arial" w:hAnsi="Arial"/>
+          <w:sz w:val="20"/>
+          <w:szCs w:val="20"/>
+        </w:rPr>
+        <w:t xml:space="preserve"> Aktualizacja danych dostawcy karty w Rzeczypospolitej Polskiej na ITALLUX Sp. z o.o. (ul. Wesoła 16, 63-600 Kępno, www.prostozwloch.pl).</w:t>
+      </w:r>
+    </w:p>
+    <w:p>
+      <w:pPr>
+        <w:spacing w:after="60" w:before="60"/>
+      </w:pPr>
+      <w:r>
+        <w:rPr>
+          <w:rFonts w:ascii="Arial" w:cs="Arial" w:eastAsia="Arial" w:hAnsi="Arial"/>
+          <w:b/>
+          <w:bCs/>
+          <w:sz w:val="20"/>
+          <w:szCs w:val="20"/>
+        </w:rPr>
+        <w:t xml:space="preserve">- Sekcja 8.1:</w:t>
+      </w:r>
+      <w:r>
+        <w:rPr>
+          <w:rFonts w:ascii="Arial" w:cs="Arial" w:eastAsia="Arial" w:hAnsi="Arial"/>
+          <w:sz w:val="20"/>
+          <w:szCs w:val="20"/>
+        </w:rPr>
+        <w:t xml:space="preserve"> Weryfikacja i implementacja krajowych norm higienicznych w środowisku pracy (NDS, NDSCh) na podstawie Rozporządzenia MRPiPS (Dz.U. 2018 poz. 1286 z późn. zm.).</w:t>
+      </w:r>
+    </w:p>
+    <w:p>
+      <w:pPr>
+        <w:spacing w:after="60" w:before="60"/>
+      </w:pPr>
+      <w:r>
+        <w:rPr>
+          <w:rFonts w:ascii="Arial" w:cs="Arial" w:eastAsia="Arial" w:hAnsi="Arial"/>
+          <w:b/>
+          <w:bCs/>
+          <w:sz w:val="20"/>
+          <w:szCs w:val="20"/>
+        </w:rPr>
+        <w:t xml:space="preserve">- Sekcja 11.2 i 12.6:</w:t>
+      </w:r>
+      <w:r>
+        <w:rPr>
+          <w:rFonts w:ascii="Arial" w:cs="Arial" w:eastAsia="Arial" w:hAnsi="Arial"/>
+          <w:sz w:val="20"/>
+          <w:szCs w:val="20"/>
+        </w:rPr>
+        <w:t xml:space="preserve"> Wdrożenie obligatoryjnych podsekcji dotyczących właściwości zaburzających funkcjonowanie układu hormonalnego.</w:t>
+      </w:r>
+    </w:p>
+    <w:p>
+      <w:pPr>
+        <w:spacing w:after="60" w:before="60"/>
+      </w:pPr>
+      <w:r>
+        <w:rPr>
+          <w:rFonts w:ascii="Arial" w:cs="Arial" w:eastAsia="Arial" w:hAnsi="Arial"/>
+          <w:b/>
+          <w:bCs/>
+          <w:sz w:val="20"/>
+          <w:szCs w:val="20"/>
+        </w:rPr>
+        <w:t xml:space="preserve">- Sekcja 13:</w:t>
+      </w:r>
+      <w:r>
+        <w:rPr>
+          <w:rFonts w:ascii="Arial" w:cs="Arial" w:eastAsia="Arial" w:hAnsi="Arial"/>
+          <w:sz w:val="20"/>
+          <w:szCs w:val="20"/>
+        </w:rPr>
+        <w:t xml:space="preserve"> Aktualizacja klasyfikacji i 6-cyfrowych kodów odpadów zgodnie z ustawą o odpadach i Dz.U. 2020 poz. 10.</w:t>
+      </w:r>
+    </w:p>
+    <w:p>
+      <w:pPr>
+        <w:spacing w:after="60" w:before="60"/>
+      </w:pPr>
+      <w:r>
+        <w:rPr>
+          <w:rFonts w:ascii="Arial" w:cs="Arial" w:eastAsia="Arial" w:hAnsi="Arial"/>
+          <w:b/>
+          <w:bCs/>
+          <w:sz w:val="20"/>
+          <w:szCs w:val="20"/>
+        </w:rPr>
+        <w:t xml:space="preserve">- Sekcja 14:</w:t>
+      </w:r>
+      <w:r>
+        <w:rPr>
+          <w:rFonts w:ascii="Arial" w:cs="Arial" w:eastAsia="Arial" w:hAnsi="Arial"/>
+          <w:sz w:val="20"/>
+          <w:szCs w:val="20"/>
+        </w:rPr>
+        <w:t xml:space="preserve"> Weryfikacja i zharmonizowanie warunków przewozu zgodnie z Umową ADR.</w:t>
       </w:r>
     </w:p>
     <w:p>
@@ -8398,7 +9897,7 @@
         <w:sz w:val="16"/>
         <w:szCs w:val="16"/>
       </w:rPr>
-      <w:t xml:space="preserve">KARTA CHARAKTERYSTYKI | SWEET HOME - PROFUMATORE AMBIENTE ORCHIDEA E VANIGLIA V2 | Wersja: 2.0 / PL</w:t>
+      <w:t xml:space="preserve">KARTA CHARAKTERYSTYKI | SWEET HOME - PROFUMATORE AMBIENTE ORCHIDEA E VANIGLIA V2 | Wersja: 1.0 PL</w:t>
     </w:r>
   </w:p>
 </w:hdr>

--- a/docs/SDS/Karta_Charakterystyki_8034055535448_SDS_ORCHIDEA_E_VANIGLIA_V2_PL.docx
+++ b/docs/SDS/Karta_Charakterystyki_8034055535448_SDS_ORCHIDEA_E_VANIGLIA_V2_PL.docx
@@ -5222,6 +5222,21 @@
     </w:p>
     <w:p>
       <w:pPr>
+        <w:spacing w:after="100" w:before="200"/>
+      </w:pPr>
+      <w:r>
+        <w:rPr>
+          <w:rFonts w:ascii="Arial" w:cs="Arial" w:eastAsia="Arial" w:hAnsi="Arial"/>
+          <w:b/>
+          <w:bCs/>
+          <w:sz w:val="20"/>
+          <w:szCs w:val="20"/>
+        </w:rPr>
+        <w:t xml:space="preserve">11.1. Informacje na temat klas zagrożenia zdefiniowanych w rozporządzeniu (WE) nr 1272/2008</w:t>
+      </w:r>
+    </w:p>
+    <w:p>
+      <w:pPr>
         <w:spacing w:after="80"/>
       </w:pPr>
       <w:r>
@@ -5243,7 +5258,709 @@
           <w:sz w:val="20"/>
           <w:szCs w:val="20"/>
         </w:rPr>
-        <w:t xml:space="preserve">W związku z tym w celu oceny skutków toksykologicznych narażenia na produkt należy wziąć pod uwagę stężenia poszczególnych substancji niebezpiecznych wskazanych w sekcji 3.</w:t>
+        <w:t xml:space="preserve">W związku z tym należy wziąć pod uwagę stężenia poszczególnych substancji niebezpiecznych wskazanych w sekcji 3, aby ocenić skutki toksykologiczne narażenia na produkt.</w:t>
+      </w:r>
+    </w:p>
+    <w:p>
+      <w:pPr>
+        <w:spacing w:after="80"/>
+      </w:pPr>
+      <w:r>
+        <w:rPr>
+          <w:rFonts w:ascii="Arial" w:cs="Arial" w:eastAsia="Arial" w:hAnsi="Arial"/>
+          <w:sz w:val="20"/>
+          <w:szCs w:val="20"/>
+        </w:rPr>
+        <w:t xml:space="preserve">Metabolizm, toksykokinetyka, mechanizm działania i inne informacje:</w:t>
+      </w:r>
+    </w:p>
+    <w:p>
+      <w:pPr>
+        <w:spacing w:after="80"/>
+      </w:pPr>
+      <w:r>
+        <w:rPr>
+          <w:rFonts w:ascii="Arial" w:cs="Arial" w:eastAsia="Arial" w:hAnsi="Arial"/>
+          <w:sz w:val="20"/>
+          <w:szCs w:val="20"/>
+        </w:rPr>
+        <w:t xml:space="preserve">Brak dostępnych informacji.</w:t>
+      </w:r>
+    </w:p>
+    <w:p>
+      <w:pPr>
+        <w:spacing w:after="80"/>
+      </w:pPr>
+      <w:r>
+        <w:rPr>
+          <w:rFonts w:ascii="Arial" w:cs="Arial" w:eastAsia="Arial" w:hAnsi="Arial"/>
+          <w:sz w:val="20"/>
+          <w:szCs w:val="20"/>
+        </w:rPr>
+        <w:t xml:space="preserve">Informacje dotyczące prawdopodobnych dróg narażenia:</w:t>
+      </w:r>
+    </w:p>
+    <w:p>
+      <w:pPr>
+        <w:spacing w:after="80"/>
+      </w:pPr>
+      <w:r>
+        <w:rPr>
+          <w:rFonts w:ascii="Arial" w:cs="Arial" w:eastAsia="Arial" w:hAnsi="Arial"/>
+          <w:sz w:val="20"/>
+          <w:szCs w:val="20"/>
+        </w:rPr>
+        <w:t xml:space="preserve">Toluen:</w:t>
+      </w:r>
+    </w:p>
+    <w:p>
+      <w:pPr>
+        <w:spacing w:after="80"/>
+      </w:pPr>
+      <w:r>
+        <w:rPr>
+          <w:rFonts w:ascii="Arial" w:cs="Arial" w:eastAsia="Arial" w:hAnsi="Arial"/>
+          <w:sz w:val="20"/>
+          <w:szCs w:val="20"/>
+        </w:rPr>
+        <w:t xml:space="preserve">PRACOWNICY: przez drogi oddechowe (inhalacyjnie); kontakt ze skórą.</w:t>
+      </w:r>
+    </w:p>
+    <w:p>
+      <w:pPr>
+        <w:spacing w:after="80"/>
+      </w:pPr>
+      <w:r>
+        <w:rPr>
+          <w:rFonts w:ascii="Arial" w:cs="Arial" w:eastAsia="Arial" w:hAnsi="Arial"/>
+          <w:sz w:val="20"/>
+          <w:szCs w:val="20"/>
+        </w:rPr>
+        <w:t xml:space="preserve">KONSUMENCI: spożycie skażonej żywności lub wody; przez drogi oddechowe (inhalacyjnie) z powietrza otoczenia; kontakt ze skórą z produktami zawierającymi substancję.</w:t>
+      </w:r>
+    </w:p>
+    <w:p>
+      <w:pPr>
+        <w:spacing w:after="80"/>
+      </w:pPr>
+      <w:r>
+        <w:rPr>
+          <w:rFonts w:ascii="Arial" w:cs="Arial" w:eastAsia="Arial" w:hAnsi="Arial"/>
+          <w:sz w:val="20"/>
+          <w:szCs w:val="20"/>
+        </w:rPr>
+        <w:t xml:space="preserve">Opóźnione, bezpośrednie oraz przewlekłe skutki krótko- i długotrwałego narażenia:</w:t>
+      </w:r>
+    </w:p>
+    <w:p>
+      <w:pPr>
+        <w:spacing w:after="80"/>
+      </w:pPr>
+      <w:r>
+        <w:rPr>
+          <w:rFonts w:ascii="Arial" w:cs="Arial" w:eastAsia="Arial" w:hAnsi="Arial"/>
+          <w:sz w:val="20"/>
+          <w:szCs w:val="20"/>
+        </w:rPr>
+        <w:t xml:space="preserve">Toluen:</w:t>
+      </w:r>
+    </w:p>
+    <w:p>
+      <w:pPr>
+        <w:spacing w:after="80"/>
+      </w:pPr>
+      <w:r>
+        <w:rPr>
+          <w:rFonts w:ascii="Arial" w:cs="Arial" w:eastAsia="Arial" w:hAnsi="Arial"/>
+          <w:sz w:val="20"/>
+          <w:szCs w:val="20"/>
+        </w:rPr>
+        <w:t xml:space="preserve">Działanie toksyczne na ośrodkowy i obwodowy układ nerwowy z encefalopatią i polineuropatią; działa drażniąco na skórę, spojówki, rogówkę i układ oddechowy.</w:t>
+      </w:r>
+    </w:p>
+    <w:p>
+      <w:pPr>
+        <w:spacing w:after="80"/>
+      </w:pPr>
+      <w:r>
+        <w:rPr>
+          <w:rFonts w:ascii="Arial" w:cs="Arial" w:eastAsia="Arial" w:hAnsi="Arial"/>
+          <w:sz w:val="20"/>
+          <w:szCs w:val="20"/>
+        </w:rPr>
+        <w:t xml:space="preserve">Skutki wzajemnego oddziaływania:</w:t>
+      </w:r>
+    </w:p>
+    <w:p>
+      <w:pPr>
+        <w:spacing w:after="80"/>
+      </w:pPr>
+      <w:r>
+        <w:rPr>
+          <w:rFonts w:ascii="Arial" w:cs="Arial" w:eastAsia="Arial" w:hAnsi="Arial"/>
+          <w:sz w:val="20"/>
+          <w:szCs w:val="20"/>
+        </w:rPr>
+        <w:t xml:space="preserve">Toluen:</w:t>
+      </w:r>
+    </w:p>
+    <w:p>
+      <w:pPr>
+        <w:spacing w:after="80"/>
+      </w:pPr>
+      <w:r>
+        <w:rPr>
+          <w:rFonts w:ascii="Arial" w:cs="Arial" w:eastAsia="Arial" w:hAnsi="Arial"/>
+          <w:sz w:val="20"/>
+          <w:szCs w:val="20"/>
+        </w:rPr>
+        <w:t xml:space="preserve">Niektóre leki i inne produkty przemysłowe mogą zakłócać metabolizm toluenu.</w:t>
+      </w:r>
+    </w:p>
+    <w:p>
+      <w:pPr>
+        <w:spacing w:after="80"/>
+      </w:pPr>
+      <w:r>
+        <w:rPr>
+          <w:rFonts w:ascii="Arial" w:cs="Arial" w:eastAsia="Arial" w:hAnsi="Arial"/>
+          <w:sz w:val="20"/>
+          <w:szCs w:val="20"/>
+        </w:rPr>
+        <w:t xml:space="preserve">Toksyczność ostra:</w:t>
+      </w:r>
+    </w:p>
+    <w:p>
+      <w:pPr>
+        <w:spacing w:after="80"/>
+      </w:pPr>
+      <w:r>
+        <w:rPr>
+          <w:rFonts w:ascii="Arial" w:cs="Arial" w:eastAsia="Arial" w:hAnsi="Arial"/>
+          <w:sz w:val="20"/>
+          <w:szCs w:val="20"/>
+        </w:rPr>
+        <w:t xml:space="preserve">ATE (przez drogi oddechowe - inhalacyjnie) mieszaniny: Nie sklasyfikowano (brak istotnych składników)</w:t>
+      </w:r>
+    </w:p>
+    <w:p>
+      <w:pPr>
+        <w:spacing w:after="80"/>
+      </w:pPr>
+      <w:r>
+        <w:rPr>
+          <w:rFonts w:ascii="Arial" w:cs="Arial" w:eastAsia="Arial" w:hAnsi="Arial"/>
+          <w:sz w:val="20"/>
+          <w:szCs w:val="20"/>
+        </w:rPr>
+        <w:t xml:space="preserve">ATE (droga pokarmowa - doustnie) mieszaniny: Nie sklasyfikowano (brak istotnych składników)</w:t>
+      </w:r>
+    </w:p>
+    <w:p>
+      <w:pPr>
+        <w:spacing w:after="80"/>
+      </w:pPr>
+      <w:r>
+        <w:rPr>
+          <w:rFonts w:ascii="Arial" w:cs="Arial" w:eastAsia="Arial" w:hAnsi="Arial"/>
+          <w:sz w:val="20"/>
+          <w:szCs w:val="20"/>
+        </w:rPr>
+        <w:t xml:space="preserve">ATE (na skórę) mieszaniny: Nie sklasyfikowano (brak istotnych składników)</w:t>
+      </w:r>
+    </w:p>
+    <w:p>
+      <w:pPr>
+        <w:spacing w:after="80"/>
+      </w:pPr>
+      <w:r>
+        <w:rPr>
+          <w:rFonts w:ascii="Arial" w:cs="Arial" w:eastAsia="Arial" w:hAnsi="Arial"/>
+          <w:sz w:val="20"/>
+          <w:szCs w:val="20"/>
+        </w:rPr>
+        <w:t xml:space="preserve">Etanol:</w:t>
+      </w:r>
+    </w:p>
+    <w:p>
+      <w:pPr>
+        <w:spacing w:after="80"/>
+      </w:pPr>
+      <w:r>
+        <w:rPr>
+          <w:rFonts w:ascii="Arial" w:cs="Arial" w:eastAsia="Arial" w:hAnsi="Arial"/>
+          <w:sz w:val="20"/>
+          <w:szCs w:val="20"/>
+        </w:rPr>
+        <w:t xml:space="preserve">LD50 (droga pokarmowa): &gt; 5000 mg/kg (szczur)</w:t>
+      </w:r>
+    </w:p>
+    <w:p>
+      <w:pPr>
+        <w:spacing w:after="80"/>
+      </w:pPr>
+      <w:r>
+        <w:rPr>
+          <w:rFonts w:ascii="Arial" w:cs="Arial" w:eastAsia="Arial" w:hAnsi="Arial"/>
+          <w:sz w:val="20"/>
+          <w:szCs w:val="20"/>
+        </w:rPr>
+        <w:t xml:space="preserve">LC50 (przez drogi oddechowe, pary): &gt; 50 mg/l/4h (szczur)</w:t>
+      </w:r>
+    </w:p>
+    <w:p>
+      <w:pPr>
+        <w:spacing w:after="80"/>
+      </w:pPr>
+      <w:r>
+        <w:rPr>
+          <w:rFonts w:ascii="Arial" w:cs="Arial" w:eastAsia="Arial" w:hAnsi="Arial"/>
+          <w:sz w:val="20"/>
+          <w:szCs w:val="20"/>
+        </w:rPr>
+        <w:t xml:space="preserve">Aldehyd anyżowy:</w:t>
+      </w:r>
+    </w:p>
+    <w:p>
+      <w:pPr>
+        <w:spacing w:after="80"/>
+      </w:pPr>
+      <w:r>
+        <w:rPr>
+          <w:rFonts w:ascii="Arial" w:cs="Arial" w:eastAsia="Arial" w:hAnsi="Arial"/>
+          <w:sz w:val="20"/>
+          <w:szCs w:val="20"/>
+        </w:rPr>
+        <w:t xml:space="preserve">LD50 (na skórę): &gt; 5000 mg/kg (królik)</w:t>
+      </w:r>
+    </w:p>
+    <w:p>
+      <w:pPr>
+        <w:spacing w:after="80"/>
+      </w:pPr>
+      <w:r>
+        <w:rPr>
+          <w:rFonts w:ascii="Arial" w:cs="Arial" w:eastAsia="Arial" w:hAnsi="Arial"/>
+          <w:sz w:val="20"/>
+          <w:szCs w:val="20"/>
+        </w:rPr>
+        <w:t xml:space="preserve">LD50 (droga pokarmowa): 3210 mg/kg (szczur)</w:t>
+      </w:r>
+    </w:p>
+    <w:p>
+      <w:pPr>
+        <w:spacing w:after="80"/>
+      </w:pPr>
+      <w:r>
+        <w:rPr>
+          <w:rFonts w:ascii="Arial" w:cs="Arial" w:eastAsia="Arial" w:hAnsi="Arial"/>
+          <w:sz w:val="20"/>
+          <w:szCs w:val="20"/>
+        </w:rPr>
+        <w:t xml:space="preserve">LC50 (przez drogi oddechowe, pary): 0,32 mg/l/7h (szczur)</w:t>
+      </w:r>
+    </w:p>
+    <w:p>
+      <w:pPr>
+        <w:spacing w:after="80"/>
+      </w:pPr>
+      <w:r>
+        <w:rPr>
+          <w:rFonts w:ascii="Arial" w:cs="Arial" w:eastAsia="Arial" w:hAnsi="Arial"/>
+          <w:sz w:val="20"/>
+          <w:szCs w:val="20"/>
+        </w:rPr>
+        <w:t xml:space="preserve">Kumaryna:</w:t>
+      </w:r>
+    </w:p>
+    <w:p>
+      <w:pPr>
+        <w:spacing w:after="80"/>
+      </w:pPr>
+      <w:r>
+        <w:rPr>
+          <w:rFonts w:ascii="Arial" w:cs="Arial" w:eastAsia="Arial" w:hAnsi="Arial"/>
+          <w:sz w:val="20"/>
+          <w:szCs w:val="20"/>
+        </w:rPr>
+        <w:t xml:space="preserve">LD50 (na skórę): 293 mg/kg mc (szczur)</w:t>
+      </w:r>
+    </w:p>
+    <w:p>
+      <w:pPr>
+        <w:spacing w:after="80"/>
+      </w:pPr>
+      <w:r>
+        <w:rPr>
+          <w:rFonts w:ascii="Arial" w:cs="Arial" w:eastAsia="Arial" w:hAnsi="Arial"/>
+          <w:sz w:val="20"/>
+          <w:szCs w:val="20"/>
+        </w:rPr>
+        <w:t xml:space="preserve">LD50 (droga pokarmowa): 290 mg/kg mc (szczur)</w:t>
+      </w:r>
+    </w:p>
+    <w:p>
+      <w:pPr>
+        <w:spacing w:after="80"/>
+      </w:pPr>
+      <w:r>
+        <w:rPr>
+          <w:rFonts w:ascii="Arial" w:cs="Arial" w:eastAsia="Arial" w:hAnsi="Arial"/>
+          <w:sz w:val="20"/>
+          <w:szCs w:val="20"/>
+        </w:rPr>
+        <w:t xml:space="preserve">LC50 (przez drogi oddechowe, pyły/mgły): 293 mg/m³ (szczur)</w:t>
+      </w:r>
+    </w:p>
+    <w:p>
+      <w:pPr>
+        <w:spacing w:after="80"/>
+      </w:pPr>
+      <w:r>
+        <w:rPr>
+          <w:rFonts w:ascii="Arial" w:cs="Arial" w:eastAsia="Arial" w:hAnsi="Arial"/>
+          <w:sz w:val="20"/>
+          <w:szCs w:val="20"/>
+        </w:rPr>
+        <w:t xml:space="preserve">2,6-di-tert-butylo-4-metylofenol (BHT):</w:t>
+      </w:r>
+    </w:p>
+    <w:p>
+      <w:pPr>
+        <w:spacing w:after="80"/>
+      </w:pPr>
+      <w:r>
+        <w:rPr>
+          <w:rFonts w:ascii="Arial" w:cs="Arial" w:eastAsia="Arial" w:hAnsi="Arial"/>
+          <w:sz w:val="20"/>
+          <w:szCs w:val="20"/>
+        </w:rPr>
+        <w:t xml:space="preserve">LD50 (na skórę): &gt; 2000 mg/kg (szczur)</w:t>
+      </w:r>
+    </w:p>
+    <w:p>
+      <w:pPr>
+        <w:spacing w:after="80"/>
+      </w:pPr>
+      <w:r>
+        <w:rPr>
+          <w:rFonts w:ascii="Arial" w:cs="Arial" w:eastAsia="Arial" w:hAnsi="Arial"/>
+          <w:sz w:val="20"/>
+          <w:szCs w:val="20"/>
+        </w:rPr>
+        <w:t xml:space="preserve">LD50 (droga pokarmowa): 2930 mg/kg (szczur)</w:t>
+      </w:r>
+    </w:p>
+    <w:p>
+      <w:pPr>
+        <w:spacing w:after="80"/>
+      </w:pPr>
+      <w:r>
+        <w:rPr>
+          <w:rFonts w:ascii="Arial" w:cs="Arial" w:eastAsia="Arial" w:hAnsi="Arial"/>
+          <w:sz w:val="20"/>
+          <w:szCs w:val="20"/>
+        </w:rPr>
+        <w:t xml:space="preserve">Toluen:</w:t>
+      </w:r>
+    </w:p>
+    <w:p>
+      <w:pPr>
+        <w:spacing w:after="80"/>
+      </w:pPr>
+      <w:r>
+        <w:rPr>
+          <w:rFonts w:ascii="Arial" w:cs="Arial" w:eastAsia="Arial" w:hAnsi="Arial"/>
+          <w:sz w:val="20"/>
+          <w:szCs w:val="20"/>
+        </w:rPr>
+        <w:t xml:space="preserve">LD50 (na skórę): &gt; 5000 mg/kg mc (królik)</w:t>
+      </w:r>
+    </w:p>
+    <w:p>
+      <w:pPr>
+        <w:spacing w:after="80"/>
+      </w:pPr>
+      <w:r>
+        <w:rPr>
+          <w:rFonts w:ascii="Arial" w:cs="Arial" w:eastAsia="Arial" w:hAnsi="Arial"/>
+          <w:sz w:val="20"/>
+          <w:szCs w:val="20"/>
+        </w:rPr>
+        <w:t xml:space="preserve">LD50 (droga pokarmowa): &gt; 5000 mg/kg mc (szczur)</w:t>
+      </w:r>
+    </w:p>
+    <w:p>
+      <w:pPr>
+        <w:spacing w:after="80"/>
+      </w:pPr>
+      <w:r>
+        <w:rPr>
+          <w:rFonts w:ascii="Arial" w:cs="Arial" w:eastAsia="Arial" w:hAnsi="Arial"/>
+          <w:sz w:val="20"/>
+          <w:szCs w:val="20"/>
+        </w:rPr>
+        <w:t xml:space="preserve">LC50 (przez drogi oddechowe, pary): 100 ppm (człowiek)</w:t>
+      </w:r>
+    </w:p>
+    <w:p>
+      <w:pPr>
+        <w:spacing w:after="80"/>
+      </w:pPr>
+      <w:r>
+        <w:rPr>
+          <w:rFonts w:ascii="Arial" w:cs="Arial" w:eastAsia="Arial" w:hAnsi="Arial"/>
+          <w:sz w:val="20"/>
+          <w:szCs w:val="20"/>
+        </w:rPr>
+        <w:t xml:space="preserve">Działanie żrące/drażniące na skórę:</w:t>
+      </w:r>
+    </w:p>
+    <w:p>
+      <w:pPr>
+        <w:spacing w:after="80"/>
+      </w:pPr>
+      <w:r>
+        <w:rPr>
+          <w:rFonts w:ascii="Arial" w:cs="Arial" w:eastAsia="Arial" w:hAnsi="Arial"/>
+          <w:sz w:val="20"/>
+          <w:szCs w:val="20"/>
+        </w:rPr>
+        <w:t xml:space="preserve">W oparciu o dostępne dane nie spełnia kryteriów klasyfikacji.</w:t>
+      </w:r>
+    </w:p>
+    <w:p>
+      <w:pPr>
+        <w:spacing w:after="80"/>
+      </w:pPr>
+      <w:r>
+        <w:rPr>
+          <w:rFonts w:ascii="Arial" w:cs="Arial" w:eastAsia="Arial" w:hAnsi="Arial"/>
+          <w:sz w:val="20"/>
+          <w:szCs w:val="20"/>
+        </w:rPr>
+        <w:t xml:space="preserve">Poważne uszkodzenie oczu/działanie drażniące na oczy:</w:t>
+      </w:r>
+    </w:p>
+    <w:p>
+      <w:pPr>
+        <w:spacing w:after="80"/>
+      </w:pPr>
+      <w:r>
+        <w:rPr>
+          <w:rFonts w:ascii="Arial" w:cs="Arial" w:eastAsia="Arial" w:hAnsi="Arial"/>
+          <w:sz w:val="20"/>
+          <w:szCs w:val="20"/>
+        </w:rPr>
+        <w:t xml:space="preserve">Działa drażniąco na oczy.</w:t>
+      </w:r>
+    </w:p>
+    <w:p>
+      <w:pPr>
+        <w:spacing w:after="80"/>
+      </w:pPr>
+      <w:r>
+        <w:rPr>
+          <w:rFonts w:ascii="Arial" w:cs="Arial" w:eastAsia="Arial" w:hAnsi="Arial"/>
+          <w:sz w:val="20"/>
+          <w:szCs w:val="20"/>
+        </w:rPr>
+        <w:t xml:space="preserve">Działanie uczulające na drogi oddechowe lub skórę:</w:t>
+      </w:r>
+    </w:p>
+    <w:p>
+      <w:pPr>
+        <w:spacing w:after="80"/>
+      </w:pPr>
+      <w:r>
+        <w:rPr>
+          <w:rFonts w:ascii="Arial" w:cs="Arial" w:eastAsia="Arial" w:hAnsi="Arial"/>
+          <w:sz w:val="20"/>
+          <w:szCs w:val="20"/>
+        </w:rPr>
+        <w:t xml:space="preserve">Może powodować wystąpienie reakcji alergicznej skóry.</w:t>
+      </w:r>
+    </w:p>
+    <w:p>
+      <w:pPr>
+        <w:spacing w:after="80"/>
+      </w:pPr>
+      <w:r>
+        <w:rPr>
+          <w:rFonts w:ascii="Arial" w:cs="Arial" w:eastAsia="Arial" w:hAnsi="Arial"/>
+          <w:sz w:val="20"/>
+          <w:szCs w:val="20"/>
+        </w:rPr>
+        <w:t xml:space="preserve">Zawiera: kumarynę.</w:t>
+      </w:r>
+    </w:p>
+    <w:p>
+      <w:pPr>
+        <w:spacing w:after="80"/>
+      </w:pPr>
+      <w:r>
+        <w:rPr>
+          <w:rFonts w:ascii="Arial" w:cs="Arial" w:eastAsia="Arial" w:hAnsi="Arial"/>
+          <w:sz w:val="20"/>
+          <w:szCs w:val="20"/>
+        </w:rPr>
+        <w:t xml:space="preserve">Działanie mutagenne na komórki rozrodcze:</w:t>
+      </w:r>
+    </w:p>
+    <w:p>
+      <w:pPr>
+        <w:spacing w:after="80"/>
+      </w:pPr>
+      <w:r>
+        <w:rPr>
+          <w:rFonts w:ascii="Arial" w:cs="Arial" w:eastAsia="Arial" w:hAnsi="Arial"/>
+          <w:sz w:val="20"/>
+          <w:szCs w:val="20"/>
+        </w:rPr>
+        <w:t xml:space="preserve">W oparciu o dostępne dane nie spełnia kryteriów klasyfikacji.</w:t>
+      </w:r>
+    </w:p>
+    <w:p>
+      <w:pPr>
+        <w:spacing w:after="80"/>
+      </w:pPr>
+      <w:r>
+        <w:rPr>
+          <w:rFonts w:ascii="Arial" w:cs="Arial" w:eastAsia="Arial" w:hAnsi="Arial"/>
+          <w:sz w:val="20"/>
+          <w:szCs w:val="20"/>
+        </w:rPr>
+        <w:t xml:space="preserve">Rakotwórczość:</w:t>
+      </w:r>
+    </w:p>
+    <w:p>
+      <w:pPr>
+        <w:spacing w:after="80"/>
+      </w:pPr>
+      <w:r>
+        <w:rPr>
+          <w:rFonts w:ascii="Arial" w:cs="Arial" w:eastAsia="Arial" w:hAnsi="Arial"/>
+          <w:sz w:val="20"/>
+          <w:szCs w:val="20"/>
+        </w:rPr>
+        <w:t xml:space="preserve">W oparciu o dostępne dane nie spełnia kryteriów klasyfikacji.</w:t>
+      </w:r>
+    </w:p>
+    <w:p>
+      <w:pPr>
+        <w:spacing w:after="80"/>
+      </w:pPr>
+      <w:r>
+        <w:rPr>
+          <w:rFonts w:ascii="Arial" w:cs="Arial" w:eastAsia="Arial" w:hAnsi="Arial"/>
+          <w:sz w:val="20"/>
+          <w:szCs w:val="20"/>
+        </w:rPr>
+        <w:t xml:space="preserve">Toluen: Sklasyfikowany w grupie 3 (nie można zaklasyfikować jako rakotwórczy dla ludzi) przez Międzynarodową Agencję Badań nad Rakiem (IARC) – (IARC, 1999). Agencja Ochrony Środowiska USA (EPA) wskazuje, że dane są niewystarczające do oceny potencjału rakotwórczego.</w:t>
+      </w:r>
+    </w:p>
+    <w:p>
+      <w:pPr>
+        <w:spacing w:after="80"/>
+      </w:pPr>
+      <w:r>
+        <w:rPr>
+          <w:rFonts w:ascii="Arial" w:cs="Arial" w:eastAsia="Arial" w:hAnsi="Arial"/>
+          <w:sz w:val="20"/>
+          <w:szCs w:val="20"/>
+        </w:rPr>
+        <w:t xml:space="preserve">Szkodliwe działanie na rozrodczość:</w:t>
+      </w:r>
+    </w:p>
+    <w:p>
+      <w:pPr>
+        <w:spacing w:after="80"/>
+      </w:pPr>
+      <w:r>
+        <w:rPr>
+          <w:rFonts w:ascii="Arial" w:cs="Arial" w:eastAsia="Arial" w:hAnsi="Arial"/>
+          <w:sz w:val="20"/>
+          <w:szCs w:val="20"/>
+        </w:rPr>
+        <w:t xml:space="preserve">W oparciu o dostępne dane nie spełnia kryteriów klasyfikacji.</w:t>
+      </w:r>
+    </w:p>
+    <w:p>
+      <w:pPr>
+        <w:spacing w:after="80"/>
+      </w:pPr>
+      <w:r>
+        <w:rPr>
+          <w:rFonts w:ascii="Arial" w:cs="Arial" w:eastAsia="Arial" w:hAnsi="Arial"/>
+          <w:sz w:val="20"/>
+          <w:szCs w:val="20"/>
+        </w:rPr>
+        <w:t xml:space="preserve">Działanie toksyczne na narządy docelowe – narażenie jednorazowe:</w:t>
+      </w:r>
+    </w:p>
+    <w:p>
+      <w:pPr>
+        <w:spacing w:after="80"/>
+      </w:pPr>
+      <w:r>
+        <w:rPr>
+          <w:rFonts w:ascii="Arial" w:cs="Arial" w:eastAsia="Arial" w:hAnsi="Arial"/>
+          <w:sz w:val="20"/>
+          <w:szCs w:val="20"/>
+        </w:rPr>
+        <w:t xml:space="preserve">W oparciu o dostępne dane nie spełnia kryteriów klasyfikacji.</w:t>
+      </w:r>
+    </w:p>
+    <w:p>
+      <w:pPr>
+        <w:spacing w:after="80"/>
+      </w:pPr>
+      <w:r>
+        <w:rPr>
+          <w:rFonts w:ascii="Arial" w:cs="Arial" w:eastAsia="Arial" w:hAnsi="Arial"/>
+          <w:sz w:val="20"/>
+          <w:szCs w:val="20"/>
+        </w:rPr>
+        <w:t xml:space="preserve">Działanie toksyczne na narządy docelowe – narażenie powtarzane:</w:t>
+      </w:r>
+    </w:p>
+    <w:p>
+      <w:pPr>
+        <w:spacing w:after="80"/>
+      </w:pPr>
+      <w:r>
+        <w:rPr>
+          <w:rFonts w:ascii="Arial" w:cs="Arial" w:eastAsia="Arial" w:hAnsi="Arial"/>
+          <w:sz w:val="20"/>
+          <w:szCs w:val="20"/>
+        </w:rPr>
+        <w:t xml:space="preserve">W oparciu o dostępne dane nie spełnia kryteriów klasyfikacji.</w:t>
+      </w:r>
+    </w:p>
+    <w:p>
+      <w:pPr>
+        <w:spacing w:after="80"/>
+      </w:pPr>
+      <w:r>
+        <w:rPr>
+          <w:rFonts w:ascii="Arial" w:cs="Arial" w:eastAsia="Arial" w:hAnsi="Arial"/>
+          <w:sz w:val="20"/>
+          <w:szCs w:val="20"/>
+        </w:rPr>
+        <w:t xml:space="preserve">Zagrożenie spowodowane aspiracją:</w:t>
+      </w:r>
+    </w:p>
+    <w:p>
+      <w:pPr>
+        <w:spacing w:after="80"/>
+      </w:pPr>
+      <w:r>
+        <w:rPr>
+          <w:rFonts w:ascii="Arial" w:cs="Arial" w:eastAsia="Arial" w:hAnsi="Arial"/>
+          <w:sz w:val="20"/>
+          <w:szCs w:val="20"/>
+        </w:rPr>
+        <w:t xml:space="preserve">W oparciu o dostępne dane nie spełnia kryteriów klasyfikacji.</w:t>
       </w:r>
     </w:p>
     <w:p>
@@ -5258,706 +5975,7 @@
           <w:sz w:val="20"/>
           <w:szCs w:val="20"/>
         </w:rPr>
-        <w:t xml:space="preserve">11.1. Informacje na temat klas zagrożenia zdefiniowanych w rozporządzeniu (WE) nr 1272/2008</w:t>
-      </w:r>
-    </w:p>
-    <w:p>
-      <w:pPr>
-        <w:spacing w:after="80"/>
-      </w:pPr>
-      <w:r>
-        <w:rPr>
-          <w:rFonts w:ascii="Arial" w:cs="Arial" w:eastAsia="Arial" w:hAnsi="Arial"/>
-          <w:sz w:val="20"/>
-          <w:szCs w:val="20"/>
-        </w:rPr>
-        <w:t xml:space="preserve">Metabolizm, toksykokinetyka, mechanizm działania i inne informacje:</w:t>
-      </w:r>
-    </w:p>
-    <w:p>
-      <w:pPr>
-        <w:spacing w:after="80"/>
-      </w:pPr>
-      <w:r>
-        <w:rPr>
-          <w:rFonts w:ascii="Arial" w:cs="Arial" w:eastAsia="Arial" w:hAnsi="Arial"/>
-          <w:sz w:val="20"/>
-          <w:szCs w:val="20"/>
-        </w:rPr>
-        <w:t xml:space="preserve">Brak dostępnych danych.</w:t>
-      </w:r>
-    </w:p>
-    <w:p>
-      <w:pPr>
-        <w:spacing w:after="80"/>
-      </w:pPr>
-      <w:r>
-        <w:rPr>
-          <w:rFonts w:ascii="Arial" w:cs="Arial" w:eastAsia="Arial" w:hAnsi="Arial"/>
-          <w:sz w:val="20"/>
-          <w:szCs w:val="20"/>
-        </w:rPr>
-        <w:t xml:space="preserve">Informacje dotyczące prawdopodobnych dróg narażenia:</w:t>
-      </w:r>
-    </w:p>
-    <w:p>
-      <w:pPr>
-        <w:spacing w:after="80"/>
-      </w:pPr>
-      <w:r>
-        <w:rPr>
-          <w:rFonts w:ascii="Arial" w:cs="Arial" w:eastAsia="Arial" w:hAnsi="Arial"/>
-          <w:sz w:val="20"/>
-          <w:szCs w:val="20"/>
-        </w:rPr>
-        <w:t xml:space="preserve">Toluen:</w:t>
-      </w:r>
-    </w:p>
-    <w:p>
-      <w:pPr>
-        <w:spacing w:after="80"/>
-      </w:pPr>
-      <w:r>
-        <w:rPr>
-          <w:rFonts w:ascii="Arial" w:cs="Arial" w:eastAsia="Arial" w:hAnsi="Arial"/>
-          <w:sz w:val="20"/>
-          <w:szCs w:val="20"/>
-        </w:rPr>
-        <w:t xml:space="preserve">PRACOWNICY: przez drogi oddechowe (inhalacyjnie); kontakt ze skórą.</w:t>
-      </w:r>
-    </w:p>
-    <w:p>
-      <w:pPr>
-        <w:spacing w:after="80"/>
-      </w:pPr>
-      <w:r>
-        <w:rPr>
-          <w:rFonts w:ascii="Arial" w:cs="Arial" w:eastAsia="Arial" w:hAnsi="Arial"/>
-          <w:sz w:val="20"/>
-          <w:szCs w:val="20"/>
-        </w:rPr>
-        <w:t xml:space="preserve">LUDNOŚĆ: spożycie skażonej żywności lub wody; wdychanie powietrza atmosferycznego; kontakt ze skórą z produktami zawierającymi substancję.</w:t>
-      </w:r>
-    </w:p>
-    <w:p>
-      <w:pPr>
-        <w:spacing w:after="80"/>
-      </w:pPr>
-      <w:r>
-        <w:rPr>
-          <w:rFonts w:ascii="Arial" w:cs="Arial" w:eastAsia="Arial" w:hAnsi="Arial"/>
-          <w:sz w:val="20"/>
-          <w:szCs w:val="20"/>
-        </w:rPr>
-        <w:t xml:space="preserve">Opóźnione, bezpośrednie oraz przewlekłe skutki krótko- i długotrwałego narażenia:</w:t>
-      </w:r>
-    </w:p>
-    <w:p>
-      <w:pPr>
-        <w:spacing w:after="80"/>
-      </w:pPr>
-      <w:r>
-        <w:rPr>
-          <w:rFonts w:ascii="Arial" w:cs="Arial" w:eastAsia="Arial" w:hAnsi="Arial"/>
-          <w:sz w:val="20"/>
-          <w:szCs w:val="20"/>
-        </w:rPr>
-        <w:t xml:space="preserve">Toluen:</w:t>
-      </w:r>
-    </w:p>
-    <w:p>
-      <w:pPr>
-        <w:spacing w:after="80"/>
-      </w:pPr>
-      <w:r>
-        <w:rPr>
-          <w:rFonts w:ascii="Arial" w:cs="Arial" w:eastAsia="Arial" w:hAnsi="Arial"/>
-          <w:sz w:val="20"/>
-          <w:szCs w:val="20"/>
-        </w:rPr>
-        <w:t xml:space="preserve">Działanie toksyczne na ośrodkowy i obwodowy układ nerwowy z encefalopatią i polineuropatią; działa drażniąco na skórę, spojówki, rogówkę i układ oddechowy.</w:t>
-      </w:r>
-    </w:p>
-    <w:p>
-      <w:pPr>
-        <w:spacing w:after="80"/>
-      </w:pPr>
-      <w:r>
-        <w:rPr>
-          <w:rFonts w:ascii="Arial" w:cs="Arial" w:eastAsia="Arial" w:hAnsi="Arial"/>
-          <w:sz w:val="20"/>
-          <w:szCs w:val="20"/>
-        </w:rPr>
-        <w:t xml:space="preserve">Skutki wzajemnego oddziaływania:</w:t>
-      </w:r>
-    </w:p>
-    <w:p>
-      <w:pPr>
-        <w:spacing w:after="80"/>
-      </w:pPr>
-      <w:r>
-        <w:rPr>
-          <w:rFonts w:ascii="Arial" w:cs="Arial" w:eastAsia="Arial" w:hAnsi="Arial"/>
-          <w:sz w:val="20"/>
-          <w:szCs w:val="20"/>
-        </w:rPr>
-        <w:t xml:space="preserve">Toluen:</w:t>
-      </w:r>
-    </w:p>
-    <w:p>
-      <w:pPr>
-        <w:spacing w:after="80"/>
-      </w:pPr>
-      <w:r>
-        <w:rPr>
-          <w:rFonts w:ascii="Arial" w:cs="Arial" w:eastAsia="Arial" w:hAnsi="Arial"/>
-          <w:sz w:val="20"/>
-          <w:szCs w:val="20"/>
-        </w:rPr>
-        <w:t xml:space="preserve">Niektóre leki i inne produkty przemysłowe mogą zakłócać metabolizm toluenu.</w:t>
-      </w:r>
-    </w:p>
-    <w:p>
-      <w:pPr>
-        <w:spacing w:after="80"/>
-      </w:pPr>
-      <w:r>
-        <w:rPr>
-          <w:rFonts w:ascii="Arial" w:cs="Arial" w:eastAsia="Arial" w:hAnsi="Arial"/>
-          <w:sz w:val="20"/>
-          <w:szCs w:val="20"/>
-        </w:rPr>
-        <w:t xml:space="preserve">Toksyczność ostra:</w:t>
-      </w:r>
-    </w:p>
-    <w:p>
-      <w:pPr>
-        <w:spacing w:after="80"/>
-      </w:pPr>
-      <w:r>
-        <w:rPr>
-          <w:rFonts w:ascii="Arial" w:cs="Arial" w:eastAsia="Arial" w:hAnsi="Arial"/>
-          <w:sz w:val="20"/>
-          <w:szCs w:val="20"/>
-        </w:rPr>
-        <w:t xml:space="preserve">ATE (inhalacja) mieszaniny: Nie sklasyfikowano (brak istotnego składnika)</w:t>
-      </w:r>
-    </w:p>
-    <w:p>
-      <w:pPr>
-        <w:spacing w:after="80"/>
-      </w:pPr>
-      <w:r>
-        <w:rPr>
-          <w:rFonts w:ascii="Arial" w:cs="Arial" w:eastAsia="Arial" w:hAnsi="Arial"/>
-          <w:sz w:val="20"/>
-          <w:szCs w:val="20"/>
-        </w:rPr>
-        <w:t xml:space="preserve">ATE (droga pokarmowa) mieszaniny: Nie sklasyfikowano (brak istotnego składnika)</w:t>
-      </w:r>
-    </w:p>
-    <w:p>
-      <w:pPr>
-        <w:spacing w:after="80"/>
-      </w:pPr>
-      <w:r>
-        <w:rPr>
-          <w:rFonts w:ascii="Arial" w:cs="Arial" w:eastAsia="Arial" w:hAnsi="Arial"/>
-          <w:sz w:val="20"/>
-          <w:szCs w:val="20"/>
-        </w:rPr>
-        <w:t xml:space="preserve">ATE (na skórę) mieszaniny: Nie sklasyfikowano (brak istotnego składnika)</w:t>
-      </w:r>
-    </w:p>
-    <w:p>
-      <w:pPr>
-        <w:spacing w:after="80" w:before="150"/>
-      </w:pPr>
-      <w:r>
-        <w:rPr>
-          <w:rFonts w:ascii="Arial" w:cs="Arial" w:eastAsia="Arial" w:hAnsi="Arial"/>
-          <w:b/>
-          <w:bCs/>
-          <w:sz w:val="20"/>
-          <w:szCs w:val="20"/>
-        </w:rPr>
-        <w:t xml:space="preserve">etanol (CAS: 64-17-5):</w:t>
-      </w:r>
-    </w:p>
-    <w:p>
-      <w:pPr>
-        <w:spacing w:after="80"/>
-      </w:pPr>
-      <w:r>
-        <w:rPr>
-          <w:rFonts w:ascii="Arial" w:cs="Arial" w:eastAsia="Arial" w:hAnsi="Arial"/>
-          <w:sz w:val="20"/>
-          <w:szCs w:val="20"/>
-        </w:rPr>
-        <w:t xml:space="preserve">LD50 (droga pokarmowa, szczur): &gt; 5000 mg/kg</w:t>
-      </w:r>
-    </w:p>
-    <w:p>
-      <w:pPr>
-        <w:spacing w:after="80"/>
-      </w:pPr>
-      <w:r>
-        <w:rPr>
-          <w:rFonts w:ascii="Arial" w:cs="Arial" w:eastAsia="Arial" w:hAnsi="Arial"/>
-          <w:sz w:val="20"/>
-          <w:szCs w:val="20"/>
-        </w:rPr>
-        <w:t xml:space="preserve">LC50 (inhalacja, pary, szczur): &gt; 50 mg/l/4h</w:t>
-      </w:r>
-    </w:p>
-    <w:p>
-      <w:pPr>
-        <w:spacing w:after="80" w:before="150"/>
-      </w:pPr>
-      <w:r>
-        <w:rPr>
-          <w:rFonts w:ascii="Arial" w:cs="Arial" w:eastAsia="Arial" w:hAnsi="Arial"/>
-          <w:b/>
-          <w:bCs/>
-          <w:sz w:val="20"/>
-          <w:szCs w:val="20"/>
-        </w:rPr>
-        <w:t xml:space="preserve">aldehyd anyżowy (CAS: 123-11-5):</w:t>
-      </w:r>
-    </w:p>
-    <w:p>
-      <w:pPr>
-        <w:spacing w:after="80"/>
-      </w:pPr>
-      <w:r>
-        <w:rPr>
-          <w:rFonts w:ascii="Arial" w:cs="Arial" w:eastAsia="Arial" w:hAnsi="Arial"/>
-          <w:sz w:val="20"/>
-          <w:szCs w:val="20"/>
-        </w:rPr>
-        <w:t xml:space="preserve">LD50 (na skórę, królik): &gt; 5000 mg/kg</w:t>
-      </w:r>
-    </w:p>
-    <w:p>
-      <w:pPr>
-        <w:spacing w:after="80"/>
-      </w:pPr>
-      <w:r>
-        <w:rPr>
-          <w:rFonts w:ascii="Arial" w:cs="Arial" w:eastAsia="Arial" w:hAnsi="Arial"/>
-          <w:sz w:val="20"/>
-          <w:szCs w:val="20"/>
-        </w:rPr>
-        <w:t xml:space="preserve">LD50 (droga pokarmowa, szczur): 3210 mg/kg</w:t>
-      </w:r>
-    </w:p>
-    <w:p>
-      <w:pPr>
-        <w:spacing w:after="80"/>
-      </w:pPr>
-      <w:r>
-        <w:rPr>
-          <w:rFonts w:ascii="Arial" w:cs="Arial" w:eastAsia="Arial" w:hAnsi="Arial"/>
-          <w:sz w:val="20"/>
-          <w:szCs w:val="20"/>
-        </w:rPr>
-        <w:t xml:space="preserve">LC50 (inhalacja, pary, szczur): 0,32 mg/l/7h</w:t>
-      </w:r>
-    </w:p>
-    <w:p>
-      <w:pPr>
-        <w:spacing w:after="80" w:before="150"/>
-      </w:pPr>
-      <w:r>
-        <w:rPr>
-          <w:rFonts w:ascii="Arial" w:cs="Arial" w:eastAsia="Arial" w:hAnsi="Arial"/>
-          <w:b/>
-          <w:bCs/>
-          <w:sz w:val="20"/>
-          <w:szCs w:val="20"/>
-        </w:rPr>
-        <w:t xml:space="preserve">kumaryna (CAS: 91-64-5):</w:t>
-      </w:r>
-    </w:p>
-    <w:p>
-      <w:pPr>
-        <w:spacing w:after="80"/>
-      </w:pPr>
-      <w:r>
-        <w:rPr>
-          <w:rFonts w:ascii="Arial" w:cs="Arial" w:eastAsia="Arial" w:hAnsi="Arial"/>
-          <w:sz w:val="20"/>
-          <w:szCs w:val="20"/>
-        </w:rPr>
-        <w:t xml:space="preserve">LD50 (na skórę, szczur): 293 mg/kg mc.</w:t>
-      </w:r>
-    </w:p>
-    <w:p>
-      <w:pPr>
-        <w:spacing w:after="80"/>
-      </w:pPr>
-      <w:r>
-        <w:rPr>
-          <w:rFonts w:ascii="Arial" w:cs="Arial" w:eastAsia="Arial" w:hAnsi="Arial"/>
-          <w:sz w:val="20"/>
-          <w:szCs w:val="20"/>
-        </w:rPr>
-        <w:t xml:space="preserve">LD50 (droga pokarmowa, szczur): 290 mg/kg mc.</w:t>
-      </w:r>
-    </w:p>
-    <w:p>
-      <w:pPr>
-        <w:spacing w:after="80"/>
-      </w:pPr>
-      <w:r>
-        <w:rPr>
-          <w:rFonts w:ascii="Arial" w:cs="Arial" w:eastAsia="Arial" w:hAnsi="Arial"/>
-          <w:sz w:val="20"/>
-          <w:szCs w:val="20"/>
-        </w:rPr>
-        <w:t xml:space="preserve">LC50 (inhalacja, pyły/mgły, szczur): 293 mg/kg</w:t>
-      </w:r>
-    </w:p>
-    <w:p>
-      <w:pPr>
-        <w:spacing w:after="80" w:before="150"/>
-      </w:pPr>
-      <w:r>
-        <w:rPr>
-          <w:rFonts w:ascii="Arial" w:cs="Arial" w:eastAsia="Arial" w:hAnsi="Arial"/>
-          <w:b/>
-          <w:bCs/>
-          <w:sz w:val="20"/>
-          <w:szCs w:val="20"/>
-        </w:rPr>
-        <w:t xml:space="preserve">2,6-di-tert-butylo-4-metylofenol (BHT) (CAS: 128-37-0):</w:t>
-      </w:r>
-    </w:p>
-    <w:p>
-      <w:pPr>
-        <w:spacing w:after="80"/>
-      </w:pPr>
-      <w:r>
-        <w:rPr>
-          <w:rFonts w:ascii="Arial" w:cs="Arial" w:eastAsia="Arial" w:hAnsi="Arial"/>
-          <w:sz w:val="20"/>
-          <w:szCs w:val="20"/>
-        </w:rPr>
-        <w:t xml:space="preserve">LD50 (na skórę, szczur): &gt; 2000 mg/kg</w:t>
-      </w:r>
-    </w:p>
-    <w:p>
-      <w:pPr>
-        <w:spacing w:after="80"/>
-      </w:pPr>
-      <w:r>
-        <w:rPr>
-          <w:rFonts w:ascii="Arial" w:cs="Arial" w:eastAsia="Arial" w:hAnsi="Arial"/>
-          <w:sz w:val="20"/>
-          <w:szCs w:val="20"/>
-        </w:rPr>
-        <w:t xml:space="preserve">LD50 (droga pokarmowa, szczur): 2930 mg/kg</w:t>
-      </w:r>
-    </w:p>
-    <w:p>
-      <w:pPr>
-        <w:spacing w:after="80" w:before="150"/>
-      </w:pPr>
-      <w:r>
-        <w:rPr>
-          <w:rFonts w:ascii="Arial" w:cs="Arial" w:eastAsia="Arial" w:hAnsi="Arial"/>
-          <w:b/>
-          <w:bCs/>
-          <w:sz w:val="20"/>
-          <w:szCs w:val="20"/>
-        </w:rPr>
-        <w:t xml:space="preserve">toluen (CAS: 108-88-3):</w:t>
-      </w:r>
-    </w:p>
-    <w:p>
-      <w:pPr>
-        <w:spacing w:after="80"/>
-      </w:pPr>
-      <w:r>
-        <w:rPr>
-          <w:rFonts w:ascii="Arial" w:cs="Arial" w:eastAsia="Arial" w:hAnsi="Arial"/>
-          <w:sz w:val="20"/>
-          <w:szCs w:val="20"/>
-        </w:rPr>
-        <w:t xml:space="preserve">LD50 (na skórę, królik): &gt; 5000 mg/kg mc.</w:t>
-      </w:r>
-    </w:p>
-    <w:p>
-      <w:pPr>
-        <w:spacing w:after="80"/>
-      </w:pPr>
-      <w:r>
-        <w:rPr>
-          <w:rFonts w:ascii="Arial" w:cs="Arial" w:eastAsia="Arial" w:hAnsi="Arial"/>
-          <w:sz w:val="20"/>
-          <w:szCs w:val="20"/>
-        </w:rPr>
-        <w:t xml:space="preserve">LD50 (droga pokarmowa, szczur): &gt; 5000 mg/kg mc.</w:t>
-      </w:r>
-    </w:p>
-    <w:p>
-      <w:pPr>
-        <w:spacing w:after="80"/>
-      </w:pPr>
-      <w:r>
-        <w:rPr>
-          <w:rFonts w:ascii="Arial" w:cs="Arial" w:eastAsia="Arial" w:hAnsi="Arial"/>
-          <w:sz w:val="20"/>
-          <w:szCs w:val="20"/>
-        </w:rPr>
-        <w:t xml:space="preserve">LC50 (inhalacja, pary, człowiek): 100 ppm</w:t>
-      </w:r>
-    </w:p>
-    <w:p>
-      <w:pPr>
-        <w:spacing w:after="80"/>
-      </w:pPr>
-      <w:r>
-        <w:rPr>
-          <w:rFonts w:ascii="Arial" w:cs="Arial" w:eastAsia="Arial" w:hAnsi="Arial"/>
-          <w:sz w:val="20"/>
-          <w:szCs w:val="20"/>
-        </w:rPr>
-        <w:t xml:space="preserve">Działanie żrące/drażniące na skórę:</w:t>
-      </w:r>
-    </w:p>
-    <w:p>
-      <w:pPr>
-        <w:spacing w:after="80"/>
-      </w:pPr>
-      <w:r>
-        <w:rPr>
-          <w:rFonts w:ascii="Arial" w:cs="Arial" w:eastAsia="Arial" w:hAnsi="Arial"/>
-          <w:sz w:val="20"/>
-          <w:szCs w:val="20"/>
-        </w:rPr>
-        <w:t xml:space="preserve">W oparciu o dostępne dane, kryteria klasyfikacji nie są spełnione.</w:t>
-      </w:r>
-    </w:p>
-    <w:p>
-      <w:pPr>
-        <w:spacing w:after="80"/>
-      </w:pPr>
-      <w:r>
-        <w:rPr>
-          <w:rFonts w:ascii="Arial" w:cs="Arial" w:eastAsia="Arial" w:hAnsi="Arial"/>
-          <w:sz w:val="20"/>
-          <w:szCs w:val="20"/>
-        </w:rPr>
-        <w:t xml:space="preserve">Poważne uszkodzenie oczu/działanie drażniące na oczy:</w:t>
-      </w:r>
-    </w:p>
-    <w:p>
-      <w:pPr>
-        <w:spacing w:after="80"/>
-      </w:pPr>
-      <w:r>
-        <w:rPr>
-          <w:rFonts w:ascii="Arial" w:cs="Arial" w:eastAsia="Arial" w:hAnsi="Arial"/>
-          <w:sz w:val="20"/>
-          <w:szCs w:val="20"/>
-        </w:rPr>
-        <w:t xml:space="preserve">Działa drażniąco na oczy (Eye Irrit. 2, H319).</w:t>
-      </w:r>
-    </w:p>
-    <w:p>
-      <w:pPr>
-        <w:spacing w:after="80"/>
-      </w:pPr>
-      <w:r>
-        <w:rPr>
-          <w:rFonts w:ascii="Arial" w:cs="Arial" w:eastAsia="Arial" w:hAnsi="Arial"/>
-          <w:sz w:val="20"/>
-          <w:szCs w:val="20"/>
-        </w:rPr>
-        <w:t xml:space="preserve">Działanie uczulające na drogi oddechowe lub skórę:</w:t>
-      </w:r>
-    </w:p>
-    <w:p>
-      <w:pPr>
-        <w:spacing w:after="80"/>
-      </w:pPr>
-      <w:r>
-        <w:rPr>
-          <w:rFonts w:ascii="Arial" w:cs="Arial" w:eastAsia="Arial" w:hAnsi="Arial"/>
-          <w:sz w:val="20"/>
-          <w:szCs w:val="20"/>
-        </w:rPr>
-        <w:t xml:space="preserve">Może wywoływać reakcję alergiczną skóry (EUH208). Zawiera: kumarynę (2H-chromen-2-on).</w:t>
-      </w:r>
-    </w:p>
-    <w:p>
-      <w:pPr>
-        <w:spacing w:after="80"/>
-      </w:pPr>
-      <w:r>
-        <w:rPr>
-          <w:rFonts w:ascii="Arial" w:cs="Arial" w:eastAsia="Arial" w:hAnsi="Arial"/>
-          <w:sz w:val="20"/>
-          <w:szCs w:val="20"/>
-        </w:rPr>
-        <w:t xml:space="preserve">Działanie mutagenne na komórki rozrodcze:</w:t>
-      </w:r>
-    </w:p>
-    <w:p>
-      <w:pPr>
-        <w:spacing w:after="80"/>
-      </w:pPr>
-      <w:r>
-        <w:rPr>
-          <w:rFonts w:ascii="Arial" w:cs="Arial" w:eastAsia="Arial" w:hAnsi="Arial"/>
-          <w:sz w:val="20"/>
-          <w:szCs w:val="20"/>
-        </w:rPr>
-        <w:t xml:space="preserve">W oparciu o dostępne dane, kryteria klasyfikacji nie są spełnione.</w:t>
-      </w:r>
-    </w:p>
-    <w:p>
-      <w:pPr>
-        <w:spacing w:after="80"/>
-      </w:pPr>
-      <w:r>
-        <w:rPr>
-          <w:rFonts w:ascii="Arial" w:cs="Arial" w:eastAsia="Arial" w:hAnsi="Arial"/>
-          <w:sz w:val="20"/>
-          <w:szCs w:val="20"/>
-        </w:rPr>
-        <w:t xml:space="preserve">Rakotwórczość:</w:t>
-      </w:r>
-    </w:p>
-    <w:p>
-      <w:pPr>
-        <w:spacing w:after="80"/>
-      </w:pPr>
-      <w:r>
-        <w:rPr>
-          <w:rFonts w:ascii="Arial" w:cs="Arial" w:eastAsia="Arial" w:hAnsi="Arial"/>
-          <w:sz w:val="20"/>
-          <w:szCs w:val="20"/>
-        </w:rPr>
-        <w:t xml:space="preserve">W oparciu o dostępne dane, kryteria klasyfikacji nie są spełnione.</w:t>
-      </w:r>
-    </w:p>
-    <w:p>
-      <w:pPr>
-        <w:spacing w:after="80"/>
-      </w:pPr>
-      <w:r>
-        <w:rPr>
-          <w:rFonts w:ascii="Arial" w:cs="Arial" w:eastAsia="Arial" w:hAnsi="Arial"/>
-          <w:sz w:val="20"/>
-          <w:szCs w:val="20"/>
-        </w:rPr>
-        <w:t xml:space="preserve">Toluen: Zaklasyfikowany do Grupy 3 (nie może być sklasyfikowany jako rakotwórczy dla ludzi) przez Międzynarodową Agencję Badań nad Rakiem (IARC, 1999). Agencja Ochrony Środowiska USA (EPA) wskazuje, że dane są niewystarczające do oceny potencjału rakotwórczego.</w:t>
-      </w:r>
-    </w:p>
-    <w:p>
-      <w:pPr>
-        <w:spacing w:after="80"/>
-      </w:pPr>
-      <w:r>
-        <w:rPr>
-          <w:rFonts w:ascii="Arial" w:cs="Arial" w:eastAsia="Arial" w:hAnsi="Arial"/>
-          <w:sz w:val="20"/>
-          <w:szCs w:val="20"/>
-        </w:rPr>
-        <w:t xml:space="preserve">Szkodliwe działanie na rozrodczość:</w:t>
-      </w:r>
-    </w:p>
-    <w:p>
-      <w:pPr>
-        <w:spacing w:after="80"/>
-      </w:pPr>
-      <w:r>
-        <w:rPr>
-          <w:rFonts w:ascii="Arial" w:cs="Arial" w:eastAsia="Arial" w:hAnsi="Arial"/>
-          <w:sz w:val="20"/>
-          <w:szCs w:val="20"/>
-        </w:rPr>
-        <w:t xml:space="preserve">W oparciu o dostępne dane, kryteria klasyfikacji nie są spełnione.</w:t>
-      </w:r>
-    </w:p>
-    <w:p>
-      <w:pPr>
-        <w:spacing w:after="80"/>
-      </w:pPr>
-      <w:r>
-        <w:rPr>
-          <w:rFonts w:ascii="Arial" w:cs="Arial" w:eastAsia="Arial" w:hAnsi="Arial"/>
-          <w:sz w:val="20"/>
-          <w:szCs w:val="20"/>
-        </w:rPr>
-        <w:t xml:space="preserve">Działanie toksyczne na narządy docelowe – narażenie jednorazowe:</w:t>
-      </w:r>
-    </w:p>
-    <w:p>
-      <w:pPr>
-        <w:spacing w:after="80"/>
-      </w:pPr>
-      <w:r>
-        <w:rPr>
-          <w:rFonts w:ascii="Arial" w:cs="Arial" w:eastAsia="Arial" w:hAnsi="Arial"/>
-          <w:sz w:val="20"/>
-          <w:szCs w:val="20"/>
-        </w:rPr>
-        <w:t xml:space="preserve">W oparciu o dostępne dane, kryteria klasyfikacji nie są spełnione.</w:t>
-      </w:r>
-    </w:p>
-    <w:p>
-      <w:pPr>
-        <w:spacing w:after="80"/>
-      </w:pPr>
-      <w:r>
-        <w:rPr>
-          <w:rFonts w:ascii="Arial" w:cs="Arial" w:eastAsia="Arial" w:hAnsi="Arial"/>
-          <w:sz w:val="20"/>
-          <w:szCs w:val="20"/>
-        </w:rPr>
-        <w:t xml:space="preserve">Działanie toksyczne na narządy docelowe – narażenie powtarzane:</w:t>
-      </w:r>
-    </w:p>
-    <w:p>
-      <w:pPr>
-        <w:spacing w:after="80"/>
-      </w:pPr>
-      <w:r>
-        <w:rPr>
-          <w:rFonts w:ascii="Arial" w:cs="Arial" w:eastAsia="Arial" w:hAnsi="Arial"/>
-          <w:sz w:val="20"/>
-          <w:szCs w:val="20"/>
-        </w:rPr>
-        <w:t xml:space="preserve">W oparciu o dostępne dane, kryteria klasyfikacji nie są spełnione.</w:t>
-      </w:r>
-    </w:p>
-    <w:p>
-      <w:pPr>
-        <w:spacing w:after="80"/>
-      </w:pPr>
-      <w:r>
-        <w:rPr>
-          <w:rFonts w:ascii="Arial" w:cs="Arial" w:eastAsia="Arial" w:hAnsi="Arial"/>
-          <w:sz w:val="20"/>
-          <w:szCs w:val="20"/>
-        </w:rPr>
-        <w:t xml:space="preserve">Zagrożenie spowodowane aspiracją:</w:t>
-      </w:r>
-    </w:p>
-    <w:p>
-      <w:pPr>
-        <w:spacing w:after="80"/>
-      </w:pPr>
-      <w:r>
-        <w:rPr>
-          <w:rFonts w:ascii="Arial" w:cs="Arial" w:eastAsia="Arial" w:hAnsi="Arial"/>
-          <w:sz w:val="20"/>
-          <w:szCs w:val="20"/>
-        </w:rPr>
-        <w:t xml:space="preserve">W oparciu o dostępne dane, kryteria klasyfikacji nie są spełnione.</w:t>
+        <w:t xml:space="preserve">11.2. Informacje o innych zagrożeniach</w:t>
       </w:r>
     </w:p>
     <w:p>
@@ -5972,20 +5990,48 @@
           <w:sz w:val="20"/>
           <w:szCs w:val="20"/>
         </w:rPr>
-        <w:t xml:space="preserve">11.2. Informacje o innych zagrożeniach</w:t>
-      </w:r>
-    </w:p>
-    <w:p>
-      <w:pPr>
-        <w:spacing w:after="80"/>
-      </w:pPr>
-      <w:r>
-        <w:rPr>
-          <w:rFonts w:ascii="Arial" w:cs="Arial" w:eastAsia="Arial" w:hAnsi="Arial"/>
-          <w:sz w:val="20"/>
-          <w:szCs w:val="20"/>
-        </w:rPr>
-        <w:t xml:space="preserve">Na podstawie dostępnych danych produkt nie zawiera substancji wymienionych w głównych europejskich wykazach potencjalnych lub podejrzewanych substancji zaburzających funkcjonowanie układu hormonalnego w odniesieniu do zdrowia ludzkiego w stężeniu ≥ 0,1 %.</w:t>
+        <w:t xml:space="preserve">11.2.1. Właściwości zaburzające funkcjonowanie układu hormonalnego:</w:t>
+      </w:r>
+    </w:p>
+    <w:p>
+      <w:pPr>
+        <w:spacing w:after="80"/>
+      </w:pPr>
+      <w:r>
+        <w:rPr>
+          <w:rFonts w:ascii="Arial" w:cs="Arial" w:eastAsia="Arial" w:hAnsi="Arial"/>
+          <w:sz w:val="20"/>
+          <w:szCs w:val="20"/>
+        </w:rPr>
+        <w:t xml:space="preserve">W oparciu o dostępne dane produkt nie zawiera substancji wymienionych w głównych europejskich wykazach potencjalnych lub podejrzewanych substancji zaburzających funkcjonowanie układu hormonalnego o wpływie na zdrowie człowieka w stężeniu ≥ 0,1% wag.</w:t>
+      </w:r>
+    </w:p>
+    <w:p>
+      <w:pPr>
+        <w:spacing w:after="100" w:before="200"/>
+      </w:pPr>
+      <w:r>
+        <w:rPr>
+          <w:rFonts w:ascii="Arial" w:cs="Arial" w:eastAsia="Arial" w:hAnsi="Arial"/>
+          <w:b/>
+          <w:bCs/>
+          <w:sz w:val="20"/>
+          <w:szCs w:val="20"/>
+        </w:rPr>
+        <w:t xml:space="preserve">11.2.2. Inne informacje:</w:t>
+      </w:r>
+    </w:p>
+    <w:p>
+      <w:pPr>
+        <w:spacing w:after="80"/>
+      </w:pPr>
+      <w:r>
+        <w:rPr>
+          <w:rFonts w:ascii="Arial" w:cs="Arial" w:eastAsia="Arial" w:hAnsi="Arial"/>
+          <w:sz w:val="20"/>
+          <w:szCs w:val="20"/>
+        </w:rPr>
+        <w:t xml:space="preserve">Brak dalszych istotnych informacji.</w:t>
       </w:r>
     </w:p>
     <w:p>
@@ -9540,7 +9586,7 @@
           <w:sz w:val="20"/>
           <w:szCs w:val="20"/>
         </w:rPr>
-        <w:t xml:space="preserve">Niniejsza karta charakterystyki (wersja 1.0 PL) zastępuje wersję Brak (wydanie pierwsze w języku polskim, opracowane na podstawie SDS producenta – rewizja nr 2 z dnia 14.02.2025 r.).</w:t>
+        <w:t xml:space="preserve">Niniejsza karta charakterystyki (wersja 1.0 PL) stanowi wydanie pierwsze w języku polskim, opracowane na podstawie karty charakterystyki SDS producenta.</w:t>
       </w:r>
     </w:p>
     <w:p>
@@ -9795,7 +9841,7 @@
         <w:sz w:val="16"/>
         <w:szCs w:val="16"/>
       </w:rPr>
-      <w:t xml:space="preserve">Dystrybutor: ITALLUX Sp. z o.o. (www.prostozwloch.pl) | </w:t>
+      <w:t xml:space="preserve">Dystrybutor: ITALLUX Sp. z o.o. | </w:t>
     </w:r>
     <w:r>
       <w:rPr>

--- a/docs/SDS/Karta_Charakterystyki_8034055535448_SDS_ORCHIDEA_E_VANIGLIA_V2_PL.docx
+++ b/docs/SDS/Karta_Charakterystyki_8034055535448_SDS_ORCHIDEA_E_VANIGLIA_V2_PL.docx
@@ -83,7 +83,7 @@
                 <w:sz w:val="18"/>
                 <w:szCs w:val="18"/>
               </w:rPr>
-              <w:t xml:space="preserve">15.09.2026</w:t>
+              <w:t xml:space="preserve">01.09.2023</w:t>
             </w:r>
           </w:p>
           <w:p>
@@ -103,7 +103,7 @@
                 <w:sz w:val="18"/>
                 <w:szCs w:val="18"/>
               </w:rPr>
-              <w:t xml:space="preserve">15.09.2026</w:t>
+              <w:t xml:space="preserve">14.02.2025</w:t>
             </w:r>
           </w:p>
         </w:tc>
@@ -5264,6 +5264,32 @@
     </w:p>
     <w:p>
       <w:pPr>
+        <w:spacing w:after="80"/>
+      </w:pPr>
+      <w:r>
+        <w:rPr>
+          <w:rFonts w:ascii="Arial" w:cs="Arial" w:eastAsia="Arial" w:hAnsi="Arial"/>
+          <w:sz w:val="20"/>
+          <w:szCs w:val="20"/>
+        </w:rPr>
+        <w:t xml:space="preserve">Wobec braku danych doświadczalnych dla samego produktu, zagrożenia dla zdrowia oceniono na podstawie właściwości substancji w nim zawartych, stosując kryteria określone w odpowiednich przepisach dotyczących klasyfikacji.</w:t>
+      </w:r>
+    </w:p>
+    <w:p>
+      <w:pPr>
+        <w:spacing w:after="80"/>
+      </w:pPr>
+      <w:r>
+        <w:rPr>
+          <w:rFonts w:ascii="Arial" w:cs="Arial" w:eastAsia="Arial" w:hAnsi="Arial"/>
+          <w:sz w:val="20"/>
+          <w:szCs w:val="20"/>
+        </w:rPr>
+        <w:t xml:space="preserve">Należy zatem wziąć pod uwagę stężenia poszczególnych substancji niebezpiecznych wymienionych w sekcji 3, aby ocenić skutki toksykologiczne narażenia na produkt.</w:t>
+      </w:r>
+    </w:p>
+    <w:p>
+      <w:pPr>
         <w:spacing w:after="100" w:before="200"/>
       </w:pPr>
       <w:r>
@@ -5287,32 +5313,6 @@
           <w:sz w:val="20"/>
           <w:szCs w:val="20"/>
         </w:rPr>
-        <w:t xml:space="preserve">W przypadku braku danych doświadczalnych dla samego produktu, zagrożenia dla zdrowia ocenia się zgodnie z właściwościami zawartych w nim substancji, stosując kryteria określone w odpowiednich przepisach dotyczących klasyfikacji.</w:t>
-      </w:r>
-    </w:p>
-    <w:p>
-      <w:pPr>
-        <w:spacing w:after="80"/>
-      </w:pPr>
-      <w:r>
-        <w:rPr>
-          <w:rFonts w:ascii="Arial" w:cs="Arial" w:eastAsia="Arial" w:hAnsi="Arial"/>
-          <w:sz w:val="20"/>
-          <w:szCs w:val="20"/>
-        </w:rPr>
-        <w:t xml:space="preserve">W związku z tym należy wziąć pod uwagę stężenia poszczególnych substancji niebezpiecznych wskazanych w sekcji 3, aby ocenić skutki toksykologiczne narażenia na produkt.</w:t>
-      </w:r>
-    </w:p>
-    <w:p>
-      <w:pPr>
-        <w:spacing w:after="80"/>
-      </w:pPr>
-      <w:r>
-        <w:rPr>
-          <w:rFonts w:ascii="Arial" w:cs="Arial" w:eastAsia="Arial" w:hAnsi="Arial"/>
-          <w:sz w:val="20"/>
-          <w:szCs w:val="20"/>
-        </w:rPr>
         <w:t xml:space="preserve">Metabolizm, toksykokinetyka, mechanizm działania i inne informacje:</w:t>
       </w:r>
     </w:p>
@@ -5378,20 +5378,20 @@
           <w:sz w:val="20"/>
           <w:szCs w:val="20"/>
         </w:rPr>
-        <w:t xml:space="preserve">KONSUMENCI: spożycie skażonej żywności lub wody; wdychanie powietrza atmosferycznego; kontakt ze skórą z produktami zawierającymi substancję.</w:t>
-      </w:r>
-    </w:p>
-    <w:p>
-      <w:pPr>
-        <w:spacing w:after="80"/>
-      </w:pPr>
-      <w:r>
-        <w:rPr>
-          <w:rFonts w:ascii="Arial" w:cs="Arial" w:eastAsia="Arial" w:hAnsi="Arial"/>
-          <w:sz w:val="20"/>
-          <w:szCs w:val="20"/>
-        </w:rPr>
-        <w:t xml:space="preserve">Opóźnione, bezpośrednie oraz przewlekłe skutki krótko- i długotrwałego narażenia:</w:t>
+        <w:t xml:space="preserve">KONSUMENCI: spożycie skażonej żywności lub wody; przez drogi oddechowe (inhalacyjnie) z otaczającego powietrza; kontakt ze skórą z produktami zawierającymi substancję.</w:t>
+      </w:r>
+    </w:p>
+    <w:p>
+      <w:pPr>
+        <w:spacing w:after="80"/>
+      </w:pPr>
+      <w:r>
+        <w:rPr>
+          <w:rFonts w:ascii="Arial" w:cs="Arial" w:eastAsia="Arial" w:hAnsi="Arial"/>
+          <w:sz w:val="20"/>
+          <w:szCs w:val="20"/>
+        </w:rPr>
+        <w:t xml:space="preserve">Skutki opóźnione i bezpośrednie oraz skutki przewlekłe spowodowane krótko- i długotrwałym narażeniem:</w:t>
       </w:r>
     </w:p>
     <w:p>
@@ -5417,7 +5417,7 @@
           <w:sz w:val="20"/>
           <w:szCs w:val="20"/>
         </w:rPr>
-        <w:t xml:space="preserve">Działanie toksyczne na ośrodkowy i obwodowy układ nerwowy z encefalopatią i polineuropatią; działa drażniąco na skórę, spojówki, rogówkę i drogi oddechowe.</w:t>
+        <w:t xml:space="preserve">Działanie toksyczne na ośrodkowy i obwodowy układ nerwowy z encefalopatią i zapaleniem wielonerwowym; działa drażniąco na skórę, spojówki, rogówkę i układ oddechowy.</w:t>
       </w:r>
     </w:p>
     <w:p>
@@ -5456,7 +5456,7 @@
           <w:sz w:val="20"/>
           <w:szCs w:val="20"/>
         </w:rPr>
-        <w:t xml:space="preserve">Niektóre leki i inne produkty przemysłowe mogą zakłócać metabolizm toluenu.</w:t>
+        <w:t xml:space="preserve">Niektóre leki oraz inne produkty przemysłowe mogą zakłócać metabolizm toluenu.</w:t>
       </w:r>
     </w:p>
     <w:p>
@@ -5482,100 +5482,85 @@
           <w:sz w:val="20"/>
           <w:szCs w:val="20"/>
         </w:rPr>
-        <w:t xml:space="preserve">ATE (przez drogi oddechowe - inhalacyjnie) mieszaniny: Nie sklasyfikowano (brak istotnego składnika)</w:t>
-      </w:r>
-    </w:p>
-    <w:p>
-      <w:pPr>
-        <w:spacing w:after="80"/>
-      </w:pPr>
-      <w:r>
-        <w:rPr>
-          <w:rFonts w:ascii="Arial" w:cs="Arial" w:eastAsia="Arial" w:hAnsi="Arial"/>
-          <w:sz w:val="20"/>
-          <w:szCs w:val="20"/>
-        </w:rPr>
-        <w:t xml:space="preserve">ATE (droga pokarmowa - doustnie) mieszaniny: Nie sklasyfikowano (brak istotnego składnika)</w:t>
-      </w:r>
-    </w:p>
-    <w:p>
-      <w:pPr>
-        <w:spacing w:after="80"/>
-      </w:pPr>
-      <w:r>
-        <w:rPr>
-          <w:rFonts w:ascii="Arial" w:cs="Arial" w:eastAsia="Arial" w:hAnsi="Arial"/>
-          <w:sz w:val="20"/>
-          <w:szCs w:val="20"/>
-        </w:rPr>
-        <w:t xml:space="preserve">ATE (na skórę) mieszaniny: Nie sklasyfikowano (brak istotnego składnika)</w:t>
-      </w:r>
-    </w:p>
-    <w:p>
-      <w:pPr>
-        <w:spacing w:after="80" w:before="150"/>
-      </w:pPr>
-      <w:r>
-        <w:rPr>
-          <w:rFonts w:ascii="Arial" w:cs="Arial" w:eastAsia="Arial" w:hAnsi="Arial"/>
-          <w:b/>
-          <w:bCs/>
-          <w:sz w:val="20"/>
-          <w:szCs w:val="20"/>
-        </w:rPr>
-        <w:t xml:space="preserve">Informacje dotyczące składników:</w:t>
-      </w:r>
-    </w:p>
-    <w:p>
-      <w:pPr>
-        <w:spacing w:after="80"/>
-      </w:pPr>
-      <w:r>
-        <w:rPr>
-          <w:rFonts w:ascii="Arial" w:cs="Arial" w:eastAsia="Arial" w:hAnsi="Arial"/>
-          <w:sz w:val="20"/>
-          <w:szCs w:val="20"/>
-        </w:rPr>
-        <w:t xml:space="preserve">Etanol:</w:t>
-      </w:r>
-    </w:p>
-    <w:p>
-      <w:pPr>
-        <w:spacing w:after="80"/>
-      </w:pPr>
-      <w:r>
-        <w:rPr>
-          <w:rFonts w:ascii="Arial" w:cs="Arial" w:eastAsia="Arial" w:hAnsi="Arial"/>
-          <w:sz w:val="20"/>
-          <w:szCs w:val="20"/>
-        </w:rPr>
-        <w:t xml:space="preserve">LD50 (droga pokarmowa, doustnie): &gt; 5000 mg/kg (szczur)</w:t>
-      </w:r>
-    </w:p>
-    <w:p>
-      <w:pPr>
-        <w:spacing w:after="80"/>
-      </w:pPr>
-      <w:r>
-        <w:rPr>
-          <w:rFonts w:ascii="Arial" w:cs="Arial" w:eastAsia="Arial" w:hAnsi="Arial"/>
-          <w:sz w:val="20"/>
-          <w:szCs w:val="20"/>
-        </w:rPr>
-        <w:t xml:space="preserve">LC50 (drogi oddechowe, inhalacyjnie, pary): &gt; 50 mg/l/4h (szczur)</w:t>
-      </w:r>
-    </w:p>
-    <w:p>
-      <w:pPr>
-        <w:spacing w:after="80"/>
-      </w:pPr>
-      <w:r>
-        <w:rPr>
-          <w:rFonts w:ascii="Arial" w:cs="Arial" w:eastAsia="Arial" w:hAnsi="Arial"/>
-          <w:sz w:val="20"/>
-          <w:szCs w:val="20"/>
-        </w:rPr>
-        <w:t xml:space="preserve">Aldehyd anyżowy:</w:t>
+        <w:t xml:space="preserve">ATE (przez drogi oddechowe (inhalacyjnie)) mieszaniny: Nie sklasyfikowano (brak istotnych składników)</w:t>
+      </w:r>
+    </w:p>
+    <w:p>
+      <w:pPr>
+        <w:spacing w:after="80"/>
+      </w:pPr>
+      <w:r>
+        <w:rPr>
+          <w:rFonts w:ascii="Arial" w:cs="Arial" w:eastAsia="Arial" w:hAnsi="Arial"/>
+          <w:sz w:val="20"/>
+          <w:szCs w:val="20"/>
+        </w:rPr>
+        <w:t xml:space="preserve">ATE (droga pokarmowa (doustnie)) mieszaniny: Nie sklasyfikowano (brak istotnych składników)</w:t>
+      </w:r>
+    </w:p>
+    <w:p>
+      <w:pPr>
+        <w:spacing w:after="80"/>
+      </w:pPr>
+      <w:r>
+        <w:rPr>
+          <w:rFonts w:ascii="Arial" w:cs="Arial" w:eastAsia="Arial" w:hAnsi="Arial"/>
+          <w:sz w:val="20"/>
+          <w:szCs w:val="20"/>
+        </w:rPr>
+        <w:t xml:space="preserve">ATE (na skórę) mieszaniny: Nie sklasyfikowano (brak istotnych składników)</w:t>
+      </w:r>
+    </w:p>
+    <w:p>
+      <w:pPr>
+        <w:spacing w:after="80"/>
+      </w:pPr>
+      <w:r>
+        <w:rPr>
+          <w:rFonts w:ascii="Arial" w:cs="Arial" w:eastAsia="Arial" w:hAnsi="Arial"/>
+          <w:sz w:val="20"/>
+          <w:szCs w:val="20"/>
+        </w:rPr>
+        <w:t xml:space="preserve">etanol:</w:t>
+      </w:r>
+    </w:p>
+    <w:p>
+      <w:pPr>
+        <w:spacing w:after="80"/>
+      </w:pPr>
+      <w:r>
+        <w:rPr>
+          <w:rFonts w:ascii="Arial" w:cs="Arial" w:eastAsia="Arial" w:hAnsi="Arial"/>
+          <w:sz w:val="20"/>
+          <w:szCs w:val="20"/>
+        </w:rPr>
+        <w:t xml:space="preserve">LD50 (droga pokarmowa): &gt; 5000 mg/kg (szczur)</w:t>
+      </w:r>
+    </w:p>
+    <w:p>
+      <w:pPr>
+        <w:spacing w:after="80"/>
+      </w:pPr>
+      <w:r>
+        <w:rPr>
+          <w:rFonts w:ascii="Arial" w:cs="Arial" w:eastAsia="Arial" w:hAnsi="Arial"/>
+          <w:sz w:val="20"/>
+          <w:szCs w:val="20"/>
+        </w:rPr>
+        <w:t xml:space="preserve">LC50 (drogi oddechowe, pary): &gt; 50 mg/l/4h (szczur)</w:t>
+      </w:r>
+    </w:p>
+    <w:p>
+      <w:pPr>
+        <w:spacing w:after="80"/>
+      </w:pPr>
+      <w:r>
+        <w:rPr>
+          <w:rFonts w:ascii="Arial" w:cs="Arial" w:eastAsia="Arial" w:hAnsi="Arial"/>
+          <w:sz w:val="20"/>
+          <w:szCs w:val="20"/>
+        </w:rPr>
+        <w:t xml:space="preserve">aldehyd anyżowy (4-metoksybenzaldehyd):</w:t>
       </w:r>
     </w:p>
     <w:p>
@@ -5601,33 +5586,33 @@
           <w:sz w:val="20"/>
           <w:szCs w:val="20"/>
         </w:rPr>
-        <w:t xml:space="preserve">LD50 (droga pokarmowa, doustnie): 3210 mg/kg (szczur)</w:t>
-      </w:r>
-    </w:p>
-    <w:p>
-      <w:pPr>
-        <w:spacing w:after="80"/>
-      </w:pPr>
-      <w:r>
-        <w:rPr>
-          <w:rFonts w:ascii="Arial" w:cs="Arial" w:eastAsia="Arial" w:hAnsi="Arial"/>
-          <w:sz w:val="20"/>
-          <w:szCs w:val="20"/>
-        </w:rPr>
-        <w:t xml:space="preserve">LC50 (drogi oddechowe, inhalacyjnie, pary): 0,32 mg/l/7h (szczur)</w:t>
-      </w:r>
-    </w:p>
-    <w:p>
-      <w:pPr>
-        <w:spacing w:after="80"/>
-      </w:pPr>
-      <w:r>
-        <w:rPr>
-          <w:rFonts w:ascii="Arial" w:cs="Arial" w:eastAsia="Arial" w:hAnsi="Arial"/>
-          <w:sz w:val="20"/>
-          <w:szCs w:val="20"/>
-        </w:rPr>
-        <w:t xml:space="preserve">Kumaryna:</w:t>
+        <w:t xml:space="preserve">LD50 (droga pokarmowa): 3210 mg/kg (szczur)</w:t>
+      </w:r>
+    </w:p>
+    <w:p>
+      <w:pPr>
+        <w:spacing w:after="80"/>
+      </w:pPr>
+      <w:r>
+        <w:rPr>
+          <w:rFonts w:ascii="Arial" w:cs="Arial" w:eastAsia="Arial" w:hAnsi="Arial"/>
+          <w:sz w:val="20"/>
+          <w:szCs w:val="20"/>
+        </w:rPr>
+        <w:t xml:space="preserve">LC50 (przez drogi oddechowe, pary): 0,32 mg/l/7h (szczur)</w:t>
+      </w:r>
+    </w:p>
+    <w:p>
+      <w:pPr>
+        <w:spacing w:after="80"/>
+      </w:pPr>
+      <w:r>
+        <w:rPr>
+          <w:rFonts w:ascii="Arial" w:cs="Arial" w:eastAsia="Arial" w:hAnsi="Arial"/>
+          <w:sz w:val="20"/>
+          <w:szCs w:val="20"/>
+        </w:rPr>
+        <w:t xml:space="preserve">kumaryna (2H-chromen-2-on):</w:t>
       </w:r>
     </w:p>
     <w:p>
@@ -5653,20 +5638,20 @@
           <w:sz w:val="20"/>
           <w:szCs w:val="20"/>
         </w:rPr>
-        <w:t xml:space="preserve">LD50 (droga pokarmowa, doustnie): 290 mg/kg mc. (szczur)</w:t>
-      </w:r>
-    </w:p>
-    <w:p>
-      <w:pPr>
-        <w:spacing w:after="80"/>
-      </w:pPr>
-      <w:r>
-        <w:rPr>
-          <w:rFonts w:ascii="Arial" w:cs="Arial" w:eastAsia="Arial" w:hAnsi="Arial"/>
-          <w:sz w:val="20"/>
-          <w:szCs w:val="20"/>
-        </w:rPr>
-        <w:t xml:space="preserve">LC50 (drogi oddechowe, inhalacyjnie, pyły/mgły): 293 mg/kg (szczur)</w:t>
+        <w:t xml:space="preserve">LD50 (droga pokarmowa): 290 mg/kg mc. (szczur)</w:t>
+      </w:r>
+    </w:p>
+    <w:p>
+      <w:pPr>
+        <w:spacing w:after="80"/>
+      </w:pPr>
+      <w:r>
+        <w:rPr>
+          <w:rFonts w:ascii="Arial" w:cs="Arial" w:eastAsia="Arial" w:hAnsi="Arial"/>
+          <w:sz w:val="20"/>
+          <w:szCs w:val="20"/>
+        </w:rPr>
+        <w:t xml:space="preserve">LC50 (przez drogi oddechowe, pyły/mgły): 293 mg/kg (szczur)</w:t>
       </w:r>
     </w:p>
     <w:p>
@@ -5705,7 +5690,202 @@
           <w:sz w:val="20"/>
           <w:szCs w:val="20"/>
         </w:rPr>
-        <w:t xml:space="preserve">LD50 (droga pokarmowa, doustnie): 2930 mg/kg (szczur)</w:t>
+        <w:t xml:space="preserve">LD50 (droga pokarmowa): 2930 mg/kg (szczur)</w:t>
+      </w:r>
+    </w:p>
+    <w:p>
+      <w:pPr>
+        <w:spacing w:after="80"/>
+      </w:pPr>
+      <w:r>
+        <w:rPr>
+          <w:rFonts w:ascii="Arial" w:cs="Arial" w:eastAsia="Arial" w:hAnsi="Arial"/>
+          <w:sz w:val="20"/>
+          <w:szCs w:val="20"/>
+        </w:rPr>
+        <w:t xml:space="preserve">toluen:</w:t>
+      </w:r>
+    </w:p>
+    <w:p>
+      <w:pPr>
+        <w:spacing w:after="80"/>
+      </w:pPr>
+      <w:r>
+        <w:rPr>
+          <w:rFonts w:ascii="Arial" w:cs="Arial" w:eastAsia="Arial" w:hAnsi="Arial"/>
+          <w:sz w:val="20"/>
+          <w:szCs w:val="20"/>
+        </w:rPr>
+        <w:t xml:space="preserve">LD50 (na skórę): &gt; 5000 mg/kg mc. (królik)</w:t>
+      </w:r>
+    </w:p>
+    <w:p>
+      <w:pPr>
+        <w:spacing w:after="80"/>
+      </w:pPr>
+      <w:r>
+        <w:rPr>
+          <w:rFonts w:ascii="Arial" w:cs="Arial" w:eastAsia="Arial" w:hAnsi="Arial"/>
+          <w:sz w:val="20"/>
+          <w:szCs w:val="20"/>
+        </w:rPr>
+        <w:t xml:space="preserve">LD50 (droga pokarmowa): &gt; 5000 mg/kg mc. (szczur)</w:t>
+      </w:r>
+    </w:p>
+    <w:p>
+      <w:pPr>
+        <w:spacing w:after="80"/>
+      </w:pPr>
+      <w:r>
+        <w:rPr>
+          <w:rFonts w:ascii="Arial" w:cs="Arial" w:eastAsia="Arial" w:hAnsi="Arial"/>
+          <w:sz w:val="20"/>
+          <w:szCs w:val="20"/>
+        </w:rPr>
+        <w:t xml:space="preserve">LC50 (przez drogi oddechowe, pary): 100 ppm (człowiek)</w:t>
+      </w:r>
+    </w:p>
+    <w:p>
+      <w:pPr>
+        <w:spacing w:after="80"/>
+      </w:pPr>
+      <w:r>
+        <w:rPr>
+          <w:rFonts w:ascii="Arial" w:cs="Arial" w:eastAsia="Arial" w:hAnsi="Arial"/>
+          <w:sz w:val="20"/>
+          <w:szCs w:val="20"/>
+        </w:rPr>
+        <w:t xml:space="preserve">Działanie żrące/drażniące na skórę:</w:t>
+      </w:r>
+    </w:p>
+    <w:p>
+      <w:pPr>
+        <w:spacing w:after="80"/>
+      </w:pPr>
+      <w:r>
+        <w:rPr>
+          <w:rFonts w:ascii="Arial" w:cs="Arial" w:eastAsia="Arial" w:hAnsi="Arial"/>
+          <w:sz w:val="20"/>
+          <w:szCs w:val="20"/>
+        </w:rPr>
+        <w:t xml:space="preserve">W oparciu o dostępne dane, kryteria klasyfikacji nie są spełnione.</w:t>
+      </w:r>
+    </w:p>
+    <w:p>
+      <w:pPr>
+        <w:spacing w:after="80"/>
+      </w:pPr>
+      <w:r>
+        <w:rPr>
+          <w:rFonts w:ascii="Arial" w:cs="Arial" w:eastAsia="Arial" w:hAnsi="Arial"/>
+          <w:sz w:val="20"/>
+          <w:szCs w:val="20"/>
+        </w:rPr>
+        <w:t xml:space="preserve">Poważne uszkodzenie oczu/działanie drażniące na oczy:</w:t>
+      </w:r>
+    </w:p>
+    <w:p>
+      <w:pPr>
+        <w:spacing w:after="80"/>
+      </w:pPr>
+      <w:r>
+        <w:rPr>
+          <w:rFonts w:ascii="Arial" w:cs="Arial" w:eastAsia="Arial" w:hAnsi="Arial"/>
+          <w:sz w:val="20"/>
+          <w:szCs w:val="20"/>
+        </w:rPr>
+        <w:t xml:space="preserve">Działa drażniąco na oczy.</w:t>
+      </w:r>
+    </w:p>
+    <w:p>
+      <w:pPr>
+        <w:spacing w:after="80"/>
+      </w:pPr>
+      <w:r>
+        <w:rPr>
+          <w:rFonts w:ascii="Arial" w:cs="Arial" w:eastAsia="Arial" w:hAnsi="Arial"/>
+          <w:sz w:val="20"/>
+          <w:szCs w:val="20"/>
+        </w:rPr>
+        <w:t xml:space="preserve">Działanie uczulające na drogi oddechowe lub skórę:</w:t>
+      </w:r>
+    </w:p>
+    <w:p>
+      <w:pPr>
+        <w:spacing w:after="80"/>
+      </w:pPr>
+      <w:r>
+        <w:rPr>
+          <w:rFonts w:ascii="Arial" w:cs="Arial" w:eastAsia="Arial" w:hAnsi="Arial"/>
+          <w:sz w:val="20"/>
+          <w:szCs w:val="20"/>
+        </w:rPr>
+        <w:t xml:space="preserve">Może powodować wystąpienie reakcji alergicznej skóry.</w:t>
+      </w:r>
+    </w:p>
+    <w:p>
+      <w:pPr>
+        <w:spacing w:after="80"/>
+      </w:pPr>
+      <w:r>
+        <w:rPr>
+          <w:rFonts w:ascii="Arial" w:cs="Arial" w:eastAsia="Arial" w:hAnsi="Arial"/>
+          <w:sz w:val="20"/>
+          <w:szCs w:val="20"/>
+        </w:rPr>
+        <w:t xml:space="preserve">Zawiera: kumarynę (2H-chromen-2-on).</w:t>
+      </w:r>
+    </w:p>
+    <w:p>
+      <w:pPr>
+        <w:spacing w:after="80"/>
+      </w:pPr>
+      <w:r>
+        <w:rPr>
+          <w:rFonts w:ascii="Arial" w:cs="Arial" w:eastAsia="Arial" w:hAnsi="Arial"/>
+          <w:sz w:val="20"/>
+          <w:szCs w:val="20"/>
+        </w:rPr>
+        <w:t xml:space="preserve">Działanie mutagenne na komórki rozrodcze:</w:t>
+      </w:r>
+    </w:p>
+    <w:p>
+      <w:pPr>
+        <w:spacing w:after="80"/>
+      </w:pPr>
+      <w:r>
+        <w:rPr>
+          <w:rFonts w:ascii="Arial" w:cs="Arial" w:eastAsia="Arial" w:hAnsi="Arial"/>
+          <w:sz w:val="20"/>
+          <w:szCs w:val="20"/>
+        </w:rPr>
+        <w:t xml:space="preserve">W oparciu o dostępne dane, kryteria klasyfikacji nie są spełnione.</w:t>
+      </w:r>
+    </w:p>
+    <w:p>
+      <w:pPr>
+        <w:spacing w:after="80"/>
+      </w:pPr>
+      <w:r>
+        <w:rPr>
+          <w:rFonts w:ascii="Arial" w:cs="Arial" w:eastAsia="Arial" w:hAnsi="Arial"/>
+          <w:sz w:val="20"/>
+          <w:szCs w:val="20"/>
+        </w:rPr>
+        <w:t xml:space="preserve">Rakotwórczość:</w:t>
+      </w:r>
+    </w:p>
+    <w:p>
+      <w:pPr>
+        <w:spacing w:after="80"/>
+      </w:pPr>
+      <w:r>
+        <w:rPr>
+          <w:rFonts w:ascii="Arial" w:cs="Arial" w:eastAsia="Arial" w:hAnsi="Arial"/>
+          <w:sz w:val="20"/>
+          <w:szCs w:val="20"/>
+        </w:rPr>
+        <w:t xml:space="preserve">W oparciu o dostępne dane, kryteria klasyfikacji nie są spełnione.</w:t>
       </w:r>
     </w:p>
     <w:p>
@@ -5731,46 +5911,33 @@
           <w:sz w:val="20"/>
           <w:szCs w:val="20"/>
         </w:rPr>
-        <w:t xml:space="preserve">LD50 (na skórę): &gt; 5000 mg/kg mc. (królik)</w:t>
-      </w:r>
-    </w:p>
-    <w:p>
-      <w:pPr>
-        <w:spacing w:after="80"/>
-      </w:pPr>
-      <w:r>
-        <w:rPr>
-          <w:rFonts w:ascii="Arial" w:cs="Arial" w:eastAsia="Arial" w:hAnsi="Arial"/>
-          <w:sz w:val="20"/>
-          <w:szCs w:val="20"/>
-        </w:rPr>
-        <w:t xml:space="preserve">LD50 (droga pokarmowa, doustnie): &gt; 5000 mg/kg mc. (szczur)</w:t>
-      </w:r>
-    </w:p>
-    <w:p>
-      <w:pPr>
-        <w:spacing w:after="80"/>
-      </w:pPr>
-      <w:r>
-        <w:rPr>
-          <w:rFonts w:ascii="Arial" w:cs="Arial" w:eastAsia="Arial" w:hAnsi="Arial"/>
-          <w:sz w:val="20"/>
-          <w:szCs w:val="20"/>
-        </w:rPr>
-        <w:t xml:space="preserve">LC50 (drogi oddechowe, inhalacyjnie, pary): 100 ppm (człowiek)</w:t>
-      </w:r>
-    </w:p>
-    <w:p>
-      <w:pPr>
-        <w:spacing w:after="80"/>
-      </w:pPr>
-      <w:r>
-        <w:rPr>
-          <w:rFonts w:ascii="Arial" w:cs="Arial" w:eastAsia="Arial" w:hAnsi="Arial"/>
-          <w:sz w:val="20"/>
-          <w:szCs w:val="20"/>
-        </w:rPr>
-        <w:t xml:space="preserve">Działanie żrące/drażniące na skórę:</w:t>
+        <w:t xml:space="preserve">Sklasyfikowany w Grupie 3 (nie można zaklasyfikować jako rakotwórczy dla ludzi) przez Międzynarodową Agencję Badań nad Rakiem (IARC) - (IARC, 1999).</w:t>
+      </w:r>
+    </w:p>
+    <w:p>
+      <w:pPr>
+        <w:spacing w:after="80"/>
+      </w:pPr>
+      <w:r>
+        <w:rPr>
+          <w:rFonts w:ascii="Arial" w:cs="Arial" w:eastAsia="Arial" w:hAnsi="Arial"/>
+          <w:sz w:val="20"/>
+          <w:szCs w:val="20"/>
+        </w:rPr>
+        <w:t xml:space="preserve">Amerykańska Agencja Ochrony Środowiska (EPA) stwierdza, że „dane są niewystarczające do oceny potencjału rakotwórczego”.</w:t>
+      </w:r>
+    </w:p>
+    <w:p>
+      <w:pPr>
+        <w:spacing w:after="80"/>
+      </w:pPr>
+      <w:r>
+        <w:rPr>
+          <w:rFonts w:ascii="Arial" w:cs="Arial" w:eastAsia="Arial" w:hAnsi="Arial"/>
+          <w:sz w:val="20"/>
+          <w:szCs w:val="20"/>
+        </w:rPr>
+        <w:t xml:space="preserve">Szkodliwe działanie na rozrodczość:</w:t>
       </w:r>
     </w:p>
     <w:p>
@@ -5796,72 +5963,7 @@
           <w:sz w:val="20"/>
           <w:szCs w:val="20"/>
         </w:rPr>
-        <w:t xml:space="preserve">Poważne uszkodzenie oczu/działanie drażniące na oczy:</w:t>
-      </w:r>
-    </w:p>
-    <w:p>
-      <w:pPr>
-        <w:spacing w:after="80"/>
-      </w:pPr>
-      <w:r>
-        <w:rPr>
-          <w:rFonts w:ascii="Arial" w:cs="Arial" w:eastAsia="Arial" w:hAnsi="Arial"/>
-          <w:sz w:val="20"/>
-          <w:szCs w:val="20"/>
-        </w:rPr>
-        <w:t xml:space="preserve">Działa drażniąco na oczy.</w:t>
-      </w:r>
-    </w:p>
-    <w:p>
-      <w:pPr>
-        <w:spacing w:after="80"/>
-      </w:pPr>
-      <w:r>
-        <w:rPr>
-          <w:rFonts w:ascii="Arial" w:cs="Arial" w:eastAsia="Arial" w:hAnsi="Arial"/>
-          <w:sz w:val="20"/>
-          <w:szCs w:val="20"/>
-        </w:rPr>
-        <w:t xml:space="preserve">Działanie uczulające na drogi oddechowe lub skórę:</w:t>
-      </w:r>
-    </w:p>
-    <w:p>
-      <w:pPr>
-        <w:spacing w:after="80"/>
-      </w:pPr>
-      <w:r>
-        <w:rPr>
-          <w:rFonts w:ascii="Arial" w:cs="Arial" w:eastAsia="Arial" w:hAnsi="Arial"/>
-          <w:sz w:val="20"/>
-          <w:szCs w:val="20"/>
-        </w:rPr>
-        <w:t xml:space="preserve">Może powodować wystąpienie reakcji alergicznej.</w:t>
-      </w:r>
-    </w:p>
-    <w:p>
-      <w:pPr>
-        <w:spacing w:after="80"/>
-      </w:pPr>
-      <w:r>
-        <w:rPr>
-          <w:rFonts w:ascii="Arial" w:cs="Arial" w:eastAsia="Arial" w:hAnsi="Arial"/>
-          <w:sz w:val="20"/>
-          <w:szCs w:val="20"/>
-        </w:rPr>
-        <w:t xml:space="preserve">Zawiera: kumarynę (2H-chromen-2-on).</w:t>
-      </w:r>
-    </w:p>
-    <w:p>
-      <w:pPr>
-        <w:spacing w:after="80"/>
-      </w:pPr>
-      <w:r>
-        <w:rPr>
-          <w:rFonts w:ascii="Arial" w:cs="Arial" w:eastAsia="Arial" w:hAnsi="Arial"/>
-          <w:sz w:val="20"/>
-          <w:szCs w:val="20"/>
-        </w:rPr>
-        <w:t xml:space="preserve">Działanie mutagenne na komórki rozrodcze:</w:t>
+        <w:t xml:space="preserve">Działanie toksyczne na narządy docelowe – narażenie jednorazowe:</w:t>
       </w:r>
     </w:p>
     <w:p>
@@ -5887,7 +5989,7 @@
           <w:sz w:val="20"/>
           <w:szCs w:val="20"/>
         </w:rPr>
-        <w:t xml:space="preserve">Rakotwórczość:</w:t>
+        <w:t xml:space="preserve">Działanie toksyczne na narządy docelowe – narażenie powtarzane:</w:t>
       </w:r>
     </w:p>
     <w:p>
@@ -5913,46 +6015,7 @@
           <w:sz w:val="20"/>
           <w:szCs w:val="20"/>
         </w:rPr>
-        <w:t xml:space="preserve">Toluen:</w:t>
-      </w:r>
-    </w:p>
-    <w:p>
-      <w:pPr>
-        <w:spacing w:after="80"/>
-      </w:pPr>
-      <w:r>
-        <w:rPr>
-          <w:rFonts w:ascii="Arial" w:cs="Arial" w:eastAsia="Arial" w:hAnsi="Arial"/>
-          <w:sz w:val="20"/>
-          <w:szCs w:val="20"/>
-        </w:rPr>
-        <w:t xml:space="preserve">Zaklasyfikowany do Grupy 3 (nie można zaklasyfikować jako rakotwórczy dla ludzi) przez Międzynarodową Agencję Badań nad Rakiem (IARC) - (IARC, 1999).</w:t>
-      </w:r>
-    </w:p>
-    <w:p>
-      <w:pPr>
-        <w:spacing w:after="80"/>
-      </w:pPr>
-      <w:r>
-        <w:rPr>
-          <w:rFonts w:ascii="Arial" w:cs="Arial" w:eastAsia="Arial" w:hAnsi="Arial"/>
-          <w:sz w:val="20"/>
-          <w:szCs w:val="20"/>
-        </w:rPr>
-        <w:t xml:space="preserve">Amerykańska Agencja Ochrony Środowiska (US EPA) stwierdza, że „dane są niewystarczające do oceny potencjału rakotwórczego”.</w:t>
-      </w:r>
-    </w:p>
-    <w:p>
-      <w:pPr>
-        <w:spacing w:after="80"/>
-      </w:pPr>
-      <w:r>
-        <w:rPr>
-          <w:rFonts w:ascii="Arial" w:cs="Arial" w:eastAsia="Arial" w:hAnsi="Arial"/>
-          <w:sz w:val="20"/>
-          <w:szCs w:val="20"/>
-        </w:rPr>
-        <w:t xml:space="preserve">Szkodliwe działanie na rozrodczość:</w:t>
+        <w:t xml:space="preserve">Zagrożenie spowodowane aspiracją:</w:t>
       </w:r>
     </w:p>
     <w:p>
@@ -5970,84 +6033,6 @@
     </w:p>
     <w:p>
       <w:pPr>
-        <w:spacing w:after="80"/>
-      </w:pPr>
-      <w:r>
-        <w:rPr>
-          <w:rFonts w:ascii="Arial" w:cs="Arial" w:eastAsia="Arial" w:hAnsi="Arial"/>
-          <w:sz w:val="20"/>
-          <w:szCs w:val="20"/>
-        </w:rPr>
-        <w:t xml:space="preserve">Działanie toksyczne na narządy docelowe – narażenie jednorazowe:</w:t>
-      </w:r>
-    </w:p>
-    <w:p>
-      <w:pPr>
-        <w:spacing w:after="80"/>
-      </w:pPr>
-      <w:r>
-        <w:rPr>
-          <w:rFonts w:ascii="Arial" w:cs="Arial" w:eastAsia="Arial" w:hAnsi="Arial"/>
-          <w:sz w:val="20"/>
-          <w:szCs w:val="20"/>
-        </w:rPr>
-        <w:t xml:space="preserve">W oparciu o dostępne dane, kryteria klasyfikacji nie są spełnione.</w:t>
-      </w:r>
-    </w:p>
-    <w:p>
-      <w:pPr>
-        <w:spacing w:after="80"/>
-      </w:pPr>
-      <w:r>
-        <w:rPr>
-          <w:rFonts w:ascii="Arial" w:cs="Arial" w:eastAsia="Arial" w:hAnsi="Arial"/>
-          <w:sz w:val="20"/>
-          <w:szCs w:val="20"/>
-        </w:rPr>
-        <w:t xml:space="preserve">Działanie toksyczne na narządy docelowe – narażenie powtarzane:</w:t>
-      </w:r>
-    </w:p>
-    <w:p>
-      <w:pPr>
-        <w:spacing w:after="80"/>
-      </w:pPr>
-      <w:r>
-        <w:rPr>
-          <w:rFonts w:ascii="Arial" w:cs="Arial" w:eastAsia="Arial" w:hAnsi="Arial"/>
-          <w:sz w:val="20"/>
-          <w:szCs w:val="20"/>
-        </w:rPr>
-        <w:t xml:space="preserve">W oparciu o dostępne dane, kryteria klasyfikacji nie są spełnione.</w:t>
-      </w:r>
-    </w:p>
-    <w:p>
-      <w:pPr>
-        <w:spacing w:after="80"/>
-      </w:pPr>
-      <w:r>
-        <w:rPr>
-          <w:rFonts w:ascii="Arial" w:cs="Arial" w:eastAsia="Arial" w:hAnsi="Arial"/>
-          <w:sz w:val="20"/>
-          <w:szCs w:val="20"/>
-        </w:rPr>
-        <w:t xml:space="preserve">Zagrożenie spowodowane aspiracją:</w:t>
-      </w:r>
-    </w:p>
-    <w:p>
-      <w:pPr>
-        <w:spacing w:after="80"/>
-      </w:pPr>
-      <w:r>
-        <w:rPr>
-          <w:rFonts w:ascii="Arial" w:cs="Arial" w:eastAsia="Arial" w:hAnsi="Arial"/>
-          <w:sz w:val="20"/>
-          <w:szCs w:val="20"/>
-        </w:rPr>
-        <w:t xml:space="preserve">W oparciu o dostępne dane, kryteria klasyfikacji nie są spełnione.</w:t>
-      </w:r>
-    </w:p>
-    <w:p>
-      <w:pPr>
         <w:spacing w:after="100" w:before="200"/>
       </w:pPr>
       <w:r>
@@ -6084,7 +6069,7 @@
           <w:sz w:val="20"/>
           <w:szCs w:val="20"/>
         </w:rPr>
-        <w:t xml:space="preserve">W oparciu o dostępne dane produkt nie zawiera substancji wpisanych do wykazu ustanowionego zgodnie z art. 59 ust. 1 jako posiadające właściwości zaburzające funkcjonowanie układu hormonalnego ani substancji o właściwościach zaburzających funkcjonowanie układu hormonalnego zgodnie z kryteriami określonymi w rozporządzeniu (UE) 2017/2100 lub rozporządzeniu (UE) 2018/605 w stężeniu ≥ 0,1%.</w:t>
+        <w:t xml:space="preserve">W oparciu o dostępne dane produkt nie zawiera substancji wymienionych w głównych europejskich wykazach potencjalnych lub podejrzewanych substancji zaburzających funkcjonowanie układu hormonalnego o ocenianym wpływie na zdrowie człowieka w stężeniu ≥ 0,1%.</w:t>
       </w:r>
     </w:p>
     <w:p>
@@ -9665,7 +9650,7 @@
           <w:sz w:val="20"/>
           <w:szCs w:val="20"/>
         </w:rPr>
-        <w:t xml:space="preserve">Niniejsza karta charakterystyki (wersja 1.0 PL) stanowi wydanie pierwsze w języku polskim, opracowane na podstawie karty charakterystyki SDS producenta.</w:t>
+        <w:t xml:space="preserve">Niniejsza karta charakterystyki (wersja 1.0 PL) stanowi wydanie pierwsze w języku polskim, opracowane na podstawie karty charakterystyki SDS producenta z dnia 14.02.2025 r.</w:t>
       </w:r>
     </w:p>
     <w:p>

--- a/docs/SDS/Karta_Charakterystyki_8034055535448_SDS_ORCHIDEA_E_VANIGLIA_V2_PL.docx
+++ b/docs/SDS/Karta_Charakterystyki_8034055535448_SDS_ORCHIDEA_E_VANIGLIA_V2_PL.docx
@@ -83,7 +83,7 @@
                 <w:sz w:val="18"/>
                 <w:szCs w:val="18"/>
               </w:rPr>
-              <w:t xml:space="preserve">01.09.2023</w:t>
+              <w:t xml:space="preserve">15.09.2026</w:t>
             </w:r>
           </w:p>
           <w:p>
@@ -103,7 +103,7 @@
                 <w:sz w:val="18"/>
                 <w:szCs w:val="18"/>
               </w:rPr>
-              <w:t xml:space="preserve">14.02.2025</w:t>
+              <w:t xml:space="preserve">Nie dotyczy</w:t>
             </w:r>
           </w:p>
         </w:tc>
@@ -5272,20 +5272,20 @@
           <w:sz w:val="20"/>
           <w:szCs w:val="20"/>
         </w:rPr>
-        <w:t xml:space="preserve">Wobec braku danych doświadczalnych dla samego produktu, zagrożenia dla zdrowia oceniono na podstawie właściwości substancji w nim zawartych, stosując kryteria określone w odpowiednich przepisach dotyczących klasyfikacji.</w:t>
-      </w:r>
-    </w:p>
-    <w:p>
-      <w:pPr>
-        <w:spacing w:after="80"/>
-      </w:pPr>
-      <w:r>
-        <w:rPr>
-          <w:rFonts w:ascii="Arial" w:cs="Arial" w:eastAsia="Arial" w:hAnsi="Arial"/>
-          <w:sz w:val="20"/>
-          <w:szCs w:val="20"/>
-        </w:rPr>
-        <w:t xml:space="preserve">Należy zatem wziąć pod uwagę stężenia poszczególnych substancji niebezpiecznych wymienionych w sekcji 3, aby ocenić skutki toksykologiczne narażenia na produkt.</w:t>
+        <w:t xml:space="preserve">Wobec braku danych doświadczalnych dla samego produktu, zagrożenia dla zdrowia oceniono na podstawie właściwości substancji w nim zawartych, zgodnie z kryteriami określonymi w odpowiednich przepisach dotyczących klasyfikacji.</w:t>
+      </w:r>
+    </w:p>
+    <w:p>
+      <w:pPr>
+        <w:spacing w:after="80"/>
+      </w:pPr>
+      <w:r>
+        <w:rPr>
+          <w:rFonts w:ascii="Arial" w:cs="Arial" w:eastAsia="Arial" w:hAnsi="Arial"/>
+          <w:sz w:val="20"/>
+          <w:szCs w:val="20"/>
+        </w:rPr>
+        <w:t xml:space="preserve">Należy zatem wziąć pod uwagę stężenie poszczególnych niebezpiecznych substancji wskazanych w sekcji 3, aby ocenić skutki toksykologiczne narażenia na produkt.</w:t>
       </w:r>
     </w:p>
     <w:p>
@@ -5378,7 +5378,7 @@
           <w:sz w:val="20"/>
           <w:szCs w:val="20"/>
         </w:rPr>
-        <w:t xml:space="preserve">KONSUMENCI: spożycie skażonej żywności lub wody; przez drogi oddechowe (inhalacyjnie) z otaczającego powietrza; kontakt ze skórą z produktami zawierającymi substancję.</w:t>
+        <w:t xml:space="preserve">LUDNOŚĆ: spożycie skażonej żywności lub wody; wdychanie powietrza z otoczenia; kontakt ze skórą z produktami zawierającymi substancję.</w:t>
       </w:r>
     </w:p>
     <w:p>
@@ -5456,7 +5456,7 @@
           <w:sz w:val="20"/>
           <w:szCs w:val="20"/>
         </w:rPr>
-        <w:t xml:space="preserve">Niektóre leki oraz inne produkty przemysłowe mogą zakłócać metabolizm toluenu.</w:t>
+        <w:t xml:space="preserve">Niektóre leki i inne produkty przemysłowe mogą zakłócać metabolizm toluenu.</w:t>
       </w:r>
     </w:p>
     <w:p>
@@ -5482,59 +5482,59 @@
           <w:sz w:val="20"/>
           <w:szCs w:val="20"/>
         </w:rPr>
-        <w:t xml:space="preserve">ATE (przez drogi oddechowe (inhalacyjnie)) mieszaniny: Nie sklasyfikowano (brak istotnych składników)</w:t>
-      </w:r>
-    </w:p>
-    <w:p>
-      <w:pPr>
-        <w:spacing w:after="80"/>
-      </w:pPr>
-      <w:r>
-        <w:rPr>
-          <w:rFonts w:ascii="Arial" w:cs="Arial" w:eastAsia="Arial" w:hAnsi="Arial"/>
-          <w:sz w:val="20"/>
-          <w:szCs w:val="20"/>
-        </w:rPr>
-        <w:t xml:space="preserve">ATE (droga pokarmowa (doustnie)) mieszaniny: Nie sklasyfikowano (brak istotnych składników)</w:t>
-      </w:r>
-    </w:p>
-    <w:p>
-      <w:pPr>
-        <w:spacing w:after="80"/>
-      </w:pPr>
-      <w:r>
-        <w:rPr>
-          <w:rFonts w:ascii="Arial" w:cs="Arial" w:eastAsia="Arial" w:hAnsi="Arial"/>
-          <w:sz w:val="20"/>
-          <w:szCs w:val="20"/>
-        </w:rPr>
-        <w:t xml:space="preserve">ATE (na skórę) mieszaniny: Nie sklasyfikowano (brak istotnych składników)</w:t>
-      </w:r>
-    </w:p>
-    <w:p>
-      <w:pPr>
-        <w:spacing w:after="80"/>
-      </w:pPr>
-      <w:r>
-        <w:rPr>
-          <w:rFonts w:ascii="Arial" w:cs="Arial" w:eastAsia="Arial" w:hAnsi="Arial"/>
-          <w:sz w:val="20"/>
-          <w:szCs w:val="20"/>
-        </w:rPr>
-        <w:t xml:space="preserve">etanol:</w:t>
-      </w:r>
-    </w:p>
-    <w:p>
-      <w:pPr>
-        <w:spacing w:after="80"/>
-      </w:pPr>
-      <w:r>
-        <w:rPr>
-          <w:rFonts w:ascii="Arial" w:cs="Arial" w:eastAsia="Arial" w:hAnsi="Arial"/>
-          <w:sz w:val="20"/>
-          <w:szCs w:val="20"/>
-        </w:rPr>
-        <w:t xml:space="preserve">LD50 (droga pokarmowa): &gt; 5000 mg/kg (szczur)</w:t>
+        <w:t xml:space="preserve">ATE (przez drogi oddechowe (inhalacyjnie)) mieszaniny: Nie sklasyfikowano (brak istotnego składnika)</w:t>
+      </w:r>
+    </w:p>
+    <w:p>
+      <w:pPr>
+        <w:spacing w:after="80"/>
+      </w:pPr>
+      <w:r>
+        <w:rPr>
+          <w:rFonts w:ascii="Arial" w:cs="Arial" w:eastAsia="Arial" w:hAnsi="Arial"/>
+          <w:sz w:val="20"/>
+          <w:szCs w:val="20"/>
+        </w:rPr>
+        <w:t xml:space="preserve">ATE (droga pokarmowa (doustnie)) mieszaniny: Nie sklasyfikowano (brak istotnego składnika)</w:t>
+      </w:r>
+    </w:p>
+    <w:p>
+      <w:pPr>
+        <w:spacing w:after="80"/>
+      </w:pPr>
+      <w:r>
+        <w:rPr>
+          <w:rFonts w:ascii="Arial" w:cs="Arial" w:eastAsia="Arial" w:hAnsi="Arial"/>
+          <w:sz w:val="20"/>
+          <w:szCs w:val="20"/>
+        </w:rPr>
+        <w:t xml:space="preserve">ATE (na skórę) mieszaniny: Nie sklasyfikowano (brak istotnego składnika)</w:t>
+      </w:r>
+    </w:p>
+    <w:p>
+      <w:pPr>
+        <w:spacing w:after="80"/>
+      </w:pPr>
+      <w:r>
+        <w:rPr>
+          <w:rFonts w:ascii="Arial" w:cs="Arial" w:eastAsia="Arial" w:hAnsi="Arial"/>
+          <w:sz w:val="20"/>
+          <w:szCs w:val="20"/>
+        </w:rPr>
+        <w:t xml:space="preserve">Etanol:</w:t>
+      </w:r>
+    </w:p>
+    <w:p>
+      <w:pPr>
+        <w:spacing w:after="80"/>
+      </w:pPr>
+      <w:r>
+        <w:rPr>
+          <w:rFonts w:ascii="Arial" w:cs="Arial" w:eastAsia="Arial" w:hAnsi="Arial"/>
+          <w:sz w:val="20"/>
+          <w:szCs w:val="20"/>
+        </w:rPr>
+        <w:t xml:space="preserve">LD50 (droga pokarmowa (doustnie)): &gt; 5000 mg/kg (szczur)</w:t>
       </w:r>
     </w:p>
     <w:p>
@@ -5560,7 +5560,7 @@
           <w:sz w:val="20"/>
           <w:szCs w:val="20"/>
         </w:rPr>
-        <w:t xml:space="preserve">aldehyd anyżowy (4-metoksybenzaldehyd):</w:t>
+        <w:t xml:space="preserve">Aldehyd anyżowy:</w:t>
       </w:r>
     </w:p>
     <w:p>
@@ -5586,33 +5586,33 @@
           <w:sz w:val="20"/>
           <w:szCs w:val="20"/>
         </w:rPr>
-        <w:t xml:space="preserve">LD50 (droga pokarmowa): 3210 mg/kg (szczur)</w:t>
-      </w:r>
-    </w:p>
-    <w:p>
-      <w:pPr>
-        <w:spacing w:after="80"/>
-      </w:pPr>
-      <w:r>
-        <w:rPr>
-          <w:rFonts w:ascii="Arial" w:cs="Arial" w:eastAsia="Arial" w:hAnsi="Arial"/>
-          <w:sz w:val="20"/>
-          <w:szCs w:val="20"/>
-        </w:rPr>
-        <w:t xml:space="preserve">LC50 (przez drogi oddechowe, pary): 0,32 mg/l/7h (szczur)</w:t>
-      </w:r>
-    </w:p>
-    <w:p>
-      <w:pPr>
-        <w:spacing w:after="80"/>
-      </w:pPr>
-      <w:r>
-        <w:rPr>
-          <w:rFonts w:ascii="Arial" w:cs="Arial" w:eastAsia="Arial" w:hAnsi="Arial"/>
-          <w:sz w:val="20"/>
-          <w:szCs w:val="20"/>
-        </w:rPr>
-        <w:t xml:space="preserve">kumaryna (2H-chromen-2-on):</w:t>
+        <w:t xml:space="preserve">LD50 (droga pokarmowa (doustnie)): 3210 mg/kg (szczur)</w:t>
+      </w:r>
+    </w:p>
+    <w:p>
+      <w:pPr>
+        <w:spacing w:after="80"/>
+      </w:pPr>
+      <w:r>
+        <w:rPr>
+          <w:rFonts w:ascii="Arial" w:cs="Arial" w:eastAsia="Arial" w:hAnsi="Arial"/>
+          <w:sz w:val="20"/>
+          <w:szCs w:val="20"/>
+        </w:rPr>
+        <w:t xml:space="preserve">LC50 (przez drogi oddechowe (inhalacyjnie), pary): 0,32 mg/l/7h (szczur)</w:t>
+      </w:r>
+    </w:p>
+    <w:p>
+      <w:pPr>
+        <w:spacing w:after="80"/>
+      </w:pPr>
+      <w:r>
+        <w:rPr>
+          <w:rFonts w:ascii="Arial" w:cs="Arial" w:eastAsia="Arial" w:hAnsi="Arial"/>
+          <w:sz w:val="20"/>
+          <w:szCs w:val="20"/>
+        </w:rPr>
+        <w:t xml:space="preserve">Kumaryna:</w:t>
       </w:r>
     </w:p>
     <w:p>
@@ -5638,20 +5638,20 @@
           <w:sz w:val="20"/>
           <w:szCs w:val="20"/>
         </w:rPr>
-        <w:t xml:space="preserve">LD50 (droga pokarmowa): 290 mg/kg mc. (szczur)</w:t>
-      </w:r>
-    </w:p>
-    <w:p>
-      <w:pPr>
-        <w:spacing w:after="80"/>
-      </w:pPr>
-      <w:r>
-        <w:rPr>
-          <w:rFonts w:ascii="Arial" w:cs="Arial" w:eastAsia="Arial" w:hAnsi="Arial"/>
-          <w:sz w:val="20"/>
-          <w:szCs w:val="20"/>
-        </w:rPr>
-        <w:t xml:space="preserve">LC50 (przez drogi oddechowe, pyły/mgły): 293 mg/kg (szczur)</w:t>
+        <w:t xml:space="preserve">LD50 (droga pokarmowa (doustnie)): 290 mg/kg mc. (szczur)</w:t>
+      </w:r>
+    </w:p>
+    <w:p>
+      <w:pPr>
+        <w:spacing w:after="80"/>
+      </w:pPr>
+      <w:r>
+        <w:rPr>
+          <w:rFonts w:ascii="Arial" w:cs="Arial" w:eastAsia="Arial" w:hAnsi="Arial"/>
+          <w:sz w:val="20"/>
+          <w:szCs w:val="20"/>
+        </w:rPr>
+        <w:t xml:space="preserve">LC50 (przez drogi oddechowe (inhalacyjnie), mgły/pyły): 293 mg/kg (szczur)</w:t>
       </w:r>
     </w:p>
     <w:p>
@@ -5690,20 +5690,20 @@
           <w:sz w:val="20"/>
           <w:szCs w:val="20"/>
         </w:rPr>
-        <w:t xml:space="preserve">LD50 (droga pokarmowa): 2930 mg/kg (szczur)</w:t>
-      </w:r>
-    </w:p>
-    <w:p>
-      <w:pPr>
-        <w:spacing w:after="80"/>
-      </w:pPr>
-      <w:r>
-        <w:rPr>
-          <w:rFonts w:ascii="Arial" w:cs="Arial" w:eastAsia="Arial" w:hAnsi="Arial"/>
-          <w:sz w:val="20"/>
-          <w:szCs w:val="20"/>
-        </w:rPr>
-        <w:t xml:space="preserve">toluen:</w:t>
+        <w:t xml:space="preserve">LD50 (droga pokarmowa (doustnie)): 2930 mg/kg (szczur)</w:t>
+      </w:r>
+    </w:p>
+    <w:p>
+      <w:pPr>
+        <w:spacing w:after="80"/>
+      </w:pPr>
+      <w:r>
+        <w:rPr>
+          <w:rFonts w:ascii="Arial" w:cs="Arial" w:eastAsia="Arial" w:hAnsi="Arial"/>
+          <w:sz w:val="20"/>
+          <w:szCs w:val="20"/>
+        </w:rPr>
+        <w:t xml:space="preserve">Toluen:</w:t>
       </w:r>
     </w:p>
     <w:p>
@@ -5729,20 +5729,20 @@
           <w:sz w:val="20"/>
           <w:szCs w:val="20"/>
         </w:rPr>
-        <w:t xml:space="preserve">LD50 (droga pokarmowa): &gt; 5000 mg/kg mc. (szczur)</w:t>
-      </w:r>
-    </w:p>
-    <w:p>
-      <w:pPr>
-        <w:spacing w:after="80"/>
-      </w:pPr>
-      <w:r>
-        <w:rPr>
-          <w:rFonts w:ascii="Arial" w:cs="Arial" w:eastAsia="Arial" w:hAnsi="Arial"/>
-          <w:sz w:val="20"/>
-          <w:szCs w:val="20"/>
-        </w:rPr>
-        <w:t xml:space="preserve">LC50 (przez drogi oddechowe, pary): 100 ppm (człowiek)</w:t>
+        <w:t xml:space="preserve">LD50 (droga pokarmowa (doustnie)): &gt; 5000 mg/kg mc. (szczur)</w:t>
+      </w:r>
+    </w:p>
+    <w:p>
+      <w:pPr>
+        <w:spacing w:after="80"/>
+      </w:pPr>
+      <w:r>
+        <w:rPr>
+          <w:rFonts w:ascii="Arial" w:cs="Arial" w:eastAsia="Arial" w:hAnsi="Arial"/>
+          <w:sz w:val="20"/>
+          <w:szCs w:val="20"/>
+        </w:rPr>
+        <w:t xml:space="preserve">LC50 (przez drogi oddechowe (inhalacyjnie), pary): 100 ppm (człowiek)</w:t>
       </w:r>
     </w:p>
     <w:p>
@@ -5820,20 +5820,20 @@
           <w:sz w:val="20"/>
           <w:szCs w:val="20"/>
         </w:rPr>
-        <w:t xml:space="preserve">Może powodować wystąpienie reakcji alergicznej skóry.</w:t>
-      </w:r>
-    </w:p>
-    <w:p>
-      <w:pPr>
-        <w:spacing w:after="80"/>
-      </w:pPr>
-      <w:r>
-        <w:rPr>
-          <w:rFonts w:ascii="Arial" w:cs="Arial" w:eastAsia="Arial" w:hAnsi="Arial"/>
-          <w:sz w:val="20"/>
-          <w:szCs w:val="20"/>
-        </w:rPr>
-        <w:t xml:space="preserve">Zawiera: kumarynę (2H-chromen-2-on).</w:t>
+        <w:t xml:space="preserve">Może powodować wystąpienie reakcji alergicznej.</w:t>
+      </w:r>
+    </w:p>
+    <w:p>
+      <w:pPr>
+        <w:spacing w:after="80"/>
+      </w:pPr>
+      <w:r>
+        <w:rPr>
+          <w:rFonts w:ascii="Arial" w:cs="Arial" w:eastAsia="Arial" w:hAnsi="Arial"/>
+          <w:sz w:val="20"/>
+          <w:szCs w:val="20"/>
+        </w:rPr>
+        <w:t xml:space="preserve">Zawiera: kumarynę.</w:t>
       </w:r>
     </w:p>
     <w:p>
@@ -5911,20 +5911,20 @@
           <w:sz w:val="20"/>
           <w:szCs w:val="20"/>
         </w:rPr>
-        <w:t xml:space="preserve">Sklasyfikowany w Grupie 3 (nie można zaklasyfikować jako rakotwórczy dla ludzi) przez Międzynarodową Agencję Badań nad Rakiem (IARC) - (IARC, 1999).</w:t>
-      </w:r>
-    </w:p>
-    <w:p>
-      <w:pPr>
-        <w:spacing w:after="80"/>
-      </w:pPr>
-      <w:r>
-        <w:rPr>
-          <w:rFonts w:ascii="Arial" w:cs="Arial" w:eastAsia="Arial" w:hAnsi="Arial"/>
-          <w:sz w:val="20"/>
-          <w:szCs w:val="20"/>
-        </w:rPr>
-        <w:t xml:space="preserve">Amerykańska Agencja Ochrony Środowiska (EPA) stwierdza, że „dane są niewystarczające do oceny potencjału rakotwórczego”.</w:t>
+        <w:t xml:space="preserve">Sklasyfikowany w grupie 3 (nie można zaklasyfikować jako rakotwórczy dla ludzi) przez Międzynarodową Agencję Badań nad Rakiem (IARC) - (IARC, 1999).</w:t>
+      </w:r>
+    </w:p>
+    <w:p>
+      <w:pPr>
+        <w:spacing w:after="80"/>
+      </w:pPr>
+      <w:r>
+        <w:rPr>
+          <w:rFonts w:ascii="Arial" w:cs="Arial" w:eastAsia="Arial" w:hAnsi="Arial"/>
+          <w:sz w:val="20"/>
+          <w:szCs w:val="20"/>
+        </w:rPr>
+        <w:t xml:space="preserve">Amerykańska Agencja Ochrony Środowiska (EPA) twierdzi, że „dane są niewystarczające do oceny potencjału rakotwórczego”.</w:t>
       </w:r>
     </w:p>
     <w:p>
@@ -6056,46 +6056,7 @@
           <w:sz w:val="20"/>
           <w:szCs w:val="20"/>
         </w:rPr>
-        <w:t xml:space="preserve">Właściwości zaburzające funkcjonowanie układu hormonalnego:</w:t>
-      </w:r>
-    </w:p>
-    <w:p>
-      <w:pPr>
-        <w:spacing w:after="80"/>
-      </w:pPr>
-      <w:r>
-        <w:rPr>
-          <w:rFonts w:ascii="Arial" w:cs="Arial" w:eastAsia="Arial" w:hAnsi="Arial"/>
-          <w:sz w:val="20"/>
-          <w:szCs w:val="20"/>
-        </w:rPr>
-        <w:t xml:space="preserve">W oparciu o dostępne dane produkt nie zawiera substancji wymienionych w głównych europejskich wykazach potencjalnych lub podejrzewanych substancji zaburzających funkcjonowanie układu hormonalnego o ocenianym wpływie na zdrowie człowieka w stężeniu ≥ 0,1%.</w:t>
-      </w:r>
-    </w:p>
-    <w:p>
-      <w:pPr>
-        <w:spacing w:after="80"/>
-      </w:pPr>
-      <w:r>
-        <w:rPr>
-          <w:rFonts w:ascii="Arial" w:cs="Arial" w:eastAsia="Arial" w:hAnsi="Arial"/>
-          <w:sz w:val="20"/>
-          <w:szCs w:val="20"/>
-        </w:rPr>
-        <w:t xml:space="preserve">Inne informacje:</w:t>
-      </w:r>
-    </w:p>
-    <w:p>
-      <w:pPr>
-        <w:spacing w:after="80"/>
-      </w:pPr>
-      <w:r>
-        <w:rPr>
-          <w:rFonts w:ascii="Arial" w:cs="Arial" w:eastAsia="Arial" w:hAnsi="Arial"/>
-          <w:sz w:val="20"/>
-          <w:szCs w:val="20"/>
-        </w:rPr>
-        <w:t xml:space="preserve">Brak danych.</w:t>
+        <w:t xml:space="preserve">W oparciu o dostępne dane, produkt nie zawiera substancji wymienionych w głównych europejskich wykazach potencjalnych lub podejrzewanych substancji zaburzających funkcjonowanie układu hormonalnego o ocenianym wpływie na zdrowie człowieka.</w:t>
       </w:r>
     </w:p>
     <w:p>

--- a/docs/SDS/Karta_Charakterystyki_8034055535448_SDS_ORCHIDEA_E_VANIGLIA_V2_PL.docx
+++ b/docs/SDS/Karta_Charakterystyki_8034055535448_SDS_ORCHIDEA_E_VANIGLIA_V2_PL.docx
@@ -987,7 +987,7 @@
           <w:sz w:val="20"/>
           <w:szCs w:val="20"/>
         </w:rPr>
-        <w:t xml:space="preserve">Informacje uzupełniające:</w:t>
+        <w:t xml:space="preserve">Informacje uzupełniające o zagrożeniach:</w:t>
       </w:r>
     </w:p>
     <w:p>
@@ -5272,20 +5272,20 @@
           <w:sz w:val="20"/>
           <w:szCs w:val="20"/>
         </w:rPr>
-        <w:t xml:space="preserve">Wobec braku danych doświadczalnych dla samego produktu, zagrożenia dla zdrowia oceniono na podstawie właściwości substancji w nim zawartych, zgodnie z kryteriami określonymi w odpowiednich przepisach dotyczących klasyfikacji.</w:t>
-      </w:r>
-    </w:p>
-    <w:p>
-      <w:pPr>
-        <w:spacing w:after="80"/>
-      </w:pPr>
-      <w:r>
-        <w:rPr>
-          <w:rFonts w:ascii="Arial" w:cs="Arial" w:eastAsia="Arial" w:hAnsi="Arial"/>
-          <w:sz w:val="20"/>
-          <w:szCs w:val="20"/>
-        </w:rPr>
-        <w:t xml:space="preserve">Należy zatem wziąć pod uwagę stężenie poszczególnych niebezpiecznych substancji wskazanych w sekcji 3, aby ocenić skutki toksykologiczne narażenia na produkt.</w:t>
+        <w:t xml:space="preserve">Wobec braku danych doświadczalnych dla samego produktu, zagrożenia dla zdrowia oceniono zgodnie z właściwościami zawartych w nim substancji, przy użyciu kryteriów określonych w odpowiednich przepisach dotyczących klasyfikacji.</w:t>
+      </w:r>
+    </w:p>
+    <w:p>
+      <w:pPr>
+        <w:spacing w:after="80"/>
+      </w:pPr>
+      <w:r>
+        <w:rPr>
+          <w:rFonts w:ascii="Arial" w:cs="Arial" w:eastAsia="Arial" w:hAnsi="Arial"/>
+          <w:sz w:val="20"/>
+          <w:szCs w:val="20"/>
+        </w:rPr>
+        <w:t xml:space="preserve">W związku z tym w celu oceny skutków toksykologicznych narażenia na produkt należy wziąć pod uwagę stężenia poszczególnych substancji niebezpiecznych wskazanych w sekcji 3.</w:t>
       </w:r>
     </w:p>
     <w:p>
@@ -5326,7 +5326,7 @@
           <w:sz w:val="20"/>
           <w:szCs w:val="20"/>
         </w:rPr>
-        <w:t xml:space="preserve">Brak dostępnych informacji.</w:t>
+        <w:t xml:space="preserve">Brak dostępnych danych.</w:t>
       </w:r>
     </w:p>
     <w:p>
@@ -5365,33 +5365,33 @@
           <w:sz w:val="20"/>
           <w:szCs w:val="20"/>
         </w:rPr>
-        <w:t xml:space="preserve">PRACOWNICY: przez drogi oddechowe (inhalacyjnie); kontakt ze skórą.</w:t>
-      </w:r>
-    </w:p>
-    <w:p>
-      <w:pPr>
-        <w:spacing w:after="80"/>
-      </w:pPr>
-      <w:r>
-        <w:rPr>
-          <w:rFonts w:ascii="Arial" w:cs="Arial" w:eastAsia="Arial" w:hAnsi="Arial"/>
-          <w:sz w:val="20"/>
-          <w:szCs w:val="20"/>
-        </w:rPr>
-        <w:t xml:space="preserve">LUDNOŚĆ: spożycie skażonej żywności lub wody; wdychanie powietrza z otoczenia; kontakt ze skórą z produktami zawierającymi substancję.</w:t>
-      </w:r>
-    </w:p>
-    <w:p>
-      <w:pPr>
-        <w:spacing w:after="80"/>
-      </w:pPr>
-      <w:r>
-        <w:rPr>
-          <w:rFonts w:ascii="Arial" w:cs="Arial" w:eastAsia="Arial" w:hAnsi="Arial"/>
-          <w:sz w:val="20"/>
-          <w:szCs w:val="20"/>
-        </w:rPr>
-        <w:t xml:space="preserve">Skutki opóźnione i bezpośrednie oraz skutki przewlekłe spowodowane krótko- i długotrwałym narażeniem:</w:t>
+        <w:t xml:space="preserve">Pracownicy: inhalacyjnie (drogi oddechowe); kontakt ze skórą.</w:t>
+      </w:r>
+    </w:p>
+    <w:p>
+      <w:pPr>
+        <w:spacing w:after="80"/>
+      </w:pPr>
+      <w:r>
+        <w:rPr>
+          <w:rFonts w:ascii="Arial" w:cs="Arial" w:eastAsia="Arial" w:hAnsi="Arial"/>
+          <w:sz w:val="20"/>
+          <w:szCs w:val="20"/>
+        </w:rPr>
+        <w:t xml:space="preserve">Konsumenci/populacja ogólna: spożycie skażonej żywności lub wody; inhalacyjnie (drogi oddechowe) z otaczającego powietrza; kontakt ze skórą poprzez produkty zawierające substancję.</w:t>
+      </w:r>
+    </w:p>
+    <w:p>
+      <w:pPr>
+        <w:spacing w:after="80"/>
+      </w:pPr>
+      <w:r>
+        <w:rPr>
+          <w:rFonts w:ascii="Arial" w:cs="Arial" w:eastAsia="Arial" w:hAnsi="Arial"/>
+          <w:sz w:val="20"/>
+          <w:szCs w:val="20"/>
+        </w:rPr>
+        <w:t xml:space="preserve">Opóźnione, bezpośrednie oraz przewlekłe skutki krótko- i długotrwałego narażenia:</w:t>
       </w:r>
     </w:p>
     <w:p>
@@ -5417,7 +5417,7 @@
           <w:sz w:val="20"/>
           <w:szCs w:val="20"/>
         </w:rPr>
-        <w:t xml:space="preserve">Działanie toksyczne na ośrodkowy i obwodowy układ nerwowy z encefalopatią i zapaleniem wielonerwowym; działa drażniąco na skórę, spojówki, rogówkę i układ oddechowy.</w:t>
+        <w:t xml:space="preserve">Działanie toksyczne na ośrodkowy i obwodowy układ nerwowy z encefalopatią i polineuropatią; działa drażniąco na skórę, spojówki, rogówkę i drogi oddechowe.</w:t>
       </w:r>
     </w:p>
     <w:p>
@@ -5456,7 +5456,7 @@
           <w:sz w:val="20"/>
           <w:szCs w:val="20"/>
         </w:rPr>
-        <w:t xml:space="preserve">Niektóre leki i inne produkty przemysłowe mogą zakłócać metabolizm toluenu.</w:t>
+        <w:t xml:space="preserve">Niektóre leki i inne chemikalia przemysłowe mogą wchodzić w interakcje z metabolizmem toluenu.</w:t>
       </w:r>
     </w:p>
     <w:p>
@@ -5482,267 +5482,410 @@
           <w:sz w:val="20"/>
           <w:szCs w:val="20"/>
         </w:rPr>
-        <w:t xml:space="preserve">ATE (przez drogi oddechowe (inhalacyjnie)) mieszaniny: Nie sklasyfikowano (brak istotnego składnika)</w:t>
-      </w:r>
-    </w:p>
-    <w:p>
-      <w:pPr>
-        <w:spacing w:after="80"/>
-      </w:pPr>
-      <w:r>
-        <w:rPr>
-          <w:rFonts w:ascii="Arial" w:cs="Arial" w:eastAsia="Arial" w:hAnsi="Arial"/>
-          <w:sz w:val="20"/>
-          <w:szCs w:val="20"/>
-        </w:rPr>
-        <w:t xml:space="preserve">ATE (droga pokarmowa (doustnie)) mieszaniny: Nie sklasyfikowano (brak istotnego składnika)</w:t>
-      </w:r>
-    </w:p>
-    <w:p>
-      <w:pPr>
-        <w:spacing w:after="80"/>
-      </w:pPr>
-      <w:r>
-        <w:rPr>
-          <w:rFonts w:ascii="Arial" w:cs="Arial" w:eastAsia="Arial" w:hAnsi="Arial"/>
-          <w:sz w:val="20"/>
-          <w:szCs w:val="20"/>
-        </w:rPr>
-        <w:t xml:space="preserve">ATE (na skórę) mieszaniny: Nie sklasyfikowano (brak istotnego składnika)</w:t>
-      </w:r>
-    </w:p>
-    <w:p>
-      <w:pPr>
-        <w:spacing w:after="80"/>
-      </w:pPr>
-      <w:r>
-        <w:rPr>
-          <w:rFonts w:ascii="Arial" w:cs="Arial" w:eastAsia="Arial" w:hAnsi="Arial"/>
-          <w:sz w:val="20"/>
-          <w:szCs w:val="20"/>
-        </w:rPr>
-        <w:t xml:space="preserve">Etanol:</w:t>
-      </w:r>
-    </w:p>
-    <w:p>
-      <w:pPr>
-        <w:spacing w:after="80"/>
-      </w:pPr>
-      <w:r>
-        <w:rPr>
-          <w:rFonts w:ascii="Arial" w:cs="Arial" w:eastAsia="Arial" w:hAnsi="Arial"/>
-          <w:sz w:val="20"/>
-          <w:szCs w:val="20"/>
-        </w:rPr>
-        <w:t xml:space="preserve">LD50 (droga pokarmowa (doustnie)): &gt; 5000 mg/kg (szczur)</w:t>
-      </w:r>
-    </w:p>
-    <w:p>
-      <w:pPr>
-        <w:spacing w:after="80"/>
-      </w:pPr>
-      <w:r>
-        <w:rPr>
-          <w:rFonts w:ascii="Arial" w:cs="Arial" w:eastAsia="Arial" w:hAnsi="Arial"/>
-          <w:sz w:val="20"/>
-          <w:szCs w:val="20"/>
-        </w:rPr>
-        <w:t xml:space="preserve">LC50 (drogi oddechowe, pary): &gt; 50 mg/l/4h (szczur)</w:t>
-      </w:r>
-    </w:p>
-    <w:p>
-      <w:pPr>
-        <w:spacing w:after="80"/>
-      </w:pPr>
-      <w:r>
-        <w:rPr>
-          <w:rFonts w:ascii="Arial" w:cs="Arial" w:eastAsia="Arial" w:hAnsi="Arial"/>
-          <w:sz w:val="20"/>
-          <w:szCs w:val="20"/>
-        </w:rPr>
-        <w:t xml:space="preserve">Aldehyd anyżowy:</w:t>
-      </w:r>
-    </w:p>
-    <w:p>
-      <w:pPr>
-        <w:spacing w:after="80"/>
-      </w:pPr>
-      <w:r>
-        <w:rPr>
-          <w:rFonts w:ascii="Arial" w:cs="Arial" w:eastAsia="Arial" w:hAnsi="Arial"/>
-          <w:sz w:val="20"/>
-          <w:szCs w:val="20"/>
-        </w:rPr>
-        <w:t xml:space="preserve">LD50 (na skórę): &gt; 5000 mg/kg (królik)</w:t>
-      </w:r>
-    </w:p>
-    <w:p>
-      <w:pPr>
-        <w:spacing w:after="80"/>
-      </w:pPr>
-      <w:r>
-        <w:rPr>
-          <w:rFonts w:ascii="Arial" w:cs="Arial" w:eastAsia="Arial" w:hAnsi="Arial"/>
-          <w:sz w:val="20"/>
-          <w:szCs w:val="20"/>
-        </w:rPr>
-        <w:t xml:space="preserve">LD50 (droga pokarmowa (doustnie)): 3210 mg/kg (szczur)</w:t>
-      </w:r>
-    </w:p>
-    <w:p>
-      <w:pPr>
-        <w:spacing w:after="80"/>
-      </w:pPr>
-      <w:r>
-        <w:rPr>
-          <w:rFonts w:ascii="Arial" w:cs="Arial" w:eastAsia="Arial" w:hAnsi="Arial"/>
-          <w:sz w:val="20"/>
-          <w:szCs w:val="20"/>
-        </w:rPr>
-        <w:t xml:space="preserve">LC50 (przez drogi oddechowe (inhalacyjnie), pary): 0,32 mg/l/7h (szczur)</w:t>
-      </w:r>
-    </w:p>
-    <w:p>
-      <w:pPr>
-        <w:spacing w:after="80"/>
-      </w:pPr>
-      <w:r>
-        <w:rPr>
-          <w:rFonts w:ascii="Arial" w:cs="Arial" w:eastAsia="Arial" w:hAnsi="Arial"/>
-          <w:sz w:val="20"/>
-          <w:szCs w:val="20"/>
-        </w:rPr>
-        <w:t xml:space="preserve">Kumaryna:</w:t>
-      </w:r>
-    </w:p>
-    <w:p>
-      <w:pPr>
-        <w:spacing w:after="80"/>
-      </w:pPr>
-      <w:r>
-        <w:rPr>
-          <w:rFonts w:ascii="Arial" w:cs="Arial" w:eastAsia="Arial" w:hAnsi="Arial"/>
-          <w:sz w:val="20"/>
-          <w:szCs w:val="20"/>
-        </w:rPr>
-        <w:t xml:space="preserve">LD50 (na skórę): 293 mg/kg mc. (szczur)</w:t>
-      </w:r>
-    </w:p>
-    <w:p>
-      <w:pPr>
-        <w:spacing w:after="80"/>
-      </w:pPr>
-      <w:r>
-        <w:rPr>
-          <w:rFonts w:ascii="Arial" w:cs="Arial" w:eastAsia="Arial" w:hAnsi="Arial"/>
-          <w:sz w:val="20"/>
-          <w:szCs w:val="20"/>
-        </w:rPr>
-        <w:t xml:space="preserve">LD50 (droga pokarmowa (doustnie)): 290 mg/kg mc. (szczur)</w:t>
-      </w:r>
-    </w:p>
-    <w:p>
-      <w:pPr>
-        <w:spacing w:after="80"/>
-      </w:pPr>
-      <w:r>
-        <w:rPr>
-          <w:rFonts w:ascii="Arial" w:cs="Arial" w:eastAsia="Arial" w:hAnsi="Arial"/>
-          <w:sz w:val="20"/>
-          <w:szCs w:val="20"/>
-        </w:rPr>
-        <w:t xml:space="preserve">LC50 (przez drogi oddechowe (inhalacyjnie), mgły/pyły): 293 mg/kg (szczur)</w:t>
-      </w:r>
-    </w:p>
-    <w:p>
-      <w:pPr>
-        <w:spacing w:after="80"/>
-      </w:pPr>
-      <w:r>
-        <w:rPr>
-          <w:rFonts w:ascii="Arial" w:cs="Arial" w:eastAsia="Arial" w:hAnsi="Arial"/>
-          <w:sz w:val="20"/>
-          <w:szCs w:val="20"/>
-        </w:rPr>
-        <w:t xml:space="preserve">2,6-di-tert-butylo-4-metylofenol (BHT):</w:t>
-      </w:r>
-    </w:p>
-    <w:p>
-      <w:pPr>
-        <w:spacing w:after="80"/>
-      </w:pPr>
-      <w:r>
-        <w:rPr>
-          <w:rFonts w:ascii="Arial" w:cs="Arial" w:eastAsia="Arial" w:hAnsi="Arial"/>
-          <w:sz w:val="20"/>
-          <w:szCs w:val="20"/>
-        </w:rPr>
-        <w:t xml:space="preserve">LD50 (na skórę): &gt; 2000 mg/kg (szczur)</w:t>
-      </w:r>
-    </w:p>
-    <w:p>
-      <w:pPr>
-        <w:spacing w:after="80"/>
-      </w:pPr>
-      <w:r>
-        <w:rPr>
-          <w:rFonts w:ascii="Arial" w:cs="Arial" w:eastAsia="Arial" w:hAnsi="Arial"/>
-          <w:sz w:val="20"/>
-          <w:szCs w:val="20"/>
-        </w:rPr>
-        <w:t xml:space="preserve">LD50 (droga pokarmowa (doustnie)): 2930 mg/kg (szczur)</w:t>
-      </w:r>
-    </w:p>
-    <w:p>
-      <w:pPr>
-        <w:spacing w:after="80"/>
-      </w:pPr>
-      <w:r>
-        <w:rPr>
-          <w:rFonts w:ascii="Arial" w:cs="Arial" w:eastAsia="Arial" w:hAnsi="Arial"/>
-          <w:sz w:val="20"/>
-          <w:szCs w:val="20"/>
-        </w:rPr>
-        <w:t xml:space="preserve">Toluen:</w:t>
-      </w:r>
-    </w:p>
-    <w:p>
-      <w:pPr>
-        <w:spacing w:after="80"/>
-      </w:pPr>
-      <w:r>
-        <w:rPr>
-          <w:rFonts w:ascii="Arial" w:cs="Arial" w:eastAsia="Arial" w:hAnsi="Arial"/>
-          <w:sz w:val="20"/>
-          <w:szCs w:val="20"/>
-        </w:rPr>
-        <w:t xml:space="preserve">LD50 (na skórę): &gt; 5000 mg/kg mc. (królik)</w:t>
-      </w:r>
-    </w:p>
-    <w:p>
-      <w:pPr>
-        <w:spacing w:after="80"/>
-      </w:pPr>
-      <w:r>
-        <w:rPr>
-          <w:rFonts w:ascii="Arial" w:cs="Arial" w:eastAsia="Arial" w:hAnsi="Arial"/>
-          <w:sz w:val="20"/>
-          <w:szCs w:val="20"/>
-        </w:rPr>
-        <w:t xml:space="preserve">LD50 (droga pokarmowa (doustnie)): &gt; 5000 mg/kg mc. (szczur)</w:t>
-      </w:r>
-    </w:p>
-    <w:p>
-      <w:pPr>
-        <w:spacing w:after="80"/>
-      </w:pPr>
-      <w:r>
-        <w:rPr>
-          <w:rFonts w:ascii="Arial" w:cs="Arial" w:eastAsia="Arial" w:hAnsi="Arial"/>
-          <w:sz w:val="20"/>
-          <w:szCs w:val="20"/>
-        </w:rPr>
-        <w:t xml:space="preserve">LC50 (przez drogi oddechowe (inhalacyjnie), pary): 100 ppm (człowiek)</w:t>
+        <w:t xml:space="preserve">ATE mieszaniny (przez drogi oddechowe / inhalacyjnie): Nie sklasyfikowano (brak istotnych składników toksycznych drogą oddechową).</w:t>
+      </w:r>
+    </w:p>
+    <w:p>
+      <w:pPr>
+        <w:spacing w:after="80"/>
+      </w:pPr>
+      <w:r>
+        <w:rPr>
+          <w:rFonts w:ascii="Arial" w:cs="Arial" w:eastAsia="Arial" w:hAnsi="Arial"/>
+          <w:sz w:val="20"/>
+          <w:szCs w:val="20"/>
+        </w:rPr>
+        <w:t xml:space="preserve">ATE mieszaniny (droga pokarmowa / doustnie): Nie sklasyfikowano (obliczona wartość ATE znacznie przekracza 2000 mg/kg mc.).</w:t>
+      </w:r>
+    </w:p>
+    <w:p>
+      <w:pPr>
+        <w:spacing w:after="80"/>
+      </w:pPr>
+      <w:r>
+        <w:rPr>
+          <w:rFonts w:ascii="Arial" w:cs="Arial" w:eastAsia="Arial" w:hAnsi="Arial"/>
+          <w:sz w:val="20"/>
+          <w:szCs w:val="20"/>
+        </w:rPr>
+        <w:t xml:space="preserve">ATE mieszaniny (na skórę / po naniesieniu na skórę): Nie sklasyfikowano (brak istotnych składników toksycznych przez skórę).</w:t>
+      </w:r>
+    </w:p>
+    <w:p>
+      <w:pPr>
+        <w:spacing w:after="80"/>
+      </w:pPr>
+      <w:r>
+        <w:rPr>
+          <w:rFonts w:ascii="Arial" w:cs="Arial" w:eastAsia="Arial" w:hAnsi="Arial"/>
+          <w:sz w:val="20"/>
+          <w:szCs w:val="20"/>
+        </w:rPr>
+        <w:t xml:space="preserve">Informacje toksykologiczne dotyczące składników:</w:t>
+      </w:r>
+    </w:p>
+    <w:p>
+      <w:pPr>
+        <w:spacing w:after="80"/>
+      </w:pPr>
+      <w:r>
+        <w:rPr>
+          <w:rFonts w:ascii="Arial" w:cs="Arial" w:eastAsia="Arial" w:hAnsi="Arial"/>
+          <w:sz w:val="20"/>
+          <w:szCs w:val="20"/>
+        </w:rPr>
+        <w:t xml:space="preserve">Etanol [CAS: 64-17-5]:</w:t>
+      </w:r>
+    </w:p>
+    <w:p>
+      <w:pPr>
+        <w:spacing w:after="60" w:before="60"/>
+      </w:pPr>
+      <w:r>
+        <w:rPr>
+          <w:rFonts w:ascii="Arial" w:cs="Arial" w:eastAsia="Arial" w:hAnsi="Arial"/>
+          <w:b/>
+          <w:bCs/>
+          <w:sz w:val="20"/>
+          <w:szCs w:val="20"/>
+        </w:rPr>
+        <w:t xml:space="preserve">- LD50 (droga pokarmowa, szczur):</w:t>
+      </w:r>
+      <w:r>
+        <w:rPr>
+          <w:rFonts w:ascii="Arial" w:cs="Arial" w:eastAsia="Arial" w:hAnsi="Arial"/>
+          <w:sz w:val="20"/>
+          <w:szCs w:val="20"/>
+        </w:rPr>
+        <w:t xml:space="preserve"> &gt; 5000 mg/kg mc.</w:t>
+      </w:r>
+    </w:p>
+    <w:p>
+      <w:pPr>
+        <w:spacing w:after="60" w:before="60"/>
+      </w:pPr>
+      <w:r>
+        <w:rPr>
+          <w:rFonts w:ascii="Arial" w:cs="Arial" w:eastAsia="Arial" w:hAnsi="Arial"/>
+          <w:b/>
+          <w:bCs/>
+          <w:sz w:val="20"/>
+          <w:szCs w:val="20"/>
+        </w:rPr>
+        <w:t xml:space="preserve">- LC50 (drogi oddechowe, pary, szczur):</w:t>
+      </w:r>
+      <w:r>
+        <w:rPr>
+          <w:rFonts w:ascii="Arial" w:cs="Arial" w:eastAsia="Arial" w:hAnsi="Arial"/>
+          <w:sz w:val="20"/>
+          <w:szCs w:val="20"/>
+        </w:rPr>
+        <w:t xml:space="preserve"> &gt; 50 mg/l/4h</w:t>
+      </w:r>
+    </w:p>
+    <w:p>
+      <w:pPr>
+        <w:spacing w:after="80"/>
+      </w:pPr>
+      <w:r>
+        <w:rPr>
+          <w:rFonts w:ascii="Arial" w:cs="Arial" w:eastAsia="Arial" w:hAnsi="Arial"/>
+          <w:sz w:val="20"/>
+          <w:szCs w:val="20"/>
+        </w:rPr>
+        <w:t xml:space="preserve">Aldehyd anyżowy [CAS: 123-11-5]:</w:t>
+      </w:r>
+    </w:p>
+    <w:p>
+      <w:pPr>
+        <w:spacing w:after="60" w:before="60"/>
+      </w:pPr>
+      <w:r>
+        <w:rPr>
+          <w:rFonts w:ascii="Arial" w:cs="Arial" w:eastAsia="Arial" w:hAnsi="Arial"/>
+          <w:b/>
+          <w:bCs/>
+          <w:sz w:val="20"/>
+          <w:szCs w:val="20"/>
+        </w:rPr>
+        <w:t xml:space="preserve">- LD50 (na skórę, królik):</w:t>
+      </w:r>
+      <w:r>
+        <w:rPr>
+          <w:rFonts w:ascii="Arial" w:cs="Arial" w:eastAsia="Arial" w:hAnsi="Arial"/>
+          <w:sz w:val="20"/>
+          <w:szCs w:val="20"/>
+        </w:rPr>
+        <w:t xml:space="preserve"> &gt; 5000 mg/kg mc.</w:t>
+      </w:r>
+    </w:p>
+    <w:p>
+      <w:pPr>
+        <w:spacing w:after="60" w:before="60"/>
+      </w:pPr>
+      <w:r>
+        <w:rPr>
+          <w:rFonts w:ascii="Arial" w:cs="Arial" w:eastAsia="Arial" w:hAnsi="Arial"/>
+          <w:b/>
+          <w:bCs/>
+          <w:sz w:val="20"/>
+          <w:szCs w:val="20"/>
+        </w:rPr>
+        <w:t xml:space="preserve">- LD50 (droga pokarmowa, szczur):</w:t>
+      </w:r>
+      <w:r>
+        <w:rPr>
+          <w:rFonts w:ascii="Arial" w:cs="Arial" w:eastAsia="Arial" w:hAnsi="Arial"/>
+          <w:sz w:val="20"/>
+          <w:szCs w:val="20"/>
+        </w:rPr>
+        <w:t xml:space="preserve"> 3210 mg/kg mc.</w:t>
+      </w:r>
+    </w:p>
+    <w:p>
+      <w:pPr>
+        <w:spacing w:after="60" w:before="60"/>
+      </w:pPr>
+      <w:r>
+        <w:rPr>
+          <w:rFonts w:ascii="Arial" w:cs="Arial" w:eastAsia="Arial" w:hAnsi="Arial"/>
+          <w:b/>
+          <w:bCs/>
+          <w:sz w:val="20"/>
+          <w:szCs w:val="20"/>
+        </w:rPr>
+        <w:t xml:space="preserve">- LC50 (drogi oddechowe, pary, szczur):</w:t>
+      </w:r>
+      <w:r>
+        <w:rPr>
+          <w:rFonts w:ascii="Arial" w:cs="Arial" w:eastAsia="Arial" w:hAnsi="Arial"/>
+          <w:sz w:val="20"/>
+          <w:szCs w:val="20"/>
+        </w:rPr>
+        <w:t xml:space="preserve"> 0,32 mg/l/7h</w:t>
+      </w:r>
+    </w:p>
+    <w:p>
+      <w:pPr>
+        <w:spacing w:after="80"/>
+      </w:pPr>
+      <w:r>
+        <w:rPr>
+          <w:rFonts w:ascii="Arial" w:cs="Arial" w:eastAsia="Arial" w:hAnsi="Arial"/>
+          <w:sz w:val="20"/>
+          <w:szCs w:val="20"/>
+        </w:rPr>
+        <w:t xml:space="preserve">Kumaryna [CAS: 91-64-5]:</w:t>
+      </w:r>
+    </w:p>
+    <w:p>
+      <w:pPr>
+        <w:spacing w:after="60" w:before="60"/>
+      </w:pPr>
+      <w:r>
+        <w:rPr>
+          <w:rFonts w:ascii="Arial" w:cs="Arial" w:eastAsia="Arial" w:hAnsi="Arial"/>
+          <w:b/>
+          <w:bCs/>
+          <w:sz w:val="20"/>
+          <w:szCs w:val="20"/>
+        </w:rPr>
+        <w:t xml:space="preserve">- LD50 (na skórę, szczur):</w:t>
+      </w:r>
+      <w:r>
+        <w:rPr>
+          <w:rFonts w:ascii="Arial" w:cs="Arial" w:eastAsia="Arial" w:hAnsi="Arial"/>
+          <w:sz w:val="20"/>
+          <w:szCs w:val="20"/>
+        </w:rPr>
+        <w:t xml:space="preserve"> 293 mg/kg mc.</w:t>
+      </w:r>
+    </w:p>
+    <w:p>
+      <w:pPr>
+        <w:spacing w:after="60" w:before="60"/>
+      </w:pPr>
+      <w:r>
+        <w:rPr>
+          <w:rFonts w:ascii="Arial" w:cs="Arial" w:eastAsia="Arial" w:hAnsi="Arial"/>
+          <w:b/>
+          <w:bCs/>
+          <w:sz w:val="20"/>
+          <w:szCs w:val="20"/>
+        </w:rPr>
+        <w:t xml:space="preserve">- LD50 (droga pokarmowa, szczur):</w:t>
+      </w:r>
+      <w:r>
+        <w:rPr>
+          <w:rFonts w:ascii="Arial" w:cs="Arial" w:eastAsia="Arial" w:hAnsi="Arial"/>
+          <w:sz w:val="20"/>
+          <w:szCs w:val="20"/>
+        </w:rPr>
+        <w:t xml:space="preserve"> 290 mg/kg mc. (ATE oszacowane: 500 mg/kg mc.)</w:t>
+      </w:r>
+    </w:p>
+    <w:p>
+      <w:pPr>
+        <w:spacing w:after="60" w:before="60"/>
+      </w:pPr>
+      <w:r>
+        <w:rPr>
+          <w:rFonts w:ascii="Arial" w:cs="Arial" w:eastAsia="Arial" w:hAnsi="Arial"/>
+          <w:b/>
+          <w:bCs/>
+          <w:sz w:val="20"/>
+          <w:szCs w:val="20"/>
+        </w:rPr>
+        <w:t xml:space="preserve">- LC50 (drogi oddechowe, pyły/mgły, szczur):</w:t>
+      </w:r>
+      <w:r>
+        <w:rPr>
+          <w:rFonts w:ascii="Arial" w:cs="Arial" w:eastAsia="Arial" w:hAnsi="Arial"/>
+          <w:sz w:val="20"/>
+          <w:szCs w:val="20"/>
+        </w:rPr>
+        <w:t xml:space="preserve"> 293 mg/kg</w:t>
+      </w:r>
+    </w:p>
+    <w:p>
+      <w:pPr>
+        <w:spacing w:after="80"/>
+      </w:pPr>
+      <w:r>
+        <w:rPr>
+          <w:rFonts w:ascii="Arial" w:cs="Arial" w:eastAsia="Arial" w:hAnsi="Arial"/>
+          <w:sz w:val="20"/>
+          <w:szCs w:val="20"/>
+        </w:rPr>
+        <w:t xml:space="preserve">2,6-di-tert-butylo-4-metylofenol (BHT) [CAS: 128-37-0]:</w:t>
+      </w:r>
+    </w:p>
+    <w:p>
+      <w:pPr>
+        <w:spacing w:after="60" w:before="60"/>
+      </w:pPr>
+      <w:r>
+        <w:rPr>
+          <w:rFonts w:ascii="Arial" w:cs="Arial" w:eastAsia="Arial" w:hAnsi="Arial"/>
+          <w:b/>
+          <w:bCs/>
+          <w:sz w:val="20"/>
+          <w:szCs w:val="20"/>
+        </w:rPr>
+        <w:t xml:space="preserve">- LD50 (na skórę, szczur):</w:t>
+      </w:r>
+      <w:r>
+        <w:rPr>
+          <w:rFonts w:ascii="Arial" w:cs="Arial" w:eastAsia="Arial" w:hAnsi="Arial"/>
+          <w:sz w:val="20"/>
+          <w:szCs w:val="20"/>
+        </w:rPr>
+        <w:t xml:space="preserve"> &gt; 2000 mg/kg mc.</w:t>
+      </w:r>
+    </w:p>
+    <w:p>
+      <w:pPr>
+        <w:spacing w:after="60" w:before="60"/>
+      </w:pPr>
+      <w:r>
+        <w:rPr>
+          <w:rFonts w:ascii="Arial" w:cs="Arial" w:eastAsia="Arial" w:hAnsi="Arial"/>
+          <w:b/>
+          <w:bCs/>
+          <w:sz w:val="20"/>
+          <w:szCs w:val="20"/>
+        </w:rPr>
+        <w:t xml:space="preserve">- LD50 (droga pokarmowa, szczur):</w:t>
+      </w:r>
+      <w:r>
+        <w:rPr>
+          <w:rFonts w:ascii="Arial" w:cs="Arial" w:eastAsia="Arial" w:hAnsi="Arial"/>
+          <w:sz w:val="20"/>
+          <w:szCs w:val="20"/>
+        </w:rPr>
+        <w:t xml:space="preserve"> 2930 mg/kg mc.</w:t>
+      </w:r>
+    </w:p>
+    <w:p>
+      <w:pPr>
+        <w:spacing w:after="80"/>
+      </w:pPr>
+      <w:r>
+        <w:rPr>
+          <w:rFonts w:ascii="Arial" w:cs="Arial" w:eastAsia="Arial" w:hAnsi="Arial"/>
+          <w:sz w:val="20"/>
+          <w:szCs w:val="20"/>
+        </w:rPr>
+        <w:t xml:space="preserve">Toluen [CAS: 108-88-3]:</w:t>
+      </w:r>
+    </w:p>
+    <w:p>
+      <w:pPr>
+        <w:spacing w:after="60" w:before="60"/>
+      </w:pPr>
+      <w:r>
+        <w:rPr>
+          <w:rFonts w:ascii="Arial" w:cs="Arial" w:eastAsia="Arial" w:hAnsi="Arial"/>
+          <w:b/>
+          <w:bCs/>
+          <w:sz w:val="20"/>
+          <w:szCs w:val="20"/>
+        </w:rPr>
+        <w:t xml:space="preserve">- LD50 (na skórę, królik):</w:t>
+      </w:r>
+      <w:r>
+        <w:rPr>
+          <w:rFonts w:ascii="Arial" w:cs="Arial" w:eastAsia="Arial" w:hAnsi="Arial"/>
+          <w:sz w:val="20"/>
+          <w:szCs w:val="20"/>
+        </w:rPr>
+        <w:t xml:space="preserve"> &gt; 5000 mg/kg mc.</w:t>
+      </w:r>
+    </w:p>
+    <w:p>
+      <w:pPr>
+        <w:spacing w:after="60" w:before="60"/>
+      </w:pPr>
+      <w:r>
+        <w:rPr>
+          <w:rFonts w:ascii="Arial" w:cs="Arial" w:eastAsia="Arial" w:hAnsi="Arial"/>
+          <w:b/>
+          <w:bCs/>
+          <w:sz w:val="20"/>
+          <w:szCs w:val="20"/>
+        </w:rPr>
+        <w:t xml:space="preserve">- LD50 (droga pokarmowa, szczur):</w:t>
+      </w:r>
+      <w:r>
+        <w:rPr>
+          <w:rFonts w:ascii="Arial" w:cs="Arial" w:eastAsia="Arial" w:hAnsi="Arial"/>
+          <w:sz w:val="20"/>
+          <w:szCs w:val="20"/>
+        </w:rPr>
+        <w:t xml:space="preserve"> &gt; 5000 mg/kg mc.</w:t>
+      </w:r>
+    </w:p>
+    <w:p>
+      <w:pPr>
+        <w:spacing w:after="60" w:before="60"/>
+      </w:pPr>
+      <w:r>
+        <w:rPr>
+          <w:rFonts w:ascii="Arial" w:cs="Arial" w:eastAsia="Arial" w:hAnsi="Arial"/>
+          <w:b/>
+          <w:bCs/>
+          <w:sz w:val="20"/>
+          <w:szCs w:val="20"/>
+        </w:rPr>
+        <w:t xml:space="preserve">- LC50 (drogi oddechowe, pary, człowiek):</w:t>
+      </w:r>
+      <w:r>
+        <w:rPr>
+          <w:rFonts w:ascii="Arial" w:cs="Arial" w:eastAsia="Arial" w:hAnsi="Arial"/>
+          <w:sz w:val="20"/>
+          <w:szCs w:val="20"/>
+        </w:rPr>
+        <w:t xml:space="preserve"> 100 ppm</w:t>
       </w:r>
     </w:p>
     <w:p>
@@ -5794,7 +5937,7 @@
           <w:sz w:val="20"/>
           <w:szCs w:val="20"/>
         </w:rPr>
-        <w:t xml:space="preserve">Działa drażniąco na oczy.</w:t>
+        <w:t xml:space="preserve">Działa drażniąco na oczy (produkt zaklasyfikowany do kategorii Eye Irrit. 2, H319 z uwagi na stężenie etanolu ≥ 50%).</w:t>
       </w:r>
     </w:p>
     <w:p>
@@ -5820,20 +5963,7 @@
           <w:sz w:val="20"/>
           <w:szCs w:val="20"/>
         </w:rPr>
-        <w:t xml:space="preserve">Może powodować wystąpienie reakcji alergicznej.</w:t>
-      </w:r>
-    </w:p>
-    <w:p>
-      <w:pPr>
-        <w:spacing w:after="80"/>
-      </w:pPr>
-      <w:r>
-        <w:rPr>
-          <w:rFonts w:ascii="Arial" w:cs="Arial" w:eastAsia="Arial" w:hAnsi="Arial"/>
-          <w:sz w:val="20"/>
-          <w:szCs w:val="20"/>
-        </w:rPr>
-        <w:t xml:space="preserve">Zawiera: kumarynę.</w:t>
+        <w:t xml:space="preserve">Może powodować wystąpienie reakcji alergicznej. Zawiera kumarynę (stężenie kumaryny 0,4–0,45 % nakazuje uzupełniające oznakowanie zwrotem EUH208, nie powodując pełnej klasyfikacji mieszaniny jako Skin Sens. 1).</w:t>
       </w:r>
     </w:p>
     <w:p>
@@ -5898,33 +6028,7 @@
           <w:sz w:val="20"/>
           <w:szCs w:val="20"/>
         </w:rPr>
-        <w:t xml:space="preserve">Toluen:</w:t>
-      </w:r>
-    </w:p>
-    <w:p>
-      <w:pPr>
-        <w:spacing w:after="80"/>
-      </w:pPr>
-      <w:r>
-        <w:rPr>
-          <w:rFonts w:ascii="Arial" w:cs="Arial" w:eastAsia="Arial" w:hAnsi="Arial"/>
-          <w:sz w:val="20"/>
-          <w:szCs w:val="20"/>
-        </w:rPr>
-        <w:t xml:space="preserve">Sklasyfikowany w grupie 3 (nie można zaklasyfikować jako rakotwórczy dla ludzi) przez Międzynarodową Agencję Badań nad Rakiem (IARC) - (IARC, 1999).</w:t>
-      </w:r>
-    </w:p>
-    <w:p>
-      <w:pPr>
-        <w:spacing w:after="80"/>
-      </w:pPr>
-      <w:r>
-        <w:rPr>
-          <w:rFonts w:ascii="Arial" w:cs="Arial" w:eastAsia="Arial" w:hAnsi="Arial"/>
-          <w:sz w:val="20"/>
-          <w:szCs w:val="20"/>
-        </w:rPr>
-        <w:t xml:space="preserve">Amerykańska Agencja Ochrony Środowiska (EPA) twierdzi, że „dane są niewystarczające do oceny potencjału rakotwórczego”.</w:t>
+        <w:t xml:space="preserve">Toluen został zaklasyfikowany przez Międzynarodową Agencję Badań nad Rakiem (IARC) do Grupy 3 (brak możliwości zaklasyfikowania jako rakotwórczy dla ludzi - IARC, 1999). Amerykańska Agencja Ochrony Środowiska (EPA) stwierdza, że dane są niewystarczające do oceny potencjału rakotwórczego.</w:t>
       </w:r>
     </w:p>
     <w:p>
@@ -5950,6 +6054,32 @@
           <w:sz w:val="20"/>
           <w:szCs w:val="20"/>
         </w:rPr>
+        <w:t xml:space="preserve">W oparciu o dostępne dane, kryteria klasyfikacji nie są spełnione (składniki o działaniu reprotoksycznym występują poniżej stężeń nakazujących klasyfikację mieszaniny).</w:t>
+      </w:r>
+    </w:p>
+    <w:p>
+      <w:pPr>
+        <w:spacing w:after="80"/>
+      </w:pPr>
+      <w:r>
+        <w:rPr>
+          <w:rFonts w:ascii="Arial" w:cs="Arial" w:eastAsia="Arial" w:hAnsi="Arial"/>
+          <w:sz w:val="20"/>
+          <w:szCs w:val="20"/>
+        </w:rPr>
+        <w:t xml:space="preserve">Działanie toksyczne na narządy docelowe – narażenie jednorazowe (STOT SE):</w:t>
+      </w:r>
+    </w:p>
+    <w:p>
+      <w:pPr>
+        <w:spacing w:after="80"/>
+      </w:pPr>
+      <w:r>
+        <w:rPr>
+          <w:rFonts w:ascii="Arial" w:cs="Arial" w:eastAsia="Arial" w:hAnsi="Arial"/>
+          <w:sz w:val="20"/>
+          <w:szCs w:val="20"/>
+        </w:rPr>
         <w:t xml:space="preserve">W oparciu o dostępne dane, kryteria klasyfikacji nie są spełnione.</w:t>
       </w:r>
     </w:p>
@@ -5963,7 +6093,7 @@
           <w:sz w:val="20"/>
           <w:szCs w:val="20"/>
         </w:rPr>
-        <w:t xml:space="preserve">Działanie toksyczne na narządy docelowe – narażenie jednorazowe:</w:t>
+        <w:t xml:space="preserve">Działanie toksyczne na narządy docelowe – narażenie powtarzane (STOT RE):</w:t>
       </w:r>
     </w:p>
     <w:p>
@@ -5989,7 +6119,7 @@
           <w:sz w:val="20"/>
           <w:szCs w:val="20"/>
         </w:rPr>
-        <w:t xml:space="preserve">Działanie toksyczne na narządy docelowe – narażenie powtarzane:</w:t>
+        <w:t xml:space="preserve">Zagrożenie spowodowane aspiracją:</w:t>
       </w:r>
     </w:p>
     <w:p>
@@ -6007,32 +6137,6 @@
     </w:p>
     <w:p>
       <w:pPr>
-        <w:spacing w:after="80"/>
-      </w:pPr>
-      <w:r>
-        <w:rPr>
-          <w:rFonts w:ascii="Arial" w:cs="Arial" w:eastAsia="Arial" w:hAnsi="Arial"/>
-          <w:sz w:val="20"/>
-          <w:szCs w:val="20"/>
-        </w:rPr>
-        <w:t xml:space="preserve">Zagrożenie spowodowane aspiracją:</w:t>
-      </w:r>
-    </w:p>
-    <w:p>
-      <w:pPr>
-        <w:spacing w:after="80"/>
-      </w:pPr>
-      <w:r>
-        <w:rPr>
-          <w:rFonts w:ascii="Arial" w:cs="Arial" w:eastAsia="Arial" w:hAnsi="Arial"/>
-          <w:sz w:val="20"/>
-          <w:szCs w:val="20"/>
-        </w:rPr>
-        <w:t xml:space="preserve">W oparciu o dostępne dane, kryteria klasyfikacji nie są spełnione.</w:t>
-      </w:r>
-    </w:p>
-    <w:p>
-      <w:pPr>
         <w:spacing w:after="100" w:before="200"/>
       </w:pPr>
       <w:r>
@@ -6056,7 +6160,20 @@
           <w:sz w:val="20"/>
           <w:szCs w:val="20"/>
         </w:rPr>
-        <w:t xml:space="preserve">W oparciu o dostępne dane, produkt nie zawiera substancji wymienionych w głównych europejskich wykazach potencjalnych lub podejrzewanych substancji zaburzających funkcjonowanie układu hormonalnego o ocenianym wpływie na zdrowie człowieka.</w:t>
+        <w:t xml:space="preserve">Właściwości zaburzające funkcjonowanie układu hormonalnego:</w:t>
+      </w:r>
+    </w:p>
+    <w:p>
+      <w:pPr>
+        <w:spacing w:after="80"/>
+      </w:pPr>
+      <w:r>
+        <w:rPr>
+          <w:rFonts w:ascii="Arial" w:cs="Arial" w:eastAsia="Arial" w:hAnsi="Arial"/>
+          <w:sz w:val="20"/>
+          <w:szCs w:val="20"/>
+        </w:rPr>
+        <w:t xml:space="preserve">Na podstawie dostępnych danych mieszanina nie zawiera substancji wpisanych do unijnych wykazów ustanowionych zgodnie z art. 59 ust. 1 rozporządzenia REACH ani substancji zidentyfikowanych jako zaburzające gospodarkę hormonalną u ludzi w stężeniu ≥ 0,1 % wag.</w:t>
       </w:r>
     </w:p>
     <w:p>
@@ -7561,12 +7678,142 @@
     </w:p>
     <w:p>
       <w:pPr>
-        <w:spacing w:after="100" w:before="60"/>
+        <w:spacing w:after="80"/>
+      </w:pPr>
+      <w:r>
+        <w:rPr>
+          <w:rFonts w:ascii="Arial" w:cs="Arial" w:eastAsia="Arial" w:hAnsi="Arial"/>
+          <w:sz w:val="20"/>
+          <w:szCs w:val="20"/>
+        </w:rPr>
+        <w:t xml:space="preserve">ADR / RID, IMDG, IATA: Klasa 3 (Materiały ciekłe zapalne)</w:t>
+      </w:r>
+    </w:p>
+    <w:p>
+      <w:pPr>
+        <w:spacing w:after="80" w:before="80"/>
+      </w:pPr>
+      <w:r>
+        <w:rPr>
+          <w:rFonts w:ascii="Arial" w:cs="Arial" w:eastAsia="Arial" w:hAnsi="Arial"/>
+          <w:b/>
+          <w:bCs/>
+          <w:sz w:val="20"/>
+          <w:szCs w:val="20"/>
+        </w:rPr>
+        <w:t xml:space="preserve">Nalepka ostrzegawcza:</w:t>
+      </w:r>
+      <w:r>
+        <w:rPr>
+          <w:rFonts w:ascii="Arial" w:cs="Arial" w:eastAsia="Arial" w:hAnsi="Arial"/>
+          <w:sz w:val="20"/>
+          <w:szCs w:val="20"/>
+        </w:rPr>
+        <w:t xml:space="preserve"> Nr 3</w:t>
+      </w:r>
+    </w:p>
+    <w:p>
+      <w:pPr>
+        <w:spacing w:after="100" w:before="200"/>
+      </w:pPr>
+      <w:r>
+        <w:rPr>
+          <w:rFonts w:ascii="Arial" w:cs="Arial" w:eastAsia="Arial" w:hAnsi="Arial"/>
+          <w:b/>
+          <w:bCs/>
+          <w:sz w:val="20"/>
+          <w:szCs w:val="20"/>
+        </w:rPr>
+        <w:t xml:space="preserve">14.4. Grupa pakowania</w:t>
+      </w:r>
+    </w:p>
+    <w:p>
+      <w:pPr>
+        <w:spacing w:after="80"/>
+      </w:pPr>
+      <w:r>
+        <w:rPr>
+          <w:rFonts w:ascii="Arial" w:cs="Arial" w:eastAsia="Arial" w:hAnsi="Arial"/>
+          <w:sz w:val="20"/>
+          <w:szCs w:val="20"/>
+        </w:rPr>
+        <w:t xml:space="preserve">Grupa pakowania ADR / RID, IMDG, IATA:II</w:t>
+      </w:r>
+    </w:p>
+    <w:p>
+      <w:pPr>
+        <w:spacing w:after="100" w:before="200"/>
+      </w:pPr>
+      <w:r>
+        <w:rPr>
+          <w:rFonts w:ascii="Arial" w:cs="Arial" w:eastAsia="Arial" w:hAnsi="Arial"/>
+          <w:b/>
+          <w:bCs/>
+          <w:sz w:val="20"/>
+          <w:szCs w:val="20"/>
+        </w:rPr>
+        <w:t xml:space="preserve">14.5. Zagrożenia dla środowiska</w:t>
+      </w:r>
+    </w:p>
+    <w:p>
+      <w:pPr>
+        <w:spacing w:after="80"/>
+      </w:pPr>
+      <w:r>
+        <w:rPr>
+          <w:rFonts w:ascii="Arial" w:cs="Arial" w:eastAsia="Arial" w:hAnsi="Arial"/>
+          <w:sz w:val="20"/>
+          <w:szCs w:val="20"/>
+        </w:rPr>
+        <w:t xml:space="preserve">Brak (produkt nie jest zaklasyfikowany jako stwarzający zagrożenie dla środowiska w transporcie).</w:t>
+      </w:r>
+    </w:p>
+    <w:p>
+      <w:pPr>
+        <w:spacing w:after="100" w:before="200"/>
+      </w:pPr>
+      <w:r>
+        <w:rPr>
+          <w:rFonts w:ascii="Arial" w:cs="Arial" w:eastAsia="Arial" w:hAnsi="Arial"/>
+          <w:b/>
+          <w:bCs/>
+          <w:sz w:val="20"/>
+          <w:szCs w:val="20"/>
+        </w:rPr>
+        <w:t xml:space="preserve">14.6. Szczególne środki ostrożności dla użytkowników</w:t>
+      </w:r>
+    </w:p>
+    <w:p>
+      <w:pPr>
+        <w:spacing w:after="60" w:before="80"/>
+      </w:pPr>
+      <w:r>
+        <w:rPr>
+          <w:rFonts w:ascii="Arial" w:cs="Arial" w:eastAsia="Arial" w:hAnsi="Arial"/>
+          <w:b/>
+          <w:bCs/>
+          <w:sz w:val="20"/>
+          <w:szCs w:val="20"/>
+        </w:rPr>
+        <w:t xml:space="preserve">Ilości ograniczone (LQ):</w:t>
+      </w:r>
+      <w:r>
+        <w:rPr>
+          <w:rFonts w:ascii="Arial" w:cs="Arial" w:eastAsia="Arial" w:hAnsi="Arial"/>
+          <w:sz w:val="20"/>
+          <w:szCs w:val="20"/>
+        </w:rPr>
+        <w:t xml:space="preserve"> 1 L</w:t>
+      </w:r>
+    </w:p>
+    <w:p>
+      <w:pPr>
+        <w:spacing w:after="80" w:before="40"/>
       </w:pPr>
       <w:r>
         <w:drawing>
           <wp:inline distT="0" distB="0" distL="0" distR="0">
-            <wp:extent cx="714375" cy="714375"/>
+            <wp:extent cx="666750" cy="666750"/>
             <wp:effectExtent t="0" r="0" b="0" l="0"/>
             <wp:docPr id="1" name="" descr="" title=""/>
             <wp:cNvGraphicFramePr>
@@ -7591,181 +7838,6 @@
                   <pic:spPr bwMode="auto">
                     <a:xfrm>
                       <a:off x="0" y="0"/>
-                      <a:ext cx="714375" cy="714375"/>
-                    </a:xfrm>
-                    <a:prstGeom prst="rect">
-                      <a:avLst/>
-                    </a:prstGeom>
-                  </pic:spPr>
-                </pic:pic>
-              </a:graphicData>
-            </a:graphic>
-          </wp:inline>
-        </w:drawing>
-      </w:r>
-    </w:p>
-    <w:p>
-      <w:pPr>
-        <w:spacing w:after="80"/>
-      </w:pPr>
-      <w:r>
-        <w:rPr>
-          <w:rFonts w:ascii="Arial" w:cs="Arial" w:eastAsia="Arial" w:hAnsi="Arial"/>
-          <w:sz w:val="20"/>
-          <w:szCs w:val="20"/>
-        </w:rPr>
-        <w:t xml:space="preserve">ADR / RID, IMDG, IATA: Klasa 3 (Materiały ciekłe zapalne)</w:t>
-      </w:r>
-    </w:p>
-    <w:p>
-      <w:pPr>
-        <w:spacing w:after="80" w:before="80"/>
-      </w:pPr>
-      <w:r>
-        <w:rPr>
-          <w:rFonts w:ascii="Arial" w:cs="Arial" w:eastAsia="Arial" w:hAnsi="Arial"/>
-          <w:b/>
-          <w:bCs/>
-          <w:sz w:val="20"/>
-          <w:szCs w:val="20"/>
-        </w:rPr>
-        <w:t xml:space="preserve">Nalepka ostrzegawcza:</w:t>
-      </w:r>
-      <w:r>
-        <w:rPr>
-          <w:rFonts w:ascii="Arial" w:cs="Arial" w:eastAsia="Arial" w:hAnsi="Arial"/>
-          <w:sz w:val="20"/>
-          <w:szCs w:val="20"/>
-        </w:rPr>
-        <w:t xml:space="preserve"> Nr 3</w:t>
-      </w:r>
-    </w:p>
-    <w:p>
-      <w:pPr>
-        <w:spacing w:after="100" w:before="200"/>
-      </w:pPr>
-      <w:r>
-        <w:rPr>
-          <w:rFonts w:ascii="Arial" w:cs="Arial" w:eastAsia="Arial" w:hAnsi="Arial"/>
-          <w:b/>
-          <w:bCs/>
-          <w:sz w:val="20"/>
-          <w:szCs w:val="20"/>
-        </w:rPr>
-        <w:t xml:space="preserve">14.4. Grupa pakowania</w:t>
-      </w:r>
-    </w:p>
-    <w:p>
-      <w:pPr>
-        <w:spacing w:after="80"/>
-      </w:pPr>
-      <w:r>
-        <w:rPr>
-          <w:rFonts w:ascii="Arial" w:cs="Arial" w:eastAsia="Arial" w:hAnsi="Arial"/>
-          <w:sz w:val="20"/>
-          <w:szCs w:val="20"/>
-        </w:rPr>
-        <w:t xml:space="preserve">Grupa pakowania ADR / RID, IMDG, IATA:II</w:t>
-      </w:r>
-    </w:p>
-    <w:p>
-      <w:pPr>
-        <w:spacing w:after="100" w:before="200"/>
-      </w:pPr>
-      <w:r>
-        <w:rPr>
-          <w:rFonts w:ascii="Arial" w:cs="Arial" w:eastAsia="Arial" w:hAnsi="Arial"/>
-          <w:b/>
-          <w:bCs/>
-          <w:sz w:val="20"/>
-          <w:szCs w:val="20"/>
-        </w:rPr>
-        <w:t xml:space="preserve">14.5. Zagrożenia dla środowiska</w:t>
-      </w:r>
-    </w:p>
-    <w:p>
-      <w:pPr>
-        <w:spacing w:after="80"/>
-      </w:pPr>
-      <w:r>
-        <w:rPr>
-          <w:rFonts w:ascii="Arial" w:cs="Arial" w:eastAsia="Arial" w:hAnsi="Arial"/>
-          <w:sz w:val="20"/>
-          <w:szCs w:val="20"/>
-        </w:rPr>
-        <w:t xml:space="preserve">Brak (produkt nie jest zaklasyfikowany jako stwarzający zagrożenie dla środowiska w transporcie).</w:t>
-      </w:r>
-    </w:p>
-    <w:p>
-      <w:pPr>
-        <w:spacing w:after="100" w:before="200"/>
-      </w:pPr>
-      <w:r>
-        <w:rPr>
-          <w:rFonts w:ascii="Arial" w:cs="Arial" w:eastAsia="Arial" w:hAnsi="Arial"/>
-          <w:b/>
-          <w:bCs/>
-          <w:sz w:val="20"/>
-          <w:szCs w:val="20"/>
-        </w:rPr>
-        <w:t xml:space="preserve">14.6. Szczególne środki ostrożności dla użytkowników</w:t>
-      </w:r>
-    </w:p>
-    <w:p>
-      <w:pPr>
-        <w:spacing w:after="60" w:before="80"/>
-      </w:pPr>
-      <w:r>
-        <w:rPr>
-          <w:rFonts w:ascii="Arial" w:cs="Arial" w:eastAsia="Arial" w:hAnsi="Arial"/>
-          <w:b/>
-          <w:bCs/>
-          <w:sz w:val="20"/>
-          <w:szCs w:val="20"/>
-        </w:rPr>
-        <w:t xml:space="preserve">Ilości ograniczone (LQ):</w:t>
-      </w:r>
-      <w:r>
-        <w:rPr>
-          <w:rFonts w:ascii="Arial" w:cs="Arial" w:eastAsia="Arial" w:hAnsi="Arial"/>
-          <w:sz w:val="20"/>
-          <w:szCs w:val="20"/>
-        </w:rPr>
-        <w:t xml:space="preserve"> 1 L</w:t>
-      </w:r>
-    </w:p>
-    <w:p>
-      <w:pPr>
-        <w:spacing w:after="80" w:before="40"/>
-      </w:pPr>
-      <w:r>
-        <w:drawing>
-          <wp:inline distT="0" distB="0" distL="0" distR="0">
-            <wp:extent cx="666750" cy="666750"/>
-            <wp:effectExtent t="0" r="0" b="0" l="0"/>
-            <wp:docPr id="1" name="" descr="" title=""/>
-            <wp:cNvGraphicFramePr>
-              <a:graphicFrameLocks xmlns:a="http://schemas.openxmlformats.org/drawingml/2006/main" noChangeAspect="1"/>
-            </wp:cNvGraphicFramePr>
-            <a:graphic xmlns:a="http://schemas.openxmlformats.org/drawingml/2006/main">
-              <a:graphicData uri="http://schemas.openxmlformats.org/drawingml/2006/picture">
-                <pic:pic xmlns:pic="http://schemas.openxmlformats.org/drawingml/2006/picture">
-                  <pic:nvPicPr>
-                    <pic:cNvPr id="0" name="" descr=""/>
-                    <pic:cNvPicPr>
-                      <a:picLocks noChangeAspect="1" noChangeArrowheads="1"/>
-                    </pic:cNvPicPr>
-                  </pic:nvPicPr>
-                  <pic:blipFill>
-                    <a:blip r:embed="rId12" cstate="none"/>
-                    <a:srcRect/>
-                    <a:stretch>
-                      <a:fillRect/>
-                    </a:stretch>
-                  </pic:blipFill>
-                  <pic:spPr bwMode="auto">
-                    <a:xfrm>
-                      <a:off x="0" y="0"/>
                       <a:ext cx="666750" cy="666750"/>
                     </a:xfrm>
                     <a:prstGeom prst="rect">
@@ -9780,7 +9852,7 @@
           <w:sz w:val="20"/>
           <w:szCs w:val="20"/>
         </w:rPr>
-        <w:t xml:space="preserve">Niniejsze autorskie opracowanie tłumaczenia, formatowania oraz adaptacji regulacyjnej do prawa polskiego stanowi własność intelektualną firmy ITALLUX Sp. z o.o. Kopiowanie i wykorzystywanie całości lub fragmentów w celach komercyjnych przez podmioty trzecie bez uprzedniej zgody właściciela jest zabronione. Dozwolone jest wykorzystanie dokumentu przez odbiorców w łańcuchu dostaw do celów bezpieczeństwa pracy i ochrony zdrowia.</w:t>
+        <w:t xml:space="preserve">Niniejsze autorskie opracowanie tłumaczenia, formatowania oraz adaptacji regulacyjnej do prawa polskiego stanowi własność intelektualną firmy ITALLUX Sp. z o.o.. Kopiowanie i wykorzystywanie całości lub fragmentów w celach komercyjnych przez podmioty trzecie bez uprzedniej zgody właściciela jest zabronione. Dozwolone jest wykorzystanie dokumentu przez odbiorców w łańcuchu dostaw do celów bezpieczeństwa pracy i ochrony zdrowia.</w:t>
       </w:r>
     </w:p>
     <w:p>

--- a/docs/SDS/Karta_Charakterystyki_8034055535448_SDS_ORCHIDEA_E_VANIGLIA_V2_PL.docx
+++ b/docs/SDS/Karta_Charakterystyki_8034055535448_SDS_ORCHIDEA_E_VANIGLIA_V2_PL.docx
@@ -823,15 +823,17 @@
     </w:p>
     <w:p>
       <w:pPr>
-        <w:spacing w:after="80"/>
-      </w:pPr>
-      <w:r>
-        <w:rPr>
-          <w:rFonts w:ascii="Arial" w:cs="Arial" w:eastAsia="Arial" w:hAnsi="Arial"/>
-          <w:sz w:val="20"/>
-          <w:szCs w:val="20"/>
-        </w:rPr>
-        <w:t xml:space="preserve">Nazwy niebezpiecznych substancji wymienione na etykiecie:</w:t>
+        <w:spacing w:after="80" w:before="150"/>
+      </w:pPr>
+      <w:r>
+        <w:rPr>
+          <w:rFonts w:ascii="Arial" w:cs="Arial" w:eastAsia="Arial" w:hAnsi="Arial"/>
+          <w:b/>
+          <w:bCs/>
+          <w:sz w:val="20"/>
+          <w:szCs w:val="20"/>
+        </w:rPr>
+        <w:t xml:space="preserve">Nazwy niebezpiecznych substancji wymienione na etykiecie</w:t>
       </w:r>
     </w:p>
     <w:p>
@@ -849,15 +851,17 @@
     </w:p>
     <w:p>
       <w:pPr>
-        <w:spacing w:after="80"/>
-      </w:pPr>
-      <w:r>
-        <w:rPr>
-          <w:rFonts w:ascii="Arial" w:cs="Arial" w:eastAsia="Arial" w:hAnsi="Arial"/>
-          <w:sz w:val="20"/>
-          <w:szCs w:val="20"/>
-        </w:rPr>
-        <w:t xml:space="preserve">Zwroty wskazujące rodzaj zagrożenia:</w:t>
+        <w:spacing w:after="80" w:before="150"/>
+      </w:pPr>
+      <w:r>
+        <w:rPr>
+          <w:rFonts w:ascii="Arial" w:cs="Arial" w:eastAsia="Arial" w:hAnsi="Arial"/>
+          <w:b/>
+          <w:bCs/>
+          <w:sz w:val="20"/>
+          <w:szCs w:val="20"/>
+        </w:rPr>
+        <w:t xml:space="preserve">Zwroty wskazujące rodzaj zagrożenia</w:t>
       </w:r>
     </w:p>
     <w:p>
@@ -888,15 +892,17 @@
     </w:p>
     <w:p>
       <w:pPr>
-        <w:spacing w:after="80"/>
-      </w:pPr>
-      <w:r>
-        <w:rPr>
-          <w:rFonts w:ascii="Arial" w:cs="Arial" w:eastAsia="Arial" w:hAnsi="Arial"/>
-          <w:sz w:val="20"/>
-          <w:szCs w:val="20"/>
-        </w:rPr>
-        <w:t xml:space="preserve">Zwroty wskazujące środki ostrożności:</w:t>
+        <w:spacing w:after="80" w:before="150"/>
+      </w:pPr>
+      <w:r>
+        <w:rPr>
+          <w:rFonts w:ascii="Arial" w:cs="Arial" w:eastAsia="Arial" w:hAnsi="Arial"/>
+          <w:b/>
+          <w:bCs/>
+          <w:sz w:val="20"/>
+          <w:szCs w:val="20"/>
+        </w:rPr>
+        <w:t xml:space="preserve">Zwroty wskazujące środki ostrożności</w:t>
       </w:r>
     </w:p>
     <w:p>
@@ -979,15 +985,17 @@
     </w:p>
     <w:p>
       <w:pPr>
-        <w:spacing w:after="80"/>
-      </w:pPr>
-      <w:r>
-        <w:rPr>
-          <w:rFonts w:ascii="Arial" w:cs="Arial" w:eastAsia="Arial" w:hAnsi="Arial"/>
-          <w:sz w:val="20"/>
-          <w:szCs w:val="20"/>
-        </w:rPr>
-        <w:t xml:space="preserve">Informacje uzupełniające o zagrożeniach:</w:t>
+        <w:spacing w:after="80" w:before="150"/>
+      </w:pPr>
+      <w:r>
+        <w:rPr>
+          <w:rFonts w:ascii="Arial" w:cs="Arial" w:eastAsia="Arial" w:hAnsi="Arial"/>
+          <w:b/>
+          <w:bCs/>
+          <w:sz w:val="20"/>
+          <w:szCs w:val="20"/>
+        </w:rPr>
+        <w:t xml:space="preserve">Informacje uzupełniające</w:t>
       </w:r>
     </w:p>
     <w:p>
@@ -5272,20 +5280,20 @@
           <w:sz w:val="20"/>
           <w:szCs w:val="20"/>
         </w:rPr>
-        <w:t xml:space="preserve">Wobec braku danych doświadczalnych dla samego produktu, zagrożenia dla zdrowia oceniono zgodnie z właściwościami zawartych w nim substancji, przy użyciu kryteriów określonych w odpowiednich przepisach dotyczących klasyfikacji.</w:t>
-      </w:r>
-    </w:p>
-    <w:p>
-      <w:pPr>
-        <w:spacing w:after="80"/>
-      </w:pPr>
-      <w:r>
-        <w:rPr>
-          <w:rFonts w:ascii="Arial" w:cs="Arial" w:eastAsia="Arial" w:hAnsi="Arial"/>
-          <w:sz w:val="20"/>
-          <w:szCs w:val="20"/>
-        </w:rPr>
-        <w:t xml:space="preserve">W związku z tym w celu oceny skutków toksykologicznych narażenia na produkt należy wziąć pod uwagę stężenia poszczególnych substancji niebezpiecznych wskazanych w sekcji 3.</w:t>
+        <w:t xml:space="preserve">W przypadku braku danych doświadczalnych dla samego produktu, zagrożenia dla zdrowia ocenia się zgodnie z właściwościami zawartych w nim substancji, przy użyciu kryteriów określonych w odpowiednich przepisach dotyczących klasyfikacji.</w:t>
+      </w:r>
+    </w:p>
+    <w:p>
+      <w:pPr>
+        <w:spacing w:after="80"/>
+      </w:pPr>
+      <w:r>
+        <w:rPr>
+          <w:rFonts w:ascii="Arial" w:cs="Arial" w:eastAsia="Arial" w:hAnsi="Arial"/>
+          <w:sz w:val="20"/>
+          <w:szCs w:val="20"/>
+        </w:rPr>
+        <w:t xml:space="preserve">Dlatego też należy wziąć pod uwagę stężenia poszczególnych substancji niebezpiecznych wskazanych w sekcji 3, aby ocenić skutki toksykologiczne narażenia na produkt.</w:t>
       </w:r>
     </w:p>
     <w:p>
@@ -5365,33 +5373,33 @@
           <w:sz w:val="20"/>
           <w:szCs w:val="20"/>
         </w:rPr>
-        <w:t xml:space="preserve">Pracownicy: inhalacyjnie (drogi oddechowe); kontakt ze skórą.</w:t>
-      </w:r>
-    </w:p>
-    <w:p>
-      <w:pPr>
-        <w:spacing w:after="80"/>
-      </w:pPr>
-      <w:r>
-        <w:rPr>
-          <w:rFonts w:ascii="Arial" w:cs="Arial" w:eastAsia="Arial" w:hAnsi="Arial"/>
-          <w:sz w:val="20"/>
-          <w:szCs w:val="20"/>
-        </w:rPr>
-        <w:t xml:space="preserve">Konsumenci/populacja ogólna: spożycie skażonej żywności lub wody; inhalacyjnie (drogi oddechowe) z otaczającego powietrza; kontakt ze skórą poprzez produkty zawierające substancję.</w:t>
-      </w:r>
-    </w:p>
-    <w:p>
-      <w:pPr>
-        <w:spacing w:after="80"/>
-      </w:pPr>
-      <w:r>
-        <w:rPr>
-          <w:rFonts w:ascii="Arial" w:cs="Arial" w:eastAsia="Arial" w:hAnsi="Arial"/>
-          <w:sz w:val="20"/>
-          <w:szCs w:val="20"/>
-        </w:rPr>
-        <w:t xml:space="preserve">Opóźnione, bezpośrednie oraz przewlekłe skutki krótko- i długotrwałego narażenia:</w:t>
+        <w:t xml:space="preserve">PRACOWNICY: drogi oddechowe (inhalacyjnie); kontakt ze skórą.</w:t>
+      </w:r>
+    </w:p>
+    <w:p>
+      <w:pPr>
+        <w:spacing w:after="80"/>
+      </w:pPr>
+      <w:r>
+        <w:rPr>
+          <w:rFonts w:ascii="Arial" w:cs="Arial" w:eastAsia="Arial" w:hAnsi="Arial"/>
+          <w:sz w:val="20"/>
+          <w:szCs w:val="20"/>
+        </w:rPr>
+        <w:t xml:space="preserve">LUDNOŚĆ: spożycie skażonej żywności lub wody; drogi oddechowe (inhalacyjnie) z otaczającego powietrza; kontakt ze skórą wyrobów zawierających substancję.</w:t>
+      </w:r>
+    </w:p>
+    <w:p>
+      <w:pPr>
+        <w:spacing w:after="80"/>
+      </w:pPr>
+      <w:r>
+        <w:rPr>
+          <w:rFonts w:ascii="Arial" w:cs="Arial" w:eastAsia="Arial" w:hAnsi="Arial"/>
+          <w:sz w:val="20"/>
+          <w:szCs w:val="20"/>
+        </w:rPr>
+        <w:t xml:space="preserve">Skutki opóźnione i bezpośrednie oraz skutki przewlekłe spowodowane krótkotrwałym i długotrwałym narażeniem:</w:t>
       </w:r>
     </w:p>
     <w:p>
@@ -5456,7 +5464,7 @@
           <w:sz w:val="20"/>
           <w:szCs w:val="20"/>
         </w:rPr>
-        <w:t xml:space="preserve">Niektóre leki i inne chemikalia przemysłowe mogą wchodzić w interakcje z metabolizmem toluenu.</w:t>
+        <w:t xml:space="preserve">Niektóre leki i inne produkty przemysłowe mogą zakłócać metabolizm toluenu.</w:t>
       </w:r>
     </w:p>
     <w:p>
@@ -5482,410 +5490,277 @@
           <w:sz w:val="20"/>
           <w:szCs w:val="20"/>
         </w:rPr>
-        <w:t xml:space="preserve">ATE mieszaniny (przez drogi oddechowe / inhalacyjnie): Nie sklasyfikowano (brak istotnych składników toksycznych drogą oddechową).</w:t>
-      </w:r>
-    </w:p>
-    <w:p>
-      <w:pPr>
-        <w:spacing w:after="80"/>
-      </w:pPr>
-      <w:r>
-        <w:rPr>
-          <w:rFonts w:ascii="Arial" w:cs="Arial" w:eastAsia="Arial" w:hAnsi="Arial"/>
-          <w:sz w:val="20"/>
-          <w:szCs w:val="20"/>
-        </w:rPr>
-        <w:t xml:space="preserve">ATE mieszaniny (droga pokarmowa / doustnie): Nie sklasyfikowano (obliczona wartość ATE znacznie przekracza 2000 mg/kg mc.).</w:t>
-      </w:r>
-    </w:p>
-    <w:p>
-      <w:pPr>
-        <w:spacing w:after="80"/>
-      </w:pPr>
-      <w:r>
-        <w:rPr>
-          <w:rFonts w:ascii="Arial" w:cs="Arial" w:eastAsia="Arial" w:hAnsi="Arial"/>
-          <w:sz w:val="20"/>
-          <w:szCs w:val="20"/>
-        </w:rPr>
-        <w:t xml:space="preserve">ATE mieszaniny (na skórę / po naniesieniu na skórę): Nie sklasyfikowano (brak istotnych składników toksycznych przez skórę).</w:t>
-      </w:r>
-    </w:p>
-    <w:p>
-      <w:pPr>
-        <w:spacing w:after="80"/>
-      </w:pPr>
-      <w:r>
-        <w:rPr>
-          <w:rFonts w:ascii="Arial" w:cs="Arial" w:eastAsia="Arial" w:hAnsi="Arial"/>
-          <w:sz w:val="20"/>
-          <w:szCs w:val="20"/>
-        </w:rPr>
-        <w:t xml:space="preserve">Informacje toksykologiczne dotyczące składników:</w:t>
-      </w:r>
-    </w:p>
-    <w:p>
-      <w:pPr>
-        <w:spacing w:after="80"/>
-      </w:pPr>
-      <w:r>
-        <w:rPr>
-          <w:rFonts w:ascii="Arial" w:cs="Arial" w:eastAsia="Arial" w:hAnsi="Arial"/>
-          <w:sz w:val="20"/>
-          <w:szCs w:val="20"/>
-        </w:rPr>
-        <w:t xml:space="preserve">Etanol [CAS: 64-17-5]:</w:t>
-      </w:r>
-    </w:p>
-    <w:p>
-      <w:pPr>
-        <w:spacing w:after="60" w:before="60"/>
-      </w:pPr>
-      <w:r>
-        <w:rPr>
-          <w:rFonts w:ascii="Arial" w:cs="Arial" w:eastAsia="Arial" w:hAnsi="Arial"/>
-          <w:b/>
-          <w:bCs/>
-          <w:sz w:val="20"/>
-          <w:szCs w:val="20"/>
-        </w:rPr>
-        <w:t xml:space="preserve">- LD50 (droga pokarmowa, szczur):</w:t>
-      </w:r>
-      <w:r>
-        <w:rPr>
-          <w:rFonts w:ascii="Arial" w:cs="Arial" w:eastAsia="Arial" w:hAnsi="Arial"/>
-          <w:sz w:val="20"/>
-          <w:szCs w:val="20"/>
-        </w:rPr>
-        <w:t xml:space="preserve"> &gt; 5000 mg/kg mc.</w:t>
-      </w:r>
-    </w:p>
-    <w:p>
-      <w:pPr>
-        <w:spacing w:after="60" w:before="60"/>
-      </w:pPr>
-      <w:r>
-        <w:rPr>
-          <w:rFonts w:ascii="Arial" w:cs="Arial" w:eastAsia="Arial" w:hAnsi="Arial"/>
-          <w:b/>
-          <w:bCs/>
-          <w:sz w:val="20"/>
-          <w:szCs w:val="20"/>
-        </w:rPr>
-        <w:t xml:space="preserve">- LC50 (drogi oddechowe, pary, szczur):</w:t>
-      </w:r>
-      <w:r>
-        <w:rPr>
-          <w:rFonts w:ascii="Arial" w:cs="Arial" w:eastAsia="Arial" w:hAnsi="Arial"/>
-          <w:sz w:val="20"/>
-          <w:szCs w:val="20"/>
-        </w:rPr>
-        <w:t xml:space="preserve"> &gt; 50 mg/l/4h</w:t>
-      </w:r>
-    </w:p>
-    <w:p>
-      <w:pPr>
-        <w:spacing w:after="80"/>
-      </w:pPr>
-      <w:r>
-        <w:rPr>
-          <w:rFonts w:ascii="Arial" w:cs="Arial" w:eastAsia="Arial" w:hAnsi="Arial"/>
-          <w:sz w:val="20"/>
-          <w:szCs w:val="20"/>
-        </w:rPr>
-        <w:t xml:space="preserve">Aldehyd anyżowy [CAS: 123-11-5]:</w:t>
-      </w:r>
-    </w:p>
-    <w:p>
-      <w:pPr>
-        <w:spacing w:after="60" w:before="60"/>
-      </w:pPr>
-      <w:r>
-        <w:rPr>
-          <w:rFonts w:ascii="Arial" w:cs="Arial" w:eastAsia="Arial" w:hAnsi="Arial"/>
-          <w:b/>
-          <w:bCs/>
-          <w:sz w:val="20"/>
-          <w:szCs w:val="20"/>
-        </w:rPr>
-        <w:t xml:space="preserve">- LD50 (na skórę, królik):</w:t>
-      </w:r>
-      <w:r>
-        <w:rPr>
-          <w:rFonts w:ascii="Arial" w:cs="Arial" w:eastAsia="Arial" w:hAnsi="Arial"/>
-          <w:sz w:val="20"/>
-          <w:szCs w:val="20"/>
-        </w:rPr>
-        <w:t xml:space="preserve"> &gt; 5000 mg/kg mc.</w:t>
-      </w:r>
-    </w:p>
-    <w:p>
-      <w:pPr>
-        <w:spacing w:after="60" w:before="60"/>
-      </w:pPr>
-      <w:r>
-        <w:rPr>
-          <w:rFonts w:ascii="Arial" w:cs="Arial" w:eastAsia="Arial" w:hAnsi="Arial"/>
-          <w:b/>
-          <w:bCs/>
-          <w:sz w:val="20"/>
-          <w:szCs w:val="20"/>
-        </w:rPr>
-        <w:t xml:space="preserve">- LD50 (droga pokarmowa, szczur):</w:t>
-      </w:r>
-      <w:r>
-        <w:rPr>
-          <w:rFonts w:ascii="Arial" w:cs="Arial" w:eastAsia="Arial" w:hAnsi="Arial"/>
-          <w:sz w:val="20"/>
-          <w:szCs w:val="20"/>
-        </w:rPr>
-        <w:t xml:space="preserve"> 3210 mg/kg mc.</w:t>
-      </w:r>
-    </w:p>
-    <w:p>
-      <w:pPr>
-        <w:spacing w:after="60" w:before="60"/>
-      </w:pPr>
-      <w:r>
-        <w:rPr>
-          <w:rFonts w:ascii="Arial" w:cs="Arial" w:eastAsia="Arial" w:hAnsi="Arial"/>
-          <w:b/>
-          <w:bCs/>
-          <w:sz w:val="20"/>
-          <w:szCs w:val="20"/>
-        </w:rPr>
-        <w:t xml:space="preserve">- LC50 (drogi oddechowe, pary, szczur):</w:t>
-      </w:r>
-      <w:r>
-        <w:rPr>
-          <w:rFonts w:ascii="Arial" w:cs="Arial" w:eastAsia="Arial" w:hAnsi="Arial"/>
-          <w:sz w:val="20"/>
-          <w:szCs w:val="20"/>
-        </w:rPr>
-        <w:t xml:space="preserve"> 0,32 mg/l/7h</w:t>
-      </w:r>
-    </w:p>
-    <w:p>
-      <w:pPr>
-        <w:spacing w:after="80"/>
-      </w:pPr>
-      <w:r>
-        <w:rPr>
-          <w:rFonts w:ascii="Arial" w:cs="Arial" w:eastAsia="Arial" w:hAnsi="Arial"/>
-          <w:sz w:val="20"/>
-          <w:szCs w:val="20"/>
-        </w:rPr>
-        <w:t xml:space="preserve">Kumaryna [CAS: 91-64-5]:</w:t>
-      </w:r>
-    </w:p>
-    <w:p>
-      <w:pPr>
-        <w:spacing w:after="60" w:before="60"/>
-      </w:pPr>
-      <w:r>
-        <w:rPr>
-          <w:rFonts w:ascii="Arial" w:cs="Arial" w:eastAsia="Arial" w:hAnsi="Arial"/>
-          <w:b/>
-          <w:bCs/>
-          <w:sz w:val="20"/>
-          <w:szCs w:val="20"/>
-        </w:rPr>
-        <w:t xml:space="preserve">- LD50 (na skórę, szczur):</w:t>
-      </w:r>
-      <w:r>
-        <w:rPr>
-          <w:rFonts w:ascii="Arial" w:cs="Arial" w:eastAsia="Arial" w:hAnsi="Arial"/>
-          <w:sz w:val="20"/>
-          <w:szCs w:val="20"/>
-        </w:rPr>
-        <w:t xml:space="preserve"> 293 mg/kg mc.</w:t>
-      </w:r>
-    </w:p>
-    <w:p>
-      <w:pPr>
-        <w:spacing w:after="60" w:before="60"/>
-      </w:pPr>
-      <w:r>
-        <w:rPr>
-          <w:rFonts w:ascii="Arial" w:cs="Arial" w:eastAsia="Arial" w:hAnsi="Arial"/>
-          <w:b/>
-          <w:bCs/>
-          <w:sz w:val="20"/>
-          <w:szCs w:val="20"/>
-        </w:rPr>
-        <w:t xml:space="preserve">- LD50 (droga pokarmowa, szczur):</w:t>
-      </w:r>
-      <w:r>
-        <w:rPr>
-          <w:rFonts w:ascii="Arial" w:cs="Arial" w:eastAsia="Arial" w:hAnsi="Arial"/>
-          <w:sz w:val="20"/>
-          <w:szCs w:val="20"/>
-        </w:rPr>
-        <w:t xml:space="preserve"> 290 mg/kg mc. (ATE oszacowane: 500 mg/kg mc.)</w:t>
-      </w:r>
-    </w:p>
-    <w:p>
-      <w:pPr>
-        <w:spacing w:after="60" w:before="60"/>
-      </w:pPr>
-      <w:r>
-        <w:rPr>
-          <w:rFonts w:ascii="Arial" w:cs="Arial" w:eastAsia="Arial" w:hAnsi="Arial"/>
-          <w:b/>
-          <w:bCs/>
-          <w:sz w:val="20"/>
-          <w:szCs w:val="20"/>
-        </w:rPr>
-        <w:t xml:space="preserve">- LC50 (drogi oddechowe, pyły/mgły, szczur):</w:t>
-      </w:r>
-      <w:r>
-        <w:rPr>
-          <w:rFonts w:ascii="Arial" w:cs="Arial" w:eastAsia="Arial" w:hAnsi="Arial"/>
-          <w:sz w:val="20"/>
-          <w:szCs w:val="20"/>
-        </w:rPr>
-        <w:t xml:space="preserve"> 293 mg/kg</w:t>
-      </w:r>
-    </w:p>
-    <w:p>
-      <w:pPr>
-        <w:spacing w:after="80"/>
-      </w:pPr>
-      <w:r>
-        <w:rPr>
-          <w:rFonts w:ascii="Arial" w:cs="Arial" w:eastAsia="Arial" w:hAnsi="Arial"/>
-          <w:sz w:val="20"/>
-          <w:szCs w:val="20"/>
-        </w:rPr>
-        <w:t xml:space="preserve">2,6-di-tert-butylo-4-metylofenol (BHT) [CAS: 128-37-0]:</w:t>
-      </w:r>
-    </w:p>
-    <w:p>
-      <w:pPr>
-        <w:spacing w:after="60" w:before="60"/>
-      </w:pPr>
-      <w:r>
-        <w:rPr>
-          <w:rFonts w:ascii="Arial" w:cs="Arial" w:eastAsia="Arial" w:hAnsi="Arial"/>
-          <w:b/>
-          <w:bCs/>
-          <w:sz w:val="20"/>
-          <w:szCs w:val="20"/>
-        </w:rPr>
-        <w:t xml:space="preserve">- LD50 (na skórę, szczur):</w:t>
-      </w:r>
-      <w:r>
-        <w:rPr>
-          <w:rFonts w:ascii="Arial" w:cs="Arial" w:eastAsia="Arial" w:hAnsi="Arial"/>
-          <w:sz w:val="20"/>
-          <w:szCs w:val="20"/>
-        </w:rPr>
-        <w:t xml:space="preserve"> &gt; 2000 mg/kg mc.</w:t>
-      </w:r>
-    </w:p>
-    <w:p>
-      <w:pPr>
-        <w:spacing w:after="60" w:before="60"/>
-      </w:pPr>
-      <w:r>
-        <w:rPr>
-          <w:rFonts w:ascii="Arial" w:cs="Arial" w:eastAsia="Arial" w:hAnsi="Arial"/>
-          <w:b/>
-          <w:bCs/>
-          <w:sz w:val="20"/>
-          <w:szCs w:val="20"/>
-        </w:rPr>
-        <w:t xml:space="preserve">- LD50 (droga pokarmowa, szczur):</w:t>
-      </w:r>
-      <w:r>
-        <w:rPr>
-          <w:rFonts w:ascii="Arial" w:cs="Arial" w:eastAsia="Arial" w:hAnsi="Arial"/>
-          <w:sz w:val="20"/>
-          <w:szCs w:val="20"/>
-        </w:rPr>
-        <w:t xml:space="preserve"> 2930 mg/kg mc.</w:t>
-      </w:r>
-    </w:p>
-    <w:p>
-      <w:pPr>
-        <w:spacing w:after="80"/>
-      </w:pPr>
-      <w:r>
-        <w:rPr>
-          <w:rFonts w:ascii="Arial" w:cs="Arial" w:eastAsia="Arial" w:hAnsi="Arial"/>
-          <w:sz w:val="20"/>
-          <w:szCs w:val="20"/>
-        </w:rPr>
-        <w:t xml:space="preserve">Toluen [CAS: 108-88-3]:</w:t>
-      </w:r>
-    </w:p>
-    <w:p>
-      <w:pPr>
-        <w:spacing w:after="60" w:before="60"/>
-      </w:pPr>
-      <w:r>
-        <w:rPr>
-          <w:rFonts w:ascii="Arial" w:cs="Arial" w:eastAsia="Arial" w:hAnsi="Arial"/>
-          <w:b/>
-          <w:bCs/>
-          <w:sz w:val="20"/>
-          <w:szCs w:val="20"/>
-        </w:rPr>
-        <w:t xml:space="preserve">- LD50 (na skórę, królik):</w:t>
-      </w:r>
-      <w:r>
-        <w:rPr>
-          <w:rFonts w:ascii="Arial" w:cs="Arial" w:eastAsia="Arial" w:hAnsi="Arial"/>
-          <w:sz w:val="20"/>
-          <w:szCs w:val="20"/>
-        </w:rPr>
-        <w:t xml:space="preserve"> &gt; 5000 mg/kg mc.</w:t>
-      </w:r>
-    </w:p>
-    <w:p>
-      <w:pPr>
-        <w:spacing w:after="60" w:before="60"/>
-      </w:pPr>
-      <w:r>
-        <w:rPr>
-          <w:rFonts w:ascii="Arial" w:cs="Arial" w:eastAsia="Arial" w:hAnsi="Arial"/>
-          <w:b/>
-          <w:bCs/>
-          <w:sz w:val="20"/>
-          <w:szCs w:val="20"/>
-        </w:rPr>
-        <w:t xml:space="preserve">- LD50 (droga pokarmowa, szczur):</w:t>
-      </w:r>
-      <w:r>
-        <w:rPr>
-          <w:rFonts w:ascii="Arial" w:cs="Arial" w:eastAsia="Arial" w:hAnsi="Arial"/>
-          <w:sz w:val="20"/>
-          <w:szCs w:val="20"/>
-        </w:rPr>
-        <w:t xml:space="preserve"> &gt; 5000 mg/kg mc.</w:t>
-      </w:r>
-    </w:p>
-    <w:p>
-      <w:pPr>
-        <w:spacing w:after="60" w:before="60"/>
-      </w:pPr>
-      <w:r>
-        <w:rPr>
-          <w:rFonts w:ascii="Arial" w:cs="Arial" w:eastAsia="Arial" w:hAnsi="Arial"/>
-          <w:b/>
-          <w:bCs/>
-          <w:sz w:val="20"/>
-          <w:szCs w:val="20"/>
-        </w:rPr>
-        <w:t xml:space="preserve">- LC50 (drogi oddechowe, pary, człowiek):</w:t>
-      </w:r>
-      <w:r>
-        <w:rPr>
-          <w:rFonts w:ascii="Arial" w:cs="Arial" w:eastAsia="Arial" w:hAnsi="Arial"/>
-          <w:sz w:val="20"/>
-          <w:szCs w:val="20"/>
-        </w:rPr>
-        <w:t xml:space="preserve"> 100 ppm</w:t>
+        <w:t xml:space="preserve">ATE (drogi oddechowe - inhalacyjnie) mieszaniny: Nie sklasyfikowano (brak istotnego składnika)</w:t>
+      </w:r>
+    </w:p>
+    <w:p>
+      <w:pPr>
+        <w:spacing w:after="80"/>
+      </w:pPr>
+      <w:r>
+        <w:rPr>
+          <w:rFonts w:ascii="Arial" w:cs="Arial" w:eastAsia="Arial" w:hAnsi="Arial"/>
+          <w:sz w:val="20"/>
+          <w:szCs w:val="20"/>
+        </w:rPr>
+        <w:t xml:space="preserve">ATE (droga pokarmowa - doustnie) mieszaniny: Nie sklasyfikowano (brak istotnego składnika)</w:t>
+      </w:r>
+    </w:p>
+    <w:p>
+      <w:pPr>
+        <w:spacing w:after="80"/>
+      </w:pPr>
+      <w:r>
+        <w:rPr>
+          <w:rFonts w:ascii="Arial" w:cs="Arial" w:eastAsia="Arial" w:hAnsi="Arial"/>
+          <w:sz w:val="20"/>
+          <w:szCs w:val="20"/>
+        </w:rPr>
+        <w:t xml:space="preserve">ATE (na skórę) mieszaniny: Nie sklasyfikowano (brak istotnego składnika)</w:t>
+      </w:r>
+    </w:p>
+    <w:p>
+      <w:pPr>
+        <w:spacing w:after="80" w:before="150"/>
+      </w:pPr>
+      <w:r>
+        <w:rPr>
+          <w:rFonts w:ascii="Arial" w:cs="Arial" w:eastAsia="Arial" w:hAnsi="Arial"/>
+          <w:b/>
+          <w:bCs/>
+          <w:sz w:val="20"/>
+          <w:szCs w:val="20"/>
+        </w:rPr>
+        <w:t xml:space="preserve">etanol (CAS: 64-17-5):</w:t>
+      </w:r>
+    </w:p>
+    <w:p>
+      <w:pPr>
+        <w:spacing w:after="80"/>
+      </w:pPr>
+      <w:r>
+        <w:rPr>
+          <w:rFonts w:ascii="Arial" w:cs="Arial" w:eastAsia="Arial" w:hAnsi="Arial"/>
+          <w:sz w:val="20"/>
+          <w:szCs w:val="20"/>
+        </w:rPr>
+        <w:t xml:space="preserve">LD50 (droga pokarmowa / doustnie): &gt; 5000 mg/kg (szczur)</w:t>
+      </w:r>
+    </w:p>
+    <w:p>
+      <w:pPr>
+        <w:spacing w:after="80"/>
+      </w:pPr>
+      <w:r>
+        <w:rPr>
+          <w:rFonts w:ascii="Arial" w:cs="Arial" w:eastAsia="Arial" w:hAnsi="Arial"/>
+          <w:sz w:val="20"/>
+          <w:szCs w:val="20"/>
+        </w:rPr>
+        <w:t xml:space="preserve">LC50 (drogi oddechowe, pary): &gt; 50 mg/l/4h (szczur)</w:t>
+      </w:r>
+    </w:p>
+    <w:p>
+      <w:pPr>
+        <w:spacing w:after="80" w:before="150"/>
+      </w:pPr>
+      <w:r>
+        <w:rPr>
+          <w:rFonts w:ascii="Arial" w:cs="Arial" w:eastAsia="Arial" w:hAnsi="Arial"/>
+          <w:b/>
+          <w:bCs/>
+          <w:sz w:val="20"/>
+          <w:szCs w:val="20"/>
+        </w:rPr>
+        <w:t xml:space="preserve">aldehyd anyżowy (4-metoksybenzaldehyd) (CAS: 123-11-5):</w:t>
+      </w:r>
+    </w:p>
+    <w:p>
+      <w:pPr>
+        <w:spacing w:after="80"/>
+      </w:pPr>
+      <w:r>
+        <w:rPr>
+          <w:rFonts w:ascii="Arial" w:cs="Arial" w:eastAsia="Arial" w:hAnsi="Arial"/>
+          <w:sz w:val="20"/>
+          <w:szCs w:val="20"/>
+        </w:rPr>
+        <w:t xml:space="preserve">LD50 (na skórę): &gt; 5000 mg/kg (królik)</w:t>
+      </w:r>
+    </w:p>
+    <w:p>
+      <w:pPr>
+        <w:spacing w:after="80"/>
+      </w:pPr>
+      <w:r>
+        <w:rPr>
+          <w:rFonts w:ascii="Arial" w:cs="Arial" w:eastAsia="Arial" w:hAnsi="Arial"/>
+          <w:sz w:val="20"/>
+          <w:szCs w:val="20"/>
+        </w:rPr>
+        <w:t xml:space="preserve">LD50 (droga pokarmowa / doustnie): 3210 mg/kg (szczur)</w:t>
+      </w:r>
+    </w:p>
+    <w:p>
+      <w:pPr>
+        <w:spacing w:after="80"/>
+      </w:pPr>
+      <w:r>
+        <w:rPr>
+          <w:rFonts w:ascii="Arial" w:cs="Arial" w:eastAsia="Arial" w:hAnsi="Arial"/>
+          <w:sz w:val="20"/>
+          <w:szCs w:val="20"/>
+        </w:rPr>
+        <w:t xml:space="preserve">LC50 (drogi oddechowe, pary): 0,32 mg/l/7h (szczur)</w:t>
+      </w:r>
+    </w:p>
+    <w:p>
+      <w:pPr>
+        <w:spacing w:after="80" w:before="150"/>
+      </w:pPr>
+      <w:r>
+        <w:rPr>
+          <w:rFonts w:ascii="Arial" w:cs="Arial" w:eastAsia="Arial" w:hAnsi="Arial"/>
+          <w:b/>
+          <w:bCs/>
+          <w:sz w:val="20"/>
+          <w:szCs w:val="20"/>
+        </w:rPr>
+        <w:t xml:space="preserve">kumaryna (2H-chromen-2-on) (CAS: 91-64-5):</w:t>
+      </w:r>
+    </w:p>
+    <w:p>
+      <w:pPr>
+        <w:spacing w:after="80"/>
+      </w:pPr>
+      <w:r>
+        <w:rPr>
+          <w:rFonts w:ascii="Arial" w:cs="Arial" w:eastAsia="Arial" w:hAnsi="Arial"/>
+          <w:sz w:val="20"/>
+          <w:szCs w:val="20"/>
+        </w:rPr>
+        <w:t xml:space="preserve">LD50 (na skórę): 293 mg/kg mc. (szczur)</w:t>
+      </w:r>
+    </w:p>
+    <w:p>
+      <w:pPr>
+        <w:spacing w:after="80"/>
+      </w:pPr>
+      <w:r>
+        <w:rPr>
+          <w:rFonts w:ascii="Arial" w:cs="Arial" w:eastAsia="Arial" w:hAnsi="Arial"/>
+          <w:sz w:val="20"/>
+          <w:szCs w:val="20"/>
+        </w:rPr>
+        <w:t xml:space="preserve">LD50 (droga pokarmowa / doustnie): 290 mg/kg mc. (szczur)</w:t>
+      </w:r>
+    </w:p>
+    <w:p>
+      <w:pPr>
+        <w:spacing w:after="80"/>
+      </w:pPr>
+      <w:r>
+        <w:rPr>
+          <w:rFonts w:ascii="Arial" w:cs="Arial" w:eastAsia="Arial" w:hAnsi="Arial"/>
+          <w:sz w:val="20"/>
+          <w:szCs w:val="20"/>
+        </w:rPr>
+        <w:t xml:space="preserve">LC50 (drogi oddechowe, pyły/mgły): 293 mg/kg (szczur)</w:t>
+      </w:r>
+    </w:p>
+    <w:p>
+      <w:pPr>
+        <w:spacing w:after="80" w:before="150"/>
+      </w:pPr>
+      <w:r>
+        <w:rPr>
+          <w:rFonts w:ascii="Arial" w:cs="Arial" w:eastAsia="Arial" w:hAnsi="Arial"/>
+          <w:b/>
+          <w:bCs/>
+          <w:sz w:val="20"/>
+          <w:szCs w:val="20"/>
+        </w:rPr>
+        <w:t xml:space="preserve">2,6-di-tert-butylo-4-metylofenol (BHT) (CAS: 128-37-0):</w:t>
+      </w:r>
+    </w:p>
+    <w:p>
+      <w:pPr>
+        <w:spacing w:after="80"/>
+      </w:pPr>
+      <w:r>
+        <w:rPr>
+          <w:rFonts w:ascii="Arial" w:cs="Arial" w:eastAsia="Arial" w:hAnsi="Arial"/>
+          <w:sz w:val="20"/>
+          <w:szCs w:val="20"/>
+        </w:rPr>
+        <w:t xml:space="preserve">LD50 (na skórę): &gt; 2000 mg/kg (szczur)</w:t>
+      </w:r>
+    </w:p>
+    <w:p>
+      <w:pPr>
+        <w:spacing w:after="80"/>
+      </w:pPr>
+      <w:r>
+        <w:rPr>
+          <w:rFonts w:ascii="Arial" w:cs="Arial" w:eastAsia="Arial" w:hAnsi="Arial"/>
+          <w:sz w:val="20"/>
+          <w:szCs w:val="20"/>
+        </w:rPr>
+        <w:t xml:space="preserve">LD50 (droga pokarmowa / doustnie): 2930 mg/kg (szczur)</w:t>
+      </w:r>
+    </w:p>
+    <w:p>
+      <w:pPr>
+        <w:spacing w:after="80" w:before="150"/>
+      </w:pPr>
+      <w:r>
+        <w:rPr>
+          <w:rFonts w:ascii="Arial" w:cs="Arial" w:eastAsia="Arial" w:hAnsi="Arial"/>
+          <w:b/>
+          <w:bCs/>
+          <w:sz w:val="20"/>
+          <w:szCs w:val="20"/>
+        </w:rPr>
+        <w:t xml:space="preserve">toluen (CAS: 108-88-3):</w:t>
+      </w:r>
+    </w:p>
+    <w:p>
+      <w:pPr>
+        <w:spacing w:after="80"/>
+      </w:pPr>
+      <w:r>
+        <w:rPr>
+          <w:rFonts w:ascii="Arial" w:cs="Arial" w:eastAsia="Arial" w:hAnsi="Arial"/>
+          <w:sz w:val="20"/>
+          <w:szCs w:val="20"/>
+        </w:rPr>
+        <w:t xml:space="preserve">LD50 (na skórę): &gt; 5000 mg/kg mc. (królik)</w:t>
+      </w:r>
+    </w:p>
+    <w:p>
+      <w:pPr>
+        <w:spacing w:after="80"/>
+      </w:pPr>
+      <w:r>
+        <w:rPr>
+          <w:rFonts w:ascii="Arial" w:cs="Arial" w:eastAsia="Arial" w:hAnsi="Arial"/>
+          <w:sz w:val="20"/>
+          <w:szCs w:val="20"/>
+        </w:rPr>
+        <w:t xml:space="preserve">LD50 (droga pokarmowa / doustnie): &gt; 5000 mg/kg mc. (szczur)</w:t>
+      </w:r>
+    </w:p>
+    <w:p>
+      <w:pPr>
+        <w:spacing w:after="80"/>
+      </w:pPr>
+      <w:r>
+        <w:rPr>
+          <w:rFonts w:ascii="Arial" w:cs="Arial" w:eastAsia="Arial" w:hAnsi="Arial"/>
+          <w:sz w:val="20"/>
+          <w:szCs w:val="20"/>
+        </w:rPr>
+        <w:t xml:space="preserve">LC50 (drogi oddechowe, pary): 100 ppm (człowiek)</w:t>
       </w:r>
     </w:p>
     <w:p>
@@ -5911,7 +5786,7 @@
           <w:sz w:val="20"/>
           <w:szCs w:val="20"/>
         </w:rPr>
-        <w:t xml:space="preserve">W oparciu o dostępne dane, kryteria klasyfikacji nie są spełnione.</w:t>
+        <w:t xml:space="preserve">Nie spełnia kryteriów klasyfikacji dla tej klasy zagrożenia.</w:t>
       </w:r>
     </w:p>
     <w:p>
@@ -5937,7 +5812,7 @@
           <w:sz w:val="20"/>
           <w:szCs w:val="20"/>
         </w:rPr>
-        <w:t xml:space="preserve">Działa drażniąco na oczy (produkt zaklasyfikowany do kategorii Eye Irrit. 2, H319 z uwagi na stężenie etanolu ≥ 50%).</w:t>
+        <w:t xml:space="preserve">Działa drażniąco na oczy.</w:t>
       </w:r>
     </w:p>
     <w:p>
@@ -5963,7 +5838,20 @@
           <w:sz w:val="20"/>
           <w:szCs w:val="20"/>
         </w:rPr>
-        <w:t xml:space="preserve">Może powodować wystąpienie reakcji alergicznej. Zawiera kumarynę (stężenie kumaryny 0,4–0,45 % nakazuje uzupełniające oznakowanie zwrotem EUH208, nie powodując pełnej klasyfikacji mieszaniny jako Skin Sens. 1).</w:t>
+        <w:t xml:space="preserve">Może powodować wystąpienie reakcji alergicznej.</w:t>
+      </w:r>
+    </w:p>
+    <w:p>
+      <w:pPr>
+        <w:spacing w:after="80"/>
+      </w:pPr>
+      <w:r>
+        <w:rPr>
+          <w:rFonts w:ascii="Arial" w:cs="Arial" w:eastAsia="Arial" w:hAnsi="Arial"/>
+          <w:sz w:val="20"/>
+          <w:szCs w:val="20"/>
+        </w:rPr>
+        <w:t xml:space="preserve">Zawiera: kumarynę (2H-chromen-2-on).</w:t>
       </w:r>
     </w:p>
     <w:p>
@@ -5989,7 +5877,7 @@
           <w:sz w:val="20"/>
           <w:szCs w:val="20"/>
         </w:rPr>
-        <w:t xml:space="preserve">W oparciu o dostępne dane, kryteria klasyfikacji nie są spełnione.</w:t>
+        <w:t xml:space="preserve">Nie spełnia kryteriów klasyfikacji dla tej klasy zagrożenia.</w:t>
       </w:r>
     </w:p>
     <w:p>
@@ -6015,20 +5903,20 @@
           <w:sz w:val="20"/>
           <w:szCs w:val="20"/>
         </w:rPr>
-        <w:t xml:space="preserve">W oparciu o dostępne dane, kryteria klasyfikacji nie są spełnione.</w:t>
-      </w:r>
-    </w:p>
-    <w:p>
-      <w:pPr>
-        <w:spacing w:after="80"/>
-      </w:pPr>
-      <w:r>
-        <w:rPr>
-          <w:rFonts w:ascii="Arial" w:cs="Arial" w:eastAsia="Arial" w:hAnsi="Arial"/>
-          <w:sz w:val="20"/>
-          <w:szCs w:val="20"/>
-        </w:rPr>
-        <w:t xml:space="preserve">Toluen został zaklasyfikowany przez Międzynarodową Agencję Badań nad Rakiem (IARC) do Grupy 3 (brak możliwości zaklasyfikowania jako rakotwórczy dla ludzi - IARC, 1999). Amerykańska Agencja Ochrony Środowiska (EPA) stwierdza, że dane są niewystarczające do oceny potencjału rakotwórczego.</w:t>
+        <w:t xml:space="preserve">Nie spełnia kryteriów klasyfikacji dla tej klasy zagrożenia.</w:t>
+      </w:r>
+    </w:p>
+    <w:p>
+      <w:pPr>
+        <w:spacing w:after="80"/>
+      </w:pPr>
+      <w:r>
+        <w:rPr>
+          <w:rFonts w:ascii="Arial" w:cs="Arial" w:eastAsia="Arial" w:hAnsi="Arial"/>
+          <w:sz w:val="20"/>
+          <w:szCs w:val="20"/>
+        </w:rPr>
+        <w:t xml:space="preserve">Toluen: Zaklasyfikowany do Grupy 3 (nie może być sklasyfikowany pod względem rakotwórczości dla ludzi) przez Międzynarodową Agencję Badań nad Rakiem (IARC) - (IARC, 1999). Amerykańska Agencja Ochrony Środowiska (EPA) stwierdza, że „dane są niewystarczające do oceny potencjału rakotwórczego”.</w:t>
       </w:r>
     </w:p>
     <w:p>
@@ -6054,59 +5942,59 @@
           <w:sz w:val="20"/>
           <w:szCs w:val="20"/>
         </w:rPr>
-        <w:t xml:space="preserve">W oparciu o dostępne dane, kryteria klasyfikacji nie są spełnione (składniki o działaniu reprotoksycznym występują poniżej stężeń nakazujących klasyfikację mieszaniny).</w:t>
-      </w:r>
-    </w:p>
-    <w:p>
-      <w:pPr>
-        <w:spacing w:after="80"/>
-      </w:pPr>
-      <w:r>
-        <w:rPr>
-          <w:rFonts w:ascii="Arial" w:cs="Arial" w:eastAsia="Arial" w:hAnsi="Arial"/>
-          <w:sz w:val="20"/>
-          <w:szCs w:val="20"/>
-        </w:rPr>
-        <w:t xml:space="preserve">Działanie toksyczne na narządy docelowe – narażenie jednorazowe (STOT SE):</w:t>
-      </w:r>
-    </w:p>
-    <w:p>
-      <w:pPr>
-        <w:spacing w:after="80"/>
-      </w:pPr>
-      <w:r>
-        <w:rPr>
-          <w:rFonts w:ascii="Arial" w:cs="Arial" w:eastAsia="Arial" w:hAnsi="Arial"/>
-          <w:sz w:val="20"/>
-          <w:szCs w:val="20"/>
-        </w:rPr>
-        <w:t xml:space="preserve">W oparciu o dostępne dane, kryteria klasyfikacji nie są spełnione.</w:t>
-      </w:r>
-    </w:p>
-    <w:p>
-      <w:pPr>
-        <w:spacing w:after="80"/>
-      </w:pPr>
-      <w:r>
-        <w:rPr>
-          <w:rFonts w:ascii="Arial" w:cs="Arial" w:eastAsia="Arial" w:hAnsi="Arial"/>
-          <w:sz w:val="20"/>
-          <w:szCs w:val="20"/>
-        </w:rPr>
-        <w:t xml:space="preserve">Działanie toksyczne na narządy docelowe – narażenie powtarzane (STOT RE):</w:t>
-      </w:r>
-    </w:p>
-    <w:p>
-      <w:pPr>
-        <w:spacing w:after="80"/>
-      </w:pPr>
-      <w:r>
-        <w:rPr>
-          <w:rFonts w:ascii="Arial" w:cs="Arial" w:eastAsia="Arial" w:hAnsi="Arial"/>
-          <w:sz w:val="20"/>
-          <w:szCs w:val="20"/>
-        </w:rPr>
-        <w:t xml:space="preserve">W oparciu o dostępne dane, kryteria klasyfikacji nie są spełnione.</w:t>
+        <w:t xml:space="preserve">Nie spełnia kryteriów klasyfikacji dla tej klasy zagrożenia.</w:t>
+      </w:r>
+    </w:p>
+    <w:p>
+      <w:pPr>
+        <w:spacing w:after="80"/>
+      </w:pPr>
+      <w:r>
+        <w:rPr>
+          <w:rFonts w:ascii="Arial" w:cs="Arial" w:eastAsia="Arial" w:hAnsi="Arial"/>
+          <w:sz w:val="20"/>
+          <w:szCs w:val="20"/>
+        </w:rPr>
+        <w:t xml:space="preserve">Działanie toksyczne na narządy docelowe – narażenie jednorazowe:</w:t>
+      </w:r>
+    </w:p>
+    <w:p>
+      <w:pPr>
+        <w:spacing w:after="80"/>
+      </w:pPr>
+      <w:r>
+        <w:rPr>
+          <w:rFonts w:ascii="Arial" w:cs="Arial" w:eastAsia="Arial" w:hAnsi="Arial"/>
+          <w:sz w:val="20"/>
+          <w:szCs w:val="20"/>
+        </w:rPr>
+        <w:t xml:space="preserve">Nie spełnia kryteriów klasyfikacji dla tej klasy zagrożenia.</w:t>
+      </w:r>
+    </w:p>
+    <w:p>
+      <w:pPr>
+        <w:spacing w:after="80"/>
+      </w:pPr>
+      <w:r>
+        <w:rPr>
+          <w:rFonts w:ascii="Arial" w:cs="Arial" w:eastAsia="Arial" w:hAnsi="Arial"/>
+          <w:sz w:val="20"/>
+          <w:szCs w:val="20"/>
+        </w:rPr>
+        <w:t xml:space="preserve">Działanie toksyczne na narządy docelowe – narażenie powtarzane:</w:t>
+      </w:r>
+    </w:p>
+    <w:p>
+      <w:pPr>
+        <w:spacing w:after="80"/>
+      </w:pPr>
+      <w:r>
+        <w:rPr>
+          <w:rFonts w:ascii="Arial" w:cs="Arial" w:eastAsia="Arial" w:hAnsi="Arial"/>
+          <w:sz w:val="20"/>
+          <w:szCs w:val="20"/>
+        </w:rPr>
+        <w:t xml:space="preserve">Nie spełnia kryteriów klasyfikacji dla tej klasy zagrożenia.</w:t>
       </w:r>
     </w:p>
     <w:p>
@@ -6132,7 +6020,7 @@
           <w:sz w:val="20"/>
           <w:szCs w:val="20"/>
         </w:rPr>
-        <w:t xml:space="preserve">W oparciu o dostępne dane, kryteria klasyfikacji nie są spełnione.</w:t>
+        <w:t xml:space="preserve">Nie spełnia kryteriów klasyfikacji dla tej klasy zagrożenia.</w:t>
       </w:r>
     </w:p>
     <w:p>
@@ -6152,28 +6040,58 @@
     </w:p>
     <w:p>
       <w:pPr>
-        <w:spacing w:after="80"/>
-      </w:pPr>
-      <w:r>
-        <w:rPr>
-          <w:rFonts w:ascii="Arial" w:cs="Arial" w:eastAsia="Arial" w:hAnsi="Arial"/>
-          <w:sz w:val="20"/>
-          <w:szCs w:val="20"/>
-        </w:rPr>
-        <w:t xml:space="preserve">Właściwości zaburzające funkcjonowanie układu hormonalnego:</w:t>
-      </w:r>
-    </w:p>
-    <w:p>
-      <w:pPr>
-        <w:spacing w:after="80"/>
-      </w:pPr>
-      <w:r>
-        <w:rPr>
-          <w:rFonts w:ascii="Arial" w:cs="Arial" w:eastAsia="Arial" w:hAnsi="Arial"/>
-          <w:sz w:val="20"/>
-          <w:szCs w:val="20"/>
-        </w:rPr>
-        <w:t xml:space="preserve">Na podstawie dostępnych danych mieszanina nie zawiera substancji wpisanych do unijnych wykazów ustanowionych zgodnie z art. 59 ust. 1 rozporządzenia REACH ani substancji zidentyfikowanych jako zaburzające gospodarkę hormonalną u ludzi w stężeniu ≥ 0,1 % wag.</w:t>
+        <w:spacing w:after="100" w:before="200"/>
+      </w:pPr>
+      <w:r>
+        <w:rPr>
+          <w:rFonts w:ascii="Arial" w:cs="Arial" w:eastAsia="Arial" w:hAnsi="Arial"/>
+          <w:b/>
+          <w:bCs/>
+          <w:sz w:val="20"/>
+          <w:szCs w:val="20"/>
+        </w:rPr>
+        <w:t xml:space="preserve">11.2.1. Właściwości zaburzające funkcjonowanie układu hormonalnego:</w:t>
+      </w:r>
+    </w:p>
+    <w:p>
+      <w:pPr>
+        <w:spacing w:after="80"/>
+      </w:pPr>
+      <w:r>
+        <w:rPr>
+          <w:rFonts w:ascii="Arial" w:cs="Arial" w:eastAsia="Arial" w:hAnsi="Arial"/>
+          <w:sz w:val="20"/>
+          <w:szCs w:val="20"/>
+        </w:rPr>
+        <w:t xml:space="preserve">Na podstawie dostępnych danych produkt nie zawiera substancji wymienionych w głównych europejskich wykazach potencjalnych lub podejrzewanych substancji zaburzających funkcjonowanie układu hormonalnego pod kątem wpływu na zdrowie ludzi w stężeniu ≥ 0,1%.</w:t>
+      </w:r>
+    </w:p>
+    <w:p>
+      <w:pPr>
+        <w:spacing w:after="100" w:before="200"/>
+      </w:pPr>
+      <w:r>
+        <w:rPr>
+          <w:rFonts w:ascii="Arial" w:cs="Arial" w:eastAsia="Arial" w:hAnsi="Arial"/>
+          <w:b/>
+          <w:bCs/>
+          <w:sz w:val="20"/>
+          <w:szCs w:val="20"/>
+        </w:rPr>
+        <w:t xml:space="preserve">11.2.2. Inne informacje:</w:t>
+      </w:r>
+    </w:p>
+    <w:p>
+      <w:pPr>
+        <w:spacing w:after="80"/>
+      </w:pPr>
+      <w:r>
+        <w:rPr>
+          <w:rFonts w:ascii="Arial" w:cs="Arial" w:eastAsia="Arial" w:hAnsi="Arial"/>
+          <w:sz w:val="20"/>
+          <w:szCs w:val="20"/>
+        </w:rPr>
+        <w:t xml:space="preserve">Brak innych znanych zagrożeń.</w:t>
       </w:r>
     </w:p>
     <w:p>

--- a/docs/SDS/Karta_Charakterystyki_8034055535448_SDS_ORCHIDEA_E_VANIGLIA_V2_PL.docx
+++ b/docs/SDS/Karta_Charakterystyki_8034055535448_SDS_ORCHIDEA_E_VANIGLIA_V2_PL.docx
@@ -83,7 +83,7 @@
                 <w:sz w:val="18"/>
                 <w:szCs w:val="18"/>
               </w:rPr>
-              <w:t xml:space="preserve">15.09.2026</w:t>
+              <w:t xml:space="preserve">16.09.2026</w:t>
             </w:r>
           </w:p>
           <w:p>
@@ -823,17 +823,15 @@
     </w:p>
     <w:p>
       <w:pPr>
-        <w:spacing w:after="80" w:before="150"/>
-      </w:pPr>
-      <w:r>
-        <w:rPr>
-          <w:rFonts w:ascii="Arial" w:cs="Arial" w:eastAsia="Arial" w:hAnsi="Arial"/>
-          <w:b/>
-          <w:bCs/>
-          <w:sz w:val="20"/>
-          <w:szCs w:val="20"/>
-        </w:rPr>
-        <w:t xml:space="preserve">Nazwy niebezpiecznych substancji wymienione na etykiecie</w:t>
+        <w:spacing w:after="80"/>
+      </w:pPr>
+      <w:r>
+        <w:rPr>
+          <w:rFonts w:ascii="Arial" w:cs="Arial" w:eastAsia="Arial" w:hAnsi="Arial"/>
+          <w:sz w:val="20"/>
+          <w:szCs w:val="20"/>
+        </w:rPr>
+        <w:t xml:space="preserve">Nazwy niebezpiecznych substancji wymienione na etykiecie:</w:t>
       </w:r>
     </w:p>
     <w:p>
@@ -851,17 +849,15 @@
     </w:p>
     <w:p>
       <w:pPr>
-        <w:spacing w:after="80" w:before="150"/>
-      </w:pPr>
-      <w:r>
-        <w:rPr>
-          <w:rFonts w:ascii="Arial" w:cs="Arial" w:eastAsia="Arial" w:hAnsi="Arial"/>
-          <w:b/>
-          <w:bCs/>
-          <w:sz w:val="20"/>
-          <w:szCs w:val="20"/>
-        </w:rPr>
-        <w:t xml:space="preserve">Zwroty wskazujące rodzaj zagrożenia</w:t>
+        <w:spacing w:after="80"/>
+      </w:pPr>
+      <w:r>
+        <w:rPr>
+          <w:rFonts w:ascii="Arial" w:cs="Arial" w:eastAsia="Arial" w:hAnsi="Arial"/>
+          <w:sz w:val="20"/>
+          <w:szCs w:val="20"/>
+        </w:rPr>
+        <w:t xml:space="preserve">Zwroty wskazujące rodzaj zagrożenia:</w:t>
       </w:r>
     </w:p>
     <w:p>
@@ -892,17 +888,15 @@
     </w:p>
     <w:p>
       <w:pPr>
-        <w:spacing w:after="80" w:before="150"/>
-      </w:pPr>
-      <w:r>
-        <w:rPr>
-          <w:rFonts w:ascii="Arial" w:cs="Arial" w:eastAsia="Arial" w:hAnsi="Arial"/>
-          <w:b/>
-          <w:bCs/>
-          <w:sz w:val="20"/>
-          <w:szCs w:val="20"/>
-        </w:rPr>
-        <w:t xml:space="preserve">Zwroty wskazujące środki ostrożności</w:t>
+        <w:spacing w:after="80"/>
+      </w:pPr>
+      <w:r>
+        <w:rPr>
+          <w:rFonts w:ascii="Arial" w:cs="Arial" w:eastAsia="Arial" w:hAnsi="Arial"/>
+          <w:sz w:val="20"/>
+          <w:szCs w:val="20"/>
+        </w:rPr>
+        <w:t xml:space="preserve">Zwroty wskazujące środki ostrożności:</w:t>
       </w:r>
     </w:p>
     <w:p>
@@ -985,17 +979,15 @@
     </w:p>
     <w:p>
       <w:pPr>
-        <w:spacing w:after="80" w:before="150"/>
-      </w:pPr>
-      <w:r>
-        <w:rPr>
-          <w:rFonts w:ascii="Arial" w:cs="Arial" w:eastAsia="Arial" w:hAnsi="Arial"/>
-          <w:b/>
-          <w:bCs/>
-          <w:sz w:val="20"/>
-          <w:szCs w:val="20"/>
-        </w:rPr>
-        <w:t xml:space="preserve">Informacje uzupełniające</w:t>
+        <w:spacing w:after="80"/>
+      </w:pPr>
+      <w:r>
+        <w:rPr>
+          <w:rFonts w:ascii="Arial" w:cs="Arial" w:eastAsia="Arial" w:hAnsi="Arial"/>
+          <w:sz w:val="20"/>
+          <w:szCs w:val="20"/>
+        </w:rPr>
+        <w:t xml:space="preserve">Informacje uzupełniające:</w:t>
       </w:r>
     </w:p>
     <w:p>
@@ -2447,7 +2439,7 @@
           <w:sz w:val="20"/>
           <w:szCs w:val="20"/>
         </w:rPr>
-        <w:t xml:space="preserve">2,6-Di-tert-butylo-4-metylofenol [CAS: 128-37-0]:</w:t>
+        <w:t xml:space="preserve">2,6-di-tert-butylo-4-metylofenol (BHT) [CAS: 128-37-0]:</w:t>
       </w:r>
     </w:p>
     <w:p>
@@ -2470,7 +2462,30 @@
           <w:sz w:val="20"/>
           <w:szCs w:val="20"/>
         </w:rPr>
-        <w:t xml:space="preserve"> 10 mg/m³</w:t>
+        <w:t xml:space="preserve"> 10 mg/m³ (frakcja wdychalna)</w:t>
+      </w:r>
+    </w:p>
+    <w:p>
+      <w:pPr>
+        <w:spacing w:after="60" w:before="60"/>
+      </w:pPr>
+      <w:r>
+        <w:rPr>
+          <w:rFonts w:ascii="Arial" w:cs="Arial" w:eastAsia="Arial" w:hAnsi="Arial"/>
+          <w:b/>
+          <w:bCs/>
+          <w:sz w:val="20"/>
+          <w:szCs w:val="20"/>
+        </w:rPr>
+        <w:t xml:space="preserve">- NDSCh:</w:t>
+      </w:r>
+      <w:r>
+        <w:rPr>
+          <w:rFonts w:ascii="Arial" w:cs="Arial" w:eastAsia="Arial" w:hAnsi="Arial"/>
+          <w:sz w:val="20"/>
+          <w:szCs w:val="20"/>
+        </w:rPr>
+        <w:t xml:space="preserve"> nie ustalono</w:t>
       </w:r>
     </w:p>
     <w:p>
@@ -2718,15 +2733,15 @@
           <w:sz w:val="20"/>
           <w:szCs w:val="20"/>
         </w:rPr>
-        <w:t xml:space="preserve">* Pracownicy (skutki przewlekłe układowe):</w:t>
-      </w:r>
-      <w:r>
-        <w:rPr>
-          <w:rFonts w:ascii="Arial" w:cs="Arial" w:eastAsia="Arial" w:hAnsi="Arial"/>
-          <w:sz w:val="20"/>
-          <w:szCs w:val="20"/>
-        </w:rPr>
-        <w:t xml:space="preserve"> 950 mg/m³</w:t>
+        <w:t xml:space="preserve">* Pracownicy:</w:t>
+      </w:r>
+      <w:r>
+        <w:rPr>
+          <w:rFonts w:ascii="Arial" w:cs="Arial" w:eastAsia="Arial" w:hAnsi="Arial"/>
+          <w:sz w:val="20"/>
+          <w:szCs w:val="20"/>
+        </w:rPr>
+        <w:t xml:space="preserve"> skutki przewlekłe układowe: 950 mg/m³; skutki ostre miejscowe: 1900 mg/m³</w:t>
       </w:r>
     </w:p>
     <w:p>
@@ -4989,7 +5004,7 @@
           <w:sz w:val="20"/>
           <w:szCs w:val="20"/>
         </w:rPr>
-        <w:t xml:space="preserve"> 1,5</w:t>
+        <w:t xml:space="preserve"> 1,5 mm²/s</w:t>
       </w:r>
     </w:p>
     <w:p>
@@ -5272,32 +5287,6 @@
     </w:p>
     <w:p>
       <w:pPr>
-        <w:spacing w:after="80"/>
-      </w:pPr>
-      <w:r>
-        <w:rPr>
-          <w:rFonts w:ascii="Arial" w:cs="Arial" w:eastAsia="Arial" w:hAnsi="Arial"/>
-          <w:sz w:val="20"/>
-          <w:szCs w:val="20"/>
-        </w:rPr>
-        <w:t xml:space="preserve">W przypadku braku danych doświadczalnych dla samego produktu, zagrożenia dla zdrowia ocenia się zgodnie z właściwościami zawartych w nim substancji, przy użyciu kryteriów określonych w odpowiednich przepisach dotyczących klasyfikacji.</w:t>
-      </w:r>
-    </w:p>
-    <w:p>
-      <w:pPr>
-        <w:spacing w:after="80"/>
-      </w:pPr>
-      <w:r>
-        <w:rPr>
-          <w:rFonts w:ascii="Arial" w:cs="Arial" w:eastAsia="Arial" w:hAnsi="Arial"/>
-          <w:sz w:val="20"/>
-          <w:szCs w:val="20"/>
-        </w:rPr>
-        <w:t xml:space="preserve">Dlatego też należy wziąć pod uwagę stężenia poszczególnych substancji niebezpiecznych wskazanych w sekcji 3, aby ocenić skutki toksykologiczne narażenia na produkt.</w:t>
-      </w:r>
-    </w:p>
-    <w:p>
-      <w:pPr>
         <w:spacing w:after="100" w:before="200"/>
       </w:pPr>
       <w:r>
@@ -5321,6 +5310,32 @@
           <w:sz w:val="20"/>
           <w:szCs w:val="20"/>
         </w:rPr>
+        <w:t xml:space="preserve">W przypadku braku danych doświadczalnych dla samego produktu, zagrożenia dla zdrowia ocenia się na podstawie właściwości substancji w nim zawartych, stosując kryteria określone w odpowiednich przepisach dotyczących klasyfikacji.</w:t>
+      </w:r>
+    </w:p>
+    <w:p>
+      <w:pPr>
+        <w:spacing w:after="80"/>
+      </w:pPr>
+      <w:r>
+        <w:rPr>
+          <w:rFonts w:ascii="Arial" w:cs="Arial" w:eastAsia="Arial" w:hAnsi="Arial"/>
+          <w:sz w:val="20"/>
+          <w:szCs w:val="20"/>
+        </w:rPr>
+        <w:t xml:space="preserve">W związku z tym, w celu oceny skutków toksykologicznych narażenia na produkt, konieczne jest uwzględnienie stężeń poszczególnych substancji niebezpiecznych wskazanych w sekcji 3.</w:t>
+      </w:r>
+    </w:p>
+    <w:p>
+      <w:pPr>
+        <w:spacing w:after="80"/>
+      </w:pPr>
+      <w:r>
+        <w:rPr>
+          <w:rFonts w:ascii="Arial" w:cs="Arial" w:eastAsia="Arial" w:hAnsi="Arial"/>
+          <w:sz w:val="20"/>
+          <w:szCs w:val="20"/>
+        </w:rPr>
         <w:t xml:space="preserve">Metabolizm, toksykokinetyka, mechanizm działania i inne informacje:</w:t>
       </w:r>
     </w:p>
@@ -5334,7 +5349,7 @@
           <w:sz w:val="20"/>
           <w:szCs w:val="20"/>
         </w:rPr>
-        <w:t xml:space="preserve">Brak dostępnych danych.</w:t>
+        <w:t xml:space="preserve">Brak dostępnych informacji.</w:t>
       </w:r>
     </w:p>
     <w:p>
@@ -5373,33 +5388,33 @@
           <w:sz w:val="20"/>
           <w:szCs w:val="20"/>
         </w:rPr>
-        <w:t xml:space="preserve">PRACOWNICY: drogi oddechowe (inhalacyjnie); kontakt ze skórą.</w:t>
-      </w:r>
-    </w:p>
-    <w:p>
-      <w:pPr>
-        <w:spacing w:after="80"/>
-      </w:pPr>
-      <w:r>
-        <w:rPr>
-          <w:rFonts w:ascii="Arial" w:cs="Arial" w:eastAsia="Arial" w:hAnsi="Arial"/>
-          <w:sz w:val="20"/>
-          <w:szCs w:val="20"/>
-        </w:rPr>
-        <w:t xml:space="preserve">LUDNOŚĆ: spożycie skażonej żywności lub wody; drogi oddechowe (inhalacyjnie) z otaczającego powietrza; kontakt ze skórą wyrobów zawierających substancję.</w:t>
-      </w:r>
-    </w:p>
-    <w:p>
-      <w:pPr>
-        <w:spacing w:after="80"/>
-      </w:pPr>
-      <w:r>
-        <w:rPr>
-          <w:rFonts w:ascii="Arial" w:cs="Arial" w:eastAsia="Arial" w:hAnsi="Arial"/>
-          <w:sz w:val="20"/>
-          <w:szCs w:val="20"/>
-        </w:rPr>
-        <w:t xml:space="preserve">Skutki opóźnione i bezpośrednie oraz skutki przewlekłe spowodowane krótkotrwałym i długotrwałym narażeniem:</w:t>
+        <w:t xml:space="preserve">PRACOWNICY: inhalacyjnie (drogi oddechowe); kontakt ze skórą.</w:t>
+      </w:r>
+    </w:p>
+    <w:p>
+      <w:pPr>
+        <w:spacing w:after="80"/>
+      </w:pPr>
+      <w:r>
+        <w:rPr>
+          <w:rFonts w:ascii="Arial" w:cs="Arial" w:eastAsia="Arial" w:hAnsi="Arial"/>
+          <w:sz w:val="20"/>
+          <w:szCs w:val="20"/>
+        </w:rPr>
+        <w:t xml:space="preserve">KONSUMENCI: spożycie skażonej żywności lub wody; inhalacyjnie (wdychanie powietrza otoczenia); kontakt ze skórą z produktami zawierającymi substancję.</w:t>
+      </w:r>
+    </w:p>
+    <w:p>
+      <w:pPr>
+        <w:spacing w:after="80"/>
+      </w:pPr>
+      <w:r>
+        <w:rPr>
+          <w:rFonts w:ascii="Arial" w:cs="Arial" w:eastAsia="Arial" w:hAnsi="Arial"/>
+          <w:sz w:val="20"/>
+          <w:szCs w:val="20"/>
+        </w:rPr>
+        <w:t xml:space="preserve">Opóźnione, bezpośrednie oraz przewlekłe skutki krótko- i długotrwałego narażenia:</w:t>
       </w:r>
     </w:p>
     <w:p>
@@ -5425,7 +5440,7 @@
           <w:sz w:val="20"/>
           <w:szCs w:val="20"/>
         </w:rPr>
-        <w:t xml:space="preserve">Działanie toksyczne na ośrodkowy i obwodowy układ nerwowy z encefalopatią i polineuropatią; działa drażniąco na skórę, spojówki, rogówkę i drogi oddechowe.</w:t>
+        <w:t xml:space="preserve">Działanie toksyczne na ośrodkowy i obwodowy układ nerwowy z encefalopatią i polineuropatią; działa drażniąco na skórę, spojówki, rogówkę i układ oddechowy.</w:t>
       </w:r>
     </w:p>
     <w:p>
@@ -5464,7 +5479,7 @@
           <w:sz w:val="20"/>
           <w:szCs w:val="20"/>
         </w:rPr>
-        <w:t xml:space="preserve">Niektóre leki i inne produkty przemysłowe mogą zakłócać metabolizm toluenu.</w:t>
+        <w:t xml:space="preserve">Niektóre leki i inne substancje przemysłowe mogą zakłócać metabolizm toluenu.</w:t>
       </w:r>
     </w:p>
     <w:p>
@@ -5490,277 +5505,410 @@
           <w:sz w:val="20"/>
           <w:szCs w:val="20"/>
         </w:rPr>
-        <w:t xml:space="preserve">ATE (drogi oddechowe - inhalacyjnie) mieszaniny: Nie sklasyfikowano (brak istotnego składnika)</w:t>
-      </w:r>
-    </w:p>
-    <w:p>
-      <w:pPr>
-        <w:spacing w:after="80"/>
-      </w:pPr>
-      <w:r>
-        <w:rPr>
-          <w:rFonts w:ascii="Arial" w:cs="Arial" w:eastAsia="Arial" w:hAnsi="Arial"/>
-          <w:sz w:val="20"/>
-          <w:szCs w:val="20"/>
-        </w:rPr>
-        <w:t xml:space="preserve">ATE (droga pokarmowa - doustnie) mieszaniny: Nie sklasyfikowano (brak istotnego składnika)</w:t>
-      </w:r>
-    </w:p>
-    <w:p>
-      <w:pPr>
-        <w:spacing w:after="80"/>
-      </w:pPr>
-      <w:r>
-        <w:rPr>
-          <w:rFonts w:ascii="Arial" w:cs="Arial" w:eastAsia="Arial" w:hAnsi="Arial"/>
-          <w:sz w:val="20"/>
-          <w:szCs w:val="20"/>
-        </w:rPr>
-        <w:t xml:space="preserve">ATE (na skórę) mieszaniny: Nie sklasyfikowano (brak istotnego składnika)</w:t>
-      </w:r>
-    </w:p>
-    <w:p>
-      <w:pPr>
-        <w:spacing w:after="80" w:before="150"/>
-      </w:pPr>
-      <w:r>
-        <w:rPr>
-          <w:rFonts w:ascii="Arial" w:cs="Arial" w:eastAsia="Arial" w:hAnsi="Arial"/>
-          <w:b/>
-          <w:bCs/>
-          <w:sz w:val="20"/>
-          <w:szCs w:val="20"/>
-        </w:rPr>
-        <w:t xml:space="preserve">etanol (CAS: 64-17-5):</w:t>
-      </w:r>
-    </w:p>
-    <w:p>
-      <w:pPr>
-        <w:spacing w:after="80"/>
-      </w:pPr>
-      <w:r>
-        <w:rPr>
-          <w:rFonts w:ascii="Arial" w:cs="Arial" w:eastAsia="Arial" w:hAnsi="Arial"/>
-          <w:sz w:val="20"/>
-          <w:szCs w:val="20"/>
-        </w:rPr>
-        <w:t xml:space="preserve">LD50 (droga pokarmowa / doustnie): &gt; 5000 mg/kg (szczur)</w:t>
-      </w:r>
-    </w:p>
-    <w:p>
-      <w:pPr>
-        <w:spacing w:after="80"/>
-      </w:pPr>
-      <w:r>
-        <w:rPr>
-          <w:rFonts w:ascii="Arial" w:cs="Arial" w:eastAsia="Arial" w:hAnsi="Arial"/>
-          <w:sz w:val="20"/>
-          <w:szCs w:val="20"/>
-        </w:rPr>
-        <w:t xml:space="preserve">LC50 (drogi oddechowe, pary): &gt; 50 mg/l/4h (szczur)</w:t>
-      </w:r>
-    </w:p>
-    <w:p>
-      <w:pPr>
-        <w:spacing w:after="80" w:before="150"/>
-      </w:pPr>
-      <w:r>
-        <w:rPr>
-          <w:rFonts w:ascii="Arial" w:cs="Arial" w:eastAsia="Arial" w:hAnsi="Arial"/>
-          <w:b/>
-          <w:bCs/>
-          <w:sz w:val="20"/>
-          <w:szCs w:val="20"/>
-        </w:rPr>
-        <w:t xml:space="preserve">aldehyd anyżowy (4-metoksybenzaldehyd) (CAS: 123-11-5):</w:t>
-      </w:r>
-    </w:p>
-    <w:p>
-      <w:pPr>
-        <w:spacing w:after="80"/>
-      </w:pPr>
-      <w:r>
-        <w:rPr>
-          <w:rFonts w:ascii="Arial" w:cs="Arial" w:eastAsia="Arial" w:hAnsi="Arial"/>
-          <w:sz w:val="20"/>
-          <w:szCs w:val="20"/>
-        </w:rPr>
-        <w:t xml:space="preserve">LD50 (na skórę): &gt; 5000 mg/kg (królik)</w:t>
-      </w:r>
-    </w:p>
-    <w:p>
-      <w:pPr>
-        <w:spacing w:after="80"/>
-      </w:pPr>
-      <w:r>
-        <w:rPr>
-          <w:rFonts w:ascii="Arial" w:cs="Arial" w:eastAsia="Arial" w:hAnsi="Arial"/>
-          <w:sz w:val="20"/>
-          <w:szCs w:val="20"/>
-        </w:rPr>
-        <w:t xml:space="preserve">LD50 (droga pokarmowa / doustnie): 3210 mg/kg (szczur)</w:t>
-      </w:r>
-    </w:p>
-    <w:p>
-      <w:pPr>
-        <w:spacing w:after="80"/>
-      </w:pPr>
-      <w:r>
-        <w:rPr>
-          <w:rFonts w:ascii="Arial" w:cs="Arial" w:eastAsia="Arial" w:hAnsi="Arial"/>
-          <w:sz w:val="20"/>
-          <w:szCs w:val="20"/>
-        </w:rPr>
-        <w:t xml:space="preserve">LC50 (drogi oddechowe, pary): 0,32 mg/l/7h (szczur)</w:t>
-      </w:r>
-    </w:p>
-    <w:p>
-      <w:pPr>
-        <w:spacing w:after="80" w:before="150"/>
-      </w:pPr>
-      <w:r>
-        <w:rPr>
-          <w:rFonts w:ascii="Arial" w:cs="Arial" w:eastAsia="Arial" w:hAnsi="Arial"/>
-          <w:b/>
-          <w:bCs/>
-          <w:sz w:val="20"/>
-          <w:szCs w:val="20"/>
-        </w:rPr>
-        <w:t xml:space="preserve">kumaryna (2H-chromen-2-on) (CAS: 91-64-5):</w:t>
-      </w:r>
-    </w:p>
-    <w:p>
-      <w:pPr>
-        <w:spacing w:after="80"/>
-      </w:pPr>
-      <w:r>
-        <w:rPr>
-          <w:rFonts w:ascii="Arial" w:cs="Arial" w:eastAsia="Arial" w:hAnsi="Arial"/>
-          <w:sz w:val="20"/>
-          <w:szCs w:val="20"/>
-        </w:rPr>
-        <w:t xml:space="preserve">LD50 (na skórę): 293 mg/kg mc. (szczur)</w:t>
-      </w:r>
-    </w:p>
-    <w:p>
-      <w:pPr>
-        <w:spacing w:after="80"/>
-      </w:pPr>
-      <w:r>
-        <w:rPr>
-          <w:rFonts w:ascii="Arial" w:cs="Arial" w:eastAsia="Arial" w:hAnsi="Arial"/>
-          <w:sz w:val="20"/>
-          <w:szCs w:val="20"/>
-        </w:rPr>
-        <w:t xml:space="preserve">LD50 (droga pokarmowa / doustnie): 290 mg/kg mc. (szczur)</w:t>
-      </w:r>
-    </w:p>
-    <w:p>
-      <w:pPr>
-        <w:spacing w:after="80"/>
-      </w:pPr>
-      <w:r>
-        <w:rPr>
-          <w:rFonts w:ascii="Arial" w:cs="Arial" w:eastAsia="Arial" w:hAnsi="Arial"/>
-          <w:sz w:val="20"/>
-          <w:szCs w:val="20"/>
-        </w:rPr>
-        <w:t xml:space="preserve">LC50 (drogi oddechowe, pyły/mgły): 293 mg/kg (szczur)</w:t>
-      </w:r>
-    </w:p>
-    <w:p>
-      <w:pPr>
-        <w:spacing w:after="80" w:before="150"/>
-      </w:pPr>
-      <w:r>
-        <w:rPr>
-          <w:rFonts w:ascii="Arial" w:cs="Arial" w:eastAsia="Arial" w:hAnsi="Arial"/>
-          <w:b/>
-          <w:bCs/>
-          <w:sz w:val="20"/>
-          <w:szCs w:val="20"/>
-        </w:rPr>
-        <w:t xml:space="preserve">2,6-di-tert-butylo-4-metylofenol (BHT) (CAS: 128-37-0):</w:t>
-      </w:r>
-    </w:p>
-    <w:p>
-      <w:pPr>
-        <w:spacing w:after="80"/>
-      </w:pPr>
-      <w:r>
-        <w:rPr>
-          <w:rFonts w:ascii="Arial" w:cs="Arial" w:eastAsia="Arial" w:hAnsi="Arial"/>
-          <w:sz w:val="20"/>
-          <w:szCs w:val="20"/>
-        </w:rPr>
-        <w:t xml:space="preserve">LD50 (na skórę): &gt; 2000 mg/kg (szczur)</w:t>
-      </w:r>
-    </w:p>
-    <w:p>
-      <w:pPr>
-        <w:spacing w:after="80"/>
-      </w:pPr>
-      <w:r>
-        <w:rPr>
-          <w:rFonts w:ascii="Arial" w:cs="Arial" w:eastAsia="Arial" w:hAnsi="Arial"/>
-          <w:sz w:val="20"/>
-          <w:szCs w:val="20"/>
-        </w:rPr>
-        <w:t xml:space="preserve">LD50 (droga pokarmowa / doustnie): 2930 mg/kg (szczur)</w:t>
-      </w:r>
-    </w:p>
-    <w:p>
-      <w:pPr>
-        <w:spacing w:after="80" w:before="150"/>
-      </w:pPr>
-      <w:r>
-        <w:rPr>
-          <w:rFonts w:ascii="Arial" w:cs="Arial" w:eastAsia="Arial" w:hAnsi="Arial"/>
-          <w:b/>
-          <w:bCs/>
-          <w:sz w:val="20"/>
-          <w:szCs w:val="20"/>
-        </w:rPr>
-        <w:t xml:space="preserve">toluen (CAS: 108-88-3):</w:t>
-      </w:r>
-    </w:p>
-    <w:p>
-      <w:pPr>
-        <w:spacing w:after="80"/>
-      </w:pPr>
-      <w:r>
-        <w:rPr>
-          <w:rFonts w:ascii="Arial" w:cs="Arial" w:eastAsia="Arial" w:hAnsi="Arial"/>
-          <w:sz w:val="20"/>
-          <w:szCs w:val="20"/>
-        </w:rPr>
-        <w:t xml:space="preserve">LD50 (na skórę): &gt; 5000 mg/kg mc. (królik)</w:t>
-      </w:r>
-    </w:p>
-    <w:p>
-      <w:pPr>
-        <w:spacing w:after="80"/>
-      </w:pPr>
-      <w:r>
-        <w:rPr>
-          <w:rFonts w:ascii="Arial" w:cs="Arial" w:eastAsia="Arial" w:hAnsi="Arial"/>
-          <w:sz w:val="20"/>
-          <w:szCs w:val="20"/>
-        </w:rPr>
-        <w:t xml:space="preserve">LD50 (droga pokarmowa / doustnie): &gt; 5000 mg/kg mc. (szczur)</w:t>
-      </w:r>
-    </w:p>
-    <w:p>
-      <w:pPr>
-        <w:spacing w:after="80"/>
-      </w:pPr>
-      <w:r>
-        <w:rPr>
-          <w:rFonts w:ascii="Arial" w:cs="Arial" w:eastAsia="Arial" w:hAnsi="Arial"/>
-          <w:sz w:val="20"/>
-          <w:szCs w:val="20"/>
-        </w:rPr>
-        <w:t xml:space="preserve">LC50 (drogi oddechowe, pary): 100 ppm (człowiek)</w:t>
+        <w:t xml:space="preserve">ATE mieszaniny (drogi oddechowe / inhalacyjnie): Nie sklasyfikowano (brak istotnych składników)</w:t>
+      </w:r>
+    </w:p>
+    <w:p>
+      <w:pPr>
+        <w:spacing w:after="80"/>
+      </w:pPr>
+      <w:r>
+        <w:rPr>
+          <w:rFonts w:ascii="Arial" w:cs="Arial" w:eastAsia="Arial" w:hAnsi="Arial"/>
+          <w:sz w:val="20"/>
+          <w:szCs w:val="20"/>
+        </w:rPr>
+        <w:t xml:space="preserve">ATE mieszaniny (droga pokarmowa / doustnie): Nie sklasyfikowano (brak istotnych składników)</w:t>
+      </w:r>
+    </w:p>
+    <w:p>
+      <w:pPr>
+        <w:spacing w:after="80"/>
+      </w:pPr>
+      <w:r>
+        <w:rPr>
+          <w:rFonts w:ascii="Arial" w:cs="Arial" w:eastAsia="Arial" w:hAnsi="Arial"/>
+          <w:sz w:val="20"/>
+          <w:szCs w:val="20"/>
+        </w:rPr>
+        <w:t xml:space="preserve">ATE mieszaniny (na skórę): Nie sklasyfikowano (brak istotnych składników)</w:t>
+      </w:r>
+    </w:p>
+    <w:p>
+      <w:pPr>
+        <w:spacing w:after="80"/>
+      </w:pPr>
+      <w:r>
+        <w:rPr>
+          <w:rFonts w:ascii="Arial" w:cs="Arial" w:eastAsia="Arial" w:hAnsi="Arial"/>
+          <w:sz w:val="20"/>
+          <w:szCs w:val="20"/>
+        </w:rPr>
+        <w:t xml:space="preserve">Informacje o składnikach:</w:t>
+      </w:r>
+    </w:p>
+    <w:p>
+      <w:pPr>
+        <w:spacing w:after="80"/>
+      </w:pPr>
+      <w:r>
+        <w:rPr>
+          <w:rFonts w:ascii="Arial" w:cs="Arial" w:eastAsia="Arial" w:hAnsi="Arial"/>
+          <w:sz w:val="20"/>
+          <w:szCs w:val="20"/>
+        </w:rPr>
+        <w:t xml:space="preserve">Etanol [CAS: 64-17-5]:</w:t>
+      </w:r>
+    </w:p>
+    <w:p>
+      <w:pPr>
+        <w:spacing w:after="60" w:before="60"/>
+      </w:pPr>
+      <w:r>
+        <w:rPr>
+          <w:rFonts w:ascii="Arial" w:cs="Arial" w:eastAsia="Arial" w:hAnsi="Arial"/>
+          <w:b/>
+          <w:bCs/>
+          <w:sz w:val="20"/>
+          <w:szCs w:val="20"/>
+        </w:rPr>
+        <w:t xml:space="preserve">- LD50 (doustnie, szczur):</w:t>
+      </w:r>
+      <w:r>
+        <w:rPr>
+          <w:rFonts w:ascii="Arial" w:cs="Arial" w:eastAsia="Arial" w:hAnsi="Arial"/>
+          <w:sz w:val="20"/>
+          <w:szCs w:val="20"/>
+        </w:rPr>
+        <w:t xml:space="preserve"> &gt; 5000 mg/kg</w:t>
+      </w:r>
+    </w:p>
+    <w:p>
+      <w:pPr>
+        <w:spacing w:after="60" w:before="60"/>
+      </w:pPr>
+      <w:r>
+        <w:rPr>
+          <w:rFonts w:ascii="Arial" w:cs="Arial" w:eastAsia="Arial" w:hAnsi="Arial"/>
+          <w:b/>
+          <w:bCs/>
+          <w:sz w:val="20"/>
+          <w:szCs w:val="20"/>
+        </w:rPr>
+        <w:t xml:space="preserve">- LC50 (inhalacyjnie, pary, szczur):</w:t>
+      </w:r>
+      <w:r>
+        <w:rPr>
+          <w:rFonts w:ascii="Arial" w:cs="Arial" w:eastAsia="Arial" w:hAnsi="Arial"/>
+          <w:sz w:val="20"/>
+          <w:szCs w:val="20"/>
+        </w:rPr>
+        <w:t xml:space="preserve"> &gt; 50 mg/l/4h</w:t>
+      </w:r>
+    </w:p>
+    <w:p>
+      <w:pPr>
+        <w:spacing w:after="80"/>
+      </w:pPr>
+      <w:r>
+        <w:rPr>
+          <w:rFonts w:ascii="Arial" w:cs="Arial" w:eastAsia="Arial" w:hAnsi="Arial"/>
+          <w:sz w:val="20"/>
+          <w:szCs w:val="20"/>
+        </w:rPr>
+        <w:t xml:space="preserve">Aldehyd anyżowy [CAS: 123-11-5]:</w:t>
+      </w:r>
+    </w:p>
+    <w:p>
+      <w:pPr>
+        <w:spacing w:after="60" w:before="60"/>
+      </w:pPr>
+      <w:r>
+        <w:rPr>
+          <w:rFonts w:ascii="Arial" w:cs="Arial" w:eastAsia="Arial" w:hAnsi="Arial"/>
+          <w:b/>
+          <w:bCs/>
+          <w:sz w:val="20"/>
+          <w:szCs w:val="20"/>
+        </w:rPr>
+        <w:t xml:space="preserve">- LD50 (skóra, królik):</w:t>
+      </w:r>
+      <w:r>
+        <w:rPr>
+          <w:rFonts w:ascii="Arial" w:cs="Arial" w:eastAsia="Arial" w:hAnsi="Arial"/>
+          <w:sz w:val="20"/>
+          <w:szCs w:val="20"/>
+        </w:rPr>
+        <w:t xml:space="preserve"> &gt; 5000 mg/kg</w:t>
+      </w:r>
+    </w:p>
+    <w:p>
+      <w:pPr>
+        <w:spacing w:after="60" w:before="60"/>
+      </w:pPr>
+      <w:r>
+        <w:rPr>
+          <w:rFonts w:ascii="Arial" w:cs="Arial" w:eastAsia="Arial" w:hAnsi="Arial"/>
+          <w:b/>
+          <w:bCs/>
+          <w:sz w:val="20"/>
+          <w:szCs w:val="20"/>
+        </w:rPr>
+        <w:t xml:space="preserve">- LD50 (doustnie, szczur):</w:t>
+      </w:r>
+      <w:r>
+        <w:rPr>
+          <w:rFonts w:ascii="Arial" w:cs="Arial" w:eastAsia="Arial" w:hAnsi="Arial"/>
+          <w:sz w:val="20"/>
+          <w:szCs w:val="20"/>
+        </w:rPr>
+        <w:t xml:space="preserve"> 3210 mg/kg</w:t>
+      </w:r>
+    </w:p>
+    <w:p>
+      <w:pPr>
+        <w:spacing w:after="60" w:before="60"/>
+      </w:pPr>
+      <w:r>
+        <w:rPr>
+          <w:rFonts w:ascii="Arial" w:cs="Arial" w:eastAsia="Arial" w:hAnsi="Arial"/>
+          <w:b/>
+          <w:bCs/>
+          <w:sz w:val="20"/>
+          <w:szCs w:val="20"/>
+        </w:rPr>
+        <w:t xml:space="preserve">- LC50 (inhalacyjnie, pary, szczur):</w:t>
+      </w:r>
+      <w:r>
+        <w:rPr>
+          <w:rFonts w:ascii="Arial" w:cs="Arial" w:eastAsia="Arial" w:hAnsi="Arial"/>
+          <w:sz w:val="20"/>
+          <w:szCs w:val="20"/>
+        </w:rPr>
+        <w:t xml:space="preserve"> 0,32 mg/l/7h</w:t>
+      </w:r>
+    </w:p>
+    <w:p>
+      <w:pPr>
+        <w:spacing w:after="80"/>
+      </w:pPr>
+      <w:r>
+        <w:rPr>
+          <w:rFonts w:ascii="Arial" w:cs="Arial" w:eastAsia="Arial" w:hAnsi="Arial"/>
+          <w:sz w:val="20"/>
+          <w:szCs w:val="20"/>
+        </w:rPr>
+        <w:t xml:space="preserve">Kumaryna [CAS: 91-64-5]:</w:t>
+      </w:r>
+    </w:p>
+    <w:p>
+      <w:pPr>
+        <w:spacing w:after="60" w:before="60"/>
+      </w:pPr>
+      <w:r>
+        <w:rPr>
+          <w:rFonts w:ascii="Arial" w:cs="Arial" w:eastAsia="Arial" w:hAnsi="Arial"/>
+          <w:b/>
+          <w:bCs/>
+          <w:sz w:val="20"/>
+          <w:szCs w:val="20"/>
+        </w:rPr>
+        <w:t xml:space="preserve">- LD50 (skóra, szczur):</w:t>
+      </w:r>
+      <w:r>
+        <w:rPr>
+          <w:rFonts w:ascii="Arial" w:cs="Arial" w:eastAsia="Arial" w:hAnsi="Arial"/>
+          <w:sz w:val="20"/>
+          <w:szCs w:val="20"/>
+        </w:rPr>
+        <w:t xml:space="preserve"> 293 mg/kg mc.</w:t>
+      </w:r>
+    </w:p>
+    <w:p>
+      <w:pPr>
+        <w:spacing w:after="60" w:before="60"/>
+      </w:pPr>
+      <w:r>
+        <w:rPr>
+          <w:rFonts w:ascii="Arial" w:cs="Arial" w:eastAsia="Arial" w:hAnsi="Arial"/>
+          <w:b/>
+          <w:bCs/>
+          <w:sz w:val="20"/>
+          <w:szCs w:val="20"/>
+        </w:rPr>
+        <w:t xml:space="preserve">- LD50 (doustnie, szczur):</w:t>
+      </w:r>
+      <w:r>
+        <w:rPr>
+          <w:rFonts w:ascii="Arial" w:cs="Arial" w:eastAsia="Arial" w:hAnsi="Arial"/>
+          <w:sz w:val="20"/>
+          <w:szCs w:val="20"/>
+        </w:rPr>
+        <w:t xml:space="preserve"> 290 mg/kg mc.</w:t>
+      </w:r>
+    </w:p>
+    <w:p>
+      <w:pPr>
+        <w:spacing w:after="60" w:before="60"/>
+      </w:pPr>
+      <w:r>
+        <w:rPr>
+          <w:rFonts w:ascii="Arial" w:cs="Arial" w:eastAsia="Arial" w:hAnsi="Arial"/>
+          <w:b/>
+          <w:bCs/>
+          <w:sz w:val="20"/>
+          <w:szCs w:val="20"/>
+        </w:rPr>
+        <w:t xml:space="preserve">- LC50 (inhalacyjnie, aerozole/pyły, szczur):</w:t>
+      </w:r>
+      <w:r>
+        <w:rPr>
+          <w:rFonts w:ascii="Arial" w:cs="Arial" w:eastAsia="Arial" w:hAnsi="Arial"/>
+          <w:sz w:val="20"/>
+          <w:szCs w:val="20"/>
+        </w:rPr>
+        <w:t xml:space="preserve"> 293 mg/kg</w:t>
+      </w:r>
+    </w:p>
+    <w:p>
+      <w:pPr>
+        <w:spacing w:after="80"/>
+      </w:pPr>
+      <w:r>
+        <w:rPr>
+          <w:rFonts w:ascii="Arial" w:cs="Arial" w:eastAsia="Arial" w:hAnsi="Arial"/>
+          <w:sz w:val="20"/>
+          <w:szCs w:val="20"/>
+        </w:rPr>
+        <w:t xml:space="preserve">2,6-di-tert-butylo-4-metylofenol (BHT) [CAS: 128-37-0]:</w:t>
+      </w:r>
+    </w:p>
+    <w:p>
+      <w:pPr>
+        <w:spacing w:after="60" w:before="60"/>
+      </w:pPr>
+      <w:r>
+        <w:rPr>
+          <w:rFonts w:ascii="Arial" w:cs="Arial" w:eastAsia="Arial" w:hAnsi="Arial"/>
+          <w:b/>
+          <w:bCs/>
+          <w:sz w:val="20"/>
+          <w:szCs w:val="20"/>
+        </w:rPr>
+        <w:t xml:space="preserve">- LD50 (skóra, szczur):</w:t>
+      </w:r>
+      <w:r>
+        <w:rPr>
+          <w:rFonts w:ascii="Arial" w:cs="Arial" w:eastAsia="Arial" w:hAnsi="Arial"/>
+          <w:sz w:val="20"/>
+          <w:szCs w:val="20"/>
+        </w:rPr>
+        <w:t xml:space="preserve"> &gt; 2000 mg/kg</w:t>
+      </w:r>
+    </w:p>
+    <w:p>
+      <w:pPr>
+        <w:spacing w:after="60" w:before="60"/>
+      </w:pPr>
+      <w:r>
+        <w:rPr>
+          <w:rFonts w:ascii="Arial" w:cs="Arial" w:eastAsia="Arial" w:hAnsi="Arial"/>
+          <w:b/>
+          <w:bCs/>
+          <w:sz w:val="20"/>
+          <w:szCs w:val="20"/>
+        </w:rPr>
+        <w:t xml:space="preserve">- LD50 (doustnie, szczur):</w:t>
+      </w:r>
+      <w:r>
+        <w:rPr>
+          <w:rFonts w:ascii="Arial" w:cs="Arial" w:eastAsia="Arial" w:hAnsi="Arial"/>
+          <w:sz w:val="20"/>
+          <w:szCs w:val="20"/>
+        </w:rPr>
+        <w:t xml:space="preserve"> 2930 mg/kg</w:t>
+      </w:r>
+    </w:p>
+    <w:p>
+      <w:pPr>
+        <w:spacing w:after="80"/>
+      </w:pPr>
+      <w:r>
+        <w:rPr>
+          <w:rFonts w:ascii="Arial" w:cs="Arial" w:eastAsia="Arial" w:hAnsi="Arial"/>
+          <w:sz w:val="20"/>
+          <w:szCs w:val="20"/>
+        </w:rPr>
+        <w:t xml:space="preserve">Toluen [CAS: 108-88-3]:</w:t>
+      </w:r>
+    </w:p>
+    <w:p>
+      <w:pPr>
+        <w:spacing w:after="60" w:before="60"/>
+      </w:pPr>
+      <w:r>
+        <w:rPr>
+          <w:rFonts w:ascii="Arial" w:cs="Arial" w:eastAsia="Arial" w:hAnsi="Arial"/>
+          <w:b/>
+          <w:bCs/>
+          <w:sz w:val="20"/>
+          <w:szCs w:val="20"/>
+        </w:rPr>
+        <w:t xml:space="preserve">- LD50 (skóra, królik):</w:t>
+      </w:r>
+      <w:r>
+        <w:rPr>
+          <w:rFonts w:ascii="Arial" w:cs="Arial" w:eastAsia="Arial" w:hAnsi="Arial"/>
+          <w:sz w:val="20"/>
+          <w:szCs w:val="20"/>
+        </w:rPr>
+        <w:t xml:space="preserve"> &gt; 5000 mg/kg mc.</w:t>
+      </w:r>
+    </w:p>
+    <w:p>
+      <w:pPr>
+        <w:spacing w:after="60" w:before="60"/>
+      </w:pPr>
+      <w:r>
+        <w:rPr>
+          <w:rFonts w:ascii="Arial" w:cs="Arial" w:eastAsia="Arial" w:hAnsi="Arial"/>
+          <w:b/>
+          <w:bCs/>
+          <w:sz w:val="20"/>
+          <w:szCs w:val="20"/>
+        </w:rPr>
+        <w:t xml:space="preserve">- LD50 (doustnie, szczur):</w:t>
+      </w:r>
+      <w:r>
+        <w:rPr>
+          <w:rFonts w:ascii="Arial" w:cs="Arial" w:eastAsia="Arial" w:hAnsi="Arial"/>
+          <w:sz w:val="20"/>
+          <w:szCs w:val="20"/>
+        </w:rPr>
+        <w:t xml:space="preserve"> &gt; 5000 mg/kg mc.</w:t>
+      </w:r>
+    </w:p>
+    <w:p>
+      <w:pPr>
+        <w:spacing w:after="60" w:before="60"/>
+      </w:pPr>
+      <w:r>
+        <w:rPr>
+          <w:rFonts w:ascii="Arial" w:cs="Arial" w:eastAsia="Arial" w:hAnsi="Arial"/>
+          <w:b/>
+          <w:bCs/>
+          <w:sz w:val="20"/>
+          <w:szCs w:val="20"/>
+        </w:rPr>
+        <w:t xml:space="preserve">- LC50 (inhalacyjnie, pary, człowiek):</w:t>
+      </w:r>
+      <w:r>
+        <w:rPr>
+          <w:rFonts w:ascii="Arial" w:cs="Arial" w:eastAsia="Arial" w:hAnsi="Arial"/>
+          <w:sz w:val="20"/>
+          <w:szCs w:val="20"/>
+        </w:rPr>
+        <w:t xml:space="preserve"> 100 ppm</w:t>
       </w:r>
     </w:p>
     <w:p>
@@ -5786,7 +5934,7 @@
           <w:sz w:val="20"/>
           <w:szCs w:val="20"/>
         </w:rPr>
-        <w:t xml:space="preserve">Nie spełnia kryteriów klasyfikacji dla tej klasy zagrożenia.</w:t>
+        <w:t xml:space="preserve">W oparciu o dostępne dane, kryteria klasyfikacji nie są spełnione.</w:t>
       </w:r>
     </w:p>
     <w:p>
@@ -5812,7 +5960,7 @@
           <w:sz w:val="20"/>
           <w:szCs w:val="20"/>
         </w:rPr>
-        <w:t xml:space="preserve">Działa drażniąco na oczy.</w:t>
+        <w:t xml:space="preserve">Działa drażniąco na oczy (kategoria Eye Irrit. 2 na podstawie zawartości etanolu ≥ 50%).</w:t>
       </w:r>
     </w:p>
     <w:p>
@@ -5838,20 +5986,7 @@
           <w:sz w:val="20"/>
           <w:szCs w:val="20"/>
         </w:rPr>
-        <w:t xml:space="preserve">Może powodować wystąpienie reakcji alergicznej.</w:t>
-      </w:r>
-    </w:p>
-    <w:p>
-      <w:pPr>
-        <w:spacing w:after="80"/>
-      </w:pPr>
-      <w:r>
-        <w:rPr>
-          <w:rFonts w:ascii="Arial" w:cs="Arial" w:eastAsia="Arial" w:hAnsi="Arial"/>
-          <w:sz w:val="20"/>
-          <w:szCs w:val="20"/>
-        </w:rPr>
-        <w:t xml:space="preserve">Zawiera: kumarynę (2H-chromen-2-on).</w:t>
+        <w:t xml:space="preserve">Może powodować wystąpienie reakcji alergicznej. Zawiera kumarynę (2H-chromen-2-on).</w:t>
       </w:r>
     </w:p>
     <w:p>
@@ -5877,7 +6012,7 @@
           <w:sz w:val="20"/>
           <w:szCs w:val="20"/>
         </w:rPr>
-        <w:t xml:space="preserve">Nie spełnia kryteriów klasyfikacji dla tej klasy zagrożenia.</w:t>
+        <w:t xml:space="preserve">W oparciu o dostępne dane, kryteria klasyfikacji nie są spełnione.</w:t>
       </w:r>
     </w:p>
     <w:p>
@@ -5903,20 +6038,20 @@
           <w:sz w:val="20"/>
           <w:szCs w:val="20"/>
         </w:rPr>
-        <w:t xml:space="preserve">Nie spełnia kryteriów klasyfikacji dla tej klasy zagrożenia.</w:t>
-      </w:r>
-    </w:p>
-    <w:p>
-      <w:pPr>
-        <w:spacing w:after="80"/>
-      </w:pPr>
-      <w:r>
-        <w:rPr>
-          <w:rFonts w:ascii="Arial" w:cs="Arial" w:eastAsia="Arial" w:hAnsi="Arial"/>
-          <w:sz w:val="20"/>
-          <w:szCs w:val="20"/>
-        </w:rPr>
-        <w:t xml:space="preserve">Toluen: Zaklasyfikowany do Grupy 3 (nie może być sklasyfikowany pod względem rakotwórczości dla ludzi) przez Międzynarodową Agencję Badań nad Rakiem (IARC) - (IARC, 1999). Amerykańska Agencja Ochrony Środowiska (EPA) stwierdza, że „dane są niewystarczające do oceny potencjału rakotwórczego”.</w:t>
+        <w:t xml:space="preserve">W oparciu o dostępne dane, kryteria klasyfikacji nie są spełnione.</w:t>
+      </w:r>
+    </w:p>
+    <w:p>
+      <w:pPr>
+        <w:spacing w:after="80"/>
+      </w:pPr>
+      <w:r>
+        <w:rPr>
+          <w:rFonts w:ascii="Arial" w:cs="Arial" w:eastAsia="Arial" w:hAnsi="Arial"/>
+          <w:sz w:val="20"/>
+          <w:szCs w:val="20"/>
+        </w:rPr>
+        <w:t xml:space="preserve">Toluen: Zaklasyfikowany do Grupy 3 (nie można zaklasyfikować jako rakotwórczy dla ludzi) przez Międzynarodową Agencję Badań nad Rakiem (IARC) - (IARC, 1999). Agencja Ochrony Środowiska USA (EPA) podaje, że dane są niewystarczające do oceny potencjału rakotwórczego.</w:t>
       </w:r>
     </w:p>
     <w:p>
@@ -5942,7 +6077,7 @@
           <w:sz w:val="20"/>
           <w:szCs w:val="20"/>
         </w:rPr>
-        <w:t xml:space="preserve">Nie spełnia kryteriów klasyfikacji dla tej klasy zagrożenia.</w:t>
+        <w:t xml:space="preserve">W oparciu o dostępne dane, kryteria klasyfikacji nie są spełnione.</w:t>
       </w:r>
     </w:p>
     <w:p>
@@ -5968,7 +6103,7 @@
           <w:sz w:val="20"/>
           <w:szCs w:val="20"/>
         </w:rPr>
-        <w:t xml:space="preserve">Nie spełnia kryteriów klasyfikacji dla tej klasy zagrożenia.</w:t>
+        <w:t xml:space="preserve">W oparciu o dostępne dane, kryteria klasyfikacji nie są spełnione.</w:t>
       </w:r>
     </w:p>
     <w:p>
@@ -5994,7 +6129,7 @@
           <w:sz w:val="20"/>
           <w:szCs w:val="20"/>
         </w:rPr>
-        <w:t xml:space="preserve">Nie spełnia kryteriów klasyfikacji dla tej klasy zagrożenia.</w:t>
+        <w:t xml:space="preserve">W oparciu o dostępne dane, kryteria klasyfikacji nie są spełnione.</w:t>
       </w:r>
     </w:p>
     <w:p>
@@ -6020,7 +6155,7 @@
           <w:sz w:val="20"/>
           <w:szCs w:val="20"/>
         </w:rPr>
-        <w:t xml:space="preserve">Nie spełnia kryteriów klasyfikacji dla tej klasy zagrożenia.</w:t>
+        <w:t xml:space="preserve">W oparciu o dostępne dane, kryteria klasyfikacji nie są spełnione.</w:t>
       </w:r>
     </w:p>
     <w:p>
@@ -6063,7 +6198,7 @@
           <w:sz w:val="20"/>
           <w:szCs w:val="20"/>
         </w:rPr>
-        <w:t xml:space="preserve">Na podstawie dostępnych danych produkt nie zawiera substancji wymienionych w głównych europejskich wykazach potencjalnych lub podejrzewanych substancji zaburzających funkcjonowanie układu hormonalnego pod kątem wpływu na zdrowie ludzi w stężeniu ≥ 0,1%.</w:t>
+        <w:t xml:space="preserve">Na podstawie dostępnych danych produkt nie zawiera substancji wymienionych w głównych europejskich wykazach substancji potencjalnie lub podejrzewanych o zaburzanie funkcjonowania układu hormonalnego pod kątem wpływu na zdrowie ludzi w stężeniu ≥ 0,1% wag.</w:t>
       </w:r>
     </w:p>
     <w:p>
@@ -6091,7 +6226,7 @@
           <w:sz w:val="20"/>
           <w:szCs w:val="20"/>
         </w:rPr>
-        <w:t xml:space="preserve">Brak innych znanych zagrożeń.</w:t>
+        <w:t xml:space="preserve">Brak innych znanych zagrożeń dla zdrowia.</w:t>
       </w:r>
     </w:p>
     <w:p>
@@ -7592,6 +7727,51 @@
           <w:szCs w:val="20"/>
         </w:rPr>
         <w:t xml:space="preserve">14.3. Klasa(-y) zagrożenia w transporcie</w:t>
+      </w:r>
+    </w:p>
+    <w:p>
+      <w:pPr>
+        <w:spacing w:after="100" w:before="60"/>
+      </w:pPr>
+      <w:r>
+        <w:drawing>
+          <wp:inline distT="0" distB="0" distL="0" distR="0">
+            <wp:extent cx="714375" cy="714375"/>
+            <wp:effectExtent t="0" r="0" b="0" l="0"/>
+            <wp:docPr id="1" name="" descr="" title=""/>
+            <wp:cNvGraphicFramePr>
+              <a:graphicFrameLocks xmlns:a="http://schemas.openxmlformats.org/drawingml/2006/main" noChangeAspect="1"/>
+            </wp:cNvGraphicFramePr>
+            <a:graphic xmlns:a="http://schemas.openxmlformats.org/drawingml/2006/main">
+              <a:graphicData uri="http://schemas.openxmlformats.org/drawingml/2006/picture">
+                <pic:pic xmlns:pic="http://schemas.openxmlformats.org/drawingml/2006/picture">
+                  <pic:nvPicPr>
+                    <pic:cNvPr id="0" name="" descr=""/>
+                    <pic:cNvPicPr>
+                      <a:picLocks noChangeAspect="1" noChangeArrowheads="1"/>
+                    </pic:cNvPicPr>
+                  </pic:nvPicPr>
+                  <pic:blipFill>
+                    <a:blip r:embed="rId11" cstate="none"/>
+                    <a:srcRect/>
+                    <a:stretch>
+                      <a:fillRect/>
+                    </a:stretch>
+                  </pic:blipFill>
+                  <pic:spPr bwMode="auto">
+                    <a:xfrm>
+                      <a:off x="0" y="0"/>
+                      <a:ext cx="714375" cy="714375"/>
+                    </a:xfrm>
+                    <a:prstGeom prst="rect">
+                      <a:avLst/>
+                    </a:prstGeom>
+                  </pic:spPr>
+                </pic:pic>
+              </a:graphicData>
+            </a:graphic>
+          </wp:inline>
+        </w:drawing>
       </w:r>
     </w:p>
     <w:p>
@@ -7747,7 +7927,7 @@
                     </pic:cNvPicPr>
                   </pic:nvPicPr>
                   <pic:blipFill>
-                    <a:blip r:embed="rId11" cstate="none"/>
+                    <a:blip r:embed="rId12" cstate="none"/>
                     <a:srcRect/>
                     <a:stretch>
                       <a:fillRect/>

--- a/docs/SDS/Karta_Charakterystyki_8034055535448_SDS_ORCHIDEA_E_VANIGLIA_V2_PL.docx
+++ b/docs/SDS/Karta_Charakterystyki_8034055535448_SDS_ORCHIDEA_E_VANIGLIA_V2_PL.docx
@@ -5004,7 +5004,7 @@
           <w:sz w:val="20"/>
           <w:szCs w:val="20"/>
         </w:rPr>
-        <w:t xml:space="preserve"> 1,5 mm²/s</w:t>
+        <w:t xml:space="preserve"> 1,5 mm²/s (w temp. 20 °C)</w:t>
       </w:r>
     </w:p>
     <w:p>
@@ -5310,20 +5310,20 @@
           <w:sz w:val="20"/>
           <w:szCs w:val="20"/>
         </w:rPr>
-        <w:t xml:space="preserve">W przypadku braku danych doświadczalnych dla samego produktu, zagrożenia dla zdrowia ocenia się na podstawie właściwości substancji w nim zawartych, stosując kryteria określone w odpowiednich przepisach dotyczących klasyfikacji.</w:t>
-      </w:r>
-    </w:p>
-    <w:p>
-      <w:pPr>
-        <w:spacing w:after="80"/>
-      </w:pPr>
-      <w:r>
-        <w:rPr>
-          <w:rFonts w:ascii="Arial" w:cs="Arial" w:eastAsia="Arial" w:hAnsi="Arial"/>
-          <w:sz w:val="20"/>
-          <w:szCs w:val="20"/>
-        </w:rPr>
-        <w:t xml:space="preserve">W związku z tym, w celu oceny skutków toksykologicznych narażenia na produkt, konieczne jest uwzględnienie stężeń poszczególnych substancji niebezpiecznych wskazanych w sekcji 3.</w:t>
+        <w:t xml:space="preserve">W przypadku braku danych doświadczalnych dla samego produktu, zagrożenia dla zdrowia ocenia się zgodnie z właściwościami zawartych w nim substancji, stosując kryteria określone w obowiązujących przepisach dotyczących klasyfikacji.</w:t>
+      </w:r>
+    </w:p>
+    <w:p>
+      <w:pPr>
+        <w:spacing w:after="80"/>
+      </w:pPr>
+      <w:r>
+        <w:rPr>
+          <w:rFonts w:ascii="Arial" w:cs="Arial" w:eastAsia="Arial" w:hAnsi="Arial"/>
+          <w:sz w:val="20"/>
+          <w:szCs w:val="20"/>
+        </w:rPr>
+        <w:t xml:space="preserve">W związku z tym należy wziąć pod uwagę stężenia poszczególnych substancji niebezpiecznych wskazanych w sekcji 3 w celu oceny skutków toksykologicznych narażenia na produkt.</w:t>
       </w:r>
     </w:p>
     <w:p>
@@ -5388,20 +5388,20 @@
           <w:sz w:val="20"/>
           <w:szCs w:val="20"/>
         </w:rPr>
-        <w:t xml:space="preserve">PRACOWNICY: inhalacyjnie (drogi oddechowe); kontakt ze skórą.</w:t>
-      </w:r>
-    </w:p>
-    <w:p>
-      <w:pPr>
-        <w:spacing w:after="80"/>
-      </w:pPr>
-      <w:r>
-        <w:rPr>
-          <w:rFonts w:ascii="Arial" w:cs="Arial" w:eastAsia="Arial" w:hAnsi="Arial"/>
-          <w:sz w:val="20"/>
-          <w:szCs w:val="20"/>
-        </w:rPr>
-        <w:t xml:space="preserve">KONSUMENCI: spożycie skażonej żywności lub wody; inhalacyjnie (wdychanie powietrza otoczenia); kontakt ze skórą z produktami zawierającymi substancję.</w:t>
+        <w:t xml:space="preserve">PRACOWNICY: przez drogi oddechowe (inhalacyjnie); kontakt ze skórą.</w:t>
+      </w:r>
+    </w:p>
+    <w:p>
+      <w:pPr>
+        <w:spacing w:after="80"/>
+      </w:pPr>
+      <w:r>
+        <w:rPr>
+          <w:rFonts w:ascii="Arial" w:cs="Arial" w:eastAsia="Arial" w:hAnsi="Arial"/>
+          <w:sz w:val="20"/>
+          <w:szCs w:val="20"/>
+        </w:rPr>
+        <w:t xml:space="preserve">KONSUMENCI: spożycie skażonej żywności lub wody; przez drogi oddechowe (inhalacyjnie) z powietrza otoczenia; kontakt ze skórą w przypadku produktów zawierających substancję.</w:t>
       </w:r>
     </w:p>
     <w:p>
@@ -5479,7 +5479,7 @@
           <w:sz w:val="20"/>
           <w:szCs w:val="20"/>
         </w:rPr>
-        <w:t xml:space="preserve">Niektóre leki i inne substancje przemysłowe mogą zakłócać metabolizm toluenu.</w:t>
+        <w:t xml:space="preserve">Niektóre leki i inne produkty przemysłowe mogą zakłócać metabolizm toluenu.</w:t>
       </w:r>
     </w:p>
     <w:p>
@@ -5505,46 +5505,33 @@
           <w:sz w:val="20"/>
           <w:szCs w:val="20"/>
         </w:rPr>
-        <w:t xml:space="preserve">ATE mieszaniny (drogi oddechowe / inhalacyjnie): Nie sklasyfikowano (brak istotnych składników)</w:t>
-      </w:r>
-    </w:p>
-    <w:p>
-      <w:pPr>
-        <w:spacing w:after="80"/>
-      </w:pPr>
-      <w:r>
-        <w:rPr>
-          <w:rFonts w:ascii="Arial" w:cs="Arial" w:eastAsia="Arial" w:hAnsi="Arial"/>
-          <w:sz w:val="20"/>
-          <w:szCs w:val="20"/>
-        </w:rPr>
-        <w:t xml:space="preserve">ATE mieszaniny (droga pokarmowa / doustnie): Nie sklasyfikowano (brak istotnych składników)</w:t>
-      </w:r>
-    </w:p>
-    <w:p>
-      <w:pPr>
-        <w:spacing w:after="80"/>
-      </w:pPr>
-      <w:r>
-        <w:rPr>
-          <w:rFonts w:ascii="Arial" w:cs="Arial" w:eastAsia="Arial" w:hAnsi="Arial"/>
-          <w:sz w:val="20"/>
-          <w:szCs w:val="20"/>
-        </w:rPr>
-        <w:t xml:space="preserve">ATE mieszaniny (na skórę): Nie sklasyfikowano (brak istotnych składników)</w:t>
-      </w:r>
-    </w:p>
-    <w:p>
-      <w:pPr>
-        <w:spacing w:after="80"/>
-      </w:pPr>
-      <w:r>
-        <w:rPr>
-          <w:rFonts w:ascii="Arial" w:cs="Arial" w:eastAsia="Arial" w:hAnsi="Arial"/>
-          <w:sz w:val="20"/>
-          <w:szCs w:val="20"/>
-        </w:rPr>
-        <w:t xml:space="preserve">Informacje o składnikach:</w:t>
+        <w:t xml:space="preserve">ATE (drogi oddechowe) mieszaniny: Nie sklasyfikowano (brak istotnych składników)</w:t>
+      </w:r>
+    </w:p>
+    <w:p>
+      <w:pPr>
+        <w:spacing w:after="80"/>
+      </w:pPr>
+      <w:r>
+        <w:rPr>
+          <w:rFonts w:ascii="Arial" w:cs="Arial" w:eastAsia="Arial" w:hAnsi="Arial"/>
+          <w:sz w:val="20"/>
+          <w:szCs w:val="20"/>
+        </w:rPr>
+        <w:t xml:space="preserve">ATE (droga pokarmowa) mieszaniny: Nie sklasyfikowano (brak istotnych składników)</w:t>
+      </w:r>
+    </w:p>
+    <w:p>
+      <w:pPr>
+        <w:spacing w:after="80"/>
+      </w:pPr>
+      <w:r>
+        <w:rPr>
+          <w:rFonts w:ascii="Arial" w:cs="Arial" w:eastAsia="Arial" w:hAnsi="Arial"/>
+          <w:sz w:val="20"/>
+          <w:szCs w:val="20"/>
+        </w:rPr>
+        <w:t xml:space="preserve">ATE (skóra) mieszaniny: Nie sklasyfikowano (brak istotnych składników)</w:t>
       </w:r>
     </w:p>
     <w:p>
@@ -5572,7 +5559,7 @@
           <w:sz w:val="20"/>
           <w:szCs w:val="20"/>
         </w:rPr>
-        <w:t xml:space="preserve">- LD50 (doustnie, szczur):</w:t>
+        <w:t xml:space="preserve">- LD50 (droga pokarmowa, szczur):</w:t>
       </w:r>
       <w:r>
         <w:rPr>
@@ -5595,7 +5582,7 @@
           <w:sz w:val="20"/>
           <w:szCs w:val="20"/>
         </w:rPr>
-        <w:t xml:space="preserve">- LC50 (inhalacyjnie, pary, szczur):</w:t>
+        <w:t xml:space="preserve">- LC50 (drogi oddechowe, pary, szczur):</w:t>
       </w:r>
       <w:r>
         <w:rPr>
@@ -5654,7 +5641,7 @@
           <w:sz w:val="20"/>
           <w:szCs w:val="20"/>
         </w:rPr>
-        <w:t xml:space="preserve">- LD50 (doustnie, szczur):</w:t>
+        <w:t xml:space="preserve">- LD50 (droga pokarmowa, szczur):</w:t>
       </w:r>
       <w:r>
         <w:rPr>
@@ -5677,7 +5664,7 @@
           <w:sz w:val="20"/>
           <w:szCs w:val="20"/>
         </w:rPr>
-        <w:t xml:space="preserve">- LC50 (inhalacyjnie, pary, szczur):</w:t>
+        <w:t xml:space="preserve">- LC50 (drogi oddechowe, pary, szczur):</w:t>
       </w:r>
       <w:r>
         <w:rPr>
@@ -5721,45 +5708,45 @@
           <w:sz w:val="20"/>
           <w:szCs w:val="20"/>
         </w:rPr>
-        <w:t xml:space="preserve"> 293 mg/kg mc.</w:t>
-      </w:r>
-    </w:p>
-    <w:p>
-      <w:pPr>
-        <w:spacing w:after="60" w:before="60"/>
-      </w:pPr>
-      <w:r>
-        <w:rPr>
-          <w:rFonts w:ascii="Arial" w:cs="Arial" w:eastAsia="Arial" w:hAnsi="Arial"/>
-          <w:b/>
-          <w:bCs/>
-          <w:sz w:val="20"/>
-          <w:szCs w:val="20"/>
-        </w:rPr>
-        <w:t xml:space="preserve">- LD50 (doustnie, szczur):</w:t>
-      </w:r>
-      <w:r>
-        <w:rPr>
-          <w:rFonts w:ascii="Arial" w:cs="Arial" w:eastAsia="Arial" w:hAnsi="Arial"/>
-          <w:sz w:val="20"/>
-          <w:szCs w:val="20"/>
-        </w:rPr>
-        <w:t xml:space="preserve"> 290 mg/kg mc.</w:t>
-      </w:r>
-    </w:p>
-    <w:p>
-      <w:pPr>
-        <w:spacing w:after="60" w:before="60"/>
-      </w:pPr>
-      <w:r>
-        <w:rPr>
-          <w:rFonts w:ascii="Arial" w:cs="Arial" w:eastAsia="Arial" w:hAnsi="Arial"/>
-          <w:b/>
-          <w:bCs/>
-          <w:sz w:val="20"/>
-          <w:szCs w:val="20"/>
-        </w:rPr>
-        <w:t xml:space="preserve">- LC50 (inhalacyjnie, aerozole/pyły, szczur):</w:t>
+        <w:t xml:space="preserve"> 293 mg/kg mc</w:t>
+      </w:r>
+    </w:p>
+    <w:p>
+      <w:pPr>
+        <w:spacing w:after="60" w:before="60"/>
+      </w:pPr>
+      <w:r>
+        <w:rPr>
+          <w:rFonts w:ascii="Arial" w:cs="Arial" w:eastAsia="Arial" w:hAnsi="Arial"/>
+          <w:b/>
+          <w:bCs/>
+          <w:sz w:val="20"/>
+          <w:szCs w:val="20"/>
+        </w:rPr>
+        <w:t xml:space="preserve">- LD50 (droga pokarmowa, szczur):</w:t>
+      </w:r>
+      <w:r>
+        <w:rPr>
+          <w:rFonts w:ascii="Arial" w:cs="Arial" w:eastAsia="Arial" w:hAnsi="Arial"/>
+          <w:sz w:val="20"/>
+          <w:szCs w:val="20"/>
+        </w:rPr>
+        <w:t xml:space="preserve"> 290 mg/kg mc (ATE = 500 mg/kg mc)</w:t>
+      </w:r>
+    </w:p>
+    <w:p>
+      <w:pPr>
+        <w:spacing w:after="60" w:before="60"/>
+      </w:pPr>
+      <w:r>
+        <w:rPr>
+          <w:rFonts w:ascii="Arial" w:cs="Arial" w:eastAsia="Arial" w:hAnsi="Arial"/>
+          <w:b/>
+          <w:bCs/>
+          <w:sz w:val="20"/>
+          <w:szCs w:val="20"/>
+        </w:rPr>
+        <w:t xml:space="preserve">- LC50 (drogi oddechowe, pyły/mgły, szczur):</w:t>
       </w:r>
       <w:r>
         <w:rPr>
@@ -5818,7 +5805,7 @@
           <w:sz w:val="20"/>
           <w:szCs w:val="20"/>
         </w:rPr>
-        <w:t xml:space="preserve">- LD50 (doustnie, szczur):</w:t>
+        <w:t xml:space="preserve">- LD50 (droga pokarmowa, szczur):</w:t>
       </w:r>
       <w:r>
         <w:rPr>
@@ -5862,45 +5849,45 @@
           <w:sz w:val="20"/>
           <w:szCs w:val="20"/>
         </w:rPr>
-        <w:t xml:space="preserve"> &gt; 5000 mg/kg mc.</w:t>
-      </w:r>
-    </w:p>
-    <w:p>
-      <w:pPr>
-        <w:spacing w:after="60" w:before="60"/>
-      </w:pPr>
-      <w:r>
-        <w:rPr>
-          <w:rFonts w:ascii="Arial" w:cs="Arial" w:eastAsia="Arial" w:hAnsi="Arial"/>
-          <w:b/>
-          <w:bCs/>
-          <w:sz w:val="20"/>
-          <w:szCs w:val="20"/>
-        </w:rPr>
-        <w:t xml:space="preserve">- LD50 (doustnie, szczur):</w:t>
-      </w:r>
-      <w:r>
-        <w:rPr>
-          <w:rFonts w:ascii="Arial" w:cs="Arial" w:eastAsia="Arial" w:hAnsi="Arial"/>
-          <w:sz w:val="20"/>
-          <w:szCs w:val="20"/>
-        </w:rPr>
-        <w:t xml:space="preserve"> &gt; 5000 mg/kg mc.</w:t>
-      </w:r>
-    </w:p>
-    <w:p>
-      <w:pPr>
-        <w:spacing w:after="60" w:before="60"/>
-      </w:pPr>
-      <w:r>
-        <w:rPr>
-          <w:rFonts w:ascii="Arial" w:cs="Arial" w:eastAsia="Arial" w:hAnsi="Arial"/>
-          <w:b/>
-          <w:bCs/>
-          <w:sz w:val="20"/>
-          <w:szCs w:val="20"/>
-        </w:rPr>
-        <w:t xml:space="preserve">- LC50 (inhalacyjnie, pary, człowiek):</w:t>
+        <w:t xml:space="preserve"> &gt; 5000 mg/kg mc</w:t>
+      </w:r>
+    </w:p>
+    <w:p>
+      <w:pPr>
+        <w:spacing w:after="60" w:before="60"/>
+      </w:pPr>
+      <w:r>
+        <w:rPr>
+          <w:rFonts w:ascii="Arial" w:cs="Arial" w:eastAsia="Arial" w:hAnsi="Arial"/>
+          <w:b/>
+          <w:bCs/>
+          <w:sz w:val="20"/>
+          <w:szCs w:val="20"/>
+        </w:rPr>
+        <w:t xml:space="preserve">- LD50 (droga pokarmowa, szczur):</w:t>
+      </w:r>
+      <w:r>
+        <w:rPr>
+          <w:rFonts w:ascii="Arial" w:cs="Arial" w:eastAsia="Arial" w:hAnsi="Arial"/>
+          <w:sz w:val="20"/>
+          <w:szCs w:val="20"/>
+        </w:rPr>
+        <w:t xml:space="preserve"> &gt; 5000 mg/kg mc</w:t>
+      </w:r>
+    </w:p>
+    <w:p>
+      <w:pPr>
+        <w:spacing w:after="60" w:before="60"/>
+      </w:pPr>
+      <w:r>
+        <w:rPr>
+          <w:rFonts w:ascii="Arial" w:cs="Arial" w:eastAsia="Arial" w:hAnsi="Arial"/>
+          <w:b/>
+          <w:bCs/>
+          <w:sz w:val="20"/>
+          <w:szCs w:val="20"/>
+        </w:rPr>
+        <w:t xml:space="preserve">- LC50 (drogi oddechowe, pary, człowiek):</w:t>
       </w:r>
       <w:r>
         <w:rPr>
@@ -5960,7 +5947,7 @@
           <w:sz w:val="20"/>
           <w:szCs w:val="20"/>
         </w:rPr>
-        <w:t xml:space="preserve">Działa drażniąco na oczy (kategoria Eye Irrit. 2 na podstawie zawartości etanolu ≥ 50%).</w:t>
+        <w:t xml:space="preserve">Działa drażniąco na oczy.</w:t>
       </w:r>
     </w:p>
     <w:p>
@@ -5986,7 +5973,7 @@
           <w:sz w:val="20"/>
           <w:szCs w:val="20"/>
         </w:rPr>
-        <w:t xml:space="preserve">Może powodować wystąpienie reakcji alergicznej. Zawiera kumarynę (2H-chromen-2-on).</w:t>
+        <w:t xml:space="preserve">Może powodować wystąpienie reakcji alergicznej skóry. Zawiera kumarynę (2H-chromen-2-on).</w:t>
       </w:r>
     </w:p>
     <w:p>
@@ -6051,7 +6038,7 @@
           <w:sz w:val="20"/>
           <w:szCs w:val="20"/>
         </w:rPr>
-        <w:t xml:space="preserve">Toluen: Zaklasyfikowany do Grupy 3 (nie można zaklasyfikować jako rakotwórczy dla ludzi) przez Międzynarodową Agencję Badań nad Rakiem (IARC) - (IARC, 1999). Agencja Ochrony Środowiska USA (EPA) podaje, że dane są niewystarczające do oceny potencjału rakotwórczego.</w:t>
+        <w:t xml:space="preserve">Toluen został zaklasyfikowany do Grupy 3 (nie można zaklasyfikować jako rakotwórczy dla ludzi) przez Międzynarodową Agencję Badań nad Rakiem (IARC - 1999). Amerykańska Agencja Ochrony Środowiska (EPA) stwierdza, że dane są niewystarczające do oceny potencjału rakotwórczego.</w:t>
       </w:r>
     </w:p>
     <w:p>
@@ -6198,7 +6185,7 @@
           <w:sz w:val="20"/>
           <w:szCs w:val="20"/>
         </w:rPr>
-        <w:t xml:space="preserve">Na podstawie dostępnych danych produkt nie zawiera substancji wymienionych w głównych europejskich wykazach substancji potencjalnie lub podejrzewanych o zaburzanie funkcjonowania układu hormonalnego pod kątem wpływu na zdrowie ludzi w stężeniu ≥ 0,1% wag.</w:t>
+        <w:t xml:space="preserve">W oparciu o dostępne dane produkt nie zawiera substancji wpisanych do głównych europejskich wykazów jako substancje o właściwościach zaburzających funkcjonowanie układu hormonalnego lub podejrzewane o takie właściwości w odniesieniu do zdrowia ludzkiego w stężeniu ≥ 0,1%.</w:t>
       </w:r>
     </w:p>
     <w:p>
@@ -6226,7 +6213,7 @@
           <w:sz w:val="20"/>
           <w:szCs w:val="20"/>
         </w:rPr>
-        <w:t xml:space="preserve">Brak innych znanych zagrożeń dla zdrowia.</w:t>
+        <w:t xml:space="preserve">Brak dalszych danych.</w:t>
       </w:r>
     </w:p>
     <w:p>
@@ -7893,15 +7880,15 @@
           <w:sz w:val="20"/>
           <w:szCs w:val="20"/>
         </w:rPr>
-        <w:t xml:space="preserve">Ilości ograniczone (LQ):</w:t>
-      </w:r>
-      <w:r>
-        <w:rPr>
-          <w:rFonts w:ascii="Arial" w:cs="Arial" w:eastAsia="Arial" w:hAnsi="Arial"/>
-          <w:sz w:val="20"/>
-          <w:szCs w:val="20"/>
-        </w:rPr>
-        <w:t xml:space="preserve"> 1 L</w:t>
+        <w:t xml:space="preserve">Ilości ograniczone (LQ): </w:t>
+      </w:r>
+      <w:r>
+        <w:rPr>
+          <w:rFonts w:ascii="Arial" w:cs="Arial" w:eastAsia="Arial" w:hAnsi="Arial"/>
+          <w:sz w:val="20"/>
+          <w:szCs w:val="20"/>
+        </w:rPr>
+        <w:t xml:space="preserve">1 l</w:t>
       </w:r>
     </w:p>
     <w:p>

--- a/docs/SDS/Karta_Charakterystyki_8034055535448_SDS_ORCHIDEA_E_VANIGLIA_V2_PL.docx
+++ b/docs/SDS/Karta_Charakterystyki_8034055535448_SDS_ORCHIDEA_E_VANIGLIA_V2_PL.docx
@@ -5287,6 +5287,32 @@
     </w:p>
     <w:p>
       <w:pPr>
+        <w:spacing w:after="80"/>
+      </w:pPr>
+      <w:r>
+        <w:rPr>
+          <w:rFonts w:ascii="Arial" w:cs="Arial" w:eastAsia="Arial" w:hAnsi="Arial"/>
+          <w:sz w:val="20"/>
+          <w:szCs w:val="20"/>
+        </w:rPr>
+        <w:t xml:space="preserve">Wobec braku danych doświadczalnych dla samego produktu, zagrożenia dla zdrowia oceniono na podstawie właściwości substancji w nim zawartych, zgodnie z kryteriami określonymi w odpowiednich przepisach dotyczących klasyfikacji.</w:t>
+      </w:r>
+    </w:p>
+    <w:p>
+      <w:pPr>
+        <w:spacing w:after="80"/>
+      </w:pPr>
+      <w:r>
+        <w:rPr>
+          <w:rFonts w:ascii="Arial" w:cs="Arial" w:eastAsia="Arial" w:hAnsi="Arial"/>
+          <w:sz w:val="20"/>
+          <w:szCs w:val="20"/>
+        </w:rPr>
+        <w:t xml:space="preserve">W związku z tym, w celu oceny skutków toksykologicznych narażenia na produkt, konieczne jest uwzględnienie stężenia poszczególnych substancji niebezpiecznych wskazanych w sekcji 3.</w:t>
+      </w:r>
+    </w:p>
+    <w:p>
+      <w:pPr>
         <w:spacing w:after="100" w:before="200"/>
       </w:pPr>
       <w:r>
@@ -5310,32 +5336,6 @@
           <w:sz w:val="20"/>
           <w:szCs w:val="20"/>
         </w:rPr>
-        <w:t xml:space="preserve">W przypadku braku danych doświadczalnych dla samego produktu, zagrożenia dla zdrowia ocenia się zgodnie z właściwościami zawartych w nim substancji, stosując kryteria określone w obowiązujących przepisach dotyczących klasyfikacji.</w:t>
-      </w:r>
-    </w:p>
-    <w:p>
-      <w:pPr>
-        <w:spacing w:after="80"/>
-      </w:pPr>
-      <w:r>
-        <w:rPr>
-          <w:rFonts w:ascii="Arial" w:cs="Arial" w:eastAsia="Arial" w:hAnsi="Arial"/>
-          <w:sz w:val="20"/>
-          <w:szCs w:val="20"/>
-        </w:rPr>
-        <w:t xml:space="preserve">W związku z tym należy wziąć pod uwagę stężenia poszczególnych substancji niebezpiecznych wskazanych w sekcji 3 w celu oceny skutków toksykologicznych narażenia na produkt.</w:t>
-      </w:r>
-    </w:p>
-    <w:p>
-      <w:pPr>
-        <w:spacing w:after="80"/>
-      </w:pPr>
-      <w:r>
-        <w:rPr>
-          <w:rFonts w:ascii="Arial" w:cs="Arial" w:eastAsia="Arial" w:hAnsi="Arial"/>
-          <w:sz w:val="20"/>
-          <w:szCs w:val="20"/>
-        </w:rPr>
         <w:t xml:space="preserve">Metabolizm, toksykokinetyka, mechanizm działania i inne informacje:</w:t>
       </w:r>
     </w:p>
@@ -5388,20 +5388,20 @@
           <w:sz w:val="20"/>
           <w:szCs w:val="20"/>
         </w:rPr>
-        <w:t xml:space="preserve">PRACOWNICY: przez drogi oddechowe (inhalacyjnie); kontakt ze skórą.</w:t>
-      </w:r>
-    </w:p>
-    <w:p>
-      <w:pPr>
-        <w:spacing w:after="80"/>
-      </w:pPr>
-      <w:r>
-        <w:rPr>
-          <w:rFonts w:ascii="Arial" w:cs="Arial" w:eastAsia="Arial" w:hAnsi="Arial"/>
-          <w:sz w:val="20"/>
-          <w:szCs w:val="20"/>
-        </w:rPr>
-        <w:t xml:space="preserve">KONSUMENCI: spożycie skażonej żywności lub wody; przez drogi oddechowe (inhalacyjnie) z powietrza otoczenia; kontakt ze skórą w przypadku produktów zawierających substancję.</w:t>
+        <w:t xml:space="preserve">PRACOWNICY: inhalacyjnie (przez drogi oddechowe); kontakt ze skórą.</w:t>
+      </w:r>
+    </w:p>
+    <w:p>
+      <w:pPr>
+        <w:spacing w:after="80"/>
+      </w:pPr>
+      <w:r>
+        <w:rPr>
+          <w:rFonts w:ascii="Arial" w:cs="Arial" w:eastAsia="Arial" w:hAnsi="Arial"/>
+          <w:sz w:val="20"/>
+          <w:szCs w:val="20"/>
+        </w:rPr>
+        <w:t xml:space="preserve">KONSUMENCI: spożycie zanieczyszczonej żywności lub wody; inhalacyjnie (wdychanie powietrza z otoczenia); kontakt ze skórą z produktami zawierającymi substancję.</w:t>
       </w:r>
     </w:p>
     <w:p>
@@ -5440,7 +5440,7 @@
           <w:sz w:val="20"/>
           <w:szCs w:val="20"/>
         </w:rPr>
-        <w:t xml:space="preserve">Działanie toksyczne na ośrodkowy i obwodowy układ nerwowy z encefalopatią i polineuropatią; działa drażniąco na skórę, spojówki, rogówkę i układ oddechowy.</w:t>
+        <w:t xml:space="preserve">Działanie toksyczne na ośrodkowy i obwodowy układ nerwowy z encefalopatią i zapaleniem wielonerwowym; działa drażniąco na skórę, spojówki, rogówkę i układ oddechowy.</w:t>
       </w:r>
     </w:p>
     <w:p>
@@ -5479,7 +5479,7 @@
           <w:sz w:val="20"/>
           <w:szCs w:val="20"/>
         </w:rPr>
-        <w:t xml:space="preserve">Niektóre leki i inne produkty przemysłowe mogą zakłócać metabolizm toluenu.</w:t>
+        <w:t xml:space="preserve">Niektóre leki oraz inne chemikalia przemysłowe mogą zakłócać metabolizm toluenu.</w:t>
       </w:r>
     </w:p>
     <w:p>
@@ -5505,397 +5505,407 @@
           <w:sz w:val="20"/>
           <w:szCs w:val="20"/>
         </w:rPr>
-        <w:t xml:space="preserve">ATE (drogi oddechowe) mieszaniny: Nie sklasyfikowano (brak istotnych składników)</w:t>
-      </w:r>
-    </w:p>
-    <w:p>
-      <w:pPr>
-        <w:spacing w:after="80"/>
-      </w:pPr>
-      <w:r>
-        <w:rPr>
-          <w:rFonts w:ascii="Arial" w:cs="Arial" w:eastAsia="Arial" w:hAnsi="Arial"/>
-          <w:sz w:val="20"/>
-          <w:szCs w:val="20"/>
-        </w:rPr>
-        <w:t xml:space="preserve">ATE (droga pokarmowa) mieszaniny: Nie sklasyfikowano (brak istotnych składników)</w:t>
-      </w:r>
-    </w:p>
-    <w:p>
-      <w:pPr>
-        <w:spacing w:after="80"/>
-      </w:pPr>
-      <w:r>
-        <w:rPr>
-          <w:rFonts w:ascii="Arial" w:cs="Arial" w:eastAsia="Arial" w:hAnsi="Arial"/>
-          <w:sz w:val="20"/>
-          <w:szCs w:val="20"/>
-        </w:rPr>
-        <w:t xml:space="preserve">ATE (skóra) mieszaniny: Nie sklasyfikowano (brak istotnych składników)</w:t>
-      </w:r>
-    </w:p>
-    <w:p>
-      <w:pPr>
-        <w:spacing w:after="80"/>
-      </w:pPr>
-      <w:r>
-        <w:rPr>
-          <w:rFonts w:ascii="Arial" w:cs="Arial" w:eastAsia="Arial" w:hAnsi="Arial"/>
-          <w:sz w:val="20"/>
-          <w:szCs w:val="20"/>
-        </w:rPr>
-        <w:t xml:space="preserve">Etanol [CAS: 64-17-5]:</w:t>
-      </w:r>
-    </w:p>
-    <w:p>
-      <w:pPr>
-        <w:spacing w:after="60" w:before="60"/>
-      </w:pPr>
-      <w:r>
-        <w:rPr>
-          <w:rFonts w:ascii="Arial" w:cs="Arial" w:eastAsia="Arial" w:hAnsi="Arial"/>
-          <w:b/>
-          <w:bCs/>
-          <w:sz w:val="20"/>
-          <w:szCs w:val="20"/>
-        </w:rPr>
-        <w:t xml:space="preserve">- LD50 (droga pokarmowa, szczur):</w:t>
-      </w:r>
-      <w:r>
-        <w:rPr>
-          <w:rFonts w:ascii="Arial" w:cs="Arial" w:eastAsia="Arial" w:hAnsi="Arial"/>
-          <w:sz w:val="20"/>
-          <w:szCs w:val="20"/>
-        </w:rPr>
-        <w:t xml:space="preserve"> &gt; 5000 mg/kg</w:t>
-      </w:r>
-    </w:p>
-    <w:p>
-      <w:pPr>
-        <w:spacing w:after="60" w:before="60"/>
-      </w:pPr>
-      <w:r>
-        <w:rPr>
-          <w:rFonts w:ascii="Arial" w:cs="Arial" w:eastAsia="Arial" w:hAnsi="Arial"/>
-          <w:b/>
-          <w:bCs/>
-          <w:sz w:val="20"/>
-          <w:szCs w:val="20"/>
-        </w:rPr>
-        <w:t xml:space="preserve">- LC50 (drogi oddechowe, pary, szczur):</w:t>
-      </w:r>
-      <w:r>
-        <w:rPr>
-          <w:rFonts w:ascii="Arial" w:cs="Arial" w:eastAsia="Arial" w:hAnsi="Arial"/>
-          <w:sz w:val="20"/>
-          <w:szCs w:val="20"/>
-        </w:rPr>
-        <w:t xml:space="preserve"> &gt; 50 mg/l/4h</w:t>
-      </w:r>
-    </w:p>
-    <w:p>
-      <w:pPr>
-        <w:spacing w:after="80"/>
-      </w:pPr>
-      <w:r>
-        <w:rPr>
-          <w:rFonts w:ascii="Arial" w:cs="Arial" w:eastAsia="Arial" w:hAnsi="Arial"/>
-          <w:sz w:val="20"/>
-          <w:szCs w:val="20"/>
-        </w:rPr>
-        <w:t xml:space="preserve">Aldehyd anyżowy [CAS: 123-11-5]:</w:t>
-      </w:r>
-    </w:p>
-    <w:p>
-      <w:pPr>
-        <w:spacing w:after="60" w:before="60"/>
-      </w:pPr>
-      <w:r>
-        <w:rPr>
-          <w:rFonts w:ascii="Arial" w:cs="Arial" w:eastAsia="Arial" w:hAnsi="Arial"/>
-          <w:b/>
-          <w:bCs/>
-          <w:sz w:val="20"/>
-          <w:szCs w:val="20"/>
-        </w:rPr>
-        <w:t xml:space="preserve">- LD50 (skóra, królik):</w:t>
-      </w:r>
-      <w:r>
-        <w:rPr>
-          <w:rFonts w:ascii="Arial" w:cs="Arial" w:eastAsia="Arial" w:hAnsi="Arial"/>
-          <w:sz w:val="20"/>
-          <w:szCs w:val="20"/>
-        </w:rPr>
-        <w:t xml:space="preserve"> &gt; 5000 mg/kg</w:t>
-      </w:r>
-    </w:p>
-    <w:p>
-      <w:pPr>
-        <w:spacing w:after="60" w:before="60"/>
-      </w:pPr>
-      <w:r>
-        <w:rPr>
-          <w:rFonts w:ascii="Arial" w:cs="Arial" w:eastAsia="Arial" w:hAnsi="Arial"/>
-          <w:b/>
-          <w:bCs/>
-          <w:sz w:val="20"/>
-          <w:szCs w:val="20"/>
-        </w:rPr>
-        <w:t xml:space="preserve">- LD50 (droga pokarmowa, szczur):</w:t>
-      </w:r>
-      <w:r>
-        <w:rPr>
-          <w:rFonts w:ascii="Arial" w:cs="Arial" w:eastAsia="Arial" w:hAnsi="Arial"/>
-          <w:sz w:val="20"/>
-          <w:szCs w:val="20"/>
-        </w:rPr>
-        <w:t xml:space="preserve"> 3210 mg/kg</w:t>
-      </w:r>
-    </w:p>
-    <w:p>
-      <w:pPr>
-        <w:spacing w:after="60" w:before="60"/>
-      </w:pPr>
-      <w:r>
-        <w:rPr>
-          <w:rFonts w:ascii="Arial" w:cs="Arial" w:eastAsia="Arial" w:hAnsi="Arial"/>
-          <w:b/>
-          <w:bCs/>
-          <w:sz w:val="20"/>
-          <w:szCs w:val="20"/>
-        </w:rPr>
-        <w:t xml:space="preserve">- LC50 (drogi oddechowe, pary, szczur):</w:t>
-      </w:r>
-      <w:r>
-        <w:rPr>
-          <w:rFonts w:ascii="Arial" w:cs="Arial" w:eastAsia="Arial" w:hAnsi="Arial"/>
-          <w:sz w:val="20"/>
-          <w:szCs w:val="20"/>
-        </w:rPr>
-        <w:t xml:space="preserve"> 0,32 mg/l/7h</w:t>
-      </w:r>
-    </w:p>
-    <w:p>
-      <w:pPr>
-        <w:spacing w:after="80"/>
-      </w:pPr>
-      <w:r>
-        <w:rPr>
-          <w:rFonts w:ascii="Arial" w:cs="Arial" w:eastAsia="Arial" w:hAnsi="Arial"/>
-          <w:sz w:val="20"/>
-          <w:szCs w:val="20"/>
-        </w:rPr>
-        <w:t xml:space="preserve">Kumaryna [CAS: 91-64-5]:</w:t>
-      </w:r>
-    </w:p>
-    <w:p>
-      <w:pPr>
-        <w:spacing w:after="60" w:before="60"/>
-      </w:pPr>
-      <w:r>
-        <w:rPr>
-          <w:rFonts w:ascii="Arial" w:cs="Arial" w:eastAsia="Arial" w:hAnsi="Arial"/>
-          <w:b/>
-          <w:bCs/>
-          <w:sz w:val="20"/>
-          <w:szCs w:val="20"/>
-        </w:rPr>
-        <w:t xml:space="preserve">- LD50 (skóra, szczur):</w:t>
-      </w:r>
-      <w:r>
-        <w:rPr>
-          <w:rFonts w:ascii="Arial" w:cs="Arial" w:eastAsia="Arial" w:hAnsi="Arial"/>
-          <w:sz w:val="20"/>
-          <w:szCs w:val="20"/>
-        </w:rPr>
-        <w:t xml:space="preserve"> 293 mg/kg mc</w:t>
-      </w:r>
-    </w:p>
-    <w:p>
-      <w:pPr>
-        <w:spacing w:after="60" w:before="60"/>
-      </w:pPr>
-      <w:r>
-        <w:rPr>
-          <w:rFonts w:ascii="Arial" w:cs="Arial" w:eastAsia="Arial" w:hAnsi="Arial"/>
-          <w:b/>
-          <w:bCs/>
-          <w:sz w:val="20"/>
-          <w:szCs w:val="20"/>
-        </w:rPr>
-        <w:t xml:space="preserve">- LD50 (droga pokarmowa, szczur):</w:t>
-      </w:r>
-      <w:r>
-        <w:rPr>
-          <w:rFonts w:ascii="Arial" w:cs="Arial" w:eastAsia="Arial" w:hAnsi="Arial"/>
-          <w:sz w:val="20"/>
-          <w:szCs w:val="20"/>
-        </w:rPr>
-        <w:t xml:space="preserve"> 290 mg/kg mc (ATE = 500 mg/kg mc)</w:t>
-      </w:r>
-    </w:p>
-    <w:p>
-      <w:pPr>
-        <w:spacing w:after="60" w:before="60"/>
-      </w:pPr>
-      <w:r>
-        <w:rPr>
-          <w:rFonts w:ascii="Arial" w:cs="Arial" w:eastAsia="Arial" w:hAnsi="Arial"/>
-          <w:b/>
-          <w:bCs/>
-          <w:sz w:val="20"/>
-          <w:szCs w:val="20"/>
-        </w:rPr>
-        <w:t xml:space="preserve">- LC50 (drogi oddechowe, pyły/mgły, szczur):</w:t>
-      </w:r>
-      <w:r>
-        <w:rPr>
-          <w:rFonts w:ascii="Arial" w:cs="Arial" w:eastAsia="Arial" w:hAnsi="Arial"/>
-          <w:sz w:val="20"/>
-          <w:szCs w:val="20"/>
-        </w:rPr>
-        <w:t xml:space="preserve"> 293 mg/kg</w:t>
-      </w:r>
-    </w:p>
-    <w:p>
-      <w:pPr>
-        <w:spacing w:after="80"/>
-      </w:pPr>
-      <w:r>
-        <w:rPr>
-          <w:rFonts w:ascii="Arial" w:cs="Arial" w:eastAsia="Arial" w:hAnsi="Arial"/>
-          <w:sz w:val="20"/>
-          <w:szCs w:val="20"/>
-        </w:rPr>
-        <w:t xml:space="preserve">2,6-di-tert-butylo-4-metylofenol (BHT) [CAS: 128-37-0]:</w:t>
-      </w:r>
-    </w:p>
-    <w:p>
-      <w:pPr>
-        <w:spacing w:after="60" w:before="60"/>
-      </w:pPr>
-      <w:r>
-        <w:rPr>
-          <w:rFonts w:ascii="Arial" w:cs="Arial" w:eastAsia="Arial" w:hAnsi="Arial"/>
-          <w:b/>
-          <w:bCs/>
-          <w:sz w:val="20"/>
-          <w:szCs w:val="20"/>
-        </w:rPr>
-        <w:t xml:space="preserve">- LD50 (skóra, szczur):</w:t>
-      </w:r>
-      <w:r>
-        <w:rPr>
-          <w:rFonts w:ascii="Arial" w:cs="Arial" w:eastAsia="Arial" w:hAnsi="Arial"/>
-          <w:sz w:val="20"/>
-          <w:szCs w:val="20"/>
-        </w:rPr>
-        <w:t xml:space="preserve"> &gt; 2000 mg/kg</w:t>
-      </w:r>
-    </w:p>
-    <w:p>
-      <w:pPr>
-        <w:spacing w:after="60" w:before="60"/>
-      </w:pPr>
-      <w:r>
-        <w:rPr>
-          <w:rFonts w:ascii="Arial" w:cs="Arial" w:eastAsia="Arial" w:hAnsi="Arial"/>
-          <w:b/>
-          <w:bCs/>
-          <w:sz w:val="20"/>
-          <w:szCs w:val="20"/>
-        </w:rPr>
-        <w:t xml:space="preserve">- LD50 (droga pokarmowa, szczur):</w:t>
-      </w:r>
-      <w:r>
-        <w:rPr>
-          <w:rFonts w:ascii="Arial" w:cs="Arial" w:eastAsia="Arial" w:hAnsi="Arial"/>
-          <w:sz w:val="20"/>
-          <w:szCs w:val="20"/>
-        </w:rPr>
-        <w:t xml:space="preserve"> 2930 mg/kg</w:t>
-      </w:r>
-    </w:p>
-    <w:p>
-      <w:pPr>
-        <w:spacing w:after="80"/>
-      </w:pPr>
-      <w:r>
-        <w:rPr>
-          <w:rFonts w:ascii="Arial" w:cs="Arial" w:eastAsia="Arial" w:hAnsi="Arial"/>
-          <w:sz w:val="20"/>
-          <w:szCs w:val="20"/>
-        </w:rPr>
-        <w:t xml:space="preserve">Toluen [CAS: 108-88-3]:</w:t>
-      </w:r>
-    </w:p>
-    <w:p>
-      <w:pPr>
-        <w:spacing w:after="60" w:before="60"/>
-      </w:pPr>
-      <w:r>
-        <w:rPr>
-          <w:rFonts w:ascii="Arial" w:cs="Arial" w:eastAsia="Arial" w:hAnsi="Arial"/>
-          <w:b/>
-          <w:bCs/>
-          <w:sz w:val="20"/>
-          <w:szCs w:val="20"/>
-        </w:rPr>
-        <w:t xml:space="preserve">- LD50 (skóra, królik):</w:t>
-      </w:r>
-      <w:r>
-        <w:rPr>
-          <w:rFonts w:ascii="Arial" w:cs="Arial" w:eastAsia="Arial" w:hAnsi="Arial"/>
-          <w:sz w:val="20"/>
-          <w:szCs w:val="20"/>
-        </w:rPr>
-        <w:t xml:space="preserve"> &gt; 5000 mg/kg mc</w:t>
-      </w:r>
-    </w:p>
-    <w:p>
-      <w:pPr>
-        <w:spacing w:after="60" w:before="60"/>
-      </w:pPr>
-      <w:r>
-        <w:rPr>
-          <w:rFonts w:ascii="Arial" w:cs="Arial" w:eastAsia="Arial" w:hAnsi="Arial"/>
-          <w:b/>
-          <w:bCs/>
-          <w:sz w:val="20"/>
-          <w:szCs w:val="20"/>
-        </w:rPr>
-        <w:t xml:space="preserve">- LD50 (droga pokarmowa, szczur):</w:t>
-      </w:r>
-      <w:r>
-        <w:rPr>
-          <w:rFonts w:ascii="Arial" w:cs="Arial" w:eastAsia="Arial" w:hAnsi="Arial"/>
-          <w:sz w:val="20"/>
-          <w:szCs w:val="20"/>
-        </w:rPr>
-        <w:t xml:space="preserve"> &gt; 5000 mg/kg mc</w:t>
-      </w:r>
-    </w:p>
-    <w:p>
-      <w:pPr>
-        <w:spacing w:after="60" w:before="60"/>
-      </w:pPr>
-      <w:r>
-        <w:rPr>
-          <w:rFonts w:ascii="Arial" w:cs="Arial" w:eastAsia="Arial" w:hAnsi="Arial"/>
-          <w:b/>
-          <w:bCs/>
-          <w:sz w:val="20"/>
-          <w:szCs w:val="20"/>
-        </w:rPr>
-        <w:t xml:space="preserve">- LC50 (drogi oddechowe, pary, człowiek):</w:t>
-      </w:r>
-      <w:r>
-        <w:rPr>
-          <w:rFonts w:ascii="Arial" w:cs="Arial" w:eastAsia="Arial" w:hAnsi="Arial"/>
-          <w:sz w:val="20"/>
-          <w:szCs w:val="20"/>
-        </w:rPr>
-        <w:t xml:space="preserve"> 100 ppm</w:t>
+        <w:t xml:space="preserve">ATE (drogi oddechowe / inhalacyjnie) mieszaniny: Nie sklasyfikowano (brak istotnego składnika)</w:t>
+      </w:r>
+    </w:p>
+    <w:p>
+      <w:pPr>
+        <w:spacing w:after="80"/>
+      </w:pPr>
+      <w:r>
+        <w:rPr>
+          <w:rFonts w:ascii="Arial" w:cs="Arial" w:eastAsia="Arial" w:hAnsi="Arial"/>
+          <w:sz w:val="20"/>
+          <w:szCs w:val="20"/>
+        </w:rPr>
+        <w:t xml:space="preserve">ATE (droga pokarmowa / doustnie) mieszaniny: Nie sklasyfikowano (brak istotnego składnika)</w:t>
+      </w:r>
+    </w:p>
+    <w:p>
+      <w:pPr>
+        <w:spacing w:after="80"/>
+      </w:pPr>
+      <w:r>
+        <w:rPr>
+          <w:rFonts w:ascii="Arial" w:cs="Arial" w:eastAsia="Arial" w:hAnsi="Arial"/>
+          <w:sz w:val="20"/>
+          <w:szCs w:val="20"/>
+        </w:rPr>
+        <w:t xml:space="preserve">ATE (na skórę) mieszaniny: Nie sklasyfikowano (brak istotnego składnika)</w:t>
+      </w:r>
+    </w:p>
+    <w:p>
+      <w:pPr>
+        <w:spacing w:after="80" w:before="150"/>
+      </w:pPr>
+      <w:r>
+        <w:rPr>
+          <w:rFonts w:ascii="Arial" w:cs="Arial" w:eastAsia="Arial" w:hAnsi="Arial"/>
+          <w:b/>
+          <w:bCs/>
+          <w:sz w:val="20"/>
+          <w:szCs w:val="20"/>
+        </w:rPr>
+        <w:t xml:space="preserve">etanol (CAS: 64-17-5):</w:t>
+      </w:r>
+    </w:p>
+    <w:p>
+      <w:pPr>
+        <w:spacing w:after="60" w:before="60"/>
+      </w:pPr>
+      <w:r>
+        <w:rPr>
+          <w:rFonts w:ascii="Arial" w:cs="Arial" w:eastAsia="Arial" w:hAnsi="Arial"/>
+          <w:b/>
+          <w:bCs/>
+          <w:sz w:val="20"/>
+          <w:szCs w:val="20"/>
+        </w:rPr>
+        <w:t xml:space="preserve">- LD50 (droga pokarmowa / doustnie):</w:t>
+      </w:r>
+      <w:r>
+        <w:rPr>
+          <w:rFonts w:ascii="Arial" w:cs="Arial" w:eastAsia="Arial" w:hAnsi="Arial"/>
+          <w:sz w:val="20"/>
+          <w:szCs w:val="20"/>
+        </w:rPr>
+        <w:t xml:space="preserve"> &gt; 5000 mg/kg (szczur)</w:t>
+      </w:r>
+    </w:p>
+    <w:p>
+      <w:pPr>
+        <w:spacing w:after="60" w:before="60"/>
+      </w:pPr>
+      <w:r>
+        <w:rPr>
+          <w:rFonts w:ascii="Arial" w:cs="Arial" w:eastAsia="Arial" w:hAnsi="Arial"/>
+          <w:b/>
+          <w:bCs/>
+          <w:sz w:val="20"/>
+          <w:szCs w:val="20"/>
+        </w:rPr>
+        <w:t xml:space="preserve">- LC50 (drogi oddechowe, pary):</w:t>
+      </w:r>
+      <w:r>
+        <w:rPr>
+          <w:rFonts w:ascii="Arial" w:cs="Arial" w:eastAsia="Arial" w:hAnsi="Arial"/>
+          <w:sz w:val="20"/>
+          <w:szCs w:val="20"/>
+        </w:rPr>
+        <w:t xml:space="preserve"> &gt; 50 mg/l/4h (szczur)</w:t>
+      </w:r>
+    </w:p>
+    <w:p>
+      <w:pPr>
+        <w:spacing w:after="80" w:before="150"/>
+      </w:pPr>
+      <w:r>
+        <w:rPr>
+          <w:rFonts w:ascii="Arial" w:cs="Arial" w:eastAsia="Arial" w:hAnsi="Arial"/>
+          <w:b/>
+          <w:bCs/>
+          <w:sz w:val="20"/>
+          <w:szCs w:val="20"/>
+        </w:rPr>
+        <w:t xml:space="preserve">aldehyd anyżowy (4-metoksybenzaldehyd) (CAS: 123-11-5):</w:t>
+      </w:r>
+    </w:p>
+    <w:p>
+      <w:pPr>
+        <w:spacing w:after="60" w:before="60"/>
+      </w:pPr>
+      <w:r>
+        <w:rPr>
+          <w:rFonts w:ascii="Arial" w:cs="Arial" w:eastAsia="Arial" w:hAnsi="Arial"/>
+          <w:b/>
+          <w:bCs/>
+          <w:sz w:val="20"/>
+          <w:szCs w:val="20"/>
+        </w:rPr>
+        <w:t xml:space="preserve">- LD50 (na skórę):</w:t>
+      </w:r>
+      <w:r>
+        <w:rPr>
+          <w:rFonts w:ascii="Arial" w:cs="Arial" w:eastAsia="Arial" w:hAnsi="Arial"/>
+          <w:sz w:val="20"/>
+          <w:szCs w:val="20"/>
+        </w:rPr>
+        <w:t xml:space="preserve"> &gt; 5000 mg/kg (królik)</w:t>
+      </w:r>
+    </w:p>
+    <w:p>
+      <w:pPr>
+        <w:spacing w:after="60" w:before="60"/>
+      </w:pPr>
+      <w:r>
+        <w:rPr>
+          <w:rFonts w:ascii="Arial" w:cs="Arial" w:eastAsia="Arial" w:hAnsi="Arial"/>
+          <w:b/>
+          <w:bCs/>
+          <w:sz w:val="20"/>
+          <w:szCs w:val="20"/>
+        </w:rPr>
+        <w:t xml:space="preserve">- LD50 (droga pokarmowa / doustnie):</w:t>
+      </w:r>
+      <w:r>
+        <w:rPr>
+          <w:rFonts w:ascii="Arial" w:cs="Arial" w:eastAsia="Arial" w:hAnsi="Arial"/>
+          <w:sz w:val="20"/>
+          <w:szCs w:val="20"/>
+        </w:rPr>
+        <w:t xml:space="preserve"> 3210 mg/kg (szczur)</w:t>
+      </w:r>
+    </w:p>
+    <w:p>
+      <w:pPr>
+        <w:spacing w:after="60" w:before="60"/>
+      </w:pPr>
+      <w:r>
+        <w:rPr>
+          <w:rFonts w:ascii="Arial" w:cs="Arial" w:eastAsia="Arial" w:hAnsi="Arial"/>
+          <w:b/>
+          <w:bCs/>
+          <w:sz w:val="20"/>
+          <w:szCs w:val="20"/>
+        </w:rPr>
+        <w:t xml:space="preserve">- LC50 (drogi oddechowe, pary):</w:t>
+      </w:r>
+      <w:r>
+        <w:rPr>
+          <w:rFonts w:ascii="Arial" w:cs="Arial" w:eastAsia="Arial" w:hAnsi="Arial"/>
+          <w:sz w:val="20"/>
+          <w:szCs w:val="20"/>
+        </w:rPr>
+        <w:t xml:space="preserve"> 0,32 mg/l/7h (szczur)</w:t>
+      </w:r>
+    </w:p>
+    <w:p>
+      <w:pPr>
+        <w:spacing w:after="80" w:before="150"/>
+      </w:pPr>
+      <w:r>
+        <w:rPr>
+          <w:rFonts w:ascii="Arial" w:cs="Arial" w:eastAsia="Arial" w:hAnsi="Arial"/>
+          <w:b/>
+          <w:bCs/>
+          <w:sz w:val="20"/>
+          <w:szCs w:val="20"/>
+        </w:rPr>
+        <w:t xml:space="preserve">kumaryna (2H-chromen-2-on) (CAS: 91-64-5):</w:t>
+      </w:r>
+    </w:p>
+    <w:p>
+      <w:pPr>
+        <w:spacing w:after="60" w:before="60"/>
+      </w:pPr>
+      <w:r>
+        <w:rPr>
+          <w:rFonts w:ascii="Arial" w:cs="Arial" w:eastAsia="Arial" w:hAnsi="Arial"/>
+          <w:b/>
+          <w:bCs/>
+          <w:sz w:val="20"/>
+          <w:szCs w:val="20"/>
+        </w:rPr>
+        <w:t xml:space="preserve">- LD50 (na skórę):</w:t>
+      </w:r>
+      <w:r>
+        <w:rPr>
+          <w:rFonts w:ascii="Arial" w:cs="Arial" w:eastAsia="Arial" w:hAnsi="Arial"/>
+          <w:sz w:val="20"/>
+          <w:szCs w:val="20"/>
+        </w:rPr>
+        <w:t xml:space="preserve"> 293 mg/kg mc (szczur)</w:t>
+      </w:r>
+    </w:p>
+    <w:p>
+      <w:pPr>
+        <w:spacing w:after="60" w:before="60"/>
+      </w:pPr>
+      <w:r>
+        <w:rPr>
+          <w:rFonts w:ascii="Arial" w:cs="Arial" w:eastAsia="Arial" w:hAnsi="Arial"/>
+          <w:b/>
+          <w:bCs/>
+          <w:sz w:val="20"/>
+          <w:szCs w:val="20"/>
+        </w:rPr>
+        <w:t xml:space="preserve">- LD50 (droga pokarmowa / doustnie):</w:t>
+      </w:r>
+      <w:r>
+        <w:rPr>
+          <w:rFonts w:ascii="Arial" w:cs="Arial" w:eastAsia="Arial" w:hAnsi="Arial"/>
+          <w:sz w:val="20"/>
+          <w:szCs w:val="20"/>
+        </w:rPr>
+        <w:t xml:space="preserve"> 290 mg/kg mc (szczur)</w:t>
+      </w:r>
+    </w:p>
+    <w:p>
+      <w:pPr>
+        <w:spacing w:after="60" w:before="60"/>
+      </w:pPr>
+      <w:r>
+        <w:rPr>
+          <w:rFonts w:ascii="Arial" w:cs="Arial" w:eastAsia="Arial" w:hAnsi="Arial"/>
+          <w:b/>
+          <w:bCs/>
+          <w:sz w:val="20"/>
+          <w:szCs w:val="20"/>
+        </w:rPr>
+        <w:t xml:space="preserve">- LC50 (drogi oddechowe, pyły/mgły):</w:t>
+      </w:r>
+      <w:r>
+        <w:rPr>
+          <w:rFonts w:ascii="Arial" w:cs="Arial" w:eastAsia="Arial" w:hAnsi="Arial"/>
+          <w:sz w:val="20"/>
+          <w:szCs w:val="20"/>
+        </w:rPr>
+        <w:t xml:space="preserve"> 293 mg/kg (szczur)</w:t>
+      </w:r>
+    </w:p>
+    <w:p>
+      <w:pPr>
+        <w:spacing w:after="80" w:before="150"/>
+      </w:pPr>
+      <w:r>
+        <w:rPr>
+          <w:rFonts w:ascii="Arial" w:cs="Arial" w:eastAsia="Arial" w:hAnsi="Arial"/>
+          <w:b/>
+          <w:bCs/>
+          <w:sz w:val="20"/>
+          <w:szCs w:val="20"/>
+        </w:rPr>
+        <w:t xml:space="preserve">2,6-di-tert-butylo-4-metylofenol (BHT) (CAS: 128-37-0):</w:t>
+      </w:r>
+    </w:p>
+    <w:p>
+      <w:pPr>
+        <w:spacing w:after="60" w:before="60"/>
+      </w:pPr>
+      <w:r>
+        <w:rPr>
+          <w:rFonts w:ascii="Arial" w:cs="Arial" w:eastAsia="Arial" w:hAnsi="Arial"/>
+          <w:b/>
+          <w:bCs/>
+          <w:sz w:val="20"/>
+          <w:szCs w:val="20"/>
+        </w:rPr>
+        <w:t xml:space="preserve">- LD50 (na skórę):</w:t>
+      </w:r>
+      <w:r>
+        <w:rPr>
+          <w:rFonts w:ascii="Arial" w:cs="Arial" w:eastAsia="Arial" w:hAnsi="Arial"/>
+          <w:sz w:val="20"/>
+          <w:szCs w:val="20"/>
+        </w:rPr>
+        <w:t xml:space="preserve"> &gt; 2000 mg/kg (szczur)</w:t>
+      </w:r>
+    </w:p>
+    <w:p>
+      <w:pPr>
+        <w:spacing w:after="60" w:before="60"/>
+      </w:pPr>
+      <w:r>
+        <w:rPr>
+          <w:rFonts w:ascii="Arial" w:cs="Arial" w:eastAsia="Arial" w:hAnsi="Arial"/>
+          <w:b/>
+          <w:bCs/>
+          <w:sz w:val="20"/>
+          <w:szCs w:val="20"/>
+        </w:rPr>
+        <w:t xml:space="preserve">- LD50 (droga pokarmowa / doustnie):</w:t>
+      </w:r>
+      <w:r>
+        <w:rPr>
+          <w:rFonts w:ascii="Arial" w:cs="Arial" w:eastAsia="Arial" w:hAnsi="Arial"/>
+          <w:sz w:val="20"/>
+          <w:szCs w:val="20"/>
+        </w:rPr>
+        <w:t xml:space="preserve"> 2930 mg/kg (szczur)</w:t>
+      </w:r>
+    </w:p>
+    <w:p>
+      <w:pPr>
+        <w:spacing w:after="80" w:before="150"/>
+      </w:pPr>
+      <w:r>
+        <w:rPr>
+          <w:rFonts w:ascii="Arial" w:cs="Arial" w:eastAsia="Arial" w:hAnsi="Arial"/>
+          <w:b/>
+          <w:bCs/>
+          <w:sz w:val="20"/>
+          <w:szCs w:val="20"/>
+        </w:rPr>
+        <w:t xml:space="preserve">toluen (CAS: 108-88-3):</w:t>
+      </w:r>
+    </w:p>
+    <w:p>
+      <w:pPr>
+        <w:spacing w:after="60" w:before="60"/>
+      </w:pPr>
+      <w:r>
+        <w:rPr>
+          <w:rFonts w:ascii="Arial" w:cs="Arial" w:eastAsia="Arial" w:hAnsi="Arial"/>
+          <w:b/>
+          <w:bCs/>
+          <w:sz w:val="20"/>
+          <w:szCs w:val="20"/>
+        </w:rPr>
+        <w:t xml:space="preserve">- LD50 (na skórę):</w:t>
+      </w:r>
+      <w:r>
+        <w:rPr>
+          <w:rFonts w:ascii="Arial" w:cs="Arial" w:eastAsia="Arial" w:hAnsi="Arial"/>
+          <w:sz w:val="20"/>
+          <w:szCs w:val="20"/>
+        </w:rPr>
+        <w:t xml:space="preserve"> &gt; 5000 mg/kg mc (królik)</w:t>
+      </w:r>
+    </w:p>
+    <w:p>
+      <w:pPr>
+        <w:spacing w:after="60" w:before="60"/>
+      </w:pPr>
+      <w:r>
+        <w:rPr>
+          <w:rFonts w:ascii="Arial" w:cs="Arial" w:eastAsia="Arial" w:hAnsi="Arial"/>
+          <w:b/>
+          <w:bCs/>
+          <w:sz w:val="20"/>
+          <w:szCs w:val="20"/>
+        </w:rPr>
+        <w:t xml:space="preserve">- LD50 (droga pokarmowa / doustnie):</w:t>
+      </w:r>
+      <w:r>
+        <w:rPr>
+          <w:rFonts w:ascii="Arial" w:cs="Arial" w:eastAsia="Arial" w:hAnsi="Arial"/>
+          <w:sz w:val="20"/>
+          <w:szCs w:val="20"/>
+        </w:rPr>
+        <w:t xml:space="preserve"> &gt; 5000 mg/kg mc (szczur)</w:t>
+      </w:r>
+    </w:p>
+    <w:p>
+      <w:pPr>
+        <w:spacing w:after="60" w:before="60"/>
+      </w:pPr>
+      <w:r>
+        <w:rPr>
+          <w:rFonts w:ascii="Arial" w:cs="Arial" w:eastAsia="Arial" w:hAnsi="Arial"/>
+          <w:b/>
+          <w:bCs/>
+          <w:sz w:val="20"/>
+          <w:szCs w:val="20"/>
+        </w:rPr>
+        <w:t xml:space="preserve">- LC50 (drogi oddechowe, pary):</w:t>
+      </w:r>
+      <w:r>
+        <w:rPr>
+          <w:rFonts w:ascii="Arial" w:cs="Arial" w:eastAsia="Arial" w:hAnsi="Arial"/>
+          <w:sz w:val="20"/>
+          <w:szCs w:val="20"/>
+        </w:rPr>
+        <w:t xml:space="preserve"> 100 ppm (człowiek)</w:t>
       </w:r>
     </w:p>
     <w:p>
@@ -5973,7 +5983,20 @@
           <w:sz w:val="20"/>
           <w:szCs w:val="20"/>
         </w:rPr>
-        <w:t xml:space="preserve">Może powodować wystąpienie reakcji alergicznej skóry. Zawiera kumarynę (2H-chromen-2-on).</w:t>
+        <w:t xml:space="preserve">Może powodować wystąpienie reakcji alergicznej skóry.</w:t>
+      </w:r>
+    </w:p>
+    <w:p>
+      <w:pPr>
+        <w:spacing w:after="80"/>
+      </w:pPr>
+      <w:r>
+        <w:rPr>
+          <w:rFonts w:ascii="Arial" w:cs="Arial" w:eastAsia="Arial" w:hAnsi="Arial"/>
+          <w:sz w:val="20"/>
+          <w:szCs w:val="20"/>
+        </w:rPr>
+        <w:t xml:space="preserve">Zawiera: kumarynę (2H-chromen-2-on).</w:t>
       </w:r>
     </w:p>
     <w:p>
@@ -6038,7 +6061,7 @@
           <w:sz w:val="20"/>
           <w:szCs w:val="20"/>
         </w:rPr>
-        <w:t xml:space="preserve">Toluen został zaklasyfikowany do Grupy 3 (nie można zaklasyfikować jako rakotwórczy dla ludzi) przez Międzynarodową Agencję Badań nad Rakiem (IARC - 1999). Amerykańska Agencja Ochrony Środowiska (EPA) stwierdza, że dane są niewystarczające do oceny potencjału rakotwórczego.</w:t>
+        <w:t xml:space="preserve">Toluen: Zaklasyfikowany do Grupy 3 (nie można zaklasyfikować jako rakotwórczy dla ludzi) przez Międzynarodową Agencję Badań nad Rakiem (IARC) - (IARC, 1999). Agencja Ochrony Środowiska USA (EPA) stwierdza, że „dane są niewystarczające do oceny potencjału rakotwórczego”.</w:t>
       </w:r>
     </w:p>
     <w:p>
@@ -6162,58 +6185,41 @@
     </w:p>
     <w:p>
       <w:pPr>
-        <w:spacing w:after="100" w:before="200"/>
-      </w:pPr>
-      <w:r>
-        <w:rPr>
-          <w:rFonts w:ascii="Arial" w:cs="Arial" w:eastAsia="Arial" w:hAnsi="Arial"/>
-          <w:b/>
-          <w:bCs/>
-          <w:sz w:val="20"/>
-          <w:szCs w:val="20"/>
-        </w:rPr>
-        <w:t xml:space="preserve">11.2.1. Właściwości zaburzające funkcjonowanie układu hormonalnego:</w:t>
-      </w:r>
-    </w:p>
-    <w:p>
-      <w:pPr>
-        <w:spacing w:after="80"/>
-      </w:pPr>
-      <w:r>
-        <w:rPr>
-          <w:rFonts w:ascii="Arial" w:cs="Arial" w:eastAsia="Arial" w:hAnsi="Arial"/>
-          <w:sz w:val="20"/>
-          <w:szCs w:val="20"/>
-        </w:rPr>
-        <w:t xml:space="preserve">W oparciu o dostępne dane produkt nie zawiera substancji wpisanych do głównych europejskich wykazów jako substancje o właściwościach zaburzających funkcjonowanie układu hormonalnego lub podejrzewane o takie właściwości w odniesieniu do zdrowia ludzkiego w stężeniu ≥ 0,1%.</w:t>
-      </w:r>
-    </w:p>
-    <w:p>
-      <w:pPr>
-        <w:spacing w:after="100" w:before="200"/>
-      </w:pPr>
-      <w:r>
-        <w:rPr>
-          <w:rFonts w:ascii="Arial" w:cs="Arial" w:eastAsia="Arial" w:hAnsi="Arial"/>
-          <w:b/>
-          <w:bCs/>
-          <w:sz w:val="20"/>
-          <w:szCs w:val="20"/>
-        </w:rPr>
-        <w:t xml:space="preserve">11.2.2. Inne informacje:</w:t>
-      </w:r>
-    </w:p>
-    <w:p>
-      <w:pPr>
-        <w:spacing w:after="80"/>
-      </w:pPr>
-      <w:r>
-        <w:rPr>
-          <w:rFonts w:ascii="Arial" w:cs="Arial" w:eastAsia="Arial" w:hAnsi="Arial"/>
-          <w:sz w:val="20"/>
-          <w:szCs w:val="20"/>
-        </w:rPr>
-        <w:t xml:space="preserve">Brak dalszych danych.</w:t>
+        <w:spacing w:after="80"/>
+      </w:pPr>
+      <w:r>
+        <w:rPr>
+          <w:rFonts w:ascii="Arial" w:cs="Arial" w:eastAsia="Arial" w:hAnsi="Arial"/>
+          <w:sz w:val="20"/>
+          <w:szCs w:val="20"/>
+        </w:rPr>
+        <w:t xml:space="preserve">Właściwości zaburzające funkcjonowanie układu hormonalnego:</w:t>
+      </w:r>
+    </w:p>
+    <w:p>
+      <w:pPr>
+        <w:spacing w:after="80"/>
+      </w:pPr>
+      <w:r>
+        <w:rPr>
+          <w:rFonts w:ascii="Arial" w:cs="Arial" w:eastAsia="Arial" w:hAnsi="Arial"/>
+          <w:sz w:val="20"/>
+          <w:szCs w:val="20"/>
+        </w:rPr>
+        <w:t xml:space="preserve">W oparciu o dostępne dane produkt nie zawiera substancji wymienionych w głównych europejskich wykazach potencjalnych lub podejrzewanych substancji zaburzających funkcjonowanie układu hormonalnego mających wpływ na zdrowie człowieka podlegających ocenie.</w:t>
+      </w:r>
+    </w:p>
+    <w:p>
+      <w:pPr>
+        <w:spacing w:after="80"/>
+      </w:pPr>
+      <w:r>
+        <w:rPr>
+          <w:rFonts w:ascii="Arial" w:cs="Arial" w:eastAsia="Arial" w:hAnsi="Arial"/>
+          <w:sz w:val="20"/>
+          <w:szCs w:val="20"/>
+        </w:rPr>
+        <w:t xml:space="preserve">Inne informacje: Brak.</w:t>
       </w:r>
     </w:p>
     <w:p>
